--- a/docs/Odyssey-10-Pro-Drone-System.docx
+++ b/docs/Odyssey-10-Pro-Drone-System.docx
@@ -29,7 +29,7 @@
           <w:i/>
           <w:sz w:val="28"/>
         </w:rPr>
-        <w:t>Engineering Master Specification -- Revision 2.0</w:t>
+        <w:t>Engineering Master Specification -- Revision 2.1</w:t>
       </w:r>
     </w:p>
     <w:p/>
@@ -101,7 +101,7 @@
         <w:t>Document revision:</w:t>
       </w:r>
       <w:r>
-        <w:t xml:space="preserve"> 2.0 — engineering review applied</w:t>
+        <w:t xml:space="preserve"> 2.1 — engineering review applied, regulatory position corrected</w:t>
       </w:r>
     </w:p>
     <w:p>
@@ -13324,6 +13324,45 @@
           <w:rFonts w:ascii="Consolas" w:hAnsi="Consolas"/>
           <w:sz w:val="15"/>
         </w:rPr>
+        <w:t xml:space="preserve">                |                 |    (antenna forward,      |    |</w:t>
+      </w:r>
+    </w:p>
+    <w:p>
+      <w:pPr>
+        <w:pStyle w:val="OdysseyCode"/>
+        <w:shd w:val="clear" w:color="auto" w:fill="F2F2F2"/>
+      </w:pPr>
+      <w:r>
+        <w:rPr>
+          <w:rFonts w:ascii="Consolas" w:hAnsi="Consolas"/>
+          <w:sz w:val="15"/>
+        </w:rPr>
+        <w:t xml:space="preserve">                |                 |     see 8.5 -- keep it    |    |</w:t>
+      </w:r>
+    </w:p>
+    <w:p>
+      <w:pPr>
+        <w:pStyle w:val="OdysseyCode"/>
+        <w:shd w:val="clear" w:color="auto" w:fill="F2F2F2"/>
+      </w:pPr>
+      <w:r>
+        <w:rPr>
+          <w:rFonts w:ascii="Consolas" w:hAnsi="Consolas"/>
+          <w:sz w:val="15"/>
+        </w:rPr>
+        <w:t xml:space="preserve">                |                 |     away from the ELRS RX)|    |</w:t>
+      </w:r>
+    </w:p>
+    <w:p>
+      <w:pPr>
+        <w:pStyle w:val="OdysseyCode"/>
+        <w:shd w:val="clear" w:color="auto" w:fill="F2F2F2"/>
+      </w:pPr>
+      <w:r>
+        <w:rPr>
+          <w:rFonts w:ascii="Consolas" w:hAnsi="Consolas"/>
+          <w:sz w:val="15"/>
+        </w:rPr>
         <w:t xml:space="preserve">               (O)----------------+---------------------------+---(O)</w:t>
       </w:r>
     </w:p>
@@ -14368,7 +14407,410 @@
         <w:t>Legality of 433 MHz at +20 dBm is your responsibility and it is not universal.</w:t>
       </w:r>
       <w:r>
-        <w:t xml:space="preserve"> See section 12.2.</w:t>
+        <w:t xml:space="preserve"> See section 12.5.</w:t>
+      </w:r>
+    </w:p>
+    <w:p>
+      <w:pPr>
+        <w:pStyle w:val="Heading2"/>
+      </w:pPr>
+      <w:r>
+        <w:t>8.5 The 2.4 GHz problem this design created for itself</w:t>
+      </w:r>
+    </w:p>
+    <w:p>
+      <w:r>
+        <w:t xml:space="preserve">Revision 2.0 moved the RC link to 2.4 GHz ExpressLRS specifically to escape the 433 MHz second harmonic at 866 MHz. That was the right call for </w:t>
+      </w:r>
+      <w:r>
+        <w:rPr>
+          <w:i/>
+        </w:rPr>
+        <w:t>that</w:t>
+      </w:r>
+      <w:r>
+        <w:t xml:space="preserve"> problem, but it created a second one that revision 2.0 did not address: </w:t>
+      </w:r>
+      <w:r>
+        <w:rPr>
+          <w:b/>
+        </w:rPr>
+        <w:t>the Remote ID module also transmits on 2.4 GHz</w:t>
+      </w:r>
+      <w:r>
+        <w:t>, and revision 2.0's placement diagram put it in the central stack, close to everything.</w:t>
+      </w:r>
+    </w:p>
+    <w:p>
+      <w:r>
+        <w:t>Three 2.4 GHz emitters now share the airframe:</w:t>
+      </w:r>
+    </w:p>
+    <w:tbl>
+      <w:tblPr>
+        <w:tblStyle w:val="TableGrid"/>
+        <w:tblW w:type="auto" w:w="0"/>
+        <w:jc w:val="center"/>
+        <w:tblLayout w:type="autofit"/>
+        <w:tblLook w:firstColumn="1" w:firstRow="1" w:lastColumn="0" w:lastRow="0" w:noHBand="0" w:noVBand="1" w:val="04A0"/>
+      </w:tblPr>
+      <w:tblGrid>
+        <w:gridCol w:w="3312"/>
+        <w:gridCol w:w="3312"/>
+        <w:gridCol w:w="3312"/>
+      </w:tblGrid>
+      <w:tr>
+        <w:trPr>
+          <w:tblHeader w:val="true"/>
+        </w:trPr>
+        <w:tc>
+          <w:tcPr>
+            <w:tcW w:type="dxa" w:w="3312"/>
+            <w:shd w:val="clear" w:color="auto" w:fill="1F3864"/>
+          </w:tcPr>
+          <w:p>
+            <w:pPr>
+              <w:spacing w:after="40" w:before="40"/>
+            </w:pPr>
+            <w:r>
+              <w:rPr>
+                <w:b/>
+                <w:color w:val="FFFFFF"/>
+                <w:sz w:val="18"/>
+              </w:rPr>
+              <w:t>Emitter</w:t>
+            </w:r>
+          </w:p>
+        </w:tc>
+        <w:tc>
+          <w:tcPr>
+            <w:tcW w:type="dxa" w:w="3312"/>
+            <w:shd w:val="clear" w:color="auto" w:fill="1F3864"/>
+          </w:tcPr>
+          <w:p>
+            <w:pPr>
+              <w:spacing w:after="40" w:before="40"/>
+            </w:pPr>
+            <w:r>
+              <w:rPr>
+                <w:b/>
+                <w:color w:val="FFFFFF"/>
+                <w:sz w:val="18"/>
+              </w:rPr>
+              <w:t>Duty</w:t>
+            </w:r>
+          </w:p>
+        </w:tc>
+        <w:tc>
+          <w:tcPr>
+            <w:tcW w:type="dxa" w:w="3312"/>
+            <w:shd w:val="clear" w:color="auto" w:fill="1F3864"/>
+          </w:tcPr>
+          <w:p>
+            <w:pPr>
+              <w:spacing w:after="40" w:before="40"/>
+            </w:pPr>
+            <w:r>
+              <w:rPr>
+                <w:b/>
+                <w:color w:val="FFFFFF"/>
+                <w:sz w:val="18"/>
+              </w:rPr>
+              <w:t>Consequence of interference</w:t>
+            </w:r>
+          </w:p>
+        </w:tc>
+      </w:tr>
+      <w:tr>
+        <w:tc>
+          <w:tcPr>
+            <w:tcW w:type="dxa" w:w="3312"/>
+          </w:tcPr>
+          <w:p>
+            <w:pPr>
+              <w:spacing w:after="40" w:before="40"/>
+            </w:pPr>
+            <w:r>
+              <w:rPr>
+                <w:sz w:val="18"/>
+              </w:rPr>
+              <w:t>ExpressLRS receiver (RX, and TX for handset telemetry)</w:t>
+            </w:r>
+          </w:p>
+        </w:tc>
+        <w:tc>
+          <w:tcPr>
+            <w:tcW w:type="dxa" w:w="3312"/>
+          </w:tcPr>
+          <w:p>
+            <w:pPr>
+              <w:spacing w:after="40" w:before="40"/>
+            </w:pPr>
+            <w:r>
+              <w:rPr>
+                <w:sz w:val="18"/>
+              </w:rPr>
+              <w:t>continuous, FHSS</w:t>
+            </w:r>
+          </w:p>
+        </w:tc>
+        <w:tc>
+          <w:tcPr>
+            <w:tcW w:type="dxa" w:w="3312"/>
+          </w:tcPr>
+          <w:p>
+            <w:pPr>
+              <w:spacing w:after="40" w:before="40"/>
+            </w:pPr>
+            <w:r>
+              <w:rPr>
+                <w:b/>
+                <w:sz w:val="18"/>
+              </w:rPr>
+              <w:t>Loss of manual control</w:t>
+            </w:r>
+          </w:p>
+        </w:tc>
+      </w:tr>
+      <w:tr>
+        <w:tc>
+          <w:tcPr>
+            <w:tcW w:type="dxa" w:w="3312"/>
+          </w:tcPr>
+          <w:p>
+            <w:pPr>
+              <w:spacing w:after="40" w:before="40"/>
+            </w:pPr>
+            <w:r>
+              <w:rPr>
+                <w:sz w:val="18"/>
+              </w:rPr>
+              <w:t>Remote ID BLE 5 advertising</w:t>
+            </w:r>
+          </w:p>
+        </w:tc>
+        <w:tc>
+          <w:tcPr>
+            <w:tcW w:type="dxa" w:w="3312"/>
+          </w:tcPr>
+          <w:p>
+            <w:pPr>
+              <w:spacing w:after="40" w:before="40"/>
+            </w:pPr>
+            <w:r>
+              <w:rPr>
+                <w:sz w:val="18"/>
+              </w:rPr>
+              <w:t>~1–4 packets/s</w:t>
+            </w:r>
+          </w:p>
+        </w:tc>
+        <w:tc>
+          <w:tcPr>
+            <w:tcW w:type="dxa" w:w="3312"/>
+          </w:tcPr>
+          <w:p>
+            <w:pPr>
+              <w:spacing w:after="40" w:before="40"/>
+            </w:pPr>
+            <w:r>
+              <w:rPr>
+                <w:sz w:val="18"/>
+              </w:rPr>
+              <w:t>Missed Remote ID broadcast</w:t>
+            </w:r>
+          </w:p>
+        </w:tc>
+      </w:tr>
+      <w:tr>
+        <w:tc>
+          <w:tcPr>
+            <w:tcW w:type="dxa" w:w="3312"/>
+          </w:tcPr>
+          <w:p>
+            <w:pPr>
+              <w:spacing w:after="40" w:before="40"/>
+            </w:pPr>
+            <w:r>
+              <w:rPr>
+                <w:sz w:val="18"/>
+              </w:rPr>
+              <w:t>Remote ID Wi-Fi beacon</w:t>
+            </w:r>
+          </w:p>
+        </w:tc>
+        <w:tc>
+          <w:tcPr>
+            <w:tcW w:type="dxa" w:w="3312"/>
+          </w:tcPr>
+          <w:p>
+            <w:pPr>
+              <w:spacing w:after="40" w:before="40"/>
+            </w:pPr>
+            <w:r>
+              <w:rPr>
+                <w:sz w:val="18"/>
+              </w:rPr>
+              <w:t>1 Hz</w:t>
+            </w:r>
+          </w:p>
+        </w:tc>
+        <w:tc>
+          <w:tcPr>
+            <w:tcW w:type="dxa" w:w="3312"/>
+          </w:tcPr>
+          <w:p>
+            <w:pPr>
+              <w:spacing w:after="40" w:before="40"/>
+            </w:pPr>
+            <w:r>
+              <w:rPr>
+                <w:sz w:val="18"/>
+              </w:rPr>
+              <w:t>Missed Remote ID broadcast</w:t>
+            </w:r>
+          </w:p>
+        </w:tc>
+      </w:tr>
+    </w:tbl>
+    <w:p/>
+    <w:p>
+      <w:r>
+        <w:t xml:space="preserve">These are not equally important. </w:t>
+      </w:r>
+      <w:r>
+        <w:rPr>
+          <w:b/>
+        </w:rPr>
+        <w:t>ExpressLRS packet reception is mission-critical and Remote ID is not.</w:t>
+      </w:r>
+      <w:r>
+        <w:t xml:space="preserve"> A Remote ID advertisement that collides with an ELRS packet costs a Remote ID frame; the reverse costs the aircraft. The mitigation must therefore be asymmetric — protect the receiver, and let Remote ID take the loss.</w:t>
+      </w:r>
+    </w:p>
+    <w:p>
+      <w:r>
+        <w:rPr>
+          <w:b/>
+        </w:rPr>
+        <w:t>Placement rules, in priority order:</w:t>
+      </w:r>
+    </w:p>
+    <w:p>
+      <w:pPr>
+        <w:pStyle w:val="ListNumber"/>
+      </w:pPr>
+      <w:r>
+        <w:rPr>
+          <w:b/>
+        </w:rPr>
+        <w:t>Separation.</w:t>
+      </w:r>
+      <w:r>
+        <w:t xml:space="preserve"> The Remote ID antenna and the ExpressLRS antennas sit at opposite</w:t>
+      </w:r>
+    </w:p>
+    <w:p>
+      <w:r>
+        <w:t>ends of the airframe — Remote ID forward on the central stack, ExpressLRS at the tail. Aim for ≥ 150 mm; a +9 dBm transmitter 30 mm from a receiver front-end will desensitise it regardless of channel.</w:t>
+      </w:r>
+    </w:p>
+    <w:p>
+      <w:pPr>
+        <w:pStyle w:val="ListNumber"/>
+      </w:pPr>
+      <w:r>
+        <w:rPr>
+          <w:b/>
+        </w:rPr>
+        <w:t>Orthogonal polarisation.</w:t>
+      </w:r>
+      <w:r>
+        <w:t xml:space="preserve"> The ExpressLRS dipoles are already mounted at 90° to each</w:t>
+      </w:r>
+    </w:p>
+    <w:p>
+      <w:r>
+        <w:t>other for diversity; mount the Remote ID antenna orthogonal to both.</w:t>
+      </w:r>
+    </w:p>
+    <w:p>
+      <w:pPr>
+        <w:pStyle w:val="ListNumber"/>
+      </w:pPr>
+      <w:r>
+        <w:rPr>
+          <w:b/>
+        </w:rPr>
+        <w:t>Never bundle the Remote ID coax with the ExpressLRS coax</w:t>
+      </w:r>
+      <w:r>
+        <w:t>, and do not route either</w:t>
+      </w:r>
+    </w:p>
+    <w:p>
+      <w:r>
+        <w:t>along the ESC power leads.</w:t>
+      </w:r>
+    </w:p>
+    <w:p>
+      <w:pPr>
+        <w:pStyle w:val="ListNumber"/>
+      </w:pPr>
+      <w:r>
+        <w:rPr>
+          <w:b/>
+        </w:rPr>
+        <w:t>Ground plane.</w:t>
+      </w:r>
+      <w:r>
+        <w:t xml:space="preserve"> Keep the carbon top plate between the Remote ID module and the</w:t>
+      </w:r>
+    </w:p>
+    <w:p>
+      <w:r>
+        <w:t>ExpressLRS receiver where the layout allows it — carbon fibre is conductive and gives useful isolation almost for free.</w:t>
+      </w:r>
+    </w:p>
+    <w:p>
+      <w:r>
+        <w:rPr>
+          <w:b/>
+        </w:rPr>
+        <w:t>Verification, not assumption.</w:t>
+      </w:r>
+      <w:r>
+        <w:t xml:space="preserve"> Section 11.4 adds a bench check: with the aircraft powered and Remote ID broadcasting, confirm the ExpressLRS link quality reported in telemetry does not drop when Remote ID transmits. If it does, the antennas are too close. This is measurable in the BlackBox — </w:t>
+      </w:r>
+      <w:r>
+        <w:rPr>
+          <w:rFonts w:ascii="Consolas" w:hAnsi="Consolas"/>
+          <w:sz w:val="19"/>
+        </w:rPr>
+        <w:t>rcLinkQuality</w:t>
+      </w:r>
+      <w:r>
+        <w:t xml:space="preserve"> is logged — so it does not require test equipment.</w:t>
+      </w:r>
+    </w:p>
+    <w:p>
+      <w:r>
+        <w:rPr>
+          <w:b/>
+        </w:rPr>
+        <w:t>If the coexistence cannot be made to work</w:t>
+      </w:r>
+      <w:r>
+        <w:t xml:space="preserve"> on your airframe, the escape route is to move the </w:t>
+      </w:r>
+      <w:r>
+        <w:rPr>
+          <w:i/>
+        </w:rPr>
+        <w:t>telemetry</w:t>
+      </w:r>
+      <w:r>
+        <w:t xml:space="preserve"> link rather than the RC link: fit an Ra-02H (868/915 MHz) as section 12.5 describes, which frees 2.4 GHz for RC and Remote ID alone and removes the 433 MHz harmonic issue at the same time. That is the cleanest RF plan overall and is the recommended configuration for a new build.</w:t>
       </w:r>
     </w:p>
     <w:p>
@@ -18817,7 +19259,102 @@
           <w:rFonts w:ascii="Consolas" w:hAnsi="Consolas"/>
           <w:sz w:val="15"/>
         </w:rPr>
-        <w:t>registered operator ID and serial number — not the placeholder.</w:t>
+        <w:t>registered operator ID and serial number — not the placeholder. The module</w:t>
+      </w:r>
+    </w:p>
+    <w:p>
+      <w:pPr>
+        <w:pStyle w:val="OdysseyCode"/>
+        <w:shd w:val="clear" w:color="auto" w:fill="F2F2F2"/>
+      </w:pPr>
+      <w:r>
+        <w:rPr>
+          <w:rFonts w:ascii="Consolas" w:hAnsi="Consolas"/>
+          <w:sz w:val="15"/>
+        </w:rPr>
+        <w:t>holds its health line low until both are valid, so the aircraft will refuse to</w:t>
+      </w:r>
+    </w:p>
+    <w:p>
+      <w:pPr>
+        <w:pStyle w:val="OdysseyCode"/>
+        <w:shd w:val="clear" w:color="auto" w:fill="F2F2F2"/>
+      </w:pPr>
+      <w:r>
+        <w:rPr>
+          <w:rFonts w:ascii="Consolas" w:hAnsi="Consolas"/>
+          <w:sz w:val="15"/>
+        </w:rPr>
+        <w:t>arm if this step is skipped.</w:t>
+      </w:r>
+    </w:p>
+    <w:p>
+      <w:pPr>
+        <w:pStyle w:val="ListBullet"/>
+      </w:pPr>
+      <w:r>
+        <w:t xml:space="preserve">[ ] </w:t>
+      </w:r>
+      <w:r>
+        <w:rPr>
+          <w:b/>
+        </w:rPr>
+        <w:t>2.4 GHz coexistence (see 8.5).</w:t>
+      </w:r>
+      <w:r>
+        <w:t xml:space="preserve"> With the aircraft powered and Remote ID</w:t>
+      </w:r>
+    </w:p>
+    <w:p>
+      <w:pPr>
+        <w:pStyle w:val="OdysseyCode"/>
+        <w:shd w:val="clear" w:color="auto" w:fill="F2F2F2"/>
+      </w:pPr>
+      <w:r>
+        <w:rPr>
+          <w:rFonts w:ascii="Consolas" w:hAnsi="Consolas"/>
+          <w:sz w:val="15"/>
+        </w:rPr>
+        <w:t>broadcasting, watch the ExpressLRS link quality in telemetry for 60 s. It must</w:t>
+      </w:r>
+    </w:p>
+    <w:p>
+      <w:pPr>
+        <w:pStyle w:val="OdysseyCode"/>
+        <w:shd w:val="clear" w:color="auto" w:fill="F2F2F2"/>
+      </w:pPr>
+      <w:r>
+        <w:rPr>
+          <w:rFonts w:ascii="Consolas" w:hAnsi="Consolas"/>
+          <w:sz w:val="15"/>
+        </w:rPr>
+        <w:t>not dip in step with the Remote ID transmissions. `rcLinkQuality` is recorded</w:t>
+      </w:r>
+    </w:p>
+    <w:p>
+      <w:pPr>
+        <w:pStyle w:val="OdysseyCode"/>
+        <w:shd w:val="clear" w:color="auto" w:fill="F2F2F2"/>
+      </w:pPr>
+      <w:r>
+        <w:rPr>
+          <w:rFonts w:ascii="Consolas" w:hAnsi="Consolas"/>
+          <w:sz w:val="15"/>
+        </w:rPr>
+        <w:t>in the BlackBox, so this is measurable without test equipment. A visible dip</w:t>
+      </w:r>
+    </w:p>
+    <w:p>
+      <w:pPr>
+        <w:pStyle w:val="OdysseyCode"/>
+        <w:shd w:val="clear" w:color="auto" w:fill="F2F2F2"/>
+      </w:pPr>
+      <w:r>
+        <w:rPr>
+          <w:rFonts w:ascii="Consolas" w:hAnsi="Consolas"/>
+          <w:sz w:val="15"/>
+        </w:rPr>
+        <w:t>means the antennas are too close — move them apart before flying.</w:t>
       </w:r>
     </w:p>
     <w:p>
@@ -18980,13 +19517,26 @@
           <w:b/>
           <w:i/>
         </w:rPr>
-        <w:t>FINDING 17.</w:t>
+        <w:t>CORRECTION TO REVISION 2.0.</w:t>
       </w:r>
       <w:r>
         <w:rPr>
           <w:i/>
         </w:rPr>
-        <w:t xml:space="preserve"> Revision 1.0's section 1 listed a "Native Direct Remote ID (DRI) OpenDroneID Broadcaster" among the core avionics. The string appeared exactly once in the entire document and nothing implemented it. At 1773 g the aircraft is over the 250 g threshold in every jurisdiction that has one, so flying it without Remote ID is not a missing feature — it is unlawful.</w:t>
+        <w:t xml:space="preserve"> Revision 2.0 stated that at 1773 g "flying it without Remote ID is not a missing feature — it is unlawful" in the US, EU and UK. </w:t>
+      </w:r>
+      <w:r>
+        <w:rPr>
+          <w:b/>
+          <w:i/>
+        </w:rPr>
+        <w:t>That was an over-claim for the EU and it is withdrawn.</w:t>
+      </w:r>
+      <w:r>
+        <w:rPr>
+          <w:i/>
+        </w:rPr>
+        <w:t xml:space="preserve"> Section 12.1 sets out the actual position for a privately built aircraft. The engineering is unchanged; the legal framing was wrong.</w:t>
       </w:r>
     </w:p>
     <w:p>
@@ -18994,98 +19544,53 @@
         <w:pStyle w:val="Heading2"/>
       </w:pPr>
       <w:r>
-        <w:t>12.1 Remote identification</w:t>
-      </w:r>
-    </w:p>
-    <w:p>
-      <w:r>
-        <w:t xml:space="preserve">An </w:t>
+        <w:t>12.1 Do you actually need Direct Remote ID?</w:t>
+      </w:r>
+    </w:p>
+    <w:p>
+      <w:r>
+        <w:t xml:space="preserve">For a </w:t>
       </w:r>
       <w:r>
         <w:rPr>
           <w:b/>
         </w:rPr>
-        <w:t>ESP32-C6 module</w:t>
-      </w:r>
-      <w:r>
-        <w:t xml:space="preserve"> on the AUX bus broadcasts ASTM F3411 / ASD-STAN prEN 4709-002 messages over Bluetooth 5 Long Range (Coded PHY) and a Wi-Fi beacon vendor IE. It transmits Location/Vector at 1 Hz and the static messages (Basic ID, System, Operator ID) every 3 s.</w:t>
-      </w:r>
-    </w:p>
-    <w:p>
-      <w:r>
-        <w:t xml:space="preserve">Message encoding uses the reference library </w:t>
-      </w:r>
-      <w:r>
-        <w:rPr>
-          <w:rFonts w:ascii="Consolas" w:hAnsi="Consolas"/>
-          <w:sz w:val="19"/>
-        </w:rPr>
-        <w:t>opendroneid/opendroneid-core-c</w:t>
-      </w:r>
-      <w:r>
-        <w:t xml:space="preserve"> rather than a hand-rolled bit layout, because the ASTM field packing is bit-exact and easy to get subtly wrong.</w:t>
-      </w:r>
-    </w:p>
-    <w:p>
+        <w:t>privately built</w:t>
+      </w:r>
+      <w:r>
+        <w:t xml:space="preserve"> aircraft in the EU </w:t>
+      </w:r>
       <w:r>
         <w:rPr>
           <w:b/>
         </w:rPr>
-        <w:t>Before flight you must set, in `firmware/remote-id/src/main.cpp`:</w:t>
-      </w:r>
-    </w:p>
-    <w:p>
-      <w:pPr>
-        <w:pStyle w:val="ListBullet"/>
-      </w:pPr>
-      <w:r>
-        <w:rPr>
-          <w:rFonts w:ascii="Consolas" w:hAnsi="Consolas"/>
-          <w:sz w:val="19"/>
-        </w:rPr>
-        <w:t>UAS_SERIAL_NUMBER</w:t>
-      </w:r>
-      <w:r>
-        <w:t xml:space="preserve"> — your ANSI/CTA-2063-A serial number</w:t>
-      </w:r>
-    </w:p>
-    <w:p>
-      <w:pPr>
-        <w:pStyle w:val="ListBullet"/>
-      </w:pPr>
-      <w:r>
-        <w:rPr>
-          <w:rFonts w:ascii="Consolas" w:hAnsi="Consolas"/>
-          <w:sz w:val="19"/>
-        </w:rPr>
-        <w:t>OPERATOR_ID</w:t>
-      </w:r>
-      <w:r>
-        <w:t xml:space="preserve"> — the registration number issued by your civil aviation authority</w:t>
-      </w:r>
-    </w:p>
-    <w:p>
-      <w:r>
-        <w:t xml:space="preserve">Broadcasting a placeholder ID is itself a violation. The firmware prints a warning on boot while the placeholder is present, and Remote ID health is a </w:t>
+        <w:t>open category</w:t>
+      </w:r>
+      <w:r>
+        <w:t>, the answer is not automatically yes, and revision 2.0 got this wrong.</w:t>
+      </w:r>
+    </w:p>
+    <w:p>
+      <w:r>
+        <w:t xml:space="preserve">Under EU 2019/945 the Direct Remote ID obligation attaches to </w:t>
       </w:r>
       <w:r>
         <w:rPr>
           <w:b/>
         </w:rPr>
-        <w:t>blocking arm condition</w:t>
-      </w:r>
-      <w:r>
-        <w:t xml:space="preserve"> in </w:t>
-      </w:r>
-      <w:r>
-        <w:rPr>
-          <w:rFonts w:ascii="Consolas" w:hAnsi="Consolas"/>
-          <w:sz w:val="19"/>
-        </w:rPr>
-        <w:t>ODY_ARM_REQUIRED_SENSORS</w:t>
-      </w:r>
-      <w:r>
-        <w:t>.</w:t>
+        <w:t>class-marked</w:t>
+      </w:r>
+      <w:r>
+        <w:t xml:space="preserve"> aircraft — C1, C2, C3. EASA separately permits </w:t>
+      </w:r>
+      <w:r>
+        <w:rPr>
+          <w:b/>
+        </w:rPr>
+        <w:t>privately built</w:t>
+      </w:r>
+      <w:r>
+        <w:t xml:space="preserve"> UAS in the open category: A1 below 250 g, and A3 below 25 kg. A privately built aircraft carries no class mark, so the C-class DRI requirement does not reach it by that route.</w:t>
       </w:r>
     </w:p>
     <w:tbl>
@@ -19120,7 +19625,7 @@
                 <w:color w:val="FFFFFF"/>
                 <w:sz w:val="18"/>
               </w:rPr>
-              <w:t>Jurisdiction</w:t>
+              <w:t>Aircraft</w:t>
             </w:r>
           </w:p>
         </w:tc>
@@ -19139,7 +19644,7 @@
                 <w:color w:val="FFFFFF"/>
                 <w:sz w:val="18"/>
               </w:rPr>
-              <w:t>Regulation</w:t>
+              <w:t>Operation</w:t>
             </w:r>
           </w:p>
         </w:tc>
@@ -19158,7 +19663,7 @@
                 <w:color w:val="FFFFFF"/>
                 <w:sz w:val="18"/>
               </w:rPr>
-              <w:t>Applies above</w:t>
+              <w:t>Direct Remote ID</w:t>
             </w:r>
           </w:p>
         </w:tc>
@@ -19176,7 +19681,7 @@
               <w:rPr>
                 <w:sz w:val="18"/>
               </w:rPr>
-              <w:t>United States</w:t>
+              <w:t>Privately built, &lt; 250 g, &lt; 19 m/s</w:t>
             </w:r>
           </w:p>
         </w:tc>
@@ -19192,7 +19697,7 @@
               <w:rPr>
                 <w:sz w:val="18"/>
               </w:rPr>
-              <w:t>14 CFR Part 89</w:t>
+              <w:t>A1</w:t>
             </w:r>
           </w:p>
         </w:tc>
@@ -19208,7 +19713,7 @@
               <w:rPr>
                 <w:sz w:val="18"/>
               </w:rPr>
-              <w:t>250 g</w:t>
+              <w:t>Not required merely because it is DIY</w:t>
             </w:r>
           </w:p>
         </w:tc>
@@ -19226,7 +19731,7 @@
               <w:rPr>
                 <w:sz w:val="18"/>
               </w:rPr>
-              <w:t>European Union</w:t>
+              <w:t>Privately built, &lt; 25 kg</w:t>
             </w:r>
           </w:p>
         </w:tc>
@@ -19242,7 +19747,7 @@
               <w:rPr>
                 <w:sz w:val="18"/>
               </w:rPr>
-              <w:t>EU 2019/945 direct remote identification</w:t>
+              <w:t>A3</w:t>
             </w:r>
           </w:p>
         </w:tc>
@@ -19258,7 +19763,7 @@
               <w:rPr>
                 <w:sz w:val="18"/>
               </w:rPr>
-              <w:t>250 g</w:t>
+              <w:t>Not required merely because it is DIY</w:t>
             </w:r>
           </w:p>
         </w:tc>
@@ -19276,7 +19781,7 @@
               <w:rPr>
                 <w:sz w:val="18"/>
               </w:rPr>
-              <w:t>United Kingdom</w:t>
+              <w:t>Class-marked C1 / C2 / C3</w:t>
             </w:r>
           </w:p>
         </w:tc>
@@ -19292,7 +19797,7 @@
               <w:rPr>
                 <w:sz w:val="18"/>
               </w:rPr>
-              <w:t>UK Reg. (EU) 2019/945 as retained</w:t>
+              <w:t>A1 / A2 / A3</w:t>
             </w:r>
           </w:p>
         </w:tc>
@@ -19306,9 +19811,62 @@
             </w:pPr>
             <w:r>
               <w:rPr>
-                <w:sz w:val="18"/>
-              </w:rPr>
-              <w:t>250 g</w:t>
+                <w:b/>
+                <w:sz w:val="18"/>
+              </w:rPr>
+              <w:t>Required</w:t>
+            </w:r>
+          </w:p>
+        </w:tc>
+      </w:tr>
+      <w:tr>
+        <w:tc>
+          <w:tcPr>
+            <w:tcW w:type="dxa" w:w="3312"/>
+          </w:tcPr>
+          <w:p>
+            <w:pPr>
+              <w:spacing w:after="40" w:before="40"/>
+            </w:pPr>
+            <w:r>
+              <w:rPr>
+                <w:sz w:val="18"/>
+              </w:rPr>
+              <w:t>Any aircraft</w:t>
+            </w:r>
+          </w:p>
+        </w:tc>
+        <w:tc>
+          <w:tcPr>
+            <w:tcW w:type="dxa" w:w="3312"/>
+          </w:tcPr>
+          <w:p>
+            <w:pPr>
+              <w:spacing w:after="40" w:before="40"/>
+            </w:pPr>
+            <w:r>
+              <w:rPr>
+                <w:b/>
+                <w:sz w:val="18"/>
+              </w:rPr>
+              <w:t>Specific category</w:t>
+            </w:r>
+          </w:p>
+        </w:tc>
+        <w:tc>
+          <w:tcPr>
+            <w:tcW w:type="dxa" w:w="3312"/>
+          </w:tcPr>
+          <w:p>
+            <w:pPr>
+              <w:spacing w:after="40" w:before="40"/>
+            </w:pPr>
+            <w:r>
+              <w:rPr>
+                <w:b/>
+                <w:sz w:val="18"/>
+              </w:rPr>
+              <w:t>Required</w:t>
             </w:r>
           </w:p>
         </w:tc>
@@ -19316,11 +19874,631 @@
     </w:tbl>
     <w:p/>
     <w:p>
+      <w:r>
+        <w:t xml:space="preserve">This aircraft is 1773 g and privately built, so flown in </w:t>
+      </w:r>
+      <w:r>
+        <w:rPr>
+          <w:b/>
+        </w:rPr>
+        <w:t>A3</w:t>
+      </w:r>
+      <w:r>
+        <w:t xml:space="preserve"> in the EU it plausibly falls in the second row. Flown in the </w:t>
+      </w:r>
+      <w:r>
+        <w:rPr>
+          <w:b/>
+        </w:rPr>
+        <w:t>specific category</w:t>
+      </w:r>
+      <w:r>
+        <w:t xml:space="preserve"> — under an operational authorisation, an STS, or a SORA — Remote ID is required regardless.</w:t>
+      </w:r>
+    </w:p>
+    <w:p>
+      <w:r>
+        <w:rPr>
+          <w:b/>
+        </w:rPr>
+        <w:t>This is a summary, not advice.</w:t>
+      </w:r>
+      <w:r>
+        <w:t xml:space="preserve"> Confirm the position for your own operation and jurisdiction. The distinction that matters is </w:t>
+      </w:r>
+      <w:r>
+        <w:rPr>
+          <w:i/>
+        </w:rPr>
+        <w:t>class-marked versus privately built</w:t>
+      </w:r>
+      <w:r>
+        <w:t>, and it is easy to miss because most published guidance is written for shop-bought drones.</w:t>
+      </w:r>
+    </w:p>
+    <w:p>
       <w:pPr>
         <w:pStyle w:val="Heading2"/>
       </w:pPr>
       <w:r>
-        <w:t>12.2 Radio spectrum</w:t>
+        <w:t>12.2 Denmark</w:t>
+      </w:r>
+    </w:p>
+    <w:p>
+      <w:r>
+        <w:t xml:space="preserve">Trafikstyrelsen's current guidance requires Remote ID for the relevant C-marked drones, and — regardless of weight or class — when flying in the </w:t>
+      </w:r>
+      <w:r>
+        <w:rPr>
+          <w:b/>
+        </w:rPr>
+        <w:t>specific category</w:t>
+      </w:r>
+      <w:r>
+        <w:t>.</w:t>
+      </w:r>
+    </w:p>
+    <w:p>
+      <w:r>
+        <w:t xml:space="preserve">There is a change in progress. Trafikstyrelsen has proposed national rules broadening electronic-visibility requirements. The consultation closed </w:t>
+      </w:r>
+      <w:r>
+        <w:rPr>
+          <w:b/>
+        </w:rPr>
+        <w:t>21 August 2026</w:t>
+      </w:r>
+      <w:r>
+        <w:t xml:space="preserve"> and the proposed changes are expected to take effect </w:t>
+      </w:r>
+      <w:r>
+        <w:rPr>
+          <w:b/>
+        </w:rPr>
+        <w:t>1 January 2027</w:t>
+      </w:r>
+      <w:r>
+        <w:t>.</w:t>
+      </w:r>
+    </w:p>
+    <w:p>
+      <w:pPr>
+        <w:ind w:left="432"/>
+        <w:shd w:val="clear" w:color="auto" w:fill="FFF2CC"/>
+      </w:pPr>
+      <w:r>
+        <w:rPr>
+          <w:i/>
+        </w:rPr>
+        <w:t xml:space="preserve">As of this revision those are </w:t>
+      </w:r>
+      <w:r>
+        <w:rPr>
+          <w:b/>
+          <w:i/>
+        </w:rPr>
+        <w:t>proposed</w:t>
+      </w:r>
+      <w:r>
+        <w:rPr>
+          <w:i/>
+        </w:rPr>
+        <w:t xml:space="preserve"> rules, not final law. If you are reading this after 1 January 2027, check what was actually adopted rather than trusting this paragraph.</w:t>
+      </w:r>
+    </w:p>
+    <w:p>
+      <w:r>
+        <w:t>Because that change is coming, the Remote ID module is specified and implemented here even though it may not be required for A3 operation today. The alternative — discovering in January 2027 that the airframe has no room, no spare UART and no power budget for it — is worse.</w:t>
+      </w:r>
+    </w:p>
+    <w:p>
+      <w:pPr>
+        <w:pStyle w:val="Heading2"/>
+      </w:pPr>
+      <w:r>
+        <w:t>12.3 The two identifiers</w:t>
+      </w:r>
+    </w:p>
+    <w:p>
+      <w:r>
+        <w:t>Direct Remote ID involves two completely different identifiers. Conflating them is a common and consequential mistake, and revision 2.0 partly did.</w:t>
+      </w:r>
+    </w:p>
+    <w:p>
+      <w:r>
+        <w:rPr>
+          <w:b/>
+        </w:rPr>
+        <w:t>CTA-2063-A serial number — identifies the HARDWARE</w:t>
+      </w:r>
+    </w:p>
+    <w:p>
+      <w:pPr>
+        <w:pStyle w:val="OdysseyCode"/>
+        <w:shd w:val="clear" w:color="auto" w:fill="F2F2F2"/>
+      </w:pPr>
+      <w:r>
+        <w:rPr>
+          <w:rFonts w:ascii="Consolas" w:hAnsi="Consolas"/>
+          <w:sz w:val="15"/>
+        </w:rPr>
+        <w:t>K7E3F000000000000001</w:t>
+      </w:r>
+    </w:p>
+    <w:p>
+      <w:pPr>
+        <w:pStyle w:val="OdysseyCode"/>
+        <w:shd w:val="clear" w:color="auto" w:fill="F2F2F2"/>
+      </w:pPr>
+      <w:r>
+        <w:rPr>
+          <w:rFonts w:ascii="Consolas" w:hAnsi="Consolas"/>
+          <w:sz w:val="15"/>
+        </w:rPr>
+        <w:t>├──┘│└────────────┘</w:t>
+      </w:r>
+    </w:p>
+    <w:p>
+      <w:pPr>
+        <w:pStyle w:val="OdysseyCode"/>
+        <w:shd w:val="clear" w:color="auto" w:fill="F2F2F2"/>
+      </w:pPr>
+      <w:r>
+        <w:rPr>
+          <w:rFonts w:ascii="Consolas" w:hAnsi="Consolas"/>
+          <w:sz w:val="15"/>
+        </w:rPr>
+        <w:t>│   │      └── manufacturer serial, up to 15 characters</w:t>
+      </w:r>
+    </w:p>
+    <w:p>
+      <w:pPr>
+        <w:pStyle w:val="OdysseyCode"/>
+        <w:shd w:val="clear" w:color="auto" w:fill="F2F2F2"/>
+      </w:pPr>
+      <w:r>
+        <w:rPr>
+          <w:rFonts w:ascii="Consolas" w:hAnsi="Consolas"/>
+          <w:sz w:val="15"/>
+        </w:rPr>
+        <w:t>│   └───────── length code: 1-9 = 1..9 characters, A-F = 10..15</w:t>
+      </w:r>
+    </w:p>
+    <w:p>
+      <w:pPr>
+        <w:pStyle w:val="OdysseyCode"/>
+        <w:shd w:val="clear" w:color="auto" w:fill="F2F2F2"/>
+      </w:pPr>
+      <w:r>
+        <w:rPr>
+          <w:rFonts w:ascii="Consolas" w:hAnsi="Consolas"/>
+          <w:sz w:val="15"/>
+        </w:rPr>
+        <w:t>└───────────── 4-character ICAO manufacturer code</w:t>
+      </w:r>
+    </w:p>
+    <w:p>
+      <w:r>
+        <w:t xml:space="preserve">Permitted characters are 0–9 and A–Z </w:t>
+      </w:r>
+      <w:r>
+        <w:rPr>
+          <w:b/>
+        </w:rPr>
+        <w:t>excluding I and O</w:t>
+      </w:r>
+      <w:r>
+        <w:t>, so a serial cannot be misread as containing 1 or 0. A 4 + 1 + 15 = 20 character serial fills OpenDroneID's 20-byte UAS ID field exactly, which is why the design uses the full length.</w:t>
+      </w:r>
+    </w:p>
+    <w:p>
+      <w:r>
+        <w:t xml:space="preserve">Apply for an ICAO manufacturer code at </w:t>
+      </w:r>
+      <w:r>
+        <w:rPr>
+          <w:rFonts w:ascii="Consolas" w:hAnsi="Consolas"/>
+          <w:sz w:val="19"/>
+        </w:rPr>
+        <w:t>OPSInbox@icao.int</w:t>
+      </w:r>
+      <w:r>
+        <w:t>.</w:t>
+      </w:r>
+    </w:p>
+    <w:p>
+      <w:pPr>
+        <w:ind w:left="432"/>
+        <w:shd w:val="clear" w:color="auto" w:fill="FFF2CC"/>
+      </w:pPr>
+      <w:r>
+        <w:rPr>
+          <w:i/>
+        </w:rPr>
+        <w:t xml:space="preserve">Revision 2.0 shipped </w:t>
+      </w:r>
+      <w:r>
+        <w:rPr>
+          <w:rFonts w:ascii="Consolas" w:hAnsi="Consolas"/>
+          <w:i/>
+          <w:sz w:val="19"/>
+        </w:rPr>
+        <w:t>ODY1P0000000000000000</w:t>
+      </w:r>
+      <w:r>
+        <w:rPr>
+          <w:i/>
+        </w:rPr>
+        <w:t xml:space="preserve"> as the placeholder. It was malformed in two ways — </w:t>
+      </w:r>
+      <w:r>
+        <w:rPr>
+          <w:rFonts w:ascii="Consolas" w:hAnsi="Consolas"/>
+          <w:i/>
+          <w:sz w:val="19"/>
+        </w:rPr>
+        <w:t>P</w:t>
+      </w:r>
+      <w:r>
+        <w:rPr>
+          <w:i/>
+        </w:rPr>
+        <w:t xml:space="preserve"> is not a valid length code, and the serial that followed ran to 16 characters against a maximum of 15 — but it looked plausible enough to ship, and would have broadcast a structurally invalid UAS ID. The placeholder is now deliberately obvious (</w:t>
+      </w:r>
+      <w:r>
+        <w:rPr>
+          <w:rFonts w:ascii="Consolas" w:hAnsi="Consolas"/>
+          <w:i/>
+          <w:sz w:val="19"/>
+        </w:rPr>
+        <w:t>SET-YOUR-CTA-SERIAL</w:t>
+      </w:r>
+      <w:r>
+        <w:rPr>
+          <w:i/>
+        </w:rPr>
+        <w:t xml:space="preserve">) and </w:t>
+      </w:r>
+      <w:r>
+        <w:rPr>
+          <w:rFonts w:ascii="Consolas" w:hAnsi="Consolas"/>
+          <w:i/>
+          <w:sz w:val="19"/>
+        </w:rPr>
+        <w:t>odyValidateCtaSerial()</w:t>
+      </w:r>
+      <w:r>
+        <w:rPr>
+          <w:i/>
+        </w:rPr>
+        <w:t xml:space="preserve"> rejects it, holding the module's health line low so the aircraft will not arm.</w:t>
+      </w:r>
+    </w:p>
+    <w:p>
+      <w:r>
+        <w:rPr>
+          <w:b/>
+        </w:rPr>
+        <w:t>Operator registration number — identifies the PERSON</w:t>
+      </w:r>
+    </w:p>
+    <w:p>
+      <w:pPr>
+        <w:pStyle w:val="OdysseyCode"/>
+        <w:shd w:val="clear" w:color="auto" w:fill="F2F2F2"/>
+      </w:pPr>
+      <w:r>
+        <w:rPr>
+          <w:rFonts w:ascii="Consolas" w:hAnsi="Consolas"/>
+          <w:sz w:val="15"/>
+        </w:rPr>
+        <w:t>DNK87astrdge12k8-xyz</w:t>
+      </w:r>
+    </w:p>
+    <w:p>
+      <w:pPr>
+        <w:pStyle w:val="OdysseyCode"/>
+        <w:shd w:val="clear" w:color="auto" w:fill="F2F2F2"/>
+      </w:pPr>
+      <w:r>
+        <w:rPr>
+          <w:rFonts w:ascii="Consolas" w:hAnsi="Consolas"/>
+          <w:sz w:val="15"/>
+        </w:rPr>
+        <w:t>├─┘├──────────┘│ └─┘</w:t>
+      </w:r>
+    </w:p>
+    <w:p>
+      <w:pPr>
+        <w:pStyle w:val="OdysseyCode"/>
+        <w:shd w:val="clear" w:color="auto" w:fill="F2F2F2"/>
+      </w:pPr>
+      <w:r>
+        <w:rPr>
+          <w:rFonts w:ascii="Consolas" w:hAnsi="Consolas"/>
+          <w:sz w:val="15"/>
+        </w:rPr>
+        <w:t>│  │           │  └── 3 SECRET characters  &lt;-- never publish these</w:t>
+      </w:r>
+    </w:p>
+    <w:p>
+      <w:pPr>
+        <w:pStyle w:val="OdysseyCode"/>
+        <w:shd w:val="clear" w:color="auto" w:fill="F2F2F2"/>
+      </w:pPr>
+      <w:r>
+        <w:rPr>
+          <w:rFonts w:ascii="Consolas" w:hAnsi="Consolas"/>
+          <w:sz w:val="15"/>
+        </w:rPr>
+        <w:t>│  │           └───── Luhn mod 36 check character</w:t>
+      </w:r>
+    </w:p>
+    <w:p>
+      <w:pPr>
+        <w:pStyle w:val="OdysseyCode"/>
+        <w:shd w:val="clear" w:color="auto" w:fill="F2F2F2"/>
+      </w:pPr>
+      <w:r>
+        <w:rPr>
+          <w:rFonts w:ascii="Consolas" w:hAnsi="Consolas"/>
+          <w:sz w:val="15"/>
+        </w:rPr>
+        <w:t>│  └───────────────── 12 characters</w:t>
+      </w:r>
+    </w:p>
+    <w:p>
+      <w:pPr>
+        <w:pStyle w:val="OdysseyCode"/>
+        <w:shd w:val="clear" w:color="auto" w:fill="F2F2F2"/>
+      </w:pPr>
+      <w:r>
+        <w:rPr>
+          <w:rFonts w:ascii="Consolas" w:hAnsi="Consolas"/>
+          <w:sz w:val="15"/>
+        </w:rPr>
+        <w:t>└──────────────────── ICAO country code (DNK for Denmark)</w:t>
+      </w:r>
+    </w:p>
+    <w:p>
+      <w:r>
+        <w:t xml:space="preserve">The </w:t>
+      </w:r>
+      <w:r>
+        <w:rPr>
+          <w:b/>
+        </w:rPr>
+        <w:t>16 characters before the hyphen are public</w:t>
+      </w:r>
+      <w:r>
+        <w:t xml:space="preserve"> and go on the airframe label. The </w:t>
+      </w:r>
+      <w:r>
+        <w:rPr>
+          <w:b/>
+        </w:rPr>
+        <w:t>three characters after it are secret.</w:t>
+      </w:r>
+      <w:r>
+        <w:t xml:space="preserve"> EASA is explicit that they must not be shared; Trafikstyrelsen calls the Danish equivalent a </w:t>
+      </w:r>
+      <w:r>
+        <w:rPr>
+          <w:i/>
+        </w:rPr>
+        <w:t>security code</w:t>
+      </w:r>
+      <w:r>
+        <w:t>.</w:t>
+      </w:r>
+    </w:p>
+    <w:p>
+      <w:pPr>
+        <w:ind w:left="432"/>
+        <w:shd w:val="clear" w:color="auto" w:fill="FFF2CC"/>
+      </w:pPr>
+      <w:r>
+        <w:rPr>
+          <w:b/>
+          <w:i/>
+        </w:rPr>
+        <w:t>The secret is therefore never compiled into this firmware.</w:t>
+      </w:r>
+      <w:r>
+        <w:rPr>
+          <w:i/>
+        </w:rPr>
+        <w:t xml:space="preserve"> There is no </w:t>
+      </w:r>
+      <w:r>
+        <w:rPr>
+          <w:rFonts w:ascii="Consolas" w:hAnsi="Consolas"/>
+          <w:i/>
+          <w:sz w:val="19"/>
+        </w:rPr>
+        <w:t>#define</w:t>
+      </w:r>
+      <w:r>
+        <w:rPr>
+          <w:i/>
+        </w:rPr>
+        <w:t xml:space="preserve"> for it. It is provisioned at runtime into NVS over the serial console (</w:t>
+      </w:r>
+      <w:r>
+        <w:rPr>
+          <w:rFonts w:ascii="Consolas" w:hAnsi="Consolas"/>
+          <w:i/>
+          <w:sz w:val="19"/>
+        </w:rPr>
+        <w:t>SETOPERATOR DNKxxxxxxxxxxxxx-yyy</w:t>
+      </w:r>
+      <w:r>
+        <w:rPr>
+          <w:i/>
+        </w:rPr>
+        <w:t xml:space="preserve">), only the public 16 characters are ever copied into the broadcast structure, and </w:t>
+      </w:r>
+      <w:r>
+        <w:rPr>
+          <w:rFonts w:ascii="Consolas" w:hAnsi="Consolas"/>
+          <w:i/>
+          <w:sz w:val="19"/>
+        </w:rPr>
+        <w:t>tools/check_consistency.py</w:t>
+      </w:r>
+      <w:r>
+        <w:rPr>
+          <w:i/>
+        </w:rPr>
+        <w:t xml:space="preserve"> fails the build if anything resembling a full operator ID appears in a committed source file. A secret committed once stays in git history even after it is "removed".</w:t>
+      </w:r>
+    </w:p>
+    <w:p>
+      <w:r>
+        <w:rPr>
+          <w:b/>
+        </w:rPr>
+        <w:t>A note on the checksum.</w:t>
+      </w:r>
+      <w:r>
+        <w:t xml:space="preserve"> </w:t>
+      </w:r>
+      <w:r>
+        <w:rPr>
+          <w:rFonts w:ascii="Consolas" w:hAnsi="Consolas"/>
+          <w:sz w:val="19"/>
+        </w:rPr>
+        <w:t>odyOperatorChecksum()</w:t>
+      </w:r>
+      <w:r>
+        <w:t xml:space="preserve"> implements Luhn mod 36 and reproduces EASA's published example (</w:t>
+      </w:r>
+      <w:r>
+        <w:rPr>
+          <w:rFonts w:ascii="Consolas" w:hAnsi="Consolas"/>
+          <w:sz w:val="19"/>
+        </w:rPr>
+        <w:t>FIN87astrdge12k8</w:t>
+      </w:r>
+      <w:r>
+        <w:t xml:space="preserve">). That is </w:t>
+      </w:r>
+      <w:r>
+        <w:rPr>
+          <w:b/>
+        </w:rPr>
+        <w:t>one</w:t>
+      </w:r>
+      <w:r>
+        <w:t xml:space="preserve"> test vector; a sweep of sixteen plausible algorithm variants found two that reproduce it, so a single example cannot distinguish between them. The implementation is therefore </w:t>
+      </w:r>
+      <w:r>
+        <w:rPr>
+          <w:b/>
+        </w:rPr>
+        <w:t>advisory</w:t>
+      </w:r>
+      <w:r>
+        <w:t>: strict validation is opt-in and is not used anywhere that could block a flight, because a false rejection would ground a legitimate operator over an unverified algorithm. Confirm it against ASD-STAN prEN 4709-002 before relying on it.</w:t>
+      </w:r>
+    </w:p>
+    <w:p>
+      <w:pPr>
+        <w:pStyle w:val="Heading2"/>
+      </w:pPr>
+      <w:r>
+        <w:t>12.4 What this module is, and is not</w:t>
+      </w:r>
+    </w:p>
+    <w:p>
+      <w:r>
+        <w:t xml:space="preserve">The module broadcasts correctly encoded OpenDroneID messages over Bluetooth 5 Long Range (Coded PHY) and a Wi-Fi beacon vendor IE — Location/Vector at 1 Hz, static messages every 3 s — using the reference encoder </w:t>
+      </w:r>
+      <w:r>
+        <w:rPr>
+          <w:rFonts w:ascii="Consolas" w:hAnsi="Consolas"/>
+          <w:sz w:val="19"/>
+        </w:rPr>
+        <w:t>opendroneid/opendroneid-core-c</w:t>
+      </w:r>
+      <w:r>
+        <w:t xml:space="preserve"> rather than a hand-rolled bit layout.</w:t>
+      </w:r>
+    </w:p>
+    <w:p>
+      <w:r>
+        <w:t xml:space="preserve">That is </w:t>
+      </w:r>
+      <w:r>
+        <w:rPr>
+          <w:b/>
+        </w:rPr>
+        <w:t>not</w:t>
+      </w:r>
+      <w:r>
+        <w:t xml:space="preserve"> the same as being a compliant Direct Remote Identification add-on. EU 2019/945 Part 6 additionally requires:</w:t>
+      </w:r>
+    </w:p>
+    <w:p>
+      <w:pPr>
+        <w:pStyle w:val="ListBullet"/>
+      </w:pPr>
+      <w:r>
+        <w:t>operator-ID upload with validity and consistency checking;</w:t>
+      </w:r>
+    </w:p>
+    <w:p>
+      <w:pPr>
+        <w:pStyle w:val="ListBullet"/>
+      </w:pPr>
+      <w:r>
+        <w:t>a CTA-2063-A serial physically associated with the module;</w:t>
+      </w:r>
+    </w:p>
+    <w:p>
+      <w:pPr>
+        <w:pStyle w:val="ListBullet"/>
+      </w:pPr>
+      <w:r>
+        <w:t>continuous periodic broadcast of the defined aircraft information;</w:t>
+      </w:r>
+    </w:p>
+    <w:p>
+      <w:pPr>
+        <w:pStyle w:val="ListBullet"/>
+      </w:pPr>
+      <w:r>
+        <w:t>resistance to tampering;</w:t>
+      </w:r>
+    </w:p>
+    <w:p>
+      <w:pPr>
+        <w:pStyle w:val="ListBullet"/>
+      </w:pPr>
+      <w:r>
+        <w:t>manufacturer instructions covering installation and protocol.</w:t>
+      </w:r>
+    </w:p>
+    <w:p>
+      <w:r>
+        <w:t xml:space="preserve">And if the module were </w:t>
+      </w:r>
+      <w:r>
+        <w:rPr>
+          <w:b/>
+        </w:rPr>
+        <w:t>placed on the EU market</w:t>
+      </w:r>
+      <w:r>
+        <w:t>, product-conformity obligations apply on top of that. Linking the reference encoder gets the wire format right. It does not confer compliance, and this document does not claim it does.</w:t>
+      </w:r>
+    </w:p>
+    <w:p>
+      <w:pPr>
+        <w:pStyle w:val="Heading2"/>
+      </w:pPr>
+      <w:r>
+        <w:t>12.5 Radio spectrum</w:t>
       </w:r>
     </w:p>
     <w:p>
@@ -19580,7 +20758,7 @@
         <w:pStyle w:val="Heading2"/>
       </w:pPr>
       <w:r>
-        <w:t>12.3 Video transmitter</w:t>
+        <w:t>12.6 Video transmitter</w:t>
       </w:r>
     </w:p>
     <w:p>
@@ -19593,7 +20771,7 @@
         <w:pStyle w:val="Heading2"/>
       </w:pPr>
       <w:r>
-        <w:t>12.4 Weight and category</w:t>
+        <w:t>12.7 Weight and category</w:t>
       </w:r>
     </w:p>
     <w:p>
@@ -19607,7 +20785,31 @@
         <w:t>A3</w:t>
       </w:r>
       <w:r>
-        <w:t xml:space="preserve"> at best (class C3), requiring 150 m separation from residential, commercial and industrial areas, and an A1/A3 remote pilot certificate. In the US it requires FAA registration and, for anything beyond recreational flying under the exception, a Part 107 certificate.</w:t>
+        <w:t xml:space="preserve">, requiring 150 m separation from residential, commercial and industrial areas, and an A1/A3 remote pilot certificate. As a privately built aircraft it carries </w:t>
+      </w:r>
+      <w:r>
+        <w:rPr>
+          <w:b/>
+        </w:rPr>
+        <w:t>no class mark</w:t>
+      </w:r>
+      <w:r>
+        <w:t xml:space="preserve"> — see 12.1, and note that the Remote ID firmware therefore declares </w:t>
+      </w:r>
+      <w:r>
+        <w:rPr>
+          <w:rFonts w:ascii="Consolas" w:hAnsi="Consolas"/>
+          <w:sz w:val="19"/>
+        </w:rPr>
+        <w:t>ODID_CLASS_EU_CLASS_UNDECLARED</w:t>
+      </w:r>
+      <w:r>
+        <w:t xml:space="preserve"> rather than asserting a C-class it has not been assessed against.</w:t>
+      </w:r>
+    </w:p>
+    <w:p>
+      <w:r>
+        <w:t>In the US it requires FAA registration and, for anything beyond recreational flying under the exception, a Part 107 certificate. US Remote ID rules (14 CFR Part 89) are structured differently from the EU's and do apply above 250 g including to home-built aircraft, with a broadcast module being the standard route.</w:t>
       </w:r>
     </w:p>
     <w:p>
@@ -21936,6 +23138,473 @@
                 <w:sz w:val="18"/>
               </w:rPr>
               <w:t>Section 3.3, with assumptions stated</w:t>
+            </w:r>
+          </w:p>
+        </w:tc>
+      </w:tr>
+    </w:tbl>
+    <w:p/>
+    <w:p>
+      <w:pPr>
+        <w:pStyle w:val="Heading2"/>
+      </w:pPr>
+      <w:r>
+        <w:t>13.2 Corrected in revision 2.1</w:t>
+      </w:r>
+    </w:p>
+    <w:p>
+      <w:r>
+        <w:t>Revision 2.0 introduced or left standing the following, all corrected here.</w:t>
+      </w:r>
+    </w:p>
+    <w:tbl>
+      <w:tblPr>
+        <w:tblStyle w:val="TableGrid"/>
+        <w:tblW w:type="auto" w:w="0"/>
+        <w:jc w:val="center"/>
+        <w:tblLayout w:type="autofit"/>
+        <w:tblLook w:firstColumn="1" w:firstRow="1" w:lastColumn="0" w:lastRow="0" w:noHBand="0" w:noVBand="1" w:val="04A0"/>
+      </w:tblPr>
+      <w:tblGrid>
+        <w:gridCol w:w="4968"/>
+        <w:gridCol w:w="4968"/>
+      </w:tblGrid>
+      <w:tr>
+        <w:trPr>
+          <w:tblHeader w:val="true"/>
+        </w:trPr>
+        <w:tc>
+          <w:tcPr>
+            <w:tcW w:type="dxa" w:w="4968"/>
+            <w:shd w:val="clear" w:color="auto" w:fill="1F3864"/>
+          </w:tcPr>
+          <w:p>
+            <w:pPr>
+              <w:spacing w:after="40" w:before="40"/>
+            </w:pPr>
+            <w:r>
+              <w:rPr>
+                <w:b/>
+                <w:color w:val="FFFFFF"/>
+                <w:sz w:val="18"/>
+              </w:rPr>
+              <w:t>Issue</w:t>
+            </w:r>
+          </w:p>
+        </w:tc>
+        <w:tc>
+          <w:tcPr>
+            <w:tcW w:type="dxa" w:w="4968"/>
+            <w:shd w:val="clear" w:color="auto" w:fill="1F3864"/>
+          </w:tcPr>
+          <w:p>
+            <w:pPr>
+              <w:spacing w:after="40" w:before="40"/>
+            </w:pPr>
+            <w:r>
+              <w:rPr>
+                <w:b/>
+                <w:color w:val="FFFFFF"/>
+                <w:sz w:val="18"/>
+              </w:rPr>
+              <w:t>Resolution</w:t>
+            </w:r>
+          </w:p>
+        </w:tc>
+      </w:tr>
+      <w:tr>
+        <w:tc>
+          <w:tcPr>
+            <w:tcW w:type="dxa" w:w="4968"/>
+          </w:tcPr>
+          <w:p>
+            <w:pPr>
+              <w:spacing w:after="40" w:before="40"/>
+            </w:pPr>
+            <w:r>
+              <w:rPr>
+                <w:sz w:val="18"/>
+              </w:rPr>
+              <w:t xml:space="preserve">§12 asserted that flying above 250 g without Remote ID is unlawful in the EU. </w:t>
+            </w:r>
+            <w:r>
+              <w:rPr>
+                <w:b/>
+                <w:sz w:val="18"/>
+              </w:rPr>
+              <w:t>Over-claim.</w:t>
+            </w:r>
+            <w:r>
+              <w:rPr>
+                <w:sz w:val="18"/>
+              </w:rPr>
+              <w:t xml:space="preserve"> The DRI obligation attaches to class-marked C1/C2/C3 aircraft; EASA separately permits privately built UAS in A1 (&lt;250 g) and A3 (&lt;25 kg), and a home build carries no class mark</w:t>
+            </w:r>
+          </w:p>
+        </w:tc>
+        <w:tc>
+          <w:tcPr>
+            <w:tcW w:type="dxa" w:w="4968"/>
+          </w:tcPr>
+          <w:p>
+            <w:pPr>
+              <w:spacing w:after="40" w:before="40"/>
+            </w:pPr>
+            <w:r>
+              <w:rPr>
+                <w:sz w:val="18"/>
+              </w:rPr>
+              <w:t>§12.1 rewritten with the class-marked versus privately built distinction, and a table of when DRI actually applies</w:t>
+            </w:r>
+          </w:p>
+        </w:tc>
+      </w:tr>
+      <w:tr>
+        <w:tc>
+          <w:tcPr>
+            <w:tcW w:type="dxa" w:w="4968"/>
+          </w:tcPr>
+          <w:p>
+            <w:pPr>
+              <w:spacing w:after="40" w:before="40"/>
+            </w:pPr>
+            <w:r>
+              <w:rPr>
+                <w:sz w:val="18"/>
+              </w:rPr>
+              <w:t>No Denmark-specific position, despite the aircraft being built there</w:t>
+            </w:r>
+          </w:p>
+        </w:tc>
+        <w:tc>
+          <w:tcPr>
+            <w:tcW w:type="dxa" w:w="4968"/>
+          </w:tcPr>
+          <w:p>
+            <w:pPr>
+              <w:spacing w:after="40" w:before="40"/>
+            </w:pPr>
+            <w:r>
+              <w:rPr>
+                <w:sz w:val="18"/>
+              </w:rPr>
+              <w:t>§12.2 added, including Trafikstyrelsen's proposed electronic-visibility rules (consultation closed 21 August 2026, proposed effect 1 January 2027) flagged as proposed rather than adopted</w:t>
+            </w:r>
+          </w:p>
+        </w:tc>
+      </w:tr>
+      <w:tr>
+        <w:tc>
+          <w:tcPr>
+            <w:tcW w:type="dxa" w:w="4968"/>
+          </w:tcPr>
+          <w:p>
+            <w:pPr>
+              <w:spacing w:after="40" w:before="40"/>
+            </w:pPr>
+            <w:r>
+              <w:rPr>
+                <w:sz w:val="18"/>
+              </w:rPr>
+              <w:t xml:space="preserve">The CTA-2063-A placeholder </w:t>
+            </w:r>
+            <w:r>
+              <w:rPr>
+                <w:rFonts w:ascii="Consolas" w:hAnsi="Consolas"/>
+                <w:sz w:val="18"/>
+              </w:rPr>
+              <w:t>ODY1P0000000000000000</w:t>
+            </w:r>
+            <w:r>
+              <w:rPr>
+                <w:sz w:val="18"/>
+              </w:rPr>
+              <w:t xml:space="preserve"> was malformed — </w:t>
+            </w:r>
+            <w:r>
+              <w:rPr>
+                <w:rFonts w:ascii="Consolas" w:hAnsi="Consolas"/>
+                <w:sz w:val="18"/>
+              </w:rPr>
+              <w:t>P</w:t>
+            </w:r>
+            <w:r>
+              <w:rPr>
+                <w:sz w:val="18"/>
+              </w:rPr>
+              <w:t xml:space="preserve"> is not a valid length code and the serial ran to 16 characters against a maximum of 15 — but looked plausible enough to ship</w:t>
+            </w:r>
+          </w:p>
+        </w:tc>
+        <w:tc>
+          <w:tcPr>
+            <w:tcW w:type="dxa" w:w="4968"/>
+          </w:tcPr>
+          <w:p>
+            <w:pPr>
+              <w:spacing w:after="40" w:before="40"/>
+            </w:pPr>
+            <w:r>
+              <w:rPr>
+                <w:sz w:val="18"/>
+              </w:rPr>
+              <w:t xml:space="preserve">Placeholder made obviously invalid; </w:t>
+            </w:r>
+            <w:r>
+              <w:rPr>
+                <w:rFonts w:ascii="Consolas" w:hAnsi="Consolas"/>
+                <w:sz w:val="18"/>
+              </w:rPr>
+              <w:t>odyValidateCtaSerial()</w:t>
+            </w:r>
+            <w:r>
+              <w:rPr>
+                <w:sz w:val="18"/>
+              </w:rPr>
+              <w:t xml:space="preserve"> added and the module holds its health line low until a real serial is set</w:t>
+            </w:r>
+          </w:p>
+        </w:tc>
+      </w:tr>
+      <w:tr>
+        <w:tc>
+          <w:tcPr>
+            <w:tcW w:type="dxa" w:w="4968"/>
+          </w:tcPr>
+          <w:p>
+            <w:pPr>
+              <w:spacing w:after="40" w:before="40"/>
+            </w:pPr>
+            <w:r>
+              <w:rPr>
+                <w:rFonts w:ascii="Consolas" w:hAnsi="Consolas"/>
+                <w:sz w:val="18"/>
+              </w:rPr>
+              <w:t>OPERATOR_ID</w:t>
+            </w:r>
+            <w:r>
+              <w:rPr>
+                <w:sz w:val="18"/>
+              </w:rPr>
+              <w:t xml:space="preserve"> was a compiled-in constant, so a user following the instructions would have committed the three SECRET characters of their registration into git history</w:t>
+            </w:r>
+          </w:p>
+        </w:tc>
+        <w:tc>
+          <w:tcPr>
+            <w:tcW w:type="dxa" w:w="4968"/>
+          </w:tcPr>
+          <w:p>
+            <w:pPr>
+              <w:spacing w:after="40" w:before="40"/>
+            </w:pPr>
+            <w:r>
+              <w:rPr>
+                <w:sz w:val="18"/>
+              </w:rPr>
+              <w:t xml:space="preserve">Operator ID moved to runtime NVS provisioning; no </w:t>
+            </w:r>
+            <w:r>
+              <w:rPr>
+                <w:rFonts w:ascii="Consolas" w:hAnsi="Consolas"/>
+                <w:sz w:val="18"/>
+              </w:rPr>
+              <w:t>#define</w:t>
+            </w:r>
+            <w:r>
+              <w:rPr>
+                <w:sz w:val="18"/>
+              </w:rPr>
+              <w:t xml:space="preserve"> exists; only the public 16 characters reach the broadcast structure; </w:t>
+            </w:r>
+            <w:r>
+              <w:rPr>
+                <w:rFonts w:ascii="Consolas" w:hAnsi="Consolas"/>
+                <w:sz w:val="18"/>
+              </w:rPr>
+              <w:t>check_consistency.py</w:t>
+            </w:r>
+            <w:r>
+              <w:rPr>
+                <w:sz w:val="18"/>
+              </w:rPr>
+              <w:t xml:space="preserve"> fails if a full operator ID appears in a source file</w:t>
+            </w:r>
+          </w:p>
+        </w:tc>
+      </w:tr>
+      <w:tr>
+        <w:tc>
+          <w:tcPr>
+            <w:tcW w:type="dxa" w:w="4968"/>
+          </w:tcPr>
+          <w:p>
+            <w:pPr>
+              <w:spacing w:after="40" w:before="40"/>
+            </w:pPr>
+            <w:r>
+              <w:rPr>
+                <w:sz w:val="18"/>
+              </w:rPr>
+              <w:t xml:space="preserve">Remote ID declared </w:t>
+            </w:r>
+            <w:r>
+              <w:rPr>
+                <w:rFonts w:ascii="Consolas" w:hAnsi="Consolas"/>
+                <w:sz w:val="18"/>
+              </w:rPr>
+              <w:t>ODID_CLASS_EU_CLASS_3</w:t>
+            </w:r>
+            <w:r>
+              <w:rPr>
+                <w:sz w:val="18"/>
+              </w:rPr>
+              <w:t>, asserting a conformity assessment a home build has not been through</w:t>
+            </w:r>
+          </w:p>
+        </w:tc>
+        <w:tc>
+          <w:tcPr>
+            <w:tcW w:type="dxa" w:w="4968"/>
+          </w:tcPr>
+          <w:p>
+            <w:pPr>
+              <w:spacing w:after="40" w:before="40"/>
+            </w:pPr>
+            <w:r>
+              <w:rPr>
+                <w:sz w:val="18"/>
+              </w:rPr>
+              <w:t xml:space="preserve">Changed to </w:t>
+            </w:r>
+            <w:r>
+              <w:rPr>
+                <w:rFonts w:ascii="Consolas" w:hAnsi="Consolas"/>
+                <w:sz w:val="18"/>
+              </w:rPr>
+              <w:t>ODID_CLASS_EU_CLASS_UNDECLARED</w:t>
+            </w:r>
+          </w:p>
+        </w:tc>
+      </w:tr>
+      <w:tr>
+        <w:tc>
+          <w:tcPr>
+            <w:tcW w:type="dxa" w:w="4968"/>
+          </w:tcPr>
+          <w:p>
+            <w:pPr>
+              <w:spacing w:after="40" w:before="40"/>
+            </w:pPr>
+            <w:r>
+              <w:rPr>
+                <w:sz w:val="18"/>
+              </w:rPr>
+              <w:t>Moving the RC link to 2.4 GHz solved the 433 MHz harmonic problem but created an unaddressed 2.4 GHz coexistence problem with the Remote ID module, which the placement diagram put in the central stack</w:t>
+            </w:r>
+          </w:p>
+        </w:tc>
+        <w:tc>
+          <w:tcPr>
+            <w:tcW w:type="dxa" w:w="4968"/>
+          </w:tcPr>
+          <w:p>
+            <w:pPr>
+              <w:spacing w:after="40" w:before="40"/>
+            </w:pPr>
+            <w:r>
+              <w:rPr>
+                <w:sz w:val="18"/>
+              </w:rPr>
+              <w:t>§8.5 added: asymmetric mitigation protecting the mission-critical ELRS receiver, placement rules, and a measurable bench check in §11.4</w:t>
+            </w:r>
+          </w:p>
+        </w:tc>
+      </w:tr>
+      <w:tr>
+        <w:tc>
+          <w:tcPr>
+            <w:tcW w:type="dxa" w:w="4968"/>
+          </w:tcPr>
+          <w:p>
+            <w:pPr>
+              <w:spacing w:after="40" w:before="40"/>
+            </w:pPr>
+            <w:r>
+              <w:rPr>
+                <w:sz w:val="18"/>
+              </w:rPr>
+              <w:t>§12 implied that broadcasting OpenDroneID messages constitutes compliance</w:t>
+            </w:r>
+          </w:p>
+        </w:tc>
+        <w:tc>
+          <w:tcPr>
+            <w:tcW w:type="dxa" w:w="4968"/>
+          </w:tcPr>
+          <w:p>
+            <w:pPr>
+              <w:spacing w:after="40" w:before="40"/>
+            </w:pPr>
+            <w:r>
+              <w:rPr>
+                <w:sz w:val="18"/>
+              </w:rPr>
+              <w:t>§12.4 added, listing what EU 2019/945 Part 6 additionally requires</w:t>
+            </w:r>
+          </w:p>
+        </w:tc>
+      </w:tr>
+      <w:tr>
+        <w:tc>
+          <w:tcPr>
+            <w:tcW w:type="dxa" w:w="4968"/>
+          </w:tcPr>
+          <w:p>
+            <w:pPr>
+              <w:spacing w:after="40" w:before="40"/>
+            </w:pPr>
+            <w:r>
+              <w:rPr>
+                <w:sz w:val="18"/>
+              </w:rPr>
+              <w:t>Nothing checked that the specification and the firmware still agreed with each other — the failure mode behind findings 1, 2, 16 and 18</w:t>
+            </w:r>
+          </w:p>
+        </w:tc>
+        <w:tc>
+          <w:tcPr>
+            <w:tcW w:type="dxa" w:w="4968"/>
+          </w:tcPr>
+          <w:p>
+            <w:pPr>
+              <w:spacing w:after="40" w:before="40"/>
+            </w:pPr>
+            <w:r>
+              <w:rPr>
+                <w:rFonts w:ascii="Consolas" w:hAnsi="Consolas"/>
+                <w:sz w:val="18"/>
+              </w:rPr>
+              <w:t>tools/check_consistency.py</w:t>
+            </w:r>
+            <w:r>
+              <w:rPr>
+                <w:sz w:val="18"/>
+              </w:rPr>
+              <w:t xml:space="preserve"> added: 12 automated checks with </w:t>
+            </w:r>
+            <w:r>
+              <w:rPr>
+                <w:rFonts w:ascii="Consolas" w:hAnsi="Consolas"/>
+                <w:sz w:val="18"/>
+              </w:rPr>
+              <w:t>--fix</w:t>
+            </w:r>
+            <w:r>
+              <w:rPr>
+                <w:sz w:val="18"/>
+              </w:rPr>
+              <w:t xml:space="preserve"> for the mechanically correctable ones, wired into the pre-push hook and CI</w:t>
             </w:r>
           </w:p>
         </w:tc>

--- a/docs/Odyssey-10-Pro-Drone-System.docx
+++ b/docs/Odyssey-10-Pro-Drone-System.docx
@@ -10946,7 +10946,55 @@
               <w:rPr>
                 <w:sz w:val="18"/>
               </w:rPr>
-              <w:t>Every required sensor healthy (IMU, baro, mag, GNSS, current, RC, Remote ID)</w:t>
+              <w:t>Every required sensor healthy (IMU, baro, mag, GNSS, current, RC)</w:t>
+            </w:r>
+          </w:p>
+        </w:tc>
+        <w:tc>
+          <w:tcPr>
+            <w:tcW w:type="dxa" w:w="4968"/>
+          </w:tcPr>
+          <w:p>
+            <w:pPr>
+              <w:spacing w:after="40" w:before="40"/>
+            </w:pPr>
+            <w:r>
+              <w:rPr>
+                <w:rFonts w:ascii="Consolas" w:hAnsi="Consolas"/>
+                <w:sz w:val="18"/>
+              </w:rPr>
+              <w:t>SENSORS</w:t>
+            </w:r>
+          </w:p>
+        </w:tc>
+      </w:tr>
+      <w:tr>
+        <w:tc>
+          <w:tcPr>
+            <w:tcW w:type="dxa" w:w="4968"/>
+          </w:tcPr>
+          <w:p>
+            <w:pPr>
+              <w:spacing w:after="40" w:before="40"/>
+            </w:pPr>
+            <w:r>
+              <w:rPr>
+                <w:sz w:val="18"/>
+              </w:rPr>
+              <w:t xml:space="preserve">Remote ID healthy — </w:t>
+            </w:r>
+            <w:r>
+              <w:rPr>
+                <w:b/>
+                <w:sz w:val="18"/>
+              </w:rPr>
+              <w:t>only if `REQUIRE_REMOTE_ID_TO_ARM` is set</w:t>
+            </w:r>
+            <w:r>
+              <w:rPr>
+                <w:sz w:val="18"/>
+              </w:rPr>
+              <w:t>; optional by default, see 12.1</w:t>
             </w:r>
           </w:p>
         </w:tc>
@@ -19237,16 +19285,10 @@
         <w:rPr>
           <w:b/>
         </w:rPr>
-        <w:t>Remote ID.</w:t>
-      </w:r>
-      <w:r>
-        <w:t xml:space="preserve"> Confirm a Remote ID receiver app sees the aircraft, with </w:t>
-      </w:r>
-      <w:r>
-        <w:rPr>
-          <w:b/>
-        </w:rPr>
-        <w:t>your</w:t>
+        <w:t>Remote ID — only if you are fitting it.</w:t>
+      </w:r>
+      <w:r>
+        <w:t xml:space="preserve"> Confirm a Remote ID receiver app sees</w:t>
       </w:r>
     </w:p>
     <w:p>
@@ -19259,7 +19301,7 @@
           <w:rFonts w:ascii="Consolas" w:hAnsi="Consolas"/>
           <w:sz w:val="15"/>
         </w:rPr>
-        <w:t>registered operator ID and serial number — not the placeholder. The module</w:t>
+        <w:t>the aircraft, with **your** registered operator ID and serial number. Until both</w:t>
       </w:r>
     </w:p>
     <w:p>
@@ -19272,7 +19314,7 @@
           <w:rFonts w:ascii="Consolas" w:hAnsi="Consolas"/>
           <w:sz w:val="15"/>
         </w:rPr>
-        <w:t>holds its health line low until both are valid, so the aircraft will refuse to</w:t>
+        <w:t>are valid the module broadcasts nothing, which is deliberate: a malformed</w:t>
       </w:r>
     </w:p>
     <w:p>
@@ -19285,7 +19327,20 @@
           <w:rFonts w:ascii="Consolas" w:hAnsi="Consolas"/>
           <w:sz w:val="15"/>
         </w:rPr>
-        <w:t>arm if this step is skipped.</w:t>
+        <w:t>identifier is worse than silence. Whether an unhealthy module blocks arming</w:t>
+      </w:r>
+    </w:p>
+    <w:p>
+      <w:pPr>
+        <w:pStyle w:val="OdysseyCode"/>
+        <w:shd w:val="clear" w:color="auto" w:fill="F2F2F2"/>
+      </w:pPr>
+      <w:r>
+        <w:rPr>
+          <w:rFonts w:ascii="Consolas" w:hAnsi="Consolas"/>
+          <w:sz w:val="15"/>
+        </w:rPr>
+        <w:t>depends on `REQUIRE_REMOTE_ID_TO_ARM`, which is **0** by default — see 12.1.</w:t>
       </w:r>
     </w:p>
     <w:p>
@@ -19914,6 +19969,254 @@
       </w:r>
       <w:r>
         <w:t>, and it is easy to miss because most published guidance is written for shop-bought drones.</w:t>
+      </w:r>
+    </w:p>
+    <w:p>
+      <w:r>
+        <w:rPr>
+          <w:b/>
+        </w:rPr>
+        <w:t>What the firmware does about it.</w:t>
+      </w:r>
+      <w:r>
+        <w:t xml:space="preserve"> Because the requirement does not apply universally, the firmware does not assume it. </w:t>
+      </w:r>
+      <w:r>
+        <w:rPr>
+          <w:rFonts w:ascii="Consolas" w:hAnsi="Consolas"/>
+          <w:sz w:val="19"/>
+        </w:rPr>
+        <w:t>REQUIRE_REMOTE_ID_TO_ARM</w:t>
+      </w:r>
+      <w:r>
+        <w:t xml:space="preserve"> in </w:t>
+      </w:r>
+      <w:r>
+        <w:rPr>
+          <w:rFonts w:ascii="Consolas" w:hAnsi="Consolas"/>
+          <w:sz w:val="19"/>
+        </w:rPr>
+        <w:t>config.h</w:t>
+      </w:r>
+      <w:r>
+        <w:t xml:space="preserve"> selects the policy:</w:t>
+      </w:r>
+    </w:p>
+    <w:tbl>
+      <w:tblPr>
+        <w:tblStyle w:val="TableGrid"/>
+        <w:tblW w:type="auto" w:w="0"/>
+        <w:jc w:val="center"/>
+        <w:tblLayout w:type="autofit"/>
+        <w:tblLook w:firstColumn="1" w:firstRow="1" w:lastColumn="0" w:lastRow="0" w:noHBand="0" w:noVBand="1" w:val="04A0"/>
+      </w:tblPr>
+      <w:tblGrid>
+        <w:gridCol w:w="3312"/>
+        <w:gridCol w:w="3312"/>
+        <w:gridCol w:w="3312"/>
+      </w:tblGrid>
+      <w:tr>
+        <w:trPr>
+          <w:tblHeader w:val="true"/>
+        </w:trPr>
+        <w:tc>
+          <w:tcPr>
+            <w:tcW w:type="dxa" w:w="3312"/>
+            <w:shd w:val="clear" w:color="auto" w:fill="1F3864"/>
+          </w:tcPr>
+          <w:p>
+            <w:pPr>
+              <w:spacing w:after="40" w:before="40"/>
+            </w:pPr>
+            <w:r>
+              <w:rPr>
+                <w:b/>
+                <w:color w:val="FFFFFF"/>
+                <w:sz w:val="18"/>
+              </w:rPr>
+              <w:t>Setting</w:t>
+            </w:r>
+          </w:p>
+        </w:tc>
+        <w:tc>
+          <w:tcPr>
+            <w:tcW w:type="dxa" w:w="3312"/>
+            <w:shd w:val="clear" w:color="auto" w:fill="1F3864"/>
+          </w:tcPr>
+          <w:p>
+            <w:pPr>
+              <w:spacing w:after="40" w:before="40"/>
+            </w:pPr>
+            <w:r>
+              <w:rPr>
+                <w:b/>
+                <w:color w:val="FFFFFF"/>
+                <w:sz w:val="18"/>
+              </w:rPr>
+              <w:t>Behaviour</w:t>
+            </w:r>
+          </w:p>
+        </w:tc>
+        <w:tc>
+          <w:tcPr>
+            <w:tcW w:type="dxa" w:w="3312"/>
+            <w:shd w:val="clear" w:color="auto" w:fill="1F3864"/>
+          </w:tcPr>
+          <w:p>
+            <w:pPr>
+              <w:spacing w:after="40" w:before="40"/>
+            </w:pPr>
+            <w:r>
+              <w:rPr>
+                <w:b/>
+                <w:color w:val="FFFFFF"/>
+                <w:sz w:val="18"/>
+              </w:rPr>
+              <w:t>Use when</w:t>
+            </w:r>
+          </w:p>
+        </w:tc>
+      </w:tr>
+      <w:tr>
+        <w:tc>
+          <w:tcPr>
+            <w:tcW w:type="dxa" w:w="3312"/>
+          </w:tcPr>
+          <w:p>
+            <w:pPr>
+              <w:spacing w:after="40" w:before="40"/>
+            </w:pPr>
+            <w:r>
+              <w:rPr>
+                <w:b/>
+                <w:sz w:val="18"/>
+              </w:rPr>
+              <w:t>`0`</w:t>
+            </w:r>
+            <w:r>
+              <w:rPr>
+                <w:sz w:val="18"/>
+              </w:rPr>
+              <w:t xml:space="preserve"> (default)</w:t>
+            </w:r>
+          </w:p>
+        </w:tc>
+        <w:tc>
+          <w:tcPr>
+            <w:tcW w:type="dxa" w:w="3312"/>
+          </w:tcPr>
+          <w:p>
+            <w:pPr>
+              <w:spacing w:after="40" w:before="40"/>
+            </w:pPr>
+            <w:r>
+              <w:rPr>
+                <w:sz w:val="18"/>
+              </w:rPr>
+              <w:t xml:space="preserve">Remote ID health is reported in telemetry and on the ground station, but a missing, unconfigured or failed module does </w:t>
+            </w:r>
+            <w:r>
+              <w:rPr>
+                <w:b/>
+                <w:sz w:val="18"/>
+              </w:rPr>
+              <w:t>not</w:t>
+            </w:r>
+            <w:r>
+              <w:rPr>
+                <w:sz w:val="18"/>
+              </w:rPr>
+              <w:t xml:space="preserve"> block arming</w:t>
+            </w:r>
+          </w:p>
+        </w:tc>
+        <w:tc>
+          <w:tcPr>
+            <w:tcW w:type="dxa" w:w="3312"/>
+          </w:tcPr>
+          <w:p>
+            <w:pPr>
+              <w:spacing w:after="40" w:before="40"/>
+            </w:pPr>
+            <w:r>
+              <w:rPr>
+                <w:sz w:val="18"/>
+              </w:rPr>
+              <w:t>Privately built, open category, A1 or A3 — this airframe as specified</w:t>
+            </w:r>
+          </w:p>
+        </w:tc>
+      </w:tr>
+      <w:tr>
+        <w:tc>
+          <w:tcPr>
+            <w:tcW w:type="dxa" w:w="3312"/>
+          </w:tcPr>
+          <w:p>
+            <w:pPr>
+              <w:spacing w:after="40" w:before="40"/>
+            </w:pPr>
+            <w:r>
+              <w:rPr>
+                <w:rFonts w:ascii="Consolas" w:hAnsi="Consolas"/>
+                <w:sz w:val="18"/>
+              </w:rPr>
+              <w:t>1</w:t>
+            </w:r>
+          </w:p>
+        </w:tc>
+        <w:tc>
+          <w:tcPr>
+            <w:tcW w:type="dxa" w:w="3312"/>
+          </w:tcPr>
+          <w:p>
+            <w:pPr>
+              <w:spacing w:after="40" w:before="40"/>
+            </w:pPr>
+            <w:r>
+              <w:rPr>
+                <w:sz w:val="18"/>
+              </w:rPr>
+              <w:t>Remote ID must be healthy before the aircraft will arm</w:t>
+            </w:r>
+          </w:p>
+        </w:tc>
+        <w:tc>
+          <w:tcPr>
+            <w:tcW w:type="dxa" w:w="3312"/>
+          </w:tcPr>
+          <w:p>
+            <w:pPr>
+              <w:spacing w:after="40" w:before="40"/>
+            </w:pPr>
+            <w:r>
+              <w:rPr>
+                <w:sz w:val="18"/>
+              </w:rPr>
+              <w:t>Specific category; class-marked C1/C2/C3; the United States under 14 CFR Part 89; or wherever your authority requires it</w:t>
+            </w:r>
+          </w:p>
+        </w:tc>
+      </w:tr>
+    </w:tbl>
+    <w:p/>
+    <w:p>
+      <w:r>
+        <w:t>Revision 2.0 hard-wired the restrictive behaviour, which would have grounded a legal aircraft. Getting this wrong in the permissive direction is a legal problem; getting it wrong in the restrictive direction stops you flying something you are entitled to fly. Neither default is safe for everyone, so the choice is explicit and documented rather than assumed.</w:t>
+      </w:r>
+    </w:p>
+    <w:p>
+      <w:r>
+        <w:t xml:space="preserve">The module itself stays honest either way: if the CTA serial is not structurally valid it </w:t>
+      </w:r>
+      <w:r>
+        <w:rPr>
+          <w:b/>
+        </w:rPr>
+        <w:t>broadcasts nothing at all</w:t>
+      </w:r>
+      <w:r>
+        <w:t xml:space="preserve"> rather than transmitting a malformed identifier, and it holds its health line low so the condition is visible in telemetry whether or not it blocks arming.</w:t>
       </w:r>
     </w:p>
     <w:p>
@@ -23605,6 +23908,73 @@
                 <w:sz w:val="18"/>
               </w:rPr>
               <w:t xml:space="preserve"> for the mechanically correctable ones, wired into the pre-push hook and CI</w:t>
+            </w:r>
+          </w:p>
+        </w:tc>
+      </w:tr>
+      <w:tr>
+        <w:tc>
+          <w:tcPr>
+            <w:tcW w:type="dxa" w:w="4968"/>
+          </w:tcPr>
+          <w:p>
+            <w:pPr>
+              <w:spacing w:after="40" w:before="40"/>
+            </w:pPr>
+            <w:r>
+              <w:rPr>
+                <w:sz w:val="18"/>
+              </w:rPr>
+              <w:t xml:space="preserve">Remote ID was a </w:t>
+            </w:r>
+            <w:r>
+              <w:rPr>
+                <w:b/>
+                <w:sz w:val="18"/>
+              </w:rPr>
+              <w:t>blocking</w:t>
+            </w:r>
+            <w:r>
+              <w:rPr>
+                <w:sz w:val="18"/>
+              </w:rPr>
+              <w:t xml:space="preserve"> arm condition, imposing on a privately built A3 aircraft a requirement that attaches to class-marked C1/C2/C3 aircraft — it would have grounded a legal airframe</w:t>
+            </w:r>
+          </w:p>
+        </w:tc>
+        <w:tc>
+          <w:tcPr>
+            <w:tcW w:type="dxa" w:w="4968"/>
+          </w:tcPr>
+          <w:p>
+            <w:pPr>
+              <w:spacing w:after="40" w:before="40"/>
+            </w:pPr>
+            <w:r>
+              <w:rPr>
+                <w:rFonts w:ascii="Consolas" w:hAnsi="Consolas"/>
+                <w:sz w:val="18"/>
+              </w:rPr>
+              <w:t>REQUIRE_REMOTE_ID_TO_ARM</w:t>
+            </w:r>
+            <w:r>
+              <w:rPr>
+                <w:sz w:val="18"/>
+              </w:rPr>
+              <w:t xml:space="preserve"> added to </w:t>
+            </w:r>
+            <w:r>
+              <w:rPr>
+                <w:rFonts w:ascii="Consolas" w:hAnsi="Consolas"/>
+                <w:sz w:val="18"/>
+              </w:rPr>
+              <w:t>config.h</w:t>
+            </w:r>
+            <w:r>
+              <w:rPr>
+                <w:sz w:val="18"/>
+              </w:rPr>
+              <w:t>, defaulting to 0. Remote ID is optional unless the operator opts in; §12.1 documents when to</w:t>
             </w:r>
           </w:p>
         </w:tc>

--- a/docs/Odyssey-10-Pro-Drone-System.docx
+++ b/docs/Odyssey-10-Pro-Drone-System.docx
@@ -20312,6 +20312,276 @@
         <w:rPr>
           <w:b/>
         </w:rPr>
+        <w:t>Which identifier to broadcast.</w:t>
+      </w:r>
+      <w:r>
+        <w:t xml:space="preserve"> ASTM F3411 defines four UAS ID types, and the Basic ID message declares which one it carries. Two matter here:</w:t>
+      </w:r>
+    </w:p>
+    <w:tbl>
+      <w:tblPr>
+        <w:tblStyle w:val="TableGrid"/>
+        <w:tblW w:type="auto" w:w="0"/>
+        <w:jc w:val="center"/>
+        <w:tblLayout w:type="autofit"/>
+        <w:tblLook w:firstColumn="1" w:firstRow="1" w:lastColumn="0" w:lastRow="0" w:noHBand="0" w:noVBand="1" w:val="04A0"/>
+      </w:tblPr>
+      <w:tblGrid>
+        <w:gridCol w:w="3312"/>
+        <w:gridCol w:w="3312"/>
+        <w:gridCol w:w="3312"/>
+      </w:tblGrid>
+      <w:tr>
+        <w:trPr>
+          <w:tblHeader w:val="true"/>
+        </w:trPr>
+        <w:tc>
+          <w:tcPr>
+            <w:tcW w:type="dxa" w:w="3312"/>
+            <w:shd w:val="clear" w:color="auto" w:fill="1F3864"/>
+          </w:tcPr>
+          <w:p>
+            <w:pPr>
+              <w:spacing w:after="40" w:before="40"/>
+            </w:pPr>
+            <w:r>
+              <w:rPr>
+                <w:b/>
+                <w:color w:val="FFFFFF"/>
+                <w:sz w:val="18"/>
+              </w:rPr>
+              <w:t>ID type</w:t>
+            </w:r>
+          </w:p>
+        </w:tc>
+        <w:tc>
+          <w:tcPr>
+            <w:tcW w:type="dxa" w:w="3312"/>
+            <w:shd w:val="clear" w:color="auto" w:fill="1F3864"/>
+          </w:tcPr>
+          <w:p>
+            <w:pPr>
+              <w:spacing w:after="40" w:before="40"/>
+            </w:pPr>
+            <w:r>
+              <w:rPr>
+                <w:b/>
+                <w:color w:val="FFFFFF"/>
+                <w:sz w:val="18"/>
+              </w:rPr>
+              <w:t>What it is</w:t>
+            </w:r>
+          </w:p>
+        </w:tc>
+        <w:tc>
+          <w:tcPr>
+            <w:tcW w:type="dxa" w:w="3312"/>
+            <w:shd w:val="clear" w:color="auto" w:fill="1F3864"/>
+          </w:tcPr>
+          <w:p>
+            <w:pPr>
+              <w:spacing w:after="40" w:before="40"/>
+            </w:pPr>
+            <w:r>
+              <w:rPr>
+                <w:b/>
+                <w:color w:val="FFFFFF"/>
+                <w:sz w:val="18"/>
+              </w:rPr>
+              <w:t>Who needs it</w:t>
+            </w:r>
+          </w:p>
+        </w:tc>
+      </w:tr>
+      <w:tr>
+        <w:tc>
+          <w:tcPr>
+            <w:tcW w:type="dxa" w:w="3312"/>
+          </w:tcPr>
+          <w:p>
+            <w:pPr>
+              <w:spacing w:after="40" w:before="40"/>
+            </w:pPr>
+            <w:r>
+              <w:rPr>
+                <w:b/>
+                <w:sz w:val="18"/>
+              </w:rPr>
+              <w:t>`CAA_REGISTRATION_ID`</w:t>
+            </w:r>
+            <w:r>
+              <w:rPr>
+                <w:sz w:val="18"/>
+              </w:rPr>
+              <w:t xml:space="preserve"> (default)</w:t>
+            </w:r>
+          </w:p>
+        </w:tc>
+        <w:tc>
+          <w:tcPr>
+            <w:tcW w:type="dxa" w:w="3312"/>
+          </w:tcPr>
+          <w:p>
+            <w:pPr>
+              <w:spacing w:after="40" w:before="40"/>
+            </w:pPr>
+            <w:r>
+              <w:rPr>
+                <w:sz w:val="18"/>
+              </w:rPr>
+              <w:t>The registration your civil aviation authority issued</w:t>
+            </w:r>
+          </w:p>
+        </w:tc>
+        <w:tc>
+          <w:tcPr>
+            <w:tcW w:type="dxa" w:w="3312"/>
+          </w:tcPr>
+          <w:p>
+            <w:pPr>
+              <w:spacing w:after="40" w:before="40"/>
+            </w:pPr>
+            <w:r>
+              <w:rPr>
+                <w:b/>
+                <w:sz w:val="18"/>
+              </w:rPr>
+              <w:t>A home build.</w:t>
+            </w:r>
+            <w:r>
+              <w:rPr>
+                <w:sz w:val="18"/>
+              </w:rPr>
+              <w:t xml:space="preserve"> No ICAO involvement whatsoever</w:t>
+            </w:r>
+          </w:p>
+        </w:tc>
+      </w:tr>
+      <w:tr>
+        <w:tc>
+          <w:tcPr>
+            <w:tcW w:type="dxa" w:w="3312"/>
+          </w:tcPr>
+          <w:p>
+            <w:pPr>
+              <w:spacing w:after="40" w:before="40"/>
+            </w:pPr>
+            <w:r>
+              <w:rPr>
+                <w:rFonts w:ascii="Consolas" w:hAnsi="Consolas"/>
+                <w:sz w:val="18"/>
+              </w:rPr>
+              <w:t>SERIAL_NUMBER</w:t>
+            </w:r>
+          </w:p>
+        </w:tc>
+        <w:tc>
+          <w:tcPr>
+            <w:tcW w:type="dxa" w:w="3312"/>
+          </w:tcPr>
+          <w:p>
+            <w:pPr>
+              <w:spacing w:after="40" w:before="40"/>
+            </w:pPr>
+            <w:r>
+              <w:rPr>
+                <w:sz w:val="18"/>
+              </w:rPr>
+              <w:t>A CTA-2063-A serial, under an ICAO manufacturer code</w:t>
+            </w:r>
+          </w:p>
+        </w:tc>
+        <w:tc>
+          <w:tcPr>
+            <w:tcW w:type="dxa" w:w="3312"/>
+          </w:tcPr>
+          <w:p>
+            <w:pPr>
+              <w:spacing w:after="40" w:before="40"/>
+            </w:pPr>
+            <w:r>
+              <w:rPr>
+                <w:sz w:val="18"/>
+              </w:rPr>
+              <w:t>Manufacturers — or a bought Remote ID module, which already carries its maker's serial</w:t>
+            </w:r>
+          </w:p>
+        </w:tc>
+      </w:tr>
+    </w:tbl>
+    <w:p/>
+    <w:p>
+      <w:pPr>
+        <w:ind w:left="432"/>
+        <w:shd w:val="clear" w:color="auto" w:fill="FFF2CC"/>
+      </w:pPr>
+      <w:r>
+        <w:rPr>
+          <w:i/>
+        </w:rPr>
+        <w:t xml:space="preserve">Revision 2.1 hard-coded the serial-number type and instructed the builder to apply to ICAO at </w:t>
+      </w:r>
+      <w:r>
+        <w:rPr>
+          <w:rFonts w:ascii="Consolas" w:hAnsi="Consolas"/>
+          <w:i/>
+          <w:sz w:val="19"/>
+        </w:rPr>
+        <w:t>OPSInbox@icao.int</w:t>
+      </w:r>
+      <w:r>
+        <w:rPr>
+          <w:i/>
+        </w:rPr>
+        <w:t xml:space="preserve">. </w:t>
+      </w:r>
+      <w:r>
+        <w:rPr>
+          <w:b/>
+          <w:i/>
+        </w:rPr>
+        <w:t>That is not necessary for a privately built aircraft.</w:t>
+      </w:r>
+      <w:r>
+        <w:rPr>
+          <w:i/>
+        </w:rPr>
+        <w:t xml:space="preserve"> ICAO issues manufacturer codes to manufacturers; building one aircraft for yourself does not make you one. </w:t>
+      </w:r>
+      <w:r>
+        <w:rPr>
+          <w:rFonts w:ascii="Consolas" w:hAnsi="Consolas"/>
+          <w:i/>
+          <w:sz w:val="19"/>
+        </w:rPr>
+        <w:t>UAS_ID_TYPE</w:t>
+      </w:r>
+      <w:r>
+        <w:rPr>
+          <w:i/>
+        </w:rPr>
+        <w:t xml:space="preserve"> in </w:t>
+      </w:r>
+      <w:r>
+        <w:rPr>
+          <w:rFonts w:ascii="Consolas" w:hAnsi="Consolas"/>
+          <w:i/>
+          <w:sz w:val="19"/>
+        </w:rPr>
+        <w:t>firmware/remote-id/src/main.cpp</w:t>
+      </w:r>
+      <w:r>
+        <w:rPr>
+          <w:i/>
+        </w:rPr>
+        <w:t xml:space="preserve"> now selects the route and defaults to the CAA registration.</w:t>
+      </w:r>
+    </w:p>
+    <w:p>
+      <w:r>
+        <w:rPr>
+          <w:b/>
+        </w:rPr>
         <w:t>CTA-2063-A serial number — identifies the HARDWARE</w:t>
       </w:r>
     </w:p>
@@ -20396,7 +20666,7 @@
     </w:p>
     <w:p>
       <w:r>
-        <w:t xml:space="preserve">Apply for an ICAO manufacturer code at </w:t>
+        <w:t xml:space="preserve">Only relevant if you are manufacturing. Manufacturer codes come from ICAO at </w:t>
       </w:r>
       <w:r>
         <w:rPr>
@@ -20406,7 +20676,7 @@
         <w:t>OPSInbox@icao.int</w:t>
       </w:r>
       <w:r>
-        <w:t>.</w:t>
+        <w:t xml:space="preserve"> — but see the note above before assuming you need one.</w:t>
       </w:r>
     </w:p>
     <w:p>
@@ -23975,6 +24245,86 @@
                 <w:sz w:val="18"/>
               </w:rPr>
               <w:t>, defaulting to 0. Remote ID is optional unless the operator opts in; §12.1 documents when to</w:t>
+            </w:r>
+          </w:p>
+        </w:tc>
+      </w:tr>
+      <w:tr>
+        <w:tc>
+          <w:tcPr>
+            <w:tcW w:type="dxa" w:w="4968"/>
+          </w:tcPr>
+          <w:p>
+            <w:pPr>
+              <w:spacing w:after="40" w:before="40"/>
+            </w:pPr>
+            <w:r>
+              <w:rPr>
+                <w:sz w:val="18"/>
+              </w:rPr>
+              <w:t xml:space="preserve">The Basic ID message hard-coded </w:t>
+            </w:r>
+            <w:r>
+              <w:rPr>
+                <w:rFonts w:ascii="Consolas" w:hAnsi="Consolas"/>
+                <w:sz w:val="18"/>
+              </w:rPr>
+              <w:t>SERIAL_NUMBER</w:t>
+            </w:r>
+            <w:r>
+              <w:rPr>
+                <w:sz w:val="18"/>
+              </w:rPr>
+              <w:t>, forcing the CTA-2063-A route and an ICAO manufacturer code application that a privately built aircraft does not need</w:t>
+            </w:r>
+          </w:p>
+        </w:tc>
+        <w:tc>
+          <w:tcPr>
+            <w:tcW w:type="dxa" w:w="4968"/>
+          </w:tcPr>
+          <w:p>
+            <w:pPr>
+              <w:spacing w:after="40" w:before="40"/>
+            </w:pPr>
+            <w:r>
+              <w:rPr>
+                <w:rFonts w:ascii="Consolas" w:hAnsi="Consolas"/>
+                <w:sz w:val="18"/>
+              </w:rPr>
+              <w:t>UAS_ID_TYPE</w:t>
+            </w:r>
+            <w:r>
+              <w:rPr>
+                <w:sz w:val="18"/>
+              </w:rPr>
+              <w:t xml:space="preserve"> added, defaulting to </w:t>
+            </w:r>
+            <w:r>
+              <w:rPr>
+                <w:rFonts w:ascii="Consolas" w:hAnsi="Consolas"/>
+                <w:sz w:val="18"/>
+              </w:rPr>
+              <w:t>CAA_REGISTRATION_ID</w:t>
+            </w:r>
+            <w:r>
+              <w:rPr>
+                <w:sz w:val="18"/>
+              </w:rPr>
+              <w:t xml:space="preserve">. </w:t>
+            </w:r>
+            <w:r>
+              <w:rPr>
+                <w:rFonts w:ascii="Consolas" w:hAnsi="Consolas"/>
+                <w:sz w:val="18"/>
+              </w:rPr>
+              <w:t>odyValidateCaaRegistration()</w:t>
+            </w:r>
+            <w:r>
+              <w:rPr>
+                <w:sz w:val="18"/>
+              </w:rPr>
+              <w:t xml:space="preserve"> and 10 host assertions added; §12.3 documents both routes</w:t>
             </w:r>
           </w:p>
         </w:tc>

--- a/docs/Odyssey-10-Pro-Drone-System.docx
+++ b/docs/Odyssey-10-Pro-Drone-System.docx
@@ -29,7 +29,7 @@
           <w:i/>
           <w:sz w:val="28"/>
         </w:rPr>
-        <w:t>Engineering Master Specification -- Revision 2.1</w:t>
+        <w:t>Engineering Master Specification -- Revision 2.2</w:t>
       </w:r>
     </w:p>
     <w:p/>
@@ -41,7 +41,7 @@
         <w:rPr>
           <w:sz w:val="21"/>
         </w:rPr>
-        <w:t>Odyssey-10 Pro | 10-inch long-range autonomous quadcopter | ESP32-P4 avionics</w:t>
+        <w:t>Odyssey-10 Pro | 9-inch long-range autonomous quadcopter | ESP32-P4 avionics</w:t>
       </w:r>
     </w:p>
     <w:p>
@@ -90,7 +90,7 @@
         <w:t>Architecture:</w:t>
       </w:r>
       <w:r>
-        <w:t xml:space="preserve"> 10-inch long-range airframe, ESP32-P4 dual-core RISC-V avionics, integrated perception, kinetic recovery and safety stack</w:t>
+        <w:t xml:space="preserve"> 9-inch long-range airframe, ESP32-P4 dual-core RISC-V avionics, integrated perception, kinetic recovery and safety stack</w:t>
       </w:r>
     </w:p>
     <w:p>
@@ -101,7 +101,535 @@
         <w:t>Document revision:</w:t>
       </w:r>
       <w:r>
-        <w:t xml:space="preserve"> 2.1 — engineering review applied, regulatory position corrected</w:t>
+        <w:t xml:space="preserve"> 2.2 — re-based on the 387 mm 9-inch airframe</w:t>
+      </w:r>
+    </w:p>
+    <w:p>
+      <w:pPr>
+        <w:jc w:val="center"/>
+      </w:pPr>
+      <w:r>
+        <w:t>______________________________________________________________________________</w:t>
+      </w:r>
+    </w:p>
+    <w:p>
+      <w:pPr>
+        <w:pStyle w:val="Heading1"/>
+      </w:pPr>
+      <w:r>
+        <w:t>About revision 2.2 — the airframe changed</w:t>
+      </w:r>
+    </w:p>
+    <w:p>
+      <w:r>
+        <w:t xml:space="preserve">The build moved to an </w:t>
+      </w:r>
+      <w:r>
+        <w:rPr>
+          <w:b/>
+        </w:rPr>
+        <w:t>RJXHOBBY Mark4 V2, 387 mm wheelbase, 6 mm arms</w:t>
+      </w:r>
+      <w:r>
+        <w:t xml:space="preserve"> — a </w:t>
+      </w:r>
+      <w:r>
+        <w:rPr>
+          <w:b/>
+        </w:rPr>
+        <w:t>9-inch</w:t>
+      </w:r>
+      <w:r>
+        <w:t xml:space="preserve"> frame, not the 10-inch 420–450 mm frame revisions 1.0 to 2.1 assumed.</w:t>
+      </w:r>
+    </w:p>
+    <w:p>
+      <w:r>
+        <w:t>That is not a parts substitution; it re-bases the whole propulsion chain. Everything below has been recomputed:</w:t>
+      </w:r>
+    </w:p>
+    <w:tbl>
+      <w:tblPr>
+        <w:tblStyle w:val="TableGrid"/>
+        <w:tblW w:type="auto" w:w="0"/>
+        <w:jc w:val="center"/>
+        <w:tblLayout w:type="autofit"/>
+        <w:tblLook w:firstColumn="1" w:firstRow="1" w:lastColumn="0" w:lastRow="0" w:noHBand="0" w:noVBand="1" w:val="04A0"/>
+      </w:tblPr>
+      <w:tblGrid>
+        <w:gridCol w:w="3312"/>
+        <w:gridCol w:w="3312"/>
+        <w:gridCol w:w="3312"/>
+      </w:tblGrid>
+      <w:tr>
+        <w:trPr>
+          <w:tblHeader w:val="true"/>
+        </w:trPr>
+        <w:tc>
+          <w:tcPr>
+            <w:tcW w:type="dxa" w:w="3312"/>
+            <w:shd w:val="clear" w:color="auto" w:fill="1F3864"/>
+          </w:tcPr>
+          <w:p>
+            <w:pPr>
+              <w:spacing w:after="40" w:before="40"/>
+            </w:pPr>
+            <w:r>
+              <w:rPr>
+                <w:b/>
+                <w:color w:val="FFFFFF"/>
+                <w:sz w:val="18"/>
+              </w:rPr>
+            </w:r>
+          </w:p>
+        </w:tc>
+        <w:tc>
+          <w:tcPr>
+            <w:tcW w:type="dxa" w:w="3312"/>
+            <w:shd w:val="clear" w:color="auto" w:fill="1F3864"/>
+          </w:tcPr>
+          <w:p>
+            <w:pPr>
+              <w:spacing w:after="40" w:before="40"/>
+            </w:pPr>
+            <w:r>
+              <w:rPr>
+                <w:b/>
+                <w:color w:val="FFFFFF"/>
+                <w:sz w:val="18"/>
+              </w:rPr>
+              <w:t>Was (10-inch)</w:t>
+            </w:r>
+          </w:p>
+        </w:tc>
+        <w:tc>
+          <w:tcPr>
+            <w:tcW w:type="dxa" w:w="3312"/>
+            <w:shd w:val="clear" w:color="auto" w:fill="1F3864"/>
+          </w:tcPr>
+          <w:p>
+            <w:pPr>
+              <w:spacing w:after="40" w:before="40"/>
+            </w:pPr>
+            <w:r>
+              <w:rPr>
+                <w:b/>
+                <w:color w:val="FFFFFF"/>
+                <w:sz w:val="18"/>
+              </w:rPr>
+              <w:t>Now (9-inch)</w:t>
+            </w:r>
+          </w:p>
+        </w:tc>
+      </w:tr>
+      <w:tr>
+        <w:tc>
+          <w:tcPr>
+            <w:tcW w:type="dxa" w:w="3312"/>
+          </w:tcPr>
+          <w:p>
+            <w:pPr>
+              <w:spacing w:after="40" w:before="40"/>
+            </w:pPr>
+            <w:r>
+              <w:rPr>
+                <w:sz w:val="18"/>
+              </w:rPr>
+              <w:t>Frame</w:t>
+            </w:r>
+          </w:p>
+        </w:tc>
+        <w:tc>
+          <w:tcPr>
+            <w:tcW w:type="dxa" w:w="3312"/>
+          </w:tcPr>
+          <w:p>
+            <w:pPr>
+              <w:spacing w:after="40" w:before="40"/>
+            </w:pPr>
+            <w:r>
+              <w:rPr>
+                <w:sz w:val="18"/>
+              </w:rPr>
+              <w:t>420–450 mm, 7–8 mm arms, 286 g</w:t>
+            </w:r>
+          </w:p>
+        </w:tc>
+        <w:tc>
+          <w:tcPr>
+            <w:tcW w:type="dxa" w:w="3312"/>
+          </w:tcPr>
+          <w:p>
+            <w:pPr>
+              <w:spacing w:after="40" w:before="40"/>
+            </w:pPr>
+            <w:r>
+              <w:rPr>
+                <w:sz w:val="18"/>
+              </w:rPr>
+              <w:t>387 mm, 6 mm arms, 230 g</w:t>
+            </w:r>
+          </w:p>
+        </w:tc>
+      </w:tr>
+      <w:tr>
+        <w:tc>
+          <w:tcPr>
+            <w:tcW w:type="dxa" w:w="3312"/>
+          </w:tcPr>
+          <w:p>
+            <w:pPr>
+              <w:spacing w:after="40" w:before="40"/>
+            </w:pPr>
+            <w:r>
+              <w:rPr>
+                <w:sz w:val="18"/>
+              </w:rPr>
+              <w:t>Propellers</w:t>
+            </w:r>
+          </w:p>
+        </w:tc>
+        <w:tc>
+          <w:tcPr>
+            <w:tcW w:type="dxa" w:w="3312"/>
+          </w:tcPr>
+          <w:p>
+            <w:pPr>
+              <w:spacing w:after="40" w:before="40"/>
+            </w:pPr>
+            <w:r>
+              <w:rPr>
+                <w:sz w:val="18"/>
+              </w:rPr>
+              <w:t>10x5x3, 48 g</w:t>
+            </w:r>
+          </w:p>
+        </w:tc>
+        <w:tc>
+          <w:tcPr>
+            <w:tcW w:type="dxa" w:w="3312"/>
+          </w:tcPr>
+          <w:p>
+            <w:pPr>
+              <w:spacing w:after="40" w:before="40"/>
+            </w:pPr>
+            <w:r>
+              <w:rPr>
+                <w:sz w:val="18"/>
+              </w:rPr>
+              <w:t>9x5x3, 36 g</w:t>
+            </w:r>
+          </w:p>
+        </w:tc>
+      </w:tr>
+      <w:tr>
+        <w:tc>
+          <w:tcPr>
+            <w:tcW w:type="dxa" w:w="3312"/>
+          </w:tcPr>
+          <w:p>
+            <w:pPr>
+              <w:spacing w:after="40" w:before="40"/>
+            </w:pPr>
+            <w:r>
+              <w:rPr>
+                <w:sz w:val="18"/>
+              </w:rPr>
+              <w:t>All-up weight</w:t>
+            </w:r>
+          </w:p>
+        </w:tc>
+        <w:tc>
+          <w:tcPr>
+            <w:tcW w:type="dxa" w:w="3312"/>
+          </w:tcPr>
+          <w:p>
+            <w:pPr>
+              <w:spacing w:after="40" w:before="40"/>
+            </w:pPr>
+            <w:r>
+              <w:rPr>
+                <w:sz w:val="18"/>
+              </w:rPr>
+              <w:t>1773 g</w:t>
+            </w:r>
+          </w:p>
+        </w:tc>
+        <w:tc>
+          <w:tcPr>
+            <w:tcW w:type="dxa" w:w="3312"/>
+          </w:tcPr>
+          <w:p>
+            <w:pPr>
+              <w:spacing w:after="40" w:before="40"/>
+            </w:pPr>
+            <w:r>
+              <w:rPr>
+                <w:b/>
+                <w:sz w:val="18"/>
+              </w:rPr>
+              <w:t>1705 g</w:t>
+            </w:r>
+          </w:p>
+        </w:tc>
+      </w:tr>
+      <w:tr>
+        <w:tc>
+          <w:tcPr>
+            <w:tcW w:type="dxa" w:w="3312"/>
+          </w:tcPr>
+          <w:p>
+            <w:pPr>
+              <w:spacing w:after="40" w:before="40"/>
+            </w:pPr>
+            <w:r>
+              <w:rPr>
+                <w:sz w:val="18"/>
+              </w:rPr>
+              <w:t>Thrust per motor</w:t>
+            </w:r>
+          </w:p>
+        </w:tc>
+        <w:tc>
+          <w:tcPr>
+            <w:tcW w:type="dxa" w:w="3312"/>
+          </w:tcPr>
+          <w:p>
+            <w:pPr>
+              <w:spacing w:after="40" w:before="40"/>
+            </w:pPr>
+            <w:r>
+              <w:rPr>
+                <w:sz w:val="18"/>
+              </w:rPr>
+              <w:t>1750 g</w:t>
+            </w:r>
+          </w:p>
+        </w:tc>
+        <w:tc>
+          <w:tcPr>
+            <w:tcW w:type="dxa" w:w="3312"/>
+          </w:tcPr>
+          <w:p>
+            <w:pPr>
+              <w:spacing w:after="40" w:before="40"/>
+            </w:pPr>
+            <w:r>
+              <w:rPr>
+                <w:b/>
+                <w:sz w:val="18"/>
+              </w:rPr>
+              <w:t>1300 g</w:t>
+            </w:r>
+          </w:p>
+        </w:tc>
+      </w:tr>
+      <w:tr>
+        <w:tc>
+          <w:tcPr>
+            <w:tcW w:type="dxa" w:w="3312"/>
+          </w:tcPr>
+          <w:p>
+            <w:pPr>
+              <w:spacing w:after="40" w:before="40"/>
+            </w:pPr>
+            <w:r>
+              <w:rPr>
+                <w:sz w:val="18"/>
+              </w:rPr>
+              <w:t>Thrust-to-weight</w:t>
+            </w:r>
+          </w:p>
+        </w:tc>
+        <w:tc>
+          <w:tcPr>
+            <w:tcW w:type="dxa" w:w="3312"/>
+          </w:tcPr>
+          <w:p>
+            <w:pPr>
+              <w:spacing w:after="40" w:before="40"/>
+            </w:pPr>
+            <w:r>
+              <w:rPr>
+                <w:sz w:val="18"/>
+              </w:rPr>
+              <w:t>3.95:1</w:t>
+            </w:r>
+          </w:p>
+        </w:tc>
+        <w:tc>
+          <w:tcPr>
+            <w:tcW w:type="dxa" w:w="3312"/>
+          </w:tcPr>
+          <w:p>
+            <w:pPr>
+              <w:spacing w:after="40" w:before="40"/>
+            </w:pPr>
+            <w:r>
+              <w:rPr>
+                <w:b/>
+                <w:sz w:val="18"/>
+              </w:rPr>
+              <w:t>3.05:1</w:t>
+            </w:r>
+          </w:p>
+        </w:tc>
+      </w:tr>
+      <w:tr>
+        <w:tc>
+          <w:tcPr>
+            <w:tcW w:type="dxa" w:w="3312"/>
+          </w:tcPr>
+          <w:p>
+            <w:pPr>
+              <w:spacing w:after="40" w:before="40"/>
+            </w:pPr>
+            <w:r>
+              <w:rPr>
+                <w:sz w:val="18"/>
+              </w:rPr>
+              <w:t>Hover throttle</w:t>
+            </w:r>
+          </w:p>
+        </w:tc>
+        <w:tc>
+          <w:tcPr>
+            <w:tcW w:type="dxa" w:w="3312"/>
+          </w:tcPr>
+          <w:p>
+            <w:pPr>
+              <w:spacing w:after="40" w:before="40"/>
+            </w:pPr>
+            <w:r>
+              <w:rPr>
+                <w:sz w:val="18"/>
+              </w:rPr>
+              <w:t>~44%</w:t>
+            </w:r>
+          </w:p>
+        </w:tc>
+        <w:tc>
+          <w:tcPr>
+            <w:tcW w:type="dxa" w:w="3312"/>
+          </w:tcPr>
+          <w:p>
+            <w:pPr>
+              <w:spacing w:after="40" w:before="40"/>
+            </w:pPr>
+            <w:r>
+              <w:rPr>
+                <w:b/>
+                <w:sz w:val="18"/>
+              </w:rPr>
+              <w:t>~51%</w:t>
+            </w:r>
+          </w:p>
+        </w:tc>
+      </w:tr>
+      <w:tr>
+        <w:tc>
+          <w:tcPr>
+            <w:tcW w:type="dxa" w:w="3312"/>
+          </w:tcPr>
+          <w:p>
+            <w:pPr>
+              <w:spacing w:after="40" w:before="40"/>
+            </w:pPr>
+            <w:r>
+              <w:rPr>
+                <w:sz w:val="18"/>
+              </w:rPr>
+              <w:t>Gyro notch centre</w:t>
+            </w:r>
+          </w:p>
+        </w:tc>
+        <w:tc>
+          <w:tcPr>
+            <w:tcW w:type="dxa" w:w="3312"/>
+          </w:tcPr>
+          <w:p>
+            <w:pPr>
+              <w:spacing w:after="40" w:before="40"/>
+            </w:pPr>
+            <w:r>
+              <w:rPr>
+                <w:sz w:val="18"/>
+              </w:rPr>
+              <w:t>80 Hz</w:t>
+            </w:r>
+          </w:p>
+        </w:tc>
+        <w:tc>
+          <w:tcPr>
+            <w:tcW w:type="dxa" w:w="3312"/>
+          </w:tcPr>
+          <w:p>
+            <w:pPr>
+              <w:spacing w:after="40" w:before="40"/>
+            </w:pPr>
+            <w:r>
+              <w:rPr>
+                <w:b/>
+                <w:sz w:val="18"/>
+              </w:rPr>
+              <w:t>95 Hz</w:t>
+            </w:r>
+          </w:p>
+        </w:tc>
+      </w:tr>
+    </w:tbl>
+    <w:p/>
+    <w:p>
+      <w:r>
+        <w:t>The notch change is the one that matters for safety. A smaller disc needs roughly (10/9)² more shaft speed for the same thrust, moving the hover fundamental from about 78 Hz to about 97 Hz — and at Q = 4 an 80 Hz notch is already −3 dB by 90 Hz, so the old setting would have passed the new motor-noise peak straight into the rate controller.</w:t>
+      </w:r>
+    </w:p>
+    <w:p>
+      <w:r>
+        <w:t xml:space="preserve">The reference images are in </w:t>
+      </w:r>
+      <w:r>
+        <w:rPr>
+          <w:rFonts w:ascii="Consolas" w:hAnsi="Consolas"/>
+          <w:sz w:val="19"/>
+        </w:rPr>
+        <w:t>hardware/</w:t>
+      </w:r>
+      <w:r>
+        <w:t>.</w:t>
+      </w:r>
+    </w:p>
+    <w:p>
+      <w:pPr>
+        <w:ind w:left="432"/>
+        <w:shd w:val="clear" w:color="auto" w:fill="FFF2CC"/>
+      </w:pPr>
+      <w:r>
+        <w:rPr>
+          <w:b/>
+          <w:i/>
+        </w:rPr>
+        <w:t>The name still says "10".</w:t>
+      </w:r>
+      <w:r>
+        <w:rPr>
+          <w:i/>
+        </w:rPr>
+        <w:t xml:space="preserve"> </w:t>
+      </w:r>
+      <w:r>
+        <w:rPr>
+          <w:rFonts w:ascii="Consolas" w:hAnsi="Consolas"/>
+          <w:i/>
+          <w:sz w:val="19"/>
+        </w:rPr>
+        <w:t>Odyssey-10 Pro</w:t>
+      </w:r>
+      <w:r>
+        <w:rPr>
+          <w:i/>
+        </w:rPr>
+        <w:t xml:space="preserve"> is kept as the platform name so the repository, document and firmware identifiers stay stable. It no longer describes the propeller size.</w:t>
       </w:r>
     </w:p>
     <w:p>
@@ -1235,7 +1763,7 @@
               <w:rPr>
                 <w:sz w:val="18"/>
               </w:rPr>
-              <w:t>XL10 V2 / Mark4-10 carbon frame</w:t>
+              <w:t>RJXHOBBY Mark4 V2 387 mm</w:t>
             </w:r>
           </w:p>
         </w:tc>
@@ -1251,7 +1779,7 @@
               <w:rPr>
                 <w:sz w:val="18"/>
               </w:rPr>
-              <w:t>420–450 mm wheelbase, 3K carbon</w:t>
+              <w:t>387 mm wheelbase, 3K carbon, 6 mm arms</w:t>
             </w:r>
           </w:p>
         </w:tc>
@@ -1315,7 +1843,7 @@
               <w:rPr>
                 <w:sz w:val="18"/>
               </w:rPr>
-              <w:t>286 g</w:t>
+              <w:t>230 g</w:t>
             </w:r>
           </w:p>
         </w:tc>
@@ -1463,7 +1991,7 @@
               <w:rPr>
                 <w:sz w:val="18"/>
               </w:rPr>
-              <w:t>HQProp / Gemfan 10x5x3</w:t>
+              <w:t>HQProp / Gemfan 9x5x3</w:t>
             </w:r>
           </w:p>
         </w:tc>
@@ -1479,7 +2007,7 @@
               <w:rPr>
                 <w:sz w:val="18"/>
               </w:rPr>
-              <w:t>10 in, 2 CW + 2 CCW, props-out</w:t>
+              <w:t>9 in, 2 CW + 2 CCW, props-out</w:t>
             </w:r>
           </w:p>
         </w:tc>
@@ -1543,7 +2071,7 @@
               <w:rPr>
                 <w:sz w:val="18"/>
               </w:rPr>
-              <w:t>48 g</w:t>
+              <w:t>36 g</w:t>
             </w:r>
           </w:p>
         </w:tc>
@@ -4292,7 +4820,7 @@
     </w:p>
     <w:p>
       <w:r>
-        <w:t>Airborne dry mass is 1603 g (the second SX1278 module is the ground station radio and does not fly). See section 3.1.</w:t>
+        <w:t>Airborne dry mass is 1535 g (the second SX1278 module is the ground station radio and does not fly). See section 3.1.</w:t>
       </w:r>
     </w:p>
     <w:p>
@@ -4408,7 +4936,7 @@
               <w:rPr>
                 <w:sz w:val="18"/>
               </w:rPr>
-              <w:t>286 g</w:t>
+              <w:t>230 g</w:t>
             </w:r>
           </w:p>
         </w:tc>
@@ -4460,7 +4988,7 @@
               <w:rPr>
                 <w:sz w:val="18"/>
               </w:rPr>
-              <w:t>4× 10x5x3 propellers</w:t>
+              <w:t>4× 9x5x3 propellers</w:t>
             </w:r>
           </w:p>
         </w:tc>
@@ -4476,7 +5004,7 @@
               <w:rPr>
                 <w:sz w:val="18"/>
               </w:rPr>
-              <w:t>48 g</w:t>
+              <w:t>36 g</w:t>
             </w:r>
           </w:p>
         </w:tc>
@@ -4852,7 +5380,7 @@
                 <w:b/>
                 <w:sz w:val="18"/>
               </w:rPr>
-              <w:t>1603 g</w:t>
+              <w:t>1535 g</w:t>
             </w:r>
           </w:p>
         </w:tc>
@@ -4922,7 +5450,7 @@
                 <w:b/>
                 <w:sz w:val="18"/>
               </w:rPr>
-              <w:t>1773 g</w:t>
+              <w:t>1705 g</w:t>
             </w:r>
           </w:p>
         </w:tc>
@@ -4939,22 +5467,22 @@
     </w:p>
     <w:p>
       <w:r>
-        <w:t xml:space="preserve">Maximum static thrust per motor at 6S with a 10x5x3 propeller is </w:t>
+        <w:t xml:space="preserve">Maximum static thrust per motor at 6S with a 9x5x3 propeller is </w:t>
       </w:r>
       <w:r>
         <w:rPr>
           <w:b/>
         </w:rPr>
-        <w:t>1750 g</w:t>
-      </w:r>
-      <w:r>
-        <w:t xml:space="preserve">, giving 7000 g total and a </w:t>
+        <w:t>1300 g</w:t>
+      </w:r>
+      <w:r>
+        <w:t xml:space="preserve">, giving 5200 g total and a </w:t>
       </w:r>
       <w:r>
         <w:rPr>
           <w:b/>
         </w:rPr>
-        <w:t>thrust-to-weight ratio of 3.95:1</w:t>
+        <w:t>thrust-to-weight ratio of 3.05:1</w:t>
       </w:r>
       <w:r>
         <w:t>.</w:t>
@@ -4962,12 +5490,17 @@
     </w:p>
     <w:p>
       <w:r>
-        <w:t>Revision 1.0 stated that hover occurred at 22% throttle. That figure is not physical: propeller thrust scales with roughly the square of shaft speed, so 22% stick cannot produce 25% of maximum thrust on any real ESC curve.</w:t>
-      </w:r>
-    </w:p>
-    <w:p>
-      <w:r>
-        <w:t xml:space="preserve">The table below follows a T ∝ throttle^1.67 characteristic, which is representative of a BLHeli_32 ESC with throttle linearisation enabled. </w:t>
+        <w:t>The 3110 900 KV motor was selected for a 10-inch propeller, so on 9 inches it is under-propped: it runs cooler and keeps headroom, at some cost in efficiency. Thrust is roughly 74% of the 10-inch figure.</w:t>
+      </w:r>
+    </w:p>
+    <w:p>
+      <w:r>
+        <w:t>Revision 1.0 stated that hover occurred at 22% throttle. That figure was not physical: propeller thrust scales with roughly the square of shaft speed, so 22% stick cannot produce a quarter of maximum thrust on any real ESC curve.</w:t>
+      </w:r>
+    </w:p>
+    <w:p>
+      <w:r>
+        <w:t xml:space="preserve">The table below follows a T ∝ throttle^1.67 characteristic, representative of a BLHeli_32 ESC with throttle linearisation. </w:t>
       </w:r>
       <w:r>
         <w:rPr>
@@ -4976,7 +5509,7 @@
         <w:t>These are modelled figures. Verify them on a thrust stand before your first flight</w:t>
       </w:r>
       <w:r>
-        <w:t xml:space="preserve"> — the hover point drives the energy budget in section 5.2.</w:t>
+        <w:t xml:space="preserve"> — the hover point drives the energy budget in section 5.2, and the whole table moved when the airframe changed.</w:t>
       </w:r>
     </w:p>
     <w:tbl>
@@ -5163,7 +5696,7 @@
               <w:rPr>
                 <w:sz w:val="18"/>
               </w:rPr>
-              <w:t>119 g</w:t>
+              <w:t>88 g</w:t>
             </w:r>
           </w:p>
         </w:tc>
@@ -5179,7 +5712,7 @@
               <w:rPr>
                 <w:sz w:val="18"/>
               </w:rPr>
-              <w:t>476 g</w:t>
+              <w:t>354 g</w:t>
             </w:r>
           </w:p>
         </w:tc>
@@ -5223,7 +5756,7 @@
               <w:rPr>
                 <w:sz w:val="18"/>
               </w:rPr>
-              <w:t>234 g</w:t>
+              <w:t>174 g</w:t>
             </w:r>
           </w:p>
         </w:tc>
@@ -5239,7 +5772,7 @@
               <w:rPr>
                 <w:sz w:val="18"/>
               </w:rPr>
-              <w:t>936 g</w:t>
+              <w:t>696 g</w:t>
             </w:r>
           </w:p>
         </w:tc>
@@ -5283,7 +5816,7 @@
               <w:rPr>
                 <w:sz w:val="18"/>
               </w:rPr>
-              <w:t>379 g</w:t>
+              <w:t>281 g</w:t>
             </w:r>
           </w:p>
         </w:tc>
@@ -5299,7 +5832,7 @@
               <w:rPr>
                 <w:sz w:val="18"/>
               </w:rPr>
-              <w:t>1516 g</w:t>
+              <w:t>1126 g</w:t>
             </w:r>
           </w:p>
         </w:tc>
@@ -5328,7 +5861,7 @@
                 <w:b/>
                 <w:sz w:val="18"/>
               </w:rPr>
-              <w:t>44%</w:t>
+              <w:t>51%</w:t>
             </w:r>
           </w:p>
         </w:tc>
@@ -5345,7 +5878,7 @@
                 <w:b/>
                 <w:sz w:val="18"/>
               </w:rPr>
-              <w:t>443 g</w:t>
+              <w:t>426 g</w:t>
             </w:r>
           </w:p>
         </w:tc>
@@ -5362,7 +5895,7 @@
                 <w:b/>
                 <w:sz w:val="18"/>
               </w:rPr>
-              <w:t>1773 g</w:t>
+              <w:t>1705 g</w:t>
             </w:r>
           </w:p>
         </w:tc>
@@ -5397,7 +5930,7 @@
               <w:rPr>
                 <w:sz w:val="18"/>
               </w:rPr>
-              <w:t>50%</w:t>
+              <w:t>60%</w:t>
             </w:r>
           </w:p>
         </w:tc>
@@ -5413,7 +5946,7 @@
               <w:rPr>
                 <w:sz w:val="18"/>
               </w:rPr>
-              <w:t>550 g</w:t>
+              <w:t>554 g</w:t>
             </w:r>
           </w:p>
         </w:tc>
@@ -5429,7 +5962,7 @@
               <w:rPr>
                 <w:sz w:val="18"/>
               </w:rPr>
-              <w:t>2200 g</w:t>
+              <w:t>2216 g</w:t>
             </w:r>
           </w:p>
         </w:tc>
@@ -5457,7 +5990,7 @@
               <w:rPr>
                 <w:sz w:val="18"/>
               </w:rPr>
-              <w:t>60%</w:t>
+              <w:t>75%</w:t>
             </w:r>
           </w:p>
         </w:tc>
@@ -5473,7 +6006,7 @@
               <w:rPr>
                 <w:sz w:val="18"/>
               </w:rPr>
-              <w:t>746 g</w:t>
+              <w:t>804 g</w:t>
             </w:r>
           </w:p>
         </w:tc>
@@ -5489,7 +6022,7 @@
               <w:rPr>
                 <w:sz w:val="18"/>
               </w:rPr>
-              <w:t>2984 g</w:t>
+              <w:t>3216 g</w:t>
             </w:r>
           </w:p>
         </w:tc>
@@ -5523,7 +6056,7 @@
               <w:rPr>
                 <w:sz w:val="18"/>
               </w:rPr>
-              <w:t>75%</w:t>
+              <w:t>100%</w:t>
             </w:r>
           </w:p>
         </w:tc>
@@ -5539,7 +6072,7 @@
               <w:rPr>
                 <w:sz w:val="18"/>
               </w:rPr>
-              <w:t>1082 g</w:t>
+              <w:t>1300 g</w:t>
             </w:r>
           </w:p>
         </w:tc>
@@ -5555,67 +6088,7 @@
               <w:rPr>
                 <w:sz w:val="18"/>
               </w:rPr>
-              <w:t>4328 g</w:t>
-            </w:r>
-          </w:p>
-        </w:tc>
-        <w:tc>
-          <w:tcPr>
-            <w:tcW w:type="dxa" w:w="2484"/>
-          </w:tcPr>
-          <w:p>
-            <w:pPr>
-              <w:spacing w:after="40" w:before="40"/>
-            </w:pPr>
-          </w:p>
-        </w:tc>
-      </w:tr>
-      <w:tr>
-        <w:tc>
-          <w:tcPr>
-            <w:tcW w:type="dxa" w:w="2484"/>
-          </w:tcPr>
-          <w:p>
-            <w:pPr>
-              <w:spacing w:after="40" w:before="40"/>
-            </w:pPr>
-            <w:r>
-              <w:rPr>
-                <w:sz w:val="18"/>
-              </w:rPr>
-              <w:t>100%</w:t>
-            </w:r>
-          </w:p>
-        </w:tc>
-        <w:tc>
-          <w:tcPr>
-            <w:tcW w:type="dxa" w:w="2484"/>
-          </w:tcPr>
-          <w:p>
-            <w:pPr>
-              <w:spacing w:after="40" w:before="40"/>
-            </w:pPr>
-            <w:r>
-              <w:rPr>
-                <w:sz w:val="18"/>
-              </w:rPr>
-              <w:t>1750 g</w:t>
-            </w:r>
-          </w:p>
-        </w:tc>
-        <w:tc>
-          <w:tcPr>
-            <w:tcW w:type="dxa" w:w="2484"/>
-          </w:tcPr>
-          <w:p>
-            <w:pPr>
-              <w:spacing w:after="40" w:before="40"/>
-            </w:pPr>
-            <w:r>
-              <w:rPr>
-                <w:sz w:val="18"/>
-              </w:rPr>
-              <w:t>7000 g</w:t>
+              <w:t>5200 g</w:t>
             </w:r>
           </w:p>
         </w:tc>
@@ -5639,6 +6112,22 @@
     </w:tbl>
     <w:p/>
     <w:p>
+      <w:r>
+        <w:t>Hover now sits at roughly 51% rather than 44%, because the thrust ceiling fell further than the mass did. A 3:1 thrust-to-weight ratio is still ample for a long-range platform — it is a cruiser, not a racer — but there is less margin for a hard recovery, and the mixer saturation figure in the BlackBox is worth watching on the first flights.</w:t>
+      </w:r>
+    </w:p>
+    <w:p>
+      <w:r>
+        <w:rPr>
+          <w:b/>
+        </w:rPr>
+        <w:t>Propeller clearance.</w:t>
+      </w:r>
+      <w:r>
+        <w:t xml:space="preserve"> At a 387 mm wheelbase, adjacent motor hubs sit about 274 mm apart. A 9-inch propeller (229 mm) leaves roughly 22 mm of tip clearance per side; a 10-inch propeller (254 mm) would leave under 10 mm, which is why this frame is sold as a 9-inch frame and why 10-inch propellers are not an option on it.</w:t>
+      </w:r>
+    </w:p>
+    <w:p>
       <w:pPr>
         <w:pStyle w:val="Heading2"/>
       </w:pPr>
@@ -5648,12 +6137,12 @@
     </w:p>
     <w:p>
       <w:r>
-        <w:t>Revision 1.0 gave no endurance figure at all, which meant the RTH energy budget had nothing to be calibrated against. Estimates below state their assumptions explicitly.</w:t>
-      </w:r>
-    </w:p>
-    <w:p>
-      <w:r>
-        <w:t>Assumptions: hover power loading 8.5 g/W (conservative for a 10-inch propeller on 6S); avionics, VTX and BEC losses 18 W; usable pack fraction 80% for LiPo and 85% for Li-ion.</w:t>
+        <w:t>Assumptions: hover power loading 7.8 g/W; avionics, VTX and BEC losses 18 W; usable pack fraction 80% for LiPo and 85% for Li-ion.</w:t>
+      </w:r>
+    </w:p>
+    <w:p>
+      <w:r>
+        <w:t>The power loading fell from the 8.5 g/W used for the 10-inch airframe. Total disc area dropped from 0.203 m² to 0.164 m², and induced power scales with the square root of disc loading, so the smaller propellers cost efficiency even though the aircraft is lighter. Hover power is essentially unchanged at about 237 W.</w:t>
       </w:r>
     </w:p>
     <w:tbl>
@@ -5784,7 +6273,7 @@
               <w:rPr>
                 <w:sz w:val="18"/>
               </w:rPr>
-              <w:t>6S 4500 mAh LiPo (1773 g)</w:t>
+              <w:t>6S 4500 mAh LiPo (1705 g)</w:t>
             </w:r>
           </w:p>
         </w:tc>
@@ -5800,7 +6289,7 @@
               <w:rPr>
                 <w:sz w:val="18"/>
               </w:rPr>
-              <w:t>21 min</w:t>
+              <w:t>20 min</w:t>
             </w:r>
           </w:p>
         </w:tc>
@@ -5816,7 +6305,7 @@
               <w:rPr>
                 <w:sz w:val="18"/>
               </w:rPr>
-              <w:t>19 min</w:t>
+              <w:t>18 min</w:t>
             </w:r>
           </w:p>
         </w:tc>
@@ -5832,7 +6321,7 @@
               <w:rPr>
                 <w:sz w:val="18"/>
               </w:rPr>
-              <w:t>13.8 km</w:t>
+              <w:t>13.3 km</w:t>
             </w:r>
           </w:p>
         </w:tc>
@@ -5848,7 +6337,7 @@
               <w:rPr>
                 <w:sz w:val="18"/>
               </w:rPr>
-              <w:t>~5.5 km</w:t>
+              <w:t>~5.3 km</w:t>
             </w:r>
           </w:p>
         </w:tc>
@@ -5866,7 +6355,7 @@
               <w:rPr>
                 <w:sz w:val="18"/>
               </w:rPr>
-              <w:t>6S2P 8400 mAh Li-ion (1883 g)</w:t>
+              <w:t>6S2P 8400 mAh Li-ion (1815 g)</w:t>
             </w:r>
           </w:p>
         </w:tc>
@@ -5882,7 +6371,7 @@
               <w:rPr>
                 <w:sz w:val="18"/>
               </w:rPr>
-              <w:t>40 min</w:t>
+              <w:t>37 min</w:t>
             </w:r>
           </w:p>
         </w:tc>
@@ -5898,7 +6387,7 @@
               <w:rPr>
                 <w:sz w:val="18"/>
               </w:rPr>
-              <w:t>36 min</w:t>
+              <w:t>34 min</w:t>
             </w:r>
           </w:p>
         </w:tc>
@@ -5914,7 +6403,7 @@
               <w:rPr>
                 <w:sz w:val="18"/>
               </w:rPr>
-              <w:t>25.8 km</w:t>
+              <w:t>24.1 km</w:t>
             </w:r>
           </w:p>
         </w:tc>
@@ -5930,7 +6419,7 @@
               <w:rPr>
                 <w:sz w:val="18"/>
               </w:rPr>
-              <w:t>~10 km</w:t>
+              <w:t>~9.6 km</w:t>
             </w:r>
           </w:p>
         </w:tc>
@@ -5959,15 +6448,7 @@
         <w:t>config.h</w:t>
       </w:r>
       <w:r>
-        <w:t xml:space="preserve"> is set to 10.5 A, matching the 227 W hover figure at 22.2 V; correct it after your own bench measurement.</w:t>
-      </w:r>
-    </w:p>
-    <w:p>
-      <w:pPr>
-        <w:jc w:val="center"/>
-      </w:pPr>
-      <w:r>
-        <w:t>______________________________________________________________________________</w:t>
+        <w:t xml:space="preserve"> is set to 10.7 A, matching the 237 W hover figure at 22.2 V; correct it after your own bench measurement.</w:t>
       </w:r>
     </w:p>
     <w:p>
@@ -10861,7 +11342,7 @@
         <w:rPr>
           <w:i/>
         </w:rPr>
-        <w:t xml:space="preserve"> retained the last received throttle across flights, so arming with the stick up drove all four 10-inch propellers to about 82% instantly.</w:t>
+        <w:t xml:space="preserve"> retained the last received throttle across flights, so arming with the stick up drove all four propellers to about 82% instantly.</w:t>
       </w:r>
     </w:p>
     <w:p>
@@ -13963,7 +14444,37 @@
     </w:p>
     <w:p>
       <w:r>
-        <w:t xml:space="preserve">The IMU stack sits on polyurethane gel. The 80 Hz notch assumes a motor noise peak in that region; at 900 KV on 6S with 10-inch propellers, hover shaft speed is roughly 4700 rpm, giving a fundamental near 78 Hz and a blade-pass peak near 157 Hz. Confirm the peak from a BlackBox gyro trace and retune </w:t>
+        <w:t xml:space="preserve">The IMU stack sits on polyurethane gel. The notch centre was </w:t>
+      </w:r>
+      <w:r>
+        <w:rPr>
+          <w:b/>
+        </w:rPr>
+        <w:t>raised from 80 Hz to 95 Hz</w:t>
+      </w:r>
+      <w:r>
+        <w:t xml:space="preserve"> when the airframe moved to the 387 mm 9-inch frame.</w:t>
+      </w:r>
+    </w:p>
+    <w:p>
+      <w:r>
+        <w:t>At 900 KV on 6S, hover shaft speed on a 10-inch propeller is roughly 4700 rpm, giving a fundamental near 78 Hz. A 9-inch propeller needs roughly (10/9)² more shaft speed for the same thrust — about 5800 rpm, or a fundamental near 97 Hz, with the blade-pass peak near 194 Hz.</w:t>
+      </w:r>
+    </w:p>
+    <w:p>
+      <w:r>
+        <w:t>That matters because at Q = 4 an 80 Hz notch is already −3 dB by 90 Hz. The old setting would have left the new motor-noise peak essentially unattenuated, feeding it into the rate controller.</w:t>
+      </w:r>
+    </w:p>
+    <w:p>
+      <w:r>
+        <w:rPr>
+          <w:b/>
+        </w:rPr>
+        <w:t>Both figures are modelled.</w:t>
+      </w:r>
+      <w:r>
+        <w:t xml:space="preserve"> Confirm the actual peak from a BlackBox gyro trace and retune </w:t>
       </w:r>
       <w:r>
         <w:rPr>
@@ -13973,7 +14484,7 @@
         <w:t>NOTCH_CENTER_HZ</w:t>
       </w:r>
       <w:r>
-        <w:t xml:space="preserve"> for your build.</w:t>
+        <w:t xml:space="preserve"> for your build. The 6 mm arms on this frame are also less stiff than the 7–8 mm arms previously specified, which moves the structural resonance as well, so this is not a setting to take on trust.</w:t>
       </w:r>
     </w:p>
     <w:p>
@@ -17423,7 +17934,7 @@
         <w:rPr>
           <w:i/>
         </w:rPr>
-        <w:t xml:space="preserve"> — states in which the aircraft is airborne with four 10-inch propellers turning. The operator saw "disarmed" at exactly the moment section 5 expects them to approve a landing.</w:t>
+        <w:t xml:space="preserve"> — states in which the aircraft is airborne with all four propellers turning. The operator saw "disarmed" at exactly the moment section 5 expects them to approve a landing.</w:t>
       </w:r>
     </w:p>
     <w:p>
@@ -24245,6 +24756,40 @@
                 <w:sz w:val="18"/>
               </w:rPr>
               <w:t>, defaulting to 0. Remote ID is optional unless the operator opts in; §12.1 documents when to</w:t>
+            </w:r>
+          </w:p>
+        </w:tc>
+      </w:tr>
+      <w:tr>
+        <w:tc>
+          <w:tcPr>
+            <w:tcW w:type="dxa" w:w="4968"/>
+          </w:tcPr>
+          <w:p>
+            <w:pPr>
+              <w:spacing w:after="40" w:before="40"/>
+            </w:pPr>
+            <w:r>
+              <w:rPr>
+                <w:sz w:val="18"/>
+              </w:rPr>
+              <w:t>Airframe changed to a 387 mm 9-inch frame after revision 2.1, invalidating the thrust, AUW, TWR, endurance and gyro-notch chain</w:t>
+            </w:r>
+          </w:p>
+        </w:tc>
+        <w:tc>
+          <w:tcPr>
+            <w:tcW w:type="dxa" w:w="4968"/>
+          </w:tcPr>
+          <w:p>
+            <w:pPr>
+              <w:spacing w:after="40" w:before="40"/>
+            </w:pPr>
+            <w:r>
+              <w:rPr>
+                <w:sz w:val="18"/>
+              </w:rPr>
+              <w:t>Recomputed throughout in revision 2.2. The notch moved 80 Hz → 95 Hz, without which the new ~97 Hz motor peak would have passed into the rate controller</w:t>
             </w:r>
           </w:p>
         </w:tc>

--- a/docs/Odyssey-10-Pro-Drone-System.docx
+++ b/docs/Odyssey-10-Pro-Drone-System.docx
@@ -29,7 +29,7 @@
           <w:i/>
           <w:sz w:val="28"/>
         </w:rPr>
-        <w:t>Engineering Master Specification -- Revision 2.2</w:t>
+        <w:t>Engineering Master Specification -- Revision 2.3</w:t>
       </w:r>
     </w:p>
     <w:p/>
@@ -101,7 +101,7 @@
         <w:t>Document revision:</w:t>
       </w:r>
       <w:r>
-        <w:t xml:space="preserve"> 2.2 — re-based on the 387 mm 9-inch airframe</w:t>
+        <w:t xml:space="preserve"> 2.3 — motors matched to the 9-inch airframe</w:t>
       </w:r>
     </w:p>
     <w:p>
@@ -368,7 +368,7 @@
                 <w:b/>
                 <w:sz w:val="18"/>
               </w:rPr>
-              <w:t>1705 g</w:t>
+              <w:t>1641 g</w:t>
             </w:r>
           </w:p>
         </w:tc>
@@ -419,7 +419,7 @@
                 <w:b/>
                 <w:sz w:val="18"/>
               </w:rPr>
-              <w:t>1300 g</w:t>
+              <w:t>1400 g</w:t>
             </w:r>
           </w:p>
         </w:tc>
@@ -470,7 +470,7 @@
                 <w:b/>
                 <w:sz w:val="18"/>
               </w:rPr>
-              <w:t>3.05:1</w:t>
+              <w:t>3.41:1</w:t>
             </w:r>
           </w:p>
         </w:tc>
@@ -521,7 +521,7 @@
                 <w:b/>
                 <w:sz w:val="18"/>
               </w:rPr>
-              <w:t>~51%</w:t>
+              <w:t>~48%</w:t>
             </w:r>
           </w:p>
         </w:tc>
@@ -539,6 +539,57 @@
               <w:rPr>
                 <w:sz w:val="18"/>
               </w:rPr>
+              <w:t>Motors</w:t>
+            </w:r>
+          </w:p>
+        </w:tc>
+        <w:tc>
+          <w:tcPr>
+            <w:tcW w:type="dxa" w:w="3312"/>
+          </w:tcPr>
+          <w:p>
+            <w:pPr>
+              <w:spacing w:after="40" w:before="40"/>
+            </w:pPr>
+            <w:r>
+              <w:rPr>
+                <w:sz w:val="18"/>
+              </w:rPr>
+              <w:t>3110, 68 g each</w:t>
+            </w:r>
+          </w:p>
+        </w:tc>
+        <w:tc>
+          <w:tcPr>
+            <w:tcW w:type="dxa" w:w="3312"/>
+          </w:tcPr>
+          <w:p>
+            <w:pPr>
+              <w:spacing w:after="40" w:before="40"/>
+            </w:pPr>
+            <w:r>
+              <w:rPr>
+                <w:b/>
+                <w:sz w:val="18"/>
+              </w:rPr>
+              <w:t>2810, 52 g each</w:t>
+            </w:r>
+          </w:p>
+        </w:tc>
+      </w:tr>
+      <w:tr>
+        <w:tc>
+          <w:tcPr>
+            <w:tcW w:type="dxa" w:w="3312"/>
+          </w:tcPr>
+          <w:p>
+            <w:pPr>
+              <w:spacing w:after="40" w:before="40"/>
+            </w:pPr>
+            <w:r>
+              <w:rPr>
+                <w:sz w:val="18"/>
+              </w:rPr>
               <w:t>Gyro notch centre</w:t>
             </w:r>
           </w:p>
@@ -572,7 +623,7 @@
                 <w:b/>
                 <w:sz w:val="18"/>
               </w:rPr>
-              <w:t>95 Hz</w:t>
+              <w:t>100 Hz</w:t>
             </w:r>
           </w:p>
         </w:tc>
@@ -581,7 +632,21 @@
     <w:p/>
     <w:p>
       <w:r>
-        <w:t>The notch change is the one that matters for safety. A smaller disc needs roughly (10/9)² more shaft speed for the same thrust, moving the hover fundamental from about 78 Hz to about 97 Hz — and at Q = 4 an 80 Hz notch is already −3 dB by 90 Hz, so the old setting would have passed the new motor-noise peak straight into the rate controller.</w:t>
+        <w:t>The notch change is the one that matters for safety. A smaller disc needs more shaft speed for the same thrust, moving the hover fundamental up out of the old notch — at Q = 4 an 80 Hz notch is already −3 dB by 90 Hz, so the original setting would have passed the new motor-noise peak straight into the rate controller. See section 8.3, including why the new figure carries more uncertainty than a single number suggests.</w:t>
+      </w:r>
+    </w:p>
+    <w:p>
+      <w:r>
+        <w:t xml:space="preserve">The motors changed with the frame. A 3110 is a 31 mm stator — a 10–11 inch motor. The 28 mm 2810 class is the 8–9 inch class, and it is the </w:t>
+      </w:r>
+      <w:r>
+        <w:rPr>
+          <w:b/>
+        </w:rPr>
+        <w:t>stator</w:t>
+      </w:r>
+      <w:r>
+        <w:t xml:space="preserve"> that was wrong, not the 900 KV winding, which is already correct for a 9-inch propeller on 6S.</w:t>
       </w:r>
     </w:p>
     <w:p>
@@ -897,7 +962,7 @@
           <w:rFonts w:ascii="Consolas" w:hAnsi="Consolas"/>
           <w:sz w:val="15"/>
         </w:rPr>
-        <w:t>|  * Quad-X mixer WITH DESATURATION -&gt; 400 Hz LEDC PWM to 4x 3110 motors                |</w:t>
+        <w:t>|  * Quad-X mixer WITH DESATURATION -&gt; 400 Hz LEDC PWM to 4x 2810 motors                |</w:t>
       </w:r>
     </w:p>
     <w:p>
@@ -1877,7 +1942,7 @@
               <w:rPr>
                 <w:sz w:val="18"/>
               </w:rPr>
-              <w:t>3110 / 2812 brushless motor</w:t>
+              <w:t>2810 / 2812 brushless motor</w:t>
             </w:r>
           </w:p>
         </w:tc>
@@ -1893,7 +1958,7 @@
               <w:rPr>
                 <w:sz w:val="18"/>
               </w:rPr>
-              <w:t>900 KV, 4S–6S, M5 shaft</w:t>
+              <w:t>900 KV, 28 mm stator, 4S–6S</w:t>
             </w:r>
           </w:p>
         </w:tc>
@@ -1957,7 +2022,7 @@
               <w:rPr>
                 <w:sz w:val="18"/>
               </w:rPr>
-              <w:t>272 g</w:t>
+              <w:t>208 g</w:t>
             </w:r>
           </w:p>
         </w:tc>
@@ -4820,7 +4885,7 @@
     </w:p>
     <w:p>
       <w:r>
-        <w:t>Airborne dry mass is 1535 g (the second SX1278 module is the ground station radio and does not fly). See section 3.1.</w:t>
+        <w:t>Airborne dry mass is 1471 g (the second SX1278 module is the ground station radio and does not fly). See section 3.1.</w:t>
       </w:r>
     </w:p>
     <w:p>
@@ -4954,7 +5019,7 @@
               <w:rPr>
                 <w:sz w:val="18"/>
               </w:rPr>
-              <w:t>4× 3110 motors (68 g each installed)</w:t>
+              <w:t>4× 2810 motors (52 g each installed)</w:t>
             </w:r>
           </w:p>
         </w:tc>
@@ -4970,7 +5035,7 @@
               <w:rPr>
                 <w:sz w:val="18"/>
               </w:rPr>
-              <w:t>272 g</w:t>
+              <w:t>208 g</w:t>
             </w:r>
           </w:p>
         </w:tc>
@@ -5380,7 +5445,7 @@
                 <w:b/>
                 <w:sz w:val="18"/>
               </w:rPr>
-              <w:t>1535 g</w:t>
+              <w:t>1471 g</w:t>
             </w:r>
           </w:p>
         </w:tc>
@@ -5450,7 +5515,7 @@
                 <w:b/>
                 <w:sz w:val="18"/>
               </w:rPr>
-              <w:t>1705 g</w:t>
+              <w:t>1641 g</w:t>
             </w:r>
           </w:p>
         </w:tc>
@@ -5473,16 +5538,16 @@
         <w:rPr>
           <w:b/>
         </w:rPr>
-        <w:t>1300 g</w:t>
-      </w:r>
-      <w:r>
-        <w:t xml:space="preserve">, giving 5200 g total and a </w:t>
+        <w:t>1400 g</w:t>
+      </w:r>
+      <w:r>
+        <w:t xml:space="preserve">, giving 5600 g total and a </w:t>
       </w:r>
       <w:r>
         <w:rPr>
           <w:b/>
         </w:rPr>
-        <w:t>thrust-to-weight ratio of 3.05:1</w:t>
+        <w:t>thrust-to-weight ratio of 3.41:1</w:t>
       </w:r>
       <w:r>
         <w:t>.</w:t>
@@ -5490,7 +5555,41 @@
     </w:p>
     <w:p>
       <w:r>
-        <w:t>The 3110 900 KV motor was selected for a 10-inch propeller, so on 9 inches it is under-propped: it runs cooler and keeps headroom, at some cost in efficiency. Thrust is roughly 74% of the 10-inch figure.</w:t>
+        <w:rPr>
+          <w:b/>
+        </w:rPr>
+        <w:t>Why the motor changed.</w:t>
+      </w:r>
+      <w:r>
+        <w:t xml:space="preserve"> Revisions up to 2.2 specified a 3110 — a 31 mm stator, which is a 10–11 inch motor. On a 387 mm 9-inch frame that is over-sized: it carries mass the airframe does not need and runs a propeller below the range the stator was built for. The 2810 class (28 mm stator, about 82% of the stator volume) is the 8–9 inch class and is the correct match.</w:t>
+      </w:r>
+    </w:p>
+    <w:p>
+      <w:r>
+        <w:t xml:space="preserve">The 900 KV winding is unchanged, and deliberately so — it is the </w:t>
+      </w:r>
+      <w:r>
+        <w:rPr>
+          <w:b/>
+        </w:rPr>
+        <w:t>stator</w:t>
+      </w:r>
+      <w:r>
+        <w:t xml:space="preserve"> that was wrong, not the KV. 900 KV on 6S is already right for a 9-inch propeller; dropping the stator size while keeping the winding gives a lighter motor at the same shaft speed.</w:t>
+      </w:r>
+    </w:p>
+    <w:p>
+      <w:r>
+        <w:t xml:space="preserve">The result is a lighter aircraft with </w:t>
+      </w:r>
+      <w:r>
+        <w:rPr>
+          <w:i/>
+        </w:rPr>
+        <w:t>more</w:t>
+      </w:r>
+      <w:r>
+        <w:t xml:space="preserve"> thrust-to-weight than the 3110 gave on 9-inch propellers, because the mass saved (64 g) matters more at this scale than the modest thrust the larger stator could have delivered on a propeller too small to load it properly.</w:t>
       </w:r>
     </w:p>
     <w:p>
@@ -5509,7 +5608,7 @@
         <w:t>These are modelled figures. Verify them on a thrust stand before your first flight</w:t>
       </w:r>
       <w:r>
-        <w:t xml:space="preserve"> — the hover point drives the energy budget in section 5.2, and the whole table moved when the airframe changed.</w:t>
+        <w:t xml:space="preserve"> — the hover point drives the energy budget in section 5.2, and this table has now moved twice.</w:t>
       </w:r>
     </w:p>
     <w:tbl>
@@ -5696,7 +5795,7 @@
               <w:rPr>
                 <w:sz w:val="18"/>
               </w:rPr>
-              <w:t>88 g</w:t>
+              <w:t>95 g</w:t>
             </w:r>
           </w:p>
         </w:tc>
@@ -5712,7 +5811,7 @@
               <w:rPr>
                 <w:sz w:val="18"/>
               </w:rPr>
-              <w:t>354 g</w:t>
+              <w:t>381 g</w:t>
             </w:r>
           </w:p>
         </w:tc>
@@ -5756,7 +5855,7 @@
               <w:rPr>
                 <w:sz w:val="18"/>
               </w:rPr>
-              <w:t>174 g</w:t>
+              <w:t>187 g</w:t>
             </w:r>
           </w:p>
         </w:tc>
@@ -5772,7 +5871,7 @@
               <w:rPr>
                 <w:sz w:val="18"/>
               </w:rPr>
-              <w:t>696 g</w:t>
+              <w:t>750 g</w:t>
             </w:r>
           </w:p>
         </w:tc>
@@ -5816,7 +5915,7 @@
               <w:rPr>
                 <w:sz w:val="18"/>
               </w:rPr>
-              <w:t>281 g</w:t>
+              <w:t>303 g</w:t>
             </w:r>
           </w:p>
         </w:tc>
@@ -5832,7 +5931,7 @@
               <w:rPr>
                 <w:sz w:val="18"/>
               </w:rPr>
-              <w:t>1126 g</w:t>
+              <w:t>1212 g</w:t>
             </w:r>
           </w:p>
         </w:tc>
@@ -5861,7 +5960,7 @@
                 <w:b/>
                 <w:sz w:val="18"/>
               </w:rPr>
-              <w:t>51%</w:t>
+              <w:t>48%</w:t>
             </w:r>
           </w:p>
         </w:tc>
@@ -5878,7 +5977,7 @@
                 <w:b/>
                 <w:sz w:val="18"/>
               </w:rPr>
-              <w:t>426 g</w:t>
+              <w:t>411 g</w:t>
             </w:r>
           </w:p>
         </w:tc>
@@ -5895,7 +5994,7 @@
                 <w:b/>
                 <w:sz w:val="18"/>
               </w:rPr>
-              <w:t>1705 g</w:t>
+              <w:t>1644 g</w:t>
             </w:r>
           </w:p>
         </w:tc>
@@ -5946,7 +6045,7 @@
               <w:rPr>
                 <w:sz w:val="18"/>
               </w:rPr>
-              <w:t>554 g</w:t>
+              <w:t>597 g</w:t>
             </w:r>
           </w:p>
         </w:tc>
@@ -5962,7 +6061,7 @@
               <w:rPr>
                 <w:sz w:val="18"/>
               </w:rPr>
-              <w:t>2216 g</w:t>
+              <w:t>2386 g</w:t>
             </w:r>
           </w:p>
         </w:tc>
@@ -6006,7 +6105,7 @@
               <w:rPr>
                 <w:sz w:val="18"/>
               </w:rPr>
-              <w:t>804 g</w:t>
+              <w:t>866 g</w:t>
             </w:r>
           </w:p>
         </w:tc>
@@ -6022,7 +6121,7 @@
               <w:rPr>
                 <w:sz w:val="18"/>
               </w:rPr>
-              <w:t>3216 g</w:t>
+              <w:t>3464 g</w:t>
             </w:r>
           </w:p>
         </w:tc>
@@ -6072,7 +6171,7 @@
               <w:rPr>
                 <w:sz w:val="18"/>
               </w:rPr>
-              <w:t>1300 g</w:t>
+              <w:t>1400 g</w:t>
             </w:r>
           </w:p>
         </w:tc>
@@ -6088,7 +6187,7 @@
               <w:rPr>
                 <w:sz w:val="18"/>
               </w:rPr>
-              <w:t>5200 g</w:t>
+              <w:t>5600 g</w:t>
             </w:r>
           </w:p>
         </w:tc>
@@ -6113,14 +6212,50 @@
     <w:p/>
     <w:p>
       <w:r>
-        <w:t>Hover now sits at roughly 51% rather than 44%, because the thrust ceiling fell further than the mass did. A 3:1 thrust-to-weight ratio is still ample for a long-range platform — it is a cruiser, not a racer — but there is less margin for a hard recovery, and the mixer saturation figure in the BlackBox is worth watching on the first flights.</w:t>
-      </w:r>
-    </w:p>
-    <w:p>
-      <w:r>
         <w:rPr>
           <w:b/>
         </w:rPr>
+        <w:t>If you have already bought 3110s</w:t>
+      </w:r>
+      <w:r>
+        <w:t xml:space="preserve">, fly them. They will work on 9-inch propellers — the aircraft is 64 g heavier and the thrust-to-weight lands near 3.05:1 instead of 3.41:1, which is still ample for a cruiser. Set </w:t>
+      </w:r>
+      <w:r>
+        <w:rPr>
+          <w:rFonts w:ascii="Consolas" w:hAnsi="Consolas"/>
+          <w:sz w:val="19"/>
+        </w:rPr>
+        <w:t>AIRFRAME_AUW_G</w:t>
+      </w:r>
+      <w:r>
+        <w:t xml:space="preserve"> to 1705 and </w:t>
+      </w:r>
+      <w:r>
+        <w:rPr>
+          <w:rFonts w:ascii="Consolas" w:hAnsi="Consolas"/>
+          <w:sz w:val="19"/>
+        </w:rPr>
+        <w:t>MOTOR_MAX_THRUST_G</w:t>
+      </w:r>
+      <w:r>
+        <w:t xml:space="preserve"> to 1300 in </w:t>
+      </w:r>
+      <w:r>
+        <w:rPr>
+          <w:rFonts w:ascii="Consolas" w:hAnsi="Consolas"/>
+          <w:sz w:val="19"/>
+        </w:rPr>
+        <w:t>config.h</w:t>
+      </w:r>
+      <w:r>
+        <w:t xml:space="preserve"> and the rest of the chain follows.</w:t>
+      </w:r>
+    </w:p>
+    <w:p>
+      <w:r>
+        <w:rPr>
+          <w:b/>
+        </w:rPr>
         <w:t>Propeller clearance.</w:t>
       </w:r>
       <w:r>
@@ -6137,12 +6272,12 @@
     </w:p>
     <w:p>
       <w:r>
-        <w:t>Assumptions: hover power loading 7.8 g/W; avionics, VTX and BEC losses 18 W; usable pack fraction 80% for LiPo and 85% for Li-ion.</w:t>
-      </w:r>
-    </w:p>
-    <w:p>
-      <w:r>
-        <w:t>The power loading fell from the 8.5 g/W used for the 10-inch airframe. Total disc area dropped from 0.203 m² to 0.164 m², and induced power scales with the square root of disc loading, so the smaller propellers cost efficiency even though the aircraft is lighter. Hover power is essentially unchanged at about 237 W.</w:t>
+        <w:t>Assumptions: hover power loading 7.95 g/W; avionics, VTX and BEC losses 18 W; usable pack fraction 80% for LiPo and 85% for Li-ion.</w:t>
+      </w:r>
+    </w:p>
+    <w:p>
+      <w:r>
+        <w:t>Power loading fell from the 8.5 g/W used for the 10-inch airframe. Total disc area dropped from 0.203 m² to 0.164 m², and induced power scales with the square root of disc loading, so the smaller propellers cost efficiency — but the lighter motors give some of it back. Hover power is about 224 W.</w:t>
       </w:r>
     </w:p>
     <w:tbl>
@@ -6273,7 +6408,7 @@
               <w:rPr>
                 <w:sz w:val="18"/>
               </w:rPr>
-              <w:t>6S 4500 mAh LiPo (1705 g)</w:t>
+              <w:t>6S 4500 mAh LiPo (1641 g)</w:t>
             </w:r>
           </w:p>
         </w:tc>
@@ -6289,7 +6424,7 @@
               <w:rPr>
                 <w:sz w:val="18"/>
               </w:rPr>
-              <w:t>20 min</w:t>
+              <w:t>21 min</w:t>
             </w:r>
           </w:p>
         </w:tc>
@@ -6305,7 +6440,7 @@
               <w:rPr>
                 <w:sz w:val="18"/>
               </w:rPr>
-              <w:t>18 min</w:t>
+              <w:t>19 min</w:t>
             </w:r>
           </w:p>
         </w:tc>
@@ -6321,7 +6456,7 @@
               <w:rPr>
                 <w:sz w:val="18"/>
               </w:rPr>
-              <w:t>13.3 km</w:t>
+              <w:t>14.0 km</w:t>
             </w:r>
           </w:p>
         </w:tc>
@@ -6337,7 +6472,7 @@
               <w:rPr>
                 <w:sz w:val="18"/>
               </w:rPr>
-              <w:t>~5.3 km</w:t>
+              <w:t>~5.6 km</w:t>
             </w:r>
           </w:p>
         </w:tc>
@@ -6355,7 +6490,7 @@
               <w:rPr>
                 <w:sz w:val="18"/>
               </w:rPr>
-              <w:t>6S2P 8400 mAh Li-ion (1815 g)</w:t>
+              <w:t>6S2P 8400 mAh Li-ion (1751 g)</w:t>
             </w:r>
           </w:p>
         </w:tc>
@@ -6371,7 +6506,7 @@
               <w:rPr>
                 <w:sz w:val="18"/>
               </w:rPr>
-              <w:t>37 min</w:t>
+              <w:t>39 min</w:t>
             </w:r>
           </w:p>
         </w:tc>
@@ -6387,7 +6522,7 @@
               <w:rPr>
                 <w:sz w:val="18"/>
               </w:rPr>
-              <w:t>34 min</w:t>
+              <w:t>35 min</w:t>
             </w:r>
           </w:p>
         </w:tc>
@@ -6403,7 +6538,7 @@
               <w:rPr>
                 <w:sz w:val="18"/>
               </w:rPr>
-              <w:t>24.1 km</w:t>
+              <w:t>25.4 km</w:t>
             </w:r>
           </w:p>
         </w:tc>
@@ -6419,7 +6554,7 @@
               <w:rPr>
                 <w:sz w:val="18"/>
               </w:rPr>
-              <w:t>~9.6 km</w:t>
+              <w:t>~10.2 km</w:t>
             </w:r>
           </w:p>
         </w:tc>
@@ -6448,7 +6583,7 @@
         <w:t>config.h</w:t>
       </w:r>
       <w:r>
-        <w:t xml:space="preserve"> is set to 10.7 A, matching the 237 W hover figure at 22.2 V; correct it after your own bench measurement.</w:t>
+        <w:t xml:space="preserve"> is set to 10.1 A, matching the 224 W hover figure at 22.2 V; correct it after your own bench measurement.</w:t>
       </w:r>
     </w:p>
     <w:p>
@@ -14450,7 +14585,7 @@
         <w:rPr>
           <w:b/>
         </w:rPr>
-        <w:t>raised from 80 Hz to 95 Hz</w:t>
+        <w:t>raised from 80 Hz to 100 Hz</w:t>
       </w:r>
       <w:r>
         <w:t xml:space="preserve"> when the airframe moved to the 387 mm 9-inch frame.</w:t>
@@ -14458,23 +14593,165 @@
     </w:p>
     <w:p>
       <w:r>
-        <w:t>At 900 KV on 6S, hover shaft speed on a 10-inch propeller is roughly 4700 rpm, giving a fundamental near 78 Hz. A 9-inch propeller needs roughly (10/9)² more shaft speed for the same thrust — about 5800 rpm, or a fundamental near 97 Hz, with the blade-pass peak near 194 Hz.</w:t>
-      </w:r>
-    </w:p>
-    <w:p>
-      <w:r>
-        <w:t>That matters because at Q = 4 an 80 Hz notch is already −3 dB by 90 Hz. The old setting would have left the new motor-noise peak essentially unattenuated, feeding it into the rate controller.</w:t>
-      </w:r>
-    </w:p>
-    <w:p>
-      <w:r>
         <w:rPr>
           <w:b/>
         </w:rPr>
-        <w:t>Both figures are modelled.</w:t>
-      </w:r>
-      <w:r>
-        <w:t xml:space="preserve"> Confirm the actual peak from a BlackBox gyro trace and retune </w:t>
+        <w:t>Two independent estimates disagree, and that is the important part.</w:t>
+      </w:r>
+    </w:p>
+    <w:tbl>
+      <w:tblPr>
+        <w:tblStyle w:val="TableGrid"/>
+        <w:tblW w:type="auto" w:w="0"/>
+        <w:jc w:val="center"/>
+        <w:tblLayout w:type="autofit"/>
+        <w:tblLook w:firstColumn="1" w:firstRow="1" w:lastColumn="0" w:lastRow="0" w:noHBand="0" w:noVBand="1" w:val="04A0"/>
+      </w:tblPr>
+      <w:tblGrid>
+        <w:gridCol w:w="4968"/>
+        <w:gridCol w:w="4968"/>
+      </w:tblGrid>
+      <w:tr>
+        <w:trPr>
+          <w:tblHeader w:val="true"/>
+        </w:trPr>
+        <w:tc>
+          <w:tcPr>
+            <w:tcW w:type="dxa" w:w="4968"/>
+            <w:shd w:val="clear" w:color="auto" w:fill="1F3864"/>
+          </w:tcPr>
+          <w:p>
+            <w:pPr>
+              <w:spacing w:after="40" w:before="40"/>
+            </w:pPr>
+            <w:r>
+              <w:rPr>
+                <w:b/>
+                <w:color w:val="FFFFFF"/>
+                <w:sz w:val="18"/>
+              </w:rPr>
+              <w:t>Method</w:t>
+            </w:r>
+          </w:p>
+        </w:tc>
+        <w:tc>
+          <w:tcPr>
+            <w:tcW w:type="dxa" w:w="4968"/>
+            <w:shd w:val="clear" w:color="auto" w:fill="1F3864"/>
+          </w:tcPr>
+          <w:p>
+            <w:pPr>
+              <w:spacing w:after="40" w:before="40"/>
+            </w:pPr>
+            <w:r>
+              <w:rPr>
+                <w:b/>
+                <w:color w:val="FFFFFF"/>
+                <w:sz w:val="18"/>
+              </w:rPr>
+              <w:t>Hover fundamental</w:t>
+            </w:r>
+          </w:p>
+        </w:tc>
+      </w:tr>
+      <w:tr>
+        <w:tc>
+          <w:tcPr>
+            <w:tcW w:type="dxa" w:w="4968"/>
+          </w:tcPr>
+          <w:p>
+            <w:pPr>
+              <w:spacing w:after="40" w:before="40"/>
+            </w:pPr>
+            <w:r>
+              <w:rPr>
+                <w:sz w:val="18"/>
+              </w:rPr>
+              <w:t>Scale the 10-inch figure by (10/9)²</w:t>
+            </w:r>
+          </w:p>
+        </w:tc>
+        <w:tc>
+          <w:tcPr>
+            <w:tcW w:type="dxa" w:w="4968"/>
+          </w:tcPr>
+          <w:p>
+            <w:pPr>
+              <w:spacing w:after="40" w:before="40"/>
+            </w:pPr>
+            <w:r>
+              <w:rPr>
+                <w:sz w:val="18"/>
+              </w:rPr>
+              <w:t>~97 Hz</w:t>
+            </w:r>
+          </w:p>
+        </w:tc>
+      </w:tr>
+      <w:tr>
+        <w:tc>
+          <w:tcPr>
+            <w:tcW w:type="dxa" w:w="4968"/>
+          </w:tcPr>
+          <w:p>
+            <w:pPr>
+              <w:spacing w:after="40" w:before="40"/>
+            </w:pPr>
+            <w:r>
+              <w:rPr>
+                <w:sz w:val="18"/>
+              </w:rPr>
+              <w:t>Momentum theory from hover thrust and disc area</w:t>
+            </w:r>
+          </w:p>
+        </w:tc>
+        <w:tc>
+          <w:tcPr>
+            <w:tcW w:type="dxa" w:w="4968"/>
+          </w:tcPr>
+          <w:p>
+            <w:pPr>
+              <w:spacing w:after="40" w:before="40"/>
+            </w:pPr>
+            <w:r>
+              <w:rPr>
+                <w:sz w:val="18"/>
+              </w:rPr>
+              <w:t>~105 Hz</w:t>
+            </w:r>
+          </w:p>
+        </w:tc>
+      </w:tr>
+    </w:tbl>
+    <w:p/>
+    <w:p>
+      <w:r>
+        <w:t xml:space="preserve">A 7% spread. 100 Hz is set as the midpoint — </w:t>
+      </w:r>
+      <w:r>
+        <w:rPr>
+          <w:b/>
+        </w:rPr>
+        <w:t>not because it is known to be right</w:t>
+      </w:r>
+      <w:r>
+        <w:t>, but because it is the least-wrong single number available without data. At Q = 4 the notch is −3 dB roughly 12 Hz either side, so 100 Hz covers about 94–106 Hz. That spans both estimates, but only just: if the truth sits at either edge, half the notch is being spent on nothing.</w:t>
+      </w:r>
+    </w:p>
+    <w:p>
+      <w:r>
+        <w:t>For context, the original 80 Hz setting was −3 dB by 90 Hz, so it would have left a ~100 Hz peak essentially unattenuated and fed it straight into the rate controller.</w:t>
+      </w:r>
+    </w:p>
+    <w:p>
+      <w:r>
+        <w:rPr>
+          <w:b/>
+        </w:rPr>
+        <w:t>Measure it.</w:t>
+      </w:r>
+      <w:r>
+        <w:t xml:space="preserve"> Take a BlackBox gyro trace at a stable hover, find the actual peak, and set </w:t>
       </w:r>
       <w:r>
         <w:rPr>
@@ -14484,7 +14761,12 @@
         <w:t>NOTCH_CENTER_HZ</w:t>
       </w:r>
       <w:r>
-        <w:t xml:space="preserve"> for your build. The 6 mm arms on this frame are also less stiff than the 7–8 mm arms previously specified, which moves the structural resonance as well, so this is not a setting to take on trust.</w:t>
+        <w:t xml:space="preserve"> from the data. Neither model above accounts for the frame itself: the 6 mm arms on this airframe are less stiff than the 7–8 mm arms previously specified, which moves the structural resonance independently of the propellers. Blade-pass energy sits near twice the fundamental, around 200 Hz, which the notch does not target.</w:t>
+      </w:r>
+    </w:p>
+    <w:p>
+      <w:r>
+        <w:t>This is the one number in the specification where a modelled value is actively risky rather than merely approximate, because a notch in the wrong place is worse than no notch — it adds phase lag in the control band while attenuating nothing.</w:t>
       </w:r>
     </w:p>
     <w:p>
@@ -24756,6 +25038,40 @@
                 <w:sz w:val="18"/>
               </w:rPr>
               <w:t>, defaulting to 0. Remote ID is optional unless the operator opts in; §12.1 documents when to</w:t>
+            </w:r>
+          </w:p>
+        </w:tc>
+      </w:tr>
+      <w:tr>
+        <w:tc>
+          <w:tcPr>
+            <w:tcW w:type="dxa" w:w="4968"/>
+          </w:tcPr>
+          <w:p>
+            <w:pPr>
+              <w:spacing w:after="40" w:before="40"/>
+            </w:pPr>
+            <w:r>
+              <w:rPr>
+                <w:sz w:val="18"/>
+              </w:rPr>
+              <w:t>Motors were a 3110 (31 mm stator, a 10-11 inch motor) on a 9-inch frame — over-sized and carrying 64 g the airframe did not need</w:t>
+            </w:r>
+          </w:p>
+        </w:tc>
+        <w:tc>
+          <w:tcPr>
+            <w:tcW w:type="dxa" w:w="4968"/>
+          </w:tcPr>
+          <w:p>
+            <w:pPr>
+              <w:spacing w:after="40" w:before="40"/>
+            </w:pPr>
+            <w:r>
+              <w:rPr>
+                <w:sz w:val="18"/>
+              </w:rPr>
+              <w:t>Changed to the 2810 class (28 mm stator, 8-9 inch). The 900 KV winding was already correct, so only the stator changed. AUW 1705 → 1641 g, TWR 3.05 → 3.41:1</w:t>
             </w:r>
           </w:p>
         </w:tc>

--- a/docs/Odyssey-10-Pro-Drone-System.docx
+++ b/docs/Odyssey-10-Pro-Drone-System.docx
@@ -29,7 +29,7 @@
           <w:i/>
           <w:sz w:val="28"/>
         </w:rPr>
-        <w:t>Engineering Master Specification -- Revision 2.3</w:t>
+        <w:t>Engineering Master Specification -- Revision 2.4</w:t>
       </w:r>
     </w:p>
     <w:p/>
@@ -101,7 +101,7 @@
         <w:t>Document revision:</w:t>
       </w:r>
       <w:r>
-        <w:t xml:space="preserve"> 2.3 — motors matched to the 9-inch airframe</w:t>
+        <w:t xml:space="preserve"> 2.4 — propulsion chain matched to the 9-inch airframe</w:t>
       </w:r>
     </w:p>
     <w:p>
@@ -368,7 +368,7 @@
                 <w:b/>
                 <w:sz w:val="18"/>
               </w:rPr>
-              <w:t>1641 g</w:t>
+              <w:t>1632 g</w:t>
             </w:r>
           </w:p>
         </w:tc>
@@ -470,7 +470,7 @@
                 <w:b/>
                 <w:sz w:val="18"/>
               </w:rPr>
-              <w:t>3.41:1</w:t>
+              <w:t>3.43:1</w:t>
             </w:r>
           </w:p>
         </w:tc>
@@ -573,6 +573,57 @@
                 <w:sz w:val="18"/>
               </w:rPr>
               <w:t>2810, 52 g each</w:t>
+            </w:r>
+          </w:p>
+        </w:tc>
+      </w:tr>
+      <w:tr>
+        <w:tc>
+          <w:tcPr>
+            <w:tcW w:type="dxa" w:w="3312"/>
+          </w:tcPr>
+          <w:p>
+            <w:pPr>
+              <w:spacing w:after="40" w:before="40"/>
+            </w:pPr>
+            <w:r>
+              <w:rPr>
+                <w:sz w:val="18"/>
+              </w:rPr>
+              <w:t>ESC</w:t>
+            </w:r>
+          </w:p>
+        </w:tc>
+        <w:tc>
+          <w:tcPr>
+            <w:tcW w:type="dxa" w:w="3312"/>
+          </w:tcPr>
+          <w:p>
+            <w:pPr>
+              <w:spacing w:after="40" w:before="40"/>
+            </w:pPr>
+            <w:r>
+              <w:rPr>
+                <w:sz w:val="18"/>
+              </w:rPr>
+              <w:t>50 A/ch, 34 g</w:t>
+            </w:r>
+          </w:p>
+        </w:tc>
+        <w:tc>
+          <w:tcPr>
+            <w:tcW w:type="dxa" w:w="3312"/>
+          </w:tcPr>
+          <w:p>
+            <w:pPr>
+              <w:spacing w:after="40" w:before="40"/>
+            </w:pPr>
+            <w:r>
+              <w:rPr>
+                <w:b/>
+                <w:sz w:val="18"/>
+              </w:rPr>
+              <w:t>40 A/ch, 25 g</w:t>
             </w:r>
           </w:p>
         </w:tc>
@@ -647,6 +698,20 @@
       </w:r>
       <w:r>
         <w:t xml:space="preserve"> that was wrong, not the 900 KV winding, which is already correct for a 9-inch propeller on 6S.</w:t>
+      </w:r>
+    </w:p>
+    <w:p>
+      <w:r>
+        <w:t xml:space="preserve">The ESC followed the motors. Peak draw is </w:t>
+      </w:r>
+      <w:r>
+        <w:rPr>
+          <w:b/>
+        </w:rPr>
+        <w:t>16.9 A per motor</w:t>
+      </w:r>
+      <w:r>
+        <w:t>, so the 50 A per-channel rating carried over from the 10-inch build was nearly three times what the aircraft can actually pull. 40 A per channel keeps a 2.4× margin and saves 9 g.</w:t>
       </w:r>
     </w:p>
     <w:p>
@@ -2170,7 +2235,7 @@
               <w:rPr>
                 <w:sz w:val="18"/>
               </w:rPr>
-              <w:t>4-in-1 ESC (BLHeli_32)</w:t>
+              <w:t>4-in-1 ESC (BLHeli_32 / AM32)</w:t>
             </w:r>
           </w:p>
         </w:tc>
@@ -2186,7 +2251,7 @@
               <w:rPr>
                 <w:sz w:val="18"/>
               </w:rPr>
-              <w:t>50 A cont., 60 A burst, 6S</w:t>
+              <w:t>40 A cont., 50 A burst per ch., 6S</w:t>
             </w:r>
           </w:p>
         </w:tc>
@@ -2218,7 +2283,7 @@
               <w:rPr>
                 <w:sz w:val="18"/>
               </w:rPr>
-              <w:t>$45.00</w:t>
+              <w:t>$38.00</w:t>
             </w:r>
           </w:p>
         </w:tc>
@@ -2234,7 +2299,7 @@
               <w:rPr>
                 <w:sz w:val="18"/>
               </w:rPr>
-              <w:t>$45.00</w:t>
+              <w:t>$38.00</w:t>
             </w:r>
           </w:p>
         </w:tc>
@@ -2250,7 +2315,7 @@
               <w:rPr>
                 <w:sz w:val="18"/>
               </w:rPr>
-              <w:t>34 g</w:t>
+              <w:t>25 g</w:t>
             </w:r>
           </w:p>
         </w:tc>
@@ -4855,7 +4920,7 @@
                 <w:b/>
                 <w:sz w:val="18"/>
               </w:rPr>
-              <w:t>$540.50</w:t>
+              <w:t>$533.50</w:t>
             </w:r>
           </w:p>
         </w:tc>
@@ -4885,7 +4950,7 @@
     </w:p>
     <w:p>
       <w:r>
-        <w:t>Airborne dry mass is 1471 g (the second SX1278 module is the ground station radio and does not fly). See section 3.1.</w:t>
+        <w:t>Airborne dry mass is 1462 g (the second SX1278 module is the ground station radio and does not fly). See section 3.1.</w:t>
       </w:r>
     </w:p>
     <w:p>
@@ -5103,7 +5168,7 @@
               <w:rPr>
                 <w:sz w:val="18"/>
               </w:rPr>
-              <w:t>34 g</w:t>
+              <w:t>25 g</w:t>
             </w:r>
           </w:p>
         </w:tc>
@@ -5445,7 +5510,7 @@
                 <w:b/>
                 <w:sz w:val="18"/>
               </w:rPr>
-              <w:t>1471 g</w:t>
+              <w:t>1462 g</w:t>
             </w:r>
           </w:p>
         </w:tc>
@@ -5515,7 +5580,7 @@
                 <w:b/>
                 <w:sz w:val="18"/>
               </w:rPr>
-              <w:t>1641 g</w:t>
+              <w:t>1632 g</w:t>
             </w:r>
           </w:p>
         </w:tc>
@@ -5547,7 +5612,7 @@
         <w:rPr>
           <w:b/>
         </w:rPr>
-        <w:t>thrust-to-weight ratio of 3.41:1</w:t>
+        <w:t>thrust-to-weight ratio of 3.43:1</w:t>
       </w:r>
       <w:r>
         <w:t>.</w:t>
@@ -5977,7 +6042,7 @@
                 <w:b/>
                 <w:sz w:val="18"/>
               </w:rPr>
-              <w:t>411 g</w:t>
+              <w:t>408 g</w:t>
             </w:r>
           </w:p>
         </w:tc>
@@ -5994,7 +6059,7 @@
                 <w:b/>
                 <w:sz w:val="18"/>
               </w:rPr>
-              <w:t>1644 g</w:t>
+              <w:t>1632 g</w:t>
             </w:r>
           </w:p>
         </w:tc>
@@ -6215,10 +6280,30 @@
         <w:rPr>
           <w:b/>
         </w:rPr>
+        <w:t>Peak current, which sizes the ESC.</w:t>
+      </w:r>
+      <w:r>
+        <w:t xml:space="preserve"> Momentum theory with a figure of merit of 0.55 and a combined motor/ESC efficiency of 0.78 puts full-throttle draw at about 374 W per motor — </w:t>
+      </w:r>
+      <w:r>
+        <w:rPr>
+          <w:b/>
+        </w:rPr>
+        <w:t>16.9 A per motor at 22.2 V, or 67 A for the aircraft</w:t>
+      </w:r>
+      <w:r>
+        <w:t>. Hover sits at about 2.7 A per motor. Section 4.3 sizes the ESC from those figures.</w:t>
+      </w:r>
+    </w:p>
+    <w:p>
+      <w:r>
+        <w:rPr>
+          <w:b/>
+        </w:rPr>
         <w:t>If you have already bought 3110s</w:t>
       </w:r>
       <w:r>
-        <w:t xml:space="preserve">, fly them. They will work on 9-inch propellers — the aircraft is 64 g heavier and the thrust-to-weight lands near 3.05:1 instead of 3.41:1, which is still ample for a cruiser. Set </w:t>
+        <w:t xml:space="preserve">, fly them. They will work on 9-inch propellers — the aircraft is 64 g heavier (AUW 1696 g) and the thrust-to-weight lands near 3.07:1 instead of 3.43:1, which is still ample for a cruiser. Set </w:t>
       </w:r>
       <w:r>
         <w:rPr>
@@ -6228,7 +6313,7 @@
         <w:t>AIRFRAME_AUW_G</w:t>
       </w:r>
       <w:r>
-        <w:t xml:space="preserve"> to 1705 and </w:t>
+        <w:t xml:space="preserve"> to 1696 and </w:t>
       </w:r>
       <w:r>
         <w:rPr>
@@ -6272,12 +6357,12 @@
     </w:p>
     <w:p>
       <w:r>
-        <w:t>Assumptions: hover power loading 7.95 g/W; avionics, VTX and BEC losses 18 W; usable pack fraction 80% for LiPo and 85% for Li-ion.</w:t>
-      </w:r>
-    </w:p>
-    <w:p>
-      <w:r>
-        <w:t>Power loading fell from the 8.5 g/W used for the 10-inch airframe. Total disc area dropped from 0.203 m² to 0.164 m², and induced power scales with the square root of disc loading, so the smaller propellers cost efficiency — but the lighter motors give some of it back. Hover power is about 224 W.</w:t>
+        <w:t>Assumptions: hover power loading 7.97 g/W; avionics, VTX and BEC losses 18 W; usable pack fraction 80% for LiPo and 85% for Li-ion.</w:t>
+      </w:r>
+    </w:p>
+    <w:p>
+      <w:r>
+        <w:t>Power loading fell from the 8.5 g/W used for the 10-inch airframe. Total disc area dropped from 0.203 m² to 0.164 m², and induced power scales with the square root of disc loading, so the smaller propellers cost efficiency — but the lighter motors give some of it back. Hover power is about 223 W.</w:t>
       </w:r>
     </w:p>
     <w:tbl>
@@ -6408,7 +6493,7 @@
               <w:rPr>
                 <w:sz w:val="18"/>
               </w:rPr>
-              <w:t>6S 4500 mAh LiPo (1641 g)</w:t>
+              <w:t>6S 4500 mAh LiPo (1632 g)</w:t>
             </w:r>
           </w:p>
         </w:tc>
@@ -6424,7 +6509,7 @@
               <w:rPr>
                 <w:sz w:val="18"/>
               </w:rPr>
-              <w:t>21 min</w:t>
+              <w:t>22 min</w:t>
             </w:r>
           </w:p>
         </w:tc>
@@ -6440,7 +6525,7 @@
               <w:rPr>
                 <w:sz w:val="18"/>
               </w:rPr>
-              <w:t>19 min</w:t>
+              <w:t>20 min</w:t>
             </w:r>
           </w:p>
         </w:tc>
@@ -6456,7 +6541,7 @@
               <w:rPr>
                 <w:sz w:val="18"/>
               </w:rPr>
-              <w:t>14.0 km</w:t>
+              <w:t>14.1 km</w:t>
             </w:r>
           </w:p>
         </w:tc>
@@ -6490,7 +6575,7 @@
               <w:rPr>
                 <w:sz w:val="18"/>
               </w:rPr>
-              <w:t>6S2P 8400 mAh Li-ion (1751 g)</w:t>
+              <w:t>6S2P 8400 mAh Li-ion (1742 g)</w:t>
             </w:r>
           </w:p>
         </w:tc>
@@ -6538,7 +6623,7 @@
               <w:rPr>
                 <w:sz w:val="18"/>
               </w:rPr>
-              <w:t>25.4 km</w:t>
+              <w:t>25.5 km</w:t>
             </w:r>
           </w:p>
         </w:tc>
@@ -6583,7 +6668,7 @@
         <w:t>config.h</w:t>
       </w:r>
       <w:r>
-        <w:t xml:space="preserve"> is set to 10.1 A, matching the 224 W hover figure at 22.2 V; correct it after your own bench measurement.</w:t>
+        <w:t xml:space="preserve"> is set to 10.0 A, matching the 223 W hover figure at 22.2 V; correct it after your own bench measurement.</w:t>
       </w:r>
     </w:p>
     <w:p>
@@ -7470,18 +7555,342 @@
         <w:pStyle w:val="Heading2"/>
       </w:pPr>
       <w:r>
-        <w:t>4.3 ESC protocol</w:t>
-      </w:r>
-    </w:p>
-    <w:p>
-      <w:r>
-        <w:t xml:space="preserve">The ESC is a BLHeli_32 4-in-1 capable of DShot300. The firmware drives it with </w:t>
-      </w:r>
+        <w:t>4.3 ESC selection and protocol</w:t>
+      </w:r>
+    </w:p>
+    <w:p>
       <w:r>
         <w:rPr>
           <w:b/>
         </w:rPr>
-        <w:t>analog PWM at 400 Hz, 12-bit resolution</w:t>
+        <w:t>Sizing.</w:t>
+      </w:r>
+      <w:r>
+        <w:t xml:space="preserve"> Peak draw is 16.9 A per motor at full throttle (section 3.2), and hover sits near 2.7 A. The specified ESC is </w:t>
+      </w:r>
+      <w:r>
+        <w:rPr>
+          <w:b/>
+        </w:rPr>
+        <w:t>40 A continuous, 50 A burst, per channel</w:t>
+      </w:r>
+      <w:r>
+        <w:t>:</w:t>
+      </w:r>
+    </w:p>
+    <w:tbl>
+      <w:tblPr>
+        <w:tblStyle w:val="TableGrid"/>
+        <w:tblW w:type="auto" w:w="0"/>
+        <w:jc w:val="center"/>
+        <w:tblLayout w:type="autofit"/>
+        <w:tblLook w:firstColumn="1" w:firstRow="1" w:lastColumn="0" w:lastRow="0" w:noHBand="0" w:noVBand="1" w:val="04A0"/>
+      </w:tblPr>
+      <w:tblGrid>
+        <w:gridCol w:w="3312"/>
+        <w:gridCol w:w="3312"/>
+        <w:gridCol w:w="3312"/>
+      </w:tblGrid>
+      <w:tr>
+        <w:trPr>
+          <w:tblHeader w:val="true"/>
+        </w:trPr>
+        <w:tc>
+          <w:tcPr>
+            <w:tcW w:type="dxa" w:w="3312"/>
+            <w:shd w:val="clear" w:color="auto" w:fill="1F3864"/>
+          </w:tcPr>
+          <w:p>
+            <w:pPr>
+              <w:spacing w:after="40" w:before="40"/>
+            </w:pPr>
+            <w:r>
+              <w:rPr>
+                <w:b/>
+                <w:color w:val="FFFFFF"/>
+                <w:sz w:val="18"/>
+              </w:rPr>
+              <w:t>Rating</w:t>
+            </w:r>
+          </w:p>
+        </w:tc>
+        <w:tc>
+          <w:tcPr>
+            <w:tcW w:type="dxa" w:w="3312"/>
+            <w:shd w:val="clear" w:color="auto" w:fill="1F3864"/>
+          </w:tcPr>
+          <w:p>
+            <w:pPr>
+              <w:spacing w:after="40" w:before="40"/>
+            </w:pPr>
+            <w:r>
+              <w:rPr>
+                <w:b/>
+                <w:color w:val="FFFFFF"/>
+                <w:sz w:val="18"/>
+              </w:rPr>
+              <w:t>Margin on 16.9 A peak</w:t>
+            </w:r>
+          </w:p>
+        </w:tc>
+        <w:tc>
+          <w:tcPr>
+            <w:tcW w:type="dxa" w:w="3312"/>
+            <w:shd w:val="clear" w:color="auto" w:fill="1F3864"/>
+          </w:tcPr>
+          <w:p>
+            <w:pPr>
+              <w:spacing w:after="40" w:before="40"/>
+            </w:pPr>
+            <w:r>
+              <w:rPr>
+                <w:b/>
+                <w:color w:val="FFFFFF"/>
+                <w:sz w:val="18"/>
+              </w:rPr>
+            </w:r>
+          </w:p>
+        </w:tc>
+      </w:tr>
+      <w:tr>
+        <w:tc>
+          <w:tcPr>
+            <w:tcW w:type="dxa" w:w="3312"/>
+          </w:tcPr>
+          <w:p>
+            <w:pPr>
+              <w:spacing w:after="40" w:before="40"/>
+            </w:pPr>
+            <w:r>
+              <w:rPr>
+                <w:sz w:val="18"/>
+              </w:rPr>
+              <w:t>30 A/ch</w:t>
+            </w:r>
+          </w:p>
+        </w:tc>
+        <w:tc>
+          <w:tcPr>
+            <w:tcW w:type="dxa" w:w="3312"/>
+          </w:tcPr>
+          <w:p>
+            <w:pPr>
+              <w:spacing w:after="40" w:before="40"/>
+            </w:pPr>
+            <w:r>
+              <w:rPr>
+                <w:sz w:val="18"/>
+              </w:rPr>
+              <w:t>1.8×</w:t>
+            </w:r>
+          </w:p>
+        </w:tc>
+        <w:tc>
+          <w:tcPr>
+            <w:tcW w:type="dxa" w:w="3312"/>
+          </w:tcPr>
+          <w:p>
+            <w:pPr>
+              <w:spacing w:after="40" w:before="40"/>
+            </w:pPr>
+            <w:r>
+              <w:rPr>
+                <w:sz w:val="18"/>
+              </w:rPr>
+              <w:t>thin once ESC ratings are derated for still air</w:t>
+            </w:r>
+          </w:p>
+        </w:tc>
+      </w:tr>
+      <w:tr>
+        <w:tc>
+          <w:tcPr>
+            <w:tcW w:type="dxa" w:w="3312"/>
+          </w:tcPr>
+          <w:p>
+            <w:pPr>
+              <w:spacing w:after="40" w:before="40"/>
+            </w:pPr>
+            <w:r>
+              <w:rPr>
+                <w:sz w:val="18"/>
+              </w:rPr>
+              <w:t>35 A/ch</w:t>
+            </w:r>
+          </w:p>
+        </w:tc>
+        <w:tc>
+          <w:tcPr>
+            <w:tcW w:type="dxa" w:w="3312"/>
+          </w:tcPr>
+          <w:p>
+            <w:pPr>
+              <w:spacing w:after="40" w:before="40"/>
+            </w:pPr>
+            <w:r>
+              <w:rPr>
+                <w:sz w:val="18"/>
+              </w:rPr>
+              <w:t>2.1×</w:t>
+            </w:r>
+          </w:p>
+        </w:tc>
+        <w:tc>
+          <w:tcPr>
+            <w:tcW w:type="dxa" w:w="3312"/>
+          </w:tcPr>
+          <w:p>
+            <w:pPr>
+              <w:spacing w:after="40" w:before="40"/>
+            </w:pPr>
+            <w:r>
+              <w:rPr>
+                <w:sz w:val="18"/>
+              </w:rPr>
+              <w:t>workable</w:t>
+            </w:r>
+          </w:p>
+        </w:tc>
+      </w:tr>
+      <w:tr>
+        <w:tc>
+          <w:tcPr>
+            <w:tcW w:type="dxa" w:w="3312"/>
+          </w:tcPr>
+          <w:p>
+            <w:pPr>
+              <w:spacing w:after="40" w:before="40"/>
+            </w:pPr>
+            <w:r>
+              <w:rPr>
+                <w:b/>
+                <w:sz w:val="18"/>
+              </w:rPr>
+              <w:t>40 A/ch</w:t>
+            </w:r>
+          </w:p>
+        </w:tc>
+        <w:tc>
+          <w:tcPr>
+            <w:tcW w:type="dxa" w:w="3312"/>
+          </w:tcPr>
+          <w:p>
+            <w:pPr>
+              <w:spacing w:after="40" w:before="40"/>
+            </w:pPr>
+            <w:r>
+              <w:rPr>
+                <w:b/>
+                <w:sz w:val="18"/>
+              </w:rPr>
+              <w:t>2.4×</w:t>
+            </w:r>
+          </w:p>
+        </w:tc>
+        <w:tc>
+          <w:tcPr>
+            <w:tcW w:type="dxa" w:w="3312"/>
+          </w:tcPr>
+          <w:p>
+            <w:pPr>
+              <w:spacing w:after="40" w:before="40"/>
+            </w:pPr>
+            <w:r>
+              <w:rPr>
+                <w:b/>
+                <w:sz w:val="18"/>
+              </w:rPr>
+              <w:t>specified</w:t>
+            </w:r>
+          </w:p>
+        </w:tc>
+      </w:tr>
+      <w:tr>
+        <w:tc>
+          <w:tcPr>
+            <w:tcW w:type="dxa" w:w="3312"/>
+          </w:tcPr>
+          <w:p>
+            <w:pPr>
+              <w:spacing w:after="40" w:before="40"/>
+            </w:pPr>
+            <w:r>
+              <w:rPr>
+                <w:sz w:val="18"/>
+              </w:rPr>
+              <w:t>50 A/ch</w:t>
+            </w:r>
+          </w:p>
+        </w:tc>
+        <w:tc>
+          <w:tcPr>
+            <w:tcW w:type="dxa" w:w="3312"/>
+          </w:tcPr>
+          <w:p>
+            <w:pPr>
+              <w:spacing w:after="40" w:before="40"/>
+            </w:pPr>
+            <w:r>
+              <w:rPr>
+                <w:sz w:val="18"/>
+              </w:rPr>
+              <w:t>3.0×</w:t>
+            </w:r>
+          </w:p>
+        </w:tc>
+        <w:tc>
+          <w:tcPr>
+            <w:tcW w:type="dxa" w:w="3312"/>
+          </w:tcPr>
+          <w:p>
+            <w:pPr>
+              <w:spacing w:after="40" w:before="40"/>
+            </w:pPr>
+            <w:r>
+              <w:rPr>
+                <w:sz w:val="18"/>
+              </w:rPr>
+              <w:t>what revisions up to 2.3 carried over from the 10-inch build</w:t>
+            </w:r>
+          </w:p>
+        </w:tc>
+      </w:tr>
+    </w:tbl>
+    <w:p/>
+    <w:p>
+      <w:r>
+        <w:t xml:space="preserve">Note that 4-in-1 ratings are </w:t>
+      </w:r>
+      <w:r>
+        <w:rPr>
+          <w:b/>
+        </w:rPr>
+        <w:t>per channel</w:t>
+      </w:r>
+      <w:r>
+        <w:t>, not for the aircraft. The 2.4× margin is not timidity: published ESC ratings are typically measured with forced airflow over short durations, and this is a hover-heavy long-range profile where thermal soak matters more than burst capability.</w:t>
+      </w:r>
+    </w:p>
+    <w:p>
+      <w:r>
+        <w:t>At full throttle the pack sees about 67 A. The XT90-S is rated 90 A continuous (75% utilised) and a 6S 4500 mAh 45C pack can deliver roughly 202 A (33% utilised), so neither is the binding constraint.</w:t>
+      </w:r>
+    </w:p>
+    <w:p>
+      <w:r>
+        <w:rPr>
+          <w:b/>
+        </w:rPr>
+        <w:t>Protocol.</w:t>
+      </w:r>
+      <w:r>
+        <w:t xml:space="preserve"> The firmware drives the ESC with </w:t>
+      </w:r>
+      <w:r>
+        <w:rPr>
+          <w:b/>
+        </w:rPr>
+        <w:t>analog PWM at 400 Hz, 12-bit</w:t>
       </w:r>
       <w:r>
         <w:t xml:space="preserve"> via the ESP32 LEDC peripheral:</w:t>
@@ -7513,16 +7922,50 @@
     </w:p>
     <w:p>
       <w:r>
-        <w:t xml:space="preserve">Revision 1.0 was internally inconsistent here — the BOM and placement diagram said "DShot ESC" while the architecture and firmware used 400 Hz PWM. Analog PWM is retained because it is what the code implements and it is adequate at a 500 Hz loop rate; </w:t>
+        <w:t xml:space="preserve">Revision 1.0 was internally inconsistent here — the BOM and placement diagram said "DShot ESC" while the architecture and firmware used 400 Hz PWM. Analog PWM is retained because it is what the code implements and it is adequate at a 500 Hz loop rate. </w:t>
       </w:r>
       <w:r>
         <w:rPr>
           <w:b/>
         </w:rPr>
-        <w:t>configure the ESC for PWM input and calibrate its endpoints</w:t>
-      </w:r>
-      <w:r>
-        <w:t xml:space="preserve"> during commissioning. Migrating to DShot300 would remove the calibration step and add per-motor telemetry, and is a reasonable future change.</w:t>
+        <w:t>Configure the ESC for PWM input and calibrate its endpoints</w:t>
+      </w:r>
+      <w:r>
+        <w:t xml:space="preserve"> during commissioning.</w:t>
+      </w:r>
+    </w:p>
+    <w:p>
+      <w:r>
+        <w:rPr>
+          <w:b/>
+        </w:rPr>
+        <w:t>Why DShot is worth doing later.</w:t>
+      </w:r>
+      <w:r>
+        <w:t xml:space="preserve"> The specified ESC supports DShot300 and, on AM32 or recent BLHeli_32 builds, </w:t>
+      </w:r>
+      <w:r>
+        <w:rPr>
+          <w:b/>
+        </w:rPr>
+        <w:t>bidirectional DShot</w:t>
+      </w:r>
+      <w:r>
+        <w:t xml:space="preserve">, which returns per-motor RPM telemetry. That is not merely tidier — it would resolve the single largest open uncertainty in this document. Section 8.3 sets the gyro notch to 100 Hz from two models that disagree by 7%, because there is no measurement to settle it. With RPM telemetry the notch could </w:t>
+      </w:r>
+      <w:r>
+        <w:rPr>
+          <w:b/>
+        </w:rPr>
+        <w:t>track the actual shaft speed</w:t>
+      </w:r>
+      <w:r>
+        <w:t xml:space="preserve"> rather than sitting at a fixed estimate, which is how modern flight controllers handle it and which removes the failure mode entirely.</w:t>
+      </w:r>
+    </w:p>
+    <w:p>
+      <w:r>
+        <w:t>That is future work, not implemented. Bidirectional DShot needs tight timing on the ESP32-P4 (RMT or a dedicated peripheral) and the firmware currently has neither. It is recorded here because it is the highest-value next change to the propulsion stack, not because it is done.</w:t>
       </w:r>
     </w:p>
     <w:p>
@@ -25038,6 +25481,40 @@
                 <w:sz w:val="18"/>
               </w:rPr>
               <w:t>, defaulting to 0. Remote ID is optional unless the operator opts in; §12.1 documents when to</w:t>
+            </w:r>
+          </w:p>
+        </w:tc>
+      </w:tr>
+      <w:tr>
+        <w:tc>
+          <w:tcPr>
+            <w:tcW w:type="dxa" w:w="4968"/>
+          </w:tcPr>
+          <w:p>
+            <w:pPr>
+              <w:spacing w:after="40" w:before="40"/>
+            </w:pPr>
+            <w:r>
+              <w:rPr>
+                <w:sz w:val="18"/>
+              </w:rPr>
+              <w:t>The ESC was rated 50 A per channel against a 16.9 A peak — nearly 3× margin, carried over from the 10-inch build along with 9 g</w:t>
+            </w:r>
+          </w:p>
+        </w:tc>
+        <w:tc>
+          <w:tcPr>
+            <w:tcW w:type="dxa" w:w="4968"/>
+          </w:tcPr>
+          <w:p>
+            <w:pPr>
+              <w:spacing w:after="40" w:before="40"/>
+            </w:pPr>
+            <w:r>
+              <w:rPr>
+                <w:sz w:val="18"/>
+              </w:rPr>
+              <w:t>Right-sized to 40 A/ch (2.4×). §4.3 now shows the sizing arithmetic and records bidirectional DShot as the route to an RPM-tracked notch</w:t>
             </w:r>
           </w:p>
         </w:tc>

--- a/docs/Odyssey-10-Pro-Drone-System.docx
+++ b/docs/Odyssey-10-Pro-Drone-System.docx
@@ -29,7 +29,7 @@
           <w:i/>
           <w:sz w:val="28"/>
         </w:rPr>
-        <w:t>Engineering Master Specification -- Revision 2.4</w:t>
+        <w:t>Engineering Master Specification -- Revision 2.5</w:t>
       </w:r>
     </w:p>
     <w:p/>
@@ -101,7 +101,7 @@
         <w:t>Document revision:</w:t>
       </w:r>
       <w:r>
-        <w:t xml:space="preserve"> 2.4 — propulsion chain matched to the 9-inch airframe</w:t>
+        <w:t xml:space="preserve"> 2.5 — propulsion and energy matched to the 9-inch airframe</w:t>
       </w:r>
     </w:p>
     <w:p>
@@ -315,9 +315,10 @@
             </w:pPr>
             <w:r>
               <w:rPr>
-                <w:sz w:val="18"/>
-              </w:rPr>
-              <w:t>9x5x3, 36 g</w:t>
+                <w:b/>
+                <w:sz w:val="18"/>
+              </w:rPr>
+              <w:t>9x5x2, 28 g</w:t>
             </w:r>
           </w:p>
         </w:tc>
@@ -368,7 +369,7 @@
                 <w:b/>
                 <w:sz w:val="18"/>
               </w:rPr>
-              <w:t>1632 g</w:t>
+              <w:t>1584 g</w:t>
             </w:r>
           </w:p>
         </w:tc>
@@ -419,7 +420,7 @@
                 <w:b/>
                 <w:sz w:val="18"/>
               </w:rPr>
-              <w:t>1400 g</w:t>
+              <w:t>1230 g</w:t>
             </w:r>
           </w:p>
         </w:tc>
@@ -470,7 +471,7 @@
                 <w:b/>
                 <w:sz w:val="18"/>
               </w:rPr>
-              <w:t>3.43:1</w:t>
+              <w:t>3.11:1</w:t>
             </w:r>
           </w:p>
         </w:tc>
@@ -521,7 +522,7 @@
                 <w:b/>
                 <w:sz w:val="18"/>
               </w:rPr>
-              <w:t>~48%</w:t>
+              <w:t>~51%</w:t>
             </w:r>
           </w:p>
         </w:tc>
@@ -641,6 +642,57 @@
               <w:rPr>
                 <w:sz w:val="18"/>
               </w:rPr>
+              <w:t>Pack</w:t>
+            </w:r>
+          </w:p>
+        </w:tc>
+        <w:tc>
+          <w:tcPr>
+            <w:tcW w:type="dxa" w:w="3312"/>
+          </w:tcPr>
+          <w:p>
+            <w:pPr>
+              <w:spacing w:after="40" w:before="40"/>
+            </w:pPr>
+            <w:r>
+              <w:rPr>
+                <w:sz w:val="18"/>
+              </w:rPr>
+              <w:t>4500 mAh 45C, 680 g</w:t>
+            </w:r>
+          </w:p>
+        </w:tc>
+        <w:tc>
+          <w:tcPr>
+            <w:tcW w:type="dxa" w:w="3312"/>
+          </w:tcPr>
+          <w:p>
+            <w:pPr>
+              <w:spacing w:after="40" w:before="40"/>
+            </w:pPr>
+            <w:r>
+              <w:rPr>
+                <w:b/>
+                <w:sz w:val="18"/>
+              </w:rPr>
+              <w:t>4500 mAh 20C, 640 g</w:t>
+            </w:r>
+          </w:p>
+        </w:tc>
+      </w:tr>
+      <w:tr>
+        <w:tc>
+          <w:tcPr>
+            <w:tcW w:type="dxa" w:w="3312"/>
+          </w:tcPr>
+          <w:p>
+            <w:pPr>
+              <w:spacing w:after="40" w:before="40"/>
+            </w:pPr>
+            <w:r>
+              <w:rPr>
+                <w:sz w:val="18"/>
+              </w:rPr>
               <w:t>Gyro notch centre</w:t>
             </w:r>
           </w:p>
@@ -674,7 +726,7 @@
                 <w:b/>
                 <w:sz w:val="18"/>
               </w:rPr>
-              <w:t>100 Hz</w:t>
+              <w:t>120 Hz</w:t>
             </w:r>
           </w:p>
         </w:tc>
@@ -712,6 +764,29 @@
       </w:r>
       <w:r>
         <w:t>, so the 50 A per-channel rating carried over from the 10-inch build was nearly three times what the aircraft can actually pull. 40 A per channel keeps a 2.4× margin and saves 9 g.</w:t>
+      </w:r>
+    </w:p>
+    <w:p>
+      <w:r>
+        <w:t xml:space="preserve">The propellers and pack followed the mission. Three blades buy thrust per unit diameter; two blades buy efficiency — and with thrust-to-weight already above 3:1 there was thrust to trade for endurance. The pack was rated 45C against a </w:t>
+      </w:r>
+      <w:r>
+        <w:rPr>
+          <w:b/>
+        </w:rPr>
+        <w:t>15C</w:t>
+      </w:r>
+      <w:r>
+        <w:t xml:space="preserve"> peak demand, so 40 g was being carried for capability the aircraft cannot use. Together those give </w:t>
+      </w:r>
+      <w:r>
+        <w:rPr>
+          <w:b/>
+        </w:rPr>
+        <w:t>24 minutes of hover and a 16 km one-way range</w:t>
+      </w:r>
+      <w:r>
+        <w:t>, up from 22 minutes and 14.1 km.</w:t>
       </w:r>
     </w:p>
     <w:p>
@@ -2121,7 +2196,7 @@
               <w:rPr>
                 <w:sz w:val="18"/>
               </w:rPr>
-              <w:t>HQProp / Gemfan 9x5x3</w:t>
+              <w:t>HQProp / Gemfan 9x5x2</w:t>
             </w:r>
           </w:p>
         </w:tc>
@@ -2137,7 +2212,20 @@
               <w:rPr>
                 <w:sz w:val="18"/>
               </w:rPr>
-              <w:t>9 in, 2 CW + 2 CCW, props-out</w:t>
+              <w:t xml:space="preserve">9 in </w:t>
+            </w:r>
+            <w:r>
+              <w:rPr>
+                <w:b/>
+                <w:sz w:val="18"/>
+              </w:rPr>
+              <w:t>two-blade</w:t>
+            </w:r>
+            <w:r>
+              <w:rPr>
+                <w:sz w:val="18"/>
+              </w:rPr>
+              <w:t>, 2 CW + 2 CCW, props-out</w:t>
             </w:r>
           </w:p>
         </w:tc>
@@ -2201,7 +2289,7 @@
               <w:rPr>
                 <w:sz w:val="18"/>
               </w:rPr>
-              <w:t>36 g</w:t>
+              <w:t>28 g</w:t>
             </w:r>
           </w:p>
         </w:tc>
@@ -2365,7 +2453,14 @@
               <w:rPr>
                 <w:sz w:val="18"/>
               </w:rPr>
-              <w:t>22.2 V nom, 4500 mAh, 45C</w:t>
+              <w:t xml:space="preserve">22.2 V nom, 4500 mAh, </w:t>
+            </w:r>
+            <w:r>
+              <w:rPr>
+                <w:b/>
+                <w:sz w:val="18"/>
+              </w:rPr>
+              <w:t>20C min</w:t>
             </w:r>
           </w:p>
         </w:tc>
@@ -2429,7 +2524,7 @@
               <w:rPr>
                 <w:sz w:val="18"/>
               </w:rPr>
-              <w:t>680 g</w:t>
+              <w:t>640 g</w:t>
             </w:r>
           </w:p>
         </w:tc>
@@ -4950,7 +5045,7 @@
     </w:p>
     <w:p>
       <w:r>
-        <w:t>Airborne dry mass is 1462 g (the second SX1278 module is the ground station radio and does not fly). See section 3.1.</w:t>
+        <w:t>Airborne dry mass is 1414 g (the second SX1278 module is the ground station radio and does not fly). See section 3.1.</w:t>
       </w:r>
     </w:p>
     <w:p>
@@ -5118,7 +5213,7 @@
               <w:rPr>
                 <w:sz w:val="18"/>
               </w:rPr>
-              <w:t>4× 9x5x3 propellers</w:t>
+              <w:t>4× 9x5x2 propellers</w:t>
             </w:r>
           </w:p>
         </w:tc>
@@ -5134,7 +5229,7 @@
               <w:rPr>
                 <w:sz w:val="18"/>
               </w:rPr>
-              <w:t>36 g</w:t>
+              <w:t>28 g</w:t>
             </w:r>
           </w:p>
         </w:tc>
@@ -5202,7 +5297,7 @@
               <w:rPr>
                 <w:sz w:val="18"/>
               </w:rPr>
-              <w:t>680 g</w:t>
+              <w:t>640 g</w:t>
             </w:r>
           </w:p>
         </w:tc>
@@ -5510,7 +5605,7 @@
                 <w:b/>
                 <w:sz w:val="18"/>
               </w:rPr>
-              <w:t>1462 g</w:t>
+              <w:t>1414 g</w:t>
             </w:r>
           </w:p>
         </w:tc>
@@ -5580,7 +5675,7 @@
                 <w:b/>
                 <w:sz w:val="18"/>
               </w:rPr>
-              <w:t>1632 g</w:t>
+              <w:t>1584 g</w:t>
             </w:r>
           </w:p>
         </w:tc>
@@ -5597,22 +5692,22 @@
     </w:p>
     <w:p>
       <w:r>
-        <w:t xml:space="preserve">Maximum static thrust per motor at 6S with a 9x5x3 propeller is </w:t>
+        <w:t xml:space="preserve">Maximum static thrust per motor at 6S with a 9x5x2 propeller is </w:t>
       </w:r>
       <w:r>
         <w:rPr>
           <w:b/>
         </w:rPr>
-        <w:t>1400 g</w:t>
-      </w:r>
-      <w:r>
-        <w:t xml:space="preserve">, giving 5600 g total and a </w:t>
+        <w:t>1230 g</w:t>
+      </w:r>
+      <w:r>
+        <w:t xml:space="preserve">, giving 4920 g total and a </w:t>
       </w:r>
       <w:r>
         <w:rPr>
           <w:b/>
         </w:rPr>
-        <w:t>thrust-to-weight ratio of 3.43:1</w:t>
+        <w:t>thrust-to-weight ratio of 3.11:1</w:t>
       </w:r>
       <w:r>
         <w:t>.</w:t>
@@ -5860,7 +5955,7 @@
               <w:rPr>
                 <w:sz w:val="18"/>
               </w:rPr>
-              <w:t>95 g</w:t>
+              <w:t>84 g</w:t>
             </w:r>
           </w:p>
         </w:tc>
@@ -5876,7 +5971,7 @@
               <w:rPr>
                 <w:sz w:val="18"/>
               </w:rPr>
-              <w:t>381 g</w:t>
+              <w:t>335 g</w:t>
             </w:r>
           </w:p>
         </w:tc>
@@ -5920,7 +6015,7 @@
               <w:rPr>
                 <w:sz w:val="18"/>
               </w:rPr>
-              <w:t>187 g</w:t>
+              <w:t>165 g</w:t>
             </w:r>
           </w:p>
         </w:tc>
@@ -5936,7 +6031,7 @@
               <w:rPr>
                 <w:sz w:val="18"/>
               </w:rPr>
-              <w:t>750 g</w:t>
+              <w:t>659 g</w:t>
             </w:r>
           </w:p>
         </w:tc>
@@ -5980,7 +6075,7 @@
               <w:rPr>
                 <w:sz w:val="18"/>
               </w:rPr>
-              <w:t>303 g</w:t>
+              <w:t>266 g</w:t>
             </w:r>
           </w:p>
         </w:tc>
@@ -5996,7 +6091,7 @@
               <w:rPr>
                 <w:sz w:val="18"/>
               </w:rPr>
-              <w:t>1212 g</w:t>
+              <w:t>1065 g</w:t>
             </w:r>
           </w:p>
         </w:tc>
@@ -6025,7 +6120,7 @@
                 <w:b/>
                 <w:sz w:val="18"/>
               </w:rPr>
-              <w:t>48%</w:t>
+              <w:t>51%</w:t>
             </w:r>
           </w:p>
         </w:tc>
@@ -6042,7 +6137,7 @@
                 <w:b/>
                 <w:sz w:val="18"/>
               </w:rPr>
-              <w:t>408 g</w:t>
+              <w:t>396 g</w:t>
             </w:r>
           </w:p>
         </w:tc>
@@ -6059,7 +6154,7 @@
                 <w:b/>
                 <w:sz w:val="18"/>
               </w:rPr>
-              <w:t>1632 g</w:t>
+              <w:t>1584 g</w:t>
             </w:r>
           </w:p>
         </w:tc>
@@ -6110,7 +6205,7 @@
               <w:rPr>
                 <w:sz w:val="18"/>
               </w:rPr>
-              <w:t>597 g</w:t>
+              <w:t>524 g</w:t>
             </w:r>
           </w:p>
         </w:tc>
@@ -6126,7 +6221,7 @@
               <w:rPr>
                 <w:sz w:val="18"/>
               </w:rPr>
-              <w:t>2386 g</w:t>
+              <w:t>2096 g</w:t>
             </w:r>
           </w:p>
         </w:tc>
@@ -6170,7 +6265,7 @@
               <w:rPr>
                 <w:sz w:val="18"/>
               </w:rPr>
-              <w:t>866 g</w:t>
+              <w:t>761 g</w:t>
             </w:r>
           </w:p>
         </w:tc>
@@ -6186,7 +6281,7 @@
               <w:rPr>
                 <w:sz w:val="18"/>
               </w:rPr>
-              <w:t>3464 g</w:t>
+              <w:t>3043 g</w:t>
             </w:r>
           </w:p>
         </w:tc>
@@ -6236,7 +6331,7 @@
               <w:rPr>
                 <w:sz w:val="18"/>
               </w:rPr>
-              <w:t>1400 g</w:t>
+              <w:t>1230 g</w:t>
             </w:r>
           </w:p>
         </w:tc>
@@ -6252,7 +6347,7 @@
               <w:rPr>
                 <w:sz w:val="18"/>
               </w:rPr>
-              <w:t>5600 g</w:t>
+              <w:t>4920 g</w:t>
             </w:r>
           </w:p>
         </w:tc>
@@ -6280,10 +6375,21 @@
         <w:rPr>
           <w:b/>
         </w:rPr>
+        <w:t>Why two blades.</w:t>
+      </w:r>
+      <w:r>
+        <w:t xml:space="preserve"> Three blades buy thrust per unit diameter; two buy efficiency. A 2-blade propeller runs at a higher figure of merit (about 0.60 against 0.55) and weighs 2 g less each. It gives up roughly 12% of peak thrust — affordable at a thrust-to-weight ratio above 3:1 — and returns about 10% in hover efficiency, which on a long-range platform is the trade worth making. Fit 3-blade propellers instead if you want wind authority and punch over range; the consequences are in section 8.3.</w:t>
+      </w:r>
+    </w:p>
+    <w:p>
+      <w:r>
+        <w:rPr>
+          <w:b/>
+        </w:rPr>
         <w:t>Peak current, which sizes the ESC.</w:t>
       </w:r>
       <w:r>
-        <w:t xml:space="preserve"> Momentum theory with a figure of merit of 0.55 and a combined motor/ESC efficiency of 0.78 puts full-throttle draw at about 374 W per motor — </w:t>
+        <w:t xml:space="preserve"> Momentum theory with a figure of merit of 0.55 and a combined motor/ESC efficiency of 0.78 puts full-throttle draw at about 374 W per motor on 3-blade propellers — </w:t>
       </w:r>
       <w:r>
         <w:rPr>
@@ -6292,7 +6398,7 @@
         <w:t>16.9 A per motor at 22.2 V, or 67 A for the aircraft</w:t>
       </w:r>
       <w:r>
-        <w:t>. Hover sits at about 2.7 A per motor. Section 4.3 sizes the ESC from those figures.</w:t>
+        <w:t>. Two-blade propellers draw less, about 51 A for the aircraft. The ESC in section 4.3 is sized on the higher figure so that either propeller can be fitted.</w:t>
       </w:r>
     </w:p>
     <w:p>
@@ -6303,7 +6409,7 @@
         <w:t>If you have already bought 3110s</w:t>
       </w:r>
       <w:r>
-        <w:t xml:space="preserve">, fly them. They will work on 9-inch propellers — the aircraft is 64 g heavier (AUW 1696 g) and the thrust-to-weight lands near 3.07:1 instead of 3.43:1, which is still ample for a cruiser. Set </w:t>
+        <w:t xml:space="preserve">, fly them. They will work on 9-inch propellers — the aircraft is 64 g heavier (AUW 1648 g) and the thrust-to-weight lands near 2.99:1 instead of 3.11:1, which is still ample for a cruiser. Set </w:t>
       </w:r>
       <w:r>
         <w:rPr>
@@ -6313,7 +6419,7 @@
         <w:t>AIRFRAME_AUW_G</w:t>
       </w:r>
       <w:r>
-        <w:t xml:space="preserve"> to 1696 and </w:t>
+        <w:t xml:space="preserve"> to 1648 and </w:t>
       </w:r>
       <w:r>
         <w:rPr>
@@ -6323,7 +6429,7 @@
         <w:t>MOTOR_MAX_THRUST_G</w:t>
       </w:r>
       <w:r>
-        <w:t xml:space="preserve"> to 1300 in </w:t>
+        <w:t xml:space="preserve"> to 1230 in </w:t>
       </w:r>
       <w:r>
         <w:rPr>
@@ -6357,12 +6463,916 @@
     </w:p>
     <w:p>
       <w:r>
-        <w:t>Assumptions: hover power loading 7.97 g/W; avionics, VTX and BEC losses 18 W; usable pack fraction 80% for LiPo and 85% for Li-ion.</w:t>
-      </w:r>
-    </w:p>
-    <w:p>
-      <w:r>
-        <w:t>Power loading fell from the 8.5 g/W used for the 10-inch airframe. Total disc area dropped from 0.203 m² to 0.164 m², and induced power scales with the square root of disc loading, so the smaller propellers cost efficiency — but the lighter motors give some of it back. Hover power is about 223 W.</w:t>
+        <w:t>Assumptions: hover power loading 8.90 g/W; avionics, VTX and BEC losses 18 W; usable pack fraction 80% for LiPo and 85% for Li-ion.</w:t>
+      </w:r>
+    </w:p>
+    <w:tbl>
+      <w:tblPr>
+        <w:tblStyle w:val="TableGrid"/>
+        <w:tblW w:type="auto" w:w="0"/>
+        <w:jc w:val="center"/>
+        <w:tblLayout w:type="autofit"/>
+        <w:tblLook w:firstColumn="1" w:firstRow="1" w:lastColumn="0" w:lastRow="0" w:noHBand="0" w:noVBand="1" w:val="04A0"/>
+      </w:tblPr>
+      <w:tblGrid>
+        <w:gridCol w:w="1419"/>
+        <w:gridCol w:w="1419"/>
+        <w:gridCol w:w="1419"/>
+        <w:gridCol w:w="1419"/>
+        <w:gridCol w:w="1419"/>
+        <w:gridCol w:w="1419"/>
+        <w:gridCol w:w="1419"/>
+      </w:tblGrid>
+      <w:tr>
+        <w:trPr>
+          <w:tblHeader w:val="true"/>
+        </w:trPr>
+        <w:tc>
+          <w:tcPr>
+            <w:tcW w:type="dxa" w:w="1419"/>
+            <w:shd w:val="clear" w:color="auto" w:fill="1F3864"/>
+          </w:tcPr>
+          <w:p>
+            <w:pPr>
+              <w:spacing w:after="40" w:before="40"/>
+            </w:pPr>
+            <w:r>
+              <w:rPr>
+                <w:b/>
+                <w:color w:val="FFFFFF"/>
+                <w:sz w:val="18"/>
+              </w:rPr>
+              <w:t>Configuration</w:t>
+            </w:r>
+          </w:p>
+        </w:tc>
+        <w:tc>
+          <w:tcPr>
+            <w:tcW w:type="dxa" w:w="1419"/>
+            <w:shd w:val="clear" w:color="auto" w:fill="1F3864"/>
+          </w:tcPr>
+          <w:p>
+            <w:pPr>
+              <w:spacing w:after="40" w:before="40"/>
+            </w:pPr>
+            <w:r>
+              <w:rPr>
+                <w:b/>
+                <w:color w:val="FFFFFF"/>
+                <w:sz w:val="18"/>
+              </w:rPr>
+              <w:t>Mass</w:t>
+            </w:r>
+          </w:p>
+        </w:tc>
+        <w:tc>
+          <w:tcPr>
+            <w:tcW w:type="dxa" w:w="1419"/>
+            <w:shd w:val="clear" w:color="auto" w:fill="1F3864"/>
+          </w:tcPr>
+          <w:p>
+            <w:pPr>
+              <w:spacing w:after="40" w:before="40"/>
+            </w:pPr>
+            <w:r>
+              <w:rPr>
+                <w:b/>
+                <w:color w:val="FFFFFF"/>
+                <w:sz w:val="18"/>
+              </w:rPr>
+              <w:t>Hover</w:t>
+            </w:r>
+          </w:p>
+        </w:tc>
+        <w:tc>
+          <w:tcPr>
+            <w:tcW w:type="dxa" w:w="1419"/>
+            <w:shd w:val="clear" w:color="auto" w:fill="1F3864"/>
+          </w:tcPr>
+          <w:p>
+            <w:pPr>
+              <w:spacing w:after="40" w:before="40"/>
+            </w:pPr>
+            <w:r>
+              <w:rPr>
+                <w:b/>
+                <w:color w:val="FFFFFF"/>
+                <w:sz w:val="18"/>
+              </w:rPr>
+              <w:t>Cruise @ 12 m/s</w:t>
+            </w:r>
+          </w:p>
+        </w:tc>
+        <w:tc>
+          <w:tcPr>
+            <w:tcW w:type="dxa" w:w="1419"/>
+            <w:shd w:val="clear" w:color="auto" w:fill="1F3864"/>
+          </w:tcPr>
+          <w:p>
+            <w:pPr>
+              <w:spacing w:after="40" w:before="40"/>
+            </w:pPr>
+            <w:r>
+              <w:rPr>
+                <w:b/>
+                <w:color w:val="FFFFFF"/>
+                <w:sz w:val="18"/>
+              </w:rPr>
+              <w:t>One-way</w:t>
+            </w:r>
+          </w:p>
+        </w:tc>
+        <w:tc>
+          <w:tcPr>
+            <w:tcW w:type="dxa" w:w="1419"/>
+            <w:shd w:val="clear" w:color="auto" w:fill="1F3864"/>
+          </w:tcPr>
+          <w:p>
+            <w:pPr>
+              <w:spacing w:after="40" w:before="40"/>
+            </w:pPr>
+            <w:r>
+              <w:rPr>
+                <w:b/>
+                <w:color w:val="FFFFFF"/>
+                <w:sz w:val="18"/>
+              </w:rPr>
+              <w:t>Radius</w:t>
+            </w:r>
+          </w:p>
+        </w:tc>
+        <w:tc>
+          <w:tcPr>
+            <w:tcW w:type="dxa" w:w="1419"/>
+            <w:shd w:val="clear" w:color="auto" w:fill="1F3864"/>
+          </w:tcPr>
+          <w:p>
+            <w:pPr>
+              <w:spacing w:after="40" w:before="40"/>
+            </w:pPr>
+            <w:r>
+              <w:rPr>
+                <w:b/>
+                <w:color w:val="FFFFFF"/>
+                <w:sz w:val="18"/>
+              </w:rPr>
+              <w:t>TWR</w:t>
+            </w:r>
+          </w:p>
+        </w:tc>
+      </w:tr>
+      <w:tr>
+        <w:tc>
+          <w:tcPr>
+            <w:tcW w:type="dxa" w:w="1419"/>
+          </w:tcPr>
+          <w:p>
+            <w:pPr>
+              <w:spacing w:after="40" w:before="40"/>
+            </w:pPr>
+            <w:r>
+              <w:rPr>
+                <w:b/>
+                <w:sz w:val="18"/>
+              </w:rPr>
+              <w:t>6S 4500 mAh LiPo (specified)</w:t>
+            </w:r>
+          </w:p>
+        </w:tc>
+        <w:tc>
+          <w:tcPr>
+            <w:tcW w:type="dxa" w:w="1419"/>
+          </w:tcPr>
+          <w:p>
+            <w:pPr>
+              <w:spacing w:after="40" w:before="40"/>
+            </w:pPr>
+            <w:r>
+              <w:rPr>
+                <w:sz w:val="18"/>
+              </w:rPr>
+              <w:t>640 g</w:t>
+            </w:r>
+          </w:p>
+        </w:tc>
+        <w:tc>
+          <w:tcPr>
+            <w:tcW w:type="dxa" w:w="1419"/>
+          </w:tcPr>
+          <w:p>
+            <w:pPr>
+              <w:spacing w:after="40" w:before="40"/>
+            </w:pPr>
+            <w:r>
+              <w:rPr>
+                <w:b/>
+                <w:sz w:val="18"/>
+              </w:rPr>
+              <w:t>24 min</w:t>
+            </w:r>
+          </w:p>
+        </w:tc>
+        <w:tc>
+          <w:tcPr>
+            <w:tcW w:type="dxa" w:w="1419"/>
+          </w:tcPr>
+          <w:p>
+            <w:pPr>
+              <w:spacing w:after="40" w:before="40"/>
+            </w:pPr>
+            <w:r>
+              <w:rPr>
+                <w:b/>
+                <w:sz w:val="18"/>
+              </w:rPr>
+              <w:t>22 min</w:t>
+            </w:r>
+          </w:p>
+        </w:tc>
+        <w:tc>
+          <w:tcPr>
+            <w:tcW w:type="dxa" w:w="1419"/>
+          </w:tcPr>
+          <w:p>
+            <w:pPr>
+              <w:spacing w:after="40" w:before="40"/>
+            </w:pPr>
+            <w:r>
+              <w:rPr>
+                <w:b/>
+                <w:sz w:val="18"/>
+              </w:rPr>
+              <w:t>16.0 km</w:t>
+            </w:r>
+          </w:p>
+        </w:tc>
+        <w:tc>
+          <w:tcPr>
+            <w:tcW w:type="dxa" w:w="1419"/>
+          </w:tcPr>
+          <w:p>
+            <w:pPr>
+              <w:spacing w:after="40" w:before="40"/>
+            </w:pPr>
+            <w:r>
+              <w:rPr>
+                <w:b/>
+                <w:sz w:val="18"/>
+              </w:rPr>
+              <w:t>~6.4 km</w:t>
+            </w:r>
+          </w:p>
+        </w:tc>
+        <w:tc>
+          <w:tcPr>
+            <w:tcW w:type="dxa" w:w="1419"/>
+          </w:tcPr>
+          <w:p>
+            <w:pPr>
+              <w:spacing w:after="40" w:before="40"/>
+            </w:pPr>
+            <w:r>
+              <w:rPr>
+                <w:sz w:val="18"/>
+              </w:rPr>
+              <w:t>3.11:1</w:t>
+            </w:r>
+          </w:p>
+        </w:tc>
+      </w:tr>
+      <w:tr>
+        <w:tc>
+          <w:tcPr>
+            <w:tcW w:type="dxa" w:w="1419"/>
+          </w:tcPr>
+          <w:p>
+            <w:pPr>
+              <w:spacing w:after="40" w:before="40"/>
+            </w:pPr>
+            <w:r>
+              <w:rPr>
+                <w:sz w:val="18"/>
+              </w:rPr>
+              <w:t>6S2P 8400 mAh Li-ion</w:t>
+            </w:r>
+          </w:p>
+        </w:tc>
+        <w:tc>
+          <w:tcPr>
+            <w:tcW w:type="dxa" w:w="1419"/>
+          </w:tcPr>
+          <w:p>
+            <w:pPr>
+              <w:spacing w:after="40" w:before="40"/>
+            </w:pPr>
+            <w:r>
+              <w:rPr>
+                <w:sz w:val="18"/>
+              </w:rPr>
+              <w:t>870 g</w:t>
+            </w:r>
+          </w:p>
+        </w:tc>
+        <w:tc>
+          <w:tcPr>
+            <w:tcW w:type="dxa" w:w="1419"/>
+          </w:tcPr>
+          <w:p>
+            <w:pPr>
+              <w:spacing w:after="40" w:before="40"/>
+            </w:pPr>
+            <w:r>
+              <w:rPr>
+                <w:sz w:val="18"/>
+              </w:rPr>
+              <w:t>40 min</w:t>
+            </w:r>
+          </w:p>
+        </w:tc>
+        <w:tc>
+          <w:tcPr>
+            <w:tcW w:type="dxa" w:w="1419"/>
+          </w:tcPr>
+          <w:p>
+            <w:pPr>
+              <w:spacing w:after="40" w:before="40"/>
+            </w:pPr>
+            <w:r>
+              <w:rPr>
+                <w:sz w:val="18"/>
+              </w:rPr>
+              <w:t>37 min</w:t>
+            </w:r>
+          </w:p>
+        </w:tc>
+        <w:tc>
+          <w:tcPr>
+            <w:tcW w:type="dxa" w:w="1419"/>
+          </w:tcPr>
+          <w:p>
+            <w:pPr>
+              <w:spacing w:after="40" w:before="40"/>
+            </w:pPr>
+            <w:r>
+              <w:rPr>
+                <w:sz w:val="18"/>
+              </w:rPr>
+              <w:t>26.4 km</w:t>
+            </w:r>
+          </w:p>
+        </w:tc>
+        <w:tc>
+          <w:tcPr>
+            <w:tcW w:type="dxa" w:w="1419"/>
+          </w:tcPr>
+          <w:p>
+            <w:pPr>
+              <w:spacing w:after="40" w:before="40"/>
+            </w:pPr>
+            <w:r>
+              <w:rPr>
+                <w:sz w:val="18"/>
+              </w:rPr>
+              <w:t>~10.6 km</w:t>
+            </w:r>
+          </w:p>
+        </w:tc>
+        <w:tc>
+          <w:tcPr>
+            <w:tcW w:type="dxa" w:w="1419"/>
+          </w:tcPr>
+          <w:p>
+            <w:pPr>
+              <w:spacing w:after="40" w:before="40"/>
+            </w:pPr>
+            <w:r>
+              <w:rPr>
+                <w:sz w:val="18"/>
+              </w:rPr>
+              <w:t>2.71:1</w:t>
+            </w:r>
+          </w:p>
+        </w:tc>
+      </w:tr>
+    </w:tbl>
+    <w:p/>
+    <w:p>
+      <w:r>
+        <w:t>Practical radius is roughly 40% of one-way range, because the return leg must be flown on the same pack and the energy budget in section 5.2 holds a reserve back for the descent.</w:t>
+      </w:r>
+    </w:p>
+    <w:p>
+      <w:r>
+        <w:rPr>
+          <w:b/>
+        </w:rPr>
+        <w:t>On the pack C-rating.</w:t>
+      </w:r>
+      <w:r>
+        <w:t xml:space="preserve"> Peak draw is 51 A on two-blade propellers, or 67 A on three — </w:t>
+      </w:r>
+      <w:r>
+        <w:rPr>
+          <w:b/>
+        </w:rPr>
+        <w:t>15C on a 4500 mAh pack</w:t>
+      </w:r>
+      <w:r>
+        <w:t>. The 45C previously specified was rated at 202 A, three times anything the aircraft can pull, and cost 40 g for the privilege. A 20C pack is ample and widens the choice considerably. C-rate is not the constraint on this platform; energy per gram is.</w:t>
+      </w:r>
+    </w:p>
+    <w:p>
+      <w:r>
+        <w:rPr>
+          <w:b/>
+        </w:rPr>
+        <w:t>On the Li-ion option.</w:t>
+      </w:r>
+      <w:r>
+        <w:t xml:space="preserve"> It nearly doubles the range and is genuinely attractive for a long-range mission, but read the two caveats first. Thrust-to-weight falls to </w:t>
+      </w:r>
+      <w:r>
+        <w:rPr>
+          <w:b/>
+        </w:rPr>
+        <w:t>2.71:1</w:t>
+      </w:r>
+      <w:r>
+        <w:t xml:space="preserve">, which noticeably reduces authority in wind and in a recovery. And a Molicel P42A 2P pack derated to a realistic 30 A per cell supplies about 60 A, so a 51 A peak sits at </w:t>
+      </w:r>
+      <w:r>
+        <w:rPr>
+          <w:b/>
+        </w:rPr>
+        <w:t>85% utilisation</w:t>
+      </w:r>
+      <w:r>
+        <w:t xml:space="preserve"> — acceptable for brief punch-outs, but it is not a pack to fly aggressively, and cold weather makes it worse.</w:t>
+      </w:r>
+    </w:p>
+    <w:p>
+      <w:r>
+        <w:rPr>
+          <w:rFonts w:ascii="Consolas" w:hAnsi="Consolas"/>
+          <w:sz w:val="19"/>
+        </w:rPr>
+        <w:t>CRUISE_CURRENT_A</w:t>
+      </w:r>
+      <w:r>
+        <w:t xml:space="preserve"> in </w:t>
+      </w:r>
+      <w:r>
+        <w:rPr>
+          <w:rFonts w:ascii="Consolas" w:hAnsi="Consolas"/>
+          <w:sz w:val="19"/>
+        </w:rPr>
+        <w:t>config.h</w:t>
+      </w:r>
+      <w:r>
+        <w:t xml:space="preserve"> is set to </w:t>
+      </w:r>
+      <w:r>
+        <w:rPr>
+          <w:b/>
+        </w:rPr>
+        <w:t>9.7 A</w:t>
+      </w:r>
+      <w:r>
+        <w:t>, which is the cruise figure, not the 8.8 A hover figure. That distinction matters: the constant budgets the charge needed to fly home at cruise speed, so using hover current would make the return-to-home reserve optimistic. Revisions 2.2 to 2.4 had it wrong; see section 5.2.</w:t>
+      </w:r>
+    </w:p>
+    <w:p>
+      <w:r>
+        <w:t>Correct all of these after your own bench measurement.</w:t>
+      </w:r>
+    </w:p>
+    <w:p>
+      <w:pPr>
+        <w:pStyle w:val="Heading1"/>
+      </w:pPr>
+      <w:r>
+        <w:t>4. Frame Dynamics, Motor Layout and Rotation</w:t>
+      </w:r>
+    </w:p>
+    <w:p>
+      <w:pPr>
+        <w:pStyle w:val="Heading2"/>
+      </w:pPr>
+      <w:r>
+        <w:t>4.1 Props-out configuration</w:t>
+      </w:r>
+    </w:p>
+    <w:p>
+      <w:r>
+        <w:t xml:space="preserve">The platform uses a </w:t>
+      </w:r>
+      <w:r>
+        <w:rPr>
+          <w:b/>
+        </w:rPr>
+        <w:t>props-out (reversed rotation)</w:t>
+      </w:r>
+      <w:r>
+        <w:t xml:space="preserve"> Quad-X configuration. This keeps grass and prop-wash debris off the camera lens and improves yaw authority in crosswinds.</w:t>
+      </w:r>
+    </w:p>
+    <w:p>
+      <w:r>
+        <w:t xml:space="preserve">Props-out means the propeller blade crossing the </w:t>
+      </w:r>
+      <w:r>
+        <w:rPr>
+          <w:b/>
+        </w:rPr>
+        <w:t>front</w:t>
+      </w:r>
+      <w:r>
+        <w:t xml:space="preserve"> of each motor disc travels </w:t>
+      </w:r>
+      <w:r>
+        <w:rPr>
+          <w:b/>
+        </w:rPr>
+        <w:t>away from the airframe centreline</w:t>
+      </w:r>
+      <w:r>
+        <w:t>. For a motor on the right-hand side, that blade moves to the right, which is clockwise rotation viewed from above.</w:t>
+      </w:r>
+    </w:p>
+    <w:p>
+      <w:pPr>
+        <w:pStyle w:val="Heading2"/>
+      </w:pPr>
+      <w:r>
+        <w:t>4.2 Motor map — authoritative</w:t>
+      </w:r>
+    </w:p>
+    <w:p>
+      <w:pPr>
+        <w:ind w:left="432"/>
+        <w:shd w:val="clear" w:color="auto" w:fill="FFF2CC"/>
+      </w:pPr>
+      <w:r>
+        <w:rPr>
+          <w:b/>
+          <w:i/>
+        </w:rPr>
+        <w:t>FINDING 2.</w:t>
+      </w:r>
+      <w:r>
+        <w:rPr>
+          <w:i/>
+        </w:rPr>
+        <w:t xml:space="preserve"> Revision 1.0's section 4 diagram assigned the opposite rotation to all four motors compared with its own pinout, its own firmware comments, and its own commissioning checklist. It also contradicted its own "props-out" label: it drew the front-right motor turning counter-clockwise, which is props-</w:t>
+      </w:r>
+      <w:r>
+        <w:rPr>
+          <w:i/>
+        </w:rPr>
+        <w:t>in</w:t>
+      </w:r>
+      <w:r>
+        <w:rPr>
+          <w:i/>
+        </w:rPr>
+        <w:t xml:space="preserve">.  This mattered because the yaw mixer column is only correct for one of the two assignments. A builder who set ESC rotation from the diagram would have inverted the yaw sign, so the yaw PID would drive the heading error further from zero — positive feedback, and an uncontrollable flat spin on the first armed take-off.  The table below is now the single source of truth. It is duplicated verbatim in </w:t>
+      </w:r>
+      <w:r>
+        <w:rPr>
+          <w:rFonts w:ascii="Consolas" w:hAnsi="Consolas"/>
+          <w:i/>
+          <w:sz w:val="19"/>
+        </w:rPr>
+        <w:t>firmware/flight-controller/include/config.h</w:t>
+      </w:r>
+      <w:r>
+        <w:rPr>
+          <w:i/>
+        </w:rPr>
+        <w:t xml:space="preserve"> and checked by the commissioning procedure in section 11.</w:t>
+      </w:r>
+    </w:p>
+    <w:p>
+      <w:pPr>
+        <w:pStyle w:val="OdysseyCode"/>
+        <w:shd w:val="clear" w:color="auto" w:fill="F2F2F2"/>
+      </w:pPr>
+      <w:r>
+        <w:rPr>
+          <w:rFonts w:ascii="Consolas" w:hAnsi="Consolas"/>
+          <w:sz w:val="15"/>
+        </w:rPr>
+        <w:t xml:space="preserve">                   FRONT (heading 0 deg)</w:t>
+      </w:r>
+    </w:p>
+    <w:p>
+      <w:pPr>
+        <w:pStyle w:val="OdysseyCode"/>
+        <w:shd w:val="clear" w:color="auto" w:fill="F2F2F2"/>
+      </w:pPr>
+      <w:r>
+        <w:rPr>
+          <w:rFonts w:ascii="Consolas" w:hAnsi="Consolas"/>
+          <w:sz w:val="15"/>
+        </w:rPr>
+      </w:r>
+    </w:p>
+    <w:p>
+      <w:pPr>
+        <w:pStyle w:val="OdysseyCode"/>
+        <w:shd w:val="clear" w:color="auto" w:fill="F2F2F2"/>
+      </w:pPr>
+      <w:r>
+        <w:rPr>
+          <w:rFonts w:ascii="Consolas" w:hAnsi="Consolas"/>
+          <w:sz w:val="15"/>
+        </w:rPr>
+        <w:t>[M4: front-left]                            [M2: front-right]</w:t>
+      </w:r>
+    </w:p>
+    <w:p>
+      <w:pPr>
+        <w:pStyle w:val="OdysseyCode"/>
+        <w:shd w:val="clear" w:color="auto" w:fill="F2F2F2"/>
+      </w:pPr>
+      <w:r>
+        <w:rPr>
+          <w:rFonts w:ascii="Consolas" w:hAnsi="Consolas"/>
+          <w:sz w:val="15"/>
+        </w:rPr>
+        <w:t>COUNTER-CLOCKWISE                              CLOCKWISE</w:t>
+      </w:r>
+    </w:p>
+    <w:p>
+      <w:pPr>
+        <w:pStyle w:val="OdysseyCode"/>
+        <w:shd w:val="clear" w:color="auto" w:fill="F2F2F2"/>
+      </w:pPr>
+      <w:r>
+        <w:rPr>
+          <w:rFonts w:ascii="Consolas" w:hAnsi="Consolas"/>
+          <w:sz w:val="15"/>
+        </w:rPr>
+        <w:t xml:space="preserve">       CCW                                        CW</w:t>
+      </w:r>
+    </w:p>
+    <w:p>
+      <w:pPr>
+        <w:pStyle w:val="OdysseyCode"/>
+        <w:shd w:val="clear" w:color="auto" w:fill="F2F2F2"/>
+      </w:pPr>
+      <w:r>
+        <w:rPr>
+          <w:rFonts w:ascii="Consolas" w:hAnsi="Consolas"/>
+          <w:sz w:val="15"/>
+        </w:rPr>
+        <w:t xml:space="preserve">   \        /                                 \        /</w:t>
+      </w:r>
+    </w:p>
+    <w:p>
+      <w:pPr>
+        <w:pStyle w:val="OdysseyCode"/>
+        <w:shd w:val="clear" w:color="auto" w:fill="F2F2F2"/>
+      </w:pPr>
+      <w:r>
+        <w:rPr>
+          <w:rFonts w:ascii="Consolas" w:hAnsi="Consolas"/>
+          <w:sz w:val="15"/>
+        </w:rPr>
+        <w:t xml:space="preserve">    \      /                                   \      /</w:t>
+      </w:r>
+    </w:p>
+    <w:p>
+      <w:pPr>
+        <w:pStyle w:val="OdysseyCode"/>
+        <w:shd w:val="clear" w:color="auto" w:fill="F2F2F2"/>
+      </w:pPr>
+      <w:r>
+        <w:rPr>
+          <w:rFonts w:ascii="Consolas" w:hAnsi="Consolas"/>
+          <w:sz w:val="15"/>
+        </w:rPr>
+        <w:t xml:space="preserve">     \    /                                     \    /</w:t>
+      </w:r>
+    </w:p>
+    <w:p>
+      <w:pPr>
+        <w:pStyle w:val="OdysseyCode"/>
+        <w:shd w:val="clear" w:color="auto" w:fill="F2F2F2"/>
+      </w:pPr>
+      <w:r>
+        <w:rPr>
+          <w:rFonts w:ascii="Consolas" w:hAnsi="Consolas"/>
+          <w:sz w:val="15"/>
+        </w:rPr>
+        <w:t xml:space="preserve">      [M4]                                       [M2]</w:t>
+      </w:r>
+    </w:p>
+    <w:p>
+      <w:pPr>
+        <w:pStyle w:val="OdysseyCode"/>
+        <w:shd w:val="clear" w:color="auto" w:fill="F2F2F2"/>
+      </w:pPr>
+      <w:r>
+        <w:rPr>
+          <w:rFonts w:ascii="Consolas" w:hAnsi="Consolas"/>
+          <w:sz w:val="15"/>
+        </w:rPr>
+        <w:t xml:space="preserve">        \                                         /</w:t>
+      </w:r>
+    </w:p>
+    <w:p>
+      <w:pPr>
+        <w:pStyle w:val="OdysseyCode"/>
+        <w:shd w:val="clear" w:color="auto" w:fill="F2F2F2"/>
+      </w:pPr>
+      <w:r>
+        <w:rPr>
+          <w:rFonts w:ascii="Consolas" w:hAnsi="Consolas"/>
+          <w:sz w:val="15"/>
+        </w:rPr>
+        <w:t xml:space="preserve">         \      +--------------------+           /</w:t>
+      </w:r>
+    </w:p>
+    <w:p>
+      <w:pPr>
+        <w:pStyle w:val="OdysseyCode"/>
+        <w:shd w:val="clear" w:color="auto" w:fill="F2F2F2"/>
+      </w:pPr>
+      <w:r>
+        <w:rPr>
+          <w:rFonts w:ascii="Consolas" w:hAnsi="Consolas"/>
+          <w:sz w:val="15"/>
+        </w:rPr>
+        <w:t xml:space="preserve">          \-----|     ESP32-P4       |----------/</w:t>
+      </w:r>
+    </w:p>
+    <w:p>
+      <w:pPr>
+        <w:pStyle w:val="OdysseyCode"/>
+        <w:shd w:val="clear" w:color="auto" w:fill="F2F2F2"/>
+      </w:pPr>
+      <w:r>
+        <w:rPr>
+          <w:rFonts w:ascii="Consolas" w:hAnsi="Consolas"/>
+          <w:sz w:val="15"/>
+        </w:rPr>
+        <w:t xml:space="preserve">                |   AVIONICS BAY     |</w:t>
+      </w:r>
+    </w:p>
+    <w:p>
+      <w:pPr>
+        <w:pStyle w:val="OdysseyCode"/>
+        <w:shd w:val="clear" w:color="auto" w:fill="F2F2F2"/>
+      </w:pPr>
+      <w:r>
+        <w:rPr>
+          <w:rFonts w:ascii="Consolas" w:hAnsi="Consolas"/>
+          <w:sz w:val="15"/>
+        </w:rPr>
+        <w:t xml:space="preserve">          /-----|  MPU-6050 / BMP280 |----------\</w:t>
+      </w:r>
+    </w:p>
+    <w:p>
+      <w:pPr>
+        <w:pStyle w:val="OdysseyCode"/>
+        <w:shd w:val="clear" w:color="auto" w:fill="F2F2F2"/>
+      </w:pPr>
+      <w:r>
+        <w:rPr>
+          <w:rFonts w:ascii="Consolas" w:hAnsi="Consolas"/>
+          <w:sz w:val="15"/>
+        </w:rPr>
+        <w:t xml:space="preserve">         /      +--------------------+           \</w:t>
+      </w:r>
+    </w:p>
+    <w:p>
+      <w:pPr>
+        <w:pStyle w:val="OdysseyCode"/>
+        <w:shd w:val="clear" w:color="auto" w:fill="F2F2F2"/>
+      </w:pPr>
+      <w:r>
+        <w:rPr>
+          <w:rFonts w:ascii="Consolas" w:hAnsi="Consolas"/>
+          <w:sz w:val="15"/>
+        </w:rPr>
+        <w:t xml:space="preserve">        /                                         \</w:t>
+      </w:r>
+    </w:p>
+    <w:p>
+      <w:pPr>
+        <w:pStyle w:val="OdysseyCode"/>
+        <w:shd w:val="clear" w:color="auto" w:fill="F2F2F2"/>
+      </w:pPr>
+      <w:r>
+        <w:rPr>
+          <w:rFonts w:ascii="Consolas" w:hAnsi="Consolas"/>
+          <w:sz w:val="15"/>
+        </w:rPr>
+        <w:t xml:space="preserve">      [M3]                                       [M1]</w:t>
+      </w:r>
+    </w:p>
+    <w:p>
+      <w:pPr>
+        <w:pStyle w:val="OdysseyCode"/>
+        <w:shd w:val="clear" w:color="auto" w:fill="F2F2F2"/>
+      </w:pPr>
+      <w:r>
+        <w:rPr>
+          <w:rFonts w:ascii="Consolas" w:hAnsi="Consolas"/>
+          <w:sz w:val="15"/>
+        </w:rPr>
+        <w:t xml:space="preserve">     /    \                                     /    \</w:t>
+      </w:r>
+    </w:p>
+    <w:p>
+      <w:pPr>
+        <w:pStyle w:val="OdysseyCode"/>
+        <w:shd w:val="clear" w:color="auto" w:fill="F2F2F2"/>
+      </w:pPr>
+      <w:r>
+        <w:rPr>
+          <w:rFonts w:ascii="Consolas" w:hAnsi="Consolas"/>
+          <w:sz w:val="15"/>
+        </w:rPr>
+        <w:t xml:space="preserve">    /      \                                   /      \</w:t>
+      </w:r>
+    </w:p>
+    <w:p>
+      <w:pPr>
+        <w:pStyle w:val="OdysseyCode"/>
+        <w:shd w:val="clear" w:color="auto" w:fill="F2F2F2"/>
+      </w:pPr>
+      <w:r>
+        <w:rPr>
+          <w:rFonts w:ascii="Consolas" w:hAnsi="Consolas"/>
+          <w:sz w:val="15"/>
+        </w:rPr>
+        <w:t xml:space="preserve">   /        \                                 /        \</w:t>
+      </w:r>
+    </w:p>
+    <w:p>
+      <w:pPr>
+        <w:pStyle w:val="OdysseyCode"/>
+        <w:shd w:val="clear" w:color="auto" w:fill="F2F2F2"/>
+      </w:pPr>
+      <w:r>
+        <w:rPr>
+          <w:rFonts w:ascii="Consolas" w:hAnsi="Consolas"/>
+          <w:sz w:val="15"/>
+        </w:rPr>
+        <w:t xml:space="preserve">       CW                                         CCW</w:t>
+      </w:r>
+    </w:p>
+    <w:p>
+      <w:pPr>
+        <w:pStyle w:val="OdysseyCode"/>
+        <w:shd w:val="clear" w:color="auto" w:fill="F2F2F2"/>
+      </w:pPr>
+      <w:r>
+        <w:rPr>
+          <w:rFonts w:ascii="Consolas" w:hAnsi="Consolas"/>
+          <w:sz w:val="15"/>
+        </w:rPr>
+        <w:t xml:space="preserve">   CLOCKWISE                               COUNTER-CLOCKWISE</w:t>
+      </w:r>
+    </w:p>
+    <w:p>
+      <w:pPr>
+        <w:pStyle w:val="OdysseyCode"/>
+        <w:shd w:val="clear" w:color="auto" w:fill="F2F2F2"/>
+      </w:pPr>
+      <w:r>
+        <w:rPr>
+          <w:rFonts w:ascii="Consolas" w:hAnsi="Consolas"/>
+          <w:sz w:val="15"/>
+        </w:rPr>
+        <w:t>[M3: rear-left]                              [M1: rear-right]</w:t>
+      </w:r>
+    </w:p>
+    <w:p>
+      <w:pPr>
+        <w:pStyle w:val="OdysseyCode"/>
+        <w:shd w:val="clear" w:color="auto" w:fill="F2F2F2"/>
+      </w:pPr>
+      <w:r>
+        <w:rPr>
+          <w:rFonts w:ascii="Consolas" w:hAnsi="Consolas"/>
+          <w:sz w:val="15"/>
+        </w:rPr>
+      </w:r>
+    </w:p>
+    <w:p>
+      <w:pPr>
+        <w:pStyle w:val="OdysseyCode"/>
+        <w:shd w:val="clear" w:color="auto" w:fill="F2F2F2"/>
+      </w:pPr>
+      <w:r>
+        <w:rPr>
+          <w:rFonts w:ascii="Consolas" w:hAnsi="Consolas"/>
+          <w:sz w:val="15"/>
+        </w:rPr>
+        <w:t xml:space="preserve">                         REAR (tail)</w:t>
       </w:r>
     </w:p>
     <w:tbl>
@@ -6399,7 +7409,7 @@
                 <w:color w:val="FFFFFF"/>
                 <w:sz w:val="18"/>
               </w:rPr>
-              <w:t>Configuration</w:t>
+              <w:t>Motor</w:t>
             </w:r>
           </w:p>
         </w:tc>
@@ -6418,7 +7428,7 @@
                 <w:color w:val="FFFFFF"/>
                 <w:sz w:val="18"/>
               </w:rPr>
-              <w:t>Hover</w:t>
+              <w:t>Position</w:t>
             </w:r>
           </w:p>
         </w:tc>
@@ -6437,7 +7447,7 @@
                 <w:color w:val="FFFFFF"/>
                 <w:sz w:val="18"/>
               </w:rPr>
-              <w:t>Cruise @ 12 m/s</w:t>
+              <w:t>Rotation</w:t>
             </w:r>
           </w:p>
         </w:tc>
@@ -6456,7 +7466,7 @@
                 <w:color w:val="FFFFFF"/>
                 <w:sz w:val="18"/>
               </w:rPr>
-              <w:t>One-way range</w:t>
+              <w:t>GPIO</w:t>
             </w:r>
           </w:p>
         </w:tc>
@@ -6475,7 +7485,7 @@
                 <w:color w:val="FFFFFF"/>
                 <w:sz w:val="18"/>
               </w:rPr>
-              <w:t>Practical radius</w:t>
+              <w:t>Diagonal pair</w:t>
             </w:r>
           </w:p>
         </w:tc>
@@ -6493,7 +7503,7 @@
               <w:rPr>
                 <w:sz w:val="18"/>
               </w:rPr>
-              <w:t>6S 4500 mAh LiPo (1632 g)</w:t>
+              <w:t>M1</w:t>
             </w:r>
           </w:p>
         </w:tc>
@@ -6509,7 +7519,7 @@
               <w:rPr>
                 <w:sz w:val="18"/>
               </w:rPr>
-              <w:t>22 min</w:t>
+              <w:t>Rear-right</w:t>
             </w:r>
           </w:p>
         </w:tc>
@@ -6525,7 +7535,7 @@
               <w:rPr>
                 <w:sz w:val="18"/>
               </w:rPr>
-              <w:t>20 min</w:t>
+              <w:t>Counter-clockwise</w:t>
             </w:r>
           </w:p>
         </w:tc>
@@ -6541,7 +7551,7 @@
               <w:rPr>
                 <w:sz w:val="18"/>
               </w:rPr>
-              <w:t>14.1 km</w:t>
+              <w:t>4</w:t>
             </w:r>
           </w:p>
         </w:tc>
@@ -6557,7 +7567,7 @@
               <w:rPr>
                 <w:sz w:val="18"/>
               </w:rPr>
-              <w:t>~5.6 km</w:t>
+              <w:t>with M4</w:t>
             </w:r>
           </w:p>
         </w:tc>
@@ -6575,7 +7585,7 @@
               <w:rPr>
                 <w:sz w:val="18"/>
               </w:rPr>
-              <w:t>6S2P 8400 mAh Li-ion (1742 g)</w:t>
+              <w:t>M2</w:t>
             </w:r>
           </w:p>
         </w:tc>
@@ -6591,7 +7601,7 @@
               <w:rPr>
                 <w:sz w:val="18"/>
               </w:rPr>
-              <w:t>39 min</w:t>
+              <w:t>Front-right</w:t>
             </w:r>
           </w:p>
         </w:tc>
@@ -6607,7 +7617,7 @@
               <w:rPr>
                 <w:sz w:val="18"/>
               </w:rPr>
-              <w:t>35 min</w:t>
+              <w:t>Clockwise</w:t>
             </w:r>
           </w:p>
         </w:tc>
@@ -6623,7 +7633,7 @@
               <w:rPr>
                 <w:sz w:val="18"/>
               </w:rPr>
-              <w:t>25.5 km</w:t>
+              <w:t>5</w:t>
             </w:r>
           </w:p>
         </w:tc>
@@ -6639,7 +7649,171 @@
               <w:rPr>
                 <w:sz w:val="18"/>
               </w:rPr>
-              <w:t>~10.2 km</w:t>
+              <w:t>with M3</w:t>
+            </w:r>
+          </w:p>
+        </w:tc>
+      </w:tr>
+      <w:tr>
+        <w:tc>
+          <w:tcPr>
+            <w:tcW w:type="dxa" w:w="1987"/>
+          </w:tcPr>
+          <w:p>
+            <w:pPr>
+              <w:spacing w:after="40" w:before="40"/>
+            </w:pPr>
+            <w:r>
+              <w:rPr>
+                <w:sz w:val="18"/>
+              </w:rPr>
+              <w:t>M3</w:t>
+            </w:r>
+          </w:p>
+        </w:tc>
+        <w:tc>
+          <w:tcPr>
+            <w:tcW w:type="dxa" w:w="1987"/>
+          </w:tcPr>
+          <w:p>
+            <w:pPr>
+              <w:spacing w:after="40" w:before="40"/>
+            </w:pPr>
+            <w:r>
+              <w:rPr>
+                <w:sz w:val="18"/>
+              </w:rPr>
+              <w:t>Rear-left</w:t>
+            </w:r>
+          </w:p>
+        </w:tc>
+        <w:tc>
+          <w:tcPr>
+            <w:tcW w:type="dxa" w:w="1987"/>
+          </w:tcPr>
+          <w:p>
+            <w:pPr>
+              <w:spacing w:after="40" w:before="40"/>
+            </w:pPr>
+            <w:r>
+              <w:rPr>
+                <w:sz w:val="18"/>
+              </w:rPr>
+              <w:t>Clockwise</w:t>
+            </w:r>
+          </w:p>
+        </w:tc>
+        <w:tc>
+          <w:tcPr>
+            <w:tcW w:type="dxa" w:w="1987"/>
+          </w:tcPr>
+          <w:p>
+            <w:pPr>
+              <w:spacing w:after="40" w:before="40"/>
+            </w:pPr>
+            <w:r>
+              <w:rPr>
+                <w:sz w:val="18"/>
+              </w:rPr>
+              <w:t>6</w:t>
+            </w:r>
+          </w:p>
+        </w:tc>
+        <w:tc>
+          <w:tcPr>
+            <w:tcW w:type="dxa" w:w="1987"/>
+          </w:tcPr>
+          <w:p>
+            <w:pPr>
+              <w:spacing w:after="40" w:before="40"/>
+            </w:pPr>
+            <w:r>
+              <w:rPr>
+                <w:sz w:val="18"/>
+              </w:rPr>
+              <w:t>with M2</w:t>
+            </w:r>
+          </w:p>
+        </w:tc>
+      </w:tr>
+      <w:tr>
+        <w:tc>
+          <w:tcPr>
+            <w:tcW w:type="dxa" w:w="1987"/>
+          </w:tcPr>
+          <w:p>
+            <w:pPr>
+              <w:spacing w:after="40" w:before="40"/>
+            </w:pPr>
+            <w:r>
+              <w:rPr>
+                <w:sz w:val="18"/>
+              </w:rPr>
+              <w:t>M4</w:t>
+            </w:r>
+          </w:p>
+        </w:tc>
+        <w:tc>
+          <w:tcPr>
+            <w:tcW w:type="dxa" w:w="1987"/>
+          </w:tcPr>
+          <w:p>
+            <w:pPr>
+              <w:spacing w:after="40" w:before="40"/>
+            </w:pPr>
+            <w:r>
+              <w:rPr>
+                <w:sz w:val="18"/>
+              </w:rPr>
+              <w:t>Front-left</w:t>
+            </w:r>
+          </w:p>
+        </w:tc>
+        <w:tc>
+          <w:tcPr>
+            <w:tcW w:type="dxa" w:w="1987"/>
+          </w:tcPr>
+          <w:p>
+            <w:pPr>
+              <w:spacing w:after="40" w:before="40"/>
+            </w:pPr>
+            <w:r>
+              <w:rPr>
+                <w:sz w:val="18"/>
+              </w:rPr>
+              <w:t>Counter-clockwise</w:t>
+            </w:r>
+          </w:p>
+        </w:tc>
+        <w:tc>
+          <w:tcPr>
+            <w:tcW w:type="dxa" w:w="1987"/>
+          </w:tcPr>
+          <w:p>
+            <w:pPr>
+              <w:spacing w:after="40" w:before="40"/>
+            </w:pPr>
+            <w:r>
+              <w:rPr>
+                <w:sz w:val="18"/>
+              </w:rPr>
+              <w:t>15</w:t>
+            </w:r>
+          </w:p>
+        </w:tc>
+        <w:tc>
+          <w:tcPr>
+            <w:tcW w:type="dxa" w:w="1987"/>
+          </w:tcPr>
+          <w:p>
+            <w:pPr>
+              <w:spacing w:after="40" w:before="40"/>
+            </w:pPr>
+            <w:r>
+              <w:rPr>
+                <w:sz w:val="18"/>
+              </w:rPr>
+              <w:t>with M1</w:t>
             </w:r>
           </w:p>
         </w:tc>
@@ -6648,456 +7822,831 @@
     <w:p/>
     <w:p>
       <w:r>
-        <w:t xml:space="preserve">Practical radius is roughly 40% of one-way range, because the return leg must be flown on the same pack and the energy budget in section 5.2 holds a reserve back for the descent. </w:t>
+        <w:t>Diagonally opposite motors always share a rotation direction. This is what makes yaw control work: spinning up one diagonal pair and slowing the other produces a net torque about the yaw axis with no net change in thrust.</w:t>
+      </w:r>
+    </w:p>
+    <w:p>
+      <w:pPr>
+        <w:pStyle w:val="Heading2"/>
+      </w:pPr>
+      <w:r>
+        <w:t>4.3 ESC selection and protocol</w:t>
+      </w:r>
+    </w:p>
+    <w:p>
+      <w:r>
+        <w:rPr>
+          <w:b/>
+        </w:rPr>
+        <w:t>Sizing.</w:t>
+      </w:r>
+      <w:r>
+        <w:t xml:space="preserve"> Peak draw is 16.9 A per motor at full throttle (section 3.2), and hover sits near 2.7 A. The specified ESC is </w:t>
+      </w:r>
+      <w:r>
+        <w:rPr>
+          <w:b/>
+        </w:rPr>
+        <w:t>40 A continuous, 50 A burst, per channel</w:t>
+      </w:r>
+      <w:r>
+        <w:t>:</w:t>
+      </w:r>
+    </w:p>
+    <w:tbl>
+      <w:tblPr>
+        <w:tblStyle w:val="TableGrid"/>
+        <w:tblW w:type="auto" w:w="0"/>
+        <w:jc w:val="center"/>
+        <w:tblLayout w:type="autofit"/>
+        <w:tblLook w:firstColumn="1" w:firstRow="1" w:lastColumn="0" w:lastRow="0" w:noHBand="0" w:noVBand="1" w:val="04A0"/>
+      </w:tblPr>
+      <w:tblGrid>
+        <w:gridCol w:w="3312"/>
+        <w:gridCol w:w="3312"/>
+        <w:gridCol w:w="3312"/>
+      </w:tblGrid>
+      <w:tr>
+        <w:trPr>
+          <w:tblHeader w:val="true"/>
+        </w:trPr>
+        <w:tc>
+          <w:tcPr>
+            <w:tcW w:type="dxa" w:w="3312"/>
+            <w:shd w:val="clear" w:color="auto" w:fill="1F3864"/>
+          </w:tcPr>
+          <w:p>
+            <w:pPr>
+              <w:spacing w:after="40" w:before="40"/>
+            </w:pPr>
+            <w:r>
+              <w:rPr>
+                <w:b/>
+                <w:color w:val="FFFFFF"/>
+                <w:sz w:val="18"/>
+              </w:rPr>
+              <w:t>Rating</w:t>
+            </w:r>
+          </w:p>
+        </w:tc>
+        <w:tc>
+          <w:tcPr>
+            <w:tcW w:type="dxa" w:w="3312"/>
+            <w:shd w:val="clear" w:color="auto" w:fill="1F3864"/>
+          </w:tcPr>
+          <w:p>
+            <w:pPr>
+              <w:spacing w:after="40" w:before="40"/>
+            </w:pPr>
+            <w:r>
+              <w:rPr>
+                <w:b/>
+                <w:color w:val="FFFFFF"/>
+                <w:sz w:val="18"/>
+              </w:rPr>
+              <w:t>Margin on 16.9 A peak</w:t>
+            </w:r>
+          </w:p>
+        </w:tc>
+        <w:tc>
+          <w:tcPr>
+            <w:tcW w:type="dxa" w:w="3312"/>
+            <w:shd w:val="clear" w:color="auto" w:fill="1F3864"/>
+          </w:tcPr>
+          <w:p>
+            <w:pPr>
+              <w:spacing w:after="40" w:before="40"/>
+            </w:pPr>
+            <w:r>
+              <w:rPr>
+                <w:b/>
+                <w:color w:val="FFFFFF"/>
+                <w:sz w:val="18"/>
+              </w:rPr>
+            </w:r>
+          </w:p>
+        </w:tc>
+      </w:tr>
+      <w:tr>
+        <w:tc>
+          <w:tcPr>
+            <w:tcW w:type="dxa" w:w="3312"/>
+          </w:tcPr>
+          <w:p>
+            <w:pPr>
+              <w:spacing w:after="40" w:before="40"/>
+            </w:pPr>
+            <w:r>
+              <w:rPr>
+                <w:sz w:val="18"/>
+              </w:rPr>
+              <w:t>30 A/ch</w:t>
+            </w:r>
+          </w:p>
+        </w:tc>
+        <w:tc>
+          <w:tcPr>
+            <w:tcW w:type="dxa" w:w="3312"/>
+          </w:tcPr>
+          <w:p>
+            <w:pPr>
+              <w:spacing w:after="40" w:before="40"/>
+            </w:pPr>
+            <w:r>
+              <w:rPr>
+                <w:sz w:val="18"/>
+              </w:rPr>
+              <w:t>1.8×</w:t>
+            </w:r>
+          </w:p>
+        </w:tc>
+        <w:tc>
+          <w:tcPr>
+            <w:tcW w:type="dxa" w:w="3312"/>
+          </w:tcPr>
+          <w:p>
+            <w:pPr>
+              <w:spacing w:after="40" w:before="40"/>
+            </w:pPr>
+            <w:r>
+              <w:rPr>
+                <w:sz w:val="18"/>
+              </w:rPr>
+              <w:t>thin once ESC ratings are derated for still air</w:t>
+            </w:r>
+          </w:p>
+        </w:tc>
+      </w:tr>
+      <w:tr>
+        <w:tc>
+          <w:tcPr>
+            <w:tcW w:type="dxa" w:w="3312"/>
+          </w:tcPr>
+          <w:p>
+            <w:pPr>
+              <w:spacing w:after="40" w:before="40"/>
+            </w:pPr>
+            <w:r>
+              <w:rPr>
+                <w:sz w:val="18"/>
+              </w:rPr>
+              <w:t>35 A/ch</w:t>
+            </w:r>
+          </w:p>
+        </w:tc>
+        <w:tc>
+          <w:tcPr>
+            <w:tcW w:type="dxa" w:w="3312"/>
+          </w:tcPr>
+          <w:p>
+            <w:pPr>
+              <w:spacing w:after="40" w:before="40"/>
+            </w:pPr>
+            <w:r>
+              <w:rPr>
+                <w:sz w:val="18"/>
+              </w:rPr>
+              <w:t>2.1×</w:t>
+            </w:r>
+          </w:p>
+        </w:tc>
+        <w:tc>
+          <w:tcPr>
+            <w:tcW w:type="dxa" w:w="3312"/>
+          </w:tcPr>
+          <w:p>
+            <w:pPr>
+              <w:spacing w:after="40" w:before="40"/>
+            </w:pPr>
+            <w:r>
+              <w:rPr>
+                <w:sz w:val="18"/>
+              </w:rPr>
+              <w:t>workable</w:t>
+            </w:r>
+          </w:p>
+        </w:tc>
+      </w:tr>
+      <w:tr>
+        <w:tc>
+          <w:tcPr>
+            <w:tcW w:type="dxa" w:w="3312"/>
+          </w:tcPr>
+          <w:p>
+            <w:pPr>
+              <w:spacing w:after="40" w:before="40"/>
+            </w:pPr>
+            <w:r>
+              <w:rPr>
+                <w:b/>
+                <w:sz w:val="18"/>
+              </w:rPr>
+              <w:t>40 A/ch</w:t>
+            </w:r>
+          </w:p>
+        </w:tc>
+        <w:tc>
+          <w:tcPr>
+            <w:tcW w:type="dxa" w:w="3312"/>
+          </w:tcPr>
+          <w:p>
+            <w:pPr>
+              <w:spacing w:after="40" w:before="40"/>
+            </w:pPr>
+            <w:r>
+              <w:rPr>
+                <w:b/>
+                <w:sz w:val="18"/>
+              </w:rPr>
+              <w:t>2.4×</w:t>
+            </w:r>
+          </w:p>
+        </w:tc>
+        <w:tc>
+          <w:tcPr>
+            <w:tcW w:type="dxa" w:w="3312"/>
+          </w:tcPr>
+          <w:p>
+            <w:pPr>
+              <w:spacing w:after="40" w:before="40"/>
+            </w:pPr>
+            <w:r>
+              <w:rPr>
+                <w:b/>
+                <w:sz w:val="18"/>
+              </w:rPr>
+              <w:t>specified</w:t>
+            </w:r>
+          </w:p>
+        </w:tc>
+      </w:tr>
+      <w:tr>
+        <w:tc>
+          <w:tcPr>
+            <w:tcW w:type="dxa" w:w="3312"/>
+          </w:tcPr>
+          <w:p>
+            <w:pPr>
+              <w:spacing w:after="40" w:before="40"/>
+            </w:pPr>
+            <w:r>
+              <w:rPr>
+                <w:sz w:val="18"/>
+              </w:rPr>
+              <w:t>50 A/ch</w:t>
+            </w:r>
+          </w:p>
+        </w:tc>
+        <w:tc>
+          <w:tcPr>
+            <w:tcW w:type="dxa" w:w="3312"/>
+          </w:tcPr>
+          <w:p>
+            <w:pPr>
+              <w:spacing w:after="40" w:before="40"/>
+            </w:pPr>
+            <w:r>
+              <w:rPr>
+                <w:sz w:val="18"/>
+              </w:rPr>
+              <w:t>3.0×</w:t>
+            </w:r>
+          </w:p>
+        </w:tc>
+        <w:tc>
+          <w:tcPr>
+            <w:tcW w:type="dxa" w:w="3312"/>
+          </w:tcPr>
+          <w:p>
+            <w:pPr>
+              <w:spacing w:after="40" w:before="40"/>
+            </w:pPr>
+            <w:r>
+              <w:rPr>
+                <w:sz w:val="18"/>
+              </w:rPr>
+              <w:t>what revisions up to 2.3 carried over from the 10-inch build</w:t>
+            </w:r>
+          </w:p>
+        </w:tc>
+      </w:tr>
+    </w:tbl>
+    <w:p/>
+    <w:p>
+      <w:r>
+        <w:t xml:space="preserve">Note that 4-in-1 ratings are </w:t>
+      </w:r>
+      <w:r>
+        <w:rPr>
+          <w:b/>
+        </w:rPr>
+        <w:t>per channel</w:t>
+      </w:r>
+      <w:r>
+        <w:t>, not for the aircraft. The 2.4× margin is not timidity: published ESC ratings are typically measured with forced airflow over short durations, and this is a hover-heavy long-range profile where thermal soak matters more than burst capability.</w:t>
+      </w:r>
+    </w:p>
+    <w:p>
+      <w:r>
+        <w:t>At full throttle the pack sees about 67 A on three-blade propellers, or 51 A on the specified two-blade. The XT90-S is rated 90 A continuous, and a 6S 4500 mAh 20C pack delivers 90 A:</w:t>
+      </w:r>
+    </w:p>
+    <w:tbl>
+      <w:tblPr>
+        <w:tblStyle w:val="TableGrid"/>
+        <w:tblW w:type="auto" w:w="0"/>
+        <w:jc w:val="center"/>
+        <w:tblLayout w:type="autofit"/>
+        <w:tblLook w:firstColumn="1" w:firstRow="1" w:lastColumn="0" w:lastRow="0" w:noHBand="0" w:noVBand="1" w:val="04A0"/>
+      </w:tblPr>
+      <w:tblGrid>
+        <w:gridCol w:w="3312"/>
+        <w:gridCol w:w="3312"/>
+        <w:gridCol w:w="3312"/>
+      </w:tblGrid>
+      <w:tr>
+        <w:trPr>
+          <w:tblHeader w:val="true"/>
+        </w:trPr>
+        <w:tc>
+          <w:tcPr>
+            <w:tcW w:type="dxa" w:w="3312"/>
+            <w:shd w:val="clear" w:color="auto" w:fill="1F3864"/>
+          </w:tcPr>
+          <w:p>
+            <w:pPr>
+              <w:spacing w:after="40" w:before="40"/>
+            </w:pPr>
+            <w:r>
+              <w:rPr>
+                <w:b/>
+                <w:color w:val="FFFFFF"/>
+                <w:sz w:val="18"/>
+              </w:rPr>
+            </w:r>
+          </w:p>
+        </w:tc>
+        <w:tc>
+          <w:tcPr>
+            <w:tcW w:type="dxa" w:w="3312"/>
+            <w:shd w:val="clear" w:color="auto" w:fill="1F3864"/>
+          </w:tcPr>
+          <w:p>
+            <w:pPr>
+              <w:spacing w:after="40" w:before="40"/>
+            </w:pPr>
+            <w:r>
+              <w:rPr>
+                <w:b/>
+                <w:color w:val="FFFFFF"/>
+                <w:sz w:val="18"/>
+              </w:rPr>
+              <w:t>2-blade (51 A)</w:t>
+            </w:r>
+          </w:p>
+        </w:tc>
+        <w:tc>
+          <w:tcPr>
+            <w:tcW w:type="dxa" w:w="3312"/>
+            <w:shd w:val="clear" w:color="auto" w:fill="1F3864"/>
+          </w:tcPr>
+          <w:p>
+            <w:pPr>
+              <w:spacing w:after="40" w:before="40"/>
+            </w:pPr>
+            <w:r>
+              <w:rPr>
+                <w:b/>
+                <w:color w:val="FFFFFF"/>
+                <w:sz w:val="18"/>
+              </w:rPr>
+              <w:t>3-blade (67 A)</w:t>
+            </w:r>
+          </w:p>
+        </w:tc>
+      </w:tr>
+      <w:tr>
+        <w:tc>
+          <w:tcPr>
+            <w:tcW w:type="dxa" w:w="3312"/>
+          </w:tcPr>
+          <w:p>
+            <w:pPr>
+              <w:spacing w:after="40" w:before="40"/>
+            </w:pPr>
+            <w:r>
+              <w:rPr>
+                <w:sz w:val="18"/>
+              </w:rPr>
+              <w:t>XT90-S, 90 A</w:t>
+            </w:r>
+          </w:p>
+        </w:tc>
+        <w:tc>
+          <w:tcPr>
+            <w:tcW w:type="dxa" w:w="3312"/>
+          </w:tcPr>
+          <w:p>
+            <w:pPr>
+              <w:spacing w:after="40" w:before="40"/>
+            </w:pPr>
+            <w:r>
+              <w:rPr>
+                <w:sz w:val="18"/>
+              </w:rPr>
+              <w:t>57%</w:t>
+            </w:r>
+          </w:p>
+        </w:tc>
+        <w:tc>
+          <w:tcPr>
+            <w:tcW w:type="dxa" w:w="3312"/>
+          </w:tcPr>
+          <w:p>
+            <w:pPr>
+              <w:spacing w:after="40" w:before="40"/>
+            </w:pPr>
+            <w:r>
+              <w:rPr>
+                <w:sz w:val="18"/>
+              </w:rPr>
+              <w:t>74%</w:t>
+            </w:r>
+          </w:p>
+        </w:tc>
+      </w:tr>
+      <w:tr>
+        <w:tc>
+          <w:tcPr>
+            <w:tcW w:type="dxa" w:w="3312"/>
+          </w:tcPr>
+          <w:p>
+            <w:pPr>
+              <w:spacing w:after="40" w:before="40"/>
+            </w:pPr>
+            <w:r>
+              <w:rPr>
+                <w:sz w:val="18"/>
+              </w:rPr>
+              <w:t>Pack, 20C = 90 A</w:t>
+            </w:r>
+          </w:p>
+        </w:tc>
+        <w:tc>
+          <w:tcPr>
+            <w:tcW w:type="dxa" w:w="3312"/>
+          </w:tcPr>
+          <w:p>
+            <w:pPr>
+              <w:spacing w:after="40" w:before="40"/>
+            </w:pPr>
+            <w:r>
+              <w:rPr>
+                <w:sz w:val="18"/>
+              </w:rPr>
+              <w:t>57%</w:t>
+            </w:r>
+          </w:p>
+        </w:tc>
+        <w:tc>
+          <w:tcPr>
+            <w:tcW w:type="dxa" w:w="3312"/>
+          </w:tcPr>
+          <w:p>
+            <w:pPr>
+              <w:spacing w:after="40" w:before="40"/>
+            </w:pPr>
+            <w:r>
+              <w:rPr>
+                <w:sz w:val="18"/>
+              </w:rPr>
+              <w:t>74%</w:t>
+            </w:r>
+          </w:p>
+        </w:tc>
+      </w:tr>
+      <w:tr>
+        <w:tc>
+          <w:tcPr>
+            <w:tcW w:type="dxa" w:w="3312"/>
+          </w:tcPr>
+          <w:p>
+            <w:pPr>
+              <w:spacing w:after="40" w:before="40"/>
+            </w:pPr>
+            <w:r>
+              <w:rPr>
+                <w:sz w:val="18"/>
+              </w:rPr>
+              <w:t>ESC, 4 x 40 A = 160 A</w:t>
+            </w:r>
+          </w:p>
+        </w:tc>
+        <w:tc>
+          <w:tcPr>
+            <w:tcW w:type="dxa" w:w="3312"/>
+          </w:tcPr>
+          <w:p>
+            <w:pPr>
+              <w:spacing w:after="40" w:before="40"/>
+            </w:pPr>
+            <w:r>
+              <w:rPr>
+                <w:sz w:val="18"/>
+              </w:rPr>
+              <w:t>32%</w:t>
+            </w:r>
+          </w:p>
+        </w:tc>
+        <w:tc>
+          <w:tcPr>
+            <w:tcW w:type="dxa" w:w="3312"/>
+          </w:tcPr>
+          <w:p>
+            <w:pPr>
+              <w:spacing w:after="40" w:before="40"/>
+            </w:pPr>
+            <w:r>
+              <w:rPr>
+                <w:sz w:val="18"/>
+              </w:rPr>
+              <w:t>42%</w:t>
+            </w:r>
+          </w:p>
+        </w:tc>
+      </w:tr>
+    </w:tbl>
+    <w:p/>
+    <w:p>
+      <w:r>
+        <w:t>Dropping the pack from 45C to 20C moved it from a third utilised to roughly two thirds at peak on three-blade propellers. That is still comfortable headroom for brief punch-outs, but it is no longer the irrelevance it was — if you fit three-blade propellers and fly aggressively in the cold, specify 30C instead.</w:t>
+      </w:r>
+    </w:p>
+    <w:p>
+      <w:r>
+        <w:rPr>
+          <w:b/>
+        </w:rPr>
+        <w:t>Protocol.</w:t>
+      </w:r>
+      <w:r>
+        <w:t xml:space="preserve"> The firmware drives the ESC with </w:t>
+      </w:r>
+      <w:r>
+        <w:rPr>
+          <w:b/>
+        </w:rPr>
+        <w:t>analog PWM at 400 Hz, 12-bit</w:t>
+      </w:r>
+      <w:r>
+        <w:t xml:space="preserve"> via the ESP32 LEDC peripheral:</w:t>
+      </w:r>
+    </w:p>
+    <w:p>
+      <w:pPr>
+        <w:pStyle w:val="ListBullet"/>
+      </w:pPr>
+      <w:r>
+        <w:t>1000 µs = 1638 counts (disarmed / minimum)</w:t>
+      </w:r>
+    </w:p>
+    <w:p>
+      <w:pPr>
+        <w:pStyle w:val="ListBullet"/>
+      </w:pPr>
+      <w:r>
+        <w:t>1068 µs = 1750 counts (armed idle, propellers turning)</w:t>
+      </w:r>
+    </w:p>
+    <w:p>
+      <w:pPr>
+        <w:pStyle w:val="ListBullet"/>
+      </w:pPr>
+      <w:r>
+        <w:t>2000 µs = 3276 counts (maximum)</w:t>
+      </w:r>
+    </w:p>
+    <w:p>
+      <w:r>
+        <w:t xml:space="preserve">Revision 1.0 was internally inconsistent here — the BOM and placement diagram said "DShot ESC" while the architecture and firmware used 400 Hz PWM. Analog PWM is retained because it is what the code implements and it is adequate at a 500 Hz loop rate. </w:t>
+      </w:r>
+      <w:r>
+        <w:rPr>
+          <w:b/>
+        </w:rPr>
+        <w:t>Configure the ESC for PWM input and calibrate its endpoints</w:t>
+      </w:r>
+      <w:r>
+        <w:t xml:space="preserve"> during commissioning.</w:t>
+      </w:r>
+    </w:p>
+    <w:p>
+      <w:r>
+        <w:rPr>
+          <w:b/>
+        </w:rPr>
+        <w:t>Why DShot is worth doing later.</w:t>
+      </w:r>
+      <w:r>
+        <w:t xml:space="preserve"> The specified ESC supports DShot300 and, on AM32 or recent BLHeli_32 builds, </w:t>
+      </w:r>
+      <w:r>
+        <w:rPr>
+          <w:b/>
+        </w:rPr>
+        <w:t>bidirectional DShot</w:t>
+      </w:r>
+      <w:r>
+        <w:t xml:space="preserve">, which returns per-motor RPM telemetry. That is not merely tidier — it would resolve the single largest open uncertainty in this document. Section 8.3 sets the gyro notch to 100 Hz from two models that disagree by 7%, because there is no measurement to settle it. With RPM telemetry the notch could </w:t>
+      </w:r>
+      <w:r>
+        <w:rPr>
+          <w:b/>
+        </w:rPr>
+        <w:t>track the actual shaft speed</w:t>
+      </w:r>
+      <w:r>
+        <w:t xml:space="preserve"> rather than sitting at a fixed estimate, which is how modern flight controllers handle it and which removes the failure mode entirely.</w:t>
+      </w:r>
+    </w:p>
+    <w:p>
+      <w:r>
+        <w:t>That is future work, not implemented. Bidirectional DShot needs tight timing on the ESP32-P4 (RMT or a dedicated peripheral) and the firmware currently has neither. It is recorded here because it is the highest-value next change to the propulsion stack, not because it is done.</w:t>
+      </w:r>
+    </w:p>
+    <w:p>
+      <w:pPr>
+        <w:pStyle w:val="Heading2"/>
+      </w:pPr>
+      <w:r>
+        <w:t>4.4 Mixer and desaturation</w:t>
+      </w:r>
+    </w:p>
+    <w:p>
+      <w:pPr>
+        <w:ind w:left="432"/>
+        <w:shd w:val="clear" w:color="auto" w:fill="FFF2CC"/>
+      </w:pPr>
+      <w:r>
+        <w:rPr>
+          <w:b/>
+          <w:i/>
+        </w:rPr>
+        <w:t>FINDING 13.</w:t>
+      </w:r>
+      <w:r>
+        <w:rPr>
+          <w:i/>
+        </w:rPr>
+        <w:t xml:space="preserve"> Revision 1.0 summed throttle and the three axis corrections into each motor and then clamped each motor independently. That is correct only while nothing clips.  With base throttle near its ceiling of 2976 counts and a full roll correction of 350, motors 3 and 4 compute to 3326 and are clamped to 3276 — losing 50 counts — while motors 1 and 2 drop cleanly to 2626. The realised roll differential is 650 instead of the commanded 700. Stack roll, pitch and yaw (up to 950 counts) and the shortfall grows large enough to reverse the net moment on an axis: the aircraft rolls </w:t>
+      </w:r>
+      <w:r>
+        <w:rPr>
+          <w:i/>
+        </w:rPr>
+        <w:t>away</w:t>
+      </w:r>
+      <w:r>
+        <w:rPr>
+          <w:i/>
+        </w:rPr>
+        <w:t xml:space="preserve"> from the correction.</w:t>
+      </w:r>
+    </w:p>
+    <w:p>
+      <w:r>
+        <w:t>The mixer now runs in two stages (</w:t>
       </w:r>
       <w:r>
         <w:rPr>
           <w:rFonts w:ascii="Consolas" w:hAnsi="Consolas"/>
           <w:sz w:val="19"/>
         </w:rPr>
-        <w:t>CRUISE_CURRENT_A</w:t>
-      </w:r>
-      <w:r>
-        <w:t xml:space="preserve"> in </w:t>
+        <w:t>firmware/flight-controller/include/mixer.h</w:t>
+      </w:r>
+      <w:r>
+        <w:t>):</w:t>
+      </w:r>
+    </w:p>
+    <w:p>
+      <w:pPr>
+        <w:pStyle w:val="ListNumber"/>
+      </w:pPr>
+      <w:r>
+        <w:rPr>
+          <w:b/>
+        </w:rPr>
+        <w:t>Build the correction-only mix</w:t>
+      </w:r>
+      <w:r>
+        <w:t>, with no throttle. If its peak-to-peak range</w:t>
+      </w:r>
+    </w:p>
+    <w:p>
+      <w:r>
+        <w:t xml:space="preserve">exceeds the available motor range, scale all corrections by one common factor. Scaling uniformly preserves the </w:t>
+      </w:r>
+      <w:r>
+        <w:rPr>
+          <w:i/>
+        </w:rPr>
+        <w:t>direction</w:t>
+      </w:r>
+      <w:r>
+        <w:t xml:space="preserve"> of the commanded moment, which is precisely the property independent clamping destroys.</w:t>
+      </w:r>
+    </w:p>
+    <w:p>
+      <w:pPr>
+        <w:pStyle w:val="ListNumber"/>
+      </w:pPr>
+      <w:r>
+        <w:rPr>
+          <w:b/>
+        </w:rPr>
+        <w:t>Fit the throttle offset</w:t>
+      </w:r>
+      <w:r>
+        <w:t xml:space="preserve"> into whatever range remains. Throttle is the term the</w:t>
+      </w:r>
+    </w:p>
+    <w:p>
+      <w:r>
+        <w:t>aircraft gives up; attitude authority is not.</w:t>
+      </w:r>
+    </w:p>
+    <w:p>
+      <w:r>
+        <w:t xml:space="preserve">When there is not enough range for all three axes, </w:t>
+      </w:r>
+      <w:r>
+        <w:rPr>
+          <w:b/>
+        </w:rPr>
+        <w:t>yaw is sacrificed before roll and pitch</w:t>
+      </w:r>
+      <w:r>
+        <w:t>. Losing yaw authority costs heading; losing roll or pitch authority costs the aircraft.</w:t>
+      </w:r>
+    </w:p>
+    <w:p>
+      <w:r>
+        <w:t xml:space="preserve">The mixer reports how much authority it had to surrender, and that figure is recorded in the BlackBox on every sample. </w:t>
       </w:r>
       <w:r>
         <w:rPr>
           <w:rFonts w:ascii="Consolas" w:hAnsi="Consolas"/>
           <w:sz w:val="19"/>
         </w:rPr>
-        <w:t>config.h</w:t>
-      </w:r>
-      <w:r>
-        <w:t xml:space="preserve"> is set to 10.0 A, matching the 223 W hover figure at 22.2 V; correct it after your own bench measurement.</w:t>
-      </w:r>
-    </w:p>
-    <w:p>
-      <w:pPr>
-        <w:pStyle w:val="Heading1"/>
-      </w:pPr>
-      <w:r>
-        <w:t>4. Frame Dynamics, Motor Layout and Rotation</w:t>
-      </w:r>
-    </w:p>
-    <w:p>
-      <w:pPr>
-        <w:pStyle w:val="Heading2"/>
-      </w:pPr>
-      <w:r>
-        <w:t>4.1 Props-out configuration</w:t>
-      </w:r>
-    </w:p>
-    <w:p>
-      <w:r>
-        <w:t xml:space="preserve">The platform uses a </w:t>
-      </w:r>
+        <w:t>tools/blackbox_decode.py</w:t>
+      </w:r>
+      <w:r>
+        <w:t xml:space="preserve"> summarises it, so a marginal airframe shows up in the log rather than only in the crash.</w:t>
+      </w:r>
+    </w:p>
+    <w:p>
       <w:r>
         <w:rPr>
           <w:b/>
         </w:rPr>
-        <w:t>props-out (reversed rotation)</w:t>
-      </w:r>
-      <w:r>
-        <w:t xml:space="preserve"> Quad-X configuration. This keeps grass and prop-wash debris off the camera lens and improves yaw authority in crosswinds.</w:t>
-      </w:r>
-    </w:p>
-    <w:p>
-      <w:r>
-        <w:t xml:space="preserve">Props-out means the propeller blade crossing the </w:t>
+        <w:t>How much margin the shipped gains leave.</w:t>
+      </w:r>
+      <w:r>
+        <w:t xml:space="preserve"> Sweeping the whole reachable space of the PID output limits (roll and pitch ±350, yaw ±250) gives a worst-case correction span of </w:t>
       </w:r>
       <w:r>
         <w:rPr>
           <w:b/>
         </w:rPr>
-        <w:t>front</w:t>
-      </w:r>
-      <w:r>
-        <w:t xml:space="preserve"> of each motor disc travels </w:t>
-      </w:r>
-      <w:r>
-        <w:rPr>
-          <w:b/>
-        </w:rPr>
-        <w:t>away from the airframe centreline</w:t>
-      </w:r>
-      <w:r>
-        <w:t>. For a motor on the right-hand side, that blade moves to the right, which is clockwise rotation viewed from above.</w:t>
-      </w:r>
-    </w:p>
-    <w:p>
-      <w:pPr>
-        <w:pStyle w:val="Heading2"/>
-      </w:pPr>
-      <w:r>
-        <w:t>4.2 Motor map — authoritative</w:t>
-      </w:r>
-    </w:p>
-    <w:p>
-      <w:pPr>
-        <w:ind w:left="432"/>
-        <w:shd w:val="clear" w:color="auto" w:fill="FFF2CC"/>
-      </w:pPr>
-      <w:r>
-        <w:rPr>
-          <w:b/>
-          <w:i/>
-        </w:rPr>
-        <w:t>FINDING 2.</w:t>
-      </w:r>
-      <w:r>
-        <w:rPr>
-          <w:i/>
-        </w:rPr>
-        <w:t xml:space="preserve"> Revision 1.0's section 4 diagram assigned the opposite rotation to all four motors compared with its own pinout, its own firmware comments, and its own commissioning checklist. It also contradicted its own "props-out" label: it drew the front-right motor turning counter-clockwise, which is props-</w:t>
-      </w:r>
-      <w:r>
-        <w:rPr>
-          <w:i/>
-        </w:rPr>
-        <w:t>in</w:t>
-      </w:r>
-      <w:r>
-        <w:rPr>
-          <w:i/>
-        </w:rPr>
-        <w:t xml:space="preserve">.  This mattered because the yaw mixer column is only correct for one of the two assignments. A builder who set ESC rotation from the diagram would have inverted the yaw sign, so the yaw PID would drive the heading error further from zero — positive feedback, and an uncontrollable flat spin on the first armed take-off.  The table below is now the single source of truth. It is duplicated verbatim in </w:t>
+        <w:t>1400 counts against a motor range of 1638</w:t>
+      </w:r>
+      <w:r>
+        <w:t xml:space="preserve"> — 15% headroom. At the shipped gains the correction-scaling stage of the mixer is therefore unreachable; only the throttle stage ever gives anything up. That margin disappears if the rate gains are raised, which is why the scaling stage exists and is tested. The sweep is </w:t>
       </w:r>
       <w:r>
         <w:rPr>
           <w:rFonts w:ascii="Consolas" w:hAnsi="Consolas"/>
-          <w:i/>
           <w:sz w:val="19"/>
         </w:rPr>
-        <w:t>firmware/flight-controller/include/config.h</w:t>
-      </w:r>
-      <w:r>
-        <w:rPr>
-          <w:i/>
-        </w:rPr>
-        <w:t xml:space="preserve"> and checked by the commissioning procedure in section 11.</w:t>
-      </w:r>
-    </w:p>
-    <w:p>
-      <w:pPr>
-        <w:pStyle w:val="OdysseyCode"/>
-        <w:shd w:val="clear" w:color="auto" w:fill="F2F2F2"/>
-      </w:pPr>
+        <w:t>testMixerYawSacrifice</w:t>
+      </w:r>
+      <w:r>
+        <w:t xml:space="preserve"> in </w:t>
+      </w:r>
       <w:r>
         <w:rPr>
           <w:rFonts w:ascii="Consolas" w:hAnsi="Consolas"/>
-          <w:sz w:val="15"/>
-        </w:rPr>
-        <w:t xml:space="preserve">                   FRONT (heading 0 deg)</w:t>
-      </w:r>
-    </w:p>
-    <w:p>
-      <w:pPr>
-        <w:pStyle w:val="OdysseyCode"/>
-        <w:shd w:val="clear" w:color="auto" w:fill="F2F2F2"/>
-      </w:pPr>
-      <w:r>
-        <w:rPr>
-          <w:rFonts w:ascii="Consolas" w:hAnsi="Consolas"/>
-          <w:sz w:val="15"/>
-        </w:rPr>
-      </w:r>
-    </w:p>
-    <w:p>
-      <w:pPr>
-        <w:pStyle w:val="OdysseyCode"/>
-        <w:shd w:val="clear" w:color="auto" w:fill="F2F2F2"/>
-      </w:pPr>
-      <w:r>
-        <w:rPr>
-          <w:rFonts w:ascii="Consolas" w:hAnsi="Consolas"/>
-          <w:sz w:val="15"/>
-        </w:rPr>
-        <w:t>[M4: front-left]                            [M2: front-right]</w:t>
-      </w:r>
-    </w:p>
-    <w:p>
-      <w:pPr>
-        <w:pStyle w:val="OdysseyCode"/>
-        <w:shd w:val="clear" w:color="auto" w:fill="F2F2F2"/>
-      </w:pPr>
-      <w:r>
-        <w:rPr>
-          <w:rFonts w:ascii="Consolas" w:hAnsi="Consolas"/>
-          <w:sz w:val="15"/>
-        </w:rPr>
-        <w:t>COUNTER-CLOCKWISE                              CLOCKWISE</w:t>
-      </w:r>
-    </w:p>
-    <w:p>
-      <w:pPr>
-        <w:pStyle w:val="OdysseyCode"/>
-        <w:shd w:val="clear" w:color="auto" w:fill="F2F2F2"/>
-      </w:pPr>
-      <w:r>
-        <w:rPr>
-          <w:rFonts w:ascii="Consolas" w:hAnsi="Consolas"/>
-          <w:sz w:val="15"/>
-        </w:rPr>
-        <w:t xml:space="preserve">       CCW                                        CW</w:t>
-      </w:r>
-    </w:p>
-    <w:p>
-      <w:pPr>
-        <w:pStyle w:val="OdysseyCode"/>
-        <w:shd w:val="clear" w:color="auto" w:fill="F2F2F2"/>
-      </w:pPr>
-      <w:r>
-        <w:rPr>
-          <w:rFonts w:ascii="Consolas" w:hAnsi="Consolas"/>
-          <w:sz w:val="15"/>
-        </w:rPr>
-        <w:t xml:space="preserve">   \        /                                 \        /</w:t>
-      </w:r>
-    </w:p>
-    <w:p>
-      <w:pPr>
-        <w:pStyle w:val="OdysseyCode"/>
-        <w:shd w:val="clear" w:color="auto" w:fill="F2F2F2"/>
-      </w:pPr>
-      <w:r>
-        <w:rPr>
-          <w:rFonts w:ascii="Consolas" w:hAnsi="Consolas"/>
-          <w:sz w:val="15"/>
-        </w:rPr>
-        <w:t xml:space="preserve">    \      /                                   \      /</w:t>
-      </w:r>
-    </w:p>
-    <w:p>
-      <w:pPr>
-        <w:pStyle w:val="OdysseyCode"/>
-        <w:shd w:val="clear" w:color="auto" w:fill="F2F2F2"/>
-      </w:pPr>
-      <w:r>
-        <w:rPr>
-          <w:rFonts w:ascii="Consolas" w:hAnsi="Consolas"/>
-          <w:sz w:val="15"/>
-        </w:rPr>
-        <w:t xml:space="preserve">     \    /                                     \    /</w:t>
-      </w:r>
-    </w:p>
-    <w:p>
-      <w:pPr>
-        <w:pStyle w:val="OdysseyCode"/>
-        <w:shd w:val="clear" w:color="auto" w:fill="F2F2F2"/>
-      </w:pPr>
-      <w:r>
-        <w:rPr>
-          <w:rFonts w:ascii="Consolas" w:hAnsi="Consolas"/>
-          <w:sz w:val="15"/>
-        </w:rPr>
-        <w:t xml:space="preserve">      [M4]                                       [M2]</w:t>
-      </w:r>
-    </w:p>
-    <w:p>
-      <w:pPr>
-        <w:pStyle w:val="OdysseyCode"/>
-        <w:shd w:val="clear" w:color="auto" w:fill="F2F2F2"/>
-      </w:pPr>
-      <w:r>
-        <w:rPr>
-          <w:rFonts w:ascii="Consolas" w:hAnsi="Consolas"/>
-          <w:sz w:val="15"/>
-        </w:rPr>
-        <w:t xml:space="preserve">        \                                         /</w:t>
-      </w:r>
-    </w:p>
-    <w:p>
-      <w:pPr>
-        <w:pStyle w:val="OdysseyCode"/>
-        <w:shd w:val="clear" w:color="auto" w:fill="F2F2F2"/>
-      </w:pPr>
-      <w:r>
-        <w:rPr>
-          <w:rFonts w:ascii="Consolas" w:hAnsi="Consolas"/>
-          <w:sz w:val="15"/>
-        </w:rPr>
-        <w:t xml:space="preserve">         \      +--------------------+           /</w:t>
-      </w:r>
-    </w:p>
-    <w:p>
-      <w:pPr>
-        <w:pStyle w:val="OdysseyCode"/>
-        <w:shd w:val="clear" w:color="auto" w:fill="F2F2F2"/>
-      </w:pPr>
-      <w:r>
-        <w:rPr>
-          <w:rFonts w:ascii="Consolas" w:hAnsi="Consolas"/>
-          <w:sz w:val="15"/>
-        </w:rPr>
-        <w:t xml:space="preserve">          \-----|     ESP32-P4       |----------/</w:t>
-      </w:r>
-    </w:p>
-    <w:p>
-      <w:pPr>
-        <w:pStyle w:val="OdysseyCode"/>
-        <w:shd w:val="clear" w:color="auto" w:fill="F2F2F2"/>
-      </w:pPr>
-      <w:r>
-        <w:rPr>
-          <w:rFonts w:ascii="Consolas" w:hAnsi="Consolas"/>
-          <w:sz w:val="15"/>
-        </w:rPr>
-        <w:t xml:space="preserve">                |   AVIONICS BAY     |</w:t>
-      </w:r>
-    </w:p>
-    <w:p>
-      <w:pPr>
-        <w:pStyle w:val="OdysseyCode"/>
-        <w:shd w:val="clear" w:color="auto" w:fill="F2F2F2"/>
-      </w:pPr>
-      <w:r>
-        <w:rPr>
-          <w:rFonts w:ascii="Consolas" w:hAnsi="Consolas"/>
-          <w:sz w:val="15"/>
-        </w:rPr>
-        <w:t xml:space="preserve">          /-----|  MPU-6050 / BMP280 |----------\</w:t>
-      </w:r>
-    </w:p>
-    <w:p>
-      <w:pPr>
-        <w:pStyle w:val="OdysseyCode"/>
-        <w:shd w:val="clear" w:color="auto" w:fill="F2F2F2"/>
-      </w:pPr>
-      <w:r>
-        <w:rPr>
-          <w:rFonts w:ascii="Consolas" w:hAnsi="Consolas"/>
-          <w:sz w:val="15"/>
-        </w:rPr>
-        <w:t xml:space="preserve">         /      +--------------------+           \</w:t>
-      </w:r>
-    </w:p>
-    <w:p>
-      <w:pPr>
-        <w:pStyle w:val="OdysseyCode"/>
-        <w:shd w:val="clear" w:color="auto" w:fill="F2F2F2"/>
-      </w:pPr>
-      <w:r>
-        <w:rPr>
-          <w:rFonts w:ascii="Consolas" w:hAnsi="Consolas"/>
-          <w:sz w:val="15"/>
-        </w:rPr>
-        <w:t xml:space="preserve">        /                                         \</w:t>
-      </w:r>
-    </w:p>
-    <w:p>
-      <w:pPr>
-        <w:pStyle w:val="OdysseyCode"/>
-        <w:shd w:val="clear" w:color="auto" w:fill="F2F2F2"/>
-      </w:pPr>
-      <w:r>
-        <w:rPr>
-          <w:rFonts w:ascii="Consolas" w:hAnsi="Consolas"/>
-          <w:sz w:val="15"/>
-        </w:rPr>
-        <w:t xml:space="preserve">      [M3]                                       [M1]</w:t>
-      </w:r>
-    </w:p>
-    <w:p>
-      <w:pPr>
-        <w:pStyle w:val="OdysseyCode"/>
-        <w:shd w:val="clear" w:color="auto" w:fill="F2F2F2"/>
-      </w:pPr>
-      <w:r>
-        <w:rPr>
-          <w:rFonts w:ascii="Consolas" w:hAnsi="Consolas"/>
-          <w:sz w:val="15"/>
-        </w:rPr>
-        <w:t xml:space="preserve">     /    \                                     /    \</w:t>
-      </w:r>
-    </w:p>
-    <w:p>
-      <w:pPr>
-        <w:pStyle w:val="OdysseyCode"/>
-        <w:shd w:val="clear" w:color="auto" w:fill="F2F2F2"/>
-      </w:pPr>
-      <w:r>
-        <w:rPr>
-          <w:rFonts w:ascii="Consolas" w:hAnsi="Consolas"/>
-          <w:sz w:val="15"/>
-        </w:rPr>
-        <w:t xml:space="preserve">    /      \                                   /      \</w:t>
-      </w:r>
-    </w:p>
-    <w:p>
-      <w:pPr>
-        <w:pStyle w:val="OdysseyCode"/>
-        <w:shd w:val="clear" w:color="auto" w:fill="F2F2F2"/>
-      </w:pPr>
-      <w:r>
-        <w:rPr>
-          <w:rFonts w:ascii="Consolas" w:hAnsi="Consolas"/>
-          <w:sz w:val="15"/>
-        </w:rPr>
-        <w:t xml:space="preserve">   /        \                                 /        \</w:t>
-      </w:r>
-    </w:p>
-    <w:p>
-      <w:pPr>
-        <w:pStyle w:val="OdysseyCode"/>
-        <w:shd w:val="clear" w:color="auto" w:fill="F2F2F2"/>
-      </w:pPr>
-      <w:r>
-        <w:rPr>
-          <w:rFonts w:ascii="Consolas" w:hAnsi="Consolas"/>
-          <w:sz w:val="15"/>
-        </w:rPr>
-        <w:t xml:space="preserve">       CW                                         CCW</w:t>
-      </w:r>
-    </w:p>
-    <w:p>
-      <w:pPr>
-        <w:pStyle w:val="OdysseyCode"/>
-        <w:shd w:val="clear" w:color="auto" w:fill="F2F2F2"/>
-      </w:pPr>
-      <w:r>
-        <w:rPr>
-          <w:rFonts w:ascii="Consolas" w:hAnsi="Consolas"/>
-          <w:sz w:val="15"/>
-        </w:rPr>
-        <w:t xml:space="preserve">   CLOCKWISE                               COUNTER-CLOCKWISE</w:t>
-      </w:r>
-    </w:p>
-    <w:p>
-      <w:pPr>
-        <w:pStyle w:val="OdysseyCode"/>
-        <w:shd w:val="clear" w:color="auto" w:fill="F2F2F2"/>
-      </w:pPr>
-      <w:r>
-        <w:rPr>
-          <w:rFonts w:ascii="Consolas" w:hAnsi="Consolas"/>
-          <w:sz w:val="15"/>
-        </w:rPr>
-        <w:t>[M3: rear-left]                              [M1: rear-right]</w:t>
-      </w:r>
-    </w:p>
-    <w:p>
-      <w:pPr>
-        <w:pStyle w:val="OdysseyCode"/>
-        <w:shd w:val="clear" w:color="auto" w:fill="F2F2F2"/>
-      </w:pPr>
-      <w:r>
-        <w:rPr>
-          <w:rFonts w:ascii="Consolas" w:hAnsi="Consolas"/>
-          <w:sz w:val="15"/>
-        </w:rPr>
-      </w:r>
-    </w:p>
-    <w:p>
-      <w:pPr>
-        <w:pStyle w:val="OdysseyCode"/>
-        <w:shd w:val="clear" w:color="auto" w:fill="F2F2F2"/>
-      </w:pPr>
-      <w:r>
-        <w:rPr>
-          <w:rFonts w:ascii="Consolas" w:hAnsi="Consolas"/>
-          <w:sz w:val="15"/>
-        </w:rPr>
-        <w:t xml:space="preserve">                         REAR (tail)</w:t>
+          <w:sz w:val="19"/>
+        </w:rPr>
+        <w:t>tools/host_tests/test_all.cpp</w:t>
+      </w:r>
+      <w:r>
+        <w:t>.</w:t>
+      </w:r>
+    </w:p>
+    <w:p>
+      <w:r>
+        <w:t>The mix matrix, in motor order [M1, M2, M3, M4]:</w:t>
       </w:r>
     </w:p>
     <w:tbl>
@@ -7134,1049 +8683,6 @@
                 <w:color w:val="FFFFFF"/>
                 <w:sz w:val="18"/>
               </w:rPr>
-              <w:t>Motor</w:t>
-            </w:r>
-          </w:p>
-        </w:tc>
-        <w:tc>
-          <w:tcPr>
-            <w:tcW w:type="dxa" w:w="1987"/>
-            <w:shd w:val="clear" w:color="auto" w:fill="1F3864"/>
-          </w:tcPr>
-          <w:p>
-            <w:pPr>
-              <w:spacing w:after="40" w:before="40"/>
-            </w:pPr>
-            <w:r>
-              <w:rPr>
-                <w:b/>
-                <w:color w:val="FFFFFF"/>
-                <w:sz w:val="18"/>
-              </w:rPr>
-              <w:t>Position</w:t>
-            </w:r>
-          </w:p>
-        </w:tc>
-        <w:tc>
-          <w:tcPr>
-            <w:tcW w:type="dxa" w:w="1987"/>
-            <w:shd w:val="clear" w:color="auto" w:fill="1F3864"/>
-          </w:tcPr>
-          <w:p>
-            <w:pPr>
-              <w:spacing w:after="40" w:before="40"/>
-            </w:pPr>
-            <w:r>
-              <w:rPr>
-                <w:b/>
-                <w:color w:val="FFFFFF"/>
-                <w:sz w:val="18"/>
-              </w:rPr>
-              <w:t>Rotation</w:t>
-            </w:r>
-          </w:p>
-        </w:tc>
-        <w:tc>
-          <w:tcPr>
-            <w:tcW w:type="dxa" w:w="1987"/>
-            <w:shd w:val="clear" w:color="auto" w:fill="1F3864"/>
-          </w:tcPr>
-          <w:p>
-            <w:pPr>
-              <w:spacing w:after="40" w:before="40"/>
-            </w:pPr>
-            <w:r>
-              <w:rPr>
-                <w:b/>
-                <w:color w:val="FFFFFF"/>
-                <w:sz w:val="18"/>
-              </w:rPr>
-              <w:t>GPIO</w:t>
-            </w:r>
-          </w:p>
-        </w:tc>
-        <w:tc>
-          <w:tcPr>
-            <w:tcW w:type="dxa" w:w="1987"/>
-            <w:shd w:val="clear" w:color="auto" w:fill="1F3864"/>
-          </w:tcPr>
-          <w:p>
-            <w:pPr>
-              <w:spacing w:after="40" w:before="40"/>
-            </w:pPr>
-            <w:r>
-              <w:rPr>
-                <w:b/>
-                <w:color w:val="FFFFFF"/>
-                <w:sz w:val="18"/>
-              </w:rPr>
-              <w:t>Diagonal pair</w:t>
-            </w:r>
-          </w:p>
-        </w:tc>
-      </w:tr>
-      <w:tr>
-        <w:tc>
-          <w:tcPr>
-            <w:tcW w:type="dxa" w:w="1987"/>
-          </w:tcPr>
-          <w:p>
-            <w:pPr>
-              <w:spacing w:after="40" w:before="40"/>
-            </w:pPr>
-            <w:r>
-              <w:rPr>
-                <w:sz w:val="18"/>
-              </w:rPr>
-              <w:t>M1</w:t>
-            </w:r>
-          </w:p>
-        </w:tc>
-        <w:tc>
-          <w:tcPr>
-            <w:tcW w:type="dxa" w:w="1987"/>
-          </w:tcPr>
-          <w:p>
-            <w:pPr>
-              <w:spacing w:after="40" w:before="40"/>
-            </w:pPr>
-            <w:r>
-              <w:rPr>
-                <w:sz w:val="18"/>
-              </w:rPr>
-              <w:t>Rear-right</w:t>
-            </w:r>
-          </w:p>
-        </w:tc>
-        <w:tc>
-          <w:tcPr>
-            <w:tcW w:type="dxa" w:w="1987"/>
-          </w:tcPr>
-          <w:p>
-            <w:pPr>
-              <w:spacing w:after="40" w:before="40"/>
-            </w:pPr>
-            <w:r>
-              <w:rPr>
-                <w:sz w:val="18"/>
-              </w:rPr>
-              <w:t>Counter-clockwise</w:t>
-            </w:r>
-          </w:p>
-        </w:tc>
-        <w:tc>
-          <w:tcPr>
-            <w:tcW w:type="dxa" w:w="1987"/>
-          </w:tcPr>
-          <w:p>
-            <w:pPr>
-              <w:spacing w:after="40" w:before="40"/>
-            </w:pPr>
-            <w:r>
-              <w:rPr>
-                <w:sz w:val="18"/>
-              </w:rPr>
-              <w:t>4</w:t>
-            </w:r>
-          </w:p>
-        </w:tc>
-        <w:tc>
-          <w:tcPr>
-            <w:tcW w:type="dxa" w:w="1987"/>
-          </w:tcPr>
-          <w:p>
-            <w:pPr>
-              <w:spacing w:after="40" w:before="40"/>
-            </w:pPr>
-            <w:r>
-              <w:rPr>
-                <w:sz w:val="18"/>
-              </w:rPr>
-              <w:t>with M4</w:t>
-            </w:r>
-          </w:p>
-        </w:tc>
-      </w:tr>
-      <w:tr>
-        <w:tc>
-          <w:tcPr>
-            <w:tcW w:type="dxa" w:w="1987"/>
-          </w:tcPr>
-          <w:p>
-            <w:pPr>
-              <w:spacing w:after="40" w:before="40"/>
-            </w:pPr>
-            <w:r>
-              <w:rPr>
-                <w:sz w:val="18"/>
-              </w:rPr>
-              <w:t>M2</w:t>
-            </w:r>
-          </w:p>
-        </w:tc>
-        <w:tc>
-          <w:tcPr>
-            <w:tcW w:type="dxa" w:w="1987"/>
-          </w:tcPr>
-          <w:p>
-            <w:pPr>
-              <w:spacing w:after="40" w:before="40"/>
-            </w:pPr>
-            <w:r>
-              <w:rPr>
-                <w:sz w:val="18"/>
-              </w:rPr>
-              <w:t>Front-right</w:t>
-            </w:r>
-          </w:p>
-        </w:tc>
-        <w:tc>
-          <w:tcPr>
-            <w:tcW w:type="dxa" w:w="1987"/>
-          </w:tcPr>
-          <w:p>
-            <w:pPr>
-              <w:spacing w:after="40" w:before="40"/>
-            </w:pPr>
-            <w:r>
-              <w:rPr>
-                <w:sz w:val="18"/>
-              </w:rPr>
-              <w:t>Clockwise</w:t>
-            </w:r>
-          </w:p>
-        </w:tc>
-        <w:tc>
-          <w:tcPr>
-            <w:tcW w:type="dxa" w:w="1987"/>
-          </w:tcPr>
-          <w:p>
-            <w:pPr>
-              <w:spacing w:after="40" w:before="40"/>
-            </w:pPr>
-            <w:r>
-              <w:rPr>
-                <w:sz w:val="18"/>
-              </w:rPr>
-              <w:t>5</w:t>
-            </w:r>
-          </w:p>
-        </w:tc>
-        <w:tc>
-          <w:tcPr>
-            <w:tcW w:type="dxa" w:w="1987"/>
-          </w:tcPr>
-          <w:p>
-            <w:pPr>
-              <w:spacing w:after="40" w:before="40"/>
-            </w:pPr>
-            <w:r>
-              <w:rPr>
-                <w:sz w:val="18"/>
-              </w:rPr>
-              <w:t>with M3</w:t>
-            </w:r>
-          </w:p>
-        </w:tc>
-      </w:tr>
-      <w:tr>
-        <w:tc>
-          <w:tcPr>
-            <w:tcW w:type="dxa" w:w="1987"/>
-          </w:tcPr>
-          <w:p>
-            <w:pPr>
-              <w:spacing w:after="40" w:before="40"/>
-            </w:pPr>
-            <w:r>
-              <w:rPr>
-                <w:sz w:val="18"/>
-              </w:rPr>
-              <w:t>M3</w:t>
-            </w:r>
-          </w:p>
-        </w:tc>
-        <w:tc>
-          <w:tcPr>
-            <w:tcW w:type="dxa" w:w="1987"/>
-          </w:tcPr>
-          <w:p>
-            <w:pPr>
-              <w:spacing w:after="40" w:before="40"/>
-            </w:pPr>
-            <w:r>
-              <w:rPr>
-                <w:sz w:val="18"/>
-              </w:rPr>
-              <w:t>Rear-left</w:t>
-            </w:r>
-          </w:p>
-        </w:tc>
-        <w:tc>
-          <w:tcPr>
-            <w:tcW w:type="dxa" w:w="1987"/>
-          </w:tcPr>
-          <w:p>
-            <w:pPr>
-              <w:spacing w:after="40" w:before="40"/>
-            </w:pPr>
-            <w:r>
-              <w:rPr>
-                <w:sz w:val="18"/>
-              </w:rPr>
-              <w:t>Clockwise</w:t>
-            </w:r>
-          </w:p>
-        </w:tc>
-        <w:tc>
-          <w:tcPr>
-            <w:tcW w:type="dxa" w:w="1987"/>
-          </w:tcPr>
-          <w:p>
-            <w:pPr>
-              <w:spacing w:after="40" w:before="40"/>
-            </w:pPr>
-            <w:r>
-              <w:rPr>
-                <w:sz w:val="18"/>
-              </w:rPr>
-              <w:t>6</w:t>
-            </w:r>
-          </w:p>
-        </w:tc>
-        <w:tc>
-          <w:tcPr>
-            <w:tcW w:type="dxa" w:w="1987"/>
-          </w:tcPr>
-          <w:p>
-            <w:pPr>
-              <w:spacing w:after="40" w:before="40"/>
-            </w:pPr>
-            <w:r>
-              <w:rPr>
-                <w:sz w:val="18"/>
-              </w:rPr>
-              <w:t>with M2</w:t>
-            </w:r>
-          </w:p>
-        </w:tc>
-      </w:tr>
-      <w:tr>
-        <w:tc>
-          <w:tcPr>
-            <w:tcW w:type="dxa" w:w="1987"/>
-          </w:tcPr>
-          <w:p>
-            <w:pPr>
-              <w:spacing w:after="40" w:before="40"/>
-            </w:pPr>
-            <w:r>
-              <w:rPr>
-                <w:sz w:val="18"/>
-              </w:rPr>
-              <w:t>M4</w:t>
-            </w:r>
-          </w:p>
-        </w:tc>
-        <w:tc>
-          <w:tcPr>
-            <w:tcW w:type="dxa" w:w="1987"/>
-          </w:tcPr>
-          <w:p>
-            <w:pPr>
-              <w:spacing w:after="40" w:before="40"/>
-            </w:pPr>
-            <w:r>
-              <w:rPr>
-                <w:sz w:val="18"/>
-              </w:rPr>
-              <w:t>Front-left</w:t>
-            </w:r>
-          </w:p>
-        </w:tc>
-        <w:tc>
-          <w:tcPr>
-            <w:tcW w:type="dxa" w:w="1987"/>
-          </w:tcPr>
-          <w:p>
-            <w:pPr>
-              <w:spacing w:after="40" w:before="40"/>
-            </w:pPr>
-            <w:r>
-              <w:rPr>
-                <w:sz w:val="18"/>
-              </w:rPr>
-              <w:t>Counter-clockwise</w:t>
-            </w:r>
-          </w:p>
-        </w:tc>
-        <w:tc>
-          <w:tcPr>
-            <w:tcW w:type="dxa" w:w="1987"/>
-          </w:tcPr>
-          <w:p>
-            <w:pPr>
-              <w:spacing w:after="40" w:before="40"/>
-            </w:pPr>
-            <w:r>
-              <w:rPr>
-                <w:sz w:val="18"/>
-              </w:rPr>
-              <w:t>15</w:t>
-            </w:r>
-          </w:p>
-        </w:tc>
-        <w:tc>
-          <w:tcPr>
-            <w:tcW w:type="dxa" w:w="1987"/>
-          </w:tcPr>
-          <w:p>
-            <w:pPr>
-              <w:spacing w:after="40" w:before="40"/>
-            </w:pPr>
-            <w:r>
-              <w:rPr>
-                <w:sz w:val="18"/>
-              </w:rPr>
-              <w:t>with M1</w:t>
-            </w:r>
-          </w:p>
-        </w:tc>
-      </w:tr>
-    </w:tbl>
-    <w:p/>
-    <w:p>
-      <w:r>
-        <w:t>Diagonally opposite motors always share a rotation direction. This is what makes yaw control work: spinning up one diagonal pair and slowing the other produces a net torque about the yaw axis with no net change in thrust.</w:t>
-      </w:r>
-    </w:p>
-    <w:p>
-      <w:pPr>
-        <w:pStyle w:val="Heading2"/>
-      </w:pPr>
-      <w:r>
-        <w:t>4.3 ESC selection and protocol</w:t>
-      </w:r>
-    </w:p>
-    <w:p>
-      <w:r>
-        <w:rPr>
-          <w:b/>
-        </w:rPr>
-        <w:t>Sizing.</w:t>
-      </w:r>
-      <w:r>
-        <w:t xml:space="preserve"> Peak draw is 16.9 A per motor at full throttle (section 3.2), and hover sits near 2.7 A. The specified ESC is </w:t>
-      </w:r>
-      <w:r>
-        <w:rPr>
-          <w:b/>
-        </w:rPr>
-        <w:t>40 A continuous, 50 A burst, per channel</w:t>
-      </w:r>
-      <w:r>
-        <w:t>:</w:t>
-      </w:r>
-    </w:p>
-    <w:tbl>
-      <w:tblPr>
-        <w:tblStyle w:val="TableGrid"/>
-        <w:tblW w:type="auto" w:w="0"/>
-        <w:jc w:val="center"/>
-        <w:tblLayout w:type="autofit"/>
-        <w:tblLook w:firstColumn="1" w:firstRow="1" w:lastColumn="0" w:lastRow="0" w:noHBand="0" w:noVBand="1" w:val="04A0"/>
-      </w:tblPr>
-      <w:tblGrid>
-        <w:gridCol w:w="3312"/>
-        <w:gridCol w:w="3312"/>
-        <w:gridCol w:w="3312"/>
-      </w:tblGrid>
-      <w:tr>
-        <w:trPr>
-          <w:tblHeader w:val="true"/>
-        </w:trPr>
-        <w:tc>
-          <w:tcPr>
-            <w:tcW w:type="dxa" w:w="3312"/>
-            <w:shd w:val="clear" w:color="auto" w:fill="1F3864"/>
-          </w:tcPr>
-          <w:p>
-            <w:pPr>
-              <w:spacing w:after="40" w:before="40"/>
-            </w:pPr>
-            <w:r>
-              <w:rPr>
-                <w:b/>
-                <w:color w:val="FFFFFF"/>
-                <w:sz w:val="18"/>
-              </w:rPr>
-              <w:t>Rating</w:t>
-            </w:r>
-          </w:p>
-        </w:tc>
-        <w:tc>
-          <w:tcPr>
-            <w:tcW w:type="dxa" w:w="3312"/>
-            <w:shd w:val="clear" w:color="auto" w:fill="1F3864"/>
-          </w:tcPr>
-          <w:p>
-            <w:pPr>
-              <w:spacing w:after="40" w:before="40"/>
-            </w:pPr>
-            <w:r>
-              <w:rPr>
-                <w:b/>
-                <w:color w:val="FFFFFF"/>
-                <w:sz w:val="18"/>
-              </w:rPr>
-              <w:t>Margin on 16.9 A peak</w:t>
-            </w:r>
-          </w:p>
-        </w:tc>
-        <w:tc>
-          <w:tcPr>
-            <w:tcW w:type="dxa" w:w="3312"/>
-            <w:shd w:val="clear" w:color="auto" w:fill="1F3864"/>
-          </w:tcPr>
-          <w:p>
-            <w:pPr>
-              <w:spacing w:after="40" w:before="40"/>
-            </w:pPr>
-            <w:r>
-              <w:rPr>
-                <w:b/>
-                <w:color w:val="FFFFFF"/>
-                <w:sz w:val="18"/>
-              </w:rPr>
-            </w:r>
-          </w:p>
-        </w:tc>
-      </w:tr>
-      <w:tr>
-        <w:tc>
-          <w:tcPr>
-            <w:tcW w:type="dxa" w:w="3312"/>
-          </w:tcPr>
-          <w:p>
-            <w:pPr>
-              <w:spacing w:after="40" w:before="40"/>
-            </w:pPr>
-            <w:r>
-              <w:rPr>
-                <w:sz w:val="18"/>
-              </w:rPr>
-              <w:t>30 A/ch</w:t>
-            </w:r>
-          </w:p>
-        </w:tc>
-        <w:tc>
-          <w:tcPr>
-            <w:tcW w:type="dxa" w:w="3312"/>
-          </w:tcPr>
-          <w:p>
-            <w:pPr>
-              <w:spacing w:after="40" w:before="40"/>
-            </w:pPr>
-            <w:r>
-              <w:rPr>
-                <w:sz w:val="18"/>
-              </w:rPr>
-              <w:t>1.8×</w:t>
-            </w:r>
-          </w:p>
-        </w:tc>
-        <w:tc>
-          <w:tcPr>
-            <w:tcW w:type="dxa" w:w="3312"/>
-          </w:tcPr>
-          <w:p>
-            <w:pPr>
-              <w:spacing w:after="40" w:before="40"/>
-            </w:pPr>
-            <w:r>
-              <w:rPr>
-                <w:sz w:val="18"/>
-              </w:rPr>
-              <w:t>thin once ESC ratings are derated for still air</w:t>
-            </w:r>
-          </w:p>
-        </w:tc>
-      </w:tr>
-      <w:tr>
-        <w:tc>
-          <w:tcPr>
-            <w:tcW w:type="dxa" w:w="3312"/>
-          </w:tcPr>
-          <w:p>
-            <w:pPr>
-              <w:spacing w:after="40" w:before="40"/>
-            </w:pPr>
-            <w:r>
-              <w:rPr>
-                <w:sz w:val="18"/>
-              </w:rPr>
-              <w:t>35 A/ch</w:t>
-            </w:r>
-          </w:p>
-        </w:tc>
-        <w:tc>
-          <w:tcPr>
-            <w:tcW w:type="dxa" w:w="3312"/>
-          </w:tcPr>
-          <w:p>
-            <w:pPr>
-              <w:spacing w:after="40" w:before="40"/>
-            </w:pPr>
-            <w:r>
-              <w:rPr>
-                <w:sz w:val="18"/>
-              </w:rPr>
-              <w:t>2.1×</w:t>
-            </w:r>
-          </w:p>
-        </w:tc>
-        <w:tc>
-          <w:tcPr>
-            <w:tcW w:type="dxa" w:w="3312"/>
-          </w:tcPr>
-          <w:p>
-            <w:pPr>
-              <w:spacing w:after="40" w:before="40"/>
-            </w:pPr>
-            <w:r>
-              <w:rPr>
-                <w:sz w:val="18"/>
-              </w:rPr>
-              <w:t>workable</w:t>
-            </w:r>
-          </w:p>
-        </w:tc>
-      </w:tr>
-      <w:tr>
-        <w:tc>
-          <w:tcPr>
-            <w:tcW w:type="dxa" w:w="3312"/>
-          </w:tcPr>
-          <w:p>
-            <w:pPr>
-              <w:spacing w:after="40" w:before="40"/>
-            </w:pPr>
-            <w:r>
-              <w:rPr>
-                <w:b/>
-                <w:sz w:val="18"/>
-              </w:rPr>
-              <w:t>40 A/ch</w:t>
-            </w:r>
-          </w:p>
-        </w:tc>
-        <w:tc>
-          <w:tcPr>
-            <w:tcW w:type="dxa" w:w="3312"/>
-          </w:tcPr>
-          <w:p>
-            <w:pPr>
-              <w:spacing w:after="40" w:before="40"/>
-            </w:pPr>
-            <w:r>
-              <w:rPr>
-                <w:b/>
-                <w:sz w:val="18"/>
-              </w:rPr>
-              <w:t>2.4×</w:t>
-            </w:r>
-          </w:p>
-        </w:tc>
-        <w:tc>
-          <w:tcPr>
-            <w:tcW w:type="dxa" w:w="3312"/>
-          </w:tcPr>
-          <w:p>
-            <w:pPr>
-              <w:spacing w:after="40" w:before="40"/>
-            </w:pPr>
-            <w:r>
-              <w:rPr>
-                <w:b/>
-                <w:sz w:val="18"/>
-              </w:rPr>
-              <w:t>specified</w:t>
-            </w:r>
-          </w:p>
-        </w:tc>
-      </w:tr>
-      <w:tr>
-        <w:tc>
-          <w:tcPr>
-            <w:tcW w:type="dxa" w:w="3312"/>
-          </w:tcPr>
-          <w:p>
-            <w:pPr>
-              <w:spacing w:after="40" w:before="40"/>
-            </w:pPr>
-            <w:r>
-              <w:rPr>
-                <w:sz w:val="18"/>
-              </w:rPr>
-              <w:t>50 A/ch</w:t>
-            </w:r>
-          </w:p>
-        </w:tc>
-        <w:tc>
-          <w:tcPr>
-            <w:tcW w:type="dxa" w:w="3312"/>
-          </w:tcPr>
-          <w:p>
-            <w:pPr>
-              <w:spacing w:after="40" w:before="40"/>
-            </w:pPr>
-            <w:r>
-              <w:rPr>
-                <w:sz w:val="18"/>
-              </w:rPr>
-              <w:t>3.0×</w:t>
-            </w:r>
-          </w:p>
-        </w:tc>
-        <w:tc>
-          <w:tcPr>
-            <w:tcW w:type="dxa" w:w="3312"/>
-          </w:tcPr>
-          <w:p>
-            <w:pPr>
-              <w:spacing w:after="40" w:before="40"/>
-            </w:pPr>
-            <w:r>
-              <w:rPr>
-                <w:sz w:val="18"/>
-              </w:rPr>
-              <w:t>what revisions up to 2.3 carried over from the 10-inch build</w:t>
-            </w:r>
-          </w:p>
-        </w:tc>
-      </w:tr>
-    </w:tbl>
-    <w:p/>
-    <w:p>
-      <w:r>
-        <w:t xml:space="preserve">Note that 4-in-1 ratings are </w:t>
-      </w:r>
-      <w:r>
-        <w:rPr>
-          <w:b/>
-        </w:rPr>
-        <w:t>per channel</w:t>
-      </w:r>
-      <w:r>
-        <w:t>, not for the aircraft. The 2.4× margin is not timidity: published ESC ratings are typically measured with forced airflow over short durations, and this is a hover-heavy long-range profile where thermal soak matters more than burst capability.</w:t>
-      </w:r>
-    </w:p>
-    <w:p>
-      <w:r>
-        <w:t>At full throttle the pack sees about 67 A. The XT90-S is rated 90 A continuous (75% utilised) and a 6S 4500 mAh 45C pack can deliver roughly 202 A (33% utilised), so neither is the binding constraint.</w:t>
-      </w:r>
-    </w:p>
-    <w:p>
-      <w:r>
-        <w:rPr>
-          <w:b/>
-        </w:rPr>
-        <w:t>Protocol.</w:t>
-      </w:r>
-      <w:r>
-        <w:t xml:space="preserve"> The firmware drives the ESC with </w:t>
-      </w:r>
-      <w:r>
-        <w:rPr>
-          <w:b/>
-        </w:rPr>
-        <w:t>analog PWM at 400 Hz, 12-bit</w:t>
-      </w:r>
-      <w:r>
-        <w:t xml:space="preserve"> via the ESP32 LEDC peripheral:</w:t>
-      </w:r>
-    </w:p>
-    <w:p>
-      <w:pPr>
-        <w:pStyle w:val="ListBullet"/>
-      </w:pPr>
-      <w:r>
-        <w:t>1000 µs = 1638 counts (disarmed / minimum)</w:t>
-      </w:r>
-    </w:p>
-    <w:p>
-      <w:pPr>
-        <w:pStyle w:val="ListBullet"/>
-      </w:pPr>
-      <w:r>
-        <w:t>1068 µs = 1750 counts (armed idle, propellers turning)</w:t>
-      </w:r>
-    </w:p>
-    <w:p>
-      <w:pPr>
-        <w:pStyle w:val="ListBullet"/>
-      </w:pPr>
-      <w:r>
-        <w:t>2000 µs = 3276 counts (maximum)</w:t>
-      </w:r>
-    </w:p>
-    <w:p>
-      <w:r>
-        <w:t xml:space="preserve">Revision 1.0 was internally inconsistent here — the BOM and placement diagram said "DShot ESC" while the architecture and firmware used 400 Hz PWM. Analog PWM is retained because it is what the code implements and it is adequate at a 500 Hz loop rate. </w:t>
-      </w:r>
-      <w:r>
-        <w:rPr>
-          <w:b/>
-        </w:rPr>
-        <w:t>Configure the ESC for PWM input and calibrate its endpoints</w:t>
-      </w:r>
-      <w:r>
-        <w:t xml:space="preserve"> during commissioning.</w:t>
-      </w:r>
-    </w:p>
-    <w:p>
-      <w:r>
-        <w:rPr>
-          <w:b/>
-        </w:rPr>
-        <w:t>Why DShot is worth doing later.</w:t>
-      </w:r>
-      <w:r>
-        <w:t xml:space="preserve"> The specified ESC supports DShot300 and, on AM32 or recent BLHeli_32 builds, </w:t>
-      </w:r>
-      <w:r>
-        <w:rPr>
-          <w:b/>
-        </w:rPr>
-        <w:t>bidirectional DShot</w:t>
-      </w:r>
-      <w:r>
-        <w:t xml:space="preserve">, which returns per-motor RPM telemetry. That is not merely tidier — it would resolve the single largest open uncertainty in this document. Section 8.3 sets the gyro notch to 100 Hz from two models that disagree by 7%, because there is no measurement to settle it. With RPM telemetry the notch could </w:t>
-      </w:r>
-      <w:r>
-        <w:rPr>
-          <w:b/>
-        </w:rPr>
-        <w:t>track the actual shaft speed</w:t>
-      </w:r>
-      <w:r>
-        <w:t xml:space="preserve"> rather than sitting at a fixed estimate, which is how modern flight controllers handle it and which removes the failure mode entirely.</w:t>
-      </w:r>
-    </w:p>
-    <w:p>
-      <w:r>
-        <w:t>That is future work, not implemented. Bidirectional DShot needs tight timing on the ESP32-P4 (RMT or a dedicated peripheral) and the firmware currently has neither. It is recorded here because it is the highest-value next change to the propulsion stack, not because it is done.</w:t>
-      </w:r>
-    </w:p>
-    <w:p>
-      <w:pPr>
-        <w:pStyle w:val="Heading2"/>
-      </w:pPr>
-      <w:r>
-        <w:t>4.4 Mixer and desaturation</w:t>
-      </w:r>
-    </w:p>
-    <w:p>
-      <w:pPr>
-        <w:ind w:left="432"/>
-        <w:shd w:val="clear" w:color="auto" w:fill="FFF2CC"/>
-      </w:pPr>
-      <w:r>
-        <w:rPr>
-          <w:b/>
-          <w:i/>
-        </w:rPr>
-        <w:t>FINDING 13.</w:t>
-      </w:r>
-      <w:r>
-        <w:rPr>
-          <w:i/>
-        </w:rPr>
-        <w:t xml:space="preserve"> Revision 1.0 summed throttle and the three axis corrections into each motor and then clamped each motor independently. That is correct only while nothing clips.  With base throttle near its ceiling of 2976 counts and a full roll correction of 350, motors 3 and 4 compute to 3326 and are clamped to 3276 — losing 50 counts — while motors 1 and 2 drop cleanly to 2626. The realised roll differential is 650 instead of the commanded 700. Stack roll, pitch and yaw (up to 950 counts) and the shortfall grows large enough to reverse the net moment on an axis: the aircraft rolls </w:t>
-      </w:r>
-      <w:r>
-        <w:rPr>
-          <w:i/>
-        </w:rPr>
-        <w:t>away</w:t>
-      </w:r>
-      <w:r>
-        <w:rPr>
-          <w:i/>
-        </w:rPr>
-        <w:t xml:space="preserve"> from the correction.</w:t>
-      </w:r>
-    </w:p>
-    <w:p>
-      <w:r>
-        <w:t>The mixer now runs in two stages (</w:t>
-      </w:r>
-      <w:r>
-        <w:rPr>
-          <w:rFonts w:ascii="Consolas" w:hAnsi="Consolas"/>
-          <w:sz w:val="19"/>
-        </w:rPr>
-        <w:t>firmware/flight-controller/include/mixer.h</w:t>
-      </w:r>
-      <w:r>
-        <w:t>):</w:t>
-      </w:r>
-    </w:p>
-    <w:p>
-      <w:pPr>
-        <w:pStyle w:val="ListNumber"/>
-      </w:pPr>
-      <w:r>
-        <w:rPr>
-          <w:b/>
-        </w:rPr>
-        <w:t>Build the correction-only mix</w:t>
-      </w:r>
-      <w:r>
-        <w:t>, with no throttle. If its peak-to-peak range</w:t>
-      </w:r>
-    </w:p>
-    <w:p>
-      <w:r>
-        <w:t xml:space="preserve">exceeds the available motor range, scale all corrections by one common factor. Scaling uniformly preserves the </w:t>
-      </w:r>
-      <w:r>
-        <w:rPr>
-          <w:i/>
-        </w:rPr>
-        <w:t>direction</w:t>
-      </w:r>
-      <w:r>
-        <w:t xml:space="preserve"> of the commanded moment, which is precisely the property independent clamping destroys.</w:t>
-      </w:r>
-    </w:p>
-    <w:p>
-      <w:pPr>
-        <w:pStyle w:val="ListNumber"/>
-      </w:pPr>
-      <w:r>
-        <w:rPr>
-          <w:b/>
-        </w:rPr>
-        <w:t>Fit the throttle offset</w:t>
-      </w:r>
-      <w:r>
-        <w:t xml:space="preserve"> into whatever range remains. Throttle is the term the</w:t>
-      </w:r>
-    </w:p>
-    <w:p>
-      <w:r>
-        <w:t>aircraft gives up; attitude authority is not.</w:t>
-      </w:r>
-    </w:p>
-    <w:p>
-      <w:r>
-        <w:t xml:space="preserve">When there is not enough range for all three axes, </w:t>
-      </w:r>
-      <w:r>
-        <w:rPr>
-          <w:b/>
-        </w:rPr>
-        <w:t>yaw is sacrificed before roll and pitch</w:t>
-      </w:r>
-      <w:r>
-        <w:t>. Losing yaw authority costs heading; losing roll or pitch authority costs the aircraft.</w:t>
-      </w:r>
-    </w:p>
-    <w:p>
-      <w:r>
-        <w:t xml:space="preserve">The mixer reports how much authority it had to surrender, and that figure is recorded in the BlackBox on every sample. </w:t>
-      </w:r>
-      <w:r>
-        <w:rPr>
-          <w:rFonts w:ascii="Consolas" w:hAnsi="Consolas"/>
-          <w:sz w:val="19"/>
-        </w:rPr>
-        <w:t>tools/blackbox_decode.py</w:t>
-      </w:r>
-      <w:r>
-        <w:t xml:space="preserve"> summarises it, so a marginal airframe shows up in the log rather than only in the crash.</w:t>
-      </w:r>
-    </w:p>
-    <w:p>
-      <w:r>
-        <w:rPr>
-          <w:b/>
-        </w:rPr>
-        <w:t>How much margin the shipped gains leave.</w:t>
-      </w:r>
-      <w:r>
-        <w:t xml:space="preserve"> Sweeping the whole reachable space of the PID output limits (roll and pitch ±350, yaw ±250) gives a worst-case correction span of </w:t>
-      </w:r>
-      <w:r>
-        <w:rPr>
-          <w:b/>
-        </w:rPr>
-        <w:t>1400 counts against a motor range of 1638</w:t>
-      </w:r>
-      <w:r>
-        <w:t xml:space="preserve"> — 15% headroom. At the shipped gains the correction-scaling stage of the mixer is therefore unreachable; only the throttle stage ever gives anything up. That margin disappears if the rate gains are raised, which is why the scaling stage exists and is tested. The sweep is </w:t>
-      </w:r>
-      <w:r>
-        <w:rPr>
-          <w:rFonts w:ascii="Consolas" w:hAnsi="Consolas"/>
-          <w:sz w:val="19"/>
-        </w:rPr>
-        <w:t>testMixerYawSacrifice</w:t>
-      </w:r>
-      <w:r>
-        <w:t xml:space="preserve"> in </w:t>
-      </w:r>
-      <w:r>
-        <w:rPr>
-          <w:rFonts w:ascii="Consolas" w:hAnsi="Consolas"/>
-          <w:sz w:val="19"/>
-        </w:rPr>
-        <w:t>tools/host_tests/test_all.cpp</w:t>
-      </w:r>
-      <w:r>
-        <w:t>.</w:t>
-      </w:r>
-    </w:p>
-    <w:p>
-      <w:r>
-        <w:t>The mix matrix, in motor order [M1, M2, M3, M4]:</w:t>
-      </w:r>
-    </w:p>
-    <w:tbl>
-      <w:tblPr>
-        <w:tblStyle w:val="TableGrid"/>
-        <w:tblW w:type="auto" w:w="0"/>
-        <w:jc w:val="center"/>
-        <w:tblLayout w:type="autofit"/>
-        <w:tblLook w:firstColumn="1" w:firstRow="1" w:lastColumn="0" w:lastRow="0" w:noHBand="0" w:noVBand="1" w:val="04A0"/>
-      </w:tblPr>
-      <w:tblGrid>
-        <w:gridCol w:w="1987"/>
-        <w:gridCol w:w="1987"/>
-        <w:gridCol w:w="1987"/>
-        <w:gridCol w:w="1987"/>
-        <w:gridCol w:w="1987"/>
-      </w:tblGrid>
-      <w:tr>
-        <w:trPr>
-          <w:tblHeader w:val="true"/>
-        </w:trPr>
-        <w:tc>
-          <w:tcPr>
-            <w:tcW w:type="dxa" w:w="1987"/>
-            <w:shd w:val="clear" w:color="auto" w:fill="1F3864"/>
-          </w:tcPr>
-          <w:p>
-            <w:pPr>
-              <w:spacing w:after="40" w:before="40"/>
-            </w:pPr>
-            <w:r>
-              <w:rPr>
-                <w:b/>
-                <w:color w:val="FFFFFF"/>
-                <w:sz w:val="18"/>
-              </w:rPr>
               <w:t>Axis</w:t>
             </w:r>
           </w:p>
@@ -9282,7 +9788,7 @@
           <w:rFonts w:ascii="Consolas" w:hAnsi="Consolas"/>
           <w:sz w:val="15"/>
         </w:rPr>
-        <w:t>mAh_req  = I_cruise * 1000 * (t_return / 3600)      I_cruise = 10.5 A</w:t>
+        <w:t>mAh_req  = I_cruise * 1000 * (t_return / 3600)      I_cruise = 9.7 A</w:t>
       </w:r>
     </w:p>
     <w:p>
@@ -9330,6 +9836,51 @@
       </w:r>
       <w:r>
         <w:t xml:space="preserve"> remains.</w:t>
+      </w:r>
+    </w:p>
+    <w:p>
+      <w:pPr>
+        <w:ind w:left="432"/>
+        <w:shd w:val="clear" w:color="auto" w:fill="FFF2CC"/>
+      </w:pPr>
+      <w:r>
+        <w:rPr>
+          <w:b/>
+          <w:i/>
+        </w:rPr>
+        <w:t>Corrected in revision 2.5.</w:t>
+      </w:r>
+      <w:r>
+        <w:rPr>
+          <w:i/>
+        </w:rPr>
+        <w:t xml:space="preserve"> </w:t>
+      </w:r>
+      <w:r>
+        <w:rPr>
+          <w:rFonts w:ascii="Consolas" w:hAnsi="Consolas"/>
+          <w:i/>
+          <w:sz w:val="19"/>
+        </w:rPr>
+        <w:t>CRUISE_CURRENT_A</w:t>
+      </w:r>
+      <w:r>
+        <w:rPr>
+          <w:i/>
+        </w:rPr>
+        <w:t xml:space="preserve"> had been set from </w:t>
+      </w:r>
+      <w:r>
+        <w:rPr>
+          <w:i/>
+        </w:rPr>
+        <w:t>hover</w:t>
+      </w:r>
+      <w:r>
+        <w:rPr>
+          <w:i/>
+        </w:rPr>
+        <w:t xml:space="preserve"> power since revision 2.2. The return leg is flown at cruise speed, which costs about 10% more, so the aircraft was budgeting slightly less charge for the trip home than it actually needs. Now set from the cruise figure.</w:t>
       </w:r>
     </w:p>
     <w:p>
@@ -15022,16 +15573,16 @@
     </w:p>
     <w:p>
       <w:r>
-        <w:t xml:space="preserve">The IMU stack sits on polyurethane gel. The notch centre was </w:t>
+        <w:t xml:space="preserve">The IMU stack sits on polyurethane gel. The notch centre is </w:t>
       </w:r>
       <w:r>
         <w:rPr>
           <w:b/>
         </w:rPr>
-        <w:t>raised from 80 Hz to 100 Hz</w:t>
-      </w:r>
-      <w:r>
-        <w:t xml:space="preserve"> when the airframe moved to the 387 mm 9-inch frame.</w:t>
+        <w:t>120 Hz</w:t>
+      </w:r>
+      <w:r>
+        <w:t>, raised from the original 80 Hz in two steps as the airframe and then the propellers changed.</w:t>
       </w:r>
     </w:p>
     <w:p>
@@ -15039,7 +15590,10 @@
         <w:rPr>
           <w:b/>
         </w:rPr>
-        <w:t>Two independent estimates disagree, and that is the important part.</w:t>
+        <w:t>Blade count moves this more than the frame did.</w:t>
+      </w:r>
+      <w:r>
+        <w:t xml:space="preserve"> A 2-blade propeller must spin about 21% faster than a 3-blade for the same thrust, because it has less blade area to work with. That shifts the hover fundamental proportionally:</w:t>
       </w:r>
     </w:p>
     <w:tbl>
@@ -15051,8 +15605,9 @@
         <w:tblLook w:firstColumn="1" w:firstRow="1" w:lastColumn="0" w:lastRow="0" w:noHBand="0" w:noVBand="1" w:val="04A0"/>
       </w:tblPr>
       <w:tblGrid>
-        <w:gridCol w:w="4968"/>
-        <w:gridCol w:w="4968"/>
+        <w:gridCol w:w="3312"/>
+        <w:gridCol w:w="3312"/>
+        <w:gridCol w:w="3312"/>
       </w:tblGrid>
       <w:tr>
         <w:trPr>
@@ -15060,7 +15615,7 @@
         </w:trPr>
         <w:tc>
           <w:tcPr>
-            <w:tcW w:type="dxa" w:w="4968"/>
+            <w:tcW w:type="dxa" w:w="3312"/>
             <w:shd w:val="clear" w:color="auto" w:fill="1F3864"/>
           </w:tcPr>
           <w:p>
@@ -15073,13 +15628,13 @@
                 <w:color w:val="FFFFFF"/>
                 <w:sz w:val="18"/>
               </w:rPr>
-              <w:t>Method</w:t>
-            </w:r>
-          </w:p>
-        </w:tc>
-        <w:tc>
-          <w:tcPr>
-            <w:tcW w:type="dxa" w:w="4968"/>
+              <w:t>Configuration</w:t>
+            </w:r>
+          </w:p>
+        </w:tc>
+        <w:tc>
+          <w:tcPr>
+            <w:tcW w:type="dxa" w:w="3312"/>
             <w:shd w:val="clear" w:color="auto" w:fill="1F3864"/>
           </w:tcPr>
           <w:p>
@@ -15092,7 +15647,26 @@
                 <w:color w:val="FFFFFF"/>
                 <w:sz w:val="18"/>
               </w:rPr>
-              <w:t>Hover fundamental</w:t>
+              <w:t>Hover shaft speed</w:t>
+            </w:r>
+          </w:p>
+        </w:tc>
+        <w:tc>
+          <w:tcPr>
+            <w:tcW w:type="dxa" w:w="3312"/>
+            <w:shd w:val="clear" w:color="auto" w:fill="1F3864"/>
+          </w:tcPr>
+          <w:p>
+            <w:pPr>
+              <w:spacing w:after="40" w:before="40"/>
+            </w:pPr>
+            <w:r>
+              <w:rPr>
+                <w:b/>
+                <w:color w:val="FFFFFF"/>
+                <w:sz w:val="18"/>
+              </w:rPr>
+              <w:t>Fundamental</w:t>
             </w:r>
           </w:p>
         </w:tc>
@@ -15100,33 +15674,49 @@
       <w:tr>
         <w:tc>
           <w:tcPr>
-            <w:tcW w:type="dxa" w:w="4968"/>
-          </w:tcPr>
-          <w:p>
-            <w:pPr>
-              <w:spacing w:after="40" w:before="40"/>
-            </w:pPr>
-            <w:r>
-              <w:rPr>
-                <w:sz w:val="18"/>
-              </w:rPr>
-              <w:t>Scale the 10-inch figure by (10/9)²</w:t>
-            </w:r>
-          </w:p>
-        </w:tc>
-        <w:tc>
-          <w:tcPr>
-            <w:tcW w:type="dxa" w:w="4968"/>
-          </w:tcPr>
-          <w:p>
-            <w:pPr>
-              <w:spacing w:after="40" w:before="40"/>
-            </w:pPr>
-            <w:r>
-              <w:rPr>
-                <w:sz w:val="18"/>
-              </w:rPr>
-              <w:t>~97 Hz</w:t>
+            <w:tcW w:type="dxa" w:w="3312"/>
+          </w:tcPr>
+          <w:p>
+            <w:pPr>
+              <w:spacing w:after="40" w:before="40"/>
+            </w:pPr>
+            <w:r>
+              <w:rPr>
+                <w:sz w:val="18"/>
+              </w:rPr>
+              <w:t>10-inch, 3-blade (original)</w:t>
+            </w:r>
+          </w:p>
+        </w:tc>
+        <w:tc>
+          <w:tcPr>
+            <w:tcW w:type="dxa" w:w="3312"/>
+          </w:tcPr>
+          <w:p>
+            <w:pPr>
+              <w:spacing w:after="40" w:before="40"/>
+            </w:pPr>
+            <w:r>
+              <w:rPr>
+                <w:sz w:val="18"/>
+              </w:rPr>
+              <w:t>~5300 rpm</w:t>
+            </w:r>
+          </w:p>
+        </w:tc>
+        <w:tc>
+          <w:tcPr>
+            <w:tcW w:type="dxa" w:w="3312"/>
+          </w:tcPr>
+          <w:p>
+            <w:pPr>
+              <w:spacing w:after="40" w:before="40"/>
+            </w:pPr>
+            <w:r>
+              <w:rPr>
+                <w:sz w:val="18"/>
+              </w:rPr>
+              <w:t>~88 Hz</w:t>
             </w:r>
           </w:p>
         </w:tc>
@@ -15134,33 +15724,102 @@
       <w:tr>
         <w:tc>
           <w:tcPr>
-            <w:tcW w:type="dxa" w:w="4968"/>
-          </w:tcPr>
-          <w:p>
-            <w:pPr>
-              <w:spacing w:after="40" w:before="40"/>
-            </w:pPr>
-            <w:r>
-              <w:rPr>
-                <w:sz w:val="18"/>
-              </w:rPr>
-              <w:t>Momentum theory from hover thrust and disc area</w:t>
-            </w:r>
-          </w:p>
-        </w:tc>
-        <w:tc>
-          <w:tcPr>
-            <w:tcW w:type="dxa" w:w="4968"/>
-          </w:tcPr>
-          <w:p>
-            <w:pPr>
-              <w:spacing w:after="40" w:before="40"/>
-            </w:pPr>
-            <w:r>
-              <w:rPr>
-                <w:sz w:val="18"/>
-              </w:rPr>
-              <w:t>~105 Hz</w:t>
+            <w:tcW w:type="dxa" w:w="3312"/>
+          </w:tcPr>
+          <w:p>
+            <w:pPr>
+              <w:spacing w:after="40" w:before="40"/>
+            </w:pPr>
+            <w:r>
+              <w:rPr>
+                <w:sz w:val="18"/>
+              </w:rPr>
+              <w:t>9-inch, 3-blade</w:t>
+            </w:r>
+          </w:p>
+        </w:tc>
+        <w:tc>
+          <w:tcPr>
+            <w:tcW w:type="dxa" w:w="3312"/>
+          </w:tcPr>
+          <w:p>
+            <w:pPr>
+              <w:spacing w:after="40" w:before="40"/>
+            </w:pPr>
+            <w:r>
+              <w:rPr>
+                <w:sz w:val="18"/>
+              </w:rPr>
+              <w:t>~6260 rpm</w:t>
+            </w:r>
+          </w:p>
+        </w:tc>
+        <w:tc>
+          <w:tcPr>
+            <w:tcW w:type="dxa" w:w="3312"/>
+          </w:tcPr>
+          <w:p>
+            <w:pPr>
+              <w:spacing w:after="40" w:before="40"/>
+            </w:pPr>
+            <w:r>
+              <w:rPr>
+                <w:sz w:val="18"/>
+              </w:rPr>
+              <w:t>~104 Hz</w:t>
+            </w:r>
+          </w:p>
+        </w:tc>
+      </w:tr>
+      <w:tr>
+        <w:tc>
+          <w:tcPr>
+            <w:tcW w:type="dxa" w:w="3312"/>
+          </w:tcPr>
+          <w:p>
+            <w:pPr>
+              <w:spacing w:after="40" w:before="40"/>
+            </w:pPr>
+            <w:r>
+              <w:rPr>
+                <w:b/>
+                <w:sz w:val="18"/>
+              </w:rPr>
+              <w:t>9-inch, 2-blade (specified)</w:t>
+            </w:r>
+          </w:p>
+        </w:tc>
+        <w:tc>
+          <w:tcPr>
+            <w:tcW w:type="dxa" w:w="3312"/>
+          </w:tcPr>
+          <w:p>
+            <w:pPr>
+              <w:spacing w:after="40" w:before="40"/>
+            </w:pPr>
+            <w:r>
+              <w:rPr>
+                <w:b/>
+                <w:sz w:val="18"/>
+              </w:rPr>
+              <w:t>~7470 rpm</w:t>
+            </w:r>
+          </w:p>
+        </w:tc>
+        <w:tc>
+          <w:tcPr>
+            <w:tcW w:type="dxa" w:w="3312"/>
+          </w:tcPr>
+          <w:p>
+            <w:pPr>
+              <w:spacing w:after="40" w:before="40"/>
+            </w:pPr>
+            <w:r>
+              <w:rPr>
+                <w:b/>
+                <w:sz w:val="18"/>
+              </w:rPr>
+              <w:t>~124 Hz</w:t>
             </w:r>
           </w:p>
         </w:tc>
@@ -15169,21 +15828,27 @@
     <w:p/>
     <w:p>
       <w:r>
-        <w:t xml:space="preserve">A 7% spread. 100 Hz is set as the midpoint — </w:t>
+        <w:t xml:space="preserve">Two independent methods now agree to within 3% — momentum theory gives 124 Hz and scaling the 3-blade figure by √(Ct₃/Ct₂) gives 121 Hz. That is better than the 3-blade case, where two methods differed by 7%. </w:t>
       </w:r>
       <w:r>
         <w:rPr>
           <w:b/>
         </w:rPr>
-        <w:t>not because it is known to be right</w:t>
-      </w:r>
-      <w:r>
-        <w:t>, but because it is the least-wrong single number available without data. At Q = 4 the notch is −3 dB roughly 12 Hz either side, so 100 Hz covers about 94–106 Hz. That spans both estimates, but only just: if the truth sits at either edge, half the notch is being spent on nothing.</w:t>
-      </w:r>
-    </w:p>
-    <w:p>
-      <w:r>
-        <w:t>For context, the original 80 Hz setting was −3 dB by 90 Hz, so it would have left a ~100 Hz peak essentially unattenuated and fed it straight into the rate controller.</w:t>
+        <w:t>120 Hz</w:t>
+      </w:r>
+      <w:r>
+        <w:t xml:space="preserve"> is set from them.</w:t>
+      </w:r>
+    </w:p>
+    <w:p>
+      <w:r>
+        <w:rPr>
+          <w:b/>
+        </w:rPr>
+        <w:t>If you fit 3-blade propellers, move this back to about 100 Hz.</w:t>
+      </w:r>
+      <w:r>
+        <w:t xml:space="preserve"> At Q = 4 the notch is −3 dB roughly 15 Hz either side, so a 120 Hz notch does essentially nothing for a 104 Hz peak. The propeller and the notch are a matched pair; changing one without the other leaves the filter attenuating empty spectrum.</w:t>
       </w:r>
     </w:p>
     <w:p>
@@ -15204,12 +15869,12 @@
         <w:t>NOTCH_CENTER_HZ</w:t>
       </w:r>
       <w:r>
-        <w:t xml:space="preserve"> from the data. Neither model above accounts for the frame itself: the 6 mm arms on this airframe are less stiff than the 7–8 mm arms previously specified, which moves the structural resonance independently of the propellers. Blade-pass energy sits near twice the fundamental, around 200 Hz, which the notch does not target.</w:t>
-      </w:r>
-    </w:p>
-    <w:p>
-      <w:r>
-        <w:t>This is the one number in the specification where a modelled value is actively risky rather than merely approximate, because a notch in the wrong place is worse than no notch — it adds phase lag in the control band while attenuating nothing.</w:t>
+        <w:t xml:space="preserve"> from the data. None of the models above account for the frame itself: the 6 mm arms on this airframe are less stiff than the 7–8 mm arms originally specified, which moves the structural resonance independently of the propellers. Blade-pass energy sits near twice the fundamental, around 250 Hz, which the notch does not target.</w:t>
+      </w:r>
+    </w:p>
+    <w:p>
+      <w:r>
+        <w:t>This remains the one number in the specification where a modelled value is actively risky rather than merely approximate, because a notch in the wrong place is worse than no notch — it adds phase lag in the control band while attenuating nothing. Section 4.3 records bidirectional DShot as the change that would remove the guesswork entirely, by letting the notch track measured RPM.</w:t>
       </w:r>
     </w:p>
     <w:p>
@@ -25481,6 +26146,115 @@
                 <w:sz w:val="18"/>
               </w:rPr>
               <w:t>, defaulting to 0. Remote ID is optional unless the operator opts in; §12.1 documents when to</w:t>
+            </w:r>
+          </w:p>
+        </w:tc>
+      </w:tr>
+      <w:tr>
+        <w:tc>
+          <w:tcPr>
+            <w:tcW w:type="dxa" w:w="4968"/>
+          </w:tcPr>
+          <w:p>
+            <w:pPr>
+              <w:spacing w:after="40" w:before="40"/>
+            </w:pPr>
+            <w:r>
+              <w:rPr>
+                <w:rFonts w:ascii="Consolas" w:hAnsi="Consolas"/>
+                <w:sz w:val="18"/>
+              </w:rPr>
+              <w:t>CRUISE_CURRENT_A</w:t>
+            </w:r>
+            <w:r>
+              <w:rPr>
+                <w:sz w:val="18"/>
+              </w:rPr>
+              <w:t xml:space="preserve"> was set from HOVER power since revision 2.2, but it budgets the charge to fly home at CRUISE speed — about 10% more. The RTH energy reserve was therefore optimistic</w:t>
+            </w:r>
+          </w:p>
+        </w:tc>
+        <w:tc>
+          <w:tcPr>
+            <w:tcW w:type="dxa" w:w="4968"/>
+          </w:tcPr>
+          <w:p>
+            <w:pPr>
+              <w:spacing w:after="40" w:before="40"/>
+            </w:pPr>
+            <w:r>
+              <w:rPr>
+                <w:sz w:val="18"/>
+              </w:rPr>
+              <w:t>Corrected to 9.7 A, and §3.3 now states which figure it is and why</w:t>
+            </w:r>
+          </w:p>
+        </w:tc>
+      </w:tr>
+      <w:tr>
+        <w:tc>
+          <w:tcPr>
+            <w:tcW w:type="dxa" w:w="4968"/>
+          </w:tcPr>
+          <w:p>
+            <w:pPr>
+              <w:spacing w:after="40" w:before="40"/>
+            </w:pPr>
+            <w:r>
+              <w:rPr>
+                <w:sz w:val="18"/>
+              </w:rPr>
+              <w:t>The pack was rated 45C against a 15C peak demand, carrying 40 g for capability the aircraft cannot use</w:t>
+            </w:r>
+          </w:p>
+        </w:tc>
+        <w:tc>
+          <w:tcPr>
+            <w:tcW w:type="dxa" w:w="4968"/>
+          </w:tcPr>
+          <w:p>
+            <w:pPr>
+              <w:spacing w:after="40" w:before="40"/>
+            </w:pPr>
+            <w:r>
+              <w:rPr>
+                <w:sz w:val="18"/>
+              </w:rPr>
+              <w:t>Specified as 20C minimum. §3.3 explains that energy per gram, not C-rate, is the constraint on this platform</w:t>
+            </w:r>
+          </w:p>
+        </w:tc>
+      </w:tr>
+      <w:tr>
+        <w:tc>
+          <w:tcPr>
+            <w:tcW w:type="dxa" w:w="4968"/>
+          </w:tcPr>
+          <w:p>
+            <w:pPr>
+              <w:spacing w:after="40" w:before="40"/>
+            </w:pPr>
+            <w:r>
+              <w:rPr>
+                <w:sz w:val="18"/>
+              </w:rPr>
+              <w:t>3-blade propellers on a long-range platform with thrust to spare</w:t>
+            </w:r>
+          </w:p>
+        </w:tc>
+        <w:tc>
+          <w:tcPr>
+            <w:tcW w:type="dxa" w:w="4968"/>
+          </w:tcPr>
+          <w:p>
+            <w:pPr>
+              <w:spacing w:after="40" w:before="40"/>
+            </w:pPr>
+            <w:r>
+              <w:rPr>
+                <w:sz w:val="18"/>
+              </w:rPr>
+              <w:t>Changed to 9x5x2. About 10% better hover efficiency for ~12% of peak thrust: 24 min hover and 16 km one-way, up from 22 min and 14.1 km</w:t>
             </w:r>
           </w:p>
         </w:tc>

--- a/docs/Odyssey-10-Pro-Drone-System.docx
+++ b/docs/Odyssey-10-Pro-Drone-System.docx
@@ -319,6 +319,12 @@
                 <w:sz w:val="18"/>
               </w:rPr>
               <w:t>9x5x2, 28 g</w:t>
+            </w:r>
+            <w:r>
+              <w:rPr>
+                <w:sz w:val="18"/>
+              </w:rPr>
+              <w:t xml:space="preserve"> (3-blade supported, see 3.2)</w:t>
             </w:r>
           </w:p>
         </w:tc>
@@ -6375,10 +6381,692 @@
         <w:rPr>
           <w:b/>
         </w:rPr>
-        <w:t>Why two blades.</w:t>
-      </w:r>
-      <w:r>
-        <w:t xml:space="preserve"> Three blades buy thrust per unit diameter; two buy efficiency. A 2-blade propeller runs at a higher figure of merit (about 0.60 against 0.55) and weighs 2 g less each. It gives up roughly 12% of peak thrust — affordable at a thrust-to-weight ratio above 3:1 — and returns about 10% in hover efficiency, which on a long-range platform is the trade worth making. Fit 3-blade propellers instead if you want wind authority and punch over range; the consequences are in section 8.3.</w:t>
+        <w:t>Two blades or three?</w:t>
+      </w:r>
+      <w:r>
+        <w:t xml:space="preserve"> Both are fully supported and the choice is genuine. The default is two, but the reasoning matters more than the default.</w:t>
+      </w:r>
+    </w:p>
+    <w:tbl>
+      <w:tblPr>
+        <w:tblStyle w:val="TableGrid"/>
+        <w:tblW w:type="auto" w:w="0"/>
+        <w:jc w:val="center"/>
+        <w:tblLayout w:type="autofit"/>
+        <w:tblLook w:firstColumn="1" w:firstRow="1" w:lastColumn="0" w:lastRow="0" w:noHBand="0" w:noVBand="1" w:val="04A0"/>
+      </w:tblPr>
+      <w:tblGrid>
+        <w:gridCol w:w="3312"/>
+        <w:gridCol w:w="3312"/>
+        <w:gridCol w:w="3312"/>
+      </w:tblGrid>
+      <w:tr>
+        <w:trPr>
+          <w:tblHeader w:val="true"/>
+        </w:trPr>
+        <w:tc>
+          <w:tcPr>
+            <w:tcW w:type="dxa" w:w="3312"/>
+            <w:shd w:val="clear" w:color="auto" w:fill="1F3864"/>
+          </w:tcPr>
+          <w:p>
+            <w:pPr>
+              <w:spacing w:after="40" w:before="40"/>
+            </w:pPr>
+            <w:r>
+              <w:rPr>
+                <w:b/>
+                <w:color w:val="FFFFFF"/>
+                <w:sz w:val="18"/>
+              </w:rPr>
+            </w:r>
+          </w:p>
+        </w:tc>
+        <w:tc>
+          <w:tcPr>
+            <w:tcW w:type="dxa" w:w="3312"/>
+            <w:shd w:val="clear" w:color="auto" w:fill="1F3864"/>
+          </w:tcPr>
+          <w:p>
+            <w:pPr>
+              <w:spacing w:after="40" w:before="40"/>
+            </w:pPr>
+            <w:r>
+              <w:rPr>
+                <w:b/>
+                <w:color w:val="FFFFFF"/>
+                <w:sz w:val="18"/>
+              </w:rPr>
+              <w:t>9x5x2 (specified)</w:t>
+            </w:r>
+          </w:p>
+        </w:tc>
+        <w:tc>
+          <w:tcPr>
+            <w:tcW w:type="dxa" w:w="3312"/>
+            <w:shd w:val="clear" w:color="auto" w:fill="1F3864"/>
+          </w:tcPr>
+          <w:p>
+            <w:pPr>
+              <w:spacing w:after="40" w:before="40"/>
+            </w:pPr>
+            <w:r>
+              <w:rPr>
+                <w:b/>
+                <w:color w:val="FFFFFF"/>
+                <w:sz w:val="18"/>
+              </w:rPr>
+              <w:t>9x5x3</w:t>
+            </w:r>
+          </w:p>
+        </w:tc>
+      </w:tr>
+      <w:tr>
+        <w:tc>
+          <w:tcPr>
+            <w:tcW w:type="dxa" w:w="3312"/>
+          </w:tcPr>
+          <w:p>
+            <w:pPr>
+              <w:spacing w:after="40" w:before="40"/>
+            </w:pPr>
+            <w:r>
+              <w:rPr>
+                <w:sz w:val="18"/>
+              </w:rPr>
+              <w:t>All-up weight</w:t>
+            </w:r>
+          </w:p>
+        </w:tc>
+        <w:tc>
+          <w:tcPr>
+            <w:tcW w:type="dxa" w:w="3312"/>
+          </w:tcPr>
+          <w:p>
+            <w:pPr>
+              <w:spacing w:after="40" w:before="40"/>
+            </w:pPr>
+            <w:r>
+              <w:rPr>
+                <w:sz w:val="18"/>
+              </w:rPr>
+              <w:t>1584 g</w:t>
+            </w:r>
+          </w:p>
+        </w:tc>
+        <w:tc>
+          <w:tcPr>
+            <w:tcW w:type="dxa" w:w="3312"/>
+          </w:tcPr>
+          <w:p>
+            <w:pPr>
+              <w:spacing w:after="40" w:before="40"/>
+            </w:pPr>
+            <w:r>
+              <w:rPr>
+                <w:sz w:val="18"/>
+              </w:rPr>
+              <w:t>1592 g</w:t>
+            </w:r>
+          </w:p>
+        </w:tc>
+      </w:tr>
+      <w:tr>
+        <w:tc>
+          <w:tcPr>
+            <w:tcW w:type="dxa" w:w="3312"/>
+          </w:tcPr>
+          <w:p>
+            <w:pPr>
+              <w:spacing w:after="40" w:before="40"/>
+            </w:pPr>
+            <w:r>
+              <w:rPr>
+                <w:sz w:val="18"/>
+              </w:rPr>
+              <w:t>Peak thrust per motor</w:t>
+            </w:r>
+          </w:p>
+        </w:tc>
+        <w:tc>
+          <w:tcPr>
+            <w:tcW w:type="dxa" w:w="3312"/>
+          </w:tcPr>
+          <w:p>
+            <w:pPr>
+              <w:spacing w:after="40" w:before="40"/>
+            </w:pPr>
+            <w:r>
+              <w:rPr>
+                <w:sz w:val="18"/>
+              </w:rPr>
+              <w:t>1230 g</w:t>
+            </w:r>
+          </w:p>
+        </w:tc>
+        <w:tc>
+          <w:tcPr>
+            <w:tcW w:type="dxa" w:w="3312"/>
+          </w:tcPr>
+          <w:p>
+            <w:pPr>
+              <w:spacing w:after="40" w:before="40"/>
+            </w:pPr>
+            <w:r>
+              <w:rPr>
+                <w:sz w:val="18"/>
+              </w:rPr>
+              <w:t>1400 g</w:t>
+            </w:r>
+          </w:p>
+        </w:tc>
+      </w:tr>
+      <w:tr>
+        <w:tc>
+          <w:tcPr>
+            <w:tcW w:type="dxa" w:w="3312"/>
+          </w:tcPr>
+          <w:p>
+            <w:pPr>
+              <w:spacing w:after="40" w:before="40"/>
+            </w:pPr>
+            <w:r>
+              <w:rPr>
+                <w:sz w:val="18"/>
+              </w:rPr>
+              <w:t>Thrust-to-weight</w:t>
+            </w:r>
+          </w:p>
+        </w:tc>
+        <w:tc>
+          <w:tcPr>
+            <w:tcW w:type="dxa" w:w="3312"/>
+          </w:tcPr>
+          <w:p>
+            <w:pPr>
+              <w:spacing w:after="40" w:before="40"/>
+            </w:pPr>
+            <w:r>
+              <w:rPr>
+                <w:sz w:val="18"/>
+              </w:rPr>
+              <w:t>3.11:1</w:t>
+            </w:r>
+          </w:p>
+        </w:tc>
+        <w:tc>
+          <w:tcPr>
+            <w:tcW w:type="dxa" w:w="3312"/>
+          </w:tcPr>
+          <w:p>
+            <w:pPr>
+              <w:spacing w:after="40" w:before="40"/>
+            </w:pPr>
+            <w:r>
+              <w:rPr>
+                <w:b/>
+                <w:sz w:val="18"/>
+              </w:rPr>
+              <w:t>3.52:1</w:t>
+            </w:r>
+          </w:p>
+        </w:tc>
+      </w:tr>
+      <w:tr>
+        <w:tc>
+          <w:tcPr>
+            <w:tcW w:type="dxa" w:w="3312"/>
+          </w:tcPr>
+          <w:p>
+            <w:pPr>
+              <w:spacing w:after="40" w:before="40"/>
+            </w:pPr>
+            <w:r>
+              <w:rPr>
+                <w:sz w:val="18"/>
+              </w:rPr>
+              <w:t>Hover throttle</w:t>
+            </w:r>
+          </w:p>
+        </w:tc>
+        <w:tc>
+          <w:tcPr>
+            <w:tcW w:type="dxa" w:w="3312"/>
+          </w:tcPr>
+          <w:p>
+            <w:pPr>
+              <w:spacing w:after="40" w:before="40"/>
+            </w:pPr>
+            <w:r>
+              <w:rPr>
+                <w:sz w:val="18"/>
+              </w:rPr>
+              <w:t>51%</w:t>
+            </w:r>
+          </w:p>
+        </w:tc>
+        <w:tc>
+          <w:tcPr>
+            <w:tcW w:type="dxa" w:w="3312"/>
+          </w:tcPr>
+          <w:p>
+            <w:pPr>
+              <w:spacing w:after="40" w:before="40"/>
+            </w:pPr>
+            <w:r>
+              <w:rPr>
+                <w:b/>
+                <w:sz w:val="18"/>
+              </w:rPr>
+              <w:t>47%</w:t>
+            </w:r>
+          </w:p>
+        </w:tc>
+      </w:tr>
+      <w:tr>
+        <w:tc>
+          <w:tcPr>
+            <w:tcW w:type="dxa" w:w="3312"/>
+          </w:tcPr>
+          <w:p>
+            <w:pPr>
+              <w:spacing w:after="40" w:before="40"/>
+            </w:pPr>
+            <w:r>
+              <w:rPr>
+                <w:sz w:val="18"/>
+              </w:rPr>
+              <w:t>Hover power</w:t>
+            </w:r>
+          </w:p>
+        </w:tc>
+        <w:tc>
+          <w:tcPr>
+            <w:tcW w:type="dxa" w:w="3312"/>
+          </w:tcPr>
+          <w:p>
+            <w:pPr>
+              <w:spacing w:after="40" w:before="40"/>
+            </w:pPr>
+            <w:r>
+              <w:rPr>
+                <w:b/>
+                <w:sz w:val="18"/>
+              </w:rPr>
+              <w:t>196 W</w:t>
+            </w:r>
+          </w:p>
+        </w:tc>
+        <w:tc>
+          <w:tcPr>
+            <w:tcW w:type="dxa" w:w="3312"/>
+          </w:tcPr>
+          <w:p>
+            <w:pPr>
+              <w:spacing w:after="40" w:before="40"/>
+            </w:pPr>
+            <w:r>
+              <w:rPr>
+                <w:sz w:val="18"/>
+              </w:rPr>
+              <w:t>215 W</w:t>
+            </w:r>
+          </w:p>
+        </w:tc>
+      </w:tr>
+      <w:tr>
+        <w:tc>
+          <w:tcPr>
+            <w:tcW w:type="dxa" w:w="3312"/>
+          </w:tcPr>
+          <w:p>
+            <w:pPr>
+              <w:spacing w:after="40" w:before="40"/>
+            </w:pPr>
+            <w:r>
+              <w:rPr>
+                <w:sz w:val="18"/>
+              </w:rPr>
+              <w:t>Power loading</w:t>
+            </w:r>
+          </w:p>
+        </w:tc>
+        <w:tc>
+          <w:tcPr>
+            <w:tcW w:type="dxa" w:w="3312"/>
+          </w:tcPr>
+          <w:p>
+            <w:pPr>
+              <w:spacing w:after="40" w:before="40"/>
+            </w:pPr>
+            <w:r>
+              <w:rPr>
+                <w:b/>
+                <w:sz w:val="18"/>
+              </w:rPr>
+              <w:t>8.90 g/W</w:t>
+            </w:r>
+          </w:p>
+        </w:tc>
+        <w:tc>
+          <w:tcPr>
+            <w:tcW w:type="dxa" w:w="3312"/>
+          </w:tcPr>
+          <w:p>
+            <w:pPr>
+              <w:spacing w:after="40" w:before="40"/>
+            </w:pPr>
+            <w:r>
+              <w:rPr>
+                <w:sz w:val="18"/>
+              </w:rPr>
+              <w:t>8.07 g/W</w:t>
+            </w:r>
+          </w:p>
+        </w:tc>
+      </w:tr>
+      <w:tr>
+        <w:tc>
+          <w:tcPr>
+            <w:tcW w:type="dxa" w:w="3312"/>
+          </w:tcPr>
+          <w:p>
+            <w:pPr>
+              <w:spacing w:after="40" w:before="40"/>
+            </w:pPr>
+            <w:r>
+              <w:rPr>
+                <w:sz w:val="18"/>
+              </w:rPr>
+              <w:t>Cruise endurance</w:t>
+            </w:r>
+          </w:p>
+        </w:tc>
+        <w:tc>
+          <w:tcPr>
+            <w:tcW w:type="dxa" w:w="3312"/>
+          </w:tcPr>
+          <w:p>
+            <w:pPr>
+              <w:spacing w:after="40" w:before="40"/>
+            </w:pPr>
+            <w:r>
+              <w:rPr>
+                <w:b/>
+                <w:sz w:val="18"/>
+              </w:rPr>
+              <w:t>22 min</w:t>
+            </w:r>
+          </w:p>
+        </w:tc>
+        <w:tc>
+          <w:tcPr>
+            <w:tcW w:type="dxa" w:w="3312"/>
+          </w:tcPr>
+          <w:p>
+            <w:pPr>
+              <w:spacing w:after="40" w:before="40"/>
+            </w:pPr>
+            <w:r>
+              <w:rPr>
+                <w:sz w:val="18"/>
+              </w:rPr>
+              <w:t>20 min</w:t>
+            </w:r>
+          </w:p>
+        </w:tc>
+      </w:tr>
+      <w:tr>
+        <w:tc>
+          <w:tcPr>
+            <w:tcW w:type="dxa" w:w="3312"/>
+          </w:tcPr>
+          <w:p>
+            <w:pPr>
+              <w:spacing w:after="40" w:before="40"/>
+            </w:pPr>
+            <w:r>
+              <w:rPr>
+                <w:sz w:val="18"/>
+              </w:rPr>
+              <w:t>One-way range</w:t>
+            </w:r>
+          </w:p>
+        </w:tc>
+        <w:tc>
+          <w:tcPr>
+            <w:tcW w:type="dxa" w:w="3312"/>
+          </w:tcPr>
+          <w:p>
+            <w:pPr>
+              <w:spacing w:after="40" w:before="40"/>
+            </w:pPr>
+            <w:r>
+              <w:rPr>
+                <w:b/>
+                <w:sz w:val="18"/>
+              </w:rPr>
+              <w:t>16.0 km</w:t>
+            </w:r>
+          </w:p>
+        </w:tc>
+        <w:tc>
+          <w:tcPr>
+            <w:tcW w:type="dxa" w:w="3312"/>
+          </w:tcPr>
+          <w:p>
+            <w:pPr>
+              <w:spacing w:after="40" w:before="40"/>
+            </w:pPr>
+            <w:r>
+              <w:rPr>
+                <w:sz w:val="18"/>
+              </w:rPr>
+              <w:t>14.6 km</w:t>
+            </w:r>
+          </w:p>
+        </w:tc>
+      </w:tr>
+      <w:tr>
+        <w:tc>
+          <w:tcPr>
+            <w:tcW w:type="dxa" w:w="3312"/>
+          </w:tcPr>
+          <w:p>
+            <w:pPr>
+              <w:spacing w:after="40" w:before="40"/>
+            </w:pPr>
+            <w:r>
+              <w:rPr>
+                <w:sz w:val="18"/>
+              </w:rPr>
+              <w:t>Peak pack current</w:t>
+            </w:r>
+          </w:p>
+        </w:tc>
+        <w:tc>
+          <w:tcPr>
+            <w:tcW w:type="dxa" w:w="3312"/>
+          </w:tcPr>
+          <w:p>
+            <w:pPr>
+              <w:spacing w:after="40" w:before="40"/>
+            </w:pPr>
+            <w:r>
+              <w:rPr>
+                <w:b/>
+                <w:sz w:val="18"/>
+              </w:rPr>
+              <w:t>51 A</w:t>
+            </w:r>
+          </w:p>
+        </w:tc>
+        <w:tc>
+          <w:tcPr>
+            <w:tcW w:type="dxa" w:w="3312"/>
+          </w:tcPr>
+          <w:p>
+            <w:pPr>
+              <w:spacing w:after="40" w:before="40"/>
+            </w:pPr>
+            <w:r>
+              <w:rPr>
+                <w:sz w:val="18"/>
+              </w:rPr>
+              <w:t>67 A</w:t>
+            </w:r>
+          </w:p>
+        </w:tc>
+      </w:tr>
+      <w:tr>
+        <w:tc>
+          <w:tcPr>
+            <w:tcW w:type="dxa" w:w="3312"/>
+          </w:tcPr>
+          <w:p>
+            <w:pPr>
+              <w:spacing w:after="40" w:before="40"/>
+            </w:pPr>
+            <w:r>
+              <w:rPr>
+                <w:b/>
+                <w:sz w:val="18"/>
+              </w:rPr>
+              <w:t>Gyro notch centre</w:t>
+            </w:r>
+          </w:p>
+        </w:tc>
+        <w:tc>
+          <w:tcPr>
+            <w:tcW w:type="dxa" w:w="3312"/>
+          </w:tcPr>
+          <w:p>
+            <w:pPr>
+              <w:spacing w:after="40" w:before="40"/>
+            </w:pPr>
+            <w:r>
+              <w:rPr>
+                <w:b/>
+                <w:sz w:val="18"/>
+              </w:rPr>
+              <w:t>120 Hz</w:t>
+            </w:r>
+          </w:p>
+        </w:tc>
+        <w:tc>
+          <w:tcPr>
+            <w:tcW w:type="dxa" w:w="3312"/>
+          </w:tcPr>
+          <w:p>
+            <w:pPr>
+              <w:spacing w:after="40" w:before="40"/>
+            </w:pPr>
+            <w:r>
+              <w:rPr>
+                <w:b/>
+                <w:sz w:val="18"/>
+              </w:rPr>
+              <w:t>100 Hz</w:t>
+            </w:r>
+          </w:p>
+        </w:tc>
+      </w:tr>
+    </w:tbl>
+    <w:p/>
+    <w:p>
+      <w:r>
+        <w:rPr>
+          <w:b/>
+        </w:rPr>
+        <w:t>The common argument for three blades — wind — does not survive checking.</w:t>
+      </w:r>
+      <w:r>
+        <w:t xml:space="preserve"> Holding position in a 20 m/s wind requires about 1.35× hover thrust, which is 43% of maximum on two blades and 38% on three. Neither is close to thrust-limited. And on a 5 km out-and-back into an 8 m/s headwind, the round trip needs 25 minutes of cruise against 22.3 minutes available on two blades and 20.3 on three — so in wind the </w:t>
+      </w:r>
+      <w:r>
+        <w:rPr>
+          <w:b/>
+        </w:rPr>
+        <w:t>two-blade configuration has more margin, not less</w:t>
+      </w:r>
+      <w:r>
+        <w:t>, because that mission is endurance-limited rather than thrust-limited.</w:t>
+      </w:r>
+    </w:p>
+    <w:p>
+      <w:r>
+        <w:rPr>
+          <w:b/>
+        </w:rPr>
+        <w:t>Where three blades genuinely win</w:t>
+      </w:r>
+      <w:r>
+        <w:t xml:space="preserve"> is attitude authority: faster control response, more punch-out margin, and a hover point 4% lower, which leaves more throttle range before the mixer starts trading attitude authority for climb. If you fly this aircraft manually and aggressively, or in gusty conditions close to obstacles, three blades are the better choice and the 1.4 km of range is a fair price.</w:t>
+      </w:r>
+    </w:p>
+    <w:p>
+      <w:r>
+        <w:rPr>
+          <w:b/>
+        </w:rPr>
+        <w:t>If you fit three blades, change three things</w:t>
+      </w:r>
+      <w:r>
+        <w:t xml:space="preserve"> in </w:t>
+      </w:r>
+      <w:r>
+        <w:rPr>
+          <w:rFonts w:ascii="Consolas" w:hAnsi="Consolas"/>
+          <w:sz w:val="19"/>
+        </w:rPr>
+        <w:t>config.h</w:t>
+      </w:r>
+      <w:r>
+        <w:t>, or the aircraft will be flying on figures that no longer describe it:</w:t>
+      </w:r>
+    </w:p>
+    <w:p>
+      <w:pPr>
+        <w:pStyle w:val="OdysseyCode"/>
+        <w:shd w:val="clear" w:color="auto" w:fill="F2F2F2"/>
+      </w:pPr>
+      <w:r>
+        <w:rPr>
+          <w:rFonts w:ascii="Consolas" w:hAnsi="Consolas"/>
+          <w:sz w:val="15"/>
+        </w:rPr>
+        <w:t>#define MOTOR_MAX_THRUST_G   1400.0f   // was 1230</w:t>
+      </w:r>
+    </w:p>
+    <w:p>
+      <w:pPr>
+        <w:pStyle w:val="OdysseyCode"/>
+        <w:shd w:val="clear" w:color="auto" w:fill="F2F2F2"/>
+      </w:pPr>
+      <w:r>
+        <w:rPr>
+          <w:rFonts w:ascii="Consolas" w:hAnsi="Consolas"/>
+          <w:sz w:val="15"/>
+        </w:rPr>
+        <w:t>#define AIRFRAME_AUW_G       1592.0f   // was 1584</w:t>
+      </w:r>
+    </w:p>
+    <w:p>
+      <w:pPr>
+        <w:pStyle w:val="OdysseyCode"/>
+        <w:shd w:val="clear" w:color="auto" w:fill="F2F2F2"/>
+      </w:pPr>
+      <w:r>
+        <w:rPr>
+          <w:rFonts w:ascii="Consolas" w:hAnsi="Consolas"/>
+          <w:sz w:val="15"/>
+        </w:rPr>
+        <w:t>#define NOTCH_CENTER_HZ      100.0f    // was 120  &lt;-- the one that matters</w:t>
+      </w:r>
+    </w:p>
+    <w:p>
+      <w:r>
+        <w:t>The notch is not optional bookkeeping. Section 8.3 explains why: at Q = 4 a 120 Hz notch does essentially nothing for the 104 Hz peak that three blades produce, so the filter would add phase lag in the control band while attenuating nothing.</w:t>
       </w:r>
     </w:p>
     <w:p>

--- a/docs/Odyssey-10-Pro-Drone-System.docx
+++ b/docs/Odyssey-10-Pro-Drone-System.docx
@@ -29,7 +29,7 @@
           <w:i/>
           <w:sz w:val="28"/>
         </w:rPr>
-        <w:t>Engineering Master Specification -- Revision 2.5</w:t>
+        <w:t>Engineering Master Specification -- Revision 2.6</w:t>
       </w:r>
     </w:p>
     <w:p/>
@@ -101,7 +101,7 @@
         <w:t>Document revision:</w:t>
       </w:r>
       <w:r>
-        <w:t xml:space="preserve"> 2.5 — propulsion and energy matched to the 9-inch airframe</w:t>
+        <w:t xml:space="preserve"> 2.6 — propeller configuration is a build switch</w:t>
       </w:r>
     </w:p>
     <w:p>
@@ -324,7 +324,20 @@
               <w:rPr>
                 <w:sz w:val="18"/>
               </w:rPr>
-              <w:t xml:space="preserve"> (3-blade supported, see 3.2)</w:t>
+              <w:t xml:space="preserve"> (</w:t>
+            </w:r>
+            <w:r>
+              <w:rPr>
+                <w:rFonts w:ascii="Consolas" w:hAnsi="Consolas"/>
+                <w:sz w:val="18"/>
+              </w:rPr>
+              <w:t>PROP_BLADES</w:t>
+            </w:r>
+            <w:r>
+              <w:rPr>
+                <w:sz w:val="18"/>
+              </w:rPr>
+              <w:t xml:space="preserve"> switch, see 3.2)</w:t>
             </w:r>
           </w:p>
         </w:tc>
@@ -7009,20 +7022,87 @@
         <w:rPr>
           <w:b/>
         </w:rPr>
-        <w:t>If you fit three blades, change three things</w:t>
-      </w:r>
-      <w:r>
-        <w:t xml:space="preserve"> in </w:t>
-      </w:r>
+        <w:t>Switching is one build flag.</w:t>
+      </w:r>
+      <w:r>
+        <w:t xml:space="preserve"> Blade count changes seven constants, so it is a compile-time switch rather than a set of edits:</w:t>
+      </w:r>
+    </w:p>
+    <w:p>
+      <w:pPr>
+        <w:pStyle w:val="OdysseyCode"/>
+        <w:shd w:val="clear" w:color="auto" w:fill="F2F2F2"/>
+      </w:pPr>
+      <w:r>
+        <w:rPr>
+          <w:rFonts w:ascii="Consolas" w:hAnsi="Consolas"/>
+          <w:sz w:val="15"/>
+        </w:rPr>
+        <w:t>pio run -e odyssey-fc                          # 2-blade, the default</w:t>
+      </w:r>
+    </w:p>
+    <w:p>
+      <w:pPr>
+        <w:pStyle w:val="OdysseyCode"/>
+        <w:shd w:val="clear" w:color="auto" w:fill="F2F2F2"/>
+      </w:pPr>
+      <w:r>
+        <w:rPr>
+          <w:rFonts w:ascii="Consolas" w:hAnsi="Consolas"/>
+          <w:sz w:val="15"/>
+        </w:rPr>
+        <w:t>pio run -e odyssey-fc -- -DPROP_BLADES=3       # 3-blade</w:t>
+      </w:r>
+    </w:p>
+    <w:p>
       <w:r>
         <w:rPr>
           <w:rFonts w:ascii="Consolas" w:hAnsi="Consolas"/>
           <w:sz w:val="19"/>
         </w:rPr>
+        <w:t>PROP_BLADES</w:t>
+      </w:r>
+      <w:r>
+        <w:t xml:space="preserve"> in </w:t>
+      </w:r>
+      <w:r>
+        <w:rPr>
+          <w:rFonts w:ascii="Consolas" w:hAnsi="Consolas"/>
+          <w:sz w:val="19"/>
+        </w:rPr>
         <w:t>config.h</w:t>
       </w:r>
       <w:r>
-        <w:t>, or the aircraft will be flying on figures that no longer describe it:</w:t>
+        <w:t xml:space="preserve"> selects everything downstream — propeller mass, peak thrust, all-up weight, gyro notch centre, cruise current, power loading and peak pack current. Setting it to anything other than 2 or 3 stops the build with an </w:t>
+      </w:r>
+      <w:r>
+        <w:rPr>
+          <w:rFonts w:ascii="Consolas" w:hAnsi="Consolas"/>
+          <w:sz w:val="19"/>
+        </w:rPr>
+        <w:t>#error</w:t>
+      </w:r>
+      <w:r>
+        <w:t>, because no other blade count has been characterised.</w:t>
+      </w:r>
+    </w:p>
+    <w:p>
+      <w:r>
+        <w:t xml:space="preserve">This is a switch rather than documentation because the constants are </w:t>
+      </w:r>
+      <w:r>
+        <w:rPr>
+          <w:b/>
+        </w:rPr>
+        <w:t>coupled</w:t>
+      </w:r>
+      <w:r>
+        <w:t>, and the coupling is not obvious. Changing thrust and weight but forgetting the notch would leave the filter attenuating empty spectrum while still adding phase lag in the control band — worse than having no notch at all, and invisible until the aircraft flies badly for no apparent reason. Section 8.3 explains why a 120 Hz notch does essentially nothing for the 104 Hz peak three blades produce.</w:t>
+      </w:r>
+    </w:p>
+    <w:p>
+      <w:r>
+        <w:t>Two constants accept an override, because measurement should beat a model:</w:t>
       </w:r>
     </w:p>
     <w:p>
@@ -7035,7 +7115,7 @@
           <w:rFonts w:ascii="Consolas" w:hAnsi="Consolas"/>
           <w:sz w:val="15"/>
         </w:rPr>
-        <w:t>#define MOTOR_MAX_THRUST_G   1400.0f   // was 1230</w:t>
+        <w:t>-DNOTCH_CENTER_HZ=108.0f     # after reading the real peak off a BlackBox trace</w:t>
       </w:r>
     </w:p>
     <w:p>
@@ -7048,7 +7128,33 @@
           <w:rFonts w:ascii="Consolas" w:hAnsi="Consolas"/>
           <w:sz w:val="15"/>
         </w:rPr>
-        <w:t>#define AIRFRAME_AUW_G       1592.0f   // was 1584</w:t>
+        <w:t>-DAIRFRAME_AUW_G=1750.0f     # after adding payload</w:t>
+      </w:r>
+    </w:p>
+    <w:p>
+      <w:r>
+        <w:t xml:space="preserve">Compile-time assertions catch an incoherent combination — a thrust-to-weight ratio below 2:1, a notch outside any plausible motor-noise band, an implausible all-up weight — and </w:t>
+      </w:r>
+      <w:r>
+        <w:rPr>
+          <w:rFonts w:ascii="Consolas" w:hAnsi="Consolas"/>
+          <w:sz w:val="19"/>
+        </w:rPr>
+        <w:t>tools/check_consistency.py</w:t>
+      </w:r>
+      <w:r>
+        <w:t xml:space="preserve"> verifies that both configurations stay distinct and that the default is still 2-blade.</w:t>
+      </w:r>
+    </w:p>
+    <w:p>
+      <w:r>
+        <w:rPr>
+          <w:b/>
+        </w:rPr>
+        <w:t>The firmware prints its configuration at boot</w:t>
+      </w:r>
+      <w:r>
+        <w:t>, because two builds are otherwise indistinguishable once flashed:</w:t>
       </w:r>
     </w:p>
     <w:p>
@@ -7061,12 +7167,51 @@
           <w:rFonts w:ascii="Consolas" w:hAnsi="Consolas"/>
           <w:sz w:val="15"/>
         </w:rPr>
-        <w:t>#define NOTCH_CENTER_HZ      100.0f    // was 120  &lt;-- the one that matters</w:t>
-      </w:r>
-    </w:p>
-    <w:p>
-      <w:r>
-        <w:t>The notch is not optional bookkeeping. Section 8.3 explains why: at Q = 4 a 120 Hz notch does essentially nothing for the 104 Hz peak that three blades produce, so the filter would add phase lag in the control band while attenuating nothing.</w:t>
+        <w:t>Propellers : 9x5x2 two-blade  (PROP_BLADES=2)</w:t>
+      </w:r>
+    </w:p>
+    <w:p>
+      <w:pPr>
+        <w:pStyle w:val="OdysseyCode"/>
+        <w:shd w:val="clear" w:color="auto" w:fill="F2F2F2"/>
+      </w:pPr>
+      <w:r>
+        <w:rPr>
+          <w:rFonts w:ascii="Consolas" w:hAnsi="Consolas"/>
+          <w:sz w:val="15"/>
+        </w:rPr>
+        <w:t>Airframe   : AUW 1584 g, 1230 g/motor, TWR 3.11:1</w:t>
+      </w:r>
+    </w:p>
+    <w:p>
+      <w:pPr>
+        <w:pStyle w:val="OdysseyCode"/>
+        <w:shd w:val="clear" w:color="auto" w:fill="F2F2F2"/>
+      </w:pPr>
+      <w:r>
+        <w:rPr>
+          <w:rFonts w:ascii="Consolas" w:hAnsi="Consolas"/>
+          <w:sz w:val="15"/>
+        </w:rPr>
+        <w:t>Gyro notch : 120 Hz, Q 4.0  (modelled default -- measure and override)</w:t>
+      </w:r>
+    </w:p>
+    <w:p>
+      <w:pPr>
+        <w:pStyle w:val="OdysseyCode"/>
+        <w:shd w:val="clear" w:color="auto" w:fill="F2F2F2"/>
+      </w:pPr>
+      <w:r>
+        <w:rPr>
+          <w:rFonts w:ascii="Consolas" w:hAnsi="Consolas"/>
+          <w:sz w:val="15"/>
+        </w:rPr>
+        <w:t>Energy     : cruise 9.7 A, peak 51 A</w:t>
+      </w:r>
+    </w:p>
+    <w:p>
+      <w:r>
+        <w:t>Check that against the propellers actually fitted before they go on.</w:t>
       </w:r>
     </w:p>
     <w:p>

--- a/docs/Odyssey-10-Pro-Drone-System.docx
+++ b/docs/Odyssey-10-Pro-Drone-System.docx
@@ -29,7 +29,7 @@
           <w:i/>
           <w:sz w:val="28"/>
         </w:rPr>
-        <w:t>Engineering Master Specification -- Revision 2.6</w:t>
+        <w:t>Engineering Master Specification -- Revision 2.7</w:t>
       </w:r>
     </w:p>
     <w:p/>
@@ -101,7 +101,7 @@
         <w:t>Document revision:</w:t>
       </w:r>
       <w:r>
-        <w:t xml:space="preserve"> 2.6 — propeller configuration is a build switch</w:t>
+        <w:t xml:space="preserve"> 2.7 — motor and propeller are both build switches</w:t>
       </w:r>
     </w:p>
     <w:p>
@@ -593,6 +593,25 @@
                 <w:sz w:val="18"/>
               </w:rPr>
               <w:t>2810, 52 g each</w:t>
+            </w:r>
+            <w:r>
+              <w:rPr>
+                <w:sz w:val="18"/>
+              </w:rPr>
+              <w:t xml:space="preserve"> (</w:t>
+            </w:r>
+            <w:r>
+              <w:rPr>
+                <w:rFonts w:ascii="Consolas" w:hAnsi="Consolas"/>
+                <w:sz w:val="18"/>
+              </w:rPr>
+              <w:t>MOTOR_CLASS</w:t>
+            </w:r>
+            <w:r>
+              <w:rPr>
+                <w:sz w:val="18"/>
+              </w:rPr>
+              <w:t xml:space="preserve"> switch)</w:t>
             </w:r>
           </w:p>
         </w:tc>
@@ -5740,7 +5759,7 @@
         <w:t>Why the motor changed.</w:t>
       </w:r>
       <w:r>
-        <w:t xml:space="preserve"> Revisions up to 2.2 specified a 3110 — a 31 mm stator, which is a 10–11 inch motor. On a 387 mm 9-inch frame that is over-sized: it carries mass the airframe does not need and runs a propeller below the range the stator was built for. The 2810 class (28 mm stator, about 82% of the stator volume) is the 8–9 inch class and is the correct match.</w:t>
+        <w:t xml:space="preserve"> Revisions up to 2.2 specified a 3110 — a 31 mm stator, which is a 10–11 inch motor. On a 387 mm 9-inch frame that is over-sized: it carries mass the airframe does not need. The 2810 class (28 mm stator, about 82% of the volume) is the 8–9 inch class and is the correct match.</w:t>
       </w:r>
     </w:p>
     <w:p>
@@ -5758,17 +5777,565 @@
       </w:r>
     </w:p>
     <w:p>
-      <w:r>
-        <w:t xml:space="preserve">The result is a lighter aircraft with </w:t>
-      </w:r>
-      <w:r>
-        <w:rPr>
+      <w:pPr>
+        <w:ind w:left="432"/>
+        <w:shd w:val="clear" w:color="auto" w:fill="FFF2CC"/>
+      </w:pPr>
+      <w:r>
+        <w:rPr>
+          <w:b/>
           <w:i/>
         </w:rPr>
+        <w:t>Correction to revision 2.3.</w:t>
+      </w:r>
+      <w:r>
+        <w:rPr>
+          <w:i/>
+        </w:rPr>
+        <w:t xml:space="preserve"> That revision quoted 1300 g for the 3110 and 1400 g for the 2810 on the same propeller — which had the </w:t>
+      </w:r>
+      <w:r>
+        <w:rPr>
+          <w:i/>
+        </w:rPr>
+        <w:t>smaller</w:t>
+      </w:r>
+      <w:r>
+        <w:rPr>
+          <w:i/>
+        </w:rPr>
+        <w:t xml:space="preserve"> stator producing </w:t>
+      </w:r>
+      <w:r>
+        <w:rPr>
+          <w:i/>
+        </w:rPr>
         <w:t>more</w:t>
       </w:r>
       <w:r>
-        <w:t xml:space="preserve"> thrust-to-weight than the 3110 gave on 9-inch propellers, because the mass saved (64 g) matters more at this scale than the modest thrust the larger stator could have delivered on a propeller too small to load it properly.</w:t>
+        <w:rPr>
+          <w:i/>
+        </w:rPr>
+        <w:t xml:space="preserve"> thrust. That is backwards. The 1300 g came from scaling the 10-inch figure down for a smaller propeller; the 1400 g came from asserting the 2810 was "properly matched". Only the first was derived from anything.  The physical picture: at 900 KV on 6S a 9-inch propeller is </w:t>
+      </w:r>
+      <w:r>
+        <w:rPr>
+          <w:b/>
+          <w:i/>
+        </w:rPr>
+        <w:t>prop-limited</w:t>
+      </w:r>
+      <w:r>
+        <w:rPr>
+          <w:i/>
+        </w:rPr>
+        <w:t xml:space="preserve">, not motor-limited, so both stators reach similar thrust. The 3110 holds RPM slightly better under load — about 3% more thrust — and mostly buys </w:t>
+      </w:r>
+      <w:r>
+        <w:rPr>
+          <w:b/>
+          <w:i/>
+        </w:rPr>
+        <w:t>thermal headroom</w:t>
+      </w:r>
+      <w:r>
+        <w:rPr>
+          <w:i/>
+        </w:rPr>
+        <w:t>. It does not buy performance, and it costs 64 g.</w:t>
+      </w:r>
+    </w:p>
+    <w:p>
+      <w:r>
+        <w:t>So the two motors are close to a wash on thrust-to-weight, and the real choice is between mass and thermal margin:</w:t>
+      </w:r>
+    </w:p>
+    <w:tbl>
+      <w:tblPr>
+        <w:tblStyle w:val="TableGrid"/>
+        <w:tblW w:type="auto" w:w="0"/>
+        <w:jc w:val="center"/>
+        <w:tblLayout w:type="autofit"/>
+        <w:tblLook w:firstColumn="1" w:firstRow="1" w:lastColumn="0" w:lastRow="0" w:noHBand="0" w:noVBand="1" w:val="04A0"/>
+      </w:tblPr>
+      <w:tblGrid>
+        <w:gridCol w:w="3312"/>
+        <w:gridCol w:w="3312"/>
+        <w:gridCol w:w="3312"/>
+      </w:tblGrid>
+      <w:tr>
+        <w:trPr>
+          <w:tblHeader w:val="true"/>
+        </w:trPr>
+        <w:tc>
+          <w:tcPr>
+            <w:tcW w:type="dxa" w:w="3312"/>
+            <w:shd w:val="clear" w:color="auto" w:fill="1F3864"/>
+          </w:tcPr>
+          <w:p>
+            <w:pPr>
+              <w:spacing w:after="40" w:before="40"/>
+            </w:pPr>
+            <w:r>
+              <w:rPr>
+                <w:b/>
+                <w:color w:val="FFFFFF"/>
+                <w:sz w:val="18"/>
+              </w:rPr>
+            </w:r>
+          </w:p>
+        </w:tc>
+        <w:tc>
+          <w:tcPr>
+            <w:tcW w:type="dxa" w:w="3312"/>
+            <w:shd w:val="clear" w:color="auto" w:fill="1F3864"/>
+          </w:tcPr>
+          <w:p>
+            <w:pPr>
+              <w:spacing w:after="40" w:before="40"/>
+            </w:pPr>
+            <w:r>
+              <w:rPr>
+                <w:b/>
+                <w:color w:val="FFFFFF"/>
+                <w:sz w:val="18"/>
+              </w:rPr>
+              <w:t>2810</w:t>
+            </w:r>
+          </w:p>
+        </w:tc>
+        <w:tc>
+          <w:tcPr>
+            <w:tcW w:type="dxa" w:w="3312"/>
+            <w:shd w:val="clear" w:color="auto" w:fill="1F3864"/>
+          </w:tcPr>
+          <w:p>
+            <w:pPr>
+              <w:spacing w:after="40" w:before="40"/>
+            </w:pPr>
+            <w:r>
+              <w:rPr>
+                <w:b/>
+                <w:color w:val="FFFFFF"/>
+                <w:sz w:val="18"/>
+              </w:rPr>
+              <w:t>3110</w:t>
+            </w:r>
+          </w:p>
+        </w:tc>
+      </w:tr>
+      <w:tr>
+        <w:tc>
+          <w:tcPr>
+            <w:tcW w:type="dxa" w:w="3312"/>
+          </w:tcPr>
+          <w:p>
+            <w:pPr>
+              <w:spacing w:after="40" w:before="40"/>
+            </w:pPr>
+            <w:r>
+              <w:rPr>
+                <w:sz w:val="18"/>
+              </w:rPr>
+              <w:t>Stator</w:t>
+            </w:r>
+          </w:p>
+        </w:tc>
+        <w:tc>
+          <w:tcPr>
+            <w:tcW w:type="dxa" w:w="3312"/>
+          </w:tcPr>
+          <w:p>
+            <w:pPr>
+              <w:spacing w:after="40" w:before="40"/>
+            </w:pPr>
+            <w:r>
+              <w:rPr>
+                <w:sz w:val="18"/>
+              </w:rPr>
+              <w:t>28 mm</w:t>
+            </w:r>
+          </w:p>
+        </w:tc>
+        <w:tc>
+          <w:tcPr>
+            <w:tcW w:type="dxa" w:w="3312"/>
+          </w:tcPr>
+          <w:p>
+            <w:pPr>
+              <w:spacing w:after="40" w:before="40"/>
+            </w:pPr>
+            <w:r>
+              <w:rPr>
+                <w:sz w:val="18"/>
+              </w:rPr>
+              <w:t>31 mm</w:t>
+            </w:r>
+          </w:p>
+        </w:tc>
+      </w:tr>
+      <w:tr>
+        <w:tc>
+          <w:tcPr>
+            <w:tcW w:type="dxa" w:w="3312"/>
+          </w:tcPr>
+          <w:p>
+            <w:pPr>
+              <w:spacing w:after="40" w:before="40"/>
+            </w:pPr>
+            <w:r>
+              <w:rPr>
+                <w:sz w:val="18"/>
+              </w:rPr>
+              <w:t>Mass each</w:t>
+            </w:r>
+          </w:p>
+        </w:tc>
+        <w:tc>
+          <w:tcPr>
+            <w:tcW w:type="dxa" w:w="3312"/>
+          </w:tcPr>
+          <w:p>
+            <w:pPr>
+              <w:spacing w:after="40" w:before="40"/>
+            </w:pPr>
+            <w:r>
+              <w:rPr>
+                <w:b/>
+                <w:sz w:val="18"/>
+              </w:rPr>
+              <w:t>52 g</w:t>
+            </w:r>
+          </w:p>
+        </w:tc>
+        <w:tc>
+          <w:tcPr>
+            <w:tcW w:type="dxa" w:w="3312"/>
+          </w:tcPr>
+          <w:p>
+            <w:pPr>
+              <w:spacing w:after="40" w:before="40"/>
+            </w:pPr>
+            <w:r>
+              <w:rPr>
+                <w:sz w:val="18"/>
+              </w:rPr>
+              <w:t>68 g</w:t>
+            </w:r>
+          </w:p>
+        </w:tc>
+      </w:tr>
+      <w:tr>
+        <w:tc>
+          <w:tcPr>
+            <w:tcW w:type="dxa" w:w="3312"/>
+          </w:tcPr>
+          <w:p>
+            <w:pPr>
+              <w:spacing w:after="40" w:before="40"/>
+            </w:pPr>
+            <w:r>
+              <w:rPr>
+                <w:sz w:val="18"/>
+              </w:rPr>
+              <w:t>Peak thrust (2-blade)</w:t>
+            </w:r>
+          </w:p>
+        </w:tc>
+        <w:tc>
+          <w:tcPr>
+            <w:tcW w:type="dxa" w:w="3312"/>
+          </w:tcPr>
+          <w:p>
+            <w:pPr>
+              <w:spacing w:after="40" w:before="40"/>
+            </w:pPr>
+            <w:r>
+              <w:rPr>
+                <w:sz w:val="18"/>
+              </w:rPr>
+              <w:t>1230 g</w:t>
+            </w:r>
+          </w:p>
+        </w:tc>
+        <w:tc>
+          <w:tcPr>
+            <w:tcW w:type="dxa" w:w="3312"/>
+          </w:tcPr>
+          <w:p>
+            <w:pPr>
+              <w:spacing w:after="40" w:before="40"/>
+            </w:pPr>
+            <w:r>
+              <w:rPr>
+                <w:b/>
+                <w:sz w:val="18"/>
+              </w:rPr>
+              <w:t>1271 g</w:t>
+            </w:r>
+          </w:p>
+        </w:tc>
+      </w:tr>
+      <w:tr>
+        <w:tc>
+          <w:tcPr>
+            <w:tcW w:type="dxa" w:w="3312"/>
+          </w:tcPr>
+          <w:p>
+            <w:pPr>
+              <w:spacing w:after="40" w:before="40"/>
+            </w:pPr>
+            <w:r>
+              <w:rPr>
+                <w:sz w:val="18"/>
+              </w:rPr>
+              <w:t>All-up weight</w:t>
+            </w:r>
+          </w:p>
+        </w:tc>
+        <w:tc>
+          <w:tcPr>
+            <w:tcW w:type="dxa" w:w="3312"/>
+          </w:tcPr>
+          <w:p>
+            <w:pPr>
+              <w:spacing w:after="40" w:before="40"/>
+            </w:pPr>
+            <w:r>
+              <w:rPr>
+                <w:b/>
+                <w:sz w:val="18"/>
+              </w:rPr>
+              <w:t>1584 g</w:t>
+            </w:r>
+          </w:p>
+        </w:tc>
+        <w:tc>
+          <w:tcPr>
+            <w:tcW w:type="dxa" w:w="3312"/>
+          </w:tcPr>
+          <w:p>
+            <w:pPr>
+              <w:spacing w:after="40" w:before="40"/>
+            </w:pPr>
+            <w:r>
+              <w:rPr>
+                <w:sz w:val="18"/>
+              </w:rPr>
+              <w:t>1648 g</w:t>
+            </w:r>
+          </w:p>
+        </w:tc>
+      </w:tr>
+      <w:tr>
+        <w:tc>
+          <w:tcPr>
+            <w:tcW w:type="dxa" w:w="3312"/>
+          </w:tcPr>
+          <w:p>
+            <w:pPr>
+              <w:spacing w:after="40" w:before="40"/>
+            </w:pPr>
+            <w:r>
+              <w:rPr>
+                <w:sz w:val="18"/>
+              </w:rPr>
+              <w:t>Thrust-to-weight</w:t>
+            </w:r>
+          </w:p>
+        </w:tc>
+        <w:tc>
+          <w:tcPr>
+            <w:tcW w:type="dxa" w:w="3312"/>
+          </w:tcPr>
+          <w:p>
+            <w:pPr>
+              <w:spacing w:after="40" w:before="40"/>
+            </w:pPr>
+            <w:r>
+              <w:rPr>
+                <w:b/>
+                <w:sz w:val="18"/>
+              </w:rPr>
+              <w:t>3.11:1</w:t>
+            </w:r>
+          </w:p>
+        </w:tc>
+        <w:tc>
+          <w:tcPr>
+            <w:tcW w:type="dxa" w:w="3312"/>
+          </w:tcPr>
+          <w:p>
+            <w:pPr>
+              <w:spacing w:after="40" w:before="40"/>
+            </w:pPr>
+            <w:r>
+              <w:rPr>
+                <w:sz w:val="18"/>
+              </w:rPr>
+              <w:t>3.08:1</w:t>
+            </w:r>
+          </w:p>
+        </w:tc>
+      </w:tr>
+      <w:tr>
+        <w:tc>
+          <w:tcPr>
+            <w:tcW w:type="dxa" w:w="3312"/>
+          </w:tcPr>
+          <w:p>
+            <w:pPr>
+              <w:spacing w:after="40" w:before="40"/>
+            </w:pPr>
+            <w:r>
+              <w:rPr>
+                <w:sz w:val="18"/>
+              </w:rPr>
+              <w:t>Cruise current</w:t>
+            </w:r>
+          </w:p>
+        </w:tc>
+        <w:tc>
+          <w:tcPr>
+            <w:tcW w:type="dxa" w:w="3312"/>
+          </w:tcPr>
+          <w:p>
+            <w:pPr>
+              <w:spacing w:after="40" w:before="40"/>
+            </w:pPr>
+            <w:r>
+              <w:rPr>
+                <w:b/>
+                <w:sz w:val="18"/>
+              </w:rPr>
+              <w:t>9.7 A</w:t>
+            </w:r>
+          </w:p>
+        </w:tc>
+        <w:tc>
+          <w:tcPr>
+            <w:tcW w:type="dxa" w:w="3312"/>
+          </w:tcPr>
+          <w:p>
+            <w:pPr>
+              <w:spacing w:after="40" w:before="40"/>
+            </w:pPr>
+            <w:r>
+              <w:rPr>
+                <w:sz w:val="18"/>
+              </w:rPr>
+              <w:t>10.1 A</w:t>
+            </w:r>
+          </w:p>
+        </w:tc>
+      </w:tr>
+      <w:tr>
+        <w:tc>
+          <w:tcPr>
+            <w:tcW w:type="dxa" w:w="3312"/>
+          </w:tcPr>
+          <w:p>
+            <w:pPr>
+              <w:spacing w:after="40" w:before="40"/>
+            </w:pPr>
+            <w:r>
+              <w:rPr>
+                <w:sz w:val="18"/>
+              </w:rPr>
+              <w:t>One-way range</w:t>
+            </w:r>
+          </w:p>
+        </w:tc>
+        <w:tc>
+          <w:tcPr>
+            <w:tcW w:type="dxa" w:w="3312"/>
+          </w:tcPr>
+          <w:p>
+            <w:pPr>
+              <w:spacing w:after="40" w:before="40"/>
+            </w:pPr>
+            <w:r>
+              <w:rPr>
+                <w:b/>
+                <w:sz w:val="18"/>
+              </w:rPr>
+              <w:t>16.0 km</w:t>
+            </w:r>
+          </w:p>
+        </w:tc>
+        <w:tc>
+          <w:tcPr>
+            <w:tcW w:type="dxa" w:w="3312"/>
+          </w:tcPr>
+          <w:p>
+            <w:pPr>
+              <w:spacing w:after="40" w:before="40"/>
+            </w:pPr>
+            <w:r>
+              <w:rPr>
+                <w:sz w:val="18"/>
+              </w:rPr>
+              <w:t>15.4 km</w:t>
+            </w:r>
+          </w:p>
+        </w:tc>
+      </w:tr>
+      <w:tr>
+        <w:tc>
+          <w:tcPr>
+            <w:tcW w:type="dxa" w:w="3312"/>
+          </w:tcPr>
+          <w:p>
+            <w:pPr>
+              <w:spacing w:after="40" w:before="40"/>
+            </w:pPr>
+            <w:r>
+              <w:rPr>
+                <w:sz w:val="18"/>
+              </w:rPr>
+              <w:t>Thermal headroom</w:t>
+            </w:r>
+          </w:p>
+        </w:tc>
+        <w:tc>
+          <w:tcPr>
+            <w:tcW w:type="dxa" w:w="3312"/>
+          </w:tcPr>
+          <w:p>
+            <w:pPr>
+              <w:spacing w:after="40" w:before="40"/>
+            </w:pPr>
+            <w:r>
+              <w:rPr>
+                <w:sz w:val="18"/>
+              </w:rPr>
+              <w:t>adequate</w:t>
+            </w:r>
+          </w:p>
+        </w:tc>
+        <w:tc>
+          <w:tcPr>
+            <w:tcW w:type="dxa" w:w="3312"/>
+          </w:tcPr>
+          <w:p>
+            <w:pPr>
+              <w:spacing w:after="40" w:before="40"/>
+            </w:pPr>
+            <w:r>
+              <w:rPr>
+                <w:b/>
+                <w:sz w:val="18"/>
+              </w:rPr>
+              <w:t>better</w:t>
+            </w:r>
+          </w:p>
+        </w:tc>
+      </w:tr>
+    </w:tbl>
+    <w:p/>
+    <w:p>
+      <w:r>
+        <w:t>The 2810 is the default. Choose the 3110 if you fly long hovering missions in warm weather, or if a thrust-stand run shows the 2810 running hot — 0.6 km of range is a fair price for margin you have measured a need for.</w:t>
       </w:r>
     </w:p>
     <w:p>
@@ -7022,10 +7589,10 @@
         <w:rPr>
           <w:b/>
         </w:rPr>
-        <w:t>Switching is one build flag.</w:t>
-      </w:r>
-      <w:r>
-        <w:t xml:space="preserve"> Blade count changes seven constants, so it is a compile-time switch rather than a set of edits:</w:t>
+        <w:t>Both are build switches.</w:t>
+      </w:r>
+      <w:r>
+        <w:t xml:space="preserve"> Motor class and blade count each change several coupled constants, so they are compile-time switches rather than sets of edits:</w:t>
       </w:r>
     </w:p>
     <w:p>
@@ -7038,7 +7605,7 @@
           <w:rFonts w:ascii="Consolas" w:hAnsi="Consolas"/>
           <w:sz w:val="15"/>
         </w:rPr>
-        <w:t>pio run -e odyssey-fc                          # 2-blade, the default</w:t>
+        <w:t>pio run -e odyssey-fc                                      # 2810 + 2-blade, default</w:t>
       </w:r>
     </w:p>
     <w:p>
@@ -7051,58 +7618,79 @@
           <w:rFonts w:ascii="Consolas" w:hAnsi="Consolas"/>
           <w:sz w:val="15"/>
         </w:rPr>
-        <w:t>pio run -e odyssey-fc -- -DPROP_BLADES=3       # 3-blade</w:t>
-      </w:r>
-    </w:p>
-    <w:p>
+        <w:t>pio run -e odyssey-fc -- -DPROP_BLADES=3                   # 2810 + 3-blade</w:t>
+      </w:r>
+    </w:p>
+    <w:p>
+      <w:pPr>
+        <w:pStyle w:val="OdysseyCode"/>
+        <w:shd w:val="clear" w:color="auto" w:fill="F2F2F2"/>
+      </w:pPr>
+      <w:r>
+        <w:rPr>
+          <w:rFonts w:ascii="Consolas" w:hAnsi="Consolas"/>
+          <w:sz w:val="15"/>
+        </w:rPr>
+        <w:t>pio run -e odyssey-fc -- -DMOTOR_CLASS=MOTOR_3110          # 3110 + 2-blade</w:t>
+      </w:r>
+    </w:p>
+    <w:p>
+      <w:pPr>
+        <w:pStyle w:val="OdysseyCode"/>
+        <w:shd w:val="clear" w:color="auto" w:fill="F2F2F2"/>
+      </w:pPr>
+      <w:r>
+        <w:rPr>
+          <w:rFonts w:ascii="Consolas" w:hAnsi="Consolas"/>
+          <w:sz w:val="15"/>
+        </w:rPr>
+        <w:t>pio run -e odyssey-fc -- -DMOTOR_CLASS=MOTOR_3110 -DPROP_BLADES=3</w:t>
+      </w:r>
+    </w:p>
+    <w:p>
+      <w:r>
+        <w:t xml:space="preserve">All four combinations are characterised, build, and pass the host tests. Anything else stops the build with an </w:t>
+      </w:r>
       <w:r>
         <w:rPr>
           <w:rFonts w:ascii="Consolas" w:hAnsi="Consolas"/>
           <w:sz w:val="19"/>
         </w:rPr>
-        <w:t>PROP_BLADES</w:t>
-      </w:r>
-      <w:r>
-        <w:t xml:space="preserve"> in </w:t>
-      </w:r>
+        <w:t>#error</w:t>
+      </w:r>
+      <w:r>
+        <w:t>.</w:t>
+      </w:r>
+    </w:p>
+    <w:p>
       <w:r>
         <w:rPr>
           <w:rFonts w:ascii="Consolas" w:hAnsi="Consolas"/>
           <w:sz w:val="19"/>
         </w:rPr>
-        <w:t>config.h</w:t>
-      </w:r>
-      <w:r>
-        <w:t xml:space="preserve"> selects everything downstream — propeller mass, peak thrust, all-up weight, gyro notch centre, cruise current, power loading and peak pack current. Setting it to anything other than 2 or 3 stops the build with an </w:t>
+        <w:t>PROP_BLADES</w:t>
+      </w:r>
+      <w:r>
+        <w:t xml:space="preserve"> supplies the per-propeller figures — mass, base thrust, notch centre, power loading. </w:t>
       </w:r>
       <w:r>
         <w:rPr>
           <w:rFonts w:ascii="Consolas" w:hAnsi="Consolas"/>
           <w:sz w:val="19"/>
         </w:rPr>
-        <w:t>#error</w:t>
-      </w:r>
-      <w:r>
-        <w:t>, because no other blade count has been characterised.</w:t>
-      </w:r>
-    </w:p>
-    <w:p>
-      <w:r>
-        <w:t xml:space="preserve">This is a switch rather than documentation because the constants are </w:t>
+        <w:t>MOTOR_CLASS</w:t>
+      </w:r>
+      <w:r>
+        <w:t xml:space="preserve"> supplies the per-motor figures — mass and thrust factor. All-up weight, peak thrust, peak current and cruise current are then </w:t>
       </w:r>
       <w:r>
         <w:rPr>
           <w:b/>
         </w:rPr>
-        <w:t>coupled</w:t>
-      </w:r>
-      <w:r>
-        <w:t>, and the coupling is not obvious. Changing thrust and weight but forgetting the notch would leave the filter attenuating empty spectrum while still adding phase lag in the control band — worse than having no notch at all, and invisible until the aircraft flies badly for no apparent reason. Section 8.3 explains why a 120 Hz notch does essentially nothing for the 104 Hz peak three blades produce.</w:t>
-      </w:r>
-    </w:p>
-    <w:p>
-      <w:r>
-        <w:t>Two constants accept an override, because measurement should beat a model:</w:t>
+        <w:t>derived</w:t>
+      </w:r>
+      <w:r>
+        <w:t xml:space="preserve"> from both:</w:t>
       </w:r>
     </w:p>
     <w:p>
@@ -7115,7 +7703,7 @@
           <w:rFonts w:ascii="Consolas" w:hAnsi="Consolas"/>
           <w:sz w:val="15"/>
         </w:rPr>
-        <w:t>-DNOTCH_CENTER_HZ=108.0f     # after reading the real peak off a BlackBox trace</w:t>
+        <w:t>AIRFRAME_AUW_G     = base dry + 4 x motor mass + 4 x prop mass + payload reserve</w:t>
       </w:r>
     </w:p>
     <w:p>
@@ -7128,22 +7716,95 @@
           <w:rFonts w:ascii="Consolas" w:hAnsi="Consolas"/>
           <w:sz w:val="15"/>
         </w:rPr>
-        <w:t>-DAIRFRAME_AUW_G=1750.0f     # after adding payload</w:t>
-      </w:r>
-    </w:p>
-    <w:p>
-      <w:r>
-        <w:t xml:space="preserve">Compile-time assertions catch an incoherent combination — a thrust-to-weight ratio below 2:1, a notch outside any plausible motor-noise band, an implausible all-up weight — and </w:t>
+        <w:t>MOTOR_MAX_THRUST_G = prop base thrust x motor thrust factor</w:t>
+      </w:r>
+    </w:p>
+    <w:p>
+      <w:pPr>
+        <w:pStyle w:val="OdysseyCode"/>
+        <w:shd w:val="clear" w:color="auto" w:fill="F2F2F2"/>
+      </w:pPr>
+      <w:r>
+        <w:rPr>
+          <w:rFonts w:ascii="Consolas" w:hAnsi="Consolas"/>
+          <w:sz w:val="15"/>
+        </w:rPr>
+        <w:t>CRUISE_CURRENT_A   = (AUW / power loading + avionics W) x cruise factor / pack V</w:t>
+      </w:r>
+    </w:p>
+    <w:p>
+      <w:r>
+        <w:t xml:space="preserve">Tabulating two motors by two propellers would be four sets of numbers and four chances to mistype one. Deriving them also means an </w:t>
       </w:r>
       <w:r>
         <w:rPr>
           <w:rFonts w:ascii="Consolas" w:hAnsi="Consolas"/>
           <w:sz w:val="19"/>
         </w:rPr>
+        <w:t>AIRFRAME_AUW_G</w:t>
+      </w:r>
+      <w:r>
+        <w:t xml:space="preserve"> override for payload flows through to the cruise current automatically, which matters because that constant sizes the return-to-home reserve.</w:t>
+      </w:r>
+    </w:p>
+    <w:p>
+      <w:r>
+        <w:t xml:space="preserve">This is a switch rather than documentation because the constants are </w:t>
+      </w:r>
+      <w:r>
+        <w:rPr>
+          <w:b/>
+        </w:rPr>
+        <w:t>coupled</w:t>
+      </w:r>
+      <w:r>
+        <w:t>, and the coupling is not obvious. Changing thrust and weight but forgetting the notch would leave the filter attenuating empty spectrum while still adding phase lag in the control band — worse than having no notch at all, and invisible until the aircraft flies badly for no apparent reason. Section 8.3 explains why a 120 Hz notch does essentially nothing for the 104 Hz peak three blades produce.</w:t>
+      </w:r>
+    </w:p>
+    <w:p>
+      <w:r>
+        <w:t>Two constants accept an override, because measurement should beat a model:</w:t>
+      </w:r>
+    </w:p>
+    <w:p>
+      <w:pPr>
+        <w:pStyle w:val="OdysseyCode"/>
+        <w:shd w:val="clear" w:color="auto" w:fill="F2F2F2"/>
+      </w:pPr>
+      <w:r>
+        <w:rPr>
+          <w:rFonts w:ascii="Consolas" w:hAnsi="Consolas"/>
+          <w:sz w:val="15"/>
+        </w:rPr>
+        <w:t>-DNOTCH_CENTER_HZ=108.0f     # after reading the real peak off a BlackBox trace</w:t>
+      </w:r>
+    </w:p>
+    <w:p>
+      <w:pPr>
+        <w:pStyle w:val="OdysseyCode"/>
+        <w:shd w:val="clear" w:color="auto" w:fill="F2F2F2"/>
+      </w:pPr>
+      <w:r>
+        <w:rPr>
+          <w:rFonts w:ascii="Consolas" w:hAnsi="Consolas"/>
+          <w:sz w:val="15"/>
+        </w:rPr>
+        <w:t>-DAIRFRAME_AUW_G=1750.0f     # after adding payload</w:t>
+      </w:r>
+    </w:p>
+    <w:p>
+      <w:r>
+        <w:t xml:space="preserve">Compile-time assertions catch an incoherent combination — a thrust-to-weight ratio below 2:1, a notch outside any plausible motor-noise band, an implausible all-up weight or motor mass. </w:t>
+      </w:r>
+      <w:r>
+        <w:rPr>
+          <w:rFonts w:ascii="Consolas" w:hAnsi="Consolas"/>
+          <w:sz w:val="19"/>
+        </w:rPr>
         <w:t>tools/check_consistency.py</w:t>
       </w:r>
       <w:r>
-        <w:t xml:space="preserve"> verifies that both configurations stay distinct and that the default is still 2-blade.</w:t>
+        <w:t xml:space="preserve"> goes further: it resolves all four builds through the real C preprocessor and checks that each constant actually varies on the axis it should, in the right direction, and that the default is still 2810 + 2-blade. It also rejects a 3110 modelled at more than 10% extra thrust, because that would mean the revision 2.3 error had crept back in.</w:t>
       </w:r>
     </w:p>
     <w:p>
@@ -7155,6 +7816,19 @@
       </w:r>
       <w:r>
         <w:t>, because two builds are otherwise indistinguishable once flashed:</w:t>
+      </w:r>
+    </w:p>
+    <w:p>
+      <w:pPr>
+        <w:pStyle w:val="OdysseyCode"/>
+        <w:shd w:val="clear" w:color="auto" w:fill="F2F2F2"/>
+      </w:pPr>
+      <w:r>
+        <w:rPr>
+          <w:rFonts w:ascii="Consolas" w:hAnsi="Consolas"/>
+          <w:sz w:val="15"/>
+        </w:rPr>
+        <w:t>Motors     : 2810 (28 mm stator)  (52 g each)</w:t>
       </w:r>
     </w:p>
     <w:p>

--- a/docs/Odyssey-10-Pro-Drone-System.docx
+++ b/docs/Odyssey-10-Pro-Drone-System.docx
@@ -29,7 +29,7 @@
           <w:i/>
           <w:sz w:val="28"/>
         </w:rPr>
-        <w:t>Engineering Master Specification -- Revision 2.7</w:t>
+        <w:t>Engineering Master Specification -- Revision 2.8</w:t>
       </w:r>
     </w:p>
     <w:p/>
@@ -41,7 +41,7 @@
         <w:rPr>
           <w:sz w:val="21"/>
         </w:rPr>
-        <w:t>Odyssey-10 Pro | 9-inch long-range autonomous quadcopter | ESP32-P4 avionics</w:t>
+        <w:t>Odyssey-10 Pro | 7/9/10-inch long-range autonomous quadcopter | ESP32-P4 avionics</w:t>
       </w:r>
     </w:p>
     <w:p>
@@ -101,7 +101,7 @@
         <w:t>Document revision:</w:t>
       </w:r>
       <w:r>
-        <w:t xml:space="preserve"> 2.7 — motor and propeller are both build switches</w:t>
+        <w:t xml:space="preserve"> 2.8 — frame, motor and propeller are all build switches</w:t>
       </w:r>
     </w:p>
     <w:p>
@@ -7589,10 +7589,10 @@
         <w:rPr>
           <w:b/>
         </w:rPr>
-        <w:t>Both are build switches.</w:t>
-      </w:r>
-      <w:r>
-        <w:t xml:space="preserve"> Motor class and blade count each change several coupled constants, so they are compile-time switches rather than sets of edits:</w:t>
+        <w:t>Three build switches.</w:t>
+      </w:r>
+      <w:r>
+        <w:t xml:space="preserve"> Frame size, motor class and blade count each change several coupled constants, so they are compile-time switches rather than sets of edits:</w:t>
       </w:r>
     </w:p>
     <w:p>
@@ -7605,7 +7605,7 @@
           <w:rFonts w:ascii="Consolas" w:hAnsi="Consolas"/>
           <w:sz w:val="15"/>
         </w:rPr>
-        <w:t>pio run -e odyssey-fc                                      # 2810 + 2-blade, default</w:t>
+        <w:t>pio run -e odyssey-fc                                       # 9-inch, 2810, 2-blade</w:t>
       </w:r>
     </w:p>
     <w:p>
@@ -7618,7 +7618,7 @@
           <w:rFonts w:ascii="Consolas" w:hAnsi="Consolas"/>
           <w:sz w:val="15"/>
         </w:rPr>
-        <w:t>pio run -e odyssey-fc -- -DPROP_BLADES=3                   # 2810 + 3-blade</w:t>
+        <w:t>pio run -e odyssey-fc -- -DFRAME_SIZE_IN=7</w:t>
       </w:r>
     </w:p>
     <w:p>
@@ -7631,7 +7631,569 @@
           <w:rFonts w:ascii="Consolas" w:hAnsi="Consolas"/>
           <w:sz w:val="15"/>
         </w:rPr>
-        <w:t>pio run -e odyssey-fc -- -DMOTOR_CLASS=MOTOR_3110          # 3110 + 2-blade</w:t>
+        <w:t>pio run -e odyssey-fc -- -DFRAME_SIZE_IN=10 -DMOTOR_CLASS=MOTOR_3115 -DPROP_BLADES=3</w:t>
+      </w:r>
+    </w:p>
+    <w:tbl>
+      <w:tblPr>
+        <w:tblStyle w:val="TableGrid"/>
+        <w:tblW w:type="auto" w:w="0"/>
+        <w:jc w:val="center"/>
+        <w:tblLayout w:type="autofit"/>
+        <w:tblLook w:firstColumn="1" w:firstRow="1" w:lastColumn="0" w:lastRow="0" w:noHBand="0" w:noVBand="1" w:val="04A0"/>
+      </w:tblPr>
+      <w:tblGrid>
+        <w:gridCol w:w="1656"/>
+        <w:gridCol w:w="1656"/>
+        <w:gridCol w:w="1656"/>
+        <w:gridCol w:w="1656"/>
+        <w:gridCol w:w="1656"/>
+        <w:gridCol w:w="1656"/>
+      </w:tblGrid>
+      <w:tr>
+        <w:trPr>
+          <w:tblHeader w:val="true"/>
+        </w:trPr>
+        <w:tc>
+          <w:tcPr>
+            <w:tcW w:type="dxa" w:w="1656"/>
+            <w:shd w:val="clear" w:color="auto" w:fill="1F3864"/>
+          </w:tcPr>
+          <w:p>
+            <w:pPr>
+              <w:spacing w:after="40" w:before="40"/>
+            </w:pPr>
+            <w:r>
+              <w:rPr>
+                <w:b/>
+                <w:color w:val="FFFFFF"/>
+                <w:sz w:val="18"/>
+              </w:rPr>
+              <w:t>Frame</w:t>
+            </w:r>
+          </w:p>
+        </w:tc>
+        <w:tc>
+          <w:tcPr>
+            <w:tcW w:type="dxa" w:w="1656"/>
+            <w:shd w:val="clear" w:color="auto" w:fill="1F3864"/>
+          </w:tcPr>
+          <w:p>
+            <w:pPr>
+              <w:spacing w:after="40" w:before="40"/>
+            </w:pPr>
+            <w:r>
+              <w:rPr>
+                <w:b/>
+                <w:color w:val="FFFFFF"/>
+                <w:sz w:val="18"/>
+              </w:rPr>
+              <w:t>Motors</w:t>
+            </w:r>
+          </w:p>
+        </w:tc>
+        <w:tc>
+          <w:tcPr>
+            <w:tcW w:type="dxa" w:w="1656"/>
+            <w:shd w:val="clear" w:color="auto" w:fill="1F3864"/>
+          </w:tcPr>
+          <w:p>
+            <w:pPr>
+              <w:spacing w:after="40" w:before="40"/>
+            </w:pPr>
+            <w:r>
+              <w:rPr>
+                <w:b/>
+                <w:color w:val="FFFFFF"/>
+                <w:sz w:val="18"/>
+              </w:rPr>
+              <w:t>Default</w:t>
+            </w:r>
+          </w:p>
+        </w:tc>
+        <w:tc>
+          <w:tcPr>
+            <w:tcW w:type="dxa" w:w="1656"/>
+            <w:shd w:val="clear" w:color="auto" w:fill="1F3864"/>
+          </w:tcPr>
+          <w:p>
+            <w:pPr>
+              <w:spacing w:after="40" w:before="40"/>
+            </w:pPr>
+            <w:r>
+              <w:rPr>
+                <w:b/>
+                <w:color w:val="FFFFFF"/>
+                <w:sz w:val="18"/>
+              </w:rPr>
+              <w:t>Wheelbase</w:t>
+            </w:r>
+          </w:p>
+        </w:tc>
+        <w:tc>
+          <w:tcPr>
+            <w:tcW w:type="dxa" w:w="1656"/>
+            <w:shd w:val="clear" w:color="auto" w:fill="1F3864"/>
+          </w:tcPr>
+          <w:p>
+            <w:pPr>
+              <w:spacing w:after="40" w:before="40"/>
+            </w:pPr>
+            <w:r>
+              <w:rPr>
+                <w:b/>
+                <w:color w:val="FFFFFF"/>
+                <w:sz w:val="18"/>
+              </w:rPr>
+              <w:t>Loop</w:t>
+            </w:r>
+          </w:p>
+        </w:tc>
+        <w:tc>
+          <w:tcPr>
+            <w:tcW w:type="dxa" w:w="1656"/>
+            <w:shd w:val="clear" w:color="auto" w:fill="1F3864"/>
+          </w:tcPr>
+          <w:p>
+            <w:pPr>
+              <w:spacing w:after="40" w:before="40"/>
+            </w:pPr>
+            <w:r>
+              <w:rPr>
+                <w:b/>
+                <w:color w:val="FFFFFF"/>
+                <w:sz w:val="18"/>
+              </w:rPr>
+              <w:t>Notch (2b / 3b)</w:t>
+            </w:r>
+          </w:p>
+        </w:tc>
+      </w:tr>
+      <w:tr>
+        <w:tc>
+          <w:tcPr>
+            <w:tcW w:type="dxa" w:w="1656"/>
+          </w:tcPr>
+          <w:p>
+            <w:pPr>
+              <w:spacing w:after="40" w:before="40"/>
+            </w:pPr>
+            <w:r>
+              <w:rPr>
+                <w:sz w:val="18"/>
+              </w:rPr>
+              <w:t>7-inch</w:t>
+            </w:r>
+          </w:p>
+        </w:tc>
+        <w:tc>
+          <w:tcPr>
+            <w:tcW w:type="dxa" w:w="1656"/>
+          </w:tcPr>
+          <w:p>
+            <w:pPr>
+              <w:spacing w:after="40" w:before="40"/>
+            </w:pPr>
+            <w:r>
+              <w:rPr>
+                <w:sz w:val="18"/>
+              </w:rPr>
+              <w:t>2807</w:t>
+            </w:r>
+          </w:p>
+        </w:tc>
+        <w:tc>
+          <w:tcPr>
+            <w:tcW w:type="dxa" w:w="1656"/>
+          </w:tcPr>
+          <w:p>
+            <w:pPr>
+              <w:spacing w:after="40" w:before="40"/>
+            </w:pPr>
+            <w:r>
+              <w:rPr>
+                <w:sz w:val="18"/>
+              </w:rPr>
+              <w:t>2807</w:t>
+            </w:r>
+          </w:p>
+        </w:tc>
+        <w:tc>
+          <w:tcPr>
+            <w:tcW w:type="dxa" w:w="1656"/>
+          </w:tcPr>
+          <w:p>
+            <w:pPr>
+              <w:spacing w:after="40" w:before="40"/>
+            </w:pPr>
+            <w:r>
+              <w:rPr>
+                <w:sz w:val="18"/>
+              </w:rPr>
+              <w:t>295 mm</w:t>
+            </w:r>
+          </w:p>
+        </w:tc>
+        <w:tc>
+          <w:tcPr>
+            <w:tcW w:type="dxa" w:w="1656"/>
+          </w:tcPr>
+          <w:p>
+            <w:pPr>
+              <w:spacing w:after="40" w:before="40"/>
+            </w:pPr>
+            <w:r>
+              <w:rPr>
+                <w:sz w:val="18"/>
+              </w:rPr>
+              <w:t>1000 Hz</w:t>
+            </w:r>
+          </w:p>
+        </w:tc>
+        <w:tc>
+          <w:tcPr>
+            <w:tcW w:type="dxa" w:w="1656"/>
+          </w:tcPr>
+          <w:p>
+            <w:pPr>
+              <w:spacing w:after="40" w:before="40"/>
+            </w:pPr>
+            <w:r>
+              <w:rPr>
+                <w:sz w:val="18"/>
+              </w:rPr>
+              <w:t>180 / 150 Hz</w:t>
+            </w:r>
+          </w:p>
+        </w:tc>
+      </w:tr>
+      <w:tr>
+        <w:tc>
+          <w:tcPr>
+            <w:tcW w:type="dxa" w:w="1656"/>
+          </w:tcPr>
+          <w:p>
+            <w:pPr>
+              <w:spacing w:after="40" w:before="40"/>
+            </w:pPr>
+            <w:r>
+              <w:rPr>
+                <w:b/>
+                <w:sz w:val="18"/>
+              </w:rPr>
+              <w:t>9-inch</w:t>
+            </w:r>
+          </w:p>
+        </w:tc>
+        <w:tc>
+          <w:tcPr>
+            <w:tcW w:type="dxa" w:w="1656"/>
+          </w:tcPr>
+          <w:p>
+            <w:pPr>
+              <w:spacing w:after="40" w:before="40"/>
+            </w:pPr>
+            <w:r>
+              <w:rPr>
+                <w:sz w:val="18"/>
+              </w:rPr>
+              <w:t>2810, 3110</w:t>
+            </w:r>
+          </w:p>
+        </w:tc>
+        <w:tc>
+          <w:tcPr>
+            <w:tcW w:type="dxa" w:w="1656"/>
+          </w:tcPr>
+          <w:p>
+            <w:pPr>
+              <w:spacing w:after="40" w:before="40"/>
+            </w:pPr>
+            <w:r>
+              <w:rPr>
+                <w:b/>
+                <w:sz w:val="18"/>
+              </w:rPr>
+              <w:t>2810</w:t>
+            </w:r>
+          </w:p>
+        </w:tc>
+        <w:tc>
+          <w:tcPr>
+            <w:tcW w:type="dxa" w:w="1656"/>
+          </w:tcPr>
+          <w:p>
+            <w:pPr>
+              <w:spacing w:after="40" w:before="40"/>
+            </w:pPr>
+            <w:r>
+              <w:rPr>
+                <w:sz w:val="18"/>
+              </w:rPr>
+              <w:t>387 mm</w:t>
+            </w:r>
+          </w:p>
+        </w:tc>
+        <w:tc>
+          <w:tcPr>
+            <w:tcW w:type="dxa" w:w="1656"/>
+          </w:tcPr>
+          <w:p>
+            <w:pPr>
+              <w:spacing w:after="40" w:before="40"/>
+            </w:pPr>
+            <w:r>
+              <w:rPr>
+                <w:sz w:val="18"/>
+              </w:rPr>
+              <w:t>500 Hz</w:t>
+            </w:r>
+          </w:p>
+        </w:tc>
+        <w:tc>
+          <w:tcPr>
+            <w:tcW w:type="dxa" w:w="1656"/>
+          </w:tcPr>
+          <w:p>
+            <w:pPr>
+              <w:spacing w:after="40" w:before="40"/>
+            </w:pPr>
+            <w:r>
+              <w:rPr>
+                <w:b/>
+                <w:sz w:val="18"/>
+              </w:rPr>
+              <w:t>120</w:t>
+            </w:r>
+            <w:r>
+              <w:rPr>
+                <w:sz w:val="18"/>
+              </w:rPr>
+              <w:t xml:space="preserve"> / 100 Hz</w:t>
+            </w:r>
+          </w:p>
+        </w:tc>
+      </w:tr>
+      <w:tr>
+        <w:tc>
+          <w:tcPr>
+            <w:tcW w:type="dxa" w:w="1656"/>
+          </w:tcPr>
+          <w:p>
+            <w:pPr>
+              <w:spacing w:after="40" w:before="40"/>
+            </w:pPr>
+            <w:r>
+              <w:rPr>
+                <w:sz w:val="18"/>
+              </w:rPr>
+              <w:t>10-inch</w:t>
+            </w:r>
+          </w:p>
+        </w:tc>
+        <w:tc>
+          <w:tcPr>
+            <w:tcW w:type="dxa" w:w="1656"/>
+          </w:tcPr>
+          <w:p>
+            <w:pPr>
+              <w:spacing w:after="40" w:before="40"/>
+            </w:pPr>
+            <w:r>
+              <w:rPr>
+                <w:sz w:val="18"/>
+              </w:rPr>
+              <w:t>3110, 3115</w:t>
+            </w:r>
+          </w:p>
+        </w:tc>
+        <w:tc>
+          <w:tcPr>
+            <w:tcW w:type="dxa" w:w="1656"/>
+          </w:tcPr>
+          <w:p>
+            <w:pPr>
+              <w:spacing w:after="40" w:before="40"/>
+            </w:pPr>
+            <w:r>
+              <w:rPr>
+                <w:sz w:val="18"/>
+              </w:rPr>
+              <w:t>3115</w:t>
+            </w:r>
+          </w:p>
+        </w:tc>
+        <w:tc>
+          <w:tcPr>
+            <w:tcW w:type="dxa" w:w="1656"/>
+          </w:tcPr>
+          <w:p>
+            <w:pPr>
+              <w:spacing w:after="40" w:before="40"/>
+            </w:pPr>
+            <w:r>
+              <w:rPr>
+                <w:sz w:val="18"/>
+              </w:rPr>
+              <w:t>430 mm</w:t>
+            </w:r>
+          </w:p>
+        </w:tc>
+        <w:tc>
+          <w:tcPr>
+            <w:tcW w:type="dxa" w:w="1656"/>
+          </w:tcPr>
+          <w:p>
+            <w:pPr>
+              <w:spacing w:after="40" w:before="40"/>
+            </w:pPr>
+            <w:r>
+              <w:rPr>
+                <w:sz w:val="18"/>
+              </w:rPr>
+              <w:t>500 Hz</w:t>
+            </w:r>
+          </w:p>
+        </w:tc>
+        <w:tc>
+          <w:tcPr>
+            <w:tcW w:type="dxa" w:w="1656"/>
+          </w:tcPr>
+          <w:p>
+            <w:pPr>
+              <w:spacing w:after="40" w:before="40"/>
+            </w:pPr>
+            <w:r>
+              <w:rPr>
+                <w:sz w:val="18"/>
+              </w:rPr>
+              <w:t>105 / 90 Hz</w:t>
+            </w:r>
+          </w:p>
+        </w:tc>
+      </w:tr>
+    </w:tbl>
+    <w:p/>
+    <w:p>
+      <w:r>
+        <w:t>Ten combinations, all building and passing the host tests. Invalid pairings stop the build with a specific message — a 2807 on a 10-inch frame is under-stator'd and a 3115 on a 7-inch is dead weight, so neither is offered.</w:t>
+      </w:r>
+    </w:p>
+    <w:p>
+      <w:pPr>
+        <w:ind w:left="432"/>
+        <w:shd w:val="clear" w:color="auto" w:fill="FFF2CC"/>
+      </w:pPr>
+      <w:r>
+        <w:rPr>
+          <w:b/>
+          <w:i/>
+        </w:rPr>
+        <w:t>A 5-inch airframe was investigated and deliberately excluded.</w:t>
+      </w:r>
+      <w:r>
+        <w:rPr>
+          <w:i/>
+        </w:rPr>
+        <w:t xml:space="preserve"> Its hover fundamental lands near 265 Hz, which needs a loop rate above the MPU-6050's 1 kHz output ceiling to filter honestly. The hardware cannot do it, and shipping a configuration whose notch would chase an alias is worse than declining.</w:t>
+      </w:r>
+    </w:p>
+    <w:p>
+      <w:pPr>
+        <w:ind w:left="432"/>
+        <w:shd w:val="clear" w:color="auto" w:fill="FFF2CC"/>
+      </w:pPr>
+      <w:r>
+        <w:rPr>
+          <w:b/>
+          <w:i/>
+        </w:rPr>
+        <w:t>Characterisation status.</w:t>
+      </w:r>
+      <w:r>
+        <w:rPr>
+          <w:i/>
+        </w:rPr>
+        <w:t xml:space="preserve"> Only the 9-inch / 2810 / 2-blade configuration is backed by an itemised BOM and the analysis in this document. The 7-inch and 10-inch parameter sets are </w:t>
+      </w:r>
+      <w:r>
+        <w:rPr>
+          <w:b/>
+          <w:i/>
+        </w:rPr>
+        <w:t>modelled</w:t>
+      </w:r>
+      <w:r>
+        <w:rPr>
+          <w:i/>
+        </w:rPr>
+        <w:t xml:space="preserve">, scaled from that anchor by momentum theory and disc loading. They are coherent and they are a reasonable starting point, but nobody has flown them. Treat every figure in a non-default build as a hypothesis for the thrust stand, and expect the PID gains to need tuning — </w:t>
+      </w:r>
+      <w:r>
+        <w:rPr>
+          <w:rFonts w:ascii="Consolas" w:hAnsi="Consolas"/>
+          <w:i/>
+          <w:sz w:val="19"/>
+        </w:rPr>
+        <w:t>FRAME_GAIN_SCALE</w:t>
+      </w:r>
+      <w:r>
+        <w:rPr>
+          <w:i/>
+        </w:rPr>
+        <w:t xml:space="preserve"> is a first-order inertia argument, not a tune.</w:t>
+      </w:r>
+    </w:p>
+    <w:p>
+      <w:r>
+        <w:rPr>
+          <w:b/>
+        </w:rPr>
+        <w:t>Three configurations exceed the XT90-S 90 A continuous rating</w:t>
+      </w:r>
+      <w:r>
+        <w:t xml:space="preserve"> on a full-throttle burst — 7-inch 3-blade at 99 A, and both 10-inch 3-blade builds at 92 and 95 A. That is a burst condition rather than continuous and the connector will survive brief punch-outs, but the build stops until you either fit an AS150, drop to 2-blade, or acknowledge it with </w:t>
+      </w:r>
+      <w:r>
+        <w:rPr>
+          <w:rFonts w:ascii="Consolas" w:hAnsi="Consolas"/>
+          <w:sz w:val="19"/>
+        </w:rPr>
+        <w:t>-DACCEPT_CONNECTOR_OVER_RATING=1</w:t>
+      </w:r>
+      <w:r>
+        <w:t>.</w:t>
+      </w:r>
+    </w:p>
+    <w:p>
+      <w:r>
+        <w:rPr>
+          <w:rFonts w:ascii="Consolas" w:hAnsi="Consolas"/>
+          <w:sz w:val="19"/>
+        </w:rPr>
+        <w:t>PROP_BLADES</w:t>
+      </w:r>
+      <w:r>
+        <w:t xml:space="preserve"> supplies the per-propeller figures — mass, base thrust, notch centre, power loading. </w:t>
+      </w:r>
+      <w:r>
+        <w:rPr>
+          <w:rFonts w:ascii="Consolas" w:hAnsi="Consolas"/>
+          <w:sz w:val="19"/>
+        </w:rPr>
+        <w:t>MOTOR_CLASS</w:t>
+      </w:r>
+      <w:r>
+        <w:t xml:space="preserve"> supplies the per-motor figures — mass and thrust factor. All-up weight, peak thrust, peak current and cruise current are then </w:t>
+      </w:r>
+      <w:r>
+        <w:rPr>
+          <w:b/>
+        </w:rPr>
+        <w:t>derived</w:t>
+      </w:r>
+      <w:r>
+        <w:t xml:space="preserve"> from both:</w:t>
       </w:r>
     </w:p>
     <w:p>
@@ -7644,53 +8206,119 @@
           <w:rFonts w:ascii="Consolas" w:hAnsi="Consolas"/>
           <w:sz w:val="15"/>
         </w:rPr>
-        <w:t>pio run -e odyssey-fc -- -DMOTOR_CLASS=MOTOR_3110 -DPROP_BLADES=3</w:t>
-      </w:r>
-    </w:p>
-    <w:p>
-      <w:r>
-        <w:t xml:space="preserve">All four combinations are characterised, build, and pass the host tests. Anything else stops the build with an </w:t>
+        <w:t>AIRFRAME_AUW_G     = base dry + 4 x motor mass + 4 x prop mass + payload reserve</w:t>
+      </w:r>
+    </w:p>
+    <w:p>
+      <w:pPr>
+        <w:pStyle w:val="OdysseyCode"/>
+        <w:shd w:val="clear" w:color="auto" w:fill="F2F2F2"/>
+      </w:pPr>
+      <w:r>
+        <w:rPr>
+          <w:rFonts w:ascii="Consolas" w:hAnsi="Consolas"/>
+          <w:sz w:val="15"/>
+        </w:rPr>
+        <w:t>MOTOR_MAX_THRUST_G = prop base thrust x motor thrust factor</w:t>
+      </w:r>
+    </w:p>
+    <w:p>
+      <w:pPr>
+        <w:pStyle w:val="OdysseyCode"/>
+        <w:shd w:val="clear" w:color="auto" w:fill="F2F2F2"/>
+      </w:pPr>
+      <w:r>
+        <w:rPr>
+          <w:rFonts w:ascii="Consolas" w:hAnsi="Consolas"/>
+          <w:sz w:val="15"/>
+        </w:rPr>
+        <w:t>CRUISE_CURRENT_A   = (AUW / power loading + avionics W) x cruise factor / pack V</w:t>
+      </w:r>
+    </w:p>
+    <w:p>
+      <w:r>
+        <w:t xml:space="preserve">Tabulating two motors by two propellers would be four sets of numbers and four chances to mistype one. Deriving them also means an </w:t>
       </w:r>
       <w:r>
         <w:rPr>
           <w:rFonts w:ascii="Consolas" w:hAnsi="Consolas"/>
           <w:sz w:val="19"/>
         </w:rPr>
-        <w:t>#error</w:t>
-      </w:r>
-      <w:r>
-        <w:t>.</w:t>
-      </w:r>
-    </w:p>
-    <w:p>
+        <w:t>AIRFRAME_AUW_G</w:t>
+      </w:r>
+      <w:r>
+        <w:t xml:space="preserve"> override for payload flows through to the cruise current automatically, which matters because that constant sizes the return-to-home reserve.</w:t>
+      </w:r>
+    </w:p>
+    <w:p>
+      <w:r>
+        <w:t xml:space="preserve">This is a switch rather than documentation because the constants are </w:t>
+      </w:r>
+      <w:r>
+        <w:rPr>
+          <w:b/>
+        </w:rPr>
+        <w:t>coupled</w:t>
+      </w:r>
+      <w:r>
+        <w:t>, and the coupling is not obvious. Changing thrust and weight but forgetting the notch would leave the filter attenuating empty spectrum while still adding phase lag in the control band — worse than having no notch at all, and invisible until the aircraft flies badly for no apparent reason. Section 8.3 explains why a 120 Hz notch does essentially nothing for the 104 Hz peak three blades produce.</w:t>
+      </w:r>
+    </w:p>
+    <w:p>
+      <w:r>
+        <w:t>Two constants accept an override, because measurement should beat a model:</w:t>
+      </w:r>
+    </w:p>
+    <w:p>
+      <w:pPr>
+        <w:pStyle w:val="OdysseyCode"/>
+        <w:shd w:val="clear" w:color="auto" w:fill="F2F2F2"/>
+      </w:pPr>
+      <w:r>
+        <w:rPr>
+          <w:rFonts w:ascii="Consolas" w:hAnsi="Consolas"/>
+          <w:sz w:val="15"/>
+        </w:rPr>
+        <w:t>-DNOTCH_CENTER_HZ=108.0f     # after reading the real peak off a BlackBox trace</w:t>
+      </w:r>
+    </w:p>
+    <w:p>
+      <w:pPr>
+        <w:pStyle w:val="OdysseyCode"/>
+        <w:shd w:val="clear" w:color="auto" w:fill="F2F2F2"/>
+      </w:pPr>
+      <w:r>
+        <w:rPr>
+          <w:rFonts w:ascii="Consolas" w:hAnsi="Consolas"/>
+          <w:sz w:val="15"/>
+        </w:rPr>
+        <w:t>-DAIRFRAME_AUW_G=1750.0f     # after adding payload</w:t>
+      </w:r>
+    </w:p>
+    <w:p>
+      <w:r>
+        <w:t xml:space="preserve">Compile-time assertions catch an incoherent combination — a thrust-to-weight ratio below 2:1, a notch outside any plausible motor-noise band, an implausible all-up weight or motor mass. </w:t>
+      </w:r>
       <w:r>
         <w:rPr>
           <w:rFonts w:ascii="Consolas" w:hAnsi="Consolas"/>
           <w:sz w:val="19"/>
         </w:rPr>
-        <w:t>PROP_BLADES</w:t>
-      </w:r>
-      <w:r>
-        <w:t xml:space="preserve"> supplies the per-propeller figures — mass, base thrust, notch centre, power loading. </w:t>
-      </w:r>
-      <w:r>
-        <w:rPr>
-          <w:rFonts w:ascii="Consolas" w:hAnsi="Consolas"/>
-          <w:sz w:val="19"/>
-        </w:rPr>
-        <w:t>MOTOR_CLASS</w:t>
-      </w:r>
-      <w:r>
-        <w:t xml:space="preserve"> supplies the per-motor figures — mass and thrust factor. All-up weight, peak thrust, peak current and cruise current are then </w:t>
-      </w:r>
+        <w:t>tools/check_consistency.py</w:t>
+      </w:r>
+      <w:r>
+        <w:t xml:space="preserve"> goes further: it resolves all four builds through the real C preprocessor and checks that each constant actually varies on the axis it should, in the right direction, and that the default is still 2810 + 2-blade. It also rejects a 3110 modelled at more than 10% extra thrust, because that would mean the revision 2.3 error had crept back in.</w:t>
+      </w:r>
+    </w:p>
+    <w:p>
       <w:r>
         <w:rPr>
           <w:b/>
         </w:rPr>
-        <w:t>derived</w:t>
-      </w:r>
-      <w:r>
-        <w:t xml:space="preserve"> from both:</w:t>
+        <w:t>The firmware prints its configuration at boot</w:t>
+      </w:r>
+      <w:r>
+        <w:t>, because two builds are otherwise indistinguishable once flashed:</w:t>
       </w:r>
     </w:p>
     <w:p>
@@ -7703,7 +8331,7 @@
           <w:rFonts w:ascii="Consolas" w:hAnsi="Consolas"/>
           <w:sz w:val="15"/>
         </w:rPr>
-        <w:t>AIRFRAME_AUW_G     = base dry + 4 x motor mass + 4 x prop mass + payload reserve</w:t>
+        <w:t>Frame      : 9-inch (387 mm)</w:t>
       </w:r>
     </w:p>
     <w:p>
@@ -7716,119 +8344,7 @@
           <w:rFonts w:ascii="Consolas" w:hAnsi="Consolas"/>
           <w:sz w:val="15"/>
         </w:rPr>
-        <w:t>MOTOR_MAX_THRUST_G = prop base thrust x motor thrust factor</w:t>
-      </w:r>
-    </w:p>
-    <w:p>
-      <w:pPr>
-        <w:pStyle w:val="OdysseyCode"/>
-        <w:shd w:val="clear" w:color="auto" w:fill="F2F2F2"/>
-      </w:pPr>
-      <w:r>
-        <w:rPr>
-          <w:rFonts w:ascii="Consolas" w:hAnsi="Consolas"/>
-          <w:sz w:val="15"/>
-        </w:rPr>
-        <w:t>CRUISE_CURRENT_A   = (AUW / power loading + avionics W) x cruise factor / pack V</w:t>
-      </w:r>
-    </w:p>
-    <w:p>
-      <w:r>
-        <w:t xml:space="preserve">Tabulating two motors by two propellers would be four sets of numbers and four chances to mistype one. Deriving them also means an </w:t>
-      </w:r>
-      <w:r>
-        <w:rPr>
-          <w:rFonts w:ascii="Consolas" w:hAnsi="Consolas"/>
-          <w:sz w:val="19"/>
-        </w:rPr>
-        <w:t>AIRFRAME_AUW_G</w:t>
-      </w:r>
-      <w:r>
-        <w:t xml:space="preserve"> override for payload flows through to the cruise current automatically, which matters because that constant sizes the return-to-home reserve.</w:t>
-      </w:r>
-    </w:p>
-    <w:p>
-      <w:r>
-        <w:t xml:space="preserve">This is a switch rather than documentation because the constants are </w:t>
-      </w:r>
-      <w:r>
-        <w:rPr>
-          <w:b/>
-        </w:rPr>
-        <w:t>coupled</w:t>
-      </w:r>
-      <w:r>
-        <w:t>, and the coupling is not obvious. Changing thrust and weight but forgetting the notch would leave the filter attenuating empty spectrum while still adding phase lag in the control band — worse than having no notch at all, and invisible until the aircraft flies badly for no apparent reason. Section 8.3 explains why a 120 Hz notch does essentially nothing for the 104 Hz peak three blades produce.</w:t>
-      </w:r>
-    </w:p>
-    <w:p>
-      <w:r>
-        <w:t>Two constants accept an override, because measurement should beat a model:</w:t>
-      </w:r>
-    </w:p>
-    <w:p>
-      <w:pPr>
-        <w:pStyle w:val="OdysseyCode"/>
-        <w:shd w:val="clear" w:color="auto" w:fill="F2F2F2"/>
-      </w:pPr>
-      <w:r>
-        <w:rPr>
-          <w:rFonts w:ascii="Consolas" w:hAnsi="Consolas"/>
-          <w:sz w:val="15"/>
-        </w:rPr>
-        <w:t>-DNOTCH_CENTER_HZ=108.0f     # after reading the real peak off a BlackBox trace</w:t>
-      </w:r>
-    </w:p>
-    <w:p>
-      <w:pPr>
-        <w:pStyle w:val="OdysseyCode"/>
-        <w:shd w:val="clear" w:color="auto" w:fill="F2F2F2"/>
-      </w:pPr>
-      <w:r>
-        <w:rPr>
-          <w:rFonts w:ascii="Consolas" w:hAnsi="Consolas"/>
-          <w:sz w:val="15"/>
-        </w:rPr>
-        <w:t>-DAIRFRAME_AUW_G=1750.0f     # after adding payload</w:t>
-      </w:r>
-    </w:p>
-    <w:p>
-      <w:r>
-        <w:t xml:space="preserve">Compile-time assertions catch an incoherent combination — a thrust-to-weight ratio below 2:1, a notch outside any plausible motor-noise band, an implausible all-up weight or motor mass. </w:t>
-      </w:r>
-      <w:r>
-        <w:rPr>
-          <w:rFonts w:ascii="Consolas" w:hAnsi="Consolas"/>
-          <w:sz w:val="19"/>
-        </w:rPr>
-        <w:t>tools/check_consistency.py</w:t>
-      </w:r>
-      <w:r>
-        <w:t xml:space="preserve"> goes further: it resolves all four builds through the real C preprocessor and checks that each constant actually varies on the axis it should, in the right direction, and that the default is still 2810 + 2-blade. It also rejects a 3110 modelled at more than 10% extra thrust, because that would mean the revision 2.3 error had crept back in.</w:t>
-      </w:r>
-    </w:p>
-    <w:p>
-      <w:r>
-        <w:rPr>
-          <w:b/>
-        </w:rPr>
-        <w:t>The firmware prints its configuration at boot</w:t>
-      </w:r>
-      <w:r>
-        <w:t>, because two builds are otherwise indistinguishable once flashed:</w:t>
-      </w:r>
-    </w:p>
-    <w:p>
-      <w:pPr>
-        <w:pStyle w:val="OdysseyCode"/>
-        <w:shd w:val="clear" w:color="auto" w:fill="F2F2F2"/>
-      </w:pPr>
-      <w:r>
-        <w:rPr>
-          <w:rFonts w:ascii="Consolas" w:hAnsi="Consolas"/>
-          <w:sz w:val="15"/>
-        </w:rPr>
-        <w:t>Motors     : 2810 (28 mm stator)  (52 g each)</w:t>
+        <w:t>Motors     : 2810 900 KV  (52 g each)</w:t>
       </w:r>
     </w:p>
     <w:p>
@@ -17359,6 +17875,50 @@
       </w:r>
     </w:p>
     <w:p>
+      <w:pPr>
+        <w:ind w:left="432"/>
+        <w:shd w:val="clear" w:color="auto" w:fill="FFF2CC"/>
+      </w:pPr>
+      <w:r>
+        <w:rPr>
+          <w:b/>
+          <w:i/>
+        </w:rPr>
+        <w:t>A defect found while building the frame switch, and worth recording.</w:t>
+      </w:r>
+      <w:r>
+        <w:rPr>
+          <w:i/>
+        </w:rPr>
+        <w:t xml:space="preserve"> The MPU-6050's anti-alias filter was set to 94 Hz back when the notch was at 80 Hz — correct at the time. The notch then moved to 95, 100 and finally 120 Hz as the airframe changed, and </w:t>
+      </w:r>
+      <w:r>
+        <w:rPr>
+          <w:b/>
+          <w:i/>
+        </w:rPr>
+        <w:t>the DLPF never moved with it</w:t>
+      </w:r>
+      <w:r>
+        <w:rPr>
+          <w:i/>
+        </w:rPr>
+        <w:t xml:space="preserve">.  A 94 Hz low-pass sitting </w:t>
+      </w:r>
+      <w:r>
+        <w:rPr>
+          <w:i/>
+        </w:rPr>
+        <w:t>below</w:t>
+      </w:r>
+      <w:r>
+        <w:rPr>
+          <w:i/>
+        </w:rPr>
+        <w:t xml:space="preserve"> a 120 Hz notch is the worst of both: the DLPF attenuates the motor peak itself, so the notch filters spectrum that is already gone, while the DLPF's phase lag stays in the control band where it costs the D term.  It survived four revisions because nothing compared the two numbers. The build-matrix check does now, and the corrected values are 260 Hz for the 7-inch and 184 Hz for the 9- and 10-inch — at least 30% above the notch, and below Nyquist for the loop rate. This is precisely the coupled-constant failure the switches exist to prevent, which is a fair argument that they should have existed sooner.</w:t>
+      </w:r>
+    </w:p>
+    <w:p>
       <w:r>
         <w:rPr>
           <w:b/>
@@ -27762,6 +28322,40 @@
                 <w:sz w:val="18"/>
               </w:rPr>
               <w:t>Changed to 9x5x2. About 10% better hover efficiency for ~12% of peak thrust: 24 min hover and 16 km one-way, up from 22 min and 14.1 km</w:t>
+            </w:r>
+          </w:p>
+        </w:tc>
+      </w:tr>
+      <w:tr>
+        <w:tc>
+          <w:tcPr>
+            <w:tcW w:type="dxa" w:w="4968"/>
+          </w:tcPr>
+          <w:p>
+            <w:pPr>
+              <w:spacing w:after="40" w:before="40"/>
+            </w:pPr>
+            <w:r>
+              <w:rPr>
+                <w:sz w:val="18"/>
+              </w:rPr>
+              <w:t>The IMU anti-alias filter was left at 94 Hz while the gyro notch moved from 80 Hz to 120 Hz across four revisions, so the DLPF sat BELOW the notch — attenuating the peak the notch was aimed at, while keeping its phase lag in the control band</w:t>
+            </w:r>
+          </w:p>
+        </w:tc>
+        <w:tc>
+          <w:tcPr>
+            <w:tcW w:type="dxa" w:w="4968"/>
+          </w:tcPr>
+          <w:p>
+            <w:pPr>
+              <w:spacing w:after="40" w:before="40"/>
+            </w:pPr>
+            <w:r>
+              <w:rPr>
+                <w:sz w:val="18"/>
+              </w:rPr>
+              <w:t>Corrected to 260 Hz (7-inch) and 184 Hz (9- and 10-inch), with an assertion requiring 30% clearance above the notch. Found by the build-matrix check in §3.2</w:t>
             </w:r>
           </w:p>
         </w:tc>

--- a/docs/Odyssey-10-Pro-Drone-System.docx
+++ b/docs/Odyssey-10-Pro-Drone-System.docx
@@ -29,21 +29,10 @@
           <w:i/>
           <w:sz w:val="28"/>
         </w:rPr>
-        <w:t>Engineering Master Specification -- Revision 2.8</w:t>
+        <w:t>Engineering Master Specification</w:t>
       </w:r>
     </w:p>
     <w:p/>
-    <w:p>
-      <w:pPr>
-        <w:jc w:val="center"/>
-      </w:pPr>
-      <w:r>
-        <w:rPr>
-          <w:sz w:val="21"/>
-        </w:rPr>
-        <w:t>Odyssey-10 Pro | 7/9/10-inch long-range autonomous quadcopter | ESP32-P4 avionics</w:t>
-      </w:r>
-    </w:p>
     <w:p>
       <w:r>
         <w:br w:type="page"/>
@@ -101,7 +90,7 @@
         <w:t>Document revision:</w:t>
       </w:r>
       <w:r>
-        <w:t xml:space="preserve"> 2.8 — frame, motor and propeller are all build switches</w:t>
+        <w:t xml:space="preserve"> 2.9 — the gyro notch measures itself</w:t>
       </w:r>
     </w:p>
     <w:p>
@@ -10494,7 +10483,18 @@
     </w:p>
     <w:p>
       <w:r>
-        <w:t>That is future work, not implemented. Bidirectional DShot needs tight timing on the ESP32-P4 (RMT or a dedicated peripheral) and the firmware currently has neither. It is recorded here because it is the highest-value next change to the propulsion stack, not because it is done.</w:t>
+        <w:t>That is future work, not implemented. Bidirectional DShot needs tight timing on the ESP32-P4 (RMT or a dedicated peripheral) and the firmware currently has neither.</w:t>
+      </w:r>
+    </w:p>
+    <w:p>
+      <w:r>
+        <w:rPr>
+          <w:b/>
+        </w:rPr>
+        <w:t>Revision 2.9 took the other route to the same goal.</w:t>
+      </w:r>
+      <w:r>
+        <w:t xml:space="preserve"> Rather than measuring shaft speed at the ESC, the flight controller now finds the motor peak in the gyro spectrum directly and tracks it — see §8.3.1. That removes the fixed-estimate failure mode without new hardware or new timing-critical code, and it could be tested on the bench. RPM telemetry would still be better, because it gives the shaft frequency directly rather than inferring it from the noise, but it is no longer the only thing standing between this design and a notch that knows where the peak actually is.</w:t>
       </w:r>
     </w:p>
     <w:p>
@@ -17940,8 +17940,476 @@
       </w:r>
     </w:p>
     <w:p>
-      <w:r>
-        <w:t>This remains the one number in the specification where a modelled value is actively risky rather than merely approximate, because a notch in the wrong place is worse than no notch — it adds phase lag in the control band while attenuating nothing. Section 4.3 records bidirectional DShot as the change that would remove the guesswork entirely, by letting the notch track measured RPM.</w:t>
+      <w:pPr>
+        <w:pStyle w:val="Heading3"/>
+      </w:pPr>
+      <w:r>
+        <w:t>8.3.1 The notch now measures itself</w:t>
+      </w:r>
+    </w:p>
+    <w:p>
+      <w:r>
+        <w:t xml:space="preserve">Everything above describes how to </w:t>
+      </w:r>
+      <w:r>
+        <w:rPr>
+          <w:i/>
+        </w:rPr>
+        <w:t>estimate</w:t>
+      </w:r>
+      <w:r>
+        <w:t xml:space="preserve"> the notch frequency. Revision 2.9 stops relying on the estimate.</w:t>
+      </w:r>
+    </w:p>
+    <w:p>
+      <w:r>
+        <w:t>The static value was the one number in this specification where a modelled figure was actively risky rather than merely approximate, because a notch in the wrong place is worse than no notch at all — it adds phase lag in the control band while attenuating nothing. And it was demonstrably fragile: it moved four times as the airframe evolved, two models of it disagreed by 7%, it spans 88–180 Hz across the ten build combinations, and when it last moved the IMU anti-alias filter was left behind, producing the defect recorded above.</w:t>
+      </w:r>
+    </w:p>
+    <w:p>
+      <w:r>
+        <w:t>Every one of those failures has the same shape — a fixed constant standing in for a quantity that is not fixed. Hover shaft speed varies with mass, air density, pack voltage, payload and how hard the aircraft is working. A number chosen at compile time is wrong the moment any of those changes.</w:t>
+      </w:r>
+    </w:p>
+    <w:p>
+      <w:r>
+        <w:rPr>
+          <w:b/>
+        </w:rPr>
+        <w:t>A sliding DFT over the raw gyro signal finds the peak, and the notch follows it.</w:t>
+      </w:r>
+    </w:p>
+    <w:tbl>
+      <w:tblPr>
+        <w:tblStyle w:val="TableGrid"/>
+        <w:tblW w:type="auto" w:w="0"/>
+        <w:jc w:val="center"/>
+        <w:tblLayout w:type="autofit"/>
+        <w:tblLook w:firstColumn="1" w:firstRow="1" w:lastColumn="0" w:lastRow="0" w:noHBand="0" w:noVBand="1" w:val="04A0"/>
+      </w:tblPr>
+      <w:tblGrid>
+        <w:gridCol w:w="4968"/>
+        <w:gridCol w:w="4968"/>
+      </w:tblGrid>
+      <w:tr>
+        <w:trPr>
+          <w:tblHeader w:val="true"/>
+        </w:trPr>
+        <w:tc>
+          <w:tcPr>
+            <w:tcW w:type="dxa" w:w="4968"/>
+            <w:shd w:val="clear" w:color="auto" w:fill="1F3864"/>
+          </w:tcPr>
+          <w:p>
+            <w:pPr>
+              <w:spacing w:after="40" w:before="40"/>
+            </w:pPr>
+            <w:r>
+              <w:rPr>
+                <w:b/>
+                <w:color w:val="FFFFFF"/>
+                <w:sz w:val="18"/>
+              </w:rPr>
+            </w:r>
+          </w:p>
+        </w:tc>
+        <w:tc>
+          <w:tcPr>
+            <w:tcW w:type="dxa" w:w="4968"/>
+            <w:shd w:val="clear" w:color="auto" w:fill="1F3864"/>
+          </w:tcPr>
+          <w:p>
+            <w:pPr>
+              <w:spacing w:after="40" w:before="40"/>
+            </w:pPr>
+            <w:r>
+              <w:rPr>
+                <w:b/>
+                <w:color w:val="FFFFFF"/>
+                <w:sz w:val="18"/>
+              </w:rPr>
+            </w:r>
+          </w:p>
+        </w:tc>
+      </w:tr>
+      <w:tr>
+        <w:tc>
+          <w:tcPr>
+            <w:tcW w:type="dxa" w:w="4968"/>
+          </w:tcPr>
+          <w:p>
+            <w:pPr>
+              <w:spacing w:after="40" w:before="40"/>
+            </w:pPr>
+            <w:r>
+              <w:rPr>
+                <w:sz w:val="18"/>
+              </w:rPr>
+              <w:t>Transform</w:t>
+            </w:r>
+          </w:p>
+        </w:tc>
+        <w:tc>
+          <w:tcPr>
+            <w:tcW w:type="dxa" w:w="4968"/>
+          </w:tcPr>
+          <w:p>
+            <w:pPr>
+              <w:spacing w:after="40" w:before="40"/>
+            </w:pPr>
+            <w:r>
+              <w:rPr>
+                <w:sz w:val="18"/>
+              </w:rPr>
+              <w:t>Sliding DFT, 128 bins, 64 usable</w:t>
+            </w:r>
+          </w:p>
+        </w:tc>
+      </w:tr>
+      <w:tr>
+        <w:tc>
+          <w:tcPr>
+            <w:tcW w:type="dxa" w:w="4968"/>
+          </w:tcPr>
+          <w:p>
+            <w:pPr>
+              <w:spacing w:after="40" w:before="40"/>
+            </w:pPr>
+            <w:r>
+              <w:rPr>
+                <w:sz w:val="18"/>
+              </w:rPr>
+              <w:t>Resolution</w:t>
+            </w:r>
+          </w:p>
+        </w:tc>
+        <w:tc>
+          <w:tcPr>
+            <w:tcW w:type="dxa" w:w="4968"/>
+          </w:tcPr>
+          <w:p>
+            <w:pPr>
+              <w:spacing w:after="40" w:before="40"/>
+            </w:pPr>
+            <w:r>
+              <w:rPr>
+                <w:sz w:val="18"/>
+              </w:rPr>
+              <w:t>3.9 Hz at a 500 Hz loop, 7.8 Hz at 1000 Hz</w:t>
+            </w:r>
+          </w:p>
+        </w:tc>
+      </w:tr>
+      <w:tr>
+        <w:tc>
+          <w:tcPr>
+            <w:tcW w:type="dxa" w:w="4968"/>
+          </w:tcPr>
+          <w:p>
+            <w:pPr>
+              <w:spacing w:after="40" w:before="40"/>
+            </w:pPr>
+            <w:r>
+              <w:rPr>
+                <w:sz w:val="18"/>
+              </w:rPr>
+              <w:t>Update rate</w:t>
+            </w:r>
+          </w:p>
+        </w:tc>
+        <w:tc>
+          <w:tcPr>
+            <w:tcW w:type="dxa" w:w="4968"/>
+          </w:tcPr>
+          <w:p>
+            <w:pPr>
+              <w:spacing w:after="40" w:before="40"/>
+            </w:pPr>
+            <w:r>
+              <w:rPr>
+                <w:sz w:val="18"/>
+              </w:rPr>
+              <w:t>20 Hz</w:t>
+            </w:r>
+          </w:p>
+        </w:tc>
+      </w:tr>
+      <w:tr>
+        <w:tc>
+          <w:tcPr>
+            <w:tcW w:type="dxa" w:w="4968"/>
+          </w:tcPr>
+          <w:p>
+            <w:pPr>
+              <w:spacing w:after="40" w:before="40"/>
+            </w:pPr>
+            <w:r>
+              <w:rPr>
+                <w:sz w:val="18"/>
+              </w:rPr>
+              <w:t>Cost</w:t>
+            </w:r>
+          </w:p>
+        </w:tc>
+        <w:tc>
+          <w:tcPr>
+            <w:tcW w:type="dxa" w:w="4968"/>
+          </w:tcPr>
+          <w:p>
+            <w:pPr>
+              <w:spacing w:after="40" w:before="40"/>
+            </w:pPr>
+            <w:r>
+              <w:rPr>
+                <w:sz w:val="18"/>
+              </w:rPr>
+              <w:t>~0.5 MFLOP/s, ~3 KB — under 1% of one P4 core</w:t>
+            </w:r>
+          </w:p>
+        </w:tc>
+      </w:tr>
+      <w:tr>
+        <w:tc>
+          <w:tcPr>
+            <w:tcW w:type="dxa" w:w="4968"/>
+          </w:tcPr>
+          <w:p>
+            <w:pPr>
+              <w:spacing w:after="40" w:before="40"/>
+            </w:pPr>
+            <w:r>
+              <w:rPr>
+                <w:sz w:val="18"/>
+              </w:rPr>
+              <w:t>Input</w:t>
+            </w:r>
+          </w:p>
+        </w:tc>
+        <w:tc>
+          <w:tcPr>
+            <w:tcW w:type="dxa" w:w="4968"/>
+          </w:tcPr>
+          <w:p>
+            <w:pPr>
+              <w:spacing w:after="40" w:before="40"/>
+            </w:pPr>
+            <w:r>
+              <w:rPr>
+                <w:b/>
+                <w:sz w:val="18"/>
+              </w:rPr>
+              <w:t>raw</w:t>
+            </w:r>
+            <w:r>
+              <w:rPr>
+                <w:sz w:val="18"/>
+              </w:rPr>
+              <w:t xml:space="preserve"> gyro, roll axis, upstream of the filter it tunes</w:t>
+            </w:r>
+          </w:p>
+        </w:tc>
+      </w:tr>
+    </w:tbl>
+    <w:p/>
+    <w:p>
+      <w:r>
+        <w:t>A sliding DFT rather than an FFT because an FFT does a burst of work every N samples, which is exactly the periodic spike that ruins a hard real-time loop's worst case. The SDFT updates every bin by a constant amount on every sample, so the worst case equals the average case.</w:t>
+      </w:r>
+    </w:p>
+    <w:p>
+      <w:r>
+        <w:t xml:space="preserve">The tracker is fed the </w:t>
+      </w:r>
+      <w:r>
+        <w:rPr>
+          <w:b/>
+        </w:rPr>
+        <w:t>raw</w:t>
+      </w:r>
+      <w:r>
+        <w:t xml:space="preserve"> gyro deliberately. Feeding it the filtered signal would be self-defeating: the notch removes the very peak the tracker exists to find, so it would watch the peak vanish, conclude there was nothing there, and wander off.</w:t>
+      </w:r>
+    </w:p>
+    <w:p>
+      <w:r>
+        <w:t>One tracker drives all three axes. The peak being hunted is the four motor shafts, and they are the same four shafts whichever axis you look down.</w:t>
+      </w:r>
+    </w:p>
+    <w:p>
+      <w:r>
+        <w:rPr>
+          <w:b/>
+        </w:rPr>
+        <w:t>It cannot do worse than the constant it replaces.</w:t>
+      </w:r>
+      <w:r>
+        <w:t xml:space="preserve"> That is the condition for enabling it by default on hardware nobody has flown yet, and it is enforced four ways:</w:t>
+      </w:r>
+    </w:p>
+    <w:p>
+      <w:pPr>
+        <w:pStyle w:val="ListBullet"/>
+      </w:pPr>
+      <w:r>
+        <w:t xml:space="preserve">The tracked centre is </w:t>
+      </w:r>
+      <w:r>
+        <w:rPr>
+          <w:b/>
+        </w:rPr>
+        <w:t>clamped</w:t>
+      </w:r>
+      <w:r>
+        <w:t xml:space="preserve"> to 0.6×–1.6× the compiled </w:t>
+      </w:r>
+      <w:r>
+        <w:rPr>
+          <w:rFonts w:ascii="Consolas" w:hAnsi="Consolas"/>
+          <w:sz w:val="19"/>
+        </w:rPr>
+        <w:t>NOTCH_CENTER_HZ</w:t>
+      </w:r>
+      <w:r>
+        <w:t>, further</w:t>
+      </w:r>
+    </w:p>
+    <w:p>
+      <w:r>
+        <w:t>capped at the DLPF corner and below Nyquist. A peak outside that band cannot pull the notch out with it.</w:t>
+      </w:r>
+    </w:p>
+    <w:p>
+      <w:pPr>
+        <w:pStyle w:val="ListBullet"/>
+      </w:pPr>
+      <w:r>
+        <w:t xml:space="preserve">A peak must be </w:t>
+      </w:r>
+      <w:r>
+        <w:rPr>
+          <w:b/>
+        </w:rPr>
+        <w:t>both</w:t>
+      </w:r>
+      <w:r>
+        <w:t xml:space="preserve"> tall enough </w:t>
+      </w:r>
+      <w:r>
+        <w:rPr>
+          <w:i/>
+        </w:rPr>
+        <w:t>and</w:t>
+      </w:r>
+      <w:r>
+        <w:t xml:space="preserve"> land in the same bin twice running. The height</w:t>
+      </w:r>
+    </w:p>
+    <w:p>
+      <w:r>
+        <w:t xml:space="preserve">test alone is not sufficient: across a ~30-bin search band, white noise produces a peak-to-mean ratio near 4 about half the time. What separates a motor from noise is not height but </w:t>
+      </w:r>
+      <w:r>
+        <w:rPr>
+          <w:b/>
+        </w:rPr>
+        <w:t>stability</w:t>
+      </w:r>
+      <w:r>
+        <w:t xml:space="preserve"> — a motor peak stays put because shaft speed changes on the timescale of the aircraft's mass, while a noise peak wanders. The bin-repeat test is what does the real rejecting.</w:t>
+      </w:r>
+    </w:p>
+    <w:p>
+      <w:pPr>
+        <w:pStyle w:val="ListBullet"/>
+      </w:pPr>
+      <w:r>
+        <w:t xml:space="preserve">The centre </w:t>
+      </w:r>
+      <w:r>
+        <w:rPr>
+          <w:b/>
+        </w:rPr>
+        <w:t>slews</w:t>
+      </w:r>
+      <w:r>
+        <w:t xml:space="preserve"> at 40 Hz/s rather than jumping, and retunes the biquad without</w:t>
+      </w:r>
+    </w:p>
+    <w:p>
+      <w:r>
+        <w:t>clearing its delay line, so a moving peak does not punch a transient through the rate loop.</w:t>
+      </w:r>
+    </w:p>
+    <w:p>
+      <w:pPr>
+        <w:pStyle w:val="ListBullet"/>
+      </w:pPr>
+      <w:r>
+        <w:t xml:space="preserve">If tracking does not lock, or the gyro is quiet, the notch sits at </w:t>
+      </w:r>
+      <w:r>
+        <w:rPr>
+          <w:b/>
+        </w:rPr>
+        <w:t>exactly</w:t>
+      </w:r>
+      <w:r>
+        <w:t xml:space="preserve"> the</w:t>
+      </w:r>
+    </w:p>
+    <w:p>
+      <w:r>
+        <w:t>static value. Analysis only runs while the motors are live, so a spurious bench lock cannot be carried into the air.</w:t>
+      </w:r>
+    </w:p>
+    <w:p>
+      <w:r>
+        <w:t xml:space="preserve">Disable it with </w:t>
+      </w:r>
+      <w:r>
+        <w:rPr>
+          <w:rFonts w:ascii="Consolas" w:hAnsi="Consolas"/>
+          <w:sz w:val="19"/>
+        </w:rPr>
+        <w:t>-DDYN_NOTCH_ENABLE=0</w:t>
+      </w:r>
+      <w:r>
+        <w:t xml:space="preserve"> to fall back to the fixed notch.</w:t>
+      </w:r>
+    </w:p>
+    <w:p>
+      <w:r>
+        <w:rPr>
+          <w:b/>
+        </w:rPr>
+        <w:t>What is verified, and what is not.</w:t>
+      </w:r>
+      <w:r>
+        <w:t xml:space="preserve"> The tracker is covered by host tests that drive it with synthetic gyro signals — tone plus broadband noise — at every notch frequency in the build matrix. It locks to within about 1 Hz at each, resolves frequencies that fall between bins, refuses to engage on pure noise or silence, and stays inside its band under out-of-band tones and deliberately absurd input. What that does </w:t>
+      </w:r>
+      <w:r>
+        <w:rPr>
+          <w:b/>
+        </w:rPr>
+        <w:t>not</w:t>
+      </w:r>
+      <w:r>
+        <w:t xml:space="preserve"> establish is behaviour on a real airframe: real gyro noise is not a tone plus white noise, it has structural resonances, blade-pass energy near twice the fundamental, and frame modes that none of the models above account for. Section 11.2 still calls for a BlackBox trace, and </w:t>
+      </w:r>
+      <w:r>
+        <w:rPr>
+          <w:rFonts w:ascii="Consolas" w:hAnsi="Consolas"/>
+          <w:sz w:val="19"/>
+        </w:rPr>
+        <w:t>NOTCH_CENTER_HZ</w:t>
+      </w:r>
+      <w:r>
+        <w:t xml:space="preserve"> should still be set from it — the tracker narrows the consequences of getting that number wrong, it does not make it unnecessary.</w:t>
+      </w:r>
+    </w:p>
+    <w:p>
+      <w:r>
+        <w:t>Bidirectional DShot (§4.3) remains the better long-term answer, because RPM telemetry gives the shaft frequency directly instead of inferring it from the noise it produces. This is the version that could be built and tested without hardware.</w:t>
       </w:r>
     </w:p>
     <w:p>
@@ -28322,6 +28790,40 @@
                 <w:sz w:val="18"/>
               </w:rPr>
               <w:t>Changed to 9x5x2. About 10% better hover efficiency for ~12% of peak thrust: 24 min hover and 16 km one-way, up from 22 min and 14.1 km</w:t>
+            </w:r>
+          </w:p>
+        </w:tc>
+      </w:tr>
+      <w:tr>
+        <w:tc>
+          <w:tcPr>
+            <w:tcW w:type="dxa" w:w="4968"/>
+          </w:tcPr>
+          <w:p>
+            <w:pPr>
+              <w:spacing w:after="40" w:before="40"/>
+            </w:pPr>
+            <w:r>
+              <w:rPr>
+                <w:sz w:val="18"/>
+              </w:rPr>
+              <w:t>The gyro notch was a compile-time constant standing in for a quantity that varies with mass, air density, pack voltage and workload — it moved four times, two models of it disagreed by 7%, and when it last moved the IMU DLPF was left behind</w:t>
+            </w:r>
+          </w:p>
+        </w:tc>
+        <w:tc>
+          <w:tcPr>
+            <w:tcW w:type="dxa" w:w="4968"/>
+          </w:tcPr>
+          <w:p>
+            <w:pPr>
+              <w:spacing w:after="40" w:before="40"/>
+            </w:pPr>
+            <w:r>
+              <w:rPr>
+                <w:sz w:val="18"/>
+              </w:rPr>
+              <w:t>A sliding DFT over the raw gyro now tracks the real peak at 20 Hz, bounded to 0.6–1.6× the compiled value so it cannot do worse than the constant it replaced. §8.3.1</w:t>
             </w:r>
           </w:p>
         </w:tc>

--- a/docs/Odyssey-10-Pro-Drone-System.docx
+++ b/docs/Odyssey-10-Pro-Drone-System.docx
@@ -90,7 +90,7 @@
         <w:t>Document revision:</w:t>
       </w:r>
       <w:r>
-        <w:t xml:space="preserve"> 2.9 — the gyro notch measures itself</w:t>
+        <w:t xml:space="preserve"> 3.0 — the notch measurement is recorded, and the procedure that could never have produced it is withdrawn</w:t>
       </w:r>
     </w:p>
     <w:p>
@@ -17919,24 +17919,151 @@
       </w:r>
     </w:p>
     <w:p>
+      <w:pPr>
+        <w:ind w:left="432"/>
+        <w:shd w:val="clear" w:color="auto" w:fill="FFF2CC"/>
+      </w:pPr>
       <w:r>
         <w:rPr>
           <w:b/>
-        </w:rPr>
-        <w:t>Measure it.</w:t>
-      </w:r>
-      <w:r>
-        <w:t xml:space="preserve"> Take a BlackBox gyro trace at a stable hover, find the actual peak, and set </w:t>
+          <w:i/>
+        </w:rPr>
+        <w:t>FINDING 34. The measurement procedure this section gave could never have worked.</w:t>
+      </w:r>
+      <w:r>
+        <w:rPr>
+          <w:i/>
+        </w:rPr>
+        <w:t xml:space="preserve"> Revisions 1.0 through 2.9 all said: take a BlackBox gyro trace at a stable hover, find the peak, set </w:t>
       </w:r>
       <w:r>
         <w:rPr>
           <w:rFonts w:ascii="Consolas" w:hAnsi="Consolas"/>
+          <w:i/>
           <w:sz w:val="19"/>
         </w:rPr>
         <w:t>NOTCH_CENTER_HZ</w:t>
       </w:r>
       <w:r>
-        <w:t xml:space="preserve"> from the data. None of the models above account for the frame itself: the 6 mm arms on this airframe are less stiff than the 7–8 mm arms originally specified, which moves the structural resonance independently of the propellers. Blade-pass energy sits near twice the fundamental, around 250 Hz, which the notch does not target.</w:t>
+        <w:rPr>
+          <w:i/>
+        </w:rPr>
+        <w:t xml:space="preserve"> from it. That instruction is impossible to carry out, for two independent reasons, and both have been there since the log format was defined.  </w:t>
+      </w:r>
+      <w:r>
+        <w:rPr>
+          <w:b/>
+          <w:i/>
+        </w:rPr>
+        <w:t>The logged gyro is post-notch.</w:t>
+      </w:r>
+      <w:r>
+        <w:rPr>
+          <w:i/>
+        </w:rPr>
+        <w:t xml:space="preserve"> </w:t>
+      </w:r>
+      <w:r>
+        <w:rPr>
+          <w:rFonts w:ascii="Consolas" w:hAnsi="Consolas"/>
+          <w:i/>
+          <w:sz w:val="19"/>
+        </w:rPr>
+        <w:t>BlackBoxRecord.gyroX</w:t>
+      </w:r>
+      <w:r>
+        <w:rPr>
+          <w:i/>
+        </w:rPr>
+        <w:t xml:space="preserve"> is filled from the filtered signal, downstream of the very notch the procedure is trying to tune. The peak has already been attenuated by the time it reaches the card, so the trace shows the filter working, not where the motors are.  </w:t>
+      </w:r>
+      <w:r>
+        <w:rPr>
+          <w:b/>
+          <w:i/>
+        </w:rPr>
+        <w:t>The log rate is below the peak.</w:t>
+      </w:r>
+      <w:r>
+        <w:rPr>
+          <w:i/>
+        </w:rPr>
+        <w:t xml:space="preserve"> BlackBox records at </w:t>
+      </w:r>
+      <w:r>
+        <w:rPr>
+          <w:rFonts w:ascii="Consolas" w:hAnsi="Consolas"/>
+          <w:i/>
+          <w:sz w:val="19"/>
+        </w:rPr>
+        <w:t>BLACKBOX_LOG_HZ</w:t>
+      </w:r>
+      <w:r>
+        <w:rPr>
+          <w:i/>
+        </w:rPr>
+        <w:t xml:space="preserve"> = 100 Hz, so its Nyquist limit is 50 Hz. Every notch frequency in the build matrix — 88 to 180 Hz — is </w:t>
+      </w:r>
+      <w:r>
+        <w:rPr>
+          <w:i/>
+        </w:rPr>
+        <w:t>above</w:t>
+      </w:r>
+      <w:r>
+        <w:rPr>
+          <w:i/>
+        </w:rPr>
+        <w:t xml:space="preserve"> that. The peak does not appear at its own frequency; it aliases:  | Real peak | Appears in a 100 Hz log at | | --- | --- | | 88 Hz | 12 Hz | | 105 Hz | 5 Hz | | </w:t>
+      </w:r>
+      <w:r>
+        <w:rPr>
+          <w:b/>
+          <w:i/>
+        </w:rPr>
+        <w:t>120 Hz (default)</w:t>
+      </w:r>
+      <w:r>
+        <w:rPr>
+          <w:i/>
+        </w:rPr>
+        <w:t xml:space="preserve"> | </w:t>
+      </w:r>
+      <w:r>
+        <w:rPr>
+          <w:b/>
+          <w:i/>
+        </w:rPr>
+        <w:t>20 Hz</w:t>
+      </w:r>
+      <w:r>
+        <w:rPr>
+          <w:i/>
+        </w:rPr>
+        <w:t xml:space="preserve"> | | 150 Hz | 50 Hz | | 180 Hz | 20 Hz |  No post-processing recovers this. The information is destroyed at the sampling step, before anything is written. Raising the log rate is not a fix either: covering the 7-inch's 180 Hz peak honestly would need better than 400 Hz of three-axis gyro on the SD card, and the notch would still be tuned from a trace rather than in flight.  The instruction survived because it </w:t>
+      </w:r>
+      <w:r>
+        <w:rPr>
+          <w:i/>
+        </w:rPr>
+        <w:t>sounds</w:t>
+      </w:r>
+      <w:r>
+        <w:rPr>
+          <w:i/>
+        </w:rPr>
+        <w:t xml:space="preserve"> like standard practice — it is what you do on a flight controller that logs raw gyro at 2–8 kHz. This one does not, and nothing compared the two numbers.</w:t>
+      </w:r>
+    </w:p>
+    <w:p>
+      <w:r>
+        <w:rPr>
+          <w:b/>
+        </w:rPr>
+        <w:t>Measure it — here is how it actually works.</w:t>
+      </w:r>
+      <w:r>
+        <w:t xml:space="preserve"> The aircraft analyses the spectrum on board, at the full flight-loop rate where the peak is genuinely visible, and records its conclusion. See §8.3.1 for the tracker and §8.3.2 for the procedure. None of the models above account for the frame itself: the 6 mm arms on this airframe are less stiff than the 7–8 mm arms originally specified, which moves the structural resonance independently of the propellers. Blade-pass energy sits near twice the fundamental, around 250 Hz, which the notch does not target.</w:t>
       </w:r>
     </w:p>
     <w:p>
@@ -18410,6 +18537,415 @@
     <w:p>
       <w:r>
         <w:t>Bidirectional DShot (§4.3) remains the better long-term answer, because RPM telemetry gives the shaft frequency directly instead of inferring it from the noise it produces. This is the version that could be built and tested without hardware.</w:t>
+      </w:r>
+    </w:p>
+    <w:p>
+      <w:pPr>
+        <w:pStyle w:val="Heading3"/>
+      </w:pPr>
+      <w:r>
+        <w:t>8.3.2 Reading the measurement off a flight</w:t>
+      </w:r>
+    </w:p>
+    <w:p>
+      <w:r>
+        <w:t xml:space="preserve">The tracker's verdict is written to the BlackBox log, so the number it found is recoverable on the ground. </w:t>
+      </w:r>
+      <w:r>
+        <w:rPr>
+          <w:b/>
+        </w:rPr>
+        <w:t>The verdict is logged, not the spectrum</w:t>
+      </w:r>
+      <w:r>
+        <w:t xml:space="preserve"> — that distinction is what makes it work at all, given the aliasing above. A slowly-moving centre frequency samples perfectly well at 100 Hz; the waveform it was derived from does not.</w:t>
+      </w:r>
+    </w:p>
+    <w:p>
+      <w:r>
+        <w:t xml:space="preserve">Three fields were added in log format </w:t>
+      </w:r>
+      <w:r>
+        <w:rPr>
+          <w:b/>
+        </w:rPr>
+        <w:t>v3</w:t>
+      </w:r>
+      <w:r>
+        <w:t>:</w:t>
+      </w:r>
+    </w:p>
+    <w:tbl>
+      <w:tblPr>
+        <w:tblStyle w:val="TableGrid"/>
+        <w:tblW w:type="auto" w:w="0"/>
+        <w:jc w:val="center"/>
+        <w:tblLayout w:type="autofit"/>
+        <w:tblLook w:firstColumn="1" w:firstRow="1" w:lastColumn="0" w:lastRow="0" w:noHBand="0" w:noVBand="1" w:val="04A0"/>
+      </w:tblPr>
+      <w:tblGrid>
+        <w:gridCol w:w="4968"/>
+        <w:gridCol w:w="4968"/>
+      </w:tblGrid>
+      <w:tr>
+        <w:trPr>
+          <w:tblHeader w:val="true"/>
+        </w:trPr>
+        <w:tc>
+          <w:tcPr>
+            <w:tcW w:type="dxa" w:w="4968"/>
+            <w:shd w:val="clear" w:color="auto" w:fill="1F3864"/>
+          </w:tcPr>
+          <w:p>
+            <w:pPr>
+              <w:spacing w:after="40" w:before="40"/>
+            </w:pPr>
+            <w:r>
+              <w:rPr>
+                <w:b/>
+                <w:color w:val="FFFFFF"/>
+                <w:sz w:val="18"/>
+              </w:rPr>
+              <w:t>Field</w:t>
+            </w:r>
+          </w:p>
+        </w:tc>
+        <w:tc>
+          <w:tcPr>
+            <w:tcW w:type="dxa" w:w="4968"/>
+            <w:shd w:val="clear" w:color="auto" w:fill="1F3864"/>
+          </w:tcPr>
+          <w:p>
+            <w:pPr>
+              <w:spacing w:after="40" w:before="40"/>
+            </w:pPr>
+            <w:r>
+              <w:rPr>
+                <w:b/>
+                <w:color w:val="FFFFFF"/>
+                <w:sz w:val="18"/>
+              </w:rPr>
+              <w:t>Meaning</w:t>
+            </w:r>
+          </w:p>
+        </w:tc>
+      </w:tr>
+      <w:tr>
+        <w:tc>
+          <w:tcPr>
+            <w:tcW w:type="dxa" w:w="4968"/>
+          </w:tcPr>
+          <w:p>
+            <w:pPr>
+              <w:spacing w:after="40" w:before="40"/>
+            </w:pPr>
+            <w:r>
+              <w:rPr>
+                <w:rFonts w:ascii="Consolas" w:hAnsi="Consolas"/>
+                <w:sz w:val="18"/>
+              </w:rPr>
+              <w:t>notch_hz</w:t>
+            </w:r>
+          </w:p>
+        </w:tc>
+        <w:tc>
+          <w:tcPr>
+            <w:tcW w:type="dxa" w:w="4968"/>
+          </w:tcPr>
+          <w:p>
+            <w:pPr>
+              <w:spacing w:after="40" w:before="40"/>
+            </w:pPr>
+            <w:r>
+              <w:rPr>
+                <w:sz w:val="18"/>
+              </w:rPr>
+              <w:t>the tracked centre, 0.1 Hz resolution</w:t>
+            </w:r>
+          </w:p>
+        </w:tc>
+      </w:tr>
+      <w:tr>
+        <w:tc>
+          <w:tcPr>
+            <w:tcW w:type="dxa" w:w="4968"/>
+          </w:tcPr>
+          <w:p>
+            <w:pPr>
+              <w:spacing w:after="40" w:before="40"/>
+            </w:pPr>
+            <w:r>
+              <w:rPr>
+                <w:rFonts w:ascii="Consolas" w:hAnsi="Consolas"/>
+                <w:sz w:val="18"/>
+              </w:rPr>
+              <w:t>notch_confidence</w:t>
+            </w:r>
+          </w:p>
+        </w:tc>
+        <w:tc>
+          <w:tcPr>
+            <w:tcW w:type="dxa" w:w="4968"/>
+          </w:tcPr>
+          <w:p>
+            <w:pPr>
+              <w:spacing w:after="40" w:before="40"/>
+            </w:pPr>
+            <w:r>
+              <w:rPr>
+                <w:sz w:val="18"/>
+              </w:rPr>
+              <w:t>peak-to-mean ratio at the moment of the lock</w:t>
+            </w:r>
+          </w:p>
+        </w:tc>
+      </w:tr>
+      <w:tr>
+        <w:tc>
+          <w:tcPr>
+            <w:tcW w:type="dxa" w:w="4968"/>
+          </w:tcPr>
+          <w:p>
+            <w:pPr>
+              <w:spacing w:after="40" w:before="40"/>
+            </w:pPr>
+            <w:r>
+              <w:rPr>
+                <w:rFonts w:ascii="Consolas" w:hAnsi="Consolas"/>
+                <w:sz w:val="18"/>
+              </w:rPr>
+              <w:t>notch_tracking</w:t>
+            </w:r>
+            <w:r>
+              <w:rPr>
+                <w:sz w:val="18"/>
+              </w:rPr>
+              <w:t xml:space="preserve"> / </w:t>
+            </w:r>
+            <w:r>
+              <w:rPr>
+                <w:rFonts w:ascii="Consolas" w:hAnsi="Consolas"/>
+                <w:sz w:val="18"/>
+              </w:rPr>
+              <w:t>notch_dynamic</w:t>
+            </w:r>
+          </w:p>
+        </w:tc>
+        <w:tc>
+          <w:tcPr>
+            <w:tcW w:type="dxa" w:w="4968"/>
+          </w:tcPr>
+          <w:p>
+            <w:pPr>
+              <w:spacing w:after="40" w:before="40"/>
+            </w:pPr>
+            <w:r>
+              <w:rPr>
+                <w:sz w:val="18"/>
+              </w:rPr>
+              <w:t>whether it had a confident lock, and whether tracking was compiled in</w:t>
+            </w:r>
+          </w:p>
+        </w:tc>
+      </w:tr>
+    </w:tbl>
+    <w:p/>
+    <w:p>
+      <w:r>
+        <w:t>The procedure:</w:t>
+      </w:r>
+    </w:p>
+    <w:p>
+      <w:pPr>
+        <w:pStyle w:val="ListNumber"/>
+      </w:pPr>
+      <w:r>
+        <w:t>Hover steadily for 30 seconds or more, in as little wind as you can find. The tracker</w:t>
+      </w:r>
+    </w:p>
+    <w:p>
+      <w:r>
+        <w:t>needs the motors doing steady work, not a hover fighting gusts.</w:t>
+      </w:r>
+    </w:p>
+    <w:p>
+      <w:pPr>
+        <w:pStyle w:val="ListNumber"/>
+      </w:pPr>
+      <w:r>
+        <w:t xml:space="preserve">Pull </w:t>
+      </w:r>
+      <w:r>
+        <w:rPr>
+          <w:rFonts w:ascii="Consolas" w:hAnsi="Consolas"/>
+          <w:sz w:val="19"/>
+        </w:rPr>
+        <w:t>flight_NNNN.ody</w:t>
+      </w:r>
+      <w:r>
+        <w:t xml:space="preserve"> off the card and run</w:t>
+      </w:r>
+    </w:p>
+    <w:p>
+      <w:r>
+        <w:rPr>
+          <w:rFonts w:ascii="Consolas" w:hAnsi="Consolas"/>
+          <w:sz w:val="19"/>
+        </w:rPr>
+        <w:t>python tools/blackbox_decode.py flight_NNNN.ody</w:t>
+      </w:r>
+      <w:r>
+        <w:t>.</w:t>
+      </w:r>
+    </w:p>
+    <w:p>
+      <w:pPr>
+        <w:pStyle w:val="ListNumber"/>
+      </w:pPr>
+      <w:r>
+        <w:t xml:space="preserve">Read the </w:t>
+      </w:r>
+      <w:r>
+        <w:rPr>
+          <w:b/>
+        </w:rPr>
+        <w:t>Gyro notch</w:t>
+      </w:r>
+      <w:r>
+        <w:t xml:space="preserve"> section of the summary. It reports the locked percentage, the</w:t>
+      </w:r>
+    </w:p>
+    <w:p>
+      <w:r>
+        <w:t>range and mean of the tracked centre, and the confidence.</w:t>
+      </w:r>
+    </w:p>
+    <w:p>
+      <w:pPr>
+        <w:pStyle w:val="ListNumber"/>
+      </w:pPr>
+      <w:r>
+        <w:t xml:space="preserve">Set </w:t>
+      </w:r>
+      <w:r>
+        <w:rPr>
+          <w:rFonts w:ascii="Consolas" w:hAnsi="Consolas"/>
+          <w:sz w:val="19"/>
+        </w:rPr>
+        <w:t>NOTCH_CENTER_HZ</w:t>
+      </w:r>
+      <w:r>
+        <w:t xml:space="preserve"> to the reported mean.</w:t>
+      </w:r>
+    </w:p>
+    <w:p>
+      <w:r>
+        <w:t>That value is a measurement of your airframe with your propellers at your mass — not a model. It is what every previous revision of this section was asking for and could not deliver.</w:t>
+      </w:r>
+    </w:p>
+    <w:p>
+      <w:r>
+        <w:t>Two things the summary will tell you that are worth acting on:</w:t>
+      </w:r>
+    </w:p>
+    <w:p>
+      <w:pPr>
+        <w:pStyle w:val="ListBullet"/>
+      </w:pPr>
+      <w:r>
+        <w:rPr>
+          <w:b/>
+        </w:rPr>
+        <w:t>If the tracked centre moved by more than 20 Hz across the flight</w:t>
+      </w:r>
+      <w:r>
+        <w:t>, no single fixed</w:t>
+      </w:r>
+    </w:p>
+    <w:p>
+      <w:r>
+        <w:t>value covers it. Leave dynamic tracking enabled; that spread is the argument for it.</w:t>
+      </w:r>
+    </w:p>
+    <w:p>
+      <w:pPr>
+        <w:pStyle w:val="ListBullet"/>
+      </w:pPr>
+      <w:r>
+        <w:rPr>
+          <w:b/>
+        </w:rPr>
+        <w:t>If the tracker was unlocked for most of the flight</w:t>
+      </w:r>
+      <w:r>
+        <w:t>, either the real peak is outside</w:t>
+      </w:r>
+    </w:p>
+    <w:p>
+      <w:r>
+        <w:t>the 0.6–1.6× search band — in which case the compiled value is badly wrong and worth re-deriving from §8.3 — or the airframe is quieter than the confidence threshold expects, which is a good problem to have.</w:t>
+      </w:r>
+    </w:p>
+    <w:p>
+      <w:r>
+        <w:t xml:space="preserve">Setting </w:t>
+      </w:r>
+      <w:r>
+        <w:rPr>
+          <w:rFonts w:ascii="Consolas" w:hAnsi="Consolas"/>
+          <w:sz w:val="19"/>
+        </w:rPr>
+        <w:t>NOTCH_CENTER_HZ</w:t>
+      </w:r>
+      <w:r>
+        <w:t xml:space="preserve"> from the measurement still matters even with tracking enabled, because the compiled value defines the centre of the search band and the fallback when tracking does not lock.</w:t>
+      </w:r>
+    </w:p>
+    <w:p>
+      <w:pPr>
+        <w:ind w:left="432"/>
+        <w:shd w:val="clear" w:color="auto" w:fill="FFF2CC"/>
+      </w:pPr>
+      <w:r>
+        <w:rPr>
+          <w:b/>
+          <w:i/>
+        </w:rPr>
+        <w:t>Log format v3 and older logs.</w:t>
+      </w:r>
+      <w:r>
+        <w:rPr>
+          <w:i/>
+        </w:rPr>
+        <w:t xml:space="preserve"> The record grew by four bytes. </w:t>
+      </w:r>
+      <w:r>
+        <w:rPr>
+          <w:rFonts w:ascii="Consolas" w:hAnsi="Consolas"/>
+          <w:i/>
+          <w:sz w:val="19"/>
+        </w:rPr>
+        <w:t>tools/blackbox_decode.py</w:t>
+      </w:r>
+      <w:r>
+        <w:rPr>
+          <w:i/>
+        </w:rPr>
+        <w:t xml:space="preserve"> reads both v2 and v3, so logs recorded before this change remain readable — a decoder that only reads the newest format would silently make every earlier flight unreadable. The C struct and the Python format string are cross-checked field by field against the real compiler by the </w:t>
+      </w:r>
+      <w:r>
+        <w:rPr>
+          <w:rFonts w:ascii="Consolas" w:hAnsi="Consolas"/>
+          <w:i/>
+          <w:sz w:val="19"/>
+        </w:rPr>
+        <w:t>blackbox</w:t>
+      </w:r>
+      <w:r>
+        <w:rPr>
+          <w:i/>
+        </w:rPr>
+        <w:t xml:space="preserve"> consistency check, because a field at the wrong offset does not fail loudly, it produces plausible numbers that are wrong.</w:t>
       </w:r>
     </w:p>
     <w:p>
@@ -23066,6 +23602,112 @@
     </w:p>
     <w:p>
       <w:pPr>
+        <w:pStyle w:val="ListBullet"/>
+      </w:pPr>
+      <w:r>
+        <w:t xml:space="preserve">[ ] </w:t>
+      </w:r>
+      <w:r>
+        <w:rPr>
+          <w:b/>
+        </w:rPr>
+        <w:t>Gyro notch measurement.</w:t>
+      </w:r>
+      <w:r>
+        <w:t xml:space="preserve"> Hover for 30 s or more in still air, then decode the</w:t>
+      </w:r>
+    </w:p>
+    <w:p>
+      <w:pPr>
+        <w:pStyle w:val="OdysseyCode"/>
+        <w:shd w:val="clear" w:color="auto" w:fill="F2F2F2"/>
+      </w:pPr>
+      <w:r>
+        <w:rPr>
+          <w:rFonts w:ascii="Consolas" w:hAnsi="Consolas"/>
+          <w:sz w:val="15"/>
+        </w:rPr>
+        <w:t>log and read the **Gyro notch** section:</w:t>
+      </w:r>
+    </w:p>
+    <w:p>
+      <w:pPr>
+        <w:pStyle w:val="OdysseyCode"/>
+        <w:shd w:val="clear" w:color="auto" w:fill="F2F2F2"/>
+      </w:pPr>
+      <w:r>
+        <w:rPr>
+          <w:rFonts w:ascii="Consolas" w:hAnsi="Consolas"/>
+          <w:sz w:val="15"/>
+        </w:rPr>
+      </w:r>
+    </w:p>
+    <w:p>
+      <w:pPr>
+        <w:pStyle w:val="OdysseyCode"/>
+        <w:shd w:val="clear" w:color="auto" w:fill="F2F2F2"/>
+      </w:pPr>
+      <w:r>
+        <w:rPr>
+          <w:rFonts w:ascii="Consolas" w:hAnsi="Consolas"/>
+          <w:sz w:val="15"/>
+        </w:rPr>
+        <w:t>python tools/blackbox_decode.py flight_0001.ody</w:t>
+      </w:r>
+    </w:p>
+    <w:p>
+      <w:pPr>
+        <w:pStyle w:val="OdysseyCode"/>
+        <w:shd w:val="clear" w:color="auto" w:fill="F2F2F2"/>
+      </w:pPr>
+      <w:r>
+        <w:rPr>
+          <w:rFonts w:ascii="Consolas" w:hAnsi="Consolas"/>
+          <w:sz w:val="15"/>
+        </w:rPr>
+      </w:r>
+    </w:p>
+    <w:p>
+      <w:pPr>
+        <w:pStyle w:val="OdysseyCode"/>
+        <w:shd w:val="clear" w:color="auto" w:fill="F2F2F2"/>
+      </w:pPr>
+      <w:r>
+        <w:rPr>
+          <w:rFonts w:ascii="Consolas" w:hAnsi="Consolas"/>
+          <w:sz w:val="15"/>
+        </w:rPr>
+        <w:t>Set `NOTCH_CENTER_HZ` in `config.h` to the reported mean. Do **not** attempt to</w:t>
+      </w:r>
+    </w:p>
+    <w:p>
+      <w:pPr>
+        <w:pStyle w:val="OdysseyCode"/>
+        <w:shd w:val="clear" w:color="auto" w:fill="F2F2F2"/>
+      </w:pPr>
+      <w:r>
+        <w:rPr>
+          <w:rFonts w:ascii="Consolas" w:hAnsi="Consolas"/>
+          <w:sz w:val="15"/>
+        </w:rPr>
+        <w:t>find the peak by spectral analysis of the logged gyro — that trace is post-notch</w:t>
+      </w:r>
+    </w:p>
+    <w:p>
+      <w:pPr>
+        <w:pStyle w:val="OdysseyCode"/>
+        <w:shd w:val="clear" w:color="auto" w:fill="F2F2F2"/>
+      </w:pPr>
+      <w:r>
+        <w:rPr>
+          <w:rFonts w:ascii="Consolas" w:hAnsi="Consolas"/>
+          <w:sz w:val="15"/>
+        </w:rPr>
+        <w:t>and sampled at 100 Hz, well below the peak. See the finding in section 8.3.</w:t>
+      </w:r>
+    </w:p>
+    <w:p>
+      <w:pPr>
         <w:pStyle w:val="Heading2"/>
       </w:pPr>
       <w:r>
@@ -28790,6 +29432,40 @@
                 <w:sz w:val="18"/>
               </w:rPr>
               <w:t>Changed to 9x5x2. About 10% better hover efficiency for ~12% of peak thrust: 24 min hover and 16 km one-way, up from 22 min and 14.1 km</w:t>
+            </w:r>
+          </w:p>
+        </w:tc>
+      </w:tr>
+      <w:tr>
+        <w:tc>
+          <w:tcPr>
+            <w:tcW w:type="dxa" w:w="4968"/>
+          </w:tcPr>
+          <w:p>
+            <w:pPr>
+              <w:spacing w:after="40" w:before="40"/>
+            </w:pPr>
+            <w:r>
+              <w:rPr>
+                <w:sz w:val="18"/>
+              </w:rPr>
+              <w:t>Every revision instructed the reader to find the motor peak in a BlackBox gyro trace. That was impossible twice over: the logged gyro is post-notch, and the 100 Hz log rate puts its Nyquist limit at 50 Hz while the peak is 88–180 Hz, so a 120 Hz peak aliases to 20 Hz</w:t>
+            </w:r>
+          </w:p>
+        </w:tc>
+        <w:tc>
+          <w:tcPr>
+            <w:tcW w:type="dxa" w:w="4968"/>
+          </w:tcPr>
+          <w:p>
+            <w:pPr>
+              <w:spacing w:after="40" w:before="40"/>
+            </w:pPr>
+            <w:r>
+              <w:rPr>
+                <w:sz w:val="18"/>
+              </w:rPr>
+              <w:t>Instruction withdrawn. The spectrum is analysed on board at the full loop rate and the tracker's verdict is logged in format v3, so the measurement is recoverable on the ground. §8.3, §8.3.2</w:t>
             </w:r>
           </w:p>
         </w:tc>

--- a/docs/Odyssey-10-Pro-Drone-System.docx
+++ b/docs/Odyssey-10-Pro-Drone-System.docx
@@ -90,7 +90,7 @@
         <w:t>Document revision:</w:t>
       </w:r>
       <w:r>
-        <w:t xml:space="preserve"> 3.1 — second-harmonic tracking, and an honest account of where the hardware can support it</w:t>
+        <w:t xml:space="preserve"> 3.2 — the 1000 Hz loop costed, and a scheduling dependency nobody had declared</w:t>
       </w:r>
     </w:p>
     <w:p>
@@ -19713,7 +19713,16 @@
         <w:t>is</w:t>
       </w:r>
       <w:r>
-        <w:t xml:space="preserve"> the anti-alias filter; lifting it toward Nyquist trades a visible harmonic for aliased content folding into the control band, which is a worse problem than the one it solves. The real fix is a faster loop — 1000 Hz on the 9- and 10-inch would put Nyquist at 500 Hz and allow a 260 Hz corner, making every build's harmonic visible. The MPU-6050's 1 kHz output ceiling makes that possible but leaves no margin, and it would change the PID timing, the CPU budget and the SDFT resolution together. It is recorded here as the route, not as a decision.</w:t>
+        <w:t xml:space="preserve"> the anti-alias filter; lifting it toward Nyquist trades a visible harmonic for aliased content folding into the control band, which is a worse problem than the one it solves. The real fix is a faster loop — 1000 Hz on the 9- and 10-inch would put Nyquist at 500 Hz and allow a 260 Hz corner, making every build's harmonic visible. </w:t>
+      </w:r>
+      <w:r>
+        <w:rPr>
+          <w:b/>
+        </w:rPr>
+        <w:t>§8.3.4 costs that change.</w:t>
+      </w:r>
+      <w:r>
+        <w:t xml:space="preserve"> The short version is that it is affordable but wrongly sequenced: the actuator would still run at 400 Hz, and bidirectional DShot would locate the harmonic exactly rather than making it searchable.</w:t>
       </w:r>
     </w:p>
     <w:p>
@@ -19740,6 +19749,1104 @@
           <w:i/>
         </w:rPr>
         <w:t>, so it coincides with the second harmonic only on a 2-blade propeller. On the 3-blade builds blade-pass is 3·f₀ — 300 Hz on the 9-inch — which is further above the corner still. Earlier revisions of §8.3 described blade-pass as "near twice the fundamental", which is true only for the 2-blade case.</w:t>
+      </w:r>
+    </w:p>
+    <w:p>
+      <w:pPr>
+        <w:pStyle w:val="Heading3"/>
+      </w:pPr>
+      <w:r>
+        <w:t>8.3.4 Costing a 1000 Hz loop on the 9- and 10-inch</w:t>
+      </w:r>
+    </w:p>
+    <w:p>
+      <w:r>
+        <w:t xml:space="preserve">§8.3.3 records a faster loop as the route to making the second harmonic observable. This is that route costed. </w:t>
+      </w:r>
+      <w:r>
+        <w:rPr>
+          <w:b/>
+        </w:rPr>
+        <w:t>The recommendation is not to take it yet</w:t>
+      </w:r>
+      <w:r>
+        <w:t>, and the reason is not any of the costs below — it is that the loop rate is the wrong lever.</w:t>
+      </w:r>
+    </w:p>
+    <w:p>
+      <w:r>
+        <w:rPr>
+          <w:b/>
+        </w:rPr>
+        <w:t>What it would buy.</w:t>
+      </w:r>
+      <w:r>
+        <w:t xml:space="preserve"> At 1000 Hz, Nyquist moves to 500 Hz and the anti-alias corner can go to 260 Hz, which puts 2·f₀ inside the observable band on every build: 240 Hz on the 9-inch 2-blade, 200 on the 9-inch 3-blade, 210 and 180 on the 10-inch. All ten configurations would gain a working harmonic notch instead of two.</w:t>
+      </w:r>
+    </w:p>
+    <w:p>
+      <w:r>
+        <w:rPr>
+          <w:b/>
+        </w:rPr>
+        <w:t>What it would not buy.</w:t>
+      </w:r>
+      <w:r>
+        <w:t xml:space="preserve"> The ESCs are driven by 400 Hz PWM. A 1000 Hz loop writes motor values 2.5 times per PWM period, so </w:t>
+      </w:r>
+      <w:r>
+        <w:rPr>
+          <w:b/>
+        </w:rPr>
+        <w:t>60% of them are overwritten before they ever reach an ESC</w:t>
+      </w:r>
+      <w:r>
+        <w:t xml:space="preserve">. Actuator bandwidth stays at 400 Hz. The faster loop buys </w:t>
+      </w:r>
+      <w:r>
+        <w:rPr>
+          <w:i/>
+        </w:rPr>
+        <w:t>filtering and estimation</w:t>
+      </w:r>
+      <w:r>
+        <w:t xml:space="preserve"> resolution — which is exactly what the harmonic needs — but it buys nothing for control response, and it must not be described as if it did.</w:t>
+      </w:r>
+    </w:p>
+    <w:p>
+      <w:pPr>
+        <w:pStyle w:val="Heading4"/>
+      </w:pPr>
+      <w:r>
+        <w:t>The MPU-6050's output rate is not the obstacle</w:t>
+      </w:r>
+    </w:p>
+    <w:p>
+      <w:r>
+        <w:t>Earlier revisions of this document said the 1 kHz output ceiling left "no margin". That was imprecise. The output rate is a function of the DLPF setting, not an independent limit:</w:t>
+      </w:r>
+    </w:p>
+    <w:tbl>
+      <w:tblPr>
+        <w:tblStyle w:val="TableGrid"/>
+        <w:tblW w:type="auto" w:w="0"/>
+        <w:jc w:val="center"/>
+        <w:tblLayout w:type="autofit"/>
+        <w:tblLook w:firstColumn="1" w:firstRow="1" w:lastColumn="0" w:lastRow="0" w:noHBand="0" w:noVBand="1" w:val="04A0"/>
+      </w:tblPr>
+      <w:tblGrid>
+        <w:gridCol w:w="3312"/>
+        <w:gridCol w:w="3312"/>
+        <w:gridCol w:w="3312"/>
+      </w:tblGrid>
+      <w:tr>
+        <w:trPr>
+          <w:tblHeader w:val="true"/>
+        </w:trPr>
+        <w:tc>
+          <w:tcPr>
+            <w:tcW w:type="dxa" w:w="3312"/>
+            <w:shd w:val="clear" w:color="auto" w:fill="1F3864"/>
+          </w:tcPr>
+          <w:p>
+            <w:pPr>
+              <w:spacing w:after="40" w:before="40"/>
+            </w:pPr>
+            <w:r>
+              <w:rPr>
+                <w:b/>
+                <w:color w:val="FFFFFF"/>
+                <w:sz w:val="18"/>
+              </w:rPr>
+              <w:t>`DLPF_CFG`</w:t>
+            </w:r>
+          </w:p>
+        </w:tc>
+        <w:tc>
+          <w:tcPr>
+            <w:tcW w:type="dxa" w:w="3312"/>
+            <w:shd w:val="clear" w:color="auto" w:fill="1F3864"/>
+          </w:tcPr>
+          <w:p>
+            <w:pPr>
+              <w:spacing w:after="40" w:before="40"/>
+            </w:pPr>
+            <w:r>
+              <w:rPr>
+                <w:b/>
+                <w:color w:val="FFFFFF"/>
+                <w:sz w:val="18"/>
+              </w:rPr>
+              <w:t>Gyro bandwidth</w:t>
+            </w:r>
+          </w:p>
+        </w:tc>
+        <w:tc>
+          <w:tcPr>
+            <w:tcW w:type="dxa" w:w="3312"/>
+            <w:shd w:val="clear" w:color="auto" w:fill="1F3864"/>
+          </w:tcPr>
+          <w:p>
+            <w:pPr>
+              <w:spacing w:after="40" w:before="40"/>
+            </w:pPr>
+            <w:r>
+              <w:rPr>
+                <w:b/>
+                <w:color w:val="FFFFFF"/>
+                <w:sz w:val="18"/>
+              </w:rPr>
+              <w:t>Output rate</w:t>
+            </w:r>
+          </w:p>
+        </w:tc>
+      </w:tr>
+      <w:tr>
+        <w:tc>
+          <w:tcPr>
+            <w:tcW w:type="dxa" w:w="3312"/>
+          </w:tcPr>
+          <w:p>
+            <w:pPr>
+              <w:spacing w:after="40" w:before="40"/>
+            </w:pPr>
+            <w:r>
+              <w:rPr>
+                <w:sz w:val="18"/>
+              </w:rPr>
+              <w:t>0</w:t>
+            </w:r>
+          </w:p>
+        </w:tc>
+        <w:tc>
+          <w:tcPr>
+            <w:tcW w:type="dxa" w:w="3312"/>
+          </w:tcPr>
+          <w:p>
+            <w:pPr>
+              <w:spacing w:after="40" w:before="40"/>
+            </w:pPr>
+            <w:r>
+              <w:rPr>
+                <w:sz w:val="18"/>
+              </w:rPr>
+              <w:t>256 Hz</w:t>
+            </w:r>
+          </w:p>
+        </w:tc>
+        <w:tc>
+          <w:tcPr>
+            <w:tcW w:type="dxa" w:w="3312"/>
+          </w:tcPr>
+          <w:p>
+            <w:pPr>
+              <w:spacing w:after="40" w:before="40"/>
+            </w:pPr>
+            <w:r>
+              <w:rPr>
+                <w:b/>
+                <w:sz w:val="18"/>
+              </w:rPr>
+              <w:t>8 kHz</w:t>
+            </w:r>
+          </w:p>
+        </w:tc>
+      </w:tr>
+      <w:tr>
+        <w:tc>
+          <w:tcPr>
+            <w:tcW w:type="dxa" w:w="3312"/>
+          </w:tcPr>
+          <w:p>
+            <w:pPr>
+              <w:spacing w:after="40" w:before="40"/>
+            </w:pPr>
+            <w:r>
+              <w:rPr>
+                <w:sz w:val="18"/>
+              </w:rPr>
+              <w:t>1</w:t>
+            </w:r>
+          </w:p>
+        </w:tc>
+        <w:tc>
+          <w:tcPr>
+            <w:tcW w:type="dxa" w:w="3312"/>
+          </w:tcPr>
+          <w:p>
+            <w:pPr>
+              <w:spacing w:after="40" w:before="40"/>
+            </w:pPr>
+            <w:r>
+              <w:rPr>
+                <w:sz w:val="18"/>
+              </w:rPr>
+              <w:t>188 Hz</w:t>
+            </w:r>
+          </w:p>
+        </w:tc>
+        <w:tc>
+          <w:tcPr>
+            <w:tcW w:type="dxa" w:w="3312"/>
+          </w:tcPr>
+          <w:p>
+            <w:pPr>
+              <w:spacing w:after="40" w:before="40"/>
+            </w:pPr>
+            <w:r>
+              <w:rPr>
+                <w:sz w:val="18"/>
+              </w:rPr>
+              <w:t>1 kHz</w:t>
+            </w:r>
+          </w:p>
+        </w:tc>
+      </w:tr>
+    </w:tbl>
+    <w:p/>
+    <w:p>
+      <w:r>
+        <w:t xml:space="preserve">The 9-inch runs </w:t>
+      </w:r>
+      <w:r>
+        <w:rPr>
+          <w:rFonts w:ascii="Consolas" w:hAnsi="Consolas"/>
+          <w:sz w:val="19"/>
+        </w:rPr>
+        <w:t>DLPF_CFG</w:t>
+      </w:r>
+      <w:r>
+        <w:t xml:space="preserve"> = 1 today, so the part does output at 1 kHz — and sampling a free-running 1 kHz source with a free-running 1 kHz loop would beat, which is a real objection to raising the loop rate </w:t>
+      </w:r>
+      <w:r>
+        <w:rPr>
+          <w:i/>
+        </w:rPr>
+        <w:t>alone</w:t>
+      </w:r>
+      <w:r>
+        <w:t>. But a 1000 Hz loop requires moving the DLPF to 260 Hz anyway, to keep the corner above the notch, and that switches the part to 8 kHz. The two changes have to move together, and once they do the ceiling does not bind.</w:t>
+      </w:r>
+    </w:p>
+    <w:p>
+      <w:pPr>
+        <w:pStyle w:val="Heading4"/>
+      </w:pPr>
+      <w:r>
+        <w:t>The I²C bus is the real constraint</w:t>
+      </w:r>
+    </w:p>
+    <w:p>
+      <w:r>
+        <w:rPr>
+          <w:rFonts w:ascii="Consolas" w:hAnsi="Consolas"/>
+          <w:sz w:val="19"/>
+        </w:rPr>
+        <w:t>mpu.getEvent()</w:t>
+      </w:r>
+      <w:r>
+        <w:t xml:space="preserve"> reads 14 bytes — accel, temperature and gyro — every call. At 400 kHz each byte costs 22.5 µs and each transaction carries 72.5 µs of addressing overhead:</w:t>
+      </w:r>
+    </w:p>
+    <w:tbl>
+      <w:tblPr>
+        <w:tblStyle w:val="TableGrid"/>
+        <w:tblW w:type="auto" w:w="0"/>
+        <w:jc w:val="center"/>
+        <w:tblLayout w:type="autofit"/>
+        <w:tblLook w:firstColumn="1" w:firstRow="1" w:lastColumn="0" w:lastRow="0" w:noHBand="0" w:noVBand="1" w:val="04A0"/>
+      </w:tblPr>
+      <w:tblGrid>
+        <w:gridCol w:w="2484"/>
+        <w:gridCol w:w="2484"/>
+        <w:gridCol w:w="2484"/>
+        <w:gridCol w:w="2484"/>
+      </w:tblGrid>
+      <w:tr>
+        <w:trPr>
+          <w:tblHeader w:val="true"/>
+        </w:trPr>
+        <w:tc>
+          <w:tcPr>
+            <w:tcW w:type="dxa" w:w="2484"/>
+            <w:shd w:val="clear" w:color="auto" w:fill="1F3864"/>
+          </w:tcPr>
+          <w:p>
+            <w:pPr>
+              <w:spacing w:after="40" w:before="40"/>
+            </w:pPr>
+            <w:r>
+              <w:rPr>
+                <w:b/>
+                <w:color w:val="FFFFFF"/>
+                <w:sz w:val="18"/>
+              </w:rPr>
+              <w:t>Loop</w:t>
+            </w:r>
+          </w:p>
+        </w:tc>
+        <w:tc>
+          <w:tcPr>
+            <w:tcW w:type="dxa" w:w="2484"/>
+            <w:shd w:val="clear" w:color="auto" w:fill="1F3864"/>
+          </w:tcPr>
+          <w:p>
+            <w:pPr>
+              <w:spacing w:after="40" w:before="40"/>
+            </w:pPr>
+            <w:r>
+              <w:rPr>
+                <w:b/>
+                <w:color w:val="FFFFFF"/>
+                <w:sz w:val="18"/>
+              </w:rPr>
+              <w:t>Primary IMU read</w:t>
+            </w:r>
+          </w:p>
+        </w:tc>
+        <w:tc>
+          <w:tcPr>
+            <w:tcW w:type="dxa" w:w="2484"/>
+            <w:shd w:val="clear" w:color="auto" w:fill="1F3864"/>
+          </w:tcPr>
+          <w:p>
+            <w:pPr>
+              <w:spacing w:after="40" w:before="40"/>
+            </w:pPr>
+            <w:r>
+              <w:rPr>
+                <w:b/>
+                <w:color w:val="FFFFFF"/>
+                <w:sz w:val="18"/>
+              </w:rPr>
+              <w:t>Per loop</w:t>
+            </w:r>
+          </w:p>
+        </w:tc>
+        <w:tc>
+          <w:tcPr>
+            <w:tcW w:type="dxa" w:w="2484"/>
+            <w:shd w:val="clear" w:color="auto" w:fill="1F3864"/>
+          </w:tcPr>
+          <w:p>
+            <w:pPr>
+              <w:spacing w:after="40" w:before="40"/>
+            </w:pPr>
+            <w:r>
+              <w:rPr>
+                <w:b/>
+                <w:color w:val="FFFFFF"/>
+                <w:sz w:val="18"/>
+              </w:rPr>
+              <w:t>Bus utilisation</w:t>
+            </w:r>
+          </w:p>
+        </w:tc>
+      </w:tr>
+      <w:tr>
+        <w:tc>
+          <w:tcPr>
+            <w:tcW w:type="dxa" w:w="2484"/>
+          </w:tcPr>
+          <w:p>
+            <w:pPr>
+              <w:spacing w:after="40" w:before="40"/>
+            </w:pPr>
+            <w:r>
+              <w:rPr>
+                <w:sz w:val="18"/>
+              </w:rPr>
+              <w:t>500 Hz</w:t>
+            </w:r>
+          </w:p>
+        </w:tc>
+        <w:tc>
+          <w:tcPr>
+            <w:tcW w:type="dxa" w:w="2484"/>
+          </w:tcPr>
+          <w:p>
+            <w:pPr>
+              <w:spacing w:after="40" w:before="40"/>
+            </w:pPr>
+            <w:r>
+              <w:rPr>
+                <w:sz w:val="18"/>
+              </w:rPr>
+              <w:t>full, 14 bytes</w:t>
+            </w:r>
+          </w:p>
+        </w:tc>
+        <w:tc>
+          <w:tcPr>
+            <w:tcW w:type="dxa" w:w="2484"/>
+          </w:tcPr>
+          <w:p>
+            <w:pPr>
+              <w:spacing w:after="40" w:before="40"/>
+            </w:pPr>
+            <w:r>
+              <w:rPr>
+                <w:sz w:val="18"/>
+              </w:rPr>
+              <w:t>388 µs of 2000 µs</w:t>
+            </w:r>
+          </w:p>
+        </w:tc>
+        <w:tc>
+          <w:tcPr>
+            <w:tcW w:type="dxa" w:w="2484"/>
+          </w:tcPr>
+          <w:p>
+            <w:pPr>
+              <w:spacing w:after="40" w:before="40"/>
+            </w:pPr>
+            <w:r>
+              <w:rPr>
+                <w:sz w:val="18"/>
+              </w:rPr>
+              <w:t>39%</w:t>
+            </w:r>
+          </w:p>
+        </w:tc>
+      </w:tr>
+      <w:tr>
+        <w:tc>
+          <w:tcPr>
+            <w:tcW w:type="dxa" w:w="2484"/>
+          </w:tcPr>
+          <w:p>
+            <w:pPr>
+              <w:spacing w:after="40" w:before="40"/>
+            </w:pPr>
+            <w:r>
+              <w:rPr>
+                <w:b/>
+                <w:sz w:val="18"/>
+              </w:rPr>
+              <w:t>1000 Hz</w:t>
+            </w:r>
+          </w:p>
+        </w:tc>
+        <w:tc>
+          <w:tcPr>
+            <w:tcW w:type="dxa" w:w="2484"/>
+          </w:tcPr>
+          <w:p>
+            <w:pPr>
+              <w:spacing w:after="40" w:before="40"/>
+            </w:pPr>
+            <w:r>
+              <w:rPr>
+                <w:b/>
+                <w:sz w:val="18"/>
+              </w:rPr>
+              <w:t>full, 14 bytes</w:t>
+            </w:r>
+          </w:p>
+        </w:tc>
+        <w:tc>
+          <w:tcPr>
+            <w:tcW w:type="dxa" w:w="2484"/>
+          </w:tcPr>
+          <w:p>
+            <w:pPr>
+              <w:spacing w:after="40" w:before="40"/>
+            </w:pPr>
+            <w:r>
+              <w:rPr>
+                <w:b/>
+                <w:sz w:val="18"/>
+              </w:rPr>
+              <w:t>388 µs of 1000 µs</w:t>
+            </w:r>
+          </w:p>
+        </w:tc>
+        <w:tc>
+          <w:tcPr>
+            <w:tcW w:type="dxa" w:w="2484"/>
+          </w:tcPr>
+          <w:p>
+            <w:pPr>
+              <w:spacing w:after="40" w:before="40"/>
+            </w:pPr>
+            <w:r>
+              <w:rPr>
+                <w:b/>
+                <w:sz w:val="18"/>
+              </w:rPr>
+              <w:t>59%</w:t>
+            </w:r>
+          </w:p>
+        </w:tc>
+      </w:tr>
+      <w:tr>
+        <w:tc>
+          <w:tcPr>
+            <w:tcW w:type="dxa" w:w="2484"/>
+          </w:tcPr>
+          <w:p>
+            <w:pPr>
+              <w:spacing w:after="40" w:before="40"/>
+            </w:pPr>
+            <w:r>
+              <w:rPr>
+                <w:sz w:val="18"/>
+              </w:rPr>
+              <w:t>1000 Hz</w:t>
+            </w:r>
+          </w:p>
+        </w:tc>
+        <w:tc>
+          <w:tcPr>
+            <w:tcW w:type="dxa" w:w="2484"/>
+          </w:tcPr>
+          <w:p>
+            <w:pPr>
+              <w:spacing w:after="40" w:before="40"/>
+            </w:pPr>
+            <w:r>
+              <w:rPr>
+                <w:sz w:val="18"/>
+              </w:rPr>
+              <w:t>gyro only, 6 bytes</w:t>
+            </w:r>
+          </w:p>
+        </w:tc>
+        <w:tc>
+          <w:tcPr>
+            <w:tcW w:type="dxa" w:w="2484"/>
+          </w:tcPr>
+          <w:p>
+            <w:pPr>
+              <w:spacing w:after="40" w:before="40"/>
+            </w:pPr>
+            <w:r>
+              <w:rPr>
+                <w:sz w:val="18"/>
+              </w:rPr>
+              <w:t>208 µs of 1000 µs</w:t>
+            </w:r>
+          </w:p>
+        </w:tc>
+        <w:tc>
+          <w:tcPr>
+            <w:tcW w:type="dxa" w:w="2484"/>
+          </w:tcPr>
+          <w:p>
+            <w:pPr>
+              <w:spacing w:after="40" w:before="40"/>
+            </w:pPr>
+            <w:r>
+              <w:rPr>
+                <w:sz w:val="18"/>
+              </w:rPr>
+              <w:t>41%</w:t>
+            </w:r>
+          </w:p>
+        </w:tc>
+      </w:tr>
+    </w:tbl>
+    <w:p/>
+    <w:p>
+      <w:r>
+        <w:t>At 59% the bus is not saturated, but the flight loop would spend 39% of every period blocked on a shared, mutex-guarded bus that also carries the backup IMU, barometer, magnetometer and ToF sensor. That is the number that would need care.</w:t>
+      </w:r>
+    </w:p>
+    <w:p>
+      <w:r>
+        <w:rPr>
+          <w:b/>
+        </w:rPr>
+        <w:t>The fix is not a faster bus</w:t>
+      </w:r>
+      <w:r>
+        <w:t xml:space="preserve"> — 400 kHz is the MPU-6050's maximum. It is to stop reading the accelerometer at gyro rate. The complementary filter uses accel only for slow attitude correction; 200–250 Hz is ample. Splitting the read puts a 1000 Hz loop at 41% bus utilisation, essentially the same as the 500 Hz loop costs today. </w:t>
+      </w:r>
+      <w:r>
+        <w:rPr>
+          <w:b/>
+        </w:rPr>
+        <w:t>That split is the enabling change, and it is worth doing on its own merits even at 500 Hz.</w:t>
+      </w:r>
+    </w:p>
+    <w:p>
+      <w:pPr>
+        <w:pStyle w:val="Heading4"/>
+      </w:pPr>
+      <w:r>
+        <w:t>Everything else is cheap</w:t>
+      </w:r>
+    </w:p>
+    <w:tbl>
+      <w:tblPr>
+        <w:tblStyle w:val="TableGrid"/>
+        <w:tblW w:type="auto" w:w="0"/>
+        <w:jc w:val="center"/>
+        <w:tblLayout w:type="autofit"/>
+        <w:tblLook w:firstColumn="1" w:firstRow="1" w:lastColumn="0" w:lastRow="0" w:noHBand="0" w:noVBand="1" w:val="04A0"/>
+      </w:tblPr>
+      <w:tblGrid>
+        <w:gridCol w:w="4968"/>
+        <w:gridCol w:w="4968"/>
+      </w:tblGrid>
+      <w:tr>
+        <w:trPr>
+          <w:tblHeader w:val="true"/>
+        </w:trPr>
+        <w:tc>
+          <w:tcPr>
+            <w:tcW w:type="dxa" w:w="4968"/>
+            <w:shd w:val="clear" w:color="auto" w:fill="1F3864"/>
+          </w:tcPr>
+          <w:p>
+            <w:pPr>
+              <w:spacing w:after="40" w:before="40"/>
+            </w:pPr>
+            <w:r>
+              <w:rPr>
+                <w:b/>
+                <w:color w:val="FFFFFF"/>
+                <w:sz w:val="18"/>
+              </w:rPr>
+              <w:t>Item</w:t>
+            </w:r>
+          </w:p>
+        </w:tc>
+        <w:tc>
+          <w:tcPr>
+            <w:tcW w:type="dxa" w:w="4968"/>
+            <w:shd w:val="clear" w:color="auto" w:fill="1F3864"/>
+          </w:tcPr>
+          <w:p>
+            <w:pPr>
+              <w:spacing w:after="40" w:before="40"/>
+            </w:pPr>
+            <w:r>
+              <w:rPr>
+                <w:b/>
+                <w:color w:val="FFFFFF"/>
+                <w:sz w:val="18"/>
+              </w:rPr>
+              <w:t>Cost</w:t>
+            </w:r>
+          </w:p>
+        </w:tc>
+      </w:tr>
+      <w:tr>
+        <w:tc>
+          <w:tcPr>
+            <w:tcW w:type="dxa" w:w="4968"/>
+          </w:tcPr>
+          <w:p>
+            <w:pPr>
+              <w:spacing w:after="40" w:before="40"/>
+            </w:pPr>
+            <w:r>
+              <w:rPr>
+                <w:sz w:val="18"/>
+              </w:rPr>
+              <w:t>SDFT</w:t>
+            </w:r>
+          </w:p>
+        </w:tc>
+        <w:tc>
+          <w:tcPr>
+            <w:tcW w:type="dxa" w:w="4968"/>
+          </w:tcPr>
+          <w:p>
+            <w:pPr>
+              <w:spacing w:after="40" w:before="40"/>
+            </w:pPr>
+            <w:r>
+              <w:rPr>
+                <w:rFonts w:ascii="Consolas" w:hAnsi="Consolas"/>
+                <w:sz w:val="18"/>
+              </w:rPr>
+              <w:t>DYN_NOTCH_BINS</w:t>
+            </w:r>
+            <w:r>
+              <w:rPr>
+                <w:sz w:val="18"/>
+              </w:rPr>
+              <w:t xml:space="preserve"> must double to 256 to hold 3.9 Hz resolution. 0.13 MFLOP/s and 3 KB — still ~1% of a core</w:t>
+            </w:r>
+          </w:p>
+        </w:tc>
+      </w:tr>
+      <w:tr>
+        <w:tc>
+          <w:tcPr>
+            <w:tcW w:type="dxa" w:w="4968"/>
+          </w:tcPr>
+          <w:p>
+            <w:pPr>
+              <w:spacing w:after="40" w:before="40"/>
+            </w:pPr>
+            <w:r>
+              <w:rPr>
+                <w:sz w:val="18"/>
+              </w:rPr>
+              <w:t>PID</w:t>
+            </w:r>
+          </w:p>
+        </w:tc>
+        <w:tc>
+          <w:tcPr>
+            <w:tcW w:type="dxa" w:w="4968"/>
+          </w:tcPr>
+          <w:p>
+            <w:pPr>
+              <w:spacing w:after="40" w:before="40"/>
+            </w:pPr>
+            <w:r>
+              <w:rPr>
+                <w:rFonts w:ascii="Consolas" w:hAnsi="Consolas"/>
+                <w:sz w:val="18"/>
+              </w:rPr>
+              <w:t>dt</w:t>
+            </w:r>
+            <w:r>
+              <w:rPr>
+                <w:sz w:val="18"/>
+              </w:rPr>
+              <w:t xml:space="preserve"> halves; gains carry over in principle because the D term is low-passed in seconds, not samples. Needs re-validation, not re-derivation</w:t>
+            </w:r>
+          </w:p>
+        </w:tc>
+      </w:tr>
+      <w:tr>
+        <w:tc>
+          <w:tcPr>
+            <w:tcW w:type="dxa" w:w="4968"/>
+          </w:tcPr>
+          <w:p>
+            <w:pPr>
+              <w:spacing w:after="40" w:before="40"/>
+            </w:pPr>
+            <w:r>
+              <w:rPr>
+                <w:sz w:val="18"/>
+              </w:rPr>
+              <w:t>Dividers</w:t>
+            </w:r>
+          </w:p>
+        </w:tc>
+        <w:tc>
+          <w:tcPr>
+            <w:tcW w:type="dxa" w:w="4968"/>
+          </w:tcPr>
+          <w:p>
+            <w:pPr>
+              <w:spacing w:after="40" w:before="40"/>
+            </w:pPr>
+            <w:r>
+              <w:rPr>
+                <w:sz w:val="18"/>
+              </w:rPr>
+              <w:t>1000 divides exactly by 100 (log), 20 (notch) and 50 (baro)</w:t>
+            </w:r>
+          </w:p>
+        </w:tc>
+      </w:tr>
+      <w:tr>
+        <w:tc>
+          <w:tcPr>
+            <w:tcW w:type="dxa" w:w="4968"/>
+          </w:tcPr>
+          <w:p>
+            <w:pPr>
+              <w:spacing w:after="40" w:before="40"/>
+            </w:pPr>
+            <w:r>
+              <w:rPr>
+                <w:sz w:val="18"/>
+              </w:rPr>
+              <w:t>Power</w:t>
+            </w:r>
+          </w:p>
+        </w:tc>
+        <w:tc>
+          <w:tcPr>
+            <w:tcW w:type="dxa" w:w="4968"/>
+          </w:tcPr>
+          <w:p>
+            <w:pPr>
+              <w:spacing w:after="40" w:before="40"/>
+            </w:pPr>
+            <w:r>
+              <w:rPr>
+                <w:sz w:val="18"/>
+              </w:rPr>
+              <w:t>negligible; the core is already running</w:t>
+            </w:r>
+          </w:p>
+        </w:tc>
+      </w:tr>
+    </w:tbl>
+    <w:p/>
+    <w:p>
+      <w:pPr>
+        <w:pStyle w:val="Heading4"/>
+      </w:pPr>
+      <w:r>
+        <w:t>Scheduling has no slack left, and a dependency nobody declared</w:t>
+      </w:r>
+    </w:p>
+    <w:p>
+      <w:r>
+        <w:t xml:space="preserve">The loop period is </w:t>
+      </w:r>
+      <w:r>
+        <w:rPr>
+          <w:rFonts w:ascii="Consolas" w:hAnsi="Consolas"/>
+          <w:sz w:val="19"/>
+        </w:rPr>
+        <w:t>pdMS_TO_TICKS(1000 / FLIGHT_LOOP_HZ)</w:t>
+      </w:r>
+      <w:r>
+        <w:t xml:space="preserve">. At 1000 Hz that is </w:t>
+      </w:r>
+      <w:r>
+        <w:rPr>
+          <w:b/>
+        </w:rPr>
+        <w:t>one FreeRTOS tick</w:t>
+      </w:r>
+      <w:r>
+        <w:t>. Any overrun misses the deadline outright rather than eating into margin.</w:t>
+      </w:r>
+    </w:p>
+    <w:p>
+      <w:pPr>
+        <w:ind w:left="432"/>
+        <w:shd w:val="clear" w:color="auto" w:fill="FFF2CC"/>
+      </w:pPr>
+      <w:r>
+        <w:rPr>
+          <w:b/>
+          <w:i/>
+        </w:rPr>
+        <w:t>FINDING 36, found while costing this and affecting the *existing* 7-inch build.</w:t>
+      </w:r>
+      <w:r>
+        <w:rPr>
+          <w:i/>
+        </w:rPr>
+        <w:t xml:space="preserve"> </w:t>
+      </w:r>
+      <w:r>
+        <w:rPr>
+          <w:rFonts w:ascii="Consolas" w:hAnsi="Consolas"/>
+          <w:i/>
+          <w:sz w:val="19"/>
+        </w:rPr>
+        <w:t>pdMS_TO_TICKS(ms)</w:t>
+      </w:r>
+      <w:r>
+        <w:rPr>
+          <w:i/>
+        </w:rPr>
+        <w:t xml:space="preserve"> expands to </w:t>
+      </w:r>
+      <w:r>
+        <w:rPr>
+          <w:rFonts w:ascii="Consolas" w:hAnsi="Consolas"/>
+          <w:i/>
+          <w:sz w:val="19"/>
+        </w:rPr>
+        <w:t>(ms * configTICK_RATE_HZ) / 1000</w:t>
+      </w:r>
+      <w:r>
+        <w:rPr>
+          <w:i/>
+        </w:rPr>
+        <w:t xml:space="preserve">. At the ESP-IDF default tick rate of 100 Hz, a 1 ms period evaluates to </w:t>
+      </w:r>
+      <w:r>
+        <w:rPr>
+          <w:b/>
+          <w:i/>
+        </w:rPr>
+        <w:t>zero ticks</w:t>
+      </w:r>
+      <w:r>
+        <w:rPr>
+          <w:i/>
+        </w:rPr>
+        <w:t xml:space="preserve">, and </w:t>
+      </w:r>
+      <w:r>
+        <w:rPr>
+          <w:rFonts w:ascii="Consolas" w:hAnsi="Consolas"/>
+          <w:i/>
+          <w:sz w:val="19"/>
+        </w:rPr>
+        <w:t>vTaskDelayUntil()</w:t>
+      </w:r>
+      <w:r>
+        <w:rPr>
+          <w:i/>
+        </w:rPr>
+        <w:t xml:space="preserve"> with a zero period does not delay — the flight loop would spin and starve everything else pinned to that core.  The 7-inch build has run at 1000 Hz since revision 2.8. It works only because Arduino-ESP32 sets the tick to 1000 Hz, and </w:t>
+      </w:r>
+      <w:r>
+        <w:rPr>
+          <w:b/>
+          <w:i/>
+        </w:rPr>
+        <w:t>nothing in this repository said so</w:t>
+      </w:r>
+      <w:r>
+        <w:rPr>
+          <w:i/>
+        </w:rPr>
+        <w:t xml:space="preserve">. A </w:t>
+      </w:r>
+      <w:r>
+        <w:rPr>
+          <w:rFonts w:ascii="Consolas" w:hAnsi="Consolas"/>
+          <w:i/>
+          <w:sz w:val="19"/>
+        </w:rPr>
+        <w:t>static_assert</w:t>
+      </w:r>
+      <w:r>
+        <w:rPr>
+          <w:i/>
+        </w:rPr>
+        <w:t xml:space="preserve"> on </w:t>
+      </w:r>
+      <w:r>
+        <w:rPr>
+          <w:rFonts w:ascii="Consolas" w:hAnsi="Consolas"/>
+          <w:i/>
+          <w:sz w:val="19"/>
+        </w:rPr>
+        <w:t>configTICK_RATE_HZ</w:t>
+      </w:r>
+      <w:r>
+        <w:rPr>
+          <w:i/>
+        </w:rPr>
+        <w:t xml:space="preserve"> now does, along with one requiring </w:t>
+      </w:r>
+      <w:r>
+        <w:rPr>
+          <w:rFonts w:ascii="Consolas" w:hAnsi="Consolas"/>
+          <w:i/>
+          <w:sz w:val="19"/>
+        </w:rPr>
+        <w:t>FLIGHT_LOOP_HZ</w:t>
+      </w:r>
+      <w:r>
+        <w:rPr>
+          <w:i/>
+        </w:rPr>
+        <w:t xml:space="preserve"> to divide 1000 exactly — the division is integer, so a rate that does not divide cleanly would be silently rounded to a different period than the one </w:t>
+      </w:r>
+      <w:r>
+        <w:rPr>
+          <w:rFonts w:ascii="Consolas" w:hAnsi="Consolas"/>
+          <w:i/>
+          <w:sz w:val="19"/>
+        </w:rPr>
+        <w:t>dt</w:t>
+      </w:r>
+      <w:r>
+        <w:rPr>
+          <w:i/>
+        </w:rPr>
+        <w:t>, the notch and every divider were computed from.</w:t>
+      </w:r>
+    </w:p>
+    <w:p>
+      <w:pPr>
+        <w:pStyle w:val="Heading4"/>
+      </w:pPr>
+      <w:r>
+        <w:t>Recommendation</w:t>
+      </w:r>
+    </w:p>
+    <w:p>
+      <w:r>
+        <w:rPr>
+          <w:b/>
+        </w:rPr>
+        <w:t>Do not raise the loop rate for the harmonic alone.</w:t>
+      </w:r>
+      <w:r>
+        <w:t xml:space="preserve"> The costs are all manageable, but the sequencing is wrong:</w:t>
+      </w:r>
+    </w:p>
+    <w:p>
+      <w:pPr>
+        <w:pStyle w:val="ListNumber"/>
+      </w:pPr>
+      <w:r>
+        <w:rPr>
+          <w:b/>
+        </w:rPr>
+        <w:t>Bidirectional DShot first</w:t>
+      </w:r>
+      <w:r>
+        <w:t xml:space="preserve"> (§4.3). It gives shaft frequency directly instead of</w:t>
+      </w:r>
+    </w:p>
+    <w:p>
+      <w:r>
+        <w:t xml:space="preserve">inferring it from the noise, which makes the fundamental </w:t>
+      </w:r>
+      <w:r>
+        <w:rPr>
+          <w:i/>
+        </w:rPr>
+        <w:t>and</w:t>
+      </w:r>
+      <w:r>
+        <w:t xml:space="preserve"> its harmonics known rather than searched for — and it raises actuator bandwidth, which is the thing a 1000 Hz loop cannot give you on its own.</w:t>
+      </w:r>
+    </w:p>
+    <w:p>
+      <w:pPr>
+        <w:pStyle w:val="ListNumber"/>
+      </w:pPr>
+      <w:r>
+        <w:rPr>
+          <w:b/>
+        </w:rPr>
+        <w:t>Split the IMU read</w:t>
+      </w:r>
+      <w:r>
+        <w:t xml:space="preserve"> — gyro at loop rate, accel at 250 Hz. Worth doing at 500 Hz,</w:t>
+      </w:r>
+    </w:p>
+    <w:p>
+      <w:r>
+        <w:t>and it is the precondition for 1000 Hz.</w:t>
+      </w:r>
+    </w:p>
+    <w:p>
+      <w:pPr>
+        <w:pStyle w:val="ListNumber"/>
+      </w:pPr>
+      <w:r>
+        <w:rPr>
+          <w:b/>
+        </w:rPr>
+        <w:t>Then reconsider 1000 Hz</w:t>
+      </w:r>
+      <w:r>
+        <w:t>, at which point the actuator can use it and the bus can</w:t>
+      </w:r>
+    </w:p>
+    <w:p>
+      <w:r>
+        <w:t>afford it.</w:t>
+      </w:r>
+    </w:p>
+    <w:p>
+      <w:r>
+        <w:t>Doing it in the other order buys a harmonic notch on two more airframes, at the cost of 59% bus utilisation, a doubled SDFT, a PID re-validation and zero scheduling slack — to filter a peak that RPM telemetry would have located exactly.</w:t>
       </w:r>
     </w:p>
     <w:p>
@@ -30226,6 +31333,99 @@
                 <w:sz w:val="18"/>
               </w:rPr>
               <w:t>Changed to 9x5x2. About 10% better hover efficiency for ~12% of peak thrust: 24 min hover and 16 km one-way, up from 22 min and 14.1 km</w:t>
+            </w:r>
+          </w:p>
+        </w:tc>
+      </w:tr>
+      <w:tr>
+        <w:tc>
+          <w:tcPr>
+            <w:tcW w:type="dxa" w:w="4968"/>
+          </w:tcPr>
+          <w:p>
+            <w:pPr>
+              <w:spacing w:after="40" w:before="40"/>
+            </w:pPr>
+            <w:r>
+              <w:rPr>
+                <w:sz w:val="18"/>
+              </w:rPr>
+              <w:t xml:space="preserve">The flight loop's period is </w:t>
+            </w:r>
+            <w:r>
+              <w:rPr>
+                <w:rFonts w:ascii="Consolas" w:hAnsi="Consolas"/>
+                <w:sz w:val="18"/>
+              </w:rPr>
+              <w:t>pdMS_TO_TICKS(1000 / FLIGHT_LOOP_HZ)</w:t>
+            </w:r>
+            <w:r>
+              <w:rPr>
+                <w:sz w:val="18"/>
+              </w:rPr>
+              <w:t xml:space="preserve">, which at the ESP-IDF default 100 Hz tick rounds to ZERO ticks — </w:t>
+            </w:r>
+            <w:r>
+              <w:rPr>
+                <w:rFonts w:ascii="Consolas" w:hAnsi="Consolas"/>
+                <w:sz w:val="18"/>
+              </w:rPr>
+              <w:t>vTaskDelayUntil</w:t>
+            </w:r>
+            <w:r>
+              <w:rPr>
+                <w:sz w:val="18"/>
+              </w:rPr>
+              <w:t xml:space="preserve"> would not delay and the loop would spin, starving its core. The 1000 Hz 7-inch build has depended on Arduino-ESP32's 1000 Hz tick since revision 2.8 with nothing declaring it</w:t>
+            </w:r>
+          </w:p>
+        </w:tc>
+        <w:tc>
+          <w:tcPr>
+            <w:tcW w:type="dxa" w:w="4968"/>
+          </w:tcPr>
+          <w:p>
+            <w:pPr>
+              <w:spacing w:after="40" w:before="40"/>
+            </w:pPr>
+            <w:r>
+              <w:rPr>
+                <w:rFonts w:ascii="Consolas" w:hAnsi="Consolas"/>
+                <w:sz w:val="18"/>
+              </w:rPr>
+              <w:t>static_assert</w:t>
+            </w:r>
+            <w:r>
+              <w:rPr>
+                <w:sz w:val="18"/>
+              </w:rPr>
+              <w:t xml:space="preserve"> on </w:t>
+            </w:r>
+            <w:r>
+              <w:rPr>
+                <w:rFonts w:ascii="Consolas" w:hAnsi="Consolas"/>
+                <w:sz w:val="18"/>
+              </w:rPr>
+              <w:t>configTICK_RATE_HZ</w:t>
+            </w:r>
+            <w:r>
+              <w:rPr>
+                <w:sz w:val="18"/>
+              </w:rPr>
+              <w:t xml:space="preserve">, plus one requiring </w:t>
+            </w:r>
+            <w:r>
+              <w:rPr>
+                <w:rFonts w:ascii="Consolas" w:hAnsi="Consolas"/>
+                <w:sz w:val="18"/>
+              </w:rPr>
+              <w:t>FLIGHT_LOOP_HZ</w:t>
+            </w:r>
+            <w:r>
+              <w:rPr>
+                <w:sz w:val="18"/>
+              </w:rPr>
+              <w:t xml:space="preserve"> to divide 1000 exactly. Host tests check every divider derived from the loop rate. §8.3.4</w:t>
             </w:r>
           </w:p>
         </w:tc>

--- a/docs/Odyssey-10-Pro-Drone-System.docx
+++ b/docs/Odyssey-10-Pro-Drone-System.docx
@@ -90,7 +90,7 @@
         <w:t>Document revision:</w:t>
       </w:r>
       <w:r>
-        <w:t xml:space="preserve"> 3.2 — the 1000 Hz loop costed, and a scheduling dependency nobody had declared</w:t>
+        <w:t xml:space="preserve"> 3.3 — the IMU read is split, which was step 2 of the 1000 Hz sequencing and pays at 500 Hz too</w:t>
       </w:r>
     </w:p>
     <w:p>
@@ -20360,13 +20360,165 @@
         <w:t>The fix is not a faster bus</w:t>
       </w:r>
       <w:r>
-        <w:t xml:space="preserve"> — 400 kHz is the MPU-6050's maximum. It is to stop reading the accelerometer at gyro rate. The complementary filter uses accel only for slow attitude correction; 200–250 Hz is ample. Splitting the read puts a 1000 Hz loop at 41% bus utilisation, essentially the same as the 500 Hz loop costs today. </w:t>
-      </w:r>
+        <w:t xml:space="preserve"> — 400 kHz is the MPU-6050's maximum. It is to stop reading the accelerometer at gyro rate. The complementary filter uses accel only for slow attitude correction; 200–250 Hz is ample. Splitting the read puts a 1000 Hz loop at 41% bus utilisation, essentially the same as the 500 Hz loop costs today.</w:t>
+      </w:r>
+    </w:p>
+    <w:p>
+      <w:pPr>
+        <w:ind w:left="432"/>
+        <w:shd w:val="clear" w:color="auto" w:fill="FFF2CC"/>
+      </w:pPr>
       <w:r>
         <w:rPr>
           <w:b/>
-        </w:rPr>
-        <w:t>That split is the enabling change, and it is worth doing on its own merits even at 500 Hz.</w:t>
+          <w:i/>
+        </w:rPr>
+        <w:t>Done in revision 3.3.</w:t>
+      </w:r>
+      <w:r>
+        <w:rPr>
+          <w:i/>
+        </w:rPr>
+        <w:t xml:space="preserve"> </w:t>
+      </w:r>
+      <w:r>
+        <w:rPr>
+          <w:rFonts w:ascii="Consolas" w:hAnsi="Consolas"/>
+          <w:i/>
+          <w:sz w:val="19"/>
+        </w:rPr>
+        <w:t>SensorHub::readPrimaryImu()</w:t>
+      </w:r>
+      <w:r>
+        <w:rPr>
+          <w:i/>
+        </w:rPr>
+        <w:t xml:space="preserve"> no longer calls the driver's </w:t>
+      </w:r>
+      <w:r>
+        <w:rPr>
+          <w:rFonts w:ascii="Consolas" w:hAnsi="Consolas"/>
+          <w:i/>
+          <w:sz w:val="19"/>
+        </w:rPr>
+        <w:t>getEvent()</w:t>
+      </w:r>
+      <w:r>
+        <w:rPr>
+          <w:i/>
+        </w:rPr>
+        <w:t xml:space="preserve">. It reads the 6-byte gyro block at 0x43 every loop and the 6-byte accelerometer block at 0x3B at </w:t>
+      </w:r>
+      <w:r>
+        <w:rPr>
+          <w:rFonts w:ascii="Consolas" w:hAnsi="Consolas"/>
+          <w:i/>
+          <w:sz w:val="19"/>
+        </w:rPr>
+        <w:t>IMU_ACCEL_READ_HZ</w:t>
+      </w:r>
+      <w:r>
+        <w:rPr>
+          <w:i/>
+        </w:rPr>
+        <w:t xml:space="preserve">, default 250 Hz. </w:t>
+      </w:r>
+      <w:r>
+        <w:rPr>
+          <w:b/>
+          <w:i/>
+        </w:rPr>
+        <w:t>Bus utilisation at 500 Hz drops from 39% to 30%</w:t>
+      </w:r>
+      <w:r>
+        <w:rPr>
+          <w:i/>
+        </w:rPr>
+        <w:t xml:space="preserve">, and the precondition for a 1000 Hz loop is in place.  Reading registers directly means the scale factors are ours rather than the driver's, so they are asserted against the ranges </w:t>
+      </w:r>
+      <w:r>
+        <w:rPr>
+          <w:rFonts w:ascii="Consolas" w:hAnsi="Consolas"/>
+          <w:i/>
+          <w:sz w:val="19"/>
+        </w:rPr>
+        <w:t>initMpu6050()</w:t>
+      </w:r>
+      <w:r>
+        <w:rPr>
+          <w:i/>
+        </w:rPr>
+        <w:t xml:space="preserve"> actually sets — ±8 g at 4096 LSB/g and ±500 dps at 65.5 LSB/dps — along with the big-endian two's-complement decode, which if reversed would produce plausible noise rather than an obvious failure.  The accelerometer is now a </w:t>
+      </w:r>
+      <w:r>
+        <w:rPr>
+          <w:rFonts w:ascii="Consolas" w:hAnsi="Consolas"/>
+          <w:i/>
+          <w:sz w:val="19"/>
+        </w:rPr>
+        <w:t>TimedValue</w:t>
+      </w:r>
+      <w:r>
+        <w:rPr>
+          <w:i/>
+        </w:rPr>
+        <w:t xml:space="preserve"> like every other slower-than-loop sensor, so its age is visible rather than implied. Before the first sample arrives the read reports failure rather than returning a zero vector, which free-fall detection would otherwise read as 0 m/s² — a spurious parachute deployment on the bench.  </w:t>
+      </w:r>
+      <w:r>
+        <w:rPr>
+          <w:rFonts w:ascii="Consolas" w:hAnsi="Consolas"/>
+          <w:i/>
+          <w:sz w:val="19"/>
+        </w:rPr>
+        <w:t>IMU_ACCEL_READ_HZ</w:t>
+      </w:r>
+      <w:r>
+        <w:rPr>
+          <w:i/>
+        </w:rPr>
+        <w:t xml:space="preserve"> must divide </w:t>
+      </w:r>
+      <w:r>
+        <w:rPr>
+          <w:rFonts w:ascii="Consolas" w:hAnsi="Consolas"/>
+          <w:i/>
+          <w:sz w:val="19"/>
+        </w:rPr>
+        <w:t>FLIGHT_LOOP_HZ</w:t>
+      </w:r>
+      <w:r>
+        <w:rPr>
+          <w:i/>
+        </w:rPr>
+        <w:t xml:space="preserve"> exactly and must leave at least 20 samples inside </w:t>
+      </w:r>
+      <w:r>
+        <w:rPr>
+          <w:rFonts w:ascii="Consolas" w:hAnsi="Consolas"/>
+          <w:i/>
+          <w:sz w:val="19"/>
+        </w:rPr>
+        <w:t>FREEFALL_HOLD_MS</w:t>
+      </w:r>
+      <w:r>
+        <w:rPr>
+          <w:i/>
+        </w:rPr>
+        <w:t xml:space="preserve">. Both are </w:t>
+      </w:r>
+      <w:r>
+        <w:rPr>
+          <w:rFonts w:ascii="Consolas" w:hAnsi="Consolas"/>
+          <w:i/>
+          <w:sz w:val="19"/>
+        </w:rPr>
+        <w:t>static_assert</w:t>
+      </w:r>
+      <w:r>
+        <w:rPr>
+          <w:i/>
+        </w:rPr>
+        <w:t>s: 30 Hz and 300 Hz are rejected at compile time, which stops anyone buying bus time by quietly making parachute deployment depend on eight samples.</w:t>
       </w:r>
     </w:p>
     <w:p>
@@ -20811,18 +20963,21 @@
         <w:pStyle w:val="ListNumber"/>
       </w:pPr>
       <w:r>
+        <w:t>~~</w:t>
+      </w:r>
+      <w:r>
         <w:rPr>
           <w:b/>
         </w:rPr>
         <w:t>Split the IMU read</w:t>
       </w:r>
       <w:r>
-        <w:t xml:space="preserve"> — gyro at loop rate, accel at 250 Hz. Worth doing at 500 Hz,</w:t>
-      </w:r>
-    </w:p>
-    <w:p>
-      <w:r>
-        <w:t>and it is the precondition for 1000 Hz.</w:t>
+        <w:t xml:space="preserve"> — gyro at loop rate, accel at 250 Hz.~~ **Done in</w:t>
+      </w:r>
+    </w:p>
+    <w:p>
+      <w:r>
+        <w:t>revision 3.3.** Bus utilisation at 500 Hz fell from 39% to 30%.</w:t>
       </w:r>
     </w:p>
     <w:p>

--- a/docs/Odyssey-10-Pro-Drone-System.docx
+++ b/docs/Odyssey-10-Pro-Drone-System.docx
@@ -90,7 +90,7 @@
         <w:t>Document revision:</w:t>
       </w:r>
       <w:r>
-        <w:t xml:space="preserve"> 3.3 — the IMU read is split, which was step 2 of the 1000 Hz sequencing and pays at 500 Hz too</w:t>
+        <w:t xml:space="preserve"> 3.4 — DShot at the protocol level, with the RPM the notch has been estimating all along</w:t>
       </w:r>
     </w:p>
     <w:p>
@@ -10483,7 +10483,375 @@
     </w:p>
     <w:p>
       <w:r>
-        <w:t>That is future work, not implemented. Bidirectional DShot needs tight timing on the ESP32-P4 (RMT or a dedicated peripheral) and the firmware currently has neither.</w:t>
+        <w:rPr>
+          <w:b/>
+        </w:rPr>
+        <w:t>Revision 3.4 implements the protocol.</w:t>
+      </w:r>
+      <w:r>
+        <w:t xml:space="preserve"> </w:t>
+      </w:r>
+      <w:r>
+        <w:rPr>
+          <w:rFonts w:ascii="Consolas" w:hAnsi="Consolas"/>
+          <w:sz w:val="19"/>
+        </w:rPr>
+        <w:t>firmware/flight-controller/include/dshot.h</w:t>
+      </w:r>
+      <w:r>
+        <w:t xml:space="preserve"> carries frame construction, both checksum conventions, the GCR telemetry decode, the eRPM-to-shaft-Hz conversion, and a four-motor aggregator that turns per-motor RPM into one notch frequency. All of it is pure integer arithmetic and all of it is host-tested — 51 assertions, including a full round trip of every value from 0 to 2047 in both checksum conventions and of every notch frequency in the build matrix through a wire-level telemetry word.</w:t>
+      </w:r>
+    </w:p>
+    <w:p>
+      <w:r>
+        <w:rPr>
+          <w:b/>
+        </w:rPr>
+        <w:t>The RMT driver is deliberately NOT written.</w:t>
+      </w:r>
+      <w:r>
+        <w:t xml:space="preserve"> Putting those frames on a wire means driving the ESP32-P4's RMT peripheral to a fraction of a microsecond and turning the line around fast enough to catch the ESC's reply. That code cannot be compiled in this environment, let alone verified, and it drives motors — a frame that misses a bit boundary does not fail politely, it becomes a throttle value the ESC acts on. Writing it untested would produce the appearance of a finished feature and none of the substance. What it needs is spelled out in §4.3.1.</w:t>
+      </w:r>
+    </w:p>
+    <w:p>
+      <w:r>
+        <w:rPr>
+          <w:rFonts w:ascii="Consolas" w:hAnsi="Consolas"/>
+          <w:sz w:val="19"/>
+        </w:rPr>
+        <w:t>DSHOT_ENABLE</w:t>
+      </w:r>
+      <w:r>
+        <w:t xml:space="preserve"> defaults to </w:t>
+      </w:r>
+      <w:r>
+        <w:rPr>
+          <w:b/>
+        </w:rPr>
+        <w:t>0</w:t>
+      </w:r>
+      <w:r>
+        <w:t>, and analog PWM remains the default output.</w:t>
+      </w:r>
+    </w:p>
+    <w:p>
+      <w:pPr>
+        <w:pStyle w:val="Heading3"/>
+      </w:pPr>
+      <w:r>
+        <w:t>4.3.1 What the DShot driver still needs</w:t>
+      </w:r>
+    </w:p>
+    <w:p>
+      <w:r>
+        <w:t>Everything below the frame arithmetic, in the order it would have to be built:</w:t>
+      </w:r>
+    </w:p>
+    <w:tbl>
+      <w:tblPr>
+        <w:tblStyle w:val="TableGrid"/>
+        <w:tblW w:type="auto" w:w="0"/>
+        <w:jc w:val="center"/>
+        <w:tblLayout w:type="autofit"/>
+        <w:tblLook w:firstColumn="1" w:firstRow="1" w:lastColumn="0" w:lastRow="0" w:noHBand="0" w:noVBand="1" w:val="04A0"/>
+      </w:tblPr>
+      <w:tblGrid>
+        <w:gridCol w:w="4968"/>
+        <w:gridCol w:w="4968"/>
+      </w:tblGrid>
+      <w:tr>
+        <w:trPr>
+          <w:tblHeader w:val="true"/>
+        </w:trPr>
+        <w:tc>
+          <w:tcPr>
+            <w:tcW w:type="dxa" w:w="4968"/>
+            <w:shd w:val="clear" w:color="auto" w:fill="1F3864"/>
+          </w:tcPr>
+          <w:p>
+            <w:pPr>
+              <w:spacing w:after="40" w:before="40"/>
+            </w:pPr>
+            <w:r>
+              <w:rPr>
+                <w:b/>
+                <w:color w:val="FFFFFF"/>
+                <w:sz w:val="18"/>
+              </w:rPr>
+              <w:t>Step</w:t>
+            </w:r>
+          </w:p>
+        </w:tc>
+        <w:tc>
+          <w:tcPr>
+            <w:tcW w:type="dxa" w:w="4968"/>
+            <w:shd w:val="clear" w:color="auto" w:fill="1F3864"/>
+          </w:tcPr>
+          <w:p>
+            <w:pPr>
+              <w:spacing w:after="40" w:before="40"/>
+            </w:pPr>
+            <w:r>
+              <w:rPr>
+                <w:b/>
+                <w:color w:val="FFFFFF"/>
+                <w:sz w:val="18"/>
+              </w:rPr>
+              <w:t>Requirement</w:t>
+            </w:r>
+          </w:p>
+        </w:tc>
+      </w:tr>
+      <w:tr>
+        <w:tc>
+          <w:tcPr>
+            <w:tcW w:type="dxa" w:w="4968"/>
+          </w:tcPr>
+          <w:p>
+            <w:pPr>
+              <w:spacing w:after="40" w:before="40"/>
+            </w:pPr>
+            <w:r>
+              <w:rPr>
+                <w:sz w:val="18"/>
+              </w:rPr>
+              <w:t>Bit timing</w:t>
+            </w:r>
+          </w:p>
+        </w:tc>
+        <w:tc>
+          <w:tcPr>
+            <w:tcW w:type="dxa" w:w="4968"/>
+          </w:tcPr>
+          <w:p>
+            <w:pPr>
+              <w:spacing w:after="40" w:before="40"/>
+            </w:pPr>
+            <w:r>
+              <w:rPr>
+                <w:sz w:val="18"/>
+              </w:rPr>
+              <w:t xml:space="preserve">DShot300 is 3.33 µs per bit; a </w:t>
+            </w:r>
+            <w:r>
+              <w:rPr>
+                <w:rFonts w:ascii="Consolas" w:hAnsi="Consolas"/>
+                <w:sz w:val="18"/>
+              </w:rPr>
+              <w:t>1</w:t>
+            </w:r>
+            <w:r>
+              <w:rPr>
+                <w:sz w:val="18"/>
+              </w:rPr>
+              <w:t xml:space="preserve"> holds high for 74.9% of it and a </w:t>
+            </w:r>
+            <w:r>
+              <w:rPr>
+                <w:rFonts w:ascii="Consolas" w:hAnsi="Consolas"/>
+                <w:sz w:val="18"/>
+              </w:rPr>
+              <w:t>0</w:t>
+            </w:r>
+            <w:r>
+              <w:rPr>
+                <w:sz w:val="18"/>
+              </w:rPr>
+              <w:t xml:space="preserve"> for 37.4%. Tolerance is roughly ±5%, so the RMT clock divider has to be chosen against the actual APB frequency, not assumed</w:t>
+            </w:r>
+          </w:p>
+        </w:tc>
+      </w:tr>
+      <w:tr>
+        <w:tc>
+          <w:tcPr>
+            <w:tcW w:type="dxa" w:w="4968"/>
+          </w:tcPr>
+          <w:p>
+            <w:pPr>
+              <w:spacing w:after="40" w:before="40"/>
+            </w:pPr>
+            <w:r>
+              <w:rPr>
+                <w:sz w:val="18"/>
+              </w:rPr>
+              <w:t>Frame cadence</w:t>
+            </w:r>
+          </w:p>
+        </w:tc>
+        <w:tc>
+          <w:tcPr>
+            <w:tcW w:type="dxa" w:w="4968"/>
+          </w:tcPr>
+          <w:p>
+            <w:pPr>
+              <w:spacing w:after="40" w:before="40"/>
+            </w:pPr>
+            <w:r>
+              <w:rPr>
+                <w:sz w:val="18"/>
+              </w:rPr>
+              <w:t xml:space="preserve">16 bits is 53 µs at DShot300. That plus the telemetry window must fit inside the loop period — </w:t>
+            </w:r>
+            <w:r>
+              <w:rPr>
+                <w:rFonts w:ascii="Consolas" w:hAnsi="Consolas"/>
+                <w:sz w:val="18"/>
+              </w:rPr>
+              <w:t>config.h</w:t>
+            </w:r>
+            <w:r>
+              <w:rPr>
+                <w:sz w:val="18"/>
+              </w:rPr>
+              <w:t xml:space="preserve"> asserts it</w:t>
+            </w:r>
+          </w:p>
+        </w:tc>
+      </w:tr>
+      <w:tr>
+        <w:tc>
+          <w:tcPr>
+            <w:tcW w:type="dxa" w:w="4968"/>
+          </w:tcPr>
+          <w:p>
+            <w:pPr>
+              <w:spacing w:after="40" w:before="40"/>
+            </w:pPr>
+            <w:r>
+              <w:rPr>
+                <w:sz w:val="18"/>
+              </w:rPr>
+              <w:t>Line turnaround</w:t>
+            </w:r>
+          </w:p>
+        </w:tc>
+        <w:tc>
+          <w:tcPr>
+            <w:tcW w:type="dxa" w:w="4968"/>
+          </w:tcPr>
+          <w:p>
+            <w:pPr>
+              <w:spacing w:after="40" w:before="40"/>
+            </w:pPr>
+            <w:r>
+              <w:rPr>
+                <w:sz w:val="18"/>
+              </w:rPr>
+              <w:t xml:space="preserve">Bidirectional DShot has the ESC reply </w:t>
+            </w:r>
+            <w:r>
+              <w:rPr>
+                <w:b/>
+                <w:sz w:val="18"/>
+              </w:rPr>
+              <w:t>on the same wire</w:t>
+            </w:r>
+            <w:r>
+              <w:rPr>
+                <w:sz w:val="18"/>
+              </w:rPr>
+              <w:t>, roughly 30 µs after the frame ends. The pin has to change direction and start capturing within that gap</w:t>
+            </w:r>
+          </w:p>
+        </w:tc>
+      </w:tr>
+      <w:tr>
+        <w:tc>
+          <w:tcPr>
+            <w:tcW w:type="dxa" w:w="4968"/>
+          </w:tcPr>
+          <w:p>
+            <w:pPr>
+              <w:spacing w:after="40" w:before="40"/>
+            </w:pPr>
+            <w:r>
+              <w:rPr>
+                <w:sz w:val="18"/>
+              </w:rPr>
+              <w:t>Reply capture</w:t>
+            </w:r>
+          </w:p>
+        </w:tc>
+        <w:tc>
+          <w:tcPr>
+            <w:tcW w:type="dxa" w:w="4968"/>
+          </w:tcPr>
+          <w:p>
+            <w:pPr>
+              <w:spacing w:after="40" w:before="40"/>
+            </w:pPr>
+            <w:r>
+              <w:rPr>
+                <w:sz w:val="18"/>
+              </w:rPr>
+              <w:t>The reply is 21 bits at a nominal ¾ of the outgoing bitrate, and the ESC's clock is not ours — the edges have to be timed, not counted</w:t>
+            </w:r>
+          </w:p>
+        </w:tc>
+      </w:tr>
+      <w:tr>
+        <w:tc>
+          <w:tcPr>
+            <w:tcW w:type="dxa" w:w="4968"/>
+          </w:tcPr>
+          <w:p>
+            <w:pPr>
+              <w:spacing w:after="40" w:before="40"/>
+            </w:pPr>
+            <w:r>
+              <w:rPr>
+                <w:sz w:val="18"/>
+              </w:rPr>
+              <w:t>Verification</w:t>
+            </w:r>
+          </w:p>
+        </w:tc>
+        <w:tc>
+          <w:tcPr>
+            <w:tcW w:type="dxa" w:w="4968"/>
+          </w:tcPr>
+          <w:p>
+            <w:pPr>
+              <w:spacing w:after="40" w:before="40"/>
+            </w:pPr>
+            <w:r>
+              <w:rPr>
+                <w:sz w:val="18"/>
+              </w:rPr>
+              <w:t xml:space="preserve">A scope on the signal line first. Then a thrust stand </w:t>
+            </w:r>
+            <w:r>
+              <w:rPr>
+                <w:b/>
+                <w:sz w:val="18"/>
+              </w:rPr>
+              <w:t>with the propellers off</w:t>
+            </w:r>
+            <w:r>
+              <w:rPr>
+                <w:sz w:val="18"/>
+              </w:rPr>
+              <w:t>, confirming commanded throttle against measured RPM across the range, before anything spins with a blade attached</w:t>
+            </w:r>
+          </w:p>
+        </w:tc>
+      </w:tr>
+    </w:tbl>
+    <w:p/>
+    <w:p>
+      <w:r>
+        <w:t xml:space="preserve">Until that exists, </w:t>
+      </w:r>
+      <w:r>
+        <w:rPr>
+          <w:rFonts w:ascii="Consolas" w:hAnsi="Consolas"/>
+          <w:sz w:val="19"/>
+        </w:rPr>
+        <w:t>dshot.h</w:t>
+      </w:r>
+      <w:r>
+        <w:t xml:space="preserve"> is a tested library with no caller, which is a more honest state than an untested driver with one.</w:t>
       </w:r>
     </w:p>
     <w:p>
@@ -20941,21 +21309,12 @@
         <w:t>Bidirectional DShot first</w:t>
       </w:r>
       <w:r>
-        <w:t xml:space="preserve"> (§4.3). It gives shaft frequency directly instead of</w:t>
-      </w:r>
-    </w:p>
-    <w:p>
-      <w:r>
-        <w:t xml:space="preserve">inferring it from the noise, which makes the fundamental </w:t>
-      </w:r>
-      <w:r>
-        <w:rPr>
-          <w:i/>
-        </w:rPr>
-        <w:t>and</w:t>
-      </w:r>
-      <w:r>
-        <w:t xml:space="preserve"> its harmonics known rather than searched for — and it raises actuator bandwidth, which is the thing a 1000 Hz loop cannot give you on its own.</w:t>
+        <w:t xml:space="preserve"> (§4.3). Protocol and telemetry decode landed in</w:t>
+      </w:r>
+    </w:p>
+    <w:p>
+      <w:r>
+        <w:t>revision 3.4 and are tested; the RMT driver (§4.3.1) still needs hardware. Until it drives motors, the actuator argument for a faster loop does not hold.</w:t>
       </w:r>
     </w:p>
     <w:p>
@@ -31488,6 +31847,40 @@
                 <w:sz w:val="18"/>
               </w:rPr>
               <w:t>Changed to 9x5x2. About 10% better hover efficiency for ~12% of peak thrust: 24 min hover and 16 km one-way, up from 22 min and 14.1 km</w:t>
+            </w:r>
+          </w:p>
+        </w:tc>
+      </w:tr>
+      <w:tr>
+        <w:tc>
+          <w:tcPr>
+            <w:tcW w:type="dxa" w:w="4968"/>
+          </w:tcPr>
+          <w:p>
+            <w:pPr>
+              <w:spacing w:after="40" w:before="40"/>
+            </w:pPr>
+            <w:r>
+              <w:rPr>
+                <w:sz w:val="18"/>
+              </w:rPr>
+              <w:t>The bidirectional-DShot GCR decode read its four 5-bit groups from the wrong bit offsets, and most-significant group first. Every legal group still decoded to a legal nibble, so a corrupted RPM would have passed its checksum and been fed to the notch as a measurement</w:t>
+            </w:r>
+          </w:p>
+        </w:tc>
+        <w:tc>
+          <w:tcPr>
+            <w:tcW w:type="dxa" w:w="4968"/>
+          </w:tcPr>
+          <w:p>
+            <w:pPr>
+              <w:spacing w:after="40" w:before="40"/>
+            </w:pPr>
+            <w:r>
+              <w:rPr>
+                <w:sz w:val="18"/>
+              </w:rPr>
+              <w:t>Corrected to read groups low-first at offsets 0/5/10/15. Caught by a full encode/decode round trip, which is why the test builds the wire format rather than trusting the decoder against itself</w:t>
             </w:r>
           </w:p>
         </w:tc>

--- a/docs/Odyssey-10-Pro-Drone-System.docx
+++ b/docs/Odyssey-10-Pro-Drone-System.docx
@@ -90,7 +90,7 @@
         <w:t>Document revision:</w:t>
       </w:r>
       <w:r>
-        <w:t xml:space="preserve"> 3.4 — DShot at the protocol level, with the RPM the notch has been estimating all along</w:t>
+        <w:t xml:space="preserve"> 3.5 — the loop rate is a build switch, and at 1000 Hz the second harmonic finally appears</w:t>
       </w:r>
     </w:p>
     <w:p>
@@ -21356,6 +21356,612 @@
     <w:p>
       <w:r>
         <w:t>afford it.</w:t>
+      </w:r>
+    </w:p>
+    <w:p>
+      <w:pPr>
+        <w:pStyle w:val="Heading4"/>
+      </w:pPr>
+      <w:r>
+        <w:t>Available in revision 3.5, but not as a default</w:t>
+      </w:r>
+    </w:p>
+    <w:p>
+      <w:r>
+        <w:rPr>
+          <w:rFonts w:ascii="Consolas" w:hAnsi="Consolas"/>
+          <w:sz w:val="19"/>
+        </w:rPr>
+        <w:t>FLIGHT_LOOP_HZ</w:t>
+      </w:r>
+      <w:r>
+        <w:t xml:space="preserve"> is now a build switch. </w:t>
+      </w:r>
+      <w:r>
+        <w:rPr>
+          <w:rFonts w:ascii="Consolas" w:hAnsi="Consolas"/>
+          <w:sz w:val="19"/>
+        </w:rPr>
+        <w:t>-DFLIGHT_LOOP_HZ=1000</w:t>
+      </w:r>
+      <w:r>
+        <w:t xml:space="preserve"> is characterised and tested on all eight 9- and 10-inch configurations, and three constants move with it automatically rather than being left to be remembered:</w:t>
+      </w:r>
+    </w:p>
+    <w:tbl>
+      <w:tblPr>
+        <w:tblStyle w:val="TableGrid"/>
+        <w:tblW w:type="auto" w:w="0"/>
+        <w:jc w:val="center"/>
+        <w:tblLayout w:type="autofit"/>
+        <w:tblLook w:firstColumn="1" w:firstRow="1" w:lastColumn="0" w:lastRow="0" w:noHBand="0" w:noVBand="1" w:val="04A0"/>
+      </w:tblPr>
+      <w:tblGrid>
+        <w:gridCol w:w="2484"/>
+        <w:gridCol w:w="2484"/>
+        <w:gridCol w:w="2484"/>
+        <w:gridCol w:w="2484"/>
+      </w:tblGrid>
+      <w:tr>
+        <w:trPr>
+          <w:tblHeader w:val="true"/>
+        </w:trPr>
+        <w:tc>
+          <w:tcPr>
+            <w:tcW w:type="dxa" w:w="2484"/>
+            <w:shd w:val="clear" w:color="auto" w:fill="1F3864"/>
+          </w:tcPr>
+          <w:p>
+            <w:pPr>
+              <w:spacing w:after="40" w:before="40"/>
+            </w:pPr>
+            <w:r>
+              <w:rPr>
+                <w:b/>
+                <w:color w:val="FFFFFF"/>
+                <w:sz w:val="18"/>
+              </w:rPr>
+              <w:t>Constant</w:t>
+            </w:r>
+          </w:p>
+        </w:tc>
+        <w:tc>
+          <w:tcPr>
+            <w:tcW w:type="dxa" w:w="2484"/>
+            <w:shd w:val="clear" w:color="auto" w:fill="1F3864"/>
+          </w:tcPr>
+          <w:p>
+            <w:pPr>
+              <w:spacing w:after="40" w:before="40"/>
+            </w:pPr>
+            <w:r>
+              <w:rPr>
+                <w:b/>
+                <w:color w:val="FFFFFF"/>
+                <w:sz w:val="18"/>
+              </w:rPr>
+              <w:t>500 Hz</w:t>
+            </w:r>
+          </w:p>
+        </w:tc>
+        <w:tc>
+          <w:tcPr>
+            <w:tcW w:type="dxa" w:w="2484"/>
+            <w:shd w:val="clear" w:color="auto" w:fill="1F3864"/>
+          </w:tcPr>
+          <w:p>
+            <w:pPr>
+              <w:spacing w:after="40" w:before="40"/>
+            </w:pPr>
+            <w:r>
+              <w:rPr>
+                <w:b/>
+                <w:color w:val="FFFFFF"/>
+                <w:sz w:val="18"/>
+              </w:rPr>
+              <w:t>1000 Hz</w:t>
+            </w:r>
+          </w:p>
+        </w:tc>
+        <w:tc>
+          <w:tcPr>
+            <w:tcW w:type="dxa" w:w="2484"/>
+            <w:shd w:val="clear" w:color="auto" w:fill="1F3864"/>
+          </w:tcPr>
+          <w:p>
+            <w:pPr>
+              <w:spacing w:after="40" w:before="40"/>
+            </w:pPr>
+            <w:r>
+              <w:rPr>
+                <w:b/>
+                <w:color w:val="FFFFFF"/>
+                <w:sz w:val="18"/>
+              </w:rPr>
+              <w:t>Why it has to move</w:t>
+            </w:r>
+          </w:p>
+        </w:tc>
+      </w:tr>
+      <w:tr>
+        <w:tc>
+          <w:tcPr>
+            <w:tcW w:type="dxa" w:w="2484"/>
+          </w:tcPr>
+          <w:p>
+            <w:pPr>
+              <w:spacing w:after="40" w:before="40"/>
+            </w:pPr>
+            <w:r>
+              <w:rPr>
+                <w:rFonts w:ascii="Consolas" w:hAnsi="Consolas"/>
+                <w:sz w:val="18"/>
+              </w:rPr>
+              <w:t>IMU_DLPF_HZ</w:t>
+            </w:r>
+          </w:p>
+        </w:tc>
+        <w:tc>
+          <w:tcPr>
+            <w:tcW w:type="dxa" w:w="2484"/>
+          </w:tcPr>
+          <w:p>
+            <w:pPr>
+              <w:spacing w:after="40" w:before="40"/>
+            </w:pPr>
+            <w:r>
+              <w:rPr>
+                <w:sz w:val="18"/>
+              </w:rPr>
+              <w:t>184 Hz</w:t>
+            </w:r>
+          </w:p>
+        </w:tc>
+        <w:tc>
+          <w:tcPr>
+            <w:tcW w:type="dxa" w:w="2484"/>
+          </w:tcPr>
+          <w:p>
+            <w:pPr>
+              <w:spacing w:after="40" w:before="40"/>
+            </w:pPr>
+            <w:r>
+              <w:rPr>
+                <w:b/>
+                <w:sz w:val="18"/>
+              </w:rPr>
+              <w:t>260 Hz</w:t>
+            </w:r>
+          </w:p>
+        </w:tc>
+        <w:tc>
+          <w:tcPr>
+            <w:tcW w:type="dxa" w:w="2484"/>
+          </w:tcPr>
+          <w:p>
+            <w:pPr>
+              <w:spacing w:after="40" w:before="40"/>
+            </w:pPr>
+            <w:r>
+              <w:rPr>
+                <w:sz w:val="18"/>
+              </w:rPr>
+              <w:t>Nyquist doubles, so the corner can rise — and this is the change that uncovers the harmonic</w:t>
+            </w:r>
+          </w:p>
+        </w:tc>
+      </w:tr>
+      <w:tr>
+        <w:tc>
+          <w:tcPr>
+            <w:tcW w:type="dxa" w:w="2484"/>
+          </w:tcPr>
+          <w:p>
+            <w:pPr>
+              <w:spacing w:after="40" w:before="40"/>
+            </w:pPr>
+            <w:r>
+              <w:rPr>
+                <w:rFonts w:ascii="Consolas" w:hAnsi="Consolas"/>
+                <w:sz w:val="18"/>
+              </w:rPr>
+              <w:t>DYN_NOTCH_BINS</w:t>
+            </w:r>
+          </w:p>
+        </w:tc>
+        <w:tc>
+          <w:tcPr>
+            <w:tcW w:type="dxa" w:w="2484"/>
+          </w:tcPr>
+          <w:p>
+            <w:pPr>
+              <w:spacing w:after="40" w:before="40"/>
+            </w:pPr>
+            <w:r>
+              <w:rPr>
+                <w:sz w:val="18"/>
+              </w:rPr>
+              <w:t>128</w:t>
+            </w:r>
+          </w:p>
+        </w:tc>
+        <w:tc>
+          <w:tcPr>
+            <w:tcW w:type="dxa" w:w="2484"/>
+          </w:tcPr>
+          <w:p>
+            <w:pPr>
+              <w:spacing w:after="40" w:before="40"/>
+            </w:pPr>
+            <w:r>
+              <w:rPr>
+                <w:b/>
+                <w:sz w:val="18"/>
+              </w:rPr>
+              <w:t>256</w:t>
+            </w:r>
+          </w:p>
+        </w:tc>
+        <w:tc>
+          <w:tcPr>
+            <w:tcW w:type="dxa" w:w="2484"/>
+          </w:tcPr>
+          <w:p>
+            <w:pPr>
+              <w:spacing w:after="40" w:before="40"/>
+            </w:pPr>
+            <w:r>
+              <w:rPr>
+                <w:sz w:val="18"/>
+              </w:rPr>
+              <w:t>Resolution is loop ÷ bins; without this it would fall from 3.9 Hz to 7.8 Hz</w:t>
+            </w:r>
+          </w:p>
+        </w:tc>
+      </w:tr>
+      <w:tr>
+        <w:tc>
+          <w:tcPr>
+            <w:tcW w:type="dxa" w:w="2484"/>
+          </w:tcPr>
+          <w:p>
+            <w:pPr>
+              <w:spacing w:after="40" w:before="40"/>
+            </w:pPr>
+            <w:r>
+              <w:rPr>
+                <w:sz w:val="18"/>
+              </w:rPr>
+              <w:t>every divider</w:t>
+            </w:r>
+          </w:p>
+        </w:tc>
+        <w:tc>
+          <w:tcPr>
+            <w:tcW w:type="dxa" w:w="2484"/>
+          </w:tcPr>
+          <w:p>
+            <w:pPr>
+              <w:spacing w:after="40" w:before="40"/>
+            </w:pPr>
+            <w:r>
+              <w:rPr>
+                <w:sz w:val="18"/>
+              </w:rPr>
+              <w:t>—</w:t>
+            </w:r>
+          </w:p>
+        </w:tc>
+        <w:tc>
+          <w:tcPr>
+            <w:tcW w:type="dxa" w:w="2484"/>
+          </w:tcPr>
+          <w:p>
+            <w:pPr>
+              <w:spacing w:after="40" w:before="40"/>
+            </w:pPr>
+            <w:r>
+              <w:rPr>
+                <w:sz w:val="18"/>
+              </w:rPr>
+              <w:t>—</w:t>
+            </w:r>
+          </w:p>
+        </w:tc>
+        <w:tc>
+          <w:tcPr>
+            <w:tcW w:type="dxa" w:w="2484"/>
+          </w:tcPr>
+          <w:p>
+            <w:pPr>
+              <w:spacing w:after="40" w:before="40"/>
+            </w:pPr>
+            <w:r>
+              <w:rPr>
+                <w:sz w:val="18"/>
+              </w:rPr>
+              <w:t>log, notch-update, accelerometer and barometer rates all stay whole</w:t>
+            </w:r>
+          </w:p>
+        </w:tc>
+      </w:tr>
+    </w:tbl>
+    <w:p/>
+    <w:p>
+      <w:r>
+        <w:rPr>
+          <w:b/>
+        </w:rPr>
+        <w:t>The result is the one §8.3.3 was missing.</w:t>
+      </w:r>
+      <w:r>
+        <w:t xml:space="preserve"> At 1000 Hz the second harmonic becomes observable on </w:t>
+      </w:r>
+      <w:r>
+        <w:rPr>
+          <w:b/>
+        </w:rPr>
+        <w:t>all six</w:t>
+      </w:r>
+      <w:r>
+        <w:t xml:space="preserve"> 9- and 10-inch configurations, against two at 500 Hz:</w:t>
+      </w:r>
+    </w:p>
+    <w:tbl>
+      <w:tblPr>
+        <w:tblStyle w:val="TableGrid"/>
+        <w:tblW w:type="auto" w:w="0"/>
+        <w:jc w:val="center"/>
+        <w:tblLayout w:type="autofit"/>
+        <w:tblLook w:firstColumn="1" w:firstRow="1" w:lastColumn="0" w:lastRow="0" w:noHBand="0" w:noVBand="1" w:val="04A0"/>
+      </w:tblPr>
+      <w:tblGrid>
+        <w:gridCol w:w="3312"/>
+        <w:gridCol w:w="3312"/>
+        <w:gridCol w:w="3312"/>
+      </w:tblGrid>
+      <w:tr>
+        <w:trPr>
+          <w:tblHeader w:val="true"/>
+        </w:trPr>
+        <w:tc>
+          <w:tcPr>
+            <w:tcW w:type="dxa" w:w="3312"/>
+            <w:shd w:val="clear" w:color="auto" w:fill="1F3864"/>
+          </w:tcPr>
+          <w:p>
+            <w:pPr>
+              <w:spacing w:after="40" w:before="40"/>
+            </w:pPr>
+            <w:r>
+              <w:rPr>
+                <w:b/>
+                <w:color w:val="FFFFFF"/>
+                <w:sz w:val="18"/>
+              </w:rPr>
+            </w:r>
+          </w:p>
+        </w:tc>
+        <w:tc>
+          <w:tcPr>
+            <w:tcW w:type="dxa" w:w="3312"/>
+            <w:shd w:val="clear" w:color="auto" w:fill="1F3864"/>
+          </w:tcPr>
+          <w:p>
+            <w:pPr>
+              <w:spacing w:after="40" w:before="40"/>
+            </w:pPr>
+            <w:r>
+              <w:rPr>
+                <w:b/>
+                <w:color w:val="FFFFFF"/>
+                <w:sz w:val="18"/>
+              </w:rPr>
+              <w:t>500 Hz</w:t>
+            </w:r>
+          </w:p>
+        </w:tc>
+        <w:tc>
+          <w:tcPr>
+            <w:tcW w:type="dxa" w:w="3312"/>
+            <w:shd w:val="clear" w:color="auto" w:fill="1F3864"/>
+          </w:tcPr>
+          <w:p>
+            <w:pPr>
+              <w:spacing w:after="40" w:before="40"/>
+            </w:pPr>
+            <w:r>
+              <w:rPr>
+                <w:b/>
+                <w:color w:val="FFFFFF"/>
+                <w:sz w:val="18"/>
+              </w:rPr>
+              <w:t>1000 Hz</w:t>
+            </w:r>
+          </w:p>
+        </w:tc>
+      </w:tr>
+      <w:tr>
+        <w:tc>
+          <w:tcPr>
+            <w:tcW w:type="dxa" w:w="3312"/>
+          </w:tcPr>
+          <w:p>
+            <w:pPr>
+              <w:spacing w:after="40" w:before="40"/>
+            </w:pPr>
+            <w:r>
+              <w:rPr>
+                <w:sz w:val="18"/>
+              </w:rPr>
+              <w:t>9-inch, 2·f₀ = 240 Hz</w:t>
+            </w:r>
+          </w:p>
+        </w:tc>
+        <w:tc>
+          <w:tcPr>
+            <w:tcW w:type="dxa" w:w="3312"/>
+          </w:tcPr>
+          <w:p>
+            <w:pPr>
+              <w:spacing w:after="40" w:before="40"/>
+            </w:pPr>
+            <w:r>
+              <w:rPr>
+                <w:sz w:val="18"/>
+              </w:rPr>
+              <w:t>above the 184 Hz corner</w:t>
+            </w:r>
+          </w:p>
+        </w:tc>
+        <w:tc>
+          <w:tcPr>
+            <w:tcW w:type="dxa" w:w="3312"/>
+          </w:tcPr>
+          <w:p>
+            <w:pPr>
+              <w:spacing w:after="40" w:before="40"/>
+            </w:pPr>
+            <w:r>
+              <w:rPr>
+                <w:b/>
+                <w:sz w:val="18"/>
+              </w:rPr>
+              <w:t>below the 260 Hz corner</w:t>
+            </w:r>
+          </w:p>
+        </w:tc>
+      </w:tr>
+      <w:tr>
+        <w:tc>
+          <w:tcPr>
+            <w:tcW w:type="dxa" w:w="3312"/>
+          </w:tcPr>
+          <w:p>
+            <w:pPr>
+              <w:spacing w:after="40" w:before="40"/>
+            </w:pPr>
+            <w:r>
+              <w:rPr>
+                <w:sz w:val="18"/>
+              </w:rPr>
+              <w:t>10-inch 2-blade, 210 Hz</w:t>
+            </w:r>
+          </w:p>
+        </w:tc>
+        <w:tc>
+          <w:tcPr>
+            <w:tcW w:type="dxa" w:w="3312"/>
+          </w:tcPr>
+          <w:p>
+            <w:pPr>
+              <w:spacing w:after="40" w:before="40"/>
+            </w:pPr>
+            <w:r>
+              <w:rPr>
+                <w:sz w:val="18"/>
+              </w:rPr>
+              <w:t>above</w:t>
+            </w:r>
+          </w:p>
+        </w:tc>
+        <w:tc>
+          <w:tcPr>
+            <w:tcW w:type="dxa" w:w="3312"/>
+          </w:tcPr>
+          <w:p>
+            <w:pPr>
+              <w:spacing w:after="40" w:before="40"/>
+            </w:pPr>
+            <w:r>
+              <w:rPr>
+                <w:b/>
+                <w:sz w:val="18"/>
+              </w:rPr>
+              <w:t>below</w:t>
+            </w:r>
+          </w:p>
+        </w:tc>
+      </w:tr>
+      <w:tr>
+        <w:tc>
+          <w:tcPr>
+            <w:tcW w:type="dxa" w:w="3312"/>
+          </w:tcPr>
+          <w:p>
+            <w:pPr>
+              <w:spacing w:after="40" w:before="40"/>
+            </w:pPr>
+            <w:r>
+              <w:rPr>
+                <w:sz w:val="18"/>
+              </w:rPr>
+              <w:t>10-inch 3-blade, 180 Hz</w:t>
+            </w:r>
+          </w:p>
+        </w:tc>
+        <w:tc>
+          <w:tcPr>
+            <w:tcW w:type="dxa" w:w="3312"/>
+          </w:tcPr>
+          <w:p>
+            <w:pPr>
+              <w:spacing w:after="40" w:before="40"/>
+            </w:pPr>
+            <w:r>
+              <w:rPr>
+                <w:sz w:val="18"/>
+              </w:rPr>
+              <w:t>below</w:t>
+            </w:r>
+          </w:p>
+        </w:tc>
+        <w:tc>
+          <w:tcPr>
+            <w:tcW w:type="dxa" w:w="3312"/>
+          </w:tcPr>
+          <w:p>
+            <w:pPr>
+              <w:spacing w:after="40" w:before="40"/>
+            </w:pPr>
+            <w:r>
+              <w:rPr>
+                <w:sz w:val="18"/>
+              </w:rPr>
+              <w:t>below</w:t>
+            </w:r>
+          </w:p>
+        </w:tc>
+      </w:tr>
+    </w:tbl>
+    <w:p/>
+    <w:p>
+      <w:r>
+        <w:t>The 7-inch is the exception and stays unobservable at any loop rate: its 2·f₀ is 360 Hz and the MPU-6050's widest DLPF setting is 260 Hz, so the part itself cannot pass it. That is a sensor limit, not a configuration one.</w:t>
+      </w:r>
+    </w:p>
+    <w:p>
+      <w:r>
+        <w:rPr>
+          <w:b/>
+        </w:rPr>
+        <w:t>It is still not the default</w:t>
+      </w:r>
+      <w:r>
+        <w:t>, for the reason §8.3.4 opens with: the ESCs are driven at 400 Hz, so 60% of motor writes are overwritten before reaching one. Until the DShot driver of §4.3.1 exists, a 1000 Hz loop buys filtering resolution and pays CPU, bus and scheduling slack for it. That is a reasonable trade to make deliberately and a poor one to make by default.</w:t>
+      </w:r>
+    </w:p>
+    <w:p>
+      <w:pPr>
+        <w:pStyle w:val="OdysseyCode"/>
+        <w:shd w:val="clear" w:color="auto" w:fill="F2F2F2"/>
+      </w:pPr>
+      <w:r>
+        <w:rPr>
+          <w:rFonts w:ascii="Consolas" w:hAnsi="Consolas"/>
+          <w:sz w:val="15"/>
+        </w:rPr>
+        <w:t>pio run -e odyssey-fc -- -DFLIGHT_LOOP_HZ=1000        # 9-inch, faster loop</w:t>
       </w:r>
     </w:p>
     <w:p>

--- a/docs/Odyssey-10-Pro-Drone-System.docx
+++ b/docs/Odyssey-10-Pro-Drone-System.docx
@@ -90,7 +90,7 @@
         <w:t>Document revision:</w:t>
       </w:r>
       <w:r>
-        <w:t xml:space="preserve"> 3.5 — the loop rate is a build switch, and at 1000 Hz the second harmonic finally appears</w:t>
+        <w:t xml:space="preserve"> 3.6 — the RMT driver is written, and the half of it that can be tested is</w:t>
       </w:r>
     </w:p>
     <w:p>
@@ -10539,12 +10539,23 @@
         <w:pStyle w:val="Heading3"/>
       </w:pPr>
       <w:r>
-        <w:t>4.3.1 What the DShot driver still needs</w:t>
-      </w:r>
-    </w:p>
-    <w:p>
-      <w:r>
-        <w:t>Everything below the frame arithmetic, in the order it would have to be built:</w:t>
+        <w:t>4.3.1 The RMT driver</w:t>
+      </w:r>
+    </w:p>
+    <w:p>
+      <w:r>
+        <w:t>Written in revision 3.6, and split along the line that actually matters — what can be tested here, and what cannot.</w:t>
+      </w:r>
+    </w:p>
+    <w:p>
+      <w:r>
+        <w:rPr>
+          <w:b/>
+        </w:rPr>
+        <w:t>Tested (`dshot_rmt.h`, 41 assertions).</w:t>
+      </w:r>
+      <w:r>
+        <w:t xml:space="preserve"> All of it integer arithmetic, and all of it the kind of code where the bugs in this subsystem have actually been:</w:t>
       </w:r>
     </w:p>
     <w:tbl>
@@ -10578,7 +10589,6 @@
                 <w:color w:val="FFFFFF"/>
                 <w:sz w:val="18"/>
               </w:rPr>
-              <w:t>Step</w:t>
             </w:r>
           </w:p>
         </w:tc>
@@ -10597,7 +10607,6 @@
                 <w:color w:val="FFFFFF"/>
                 <w:sz w:val="18"/>
               </w:rPr>
-              <w:t>Requirement</w:t>
             </w:r>
           </w:p>
         </w:tc>
@@ -10615,7 +10624,7 @@
               <w:rPr>
                 <w:sz w:val="18"/>
               </w:rPr>
-              <w:t>Bit timing</w:t>
+              <w:t>Clock resolution</w:t>
             </w:r>
           </w:p>
         </w:tc>
@@ -10631,33 +10640,7 @@
               <w:rPr>
                 <w:sz w:val="18"/>
               </w:rPr>
-              <w:t xml:space="preserve">DShot300 is 3.33 µs per bit; a </w:t>
-            </w:r>
-            <w:r>
-              <w:rPr>
-                <w:rFonts w:ascii="Consolas" w:hAnsi="Consolas"/>
-                <w:sz w:val="18"/>
-              </w:rPr>
-              <w:t>1</w:t>
-            </w:r>
-            <w:r>
-              <w:rPr>
-                <w:sz w:val="18"/>
-              </w:rPr>
-              <w:t xml:space="preserve"> holds high for 74.9% of it and a </w:t>
-            </w:r>
-            <w:r>
-              <w:rPr>
-                <w:rFonts w:ascii="Consolas" w:hAnsi="Consolas"/>
-                <w:sz w:val="18"/>
-              </w:rPr>
-              <w:t>0</w:t>
-            </w:r>
-            <w:r>
-              <w:rPr>
-                <w:sz w:val="18"/>
-              </w:rPr>
-              <w:t xml:space="preserve"> for 37.4%. Tolerance is roughly ±5%, so the RMT clock divider has to be chosen against the actual APB frequency, not assumed</w:t>
+              <w:t>10 MHz, giving 33 ticks per DShot300 bit — within 1% of nominal. 80 MHz divides by 8 exactly, so the divider is integral on any P4 clock source</w:t>
             </w:r>
           </w:p>
         </w:tc>
@@ -10675,7 +10658,7 @@
               <w:rPr>
                 <w:sz w:val="18"/>
               </w:rPr>
-              <w:t>Frame cadence</w:t>
+              <w:t>Bit shaping</w:t>
             </w:r>
           </w:p>
         </w:tc>
@@ -10691,20 +10674,59 @@
               <w:rPr>
                 <w:sz w:val="18"/>
               </w:rPr>
-              <w:t xml:space="preserve">16 bits is 53 µs at DShot300. That plus the telemetry window must fit inside the loop period — </w:t>
+              <w:t xml:space="preserve">a </w:t>
             </w:r>
             <w:r>
               <w:rPr>
                 <w:rFonts w:ascii="Consolas" w:hAnsi="Consolas"/>
                 <w:sz w:val="18"/>
               </w:rPr>
-              <w:t>config.h</w:t>
-            </w:r>
-            <w:r>
-              <w:rPr>
-                <w:sz w:val="18"/>
-              </w:rPr>
-              <w:t xml:space="preserve"> asserts it</w:t>
+              <w:t>1</w:t>
+            </w:r>
+            <w:r>
+              <w:rPr>
+                <w:sz w:val="18"/>
+              </w:rPr>
+              <w:t xml:space="preserve"> holds 25 of 33 ticks, a </w:t>
+            </w:r>
+            <w:r>
+              <w:rPr>
+                <w:rFonts w:ascii="Consolas" w:hAnsi="Consolas"/>
+                <w:sz w:val="18"/>
+              </w:rPr>
+              <w:t>0</w:t>
+            </w:r>
+            <w:r>
+              <w:rPr>
+                <w:sz w:val="18"/>
+              </w:rPr>
+              <w:t xml:space="preserve"> holds 12. Asserted, along with the fact that a </w:t>
+            </w:r>
+            <w:r>
+              <w:rPr>
+                <w:rFonts w:ascii="Consolas" w:hAnsi="Consolas"/>
+                <w:sz w:val="18"/>
+              </w:rPr>
+              <w:t>1</w:t>
+            </w:r>
+            <w:r>
+              <w:rPr>
+                <w:sz w:val="18"/>
+              </w:rPr>
+              <w:t xml:space="preserve"> is about twice a </w:t>
+            </w:r>
+            <w:r>
+              <w:rPr>
+                <w:rFonts w:ascii="Consolas" w:hAnsi="Consolas"/>
+                <w:sz w:val="18"/>
+              </w:rPr>
+              <w:t>0</w:t>
+            </w:r>
+            <w:r>
+              <w:rPr>
+                <w:sz w:val="18"/>
+              </w:rPr>
+              <w:t xml:space="preserve"> — which is the entire discrimination an ESC performs</w:t>
             </w:r>
           </w:p>
         </w:tc>
@@ -10722,7 +10744,7 @@
               <w:rPr>
                 <w:sz w:val="18"/>
               </w:rPr>
-              <w:t>Line turnaround</w:t>
+              <w:t>Bitrate range</w:t>
             </w:r>
           </w:p>
         </w:tc>
@@ -10738,20 +10760,46 @@
               <w:rPr>
                 <w:sz w:val="18"/>
               </w:rPr>
-              <w:t xml:space="preserve">Bidirectional DShot has the ESC reply </w:t>
+              <w:t xml:space="preserve">150/300/600 all land within 5% at this resolution. </w:t>
             </w:r>
             <w:r>
               <w:rPr>
                 <w:b/>
                 <w:sz w:val="18"/>
               </w:rPr>
-              <w:t>on the same wire</w:t>
-            </w:r>
-            <w:r>
-              <w:rPr>
-                <w:sz w:val="18"/>
-              </w:rPr>
-              <w:t>, roughly 30 µs after the frame ends. The pin has to change direction and start capturing within that gap</w:t>
+              <w:t>DShot1200 does not</w:t>
+            </w:r>
+            <w:r>
+              <w:rPr>
+                <w:sz w:val="18"/>
+              </w:rPr>
+              <w:t xml:space="preserve"> — it leaves under 4 ticks between a </w:t>
+            </w:r>
+            <w:r>
+              <w:rPr>
+                <w:rFonts w:ascii="Consolas" w:hAnsi="Consolas"/>
+                <w:sz w:val="18"/>
+              </w:rPr>
+              <w:t>1</w:t>
+            </w:r>
+            <w:r>
+              <w:rPr>
+                <w:sz w:val="18"/>
+              </w:rPr>
+              <w:t xml:space="preserve"> and a </w:t>
+            </w:r>
+            <w:r>
+              <w:rPr>
+                <w:rFonts w:ascii="Consolas" w:hAnsi="Consolas"/>
+                <w:sz w:val="18"/>
+              </w:rPr>
+              <w:t>0</w:t>
+            </w:r>
+            <w:r>
+              <w:rPr>
+                <w:sz w:val="18"/>
+              </w:rPr>
+              <w:t>, so the resolution has to rise with the bitrate. Asserted, so it cannot be selected by accident</w:t>
             </w:r>
           </w:p>
         </w:tc>
@@ -10769,7 +10817,7 @@
               <w:rPr>
                 <w:sz w:val="18"/>
               </w:rPr>
-              <w:t>Reply capture</w:t>
+              <w:t>Symbols</w:t>
             </w:r>
           </w:p>
         </w:tc>
@@ -10785,7 +10833,7 @@
               <w:rPr>
                 <w:sz w:val="18"/>
               </w:rPr>
-              <w:t>The reply is 21 bits at a nominal ¾ of the outgoing bitrate, and the ESC's clock is not ours — the edges have to be timed, not counted</w:t>
+              <w:t>every symbol's halves sum to exactly one bit period, MSB goes first, and a symbol list reconstructs the frame it came from with its checksum intact</w:t>
             </w:r>
           </w:p>
         </w:tc>
@@ -10803,7 +10851,7 @@
               <w:rPr>
                 <w:sz w:val="18"/>
               </w:rPr>
-              <w:t>Verification</w:t>
+              <w:t>Inversion</w:t>
             </w:r>
           </w:p>
         </w:tc>
@@ -10819,20 +10867,41 @@
               <w:rPr>
                 <w:sz w:val="18"/>
               </w:rPr>
-              <w:t xml:space="preserve">A scope on the signal line first. Then a thrust stand </w:t>
-            </w:r>
-            <w:r>
-              <w:rPr>
-                <w:b/>
-                <w:sz w:val="18"/>
-              </w:rPr>
-              <w:t>with the propellers off</w:t>
-            </w:r>
-            <w:r>
-              <w:rPr>
-                <w:sz w:val="18"/>
-              </w:rPr>
-              <w:t>, confirming commanded throttle against measured RPM across the range, before anything spins with a blade attached</w:t>
+              <w:t>flips levels and nothing else — durations are identical</w:t>
+            </w:r>
+          </w:p>
+        </w:tc>
+      </w:tr>
+      <w:tr>
+        <w:tc>
+          <w:tcPr>
+            <w:tcW w:type="dxa" w:w="4968"/>
+          </w:tcPr>
+          <w:p>
+            <w:pPr>
+              <w:spacing w:after="40" w:before="40"/>
+            </w:pPr>
+            <w:r>
+              <w:rPr>
+                <w:sz w:val="18"/>
+              </w:rPr>
+              <w:t>Reply decode</w:t>
+            </w:r>
+          </w:p>
+        </w:tc>
+        <w:tc>
+          <w:tcPr>
+            <w:tcW w:type="dxa" w:w="4968"/>
+          </w:tcPr>
+          <w:p>
+            <w:pPr>
+              <w:spacing w:after="40" w:before="40"/>
+            </w:pPr>
+            <w:r>
+              <w:rPr>
+                <w:sz w:val="18"/>
+              </w:rPr>
+              <w:t>captured run-lengths back to eRPM, tolerant of ±4% ESC clock skew, and rejecting glitches, overruns, truncation and a zero bit period rather than padding them into a plausible RPM</w:t>
             </w:r>
           </w:p>
         </w:tc>
@@ -10841,17 +10910,488 @@
     <w:p/>
     <w:p>
       <w:r>
-        <w:t xml:space="preserve">Until that exists, </w:t>
+        <w:rPr>
+          <w:b/>
+        </w:rPr>
+        <w:t>Not tested (`dshot_rmt.cpp`).</w:t>
+      </w:r>
+      <w:r>
+        <w:t xml:space="preserve"> ESP-IDF API usage and peripheral behaviour. It has not been compiled — there is no IDF in the environment it was written in. It carries four numbered assumptions in its own comments, and this is the order to check them:</w:t>
+      </w:r>
+    </w:p>
+    <w:tbl>
+      <w:tblPr>
+        <w:tblStyle w:val="TableGrid"/>
+        <w:tblW w:type="auto" w:w="0"/>
+        <w:jc w:val="center"/>
+        <w:tblLayout w:type="autofit"/>
+        <w:tblLook w:firstColumn="1" w:firstRow="1" w:lastColumn="0" w:lastRow="0" w:noHBand="0" w:noVBand="1" w:val="04A0"/>
+      </w:tblPr>
+      <w:tblGrid>
+        <w:gridCol w:w="3312"/>
+        <w:gridCol w:w="3312"/>
+        <w:gridCol w:w="3312"/>
+      </w:tblGrid>
+      <w:tr>
+        <w:trPr>
+          <w:tblHeader w:val="true"/>
+        </w:trPr>
+        <w:tc>
+          <w:tcPr>
+            <w:tcW w:type="dxa" w:w="3312"/>
+            <w:shd w:val="clear" w:color="auto" w:fill="1F3864"/>
+          </w:tcPr>
+          <w:p>
+            <w:pPr>
+              <w:spacing w:after="40" w:before="40"/>
+            </w:pPr>
+            <w:r>
+              <w:rPr>
+                <w:b/>
+                <w:color w:val="FFFFFF"/>
+                <w:sz w:val="18"/>
+              </w:rPr>
+              <w:t>#</w:t>
+            </w:r>
+          </w:p>
+        </w:tc>
+        <w:tc>
+          <w:tcPr>
+            <w:tcW w:type="dxa" w:w="3312"/>
+            <w:shd w:val="clear" w:color="auto" w:fill="1F3864"/>
+          </w:tcPr>
+          <w:p>
+            <w:pPr>
+              <w:spacing w:after="40" w:before="40"/>
+            </w:pPr>
+            <w:r>
+              <w:rPr>
+                <w:b/>
+                <w:color w:val="FFFFFF"/>
+                <w:sz w:val="18"/>
+              </w:rPr>
+              <w:t>Assumption</w:t>
+            </w:r>
+          </w:p>
+        </w:tc>
+        <w:tc>
+          <w:tcPr>
+            <w:tcW w:type="dxa" w:w="3312"/>
+            <w:shd w:val="clear" w:color="auto" w:fill="1F3864"/>
+          </w:tcPr>
+          <w:p>
+            <w:pPr>
+              <w:spacing w:after="40" w:before="40"/>
+            </w:pPr>
+            <w:r>
+              <w:rPr>
+                <w:b/>
+                <w:color w:val="FFFFFF"/>
+                <w:sz w:val="18"/>
+              </w:rPr>
+              <w:t>How it fails</w:t>
+            </w:r>
+          </w:p>
+        </w:tc>
+      </w:tr>
+      <w:tr>
+        <w:tc>
+          <w:tcPr>
+            <w:tcW w:type="dxa" w:w="3312"/>
+          </w:tcPr>
+          <w:p>
+            <w:pPr>
+              <w:spacing w:after="40" w:before="40"/>
+            </w:pPr>
+            <w:r>
+              <w:rPr>
+                <w:sz w:val="18"/>
+              </w:rPr>
+              <w:t>1</w:t>
+            </w:r>
+          </w:p>
+        </w:tc>
+        <w:tc>
+          <w:tcPr>
+            <w:tcW w:type="dxa" w:w="3312"/>
+          </w:tcPr>
+          <w:p>
+            <w:pPr>
+              <w:spacing w:after="40" w:before="40"/>
+            </w:pPr>
+            <w:r>
+              <w:rPr>
+                <w:sz w:val="18"/>
+              </w:rPr>
+              <w:t>A TX and an RX channel can share one GPIO</w:t>
+            </w:r>
+          </w:p>
+        </w:tc>
+        <w:tc>
+          <w:tcPr>
+            <w:tcW w:type="dxa" w:w="3312"/>
+          </w:tcPr>
+          <w:p>
+            <w:pPr>
+              <w:spacing w:after="40" w:before="40"/>
+            </w:pPr>
+            <w:r>
+              <w:rPr>
+                <w:rFonts w:ascii="Consolas" w:hAnsi="Consolas"/>
+                <w:sz w:val="18"/>
+              </w:rPr>
+              <w:t>rmt_new_rx_channel()</w:t>
+            </w:r>
+            <w:r>
+              <w:rPr>
+                <w:sz w:val="18"/>
+              </w:rPr>
+              <w:t xml:space="preserve"> returns an error. </w:t>
+            </w:r>
+            <w:r>
+              <w:rPr>
+                <w:b/>
+                <w:sz w:val="18"/>
+              </w:rPr>
+              <w:t>This one means the approach is wrong rather than mis-tuned</w:t>
+            </w:r>
+            <w:r>
+              <w:rPr>
+                <w:sz w:val="18"/>
+              </w:rPr>
+              <w:t xml:space="preserve"> — bidirectional telemetry would need a different capture mechanism, not different settings</w:t>
+            </w:r>
+          </w:p>
+        </w:tc>
+      </w:tr>
+      <w:tr>
+        <w:tc>
+          <w:tcPr>
+            <w:tcW w:type="dxa" w:w="3312"/>
+          </w:tcPr>
+          <w:p>
+            <w:pPr>
+              <w:spacing w:after="40" w:before="40"/>
+            </w:pPr>
+            <w:r>
+              <w:rPr>
+                <w:sz w:val="18"/>
+              </w:rPr>
+              <w:t>2</w:t>
+            </w:r>
+          </w:p>
+        </w:tc>
+        <w:tc>
+          <w:tcPr>
+            <w:tcW w:type="dxa" w:w="3312"/>
+          </w:tcPr>
+          <w:p>
+            <w:pPr>
+              <w:spacing w:after="40" w:before="40"/>
+            </w:pPr>
+            <w:r>
+              <w:rPr>
+                <w:sz w:val="18"/>
+              </w:rPr>
+              <w:t>The RX callback signature and its ISR-context restriction are as documented</w:t>
+            </w:r>
+          </w:p>
+        </w:tc>
+        <w:tc>
+          <w:tcPr>
+            <w:tcW w:type="dxa" w:w="3312"/>
+          </w:tcPr>
+          <w:p>
+            <w:pPr>
+              <w:spacing w:after="40" w:before="40"/>
+            </w:pPr>
+            <w:r>
+              <w:rPr>
+                <w:sz w:val="18"/>
+              </w:rPr>
+              <w:t>a crash inside the ISR</w:t>
+            </w:r>
+          </w:p>
+        </w:tc>
+      </w:tr>
+      <w:tr>
+        <w:tc>
+          <w:tcPr>
+            <w:tcW w:type="dxa" w:w="3312"/>
+          </w:tcPr>
+          <w:p>
+            <w:pPr>
+              <w:spacing w:after="40" w:before="40"/>
+            </w:pPr>
+            <w:r>
+              <w:rPr>
+                <w:sz w:val="18"/>
+              </w:rPr>
+              <w:t>3</w:t>
+            </w:r>
+          </w:p>
+        </w:tc>
+        <w:tc>
+          <w:tcPr>
+            <w:tcW w:type="dxa" w:w="3312"/>
+          </w:tcPr>
+          <w:p>
+            <w:pPr>
+              <w:spacing w:after="40" w:before="40"/>
+            </w:pPr>
+            <w:r>
+              <w:rPr>
+                <w:sz w:val="18"/>
+              </w:rPr>
+              <w:t>The copy encoder emits symbols back to back with no gap</w:t>
+            </w:r>
+          </w:p>
+        </w:tc>
+        <w:tc>
+          <w:tcPr>
+            <w:tcW w:type="dxa" w:w="3312"/>
+          </w:tcPr>
+          <w:p>
+            <w:pPr>
+              <w:spacing w:after="40" w:before="40"/>
+            </w:pPr>
+            <w:r>
+              <w:rPr>
+                <w:sz w:val="18"/>
+              </w:rPr>
+              <w:t>motors do not arm; a gap inside a frame is a missed bit boundary and the ESC rejects the checksum</w:t>
+            </w:r>
+          </w:p>
+        </w:tc>
+      </w:tr>
+      <w:tr>
+        <w:tc>
+          <w:tcPr>
+            <w:tcW w:type="dxa" w:w="3312"/>
+          </w:tcPr>
+          <w:p>
+            <w:pPr>
+              <w:spacing w:after="40" w:before="40"/>
+            </w:pPr>
+            <w:r>
+              <w:rPr>
+                <w:sz w:val="18"/>
+              </w:rPr>
+              <w:t>4</w:t>
+            </w:r>
+          </w:p>
+        </w:tc>
+        <w:tc>
+          <w:tcPr>
+            <w:tcW w:type="dxa" w:w="3312"/>
+          </w:tcPr>
+          <w:p>
+            <w:pPr>
+              <w:spacing w:after="40" w:before="40"/>
+            </w:pPr>
+            <w:r>
+              <w:rPr>
+                <w:sz w:val="18"/>
+              </w:rPr>
+              <w:t>RX can be armed while TX is driving the same pin, and the ESC's reply is separable from our own echo</w:t>
+            </w:r>
+          </w:p>
+        </w:tc>
+        <w:tc>
+          <w:tcPr>
+            <w:tcW w:type="dxa" w:w="3312"/>
+          </w:tcPr>
+          <w:p>
+            <w:pPr>
+              <w:spacing w:after="40" w:before="40"/>
+            </w:pPr>
+            <w:r>
+              <w:rPr>
+                <w:sz w:val="18"/>
+              </w:rPr>
+              <w:t>telemetry never validates, while throttle works fine</w:t>
+            </w:r>
+          </w:p>
+        </w:tc>
+      </w:tr>
+    </w:tbl>
+    <w:p/>
+    <w:p>
+      <w:pPr>
+        <w:pStyle w:val="Heading4"/>
+      </w:pPr>
+      <w:r>
+        <w:t>Bring-up, in order</w:t>
+      </w:r>
+    </w:p>
+    <w:p>
+      <w:pPr>
+        <w:pStyle w:val="ListNumber"/>
+      </w:pPr>
+      <w:r>
+        <w:rPr>
+          <w:b/>
+        </w:rPr>
+        <w:t>Scope the line with the propellers off and the motors unplugged.</w:t>
+      </w:r>
+      <w:r>
+        <w:t xml:space="preserve"> Confirm the bit</w:t>
+      </w:r>
+    </w:p>
+    <w:p>
+      <w:r>
+        <w:t xml:space="preserve">period is 3.3 µs ±5%, that a </w:t>
       </w:r>
       <w:r>
         <w:rPr>
           <w:rFonts w:ascii="Consolas" w:hAnsi="Consolas"/>
           <w:sz w:val="19"/>
         </w:rPr>
-        <w:t>dshot.h</w:t>
-      </w:r>
-      <w:r>
-        <w:t xml:space="preserve"> is a tested library with no caller, which is a more honest state than an untested driver with one.</w:t>
+        <w:t>1</w:t>
+      </w:r>
+      <w:r>
+        <w:t xml:space="preserve"> is visibly about twice the high time of a </w:t>
+      </w:r>
+      <w:r>
+        <w:rPr>
+          <w:rFonts w:ascii="Consolas" w:hAnsi="Consolas"/>
+          <w:sz w:val="19"/>
+        </w:rPr>
+        <w:t>0</w:t>
+      </w:r>
+      <w:r>
+        <w:t xml:space="preserve">, and — for bidirectional — that the line </w:t>
+      </w:r>
+      <w:r>
+        <w:rPr>
+          <w:b/>
+        </w:rPr>
+        <w:t>idles high</w:t>
+      </w:r>
+      <w:r>
+        <w:t>. An inverted-wrong signal is not a glitchy one; it is one an ESC ignores completely, which looks identical to a dead pin.</w:t>
+      </w:r>
+    </w:p>
+    <w:p>
+      <w:pPr>
+        <w:pStyle w:val="ListNumber"/>
+      </w:pPr>
+      <w:r>
+        <w:rPr>
+          <w:b/>
+        </w:rPr>
+        <w:t>Plug in one ESC, still no propeller.</w:t>
+      </w:r>
+      <w:r>
+        <w:t xml:space="preserve"> Confirm it arms and beeps. Step throttle</w:t>
+      </w:r>
+    </w:p>
+    <w:p>
+      <w:r>
+        <w:t>from idle to 20% and back.</w:t>
+      </w:r>
+    </w:p>
+    <w:p>
+      <w:pPr>
+        <w:pStyle w:val="ListNumber"/>
+      </w:pPr>
+      <w:r>
+        <w:rPr>
+          <w:b/>
+        </w:rPr>
+        <w:t>Check telemetry validates before trusting any number in it.</w:t>
+      </w:r>
+      <w:r>
+        <w:t xml:space="preserve"> A reply that fails</w:t>
+      </w:r>
+    </w:p>
+    <w:p>
+      <w:r>
+        <w:t>GCR or its checksum is rejected by design, so the symptom of assumption 4 failing is silence, not wrong data.</w:t>
+      </w:r>
+    </w:p>
+    <w:p>
+      <w:pPr>
+        <w:pStyle w:val="ListNumber"/>
+      </w:pPr>
+      <w:r>
+        <w:rPr>
+          <w:b/>
+        </w:rPr>
+        <w:t>Thrust stand, propellers off</w:t>
+      </w:r>
+      <w:r>
+        <w:t>, comparing commanded throttle against reported RPM</w:t>
+      </w:r>
+    </w:p>
+    <w:p>
+      <w:r>
+        <w:t xml:space="preserve">across the range. This is also where </w:t>
+      </w:r>
+      <w:r>
+        <w:rPr>
+          <w:rFonts w:ascii="Consolas" w:hAnsi="Consolas"/>
+          <w:sz w:val="19"/>
+        </w:rPr>
+        <w:t>MOTOR_POLE_PAIRS</w:t>
+      </w:r>
+      <w:r>
+        <w:t xml:space="preserve"> is confirmed: a wrong pole count scales every derived frequency by a constant and presents as a mis-tuned notch rather than as the units error it is.</w:t>
+      </w:r>
+    </w:p>
+    <w:p>
+      <w:pPr>
+        <w:pStyle w:val="ListNumber"/>
+      </w:pPr>
+      <w:r>
+        <w:rPr>
+          <w:b/>
+        </w:rPr>
+        <w:t>Only then</w:t>
+      </w:r>
+      <w:r>
+        <w:t xml:space="preserve"> anything that could spin a blade.</w:t>
+      </w:r>
+    </w:p>
+    <w:p>
+      <w:r>
+        <w:rPr>
+          <w:rFonts w:ascii="Consolas" w:hAnsi="Consolas"/>
+          <w:sz w:val="19"/>
+        </w:rPr>
+        <w:t>DSHOT_ENABLE</w:t>
+      </w:r>
+      <w:r>
+        <w:t xml:space="preserve"> defaults to </w:t>
+      </w:r>
+      <w:r>
+        <w:rPr>
+          <w:b/>
+        </w:rPr>
+        <w:t>0</w:t>
+      </w:r>
+      <w:r>
+        <w:t xml:space="preserve">, and the </w:t>
+      </w:r>
+      <w:r>
+        <w:rPr>
+          <w:rFonts w:ascii="Consolas" w:hAnsi="Consolas"/>
+          <w:sz w:val="19"/>
+        </w:rPr>
+        <w:t>unverified-defaults</w:t>
+      </w:r>
+      <w:r>
+        <w:t xml:space="preserve"> consistency check keeps it there — flipping it has to be a deliberate, reviewable change rather than a line left over from debugging. With it off, </w:t>
+      </w:r>
+      <w:r>
+        <w:rPr>
+          <w:rFonts w:ascii="Consolas" w:hAnsi="Consolas"/>
+          <w:sz w:val="19"/>
+        </w:rPr>
+        <w:t>dshot_rmt.cpp</w:t>
+      </w:r>
+      <w:r>
+        <w:t xml:space="preserve"> compiles to an empty translation unit and the aircraft flies on analog PWM exactly as before.</w:t>
       </w:r>
     </w:p>
     <w:p>

--- a/docs/Odyssey-10-Pro-Drone-System.docx
+++ b/docs/Odyssey-10-Pro-Drone-System.docx
@@ -90,7 +90,7 @@
         <w:t>Document revision:</w:t>
       </w:r>
       <w:r>
-        <w:t xml:space="preserve"> 3.6 — the RMT driver is written, and the half of it that can be tested is</w:t>
+        <w:t xml:space="preserve"> 3.7 — DShot is wired into the flight loop, and the notch prefers a measurement to a search</w:t>
       </w:r>
     </w:p>
     <w:p>
@@ -11351,6 +11351,354 @@
       </w:r>
       <w:r>
         <w:t xml:space="preserve"> anything that could spin a blade.</w:t>
+      </w:r>
+    </w:p>
+    <w:p>
+      <w:pPr>
+        <w:pStyle w:val="Heading4"/>
+      </w:pPr>
+      <w:r>
+        <w:t>Wired into the flight loop in revision 3.7</w:t>
+      </w:r>
+    </w:p>
+    <w:p>
+      <w:r>
+        <w:t xml:space="preserve">With </w:t>
+      </w:r>
+      <w:r>
+        <w:rPr>
+          <w:rFonts w:ascii="Consolas" w:hAnsi="Consolas"/>
+          <w:sz w:val="19"/>
+        </w:rPr>
+        <w:t>DSHOT_ENABLE=1</w:t>
+      </w:r>
+      <w:r>
+        <w:t>, four things change and nothing else does:</w:t>
+      </w:r>
+    </w:p>
+    <w:tbl>
+      <w:tblPr>
+        <w:tblStyle w:val="TableGrid"/>
+        <w:tblW w:type="auto" w:w="0"/>
+        <w:jc w:val="center"/>
+        <w:tblLayout w:type="autofit"/>
+        <w:tblLook w:firstColumn="1" w:firstRow="1" w:lastColumn="0" w:lastRow="0" w:noHBand="0" w:noVBand="1" w:val="04A0"/>
+      </w:tblPr>
+      <w:tblGrid>
+        <w:gridCol w:w="4968"/>
+        <w:gridCol w:w="4968"/>
+      </w:tblGrid>
+      <w:tr>
+        <w:trPr>
+          <w:tblHeader w:val="true"/>
+        </w:trPr>
+        <w:tc>
+          <w:tcPr>
+            <w:tcW w:type="dxa" w:w="4968"/>
+            <w:shd w:val="clear" w:color="auto" w:fill="1F3864"/>
+          </w:tcPr>
+          <w:p>
+            <w:pPr>
+              <w:spacing w:after="40" w:before="40"/>
+            </w:pPr>
+            <w:r>
+              <w:rPr>
+                <w:b/>
+                <w:color w:val="FFFFFF"/>
+                <w:sz w:val="18"/>
+              </w:rPr>
+            </w:r>
+          </w:p>
+        </w:tc>
+        <w:tc>
+          <w:tcPr>
+            <w:tcW w:type="dxa" w:w="4968"/>
+            <w:shd w:val="clear" w:color="auto" w:fill="1F3864"/>
+          </w:tcPr>
+          <w:p>
+            <w:pPr>
+              <w:spacing w:after="40" w:before="40"/>
+            </w:pPr>
+            <w:r>
+              <w:rPr>
+                <w:b/>
+                <w:color w:val="FFFFFF"/>
+                <w:sz w:val="18"/>
+              </w:rPr>
+            </w:r>
+          </w:p>
+        </w:tc>
+      </w:tr>
+      <w:tr>
+        <w:tc>
+          <w:tcPr>
+            <w:tcW w:type="dxa" w:w="4968"/>
+          </w:tcPr>
+          <w:p>
+            <w:pPr>
+              <w:spacing w:after="40" w:before="40"/>
+            </w:pPr>
+            <w:r>
+              <w:rPr>
+                <w:sz w:val="18"/>
+              </w:rPr>
+              <w:t>Output</w:t>
+            </w:r>
+          </w:p>
+        </w:tc>
+        <w:tc>
+          <w:tcPr>
+            <w:tcW w:type="dxa" w:w="4968"/>
+          </w:tcPr>
+          <w:p>
+            <w:pPr>
+              <w:spacing w:after="40" w:before="40"/>
+            </w:pPr>
+            <w:r>
+              <w:rPr>
+                <w:rFonts w:ascii="Consolas" w:hAnsi="Consolas"/>
+                <w:sz w:val="18"/>
+              </w:rPr>
+              <w:t>setMotors()</w:t>
+            </w:r>
+            <w:r>
+              <w:rPr>
+                <w:sz w:val="18"/>
+              </w:rPr>
+              <w:t xml:space="preserve"> maps the mixer's PWM counts through </w:t>
+            </w:r>
+            <w:r>
+              <w:rPr>
+                <w:rFonts w:ascii="Consolas" w:hAnsi="Consolas"/>
+                <w:sz w:val="18"/>
+              </w:rPr>
+              <w:t>dshotFromPwmCounts()</w:t>
+            </w:r>
+            <w:r>
+              <w:rPr>
+                <w:sz w:val="18"/>
+              </w:rPr>
+              <w:t xml:space="preserve">. </w:t>
+            </w:r>
+            <w:r>
+              <w:rPr>
+                <w:b/>
+                <w:sz w:val="18"/>
+              </w:rPr>
+              <w:t>The mixer is untouched</w:t>
+            </w:r>
+            <w:r>
+              <w:rPr>
+                <w:sz w:val="18"/>
+              </w:rPr>
+              <w:t xml:space="preserve"> — it still works in the count domain, so §4.2's desaturation arithmetic and every test of it are unaffected</w:t>
+            </w:r>
+          </w:p>
+        </w:tc>
+      </w:tr>
+      <w:tr>
+        <w:tc>
+          <w:tcPr>
+            <w:tcW w:type="dxa" w:w="4968"/>
+          </w:tcPr>
+          <w:p>
+            <w:pPr>
+              <w:spacing w:after="40" w:before="40"/>
+            </w:pPr>
+            <w:r>
+              <w:rPr>
+                <w:sz w:val="18"/>
+              </w:rPr>
+              <w:t>Disarm</w:t>
+            </w:r>
+          </w:p>
+        </w:tc>
+        <w:tc>
+          <w:tcPr>
+            <w:tcW w:type="dxa" w:w="4968"/>
+          </w:tcPr>
+          <w:p>
+            <w:pPr>
+              <w:spacing w:after="40" w:before="40"/>
+            </w:pPr>
+            <w:r>
+              <w:rPr>
+                <w:rFonts w:ascii="Consolas" w:hAnsi="Consolas"/>
+                <w:sz w:val="18"/>
+              </w:rPr>
+              <w:t>idleMotors()</w:t>
+            </w:r>
+            <w:r>
+              <w:rPr>
+                <w:sz w:val="18"/>
+              </w:rPr>
+              <w:t xml:space="preserve"> sends </w:t>
+            </w:r>
+            <w:r>
+              <w:rPr>
+                <w:rFonts w:ascii="Consolas" w:hAnsi="Consolas"/>
+                <w:sz w:val="18"/>
+              </w:rPr>
+              <w:t>DSHOT_CMD_DISARM</w:t>
+            </w:r>
+            <w:r>
+              <w:rPr>
+                <w:sz w:val="18"/>
+              </w:rPr>
+              <w:t>, not minimum throttle. On PWM those are the same 1000 µs signal; on DShot they are 0 and 48 and mean different things. Sending 48 there would leave four motors turning on a disarmed aircraft</w:t>
+            </w:r>
+          </w:p>
+        </w:tc>
+      </w:tr>
+      <w:tr>
+        <w:tc>
+          <w:tcPr>
+            <w:tcW w:type="dxa" w:w="4968"/>
+          </w:tcPr>
+          <w:p>
+            <w:pPr>
+              <w:spacing w:after="40" w:before="40"/>
+            </w:pPr>
+            <w:r>
+              <w:rPr>
+                <w:sz w:val="18"/>
+              </w:rPr>
+              <w:t>Telemetry</w:t>
+            </w:r>
+          </w:p>
+        </w:tc>
+        <w:tc>
+          <w:tcPr>
+            <w:tcW w:type="dxa" w:w="4968"/>
+          </w:tcPr>
+          <w:p>
+            <w:pPr>
+              <w:spacing w:after="40" w:before="40"/>
+            </w:pPr>
+            <w:r>
+              <w:rPr>
+                <w:sz w:val="18"/>
+              </w:rPr>
+              <w:t>polled each loop, aggregated across the four motors, and fed to the notch</w:t>
+            </w:r>
+          </w:p>
+        </w:tc>
+      </w:tr>
+      <w:tr>
+        <w:tc>
+          <w:tcPr>
+            <w:tcW w:type="dxa" w:w="4968"/>
+          </w:tcPr>
+          <w:p>
+            <w:pPr>
+              <w:spacing w:after="40" w:before="40"/>
+            </w:pPr>
+            <w:r>
+              <w:rPr>
+                <w:sz w:val="18"/>
+              </w:rPr>
+              <w:t>Init failure</w:t>
+            </w:r>
+          </w:p>
+        </w:tc>
+        <w:tc>
+          <w:tcPr>
+            <w:tcW w:type="dxa" w:w="4968"/>
+          </w:tcPr>
+          <w:p>
+            <w:pPr>
+              <w:spacing w:after="40" w:before="40"/>
+            </w:pPr>
+            <w:r>
+              <w:rPr>
+                <w:b/>
+                <w:sz w:val="18"/>
+              </w:rPr>
+              <w:t>does not fall back to PWM.</w:t>
+            </w:r>
+            <w:r>
+              <w:rPr>
+                <w:sz w:val="18"/>
+              </w:rPr>
+              <w:t xml:space="preserve"> The pins have been handed to the RMT peripheral, and a half-initialised output stage driving motors is worse than one that plainly refuses to start</w:t>
+            </w:r>
+          </w:p>
+        </w:tc>
+      </w:tr>
+    </w:tbl>
+    <w:p/>
+    <w:p>
+      <w:r>
+        <w:rPr>
+          <w:b/>
+        </w:rPr>
+        <w:t>The notch now prefers a measurement to a search.</w:t>
+      </w:r>
+      <w:r>
+        <w:t xml:space="preserve"> When all four ESCs report recently and agree closely enough for one notch to cover them, </w:t>
+      </w:r>
+      <w:r>
+        <w:rPr>
+          <w:rFonts w:ascii="Consolas" w:hAnsi="Consolas"/>
+          <w:sz w:val="19"/>
+        </w:rPr>
+        <w:t>applyMeasured()</w:t>
+      </w:r>
+      <w:r>
+        <w:t xml:space="preserve"> takes the frequency directly and the sliding DFT is not consulted. Under a hard roll the diagonals diverge, coherence is lost, and the search takes over — which is the right way round, because the DFT sees the blend of all four shafts and does not care that they differ.</w:t>
+      </w:r>
+    </w:p>
+    <w:p>
+      <w:r>
+        <w:t>Gyro samples keep being pushed into the DFT even while telemetry is in use. The harmonic search still runs on the spectrum, and the transform has to stay primed against a telemetry dropout mid-flight.</w:t>
+      </w:r>
+    </w:p>
+    <w:p>
+      <w:r>
+        <w:t xml:space="preserve">A measured centre is </w:t>
+      </w:r>
+      <w:r>
+        <w:rPr>
+          <w:b/>
+        </w:rPr>
+        <w:t>still clamped to the band and still slewed.</w:t>
+      </w:r>
+      <w:r>
+        <w:t xml:space="preserve"> Not because the measurement is doubted, but because the conversion from it is not: </w:t>
+      </w:r>
+      <w:r>
+        <w:rPr>
+          <w:rFonts w:ascii="Consolas" w:hAnsi="Consolas"/>
+          <w:sz w:val="19"/>
+        </w:rPr>
+        <w:t>MOTOR_POLE_PAIRS</w:t>
+      </w:r>
+      <w:r>
+        <w:t xml:space="preserve"> scales every derived frequency, so a wrong pole count yields a confident, precise, wrong number. Landing far outside the band the models predict is exactly that error's symptom, and clamping turns it into a bounded error rather than a notch in the wrong place.</w:t>
+      </w:r>
+    </w:p>
+    <w:p>
+      <w:r>
+        <w:t xml:space="preserve">The log records which source was used, in </w:t>
+      </w:r>
+      <w:r>
+        <w:rPr>
+          <w:rFonts w:ascii="Consolas" w:hAnsi="Consolas"/>
+          <w:sz w:val="19"/>
+        </w:rPr>
+        <w:t>notch_measured</w:t>
+      </w:r>
+      <w:r>
+        <w:t xml:space="preserve">. That needed no format bump: the bit was always zero in v4, and zero is the </w:t>
+      </w:r>
+      <w:r>
+        <w:rPr>
+          <w:i/>
+        </w:rPr>
+        <w:t>truthful</w:t>
+      </w:r>
+      <w:r>
+        <w:t xml:space="preserve"> reading for those logs rather than merely a safe one, because DShot telemetry did not exist when they were written.</w:t>
       </w:r>
     </w:p>
     <w:p>

--- a/docs/Odyssey-10-Pro-Drone-System.docx
+++ b/docs/Odyssey-10-Pro-Drone-System.docx
@@ -90,7 +90,7 @@
         <w:t>Document revision:</w:t>
       </w:r>
       <w:r>
-        <w:t xml:space="preserve"> 3.7 — DShot is wired into the flight loop, and the notch prefers a measurement to a search</w:t>
+        <w:t xml:space="preserve"> 3.8 — documentation brought back into line with the repository, and a check so it stays there</w:t>
       </w:r>
     </w:p>
     <w:p>
@@ -25460,7 +25460,7 @@
           <w:rFonts w:ascii="Consolas" w:hAnsi="Consolas"/>
           <w:sz w:val="15"/>
         </w:rPr>
-        <w:t>|   |   |   +-- pid.h               PID with derivative-on-measurement</w:t>
+        <w:t>|   |   |   +-- dynamic_notch.h     Sliding DFT + bounded peak tracker  [8.3.1]</w:t>
       </w:r>
     </w:p>
     <w:p>
@@ -25473,7 +25473,7 @@
           <w:rFonts w:ascii="Consolas" w:hAnsi="Consolas"/>
           <w:sz w:val="15"/>
         </w:rPr>
-        <w:t>|   |   |   +-- mixer.h             Desaturating Quad-X mixer      [finding 13]</w:t>
+        <w:t>|   |   |   +-- dshot.h             DShot frames, GCR telemetry, eRPM   [4.3]</w:t>
       </w:r>
     </w:p>
     <w:p>
@@ -25486,7 +25486,7 @@
           <w:rFonts w:ascii="Consolas" w:hAnsi="Consolas"/>
           <w:sz w:val="15"/>
         </w:rPr>
-        <w:t>|   |   |   +-- state_machine.h     Atomic escalate-only states    [finding 6]</w:t>
+        <w:t>|   |   |   +-- dshot_rmt.h         RMT bit timing and symbol encoding  [4.3.1]</w:t>
       </w:r>
     </w:p>
     <w:p>
@@ -25499,7 +25499,7 @@
           <w:rFonts w:ascii="Consolas" w:hAnsi="Consolas"/>
           <w:sz w:val="15"/>
         </w:rPr>
-        <w:t>|   |   |   +-- sensors.h           Sensor hub with staleness      [findings 14, 15, 16]</w:t>
+        <w:t>|   |   |   +-- pid.h               PID with derivative-on-measurement</w:t>
       </w:r>
     </w:p>
     <w:p>
@@ -25512,7 +25512,7 @@
           <w:rFonts w:ascii="Consolas" w:hAnsi="Consolas"/>
           <w:sz w:val="15"/>
         </w:rPr>
-        <w:t>|   |   |   +-- navigation.h        RTH + energy budget            [findings 1, 4]</w:t>
+        <w:t>|   |   |   +-- mixer.h             Desaturating Quad-X mixer      [finding 13]</w:t>
       </w:r>
     </w:p>
     <w:p>
@@ -25525,7 +25525,7 @@
           <w:rFonts w:ascii="Consolas" w:hAnsi="Consolas"/>
           <w:sz w:val="15"/>
         </w:rPr>
-        <w:t>|   |   |   +-- radio_link.h        CRSF + LoRa + AUX bus          [findings 3, 7]</w:t>
+        <w:t>|   |   |   +-- state_machine.h     Atomic escalate-only states    [finding 6]</w:t>
       </w:r>
     </w:p>
     <w:p>
@@ -25538,7 +25538,7 @@
           <w:rFonts w:ascii="Consolas" w:hAnsi="Consolas"/>
           <w:sz w:val="15"/>
         </w:rPr>
-        <w:t>|   |   |   +-- blackbox.h          Ring-buffered SD recorder</w:t>
+        <w:t>|   |   |   +-- sensors.h           Sensor hub with staleness      [findings 14, 15, 16]</w:t>
       </w:r>
     </w:p>
     <w:p>
@@ -25551,7 +25551,7 @@
           <w:rFonts w:ascii="Consolas" w:hAnsi="Consolas"/>
           <w:sz w:val="15"/>
         </w:rPr>
-        <w:t>|   |   +-- src/</w:t>
+        <w:t>|   |   |   +-- navigation.h        RTH + energy budget            [findings 1, 4]</w:t>
       </w:r>
     </w:p>
     <w:p>
@@ -25564,7 +25564,7 @@
           <w:rFonts w:ascii="Consolas" w:hAnsi="Consolas"/>
           <w:sz w:val="15"/>
         </w:rPr>
-        <w:t>|   |       +-- main.cpp            Tasks, control, arming         [findings 5, 11, 12]</w:t>
+        <w:t>|   |   |   +-- radio_link.h        CRSF + LoRa + AUX bus          [findings 3, 7]</w:t>
       </w:r>
     </w:p>
     <w:p>
@@ -25577,7 +25577,7 @@
           <w:rFonts w:ascii="Consolas" w:hAnsi="Consolas"/>
           <w:sz w:val="15"/>
         </w:rPr>
-        <w:t>|   |       +-- sensors.cpp</w:t>
+        <w:t>|   |   |   +-- blackbox.h          Ring-buffered SD recorder</w:t>
       </w:r>
     </w:p>
     <w:p>
@@ -25590,7 +25590,7 @@
           <w:rFonts w:ascii="Consolas" w:hAnsi="Consolas"/>
           <w:sz w:val="15"/>
         </w:rPr>
-        <w:t>|   |       +-- navigation.cpp</w:t>
+        <w:t>|   |   +-- src/</w:t>
       </w:r>
     </w:p>
     <w:p>
@@ -25603,7 +25603,7 @@
           <w:rFonts w:ascii="Consolas" w:hAnsi="Consolas"/>
           <w:sz w:val="15"/>
         </w:rPr>
-        <w:t>|   |       +-- radio_link.cpp</w:t>
+        <w:t>|   |       +-- main.cpp            Tasks, control, arming         [findings 5, 11, 12]</w:t>
       </w:r>
     </w:p>
     <w:p>
@@ -25616,7 +25616,7 @@
           <w:rFonts w:ascii="Consolas" w:hAnsi="Consolas"/>
           <w:sz w:val="15"/>
         </w:rPr>
-        <w:t>|   |       +-- blackbox.cpp</w:t>
+        <w:t>|   |       +-- sensors.cpp         Split IMU read: gyro at loop rate, accel slower</w:t>
       </w:r>
     </w:p>
     <w:p>
@@ -25629,7 +25629,7 @@
           <w:rFonts w:ascii="Consolas" w:hAnsi="Consolas"/>
           <w:sz w:val="15"/>
         </w:rPr>
-        <w:t>|   +-- beacon-node/                ESP32-C3                       [findings 7, 8]</w:t>
+        <w:t>|   |       +-- navigation.cpp</w:t>
       </w:r>
     </w:p>
     <w:p>
@@ -25642,7 +25642,7 @@
           <w:rFonts w:ascii="Consolas" w:hAnsi="Consolas"/>
           <w:sz w:val="15"/>
         </w:rPr>
-        <w:t>|   +-- remote-id/                  ESP32-C6                       [finding 17]</w:t>
+        <w:t>|   |       +-- radio_link.cpp</w:t>
       </w:r>
     </w:p>
     <w:p>
@@ -25655,7 +25655,7 @@
           <w:rFonts w:ascii="Consolas" w:hAnsi="Consolas"/>
           <w:sz w:val="15"/>
         </w:rPr>
-        <w:t>|   +-- ground-station/             ESP32 + SX1278                 [findings 3, 9, 10]</w:t>
+        <w:t>|   |       +-- blackbox.cpp</w:t>
       </w:r>
     </w:p>
     <w:p>
@@ -25668,7 +25668,7 @@
           <w:rFonts w:ascii="Consolas" w:hAnsi="Consolas"/>
           <w:sz w:val="15"/>
         </w:rPr>
-        <w:t>+-- hardware/bom.csv</w:t>
+        <w:t>|   |       +-- dshot_rmt.cpp       ESP-IDF RMT driver -- NEVER COMPILED, see 4.3.1</w:t>
       </w:r>
     </w:p>
     <w:p>
@@ -25681,7 +25681,7 @@
           <w:rFonts w:ascii="Consolas" w:hAnsi="Consolas"/>
           <w:sz w:val="15"/>
         </w:rPr>
-        <w:t>+-- tools/</w:t>
+        <w:t>|   +-- beacon-node/                ESP32-C3                       [findings 7, 8]</w:t>
       </w:r>
     </w:p>
     <w:p>
@@ -25694,7 +25694,7 @@
           <w:rFonts w:ascii="Consolas" w:hAnsi="Consolas"/>
           <w:sz w:val="15"/>
         </w:rPr>
-        <w:t>|   +-- blackbox_decode.py</w:t>
+        <w:t>|   +-- remote-id/                  ESP32-C6                       [finding 17]</w:t>
       </w:r>
     </w:p>
     <w:p>
@@ -25707,7 +25707,7 @@
           <w:rFonts w:ascii="Consolas" w:hAnsi="Consolas"/>
           <w:sz w:val="15"/>
         </w:rPr>
-        <w:t>|   +-- md2docx.py</w:t>
+        <w:t>|   |   +-- src/                    identity.*, odid_transport.*, main.cpp</w:t>
       </w:r>
     </w:p>
     <w:p>
@@ -25720,7 +25720,7 @@
           <w:rFonts w:ascii="Consolas" w:hAnsi="Consolas"/>
           <w:sz w:val="15"/>
         </w:rPr>
-        <w:t>|   +-- host_tests/               Compiles the real headers on a PC   [98 assertions]</w:t>
+        <w:t>|   +-- ground-station/             ESP32 + SX1278                 [findings 3, 9, 10]</w:t>
       </w:r>
     </w:p>
     <w:p>
@@ -25733,7 +25733,7 @@
           <w:rFonts w:ascii="Consolas" w:hAnsi="Consolas"/>
           <w:sz w:val="15"/>
         </w:rPr>
-        <w:t>|       +-- test_all.cpp</w:t>
+        <w:t>|       +-- src/                    main.cpp, mavlink_min.h</w:t>
       </w:r>
     </w:p>
     <w:p>
@@ -25746,7 +25746,7 @@
           <w:rFonts w:ascii="Consolas" w:hAnsi="Consolas"/>
           <w:sz w:val="15"/>
         </w:rPr>
-        <w:t>|       +-- arduino_shim.h</w:t>
+        <w:t>+-- android/                        Remote ID receiver, for verifying the broadcast</w:t>
       </w:r>
     </w:p>
     <w:p>
@@ -25759,7 +25759,254 @@
           <w:rFonts w:ascii="Consolas" w:hAnsi="Consolas"/>
           <w:sz w:val="15"/>
         </w:rPr>
+        <w:t>|   +-- app/src/main/java/dk/odyssey/ridtest/</w:t>
+      </w:r>
+    </w:p>
+    <w:p>
+      <w:pPr>
+        <w:pStyle w:val="OdysseyCode"/>
+        <w:shd w:val="clear" w:color="auto" w:fill="F2F2F2"/>
+      </w:pPr>
+      <w:r>
+        <w:rPr>
+          <w:rFonts w:ascii="Consolas" w:hAnsi="Consolas"/>
+          <w:sz w:val="15"/>
+        </w:rPr>
+        <w:t>|   |   +-- odid/                   Decoder with NO Android imports, so it host-tests</w:t>
+      </w:r>
+    </w:p>
+    <w:p>
+      <w:pPr>
+        <w:pStyle w:val="OdysseyCode"/>
+        <w:shd w:val="clear" w:color="auto" w:fill="F2F2F2"/>
+      </w:pPr>
+      <w:r>
+        <w:rPr>
+          <w:rFonts w:ascii="Consolas" w:hAnsi="Consolas"/>
+          <w:sz w:val="15"/>
+        </w:rPr>
+        <w:t>|   |   +-- scan/                   BLE and Wi-Fi scanners</w:t>
+      </w:r>
+    </w:p>
+    <w:p>
+      <w:pPr>
+        <w:pStyle w:val="OdysseyCode"/>
+        <w:shd w:val="clear" w:color="auto" w:fill="F2F2F2"/>
+      </w:pPr>
+      <w:r>
+        <w:rPr>
+          <w:rFonts w:ascii="Consolas" w:hAnsi="Consolas"/>
+          <w:sz w:val="15"/>
+        </w:rPr>
+        <w:t>|   +-- app/src/test/java/...       OdidParserTest</w:t>
+      </w:r>
+    </w:p>
+    <w:p>
+      <w:pPr>
+        <w:pStyle w:val="OdysseyCode"/>
+        <w:shd w:val="clear" w:color="auto" w:fill="F2F2F2"/>
+      </w:pPr>
+      <w:r>
+        <w:rPr>
+          <w:rFonts w:ascii="Consolas" w:hAnsi="Consolas"/>
+          <w:sz w:val="15"/>
+        </w:rPr>
+        <w:t>+-- hardware/bom.csv</w:t>
+      </w:r>
+    </w:p>
+    <w:p>
+      <w:pPr>
+        <w:pStyle w:val="OdysseyCode"/>
+        <w:shd w:val="clear" w:color="auto" w:fill="F2F2F2"/>
+      </w:pPr>
+      <w:r>
+        <w:rPr>
+          <w:rFonts w:ascii="Consolas" w:hAnsi="Consolas"/>
+          <w:sz w:val="15"/>
+        </w:rPr>
+        <w:t>+-- tools/</w:t>
+      </w:r>
+    </w:p>
+    <w:p>
+      <w:pPr>
+        <w:pStyle w:val="OdysseyCode"/>
+        <w:shd w:val="clear" w:color="auto" w:fill="F2F2F2"/>
+      </w:pPr>
+      <w:r>
+        <w:rPr>
+          <w:rFonts w:ascii="Consolas" w:hAnsi="Consolas"/>
+          <w:sz w:val="15"/>
+        </w:rPr>
+        <w:t>|   +-- check_consistency.py        The specification-vs-code gate     [21 checks]</w:t>
+      </w:r>
+    </w:p>
+    <w:p>
+      <w:pPr>
+        <w:pStyle w:val="OdysseyCode"/>
+        <w:shd w:val="clear" w:color="auto" w:fill="F2F2F2"/>
+      </w:pPr>
+      <w:r>
+        <w:rPr>
+          <w:rFonts w:ascii="Consolas" w:hAnsi="Consolas"/>
+          <w:sz w:val="15"/>
+        </w:rPr>
+        <w:t>|   +-- blackbox_decode.py          Flight log decoder, formats v2-v4</w:t>
+      </w:r>
+    </w:p>
+    <w:p>
+      <w:pPr>
+        <w:pStyle w:val="OdysseyCode"/>
+        <w:shd w:val="clear" w:color="auto" w:fill="F2F2F2"/>
+      </w:pPr>
+      <w:r>
+        <w:rPr>
+          <w:rFonts w:ascii="Consolas" w:hAnsi="Consolas"/>
+          <w:sz w:val="15"/>
+        </w:rPr>
+        <w:t>|   +-- test_blackbox_decode.py     ...and its tests</w:t>
+      </w:r>
+    </w:p>
+    <w:p>
+      <w:pPr>
+        <w:pStyle w:val="OdysseyCode"/>
+        <w:shd w:val="clear" w:color="auto" w:fill="F2F2F2"/>
+      </w:pPr>
+      <w:r>
+        <w:rPr>
+          <w:rFonts w:ascii="Consolas" w:hAnsi="Consolas"/>
+          <w:sz w:val="15"/>
+        </w:rPr>
+        <w:t>|   +-- patchfile.py                Line-ending-safe in-place edits</w:t>
+      </w:r>
+    </w:p>
+    <w:p>
+      <w:pPr>
+        <w:pStyle w:val="OdysseyCode"/>
+        <w:shd w:val="clear" w:color="auto" w:fill="F2F2F2"/>
+      </w:pPr>
+      <w:r>
+        <w:rPr>
+          <w:rFonts w:ascii="Consolas" w:hAnsi="Consolas"/>
+          <w:sz w:val="15"/>
+        </w:rPr>
+        <w:t>|   +-- test_patchfile.py           ...and its tests</w:t>
+      </w:r>
+    </w:p>
+    <w:p>
+      <w:pPr>
+        <w:pStyle w:val="OdysseyCode"/>
+        <w:shd w:val="clear" w:color="auto" w:fill="F2F2F2"/>
+      </w:pPr>
+      <w:r>
+        <w:rPr>
+          <w:rFonts w:ascii="Consolas" w:hAnsi="Consolas"/>
+          <w:sz w:val="15"/>
+        </w:rPr>
+        <w:t>|   +-- md2docx.py                  Regenerates the Word documents</w:t>
+      </w:r>
+    </w:p>
+    <w:p>
+      <w:pPr>
+        <w:pStyle w:val="OdysseyCode"/>
+        <w:shd w:val="clear" w:color="auto" w:fill="F2F2F2"/>
+      </w:pPr>
+      <w:r>
+        <w:rPr>
+          <w:rFonts w:ascii="Consolas" w:hAnsi="Consolas"/>
+          <w:sz w:val="15"/>
+        </w:rPr>
+        <w:t>|   +-- run_android_parser_tests.sh Decoder tests with plain javac</w:t>
+      </w:r>
+    </w:p>
+    <w:p>
+      <w:pPr>
+        <w:pStyle w:val="OdysseyCode"/>
+        <w:shd w:val="clear" w:color="auto" w:fill="F2F2F2"/>
+      </w:pPr>
+      <w:r>
+        <w:rPr>
+          <w:rFonts w:ascii="Consolas" w:hAnsi="Consolas"/>
+          <w:sz w:val="15"/>
+        </w:rPr>
+        <w:t>|   +-- git-hooks/pre-push          Runs the whole gate before every push</w:t>
+      </w:r>
+    </w:p>
+    <w:p>
+      <w:pPr>
+        <w:pStyle w:val="OdysseyCode"/>
+        <w:shd w:val="clear" w:color="auto" w:fill="F2F2F2"/>
+      </w:pPr>
+      <w:r>
+        <w:rPr>
+          <w:rFonts w:ascii="Consolas" w:hAnsi="Consolas"/>
+          <w:sz w:val="15"/>
+        </w:rPr>
+        <w:t>|   +-- host_tests/                 Compiles the real headers on a PC</w:t>
+      </w:r>
+    </w:p>
+    <w:p>
+      <w:pPr>
+        <w:pStyle w:val="OdysseyCode"/>
+        <w:shd w:val="clear" w:color="auto" w:fill="F2F2F2"/>
+      </w:pPr>
+      <w:r>
+        <w:rPr>
+          <w:rFonts w:ascii="Consolas" w:hAnsi="Consolas"/>
+          <w:sz w:val="15"/>
+        </w:rPr>
+        <w:t>|       +-- test_all.cpp</w:t>
+      </w:r>
+    </w:p>
+    <w:p>
+      <w:pPr>
+        <w:pStyle w:val="OdysseyCode"/>
+        <w:shd w:val="clear" w:color="auto" w:fill="F2F2F2"/>
+      </w:pPr>
+      <w:r>
+        <w:rPr>
+          <w:rFonts w:ascii="Consolas" w:hAnsi="Consolas"/>
+          <w:sz w:val="15"/>
+        </w:rPr>
+        <w:t>|       +-- arduino_shim.h</w:t>
+      </w:r>
+    </w:p>
+    <w:p>
+      <w:pPr>
+        <w:pStyle w:val="OdysseyCode"/>
+        <w:shd w:val="clear" w:color="auto" w:fill="F2F2F2"/>
+      </w:pPr>
+      <w:r>
+        <w:rPr>
+          <w:rFonts w:ascii="Consolas" w:hAnsi="Consolas"/>
+          <w:sz w:val="15"/>
+        </w:rPr>
+        <w:t>|       +-- Arduino.h</w:t>
+      </w:r>
+    </w:p>
+    <w:p>
+      <w:pPr>
+        <w:pStyle w:val="OdysseyCode"/>
+        <w:shd w:val="clear" w:color="auto" w:fill="F2F2F2"/>
+      </w:pPr>
+      <w:r>
+        <w:rPr>
+          <w:rFonts w:ascii="Consolas" w:hAnsi="Consolas"/>
+          <w:sz w:val="15"/>
+        </w:rPr>
         <w:t>|       +-- run_tests.sh</w:t>
+      </w:r>
+    </w:p>
+    <w:p>
+      <w:pPr>
+        <w:pStyle w:val="OdysseyCode"/>
+        <w:shd w:val="clear" w:color="auto" w:fill="F2F2F2"/>
+      </w:pPr>
+      <w:r>
+        <w:rPr>
+          <w:rFonts w:ascii="Consolas" w:hAnsi="Consolas"/>
+          <w:sz w:val="15"/>
+        </w:rPr>
+        <w:t>+-- .github/workflows/host-tests.yml</w:t>
       </w:r>
     </w:p>
     <w:p>
@@ -25944,7 +26191,7 @@
               <w:rPr>
                 <w:sz w:val="18"/>
               </w:rPr>
-              <w:t>500 Hz</w:t>
+              <w:t>500 Hz¹</w:t>
             </w:r>
           </w:p>
         </w:tc>
@@ -26149,6 +26396,51 @@
       </w:tr>
     </w:tbl>
     <w:p/>
+    <w:p>
+      <w:r>
+        <w:t xml:space="preserve">¹ The flight-loop rate follows </w:t>
+      </w:r>
+      <w:r>
+        <w:rPr>
+          <w:rFonts w:ascii="Consolas" w:hAnsi="Consolas"/>
+          <w:sz w:val="19"/>
+        </w:rPr>
+        <w:t>FRAME_SIZE_IN</w:t>
+      </w:r>
+      <w:r>
+        <w:t xml:space="preserve"> and can be overridden: the 7-inch runs at 1000 Hz by default, the 9- and 10-inch at 500 Hz, and </w:t>
+      </w:r>
+      <w:r>
+        <w:rPr>
+          <w:rFonts w:ascii="Consolas" w:hAnsi="Consolas"/>
+          <w:sz w:val="19"/>
+        </w:rPr>
+        <w:t>-DFLIGHT_LOOP_HZ=1000</w:t>
+      </w:r>
+      <w:r>
+        <w:t xml:space="preserve"> is characterised on both. </w:t>
+      </w:r>
+      <w:r>
+        <w:rPr>
+          <w:rFonts w:ascii="Consolas" w:hAnsi="Consolas"/>
+          <w:sz w:val="19"/>
+        </w:rPr>
+        <w:t>IMU_DLPF_HZ</w:t>
+      </w:r>
+      <w:r>
+        <w:t xml:space="preserve"> and </w:t>
+      </w:r>
+      <w:r>
+        <w:rPr>
+          <w:rFonts w:ascii="Consolas" w:hAnsi="Consolas"/>
+          <w:sz w:val="19"/>
+        </w:rPr>
+        <w:t>DYN_NOTCH_BINS</w:t>
+      </w:r>
+      <w:r>
+        <w:t xml:space="preserve"> move with it automatically — see §8.3.4.</w:t>
+      </w:r>
+    </w:p>
     <w:p>
       <w:r>
         <w:t xml:space="preserve">Storage is isolated on its own task specifically so an SD write stall — which can exceed 100 ms on a cheap card — cannot delay a control deadline or a radio poll. Revision 1.0 wrote to the card directly from </w:t>
@@ -30390,7 +30682,37 @@
     </w:p>
     <w:p>
       <w:r>
-        <w:t>All eighteen findings from the revision 1.0 review, with the change that resolves each.</w:t>
+        <w:t xml:space="preserve">The original eighteen findings from the revision 1.0 review, with the change that resolves each. </w:t>
+      </w:r>
+      <w:r>
+        <w:rPr>
+          <w:b/>
+        </w:rPr>
+        <w:t>Eighteen is not the total.</w:t>
+      </w:r>
+      <w:r>
+        <w:t xml:space="preserve"> Reworking these surfaced more, and later work surfaced more again — §13.1 and §13.2 carry those, and several of them were worse than anything in the original list. The DLPF corner left behind by a moving notch, a measurement procedure that could never have been carried out, and a flight loop whose period silently depended on an undeclared FreeRTOS tick rate were all found </w:t>
+      </w:r>
+      <w:r>
+        <w:rPr>
+          <w:i/>
+        </w:rPr>
+        <w:t>after</w:t>
+      </w:r>
+      <w:r>
+        <w:t xml:space="preserve"> this table was complete.</w:t>
+      </w:r>
+    </w:p>
+    <w:p>
+      <w:r>
+        <w:rPr>
+          <w:rFonts w:ascii="Consolas" w:hAnsi="Consolas"/>
+          <w:sz w:val="19"/>
+        </w:rPr>
+        <w:t>docs/review-findings-resolution.md</w:t>
+      </w:r>
+      <w:r>
+        <w:t xml:space="preserve"> records the original eighteen in detail. The later ones live here.</w:t>
       </w:r>
     </w:p>
     <w:tbl>

--- a/docs/Odyssey-10-Pro-Drone-System.docx
+++ b/docs/Odyssey-10-Pro-Drone-System.docx
@@ -90,7 +90,7 @@
         <w:t>Document revision:</w:t>
       </w:r>
       <w:r>
-        <w:t xml:space="preserve"> 3.8 — documentation brought back into line with the repository, and a check so it stays there</w:t>
+        <w:t xml:space="preserve"> 3.9 — the other nine builds have a parts list, and mass is reconciled against the firmware</w:t>
       </w:r>
     </w:p>
     <w:p>
@@ -5085,6 +5085,696 @@
     </w:p>
     <w:p>
       <w:pPr>
+        <w:pStyle w:val="Heading2"/>
+      </w:pPr>
+      <w:r>
+        <w:t>2.1 The other nine builds</w:t>
+      </w:r>
+    </w:p>
+    <w:p>
+      <w:r>
+        <w:rPr>
+          <w:rFonts w:ascii="Consolas" w:hAnsi="Consolas"/>
+          <w:sz w:val="19"/>
+        </w:rPr>
+        <w:t>hardware/bom.csv</w:t>
+      </w:r>
+      <w:r>
+        <w:t xml:space="preserve"> is the </w:t>
+      </w:r>
+      <w:r>
+        <w:rPr>
+          <w:b/>
+        </w:rPr>
+        <w:t>9-inch / 2810 / 2-blade reference</w:t>
+      </w:r>
+      <w:r>
+        <w:t xml:space="preserve">. </w:t>
+      </w:r>
+      <w:r>
+        <w:rPr>
+          <w:rFonts w:ascii="Consolas" w:hAnsi="Consolas"/>
+          <w:sz w:val="19"/>
+        </w:rPr>
+        <w:t>config.h</w:t>
+      </w:r>
+      <w:r>
+        <w:t xml:space="preserve"> supports ten combinations, and until revision 3.9 nine of them compiled, passed every test, and had no parts list — anyone building one was on their own for frame, motors, propellers, battery and ESC.</w:t>
+      </w:r>
+    </w:p>
+    <w:p>
+      <w:r>
+        <w:rPr>
+          <w:rFonts w:ascii="Consolas" w:hAnsi="Consolas"/>
+          <w:sz w:val="19"/>
+        </w:rPr>
+        <w:t>hardware/bom-variants.csv</w:t>
+      </w:r>
+      <w:r>
+        <w:t xml:space="preserve"> closes that. It lists only what </w:t>
+      </w:r>
+      <w:r>
+        <w:rPr>
+          <w:b/>
+        </w:rPr>
+        <w:t>differs</w:t>
+      </w:r>
+      <w:r>
+        <w:t xml:space="preserve"> by build; everything else — every sensor, both radios, the flight controller, the recovery system, 308 g of shared avionics — is identical across all ten, and repeating it three times would be three places for it to drift.</w:t>
+      </w:r>
+    </w:p>
+    <w:tbl>
+      <w:tblPr>
+        <w:tblStyle w:val="TableGrid"/>
+        <w:tblW w:type="auto" w:w="0"/>
+        <w:jc w:val="center"/>
+        <w:tblLayout w:type="autofit"/>
+        <w:tblLook w:firstColumn="1" w:firstRow="1" w:lastColumn="0" w:lastRow="0" w:noHBand="0" w:noVBand="1" w:val="04A0"/>
+      </w:tblPr>
+      <w:tblGrid>
+        <w:gridCol w:w="1987"/>
+        <w:gridCol w:w="1987"/>
+        <w:gridCol w:w="1987"/>
+        <w:gridCol w:w="1987"/>
+        <w:gridCol w:w="1987"/>
+      </w:tblGrid>
+      <w:tr>
+        <w:trPr>
+          <w:tblHeader w:val="true"/>
+        </w:trPr>
+        <w:tc>
+          <w:tcPr>
+            <w:tcW w:type="dxa" w:w="1987"/>
+            <w:shd w:val="clear" w:color="auto" w:fill="1F3864"/>
+          </w:tcPr>
+          <w:p>
+            <w:pPr>
+              <w:spacing w:after="40" w:before="40"/>
+            </w:pPr>
+            <w:r>
+              <w:rPr>
+                <w:b/>
+                <w:color w:val="FFFFFF"/>
+                <w:sz w:val="18"/>
+              </w:rPr>
+              <w:t>Frame</w:t>
+            </w:r>
+          </w:p>
+        </w:tc>
+        <w:tc>
+          <w:tcPr>
+            <w:tcW w:type="dxa" w:w="1987"/>
+            <w:shd w:val="clear" w:color="auto" w:fill="1F3864"/>
+          </w:tcPr>
+          <w:p>
+            <w:pPr>
+              <w:spacing w:after="40" w:before="40"/>
+            </w:pPr>
+            <w:r>
+              <w:rPr>
+                <w:b/>
+                <w:color w:val="FFFFFF"/>
+                <w:sz w:val="18"/>
+              </w:rPr>
+              <w:t>Airframe</w:t>
+            </w:r>
+          </w:p>
+        </w:tc>
+        <w:tc>
+          <w:tcPr>
+            <w:tcW w:type="dxa" w:w="1987"/>
+            <w:shd w:val="clear" w:color="auto" w:fill="1F3864"/>
+          </w:tcPr>
+          <w:p>
+            <w:pPr>
+              <w:spacing w:after="40" w:before="40"/>
+            </w:pPr>
+            <w:r>
+              <w:rPr>
+                <w:b/>
+                <w:color w:val="FFFFFF"/>
+                <w:sz w:val="18"/>
+              </w:rPr>
+              <w:t>Motors</w:t>
+            </w:r>
+          </w:p>
+        </w:tc>
+        <w:tc>
+          <w:tcPr>
+            <w:tcW w:type="dxa" w:w="1987"/>
+            <w:shd w:val="clear" w:color="auto" w:fill="1F3864"/>
+          </w:tcPr>
+          <w:p>
+            <w:pPr>
+              <w:spacing w:after="40" w:before="40"/>
+            </w:pPr>
+            <w:r>
+              <w:rPr>
+                <w:b/>
+                <w:color w:val="FFFFFF"/>
+                <w:sz w:val="18"/>
+              </w:rPr>
+              <w:t>Battery</w:t>
+            </w:r>
+          </w:p>
+        </w:tc>
+        <w:tc>
+          <w:tcPr>
+            <w:tcW w:type="dxa" w:w="1987"/>
+            <w:shd w:val="clear" w:color="auto" w:fill="1F3864"/>
+          </w:tcPr>
+          <w:p>
+            <w:pPr>
+              <w:spacing w:after="40" w:before="40"/>
+            </w:pPr>
+            <w:r>
+              <w:rPr>
+                <w:b/>
+                <w:color w:val="FFFFFF"/>
+                <w:sz w:val="18"/>
+              </w:rPr>
+              <w:t>Dry mass</w:t>
+            </w:r>
+          </w:p>
+        </w:tc>
+      </w:tr>
+      <w:tr>
+        <w:tc>
+          <w:tcPr>
+            <w:tcW w:type="dxa" w:w="1987"/>
+          </w:tcPr>
+          <w:p>
+            <w:pPr>
+              <w:spacing w:after="40" w:before="40"/>
+            </w:pPr>
+            <w:r>
+              <w:rPr>
+                <w:sz w:val="18"/>
+              </w:rPr>
+              <w:t>7-inch</w:t>
+            </w:r>
+          </w:p>
+        </w:tc>
+        <w:tc>
+          <w:tcPr>
+            <w:tcW w:type="dxa" w:w="1987"/>
+          </w:tcPr>
+          <w:p>
+            <w:pPr>
+              <w:spacing w:after="40" w:before="40"/>
+            </w:pPr>
+            <w:r>
+              <w:rPr>
+                <w:sz w:val="18"/>
+              </w:rPr>
+              <w:t>295 mm, 5 mm arms, 132 g</w:t>
+            </w:r>
+          </w:p>
+        </w:tc>
+        <w:tc>
+          <w:tcPr>
+            <w:tcW w:type="dxa" w:w="1987"/>
+          </w:tcPr>
+          <w:p>
+            <w:pPr>
+              <w:spacing w:after="40" w:before="40"/>
+            </w:pPr>
+            <w:r>
+              <w:rPr>
+                <w:sz w:val="18"/>
+              </w:rPr>
+              <w:t>2807, 45 g each</w:t>
+            </w:r>
+          </w:p>
+        </w:tc>
+        <w:tc>
+          <w:tcPr>
+            <w:tcW w:type="dxa" w:w="1987"/>
+          </w:tcPr>
+          <w:p>
+            <w:pPr>
+              <w:spacing w:after="40" w:before="40"/>
+            </w:pPr>
+            <w:r>
+              <w:rPr>
+                <w:sz w:val="18"/>
+              </w:rPr>
+              <w:t xml:space="preserve">3000 mAh </w:t>
+            </w:r>
+            <w:r>
+              <w:rPr>
+                <w:b/>
+                <w:sz w:val="18"/>
+              </w:rPr>
+              <w:t>50C</w:t>
+            </w:r>
+          </w:p>
+        </w:tc>
+        <w:tc>
+          <w:tcPr>
+            <w:tcW w:type="dxa" w:w="1987"/>
+          </w:tcPr>
+          <w:p>
+            <w:pPr>
+              <w:spacing w:after="40" w:before="40"/>
+            </w:pPr>
+            <w:r>
+              <w:rPr>
+                <w:sz w:val="18"/>
+              </w:rPr>
+              <w:t>440 g</w:t>
+            </w:r>
+          </w:p>
+        </w:tc>
+      </w:tr>
+      <w:tr>
+        <w:tc>
+          <w:tcPr>
+            <w:tcW w:type="dxa" w:w="1987"/>
+          </w:tcPr>
+          <w:p>
+            <w:pPr>
+              <w:spacing w:after="40" w:before="40"/>
+            </w:pPr>
+            <w:r>
+              <w:rPr>
+                <w:b/>
+                <w:sz w:val="18"/>
+              </w:rPr>
+              <w:t>9-inch</w:t>
+            </w:r>
+          </w:p>
+        </w:tc>
+        <w:tc>
+          <w:tcPr>
+            <w:tcW w:type="dxa" w:w="1987"/>
+          </w:tcPr>
+          <w:p>
+            <w:pPr>
+              <w:spacing w:after="40" w:before="40"/>
+            </w:pPr>
+            <w:r>
+              <w:rPr>
+                <w:b/>
+                <w:sz w:val="18"/>
+              </w:rPr>
+              <w:t>387 mm, 6 mm arms, 230 g</w:t>
+            </w:r>
+          </w:p>
+        </w:tc>
+        <w:tc>
+          <w:tcPr>
+            <w:tcW w:type="dxa" w:w="1987"/>
+          </w:tcPr>
+          <w:p>
+            <w:pPr>
+              <w:spacing w:after="40" w:before="40"/>
+            </w:pPr>
+            <w:r>
+              <w:rPr>
+                <w:b/>
+                <w:sz w:val="18"/>
+              </w:rPr>
+              <w:t>2810 or 3110</w:t>
+            </w:r>
+          </w:p>
+        </w:tc>
+        <w:tc>
+          <w:tcPr>
+            <w:tcW w:type="dxa" w:w="1987"/>
+          </w:tcPr>
+          <w:p>
+            <w:pPr>
+              <w:spacing w:after="40" w:before="40"/>
+            </w:pPr>
+            <w:r>
+              <w:rPr>
+                <w:b/>
+                <w:sz w:val="18"/>
+              </w:rPr>
+              <w:t>4500 mAh 20C</w:t>
+            </w:r>
+          </w:p>
+        </w:tc>
+        <w:tc>
+          <w:tcPr>
+            <w:tcW w:type="dxa" w:w="1987"/>
+          </w:tcPr>
+          <w:p>
+            <w:pPr>
+              <w:spacing w:after="40" w:before="40"/>
+            </w:pPr>
+            <w:r>
+              <w:rPr>
+                <w:b/>
+                <w:sz w:val="18"/>
+              </w:rPr>
+              <w:t>538 g</w:t>
+            </w:r>
+          </w:p>
+        </w:tc>
+      </w:tr>
+      <w:tr>
+        <w:tc>
+          <w:tcPr>
+            <w:tcW w:type="dxa" w:w="1987"/>
+          </w:tcPr>
+          <w:p>
+            <w:pPr>
+              <w:spacing w:after="40" w:before="40"/>
+            </w:pPr>
+            <w:r>
+              <w:rPr>
+                <w:sz w:val="18"/>
+              </w:rPr>
+              <w:t>10-inch</w:t>
+            </w:r>
+          </w:p>
+        </w:tc>
+        <w:tc>
+          <w:tcPr>
+            <w:tcW w:type="dxa" w:w="1987"/>
+          </w:tcPr>
+          <w:p>
+            <w:pPr>
+              <w:spacing w:after="40" w:before="40"/>
+            </w:pPr>
+            <w:r>
+              <w:rPr>
+                <w:sz w:val="18"/>
+              </w:rPr>
+              <w:t>430 mm, 6 mm arms, 286 g</w:t>
+            </w:r>
+          </w:p>
+        </w:tc>
+        <w:tc>
+          <w:tcPr>
+            <w:tcW w:type="dxa" w:w="1987"/>
+          </w:tcPr>
+          <w:p>
+            <w:pPr>
+              <w:spacing w:after="40" w:before="40"/>
+            </w:pPr>
+            <w:r>
+              <w:rPr>
+                <w:sz w:val="18"/>
+              </w:rPr>
+              <w:t>3110 or 3115, 68–78 g</w:t>
+            </w:r>
+          </w:p>
+        </w:tc>
+        <w:tc>
+          <w:tcPr>
+            <w:tcW w:type="dxa" w:w="1987"/>
+          </w:tcPr>
+          <w:p>
+            <w:pPr>
+              <w:spacing w:after="40" w:before="40"/>
+            </w:pPr>
+            <w:r>
+              <w:rPr>
+                <w:sz w:val="18"/>
+              </w:rPr>
+              <w:t xml:space="preserve">4500 mAh </w:t>
+            </w:r>
+            <w:r>
+              <w:rPr>
+                <w:b/>
+                <w:sz w:val="18"/>
+              </w:rPr>
+              <w:t>30C</w:t>
+            </w:r>
+          </w:p>
+        </w:tc>
+        <w:tc>
+          <w:tcPr>
+            <w:tcW w:type="dxa" w:w="1987"/>
+          </w:tcPr>
+          <w:p>
+            <w:pPr>
+              <w:spacing w:after="40" w:before="40"/>
+            </w:pPr>
+            <w:r>
+              <w:rPr>
+                <w:sz w:val="18"/>
+              </w:rPr>
+              <w:t>594 g</w:t>
+            </w:r>
+          </w:p>
+        </w:tc>
+      </w:tr>
+    </w:tbl>
+    <w:p/>
+    <w:p>
+      <w:r>
+        <w:t>The 7-inch takes a smaller pack at a much higher C rating, because it peaks at 99 A on three blades — 33C from 3000 mAh, where the 9-inch's peak is only 15C from 4500.</w:t>
+      </w:r>
+    </w:p>
+    <w:p>
+      <w:r>
+        <w:rPr>
+          <w:b/>
+        </w:rPr>
+        <w:t>Three builds need a bigger ESC than the reference.</w:t>
+      </w:r>
+      <w:r>
+        <w:t xml:space="preserve"> The 40 A/channel part is sized on the 9-inch 3-blade figure of 16.9 A per motor, a 2.4× margin. The 7-inch 3-blade and both 10-inch 3-blade builds peak at 23–25 A per motor, which the same ESC would meet at only 1.6–1.7× — below the 2× §4.3 argues for on a hover-heavy profile where thermal soak matters more than burst rating. Those three list a 60 A/channel ESC instead, at +$14 and +9 g.</w:t>
+      </w:r>
+    </w:p>
+    <w:p>
+      <w:r>
+        <w:t xml:space="preserve">Those same three also exceed the XT90-S's 90 A rating and list an AS150 in its place. The build already refuses to compile without either that part or an explicit </w:t>
+      </w:r>
+      <w:r>
+        <w:rPr>
+          <w:rFonts w:ascii="Consolas" w:hAnsi="Consolas"/>
+          <w:sz w:val="19"/>
+        </w:rPr>
+        <w:t>-DACCEPT_CONNECTOR_OVER_RATING=1</w:t>
+      </w:r>
+      <w:r>
+        <w:t>; now the parts list says what to buy instead of only what to acknowledge.</w:t>
+      </w:r>
+    </w:p>
+    <w:p>
+      <w:pPr>
+        <w:ind w:left="432"/>
+        <w:shd w:val="clear" w:color="auto" w:fill="FFF2CC"/>
+      </w:pPr>
+      <w:r>
+        <w:rPr>
+          <w:b/>
+          <w:i/>
+        </w:rPr>
+        <w:t>Mass that does not fly.</w:t>
+      </w:r>
+      <w:r>
+        <w:rPr>
+          <w:i/>
+        </w:rPr>
+        <w:t xml:space="preserve"> The BOM buys </w:t>
+      </w:r>
+      <w:r>
+        <w:rPr>
+          <w:b/>
+          <w:i/>
+        </w:rPr>
+        <w:t>two</w:t>
+      </w:r>
+      <w:r>
+        <w:rPr>
+          <w:i/>
+        </w:rPr>
+        <w:t xml:space="preserve"> SX1278 radios and only one leaves the ground — the second is the ground station. A naive sum of the mass column therefore overstates the airframe by 6 g. That distinction used to live in a prose note inside a CSV cell, where nothing could check it; there is now an explicit </w:t>
+      </w:r>
+      <w:r>
+        <w:rPr>
+          <w:rFonts w:ascii="Consolas" w:hAnsi="Consolas"/>
+          <w:i/>
+          <w:sz w:val="19"/>
+        </w:rPr>
+        <w:t>Airborne Mass g</w:t>
+      </w:r>
+      <w:r>
+        <w:rPr>
+          <w:i/>
+        </w:rPr>
+        <w:t xml:space="preserve"> column, and the </w:t>
+      </w:r>
+      <w:r>
+        <w:rPr>
+          <w:rFonts w:ascii="Consolas" w:hAnsi="Consolas"/>
+          <w:i/>
+          <w:sz w:val="19"/>
+        </w:rPr>
+        <w:t>bom-mass</w:t>
+      </w:r>
+      <w:r>
+        <w:rPr>
+          <w:i/>
+        </w:rPr>
+        <w:t xml:space="preserve"> check reconciles it against </w:t>
+      </w:r>
+      <w:r>
+        <w:rPr>
+          <w:rFonts w:ascii="Consolas" w:hAnsi="Consolas"/>
+          <w:i/>
+          <w:sz w:val="19"/>
+        </w:rPr>
+        <w:t>FRAME_BASE_DRY_G</w:t>
+      </w:r>
+      <w:r>
+        <w:rPr>
+          <w:i/>
+        </w:rPr>
+        <w:t xml:space="preserve">, </w:t>
+      </w:r>
+      <w:r>
+        <w:rPr>
+          <w:rFonts w:ascii="Consolas" w:hAnsi="Consolas"/>
+          <w:i/>
+          <w:sz w:val="19"/>
+        </w:rPr>
+        <w:t>MOTOR_MASS_G_EACH</w:t>
+      </w:r>
+      <w:r>
+        <w:rPr>
+          <w:i/>
+        </w:rPr>
+        <w:t xml:space="preserve">, </w:t>
+      </w:r>
+      <w:r>
+        <w:rPr>
+          <w:rFonts w:ascii="Consolas" w:hAnsi="Consolas"/>
+          <w:i/>
+          <w:sz w:val="19"/>
+        </w:rPr>
+        <w:t>PROP_MASS_G_EACH</w:t>
+      </w:r>
+      <w:r>
+        <w:rPr>
+          <w:i/>
+        </w:rPr>
+        <w:t xml:space="preserve">, </w:t>
+      </w:r>
+      <w:r>
+        <w:rPr>
+          <w:rFonts w:ascii="Consolas" w:hAnsi="Consolas"/>
+          <w:i/>
+          <w:sz w:val="19"/>
+        </w:rPr>
+        <w:t>BATTERY_MASS_G</w:t>
+      </w:r>
+      <w:r>
+        <w:rPr>
+          <w:i/>
+        </w:rPr>
+        <w:t xml:space="preserve"> and </w:t>
+      </w:r>
+      <w:r>
+        <w:rPr>
+          <w:rFonts w:ascii="Consolas" w:hAnsi="Consolas"/>
+          <w:i/>
+          <w:sz w:val="19"/>
+        </w:rPr>
+        <w:t>AIRFRAME_AUW_G</w:t>
+      </w:r>
+      <w:r>
+        <w:rPr>
+          <w:i/>
+        </w:rPr>
+        <w:t xml:space="preserve"> for every one of the ten builds.  </w:t>
+      </w:r>
+      <w:r>
+        <w:rPr>
+          <w:rFonts w:ascii="Consolas" w:hAnsi="Consolas"/>
+          <w:i/>
+          <w:sz w:val="19"/>
+        </w:rPr>
+        <w:t>check_bom()</w:t>
+      </w:r>
+      <w:r>
+        <w:rPr>
+          <w:i/>
+        </w:rPr>
+        <w:t xml:space="preserve"> had verified BOM </w:t>
+      </w:r>
+      <w:r>
+        <w:rPr>
+          <w:i/>
+        </w:rPr>
+        <w:t>arithmetic</w:t>
+      </w:r>
+      <w:r>
+        <w:rPr>
+          <w:i/>
+        </w:rPr>
+        <w:t xml:space="preserve"> and the </w:t>
+      </w:r>
+      <w:r>
+        <w:rPr>
+          <w:i/>
+        </w:rPr>
+        <w:t>price</w:t>
+      </w:r>
+      <w:r>
+        <w:rPr>
+          <w:i/>
+        </w:rPr>
+        <w:t xml:space="preserve"> quoted here since the original review. Nothing verified </w:t>
+      </w:r>
+      <w:r>
+        <w:rPr>
+          <w:b/>
+          <w:i/>
+        </w:rPr>
+        <w:t>mass</w:t>
+      </w:r>
+      <w:r>
+        <w:rPr>
+          <w:i/>
+        </w:rPr>
+        <w:t xml:space="preserve"> against </w:t>
+      </w:r>
+      <w:r>
+        <w:rPr>
+          <w:rFonts w:ascii="Consolas" w:hAnsi="Consolas"/>
+          <w:i/>
+          <w:sz w:val="19"/>
+        </w:rPr>
+        <w:t>config.h</w:t>
+      </w:r>
+      <w:r>
+        <w:rPr>
+          <w:i/>
+        </w:rPr>
+        <w:t xml:space="preserve"> — so </w:t>
+      </w:r>
+      <w:r>
+        <w:rPr>
+          <w:rFonts w:ascii="Consolas" w:hAnsi="Consolas"/>
+          <w:i/>
+          <w:sz w:val="19"/>
+        </w:rPr>
+        <w:t>AIRFRAME_AUW_G</w:t>
+      </w:r>
+      <w:r>
+        <w:rPr>
+          <w:i/>
+        </w:rPr>
+        <w:t>, which sizes thrust-to-weight, hover power and the entire energy budget, was free to drift away from the parts that produce it.</w:t>
+      </w:r>
+    </w:p>
+    <w:p>
+      <w:pPr>
+        <w:jc w:val="center"/>
+      </w:pPr>
+      <w:r>
+        <w:t>______________________________________________________________________________</w:t>
+      </w:r>
+    </w:p>
+    <w:p>
+      <w:pPr>
         <w:pStyle w:val="Heading1"/>
       </w:pPr>
       <w:r>
@@ -25811,7 +26501,7 @@
           <w:rFonts w:ascii="Consolas" w:hAnsi="Consolas"/>
           <w:sz w:val="15"/>
         </w:rPr>
-        <w:t>+-- hardware/bom.csv</w:t>
+        <w:t>+-- hardware/</w:t>
       </w:r>
     </w:p>
     <w:p>
@@ -25824,7 +26514,7 @@
           <w:rFonts w:ascii="Consolas" w:hAnsi="Consolas"/>
           <w:sz w:val="15"/>
         </w:rPr>
-        <w:t>+-- tools/</w:t>
+        <w:t>|   +-- bom.csv                     9-inch reference build</w:t>
       </w:r>
     </w:p>
     <w:p>
@@ -25837,7 +26527,33 @@
           <w:rFonts w:ascii="Consolas" w:hAnsi="Consolas"/>
           <w:sz w:val="15"/>
         </w:rPr>
-        <w:t>|   +-- check_consistency.py        The specification-vs-code gate     [21 checks]</w:t>
+        <w:t>|   +-- bom-variants.csv            what differs in the other nine</w:t>
+      </w:r>
+    </w:p>
+    <w:p>
+      <w:pPr>
+        <w:pStyle w:val="OdysseyCode"/>
+        <w:shd w:val="clear" w:color="auto" w:fill="F2F2F2"/>
+      </w:pPr>
+      <w:r>
+        <w:rPr>
+          <w:rFonts w:ascii="Consolas" w:hAnsi="Consolas"/>
+          <w:sz w:val="15"/>
+        </w:rPr>
+        <w:t>+-- tools/</w:t>
+      </w:r>
+    </w:p>
+    <w:p>
+      <w:pPr>
+        <w:pStyle w:val="OdysseyCode"/>
+        <w:shd w:val="clear" w:color="auto" w:fill="F2F2F2"/>
+      </w:pPr>
+      <w:r>
+        <w:rPr>
+          <w:rFonts w:ascii="Consolas" w:hAnsi="Consolas"/>
+          <w:sz w:val="15"/>
+        </w:rPr>
+        <w:t>|   +-- check_consistency.py        The specification-vs-code gate     [22 checks]</w:t>
       </w:r>
     </w:p>
     <w:p>
@@ -33663,6 +34379,179 @@
                 <w:sz w:val="18"/>
               </w:rPr>
               <w:t>Changed to 9x5x2. About 10% better hover efficiency for ~12% of peak thrust: 24 min hover and 16 km one-way, up from 22 min and 14.1 km</w:t>
+            </w:r>
+          </w:p>
+        </w:tc>
+      </w:tr>
+      <w:tr>
+        <w:tc>
+          <w:tcPr>
+            <w:tcW w:type="dxa" w:w="4968"/>
+          </w:tcPr>
+          <w:p>
+            <w:pPr>
+              <w:spacing w:after="40" w:before="40"/>
+            </w:pPr>
+            <w:r>
+              <w:rPr>
+                <w:sz w:val="18"/>
+              </w:rPr>
+              <w:t xml:space="preserve">Nine of the ten build combinations had no parts list. The BOM covered the 9-inch reference only, while </w:t>
+            </w:r>
+            <w:r>
+              <w:rPr>
+                <w:rFonts w:ascii="Consolas" w:hAnsi="Consolas"/>
+                <w:sz w:val="18"/>
+              </w:rPr>
+              <w:t>config.h</w:t>
+            </w:r>
+            <w:r>
+              <w:rPr>
+                <w:sz w:val="18"/>
+              </w:rPr>
+              <w:t xml:space="preserve"> happily built 7-inch and 10-inch aircraft whose frame, motors, propellers, battery and ESC were nowhere specified</w:t>
+            </w:r>
+          </w:p>
+        </w:tc>
+        <w:tc>
+          <w:tcPr>
+            <w:tcW w:type="dxa" w:w="4968"/>
+          </w:tcPr>
+          <w:p>
+            <w:pPr>
+              <w:spacing w:after="40" w:before="40"/>
+            </w:pPr>
+            <w:r>
+              <w:rPr>
+                <w:rFonts w:ascii="Consolas" w:hAnsi="Consolas"/>
+                <w:sz w:val="18"/>
+              </w:rPr>
+              <w:t>hardware/bom-variants.csv</w:t>
+            </w:r>
+            <w:r>
+              <w:rPr>
+                <w:sz w:val="18"/>
+              </w:rPr>
+              <w:t xml:space="preserve"> covers all ten, and the </w:t>
+            </w:r>
+            <w:r>
+              <w:rPr>
+                <w:rFonts w:ascii="Consolas" w:hAnsi="Consolas"/>
+                <w:sz w:val="18"/>
+              </w:rPr>
+              <w:t>bom-mass</w:t>
+            </w:r>
+            <w:r>
+              <w:rPr>
+                <w:sz w:val="18"/>
+              </w:rPr>
+              <w:t xml:space="preserve"> check reconciles every build's parts against the mass model in </w:t>
+            </w:r>
+            <w:r>
+              <w:rPr>
+                <w:rFonts w:ascii="Consolas" w:hAnsi="Consolas"/>
+                <w:sz w:val="18"/>
+              </w:rPr>
+              <w:t>config.h</w:t>
+            </w:r>
+            <w:r>
+              <w:rPr>
+                <w:sz w:val="18"/>
+              </w:rPr>
+              <w:t>. §2.1</w:t>
+            </w:r>
+          </w:p>
+        </w:tc>
+      </w:tr>
+      <w:tr>
+        <w:tc>
+          <w:tcPr>
+            <w:tcW w:type="dxa" w:w="4968"/>
+          </w:tcPr>
+          <w:p>
+            <w:pPr>
+              <w:spacing w:after="40" w:before="40"/>
+            </w:pPr>
+            <w:r>
+              <w:rPr>
+                <w:rFonts w:ascii="Consolas" w:hAnsi="Consolas"/>
+                <w:sz w:val="18"/>
+              </w:rPr>
+              <w:t>check_bom()</w:t>
+            </w:r>
+            <w:r>
+              <w:rPr>
+                <w:sz w:val="18"/>
+              </w:rPr>
+              <w:t xml:space="preserve"> verified BOM arithmetic and the price quoted in §2, but nothing compared BOM </w:t>
+            </w:r>
+            <w:r>
+              <w:rPr>
+                <w:b/>
+                <w:sz w:val="18"/>
+              </w:rPr>
+              <w:t>mass</w:t>
+            </w:r>
+            <w:r>
+              <w:rPr>
+                <w:sz w:val="18"/>
+              </w:rPr>
+              <w:t xml:space="preserve"> against </w:t>
+            </w:r>
+            <w:r>
+              <w:rPr>
+                <w:rFonts w:ascii="Consolas" w:hAnsi="Consolas"/>
+                <w:sz w:val="18"/>
+              </w:rPr>
+              <w:t>config.h</w:t>
+            </w:r>
+            <w:r>
+              <w:rPr>
+                <w:sz w:val="18"/>
+              </w:rPr>
+              <w:t xml:space="preserve"> — </w:t>
+            </w:r>
+            <w:r>
+              <w:rPr>
+                <w:rFonts w:ascii="Consolas" w:hAnsi="Consolas"/>
+                <w:sz w:val="18"/>
+              </w:rPr>
+              <w:t>AIRFRAME_AUW_G</w:t>
+            </w:r>
+            <w:r>
+              <w:rPr>
+                <w:sz w:val="18"/>
+              </w:rPr>
+              <w:t xml:space="preserve"> sizes thrust-to-weight, hover power and the energy budget, and was free to drift from the parts that produce it</w:t>
+            </w:r>
+          </w:p>
+        </w:tc>
+        <w:tc>
+          <w:tcPr>
+            <w:tcW w:type="dxa" w:w="4968"/>
+          </w:tcPr>
+          <w:p>
+            <w:pPr>
+              <w:spacing w:after="40" w:before="40"/>
+            </w:pPr>
+            <w:r>
+              <w:rPr>
+                <w:sz w:val="18"/>
+              </w:rPr>
+              <w:t xml:space="preserve">Reconciled for all ten builds, including an explicit </w:t>
+            </w:r>
+            <w:r>
+              <w:rPr>
+                <w:rFonts w:ascii="Consolas" w:hAnsi="Consolas"/>
+                <w:sz w:val="18"/>
+              </w:rPr>
+              <w:t>Airborne Mass g</w:t>
+            </w:r>
+            <w:r>
+              <w:rPr>
+                <w:sz w:val="18"/>
+              </w:rPr>
+              <w:t xml:space="preserve"> column so the ground-station radio the BOM also buys is not counted as flying mass</w:t>
             </w:r>
           </w:p>
         </w:tc>

--- a/docs/Odyssey-10-Pro-Drone-System.docx
+++ b/docs/Odyssey-10-Pro-Drone-System.docx
@@ -26553,7 +26553,7 @@
           <w:rFonts w:ascii="Consolas" w:hAnsi="Consolas"/>
           <w:sz w:val="15"/>
         </w:rPr>
-        <w:t>|   +-- check_consistency.py        The specification-vs-code gate     [22 checks]</w:t>
+        <w:t>|   +-- check_consistency.py        The specification-vs-code gate     [23 checks]</w:t>
       </w:r>
     </w:p>
     <w:p>
@@ -26618,7 +26618,7 @@
           <w:rFonts w:ascii="Consolas" w:hAnsi="Consolas"/>
           <w:sz w:val="15"/>
         </w:rPr>
-        <w:t>|   +-- md2docx.py                  Regenerates the Word documents</w:t>
+        <w:t>|   +-- md2docx.py                  Regenerates the Word documents, reproducibly</w:t>
       </w:r>
     </w:p>
     <w:p>

--- a/docs/Odyssey-10-Pro-Drone-System.docx
+++ b/docs/Odyssey-10-Pro-Drone-System.docx
@@ -11197,10 +11197,16 @@
         <w:rPr>
           <w:b/>
         </w:rPr>
-        <w:t>The RMT driver is deliberately NOT written.</w:t>
-      </w:r>
-      <w:r>
-        <w:t xml:space="preserve"> Putting those frames on a wire means driving the ESP32-P4's RMT peripheral to a fraction of a microsecond and turning the line around fast enough to catch the ESC's reply. That code cannot be compiled in this environment, let alone verified, and it drives motors — a frame that misses a bit boundary does not fail politely, it becomes a throttle value the ESC acts on. Writing it untested would produce the appearance of a finished feature and none of the substance. What it needs is spelled out in §4.3.1.</w:t>
+        <w:t>Revision 3.6 added the RMT driver, and 3.7 wired it into the flight loop.</w:t>
+      </w:r>
+      <w:r>
+        <w:t xml:space="preserve"> Its timing arithmetic and symbol encoding are host-tested; the ESP-IDF peripheral calls have never been compiled, because there is no IDF in the environment they were written in. §4.3.1 splits the two apart, lists the four assumptions the hardware has to confirm, and gives the bring-up order. </w:t>
+      </w:r>
+      <w:r>
+        <w:rPr>
+          <w:b/>
+        </w:rPr>
+        <w:t>Nothing here has driven a motor.</w:t>
       </w:r>
     </w:p>
     <w:p>
@@ -11221,7 +11227,17 @@
         <w:t>0</w:t>
       </w:r>
       <w:r>
-        <w:t>, and analog PWM remains the default output.</w:t>
+        <w:t xml:space="preserve">, and analog PWM remains the default output. The </w:t>
+      </w:r>
+      <w:r>
+        <w:rPr>
+          <w:rFonts w:ascii="Consolas" w:hAnsi="Consolas"/>
+          <w:sz w:val="19"/>
+        </w:rPr>
+        <w:t>unverified-defaults</w:t>
+      </w:r>
+      <w:r>
+        <w:t xml:space="preserve"> check keeps it that way, so enabling it is a deliberate, reviewable change rather than a line left over from debugging.</w:t>
       </w:r>
     </w:p>
     <w:p>

--- a/docs/Odyssey-10-Pro-Drone-System.docx
+++ b/docs/Odyssey-10-Pro-Drone-System.docx
@@ -90,7 +90,7 @@
         <w:t>Document revision:</w:t>
       </w:r>
       <w:r>
-        <w:t xml:space="preserve"> 3.9 — the other nine builds have a parts list, and mass is reconciled against the firmware</w:t>
+        <w:t xml:space="preserve"> 4.0 — the DShot bench procedure, with the parts and the numbers to measure against</w:t>
       </w:r>
     </w:p>
     <w:p>
@@ -12457,6 +12457,1430 @@
       </w:r>
       <w:r>
         <w:t xml:space="preserve"> Rather than measuring shaft speed at the ESC, the flight controller now finds the motor peak in the gyro spectrum directly and tracks it — see §8.3.1. That removes the fixed-estimate failure mode without new hardware or new timing-critical code, and it could be tested on the bench. RPM telemetry would still be better, because it gives the shaft frequency directly rather than inferring it from the noise, but it is no longer the only thing standing between this design and a notch that knows where the peak actually is.</w:t>
+      </w:r>
+    </w:p>
+    <w:p>
+      <w:pPr>
+        <w:pStyle w:val="Heading3"/>
+      </w:pPr>
+      <w:r>
+        <w:t>4.3.2 Bench procedure: what to wire and what to buy</w:t>
+      </w:r>
+    </w:p>
+    <w:p>
+      <w:r>
+        <w:t xml:space="preserve">§4.3.1 lists four assumptions the hardware has to confirm. They are not equally expensive to test, and they are not in the order you might expect — </w:t>
+      </w:r>
+      <w:r>
+        <w:rPr>
+          <w:b/>
+        </w:rPr>
+        <w:t>the one that could invalidate the design needs no instrument at all.</w:t>
+      </w:r>
+    </w:p>
+    <w:p>
+      <w:pPr>
+        <w:pStyle w:val="Heading4"/>
+      </w:pPr>
+      <w:r>
+        <w:t>Step 0 — the serial console, and nothing else</w:t>
+      </w:r>
+    </w:p>
+    <w:p>
+      <w:r>
+        <w:rPr>
+          <w:b/>
+        </w:rPr>
+        <w:t>Parts: none.</w:t>
+      </w:r>
+      <w:r>
+        <w:t xml:space="preserve"> The flight controller, a USB cable, and a terminal.</w:t>
+      </w:r>
+    </w:p>
+    <w:p>
+      <w:r>
+        <w:t>Build with DShot enabled and read what it says at boot:</w:t>
+      </w:r>
+    </w:p>
+    <w:p>
+      <w:pPr>
+        <w:pStyle w:val="OdysseyCode"/>
+        <w:shd w:val="clear" w:color="auto" w:fill="F2F2F2"/>
+      </w:pPr>
+      <w:r>
+        <w:rPr>
+          <w:rFonts w:ascii="Consolas" w:hAnsi="Consolas"/>
+          <w:sz w:val="15"/>
+        </w:rPr>
+        <w:t>pio run -e odyssey-fc -t upload -- -DDSHOT_ENABLE=1</w:t>
+      </w:r>
+    </w:p>
+    <w:p>
+      <w:r>
+        <w:rPr>
+          <w:rFonts w:ascii="Consolas" w:hAnsi="Consolas"/>
+          <w:sz w:val="19"/>
+        </w:rPr>
+        <w:t>DShotRmt::begin()</w:t>
+      </w:r>
+      <w:r>
+        <w:t xml:space="preserve"> reports each failure separately, on purpose. Assumptions 1 to 3 are answered here:</w:t>
+      </w:r>
+    </w:p>
+    <w:tbl>
+      <w:tblPr>
+        <w:tblStyle w:val="TableGrid"/>
+        <w:tblW w:type="auto" w:w="0"/>
+        <w:jc w:val="center"/>
+        <w:tblLayout w:type="autofit"/>
+        <w:tblLook w:firstColumn="1" w:firstRow="1" w:lastColumn="0" w:lastRow="0" w:noHBand="0" w:noVBand="1" w:val="04A0"/>
+      </w:tblPr>
+      <w:tblGrid>
+        <w:gridCol w:w="4968"/>
+        <w:gridCol w:w="4968"/>
+      </w:tblGrid>
+      <w:tr>
+        <w:trPr>
+          <w:tblHeader w:val="true"/>
+        </w:trPr>
+        <w:tc>
+          <w:tcPr>
+            <w:tcW w:type="dxa" w:w="4968"/>
+            <w:shd w:val="clear" w:color="auto" w:fill="1F3864"/>
+          </w:tcPr>
+          <w:p>
+            <w:pPr>
+              <w:spacing w:after="40" w:before="40"/>
+            </w:pPr>
+            <w:r>
+              <w:rPr>
+                <w:b/>
+                <w:color w:val="FFFFFF"/>
+                <w:sz w:val="18"/>
+              </w:rPr>
+              <w:t>What you see</w:t>
+            </w:r>
+          </w:p>
+        </w:tc>
+        <w:tc>
+          <w:tcPr>
+            <w:tcW w:type="dxa" w:w="4968"/>
+            <w:shd w:val="clear" w:color="auto" w:fill="1F3864"/>
+          </w:tcPr>
+          <w:p>
+            <w:pPr>
+              <w:spacing w:after="40" w:before="40"/>
+            </w:pPr>
+            <w:r>
+              <w:rPr>
+                <w:b/>
+                <w:color w:val="FFFFFF"/>
+                <w:sz w:val="18"/>
+              </w:rPr>
+              <w:t>What it means</w:t>
+            </w:r>
+          </w:p>
+        </w:tc>
+      </w:tr>
+      <w:tr>
+        <w:tc>
+          <w:tcPr>
+            <w:tcW w:type="dxa" w:w="4968"/>
+          </w:tcPr>
+          <w:p>
+            <w:pPr>
+              <w:spacing w:after="40" w:before="40"/>
+            </w:pPr>
+            <w:r>
+              <w:rPr>
+                <w:rFonts w:ascii="Consolas" w:hAnsi="Consolas"/>
+                <w:sz w:val="18"/>
+              </w:rPr>
+              <w:t>DShot output active (analog PWM is NOT in use)</w:t>
+            </w:r>
+          </w:p>
+        </w:tc>
+        <w:tc>
+          <w:tcPr>
+            <w:tcW w:type="dxa" w:w="4968"/>
+          </w:tcPr>
+          <w:p>
+            <w:pPr>
+              <w:spacing w:after="40" w:before="40"/>
+            </w:pPr>
+            <w:r>
+              <w:rPr>
+                <w:sz w:val="18"/>
+              </w:rPr>
+              <w:t>assumptions 1–3 hold; go to step 1</w:t>
+            </w:r>
+          </w:p>
+        </w:tc>
+      </w:tr>
+      <w:tr>
+        <w:tc>
+          <w:tcPr>
+            <w:tcW w:type="dxa" w:w="4968"/>
+          </w:tcPr>
+          <w:p>
+            <w:pPr>
+              <w:spacing w:after="40" w:before="40"/>
+            </w:pPr>
+            <w:r>
+              <w:rPr>
+                <w:rFonts w:ascii="Consolas" w:hAnsi="Consolas"/>
+                <w:sz w:val="18"/>
+              </w:rPr>
+              <w:t>RX channel on GPIO n failed</w:t>
+            </w:r>
+          </w:p>
+        </w:tc>
+        <w:tc>
+          <w:tcPr>
+            <w:tcW w:type="dxa" w:w="4968"/>
+          </w:tcPr>
+          <w:p>
+            <w:pPr>
+              <w:spacing w:after="40" w:before="40"/>
+            </w:pPr>
+            <w:r>
+              <w:rPr>
+                <w:b/>
+                <w:sz w:val="18"/>
+              </w:rPr>
+              <w:t>assumption 1 is false.</w:t>
+            </w:r>
+            <w:r>
+              <w:rPr>
+                <w:sz w:val="18"/>
+              </w:rPr>
+              <w:t xml:space="preserve"> A pin cannot carry both a TX and an RX channel. Bidirectional telemetry needs a different capture mechanism, not different settings — stop and change the design</w:t>
+            </w:r>
+          </w:p>
+        </w:tc>
+      </w:tr>
+      <w:tr>
+        <w:tc>
+          <w:tcPr>
+            <w:tcW w:type="dxa" w:w="4968"/>
+          </w:tcPr>
+          <w:p>
+            <w:pPr>
+              <w:spacing w:after="40" w:before="40"/>
+            </w:pPr>
+            <w:r>
+              <w:rPr>
+                <w:rFonts w:ascii="Consolas" w:hAnsi="Consolas"/>
+                <w:sz w:val="18"/>
+              </w:rPr>
+              <w:t>TX channel on GPIO n failed</w:t>
+            </w:r>
+          </w:p>
+        </w:tc>
+        <w:tc>
+          <w:tcPr>
+            <w:tcW w:type="dxa" w:w="4968"/>
+          </w:tcPr>
+          <w:p>
+            <w:pPr>
+              <w:spacing w:after="40" w:before="40"/>
+            </w:pPr>
+            <w:r>
+              <w:rPr>
+                <w:sz w:val="18"/>
+              </w:rPr>
+              <w:t xml:space="preserve">the resolution or clock source was rejected. </w:t>
+            </w:r>
+            <w:r>
+              <w:rPr>
+                <w:rFonts w:ascii="Consolas" w:hAnsi="Consolas"/>
+                <w:sz w:val="18"/>
+              </w:rPr>
+              <w:t>DSHOT_RMT_RESOLUTION_HZ</w:t>
+            </w:r>
+            <w:r>
+              <w:rPr>
+                <w:sz w:val="18"/>
+              </w:rPr>
+              <w:t xml:space="preserve"> needs to change, and §4.3.1's table says what it must still satisfy</w:t>
+            </w:r>
+          </w:p>
+        </w:tc>
+      </w:tr>
+      <w:tr>
+        <w:tc>
+          <w:tcPr>
+            <w:tcW w:type="dxa" w:w="4968"/>
+          </w:tcPr>
+          <w:p>
+            <w:pPr>
+              <w:spacing w:after="40" w:before="40"/>
+            </w:pPr>
+            <w:r>
+              <w:rPr>
+                <w:rFonts w:ascii="Consolas" w:hAnsi="Consolas"/>
+                <w:sz w:val="18"/>
+              </w:rPr>
+              <w:t>copy encoder allocation failed</w:t>
+            </w:r>
+          </w:p>
+        </w:tc>
+        <w:tc>
+          <w:tcPr>
+            <w:tcW w:type="dxa" w:w="4968"/>
+          </w:tcPr>
+          <w:p>
+            <w:pPr>
+              <w:spacing w:after="40" w:before="40"/>
+            </w:pPr>
+            <w:r>
+              <w:rPr>
+                <w:sz w:val="18"/>
+              </w:rPr>
+              <w:t xml:space="preserve">out of RMT memory; reduce </w:t>
+            </w:r>
+            <w:r>
+              <w:rPr>
+                <w:rFonts w:ascii="Consolas" w:hAnsi="Consolas"/>
+                <w:sz w:val="18"/>
+              </w:rPr>
+              <w:t>mem_block_symbols</w:t>
+            </w:r>
+          </w:p>
+        </w:tc>
+      </w:tr>
+    </w:tbl>
+    <w:p/>
+    <w:p>
+      <w:pPr>
+        <w:ind w:left="432"/>
+        <w:shd w:val="clear" w:color="auto" w:fill="FFF2CC"/>
+      </w:pPr>
+      <w:r>
+        <w:rPr>
+          <w:b/>
+          <w:i/>
+        </w:rPr>
+        <w:t>Expect compile errors before you see any of this.</w:t>
+      </w:r>
+      <w:r>
+        <w:rPr>
+          <w:i/>
+        </w:rPr>
+        <w:t xml:space="preserve"> </w:t>
+      </w:r>
+      <w:r>
+        <w:rPr>
+          <w:rFonts w:ascii="Consolas" w:hAnsi="Consolas"/>
+          <w:i/>
+          <w:sz w:val="19"/>
+        </w:rPr>
+        <w:t>dshot_rmt.cpp</w:t>
+      </w:r>
+      <w:r>
+        <w:rPr>
+          <w:i/>
+        </w:rPr>
+        <w:t xml:space="preserve"> has never been through a compiler. The ESP-IDF RMT API changed between IDF 4 and 5, and the code is written against 5. Getting it to build is part of step 0, not a sign anything is wrong.</w:t>
+      </w:r>
+    </w:p>
+    <w:p>
+      <w:pPr>
+        <w:pStyle w:val="Heading4"/>
+      </w:pPr>
+      <w:r>
+        <w:t>Step 1 — the signal</w:t>
+      </w:r>
+    </w:p>
+    <w:p>
+      <w:r>
+        <w:rPr>
+          <w:b/>
+        </w:rPr>
+        <w:t>Parts: a USB logic analyser, about $12.</w:t>
+      </w:r>
+      <w:r>
+        <w:t xml:space="preserve"> Eight channels at 24 MSa/s is ample — that is 41 ns of resolution against a 3.3 µs bit, so about 79 samples per bit. PulseView (free) reads it. A scope also works and shows edge quality a logic analyser cannot, but for </w:t>
+      </w:r>
+      <w:r>
+        <w:rPr>
+          <w:i/>
+        </w:rPr>
+        <w:t>timing</w:t>
+      </w:r>
+      <w:r>
+        <w:t xml:space="preserve"> the analyser is the better instrument and a twentieth of the price.</w:t>
+      </w:r>
+    </w:p>
+    <w:p>
+      <w:r>
+        <w:t xml:space="preserve">Wire it with </w:t>
+      </w:r>
+      <w:r>
+        <w:rPr>
+          <w:b/>
+        </w:rPr>
+        <w:t>no ESC, no motor and no battery</w:t>
+      </w:r>
+      <w:r>
+        <w:t>:</w:t>
+      </w:r>
+    </w:p>
+    <w:p>
+      <w:pPr>
+        <w:pStyle w:val="OdysseyCode"/>
+        <w:shd w:val="clear" w:color="auto" w:fill="F2F2F2"/>
+      </w:pPr>
+      <w:r>
+        <w:rPr>
+          <w:rFonts w:ascii="Consolas" w:hAnsi="Consolas"/>
+          <w:sz w:val="15"/>
+        </w:rPr>
+        <w:t>ESP32-P4  GPIO 4  (MOTOR1_PIN) ---------&gt; logic analyser CH0</w:t>
+      </w:r>
+    </w:p>
+    <w:p>
+      <w:pPr>
+        <w:pStyle w:val="OdysseyCode"/>
+        <w:shd w:val="clear" w:color="auto" w:fill="F2F2F2"/>
+      </w:pPr>
+      <w:r>
+        <w:rPr>
+          <w:rFonts w:ascii="Consolas" w:hAnsi="Consolas"/>
+          <w:sz w:val="15"/>
+        </w:rPr>
+        <w:t>ESP32-P4  GND     ----------------------&gt; logic analyser GND</w:t>
+      </w:r>
+    </w:p>
+    <w:p>
+      <w:r>
+        <w:t>One ground, shared. That is the single most common reason a capture looks like noise.</w:t>
+      </w:r>
+    </w:p>
+    <w:p>
+      <w:r>
+        <w:t xml:space="preserve">The other three motor pins are </w:t>
+      </w:r>
+      <w:r>
+        <w:rPr>
+          <w:b/>
+        </w:rPr>
+        <w:t>GPIO 5, 6 and 15</w:t>
+      </w:r>
+      <w:r>
+        <w:t xml:space="preserve"> if you want all four at once.</w:t>
+      </w:r>
+    </w:p>
+    <w:p>
+      <w:r>
+        <w:t xml:space="preserve">What you should see, with the aircraft disarmed and </w:t>
+      </w:r>
+      <w:r>
+        <w:rPr>
+          <w:rFonts w:ascii="Consolas" w:hAnsi="Consolas"/>
+          <w:sz w:val="19"/>
+        </w:rPr>
+        <w:t>DSHOT_BIDIRECTIONAL</w:t>
+      </w:r>
+      <w:r>
+        <w:t xml:space="preserve"> on:</w:t>
+      </w:r>
+    </w:p>
+    <w:tbl>
+      <w:tblPr>
+        <w:tblStyle w:val="TableGrid"/>
+        <w:tblW w:type="auto" w:w="0"/>
+        <w:jc w:val="center"/>
+        <w:tblLayout w:type="autofit"/>
+        <w:tblLook w:firstColumn="1" w:firstRow="1" w:lastColumn="0" w:lastRow="0" w:noHBand="0" w:noVBand="1" w:val="04A0"/>
+      </w:tblPr>
+      <w:tblGrid>
+        <w:gridCol w:w="3312"/>
+        <w:gridCol w:w="3312"/>
+        <w:gridCol w:w="3312"/>
+      </w:tblGrid>
+      <w:tr>
+        <w:trPr>
+          <w:tblHeader w:val="true"/>
+        </w:trPr>
+        <w:tc>
+          <w:tcPr>
+            <w:tcW w:type="dxa" w:w="3312"/>
+            <w:shd w:val="clear" w:color="auto" w:fill="1F3864"/>
+          </w:tcPr>
+          <w:p>
+            <w:pPr>
+              <w:spacing w:after="40" w:before="40"/>
+            </w:pPr>
+            <w:r>
+              <w:rPr>
+                <w:b/>
+                <w:color w:val="FFFFFF"/>
+                <w:sz w:val="18"/>
+              </w:rPr>
+              <w:t>Measurement</w:t>
+            </w:r>
+          </w:p>
+        </w:tc>
+        <w:tc>
+          <w:tcPr>
+            <w:tcW w:type="dxa" w:w="3312"/>
+            <w:shd w:val="clear" w:color="auto" w:fill="1F3864"/>
+          </w:tcPr>
+          <w:p>
+            <w:pPr>
+              <w:spacing w:after="40" w:before="40"/>
+            </w:pPr>
+            <w:r>
+              <w:rPr>
+                <w:b/>
+                <w:color w:val="FFFFFF"/>
+                <w:sz w:val="18"/>
+              </w:rPr>
+              <w:t>Expected</w:t>
+            </w:r>
+          </w:p>
+        </w:tc>
+        <w:tc>
+          <w:tcPr>
+            <w:tcW w:type="dxa" w:w="3312"/>
+            <w:shd w:val="clear" w:color="auto" w:fill="1F3864"/>
+          </w:tcPr>
+          <w:p>
+            <w:pPr>
+              <w:spacing w:after="40" w:before="40"/>
+            </w:pPr>
+            <w:r>
+              <w:rPr>
+                <w:b/>
+                <w:color w:val="FFFFFF"/>
+                <w:sz w:val="18"/>
+              </w:rPr>
+              <w:t>Why it matters</w:t>
+            </w:r>
+          </w:p>
+        </w:tc>
+      </w:tr>
+      <w:tr>
+        <w:tc>
+          <w:tcPr>
+            <w:tcW w:type="dxa" w:w="3312"/>
+          </w:tcPr>
+          <w:p>
+            <w:pPr>
+              <w:spacing w:after="40" w:before="40"/>
+            </w:pPr>
+            <w:r>
+              <w:rPr>
+                <w:sz w:val="18"/>
+              </w:rPr>
+              <w:t>Idle level between frames</w:t>
+            </w:r>
+          </w:p>
+        </w:tc>
+        <w:tc>
+          <w:tcPr>
+            <w:tcW w:type="dxa" w:w="3312"/>
+          </w:tcPr>
+          <w:p>
+            <w:pPr>
+              <w:spacing w:after="40" w:before="40"/>
+            </w:pPr>
+            <w:r>
+              <w:rPr>
+                <w:b/>
+                <w:sz w:val="18"/>
+              </w:rPr>
+              <w:t>HIGH</w:t>
+            </w:r>
+          </w:p>
+        </w:tc>
+        <w:tc>
+          <w:tcPr>
+            <w:tcW w:type="dxa" w:w="3312"/>
+          </w:tcPr>
+          <w:p>
+            <w:pPr>
+              <w:spacing w:after="40" w:before="40"/>
+            </w:pPr>
+            <w:r>
+              <w:rPr>
+                <w:sz w:val="18"/>
+              </w:rPr>
+              <w:t>bidirectional DShot idles high so the ESC can pull it down to reply. Idling low means the inversion is wrong, and the symptom is an ESC that ignores everything — indistinguishable from a dead pin</w:t>
+            </w:r>
+          </w:p>
+        </w:tc>
+      </w:tr>
+      <w:tr>
+        <w:tc>
+          <w:tcPr>
+            <w:tcW w:type="dxa" w:w="3312"/>
+          </w:tcPr>
+          <w:p>
+            <w:pPr>
+              <w:spacing w:after="40" w:before="40"/>
+            </w:pPr>
+            <w:r>
+              <w:rPr>
+                <w:sz w:val="18"/>
+              </w:rPr>
+              <w:t>Bit period</w:t>
+            </w:r>
+          </w:p>
+        </w:tc>
+        <w:tc>
+          <w:tcPr>
+            <w:tcW w:type="dxa" w:w="3312"/>
+          </w:tcPr>
+          <w:p>
+            <w:pPr>
+              <w:spacing w:after="40" w:before="40"/>
+            </w:pPr>
+            <w:r>
+              <w:rPr>
+                <w:b/>
+                <w:sz w:val="18"/>
+              </w:rPr>
+              <w:t>3.30 µs</w:t>
+            </w:r>
+            <w:r>
+              <w:rPr>
+                <w:sz w:val="18"/>
+              </w:rPr>
+              <w:t xml:space="preserve"> ±5%</w:t>
+            </w:r>
+          </w:p>
+        </w:tc>
+        <w:tc>
+          <w:tcPr>
+            <w:tcW w:type="dxa" w:w="3312"/>
+          </w:tcPr>
+          <w:p>
+            <w:pPr>
+              <w:spacing w:after="40" w:before="40"/>
+            </w:pPr>
+            <w:r>
+              <w:rPr>
+                <w:sz w:val="18"/>
+              </w:rPr>
+              <w:t>33 ticks at 10 MHz</w:t>
+            </w:r>
+          </w:p>
+        </w:tc>
+      </w:tr>
+      <w:tr>
+        <w:tc>
+          <w:tcPr>
+            <w:tcW w:type="dxa" w:w="3312"/>
+          </w:tcPr>
+          <w:p>
+            <w:pPr>
+              <w:spacing w:after="40" w:before="40"/>
+            </w:pPr>
+            <w:r>
+              <w:rPr>
+                <w:sz w:val="18"/>
+              </w:rPr>
+              <w:t xml:space="preserve">A </w:t>
+            </w:r>
+            <w:r>
+              <w:rPr>
+                <w:rFonts w:ascii="Consolas" w:hAnsi="Consolas"/>
+                <w:sz w:val="18"/>
+              </w:rPr>
+              <w:t>1</w:t>
+            </w:r>
+            <w:r>
+              <w:rPr>
+                <w:sz w:val="18"/>
+              </w:rPr>
+              <w:t xml:space="preserve"> bit</w:t>
+            </w:r>
+          </w:p>
+        </w:tc>
+        <w:tc>
+          <w:tcPr>
+            <w:tcW w:type="dxa" w:w="3312"/>
+          </w:tcPr>
+          <w:p>
+            <w:pPr>
+              <w:spacing w:after="40" w:before="40"/>
+            </w:pPr>
+            <w:r>
+              <w:rPr>
+                <w:sz w:val="18"/>
+              </w:rPr>
+              <w:t xml:space="preserve">low for </w:t>
+            </w:r>
+            <w:r>
+              <w:rPr>
+                <w:b/>
+                <w:sz w:val="18"/>
+              </w:rPr>
+              <w:t>2.50 µs</w:t>
+            </w:r>
+            <w:r>
+              <w:rPr>
+                <w:sz w:val="18"/>
+              </w:rPr>
+              <w:t>, high for 0.80 µs</w:t>
+            </w:r>
+          </w:p>
+        </w:tc>
+        <w:tc>
+          <w:tcPr>
+            <w:tcW w:type="dxa" w:w="3312"/>
+          </w:tcPr>
+          <w:p>
+            <w:pPr>
+              <w:spacing w:after="40" w:before="40"/>
+            </w:pPr>
+            <w:r>
+              <w:rPr>
+                <w:sz w:val="18"/>
+              </w:rPr>
+              <w:t xml:space="preserve">inverted, so the </w:t>
+            </w:r>
+            <w:r>
+              <w:rPr>
+                <w:i/>
+                <w:sz w:val="18"/>
+              </w:rPr>
+              <w:t>pulse</w:t>
+            </w:r>
+            <w:r>
+              <w:rPr>
+                <w:sz w:val="18"/>
+              </w:rPr>
+              <w:t xml:space="preserve"> is low</w:t>
+            </w:r>
+          </w:p>
+        </w:tc>
+      </w:tr>
+      <w:tr>
+        <w:tc>
+          <w:tcPr>
+            <w:tcW w:type="dxa" w:w="3312"/>
+          </w:tcPr>
+          <w:p>
+            <w:pPr>
+              <w:spacing w:after="40" w:before="40"/>
+            </w:pPr>
+            <w:r>
+              <w:rPr>
+                <w:sz w:val="18"/>
+              </w:rPr>
+              <w:t xml:space="preserve">A </w:t>
+            </w:r>
+            <w:r>
+              <w:rPr>
+                <w:rFonts w:ascii="Consolas" w:hAnsi="Consolas"/>
+                <w:sz w:val="18"/>
+              </w:rPr>
+              <w:t>0</w:t>
+            </w:r>
+            <w:r>
+              <w:rPr>
+                <w:sz w:val="18"/>
+              </w:rPr>
+              <w:t xml:space="preserve"> bit</w:t>
+            </w:r>
+          </w:p>
+        </w:tc>
+        <w:tc>
+          <w:tcPr>
+            <w:tcW w:type="dxa" w:w="3312"/>
+          </w:tcPr>
+          <w:p>
+            <w:pPr>
+              <w:spacing w:after="40" w:before="40"/>
+            </w:pPr>
+            <w:r>
+              <w:rPr>
+                <w:sz w:val="18"/>
+              </w:rPr>
+              <w:t xml:space="preserve">low for </w:t>
+            </w:r>
+            <w:r>
+              <w:rPr>
+                <w:b/>
+                <w:sz w:val="18"/>
+              </w:rPr>
+              <w:t>1.20 µs</w:t>
+            </w:r>
+            <w:r>
+              <w:rPr>
+                <w:sz w:val="18"/>
+              </w:rPr>
+              <w:t>, high for 2.10 µs</w:t>
+            </w:r>
+          </w:p>
+        </w:tc>
+        <w:tc>
+          <w:tcPr>
+            <w:tcW w:type="dxa" w:w="3312"/>
+          </w:tcPr>
+          <w:p>
+            <w:pPr>
+              <w:spacing w:after="40" w:before="40"/>
+            </w:pPr>
+            <w:r>
+              <w:rPr>
+                <w:sz w:val="18"/>
+              </w:rPr>
+              <w:t xml:space="preserve">a </w:t>
+            </w:r>
+            <w:r>
+              <w:rPr>
+                <w:rFonts w:ascii="Consolas" w:hAnsi="Consolas"/>
+                <w:sz w:val="18"/>
+              </w:rPr>
+              <w:t>1</w:t>
+            </w:r>
+            <w:r>
+              <w:rPr>
+                <w:sz w:val="18"/>
+              </w:rPr>
+              <w:t xml:space="preserve"> is about twice a </w:t>
+            </w:r>
+            <w:r>
+              <w:rPr>
+                <w:rFonts w:ascii="Consolas" w:hAnsi="Consolas"/>
+                <w:sz w:val="18"/>
+              </w:rPr>
+              <w:t>0</w:t>
+            </w:r>
+            <w:r>
+              <w:rPr>
+                <w:sz w:val="18"/>
+              </w:rPr>
+              <w:t>; that ratio is the whole discrimination</w:t>
+            </w:r>
+          </w:p>
+        </w:tc>
+      </w:tr>
+      <w:tr>
+        <w:tc>
+          <w:tcPr>
+            <w:tcW w:type="dxa" w:w="3312"/>
+          </w:tcPr>
+          <w:p>
+            <w:pPr>
+              <w:spacing w:after="40" w:before="40"/>
+            </w:pPr>
+            <w:r>
+              <w:rPr>
+                <w:sz w:val="18"/>
+              </w:rPr>
+              <w:t>Frame length</w:t>
+            </w:r>
+          </w:p>
+        </w:tc>
+        <w:tc>
+          <w:tcPr>
+            <w:tcW w:type="dxa" w:w="3312"/>
+          </w:tcPr>
+          <w:p>
+            <w:pPr>
+              <w:spacing w:after="40" w:before="40"/>
+            </w:pPr>
+            <w:r>
+              <w:rPr>
+                <w:b/>
+                <w:sz w:val="18"/>
+              </w:rPr>
+              <w:t>52.8 µs</w:t>
+            </w:r>
+            <w:r>
+              <w:rPr>
+                <w:sz w:val="18"/>
+              </w:rPr>
+              <w:t>, 16 bits</w:t>
+            </w:r>
+          </w:p>
+        </w:tc>
+        <w:tc>
+          <w:tcPr>
+            <w:tcW w:type="dxa" w:w="3312"/>
+          </w:tcPr>
+          <w:p>
+            <w:pPr>
+              <w:spacing w:after="40" w:before="40"/>
+            </w:pPr>
+          </w:p>
+        </w:tc>
+      </w:tr>
+      <w:tr>
+        <w:tc>
+          <w:tcPr>
+            <w:tcW w:type="dxa" w:w="3312"/>
+          </w:tcPr>
+          <w:p>
+            <w:pPr>
+              <w:spacing w:after="40" w:before="40"/>
+            </w:pPr>
+            <w:r>
+              <w:rPr>
+                <w:sz w:val="18"/>
+              </w:rPr>
+              <w:t>Frame interval</w:t>
+            </w:r>
+          </w:p>
+        </w:tc>
+        <w:tc>
+          <w:tcPr>
+            <w:tcW w:type="dxa" w:w="3312"/>
+          </w:tcPr>
+          <w:p>
+            <w:pPr>
+              <w:spacing w:after="40" w:before="40"/>
+            </w:pPr>
+            <w:r>
+              <w:rPr>
+                <w:b/>
+                <w:sz w:val="18"/>
+              </w:rPr>
+              <w:t>2000 µs</w:t>
+            </w:r>
+            <w:r>
+              <w:rPr>
+                <w:sz w:val="18"/>
+              </w:rPr>
+              <w:t xml:space="preserve"> (500 Hz), or 1000 µs on a 7-inch</w:t>
+            </w:r>
+          </w:p>
+        </w:tc>
+        <w:tc>
+          <w:tcPr>
+            <w:tcW w:type="dxa" w:w="3312"/>
+          </w:tcPr>
+          <w:p>
+            <w:pPr>
+              <w:spacing w:after="40" w:before="40"/>
+            </w:pPr>
+            <w:r>
+              <w:rPr>
+                <w:sz w:val="18"/>
+              </w:rPr>
+              <w:t>2.6% duty</w:t>
+            </w:r>
+          </w:p>
+        </w:tc>
+      </w:tr>
+      <w:tr>
+        <w:tc>
+          <w:tcPr>
+            <w:tcW w:type="dxa" w:w="3312"/>
+          </w:tcPr>
+          <w:p>
+            <w:pPr>
+              <w:spacing w:after="40" w:before="40"/>
+            </w:pPr>
+            <w:r>
+              <w:rPr>
+                <w:sz w:val="18"/>
+              </w:rPr>
+              <w:t>Frame content, disarmed</w:t>
+            </w:r>
+          </w:p>
+        </w:tc>
+        <w:tc>
+          <w:tcPr>
+            <w:tcW w:type="dxa" w:w="3312"/>
+          </w:tcPr>
+          <w:p>
+            <w:pPr>
+              <w:spacing w:after="40" w:before="40"/>
+            </w:pPr>
+            <w:r>
+              <w:rPr>
+                <w:sz w:val="18"/>
+              </w:rPr>
+              <w:t xml:space="preserve">value 0 = </w:t>
+            </w:r>
+            <w:r>
+              <w:rPr>
+                <w:rFonts w:ascii="Consolas" w:hAnsi="Consolas"/>
+                <w:sz w:val="18"/>
+              </w:rPr>
+              <w:t>DSHOT_CMD_DISARM</w:t>
+            </w:r>
+          </w:p>
+        </w:tc>
+        <w:tc>
+          <w:tcPr>
+            <w:tcW w:type="dxa" w:w="3312"/>
+          </w:tcPr>
+          <w:p>
+            <w:pPr>
+              <w:spacing w:after="40" w:before="40"/>
+            </w:pPr>
+            <w:r>
+              <w:rPr>
+                <w:sz w:val="18"/>
+              </w:rPr>
+              <w:t xml:space="preserve">not 48. If you decode 48 here, </w:t>
+            </w:r>
+            <w:r>
+              <w:rPr>
+                <w:rFonts w:ascii="Consolas" w:hAnsi="Consolas"/>
+                <w:sz w:val="18"/>
+              </w:rPr>
+              <w:t>idleMotors()</w:t>
+            </w:r>
+            <w:r>
+              <w:rPr>
+                <w:sz w:val="18"/>
+              </w:rPr>
+              <w:t xml:space="preserve"> is sending minimum throttle and motors would turn on a disarmed aircraft</w:t>
+            </w:r>
+          </w:p>
+        </w:tc>
+      </w:tr>
+    </w:tbl>
+    <w:p/>
+    <w:p>
+      <w:pPr>
+        <w:pStyle w:val="Heading4"/>
+      </w:pPr>
+      <w:r>
+        <w:t>Step 2 — one ESC, no propeller</w:t>
+      </w:r>
+    </w:p>
+    <w:p>
+      <w:r>
+        <w:rPr>
+          <w:b/>
+        </w:rPr>
+        <w:t>Parts you likely already have:</w:t>
+      </w:r>
+      <w:r>
+        <w:t xml:space="preserve"> the 4-in-1 ESC and one motor. </w:t>
+      </w:r>
+      <w:r>
+        <w:rPr>
+          <w:b/>
+        </w:rPr>
+        <w:t>Parts worth buying:</w:t>
+      </w:r>
+    </w:p>
+    <w:tbl>
+      <w:tblPr>
+        <w:tblStyle w:val="TableGrid"/>
+        <w:tblW w:type="auto" w:w="0"/>
+        <w:jc w:val="center"/>
+        <w:tblLayout w:type="autofit"/>
+        <w:tblLook w:firstColumn="1" w:firstRow="1" w:lastColumn="0" w:lastRow="0" w:noHBand="0" w:noVBand="1" w:val="04A0"/>
+      </w:tblPr>
+      <w:tblGrid>
+        <w:gridCol w:w="3312"/>
+        <w:gridCol w:w="3312"/>
+        <w:gridCol w:w="3312"/>
+      </w:tblGrid>
+      <w:tr>
+        <w:trPr>
+          <w:tblHeader w:val="true"/>
+        </w:trPr>
+        <w:tc>
+          <w:tcPr>
+            <w:tcW w:type="dxa" w:w="3312"/>
+            <w:shd w:val="clear" w:color="auto" w:fill="1F3864"/>
+          </w:tcPr>
+          <w:p>
+            <w:pPr>
+              <w:spacing w:after="40" w:before="40"/>
+            </w:pPr>
+            <w:r>
+              <w:rPr>
+                <w:b/>
+                <w:color w:val="FFFFFF"/>
+                <w:sz w:val="18"/>
+              </w:rPr>
+              <w:t>Item</w:t>
+            </w:r>
+          </w:p>
+        </w:tc>
+        <w:tc>
+          <w:tcPr>
+            <w:tcW w:type="dxa" w:w="3312"/>
+            <w:shd w:val="clear" w:color="auto" w:fill="1F3864"/>
+          </w:tcPr>
+          <w:p>
+            <w:pPr>
+              <w:spacing w:after="40" w:before="40"/>
+            </w:pPr>
+            <w:r>
+              <w:rPr>
+                <w:b/>
+                <w:color w:val="FFFFFF"/>
+                <w:sz w:val="18"/>
+              </w:rPr>
+              <w:t>Approx.</w:t>
+            </w:r>
+          </w:p>
+        </w:tc>
+        <w:tc>
+          <w:tcPr>
+            <w:tcW w:type="dxa" w:w="3312"/>
+            <w:shd w:val="clear" w:color="auto" w:fill="1F3864"/>
+          </w:tcPr>
+          <w:p>
+            <w:pPr>
+              <w:spacing w:after="40" w:before="40"/>
+            </w:pPr>
+            <w:r>
+              <w:rPr>
+                <w:b/>
+                <w:color w:val="FFFFFF"/>
+                <w:sz w:val="18"/>
+              </w:rPr>
+              <w:t>Why</w:t>
+            </w:r>
+          </w:p>
+        </w:tc>
+      </w:tr>
+      <w:tr>
+        <w:tc>
+          <w:tcPr>
+            <w:tcW w:type="dxa" w:w="3312"/>
+          </w:tcPr>
+          <w:p>
+            <w:pPr>
+              <w:spacing w:after="40" w:before="40"/>
+            </w:pPr>
+            <w:r>
+              <w:rPr>
+                <w:sz w:val="18"/>
+              </w:rPr>
+              <w:t>Bench PSU, 24 V / 5 A, current-limited</w:t>
+            </w:r>
+          </w:p>
+        </w:tc>
+        <w:tc>
+          <w:tcPr>
+            <w:tcW w:type="dxa" w:w="3312"/>
+          </w:tcPr>
+          <w:p>
+            <w:pPr>
+              <w:spacing w:after="40" w:before="40"/>
+            </w:pPr>
+            <w:r>
+              <w:rPr>
+                <w:sz w:val="18"/>
+              </w:rPr>
+              <w:t>$60</w:t>
+            </w:r>
+          </w:p>
+        </w:tc>
+        <w:tc>
+          <w:tcPr>
+            <w:tcW w:type="dxa" w:w="3312"/>
+          </w:tcPr>
+          <w:p>
+            <w:pPr>
+              <w:spacing w:after="40" w:before="40"/>
+            </w:pPr>
+            <w:r>
+              <w:rPr>
+                <w:sz w:val="18"/>
+              </w:rPr>
+              <w:t>Set the limit to 1 A. A current limit turns a wiring mistake into a shutdown instead of a fire. Far safer than a LiPo for a first power-on</w:t>
+            </w:r>
+          </w:p>
+        </w:tc>
+      </w:tr>
+      <w:tr>
+        <w:tc>
+          <w:tcPr>
+            <w:tcW w:type="dxa" w:w="3312"/>
+          </w:tcPr>
+          <w:p>
+            <w:pPr>
+              <w:spacing w:after="40" w:before="40"/>
+            </w:pPr>
+            <w:r>
+              <w:rPr>
+                <w:i/>
+                <w:sz w:val="18"/>
+              </w:rPr>
+              <w:t>or</w:t>
+            </w:r>
+            <w:r>
+              <w:rPr>
+                <w:sz w:val="18"/>
+              </w:rPr>
+              <w:t xml:space="preserve"> an XT60 smoke stopper</w:t>
+            </w:r>
+          </w:p>
+        </w:tc>
+        <w:tc>
+          <w:tcPr>
+            <w:tcW w:type="dxa" w:w="3312"/>
+          </w:tcPr>
+          <w:p>
+            <w:pPr>
+              <w:spacing w:after="40" w:before="40"/>
+            </w:pPr>
+            <w:r>
+              <w:rPr>
+                <w:sz w:val="18"/>
+              </w:rPr>
+              <w:t>$10</w:t>
+            </w:r>
+          </w:p>
+        </w:tc>
+        <w:tc>
+          <w:tcPr>
+            <w:tcW w:type="dxa" w:w="3312"/>
+          </w:tcPr>
+          <w:p>
+            <w:pPr>
+              <w:spacing w:after="40" w:before="40"/>
+            </w:pPr>
+            <w:r>
+              <w:rPr>
+                <w:sz w:val="18"/>
+              </w:rPr>
+              <w:t>If you would rather use the 6S pack</w:t>
+            </w:r>
+          </w:p>
+        </w:tc>
+      </w:tr>
+      <w:tr>
+        <w:tc>
+          <w:tcPr>
+            <w:tcW w:type="dxa" w:w="3312"/>
+          </w:tcPr>
+          <w:p>
+            <w:pPr>
+              <w:spacing w:after="40" w:before="40"/>
+            </w:pPr>
+            <w:r>
+              <w:rPr>
+                <w:sz w:val="18"/>
+              </w:rPr>
+              <w:t>Dupont jumpers, ESC signal lead</w:t>
+            </w:r>
+          </w:p>
+        </w:tc>
+        <w:tc>
+          <w:tcPr>
+            <w:tcW w:type="dxa" w:w="3312"/>
+          </w:tcPr>
+          <w:p>
+            <w:pPr>
+              <w:spacing w:after="40" w:before="40"/>
+            </w:pPr>
+            <w:r>
+              <w:rPr>
+                <w:sz w:val="18"/>
+              </w:rPr>
+              <w:t>$5</w:t>
+            </w:r>
+          </w:p>
+        </w:tc>
+        <w:tc>
+          <w:tcPr>
+            <w:tcW w:type="dxa" w:w="3312"/>
+          </w:tcPr>
+          <w:p>
+            <w:pPr>
+              <w:spacing w:after="40" w:before="40"/>
+            </w:pPr>
+          </w:p>
+        </w:tc>
+      </w:tr>
+    </w:tbl>
+    <w:p/>
+    <w:p>
+      <w:pPr>
+        <w:pStyle w:val="OdysseyCode"/>
+        <w:shd w:val="clear" w:color="auto" w:fill="F2F2F2"/>
+      </w:pPr>
+      <w:r>
+        <w:rPr>
+          <w:rFonts w:ascii="Consolas" w:hAnsi="Consolas"/>
+          <w:sz w:val="15"/>
+        </w:rPr>
+        <w:t>ESP32-P4  GPIO 4  --------+-------------&gt; ESC channel 1 signal</w:t>
+      </w:r>
+    </w:p>
+    <w:p>
+      <w:pPr>
+        <w:pStyle w:val="OdysseyCode"/>
+        <w:shd w:val="clear" w:color="auto" w:fill="F2F2F2"/>
+      </w:pPr>
+      <w:r>
+        <w:rPr>
+          <w:rFonts w:ascii="Consolas" w:hAnsi="Consolas"/>
+          <w:sz w:val="15"/>
+        </w:rPr>
+        <w:t xml:space="preserve">                          +-------------&gt; logic analyser CH0</w:t>
+      </w:r>
+    </w:p>
+    <w:p>
+      <w:pPr>
+        <w:pStyle w:val="OdysseyCode"/>
+        <w:shd w:val="clear" w:color="auto" w:fill="F2F2F2"/>
+      </w:pPr>
+      <w:r>
+        <w:rPr>
+          <w:rFonts w:ascii="Consolas" w:hAnsi="Consolas"/>
+          <w:sz w:val="15"/>
+        </w:rPr>
+        <w:t>ESP32-P4  GND     --------+-------------&gt; ESC GND ---&gt; analyser GND</w:t>
+      </w:r>
+    </w:p>
+    <w:p>
+      <w:pPr>
+        <w:pStyle w:val="OdysseyCode"/>
+        <w:shd w:val="clear" w:color="auto" w:fill="F2F2F2"/>
+      </w:pPr>
+      <w:r>
+        <w:rPr>
+          <w:rFonts w:ascii="Consolas" w:hAnsi="Consolas"/>
+          <w:sz w:val="15"/>
+        </w:rPr>
+        <w:t>Bench PSU 24 V ------------------------&gt; ESC power  (current limit 1 A)</w:t>
+      </w:r>
+    </w:p>
+    <w:p>
+      <w:pPr>
+        <w:pStyle w:val="OdysseyCode"/>
+        <w:shd w:val="clear" w:color="auto" w:fill="F2F2F2"/>
+      </w:pPr>
+      <w:r>
+        <w:rPr>
+          <w:rFonts w:ascii="Consolas" w:hAnsi="Consolas"/>
+          <w:sz w:val="15"/>
+        </w:rPr>
+        <w:t>ESC channel 1 ------------------------&gt; motor, NO PROPELLER</w:t>
+      </w:r>
+    </w:p>
+    <w:p>
+      <w:r>
+        <w:t>Tap the signal line, do not break it. Analyser and ESC both see it.</w:t>
+      </w:r>
+    </w:p>
+    <w:p>
+      <w:r>
+        <w:t>Then:</w:t>
+      </w:r>
+    </w:p>
+    <w:p>
+      <w:pPr>
+        <w:pStyle w:val="ListNumber"/>
+      </w:pPr>
+      <w:r>
+        <w:t>The ESC should arm and beep. If it does not, decode the frame — a checksum the ESC</w:t>
+      </w:r>
+    </w:p>
+    <w:p>
+      <w:r>
+        <w:t>rejects usually means the copy encoder inserted a gap, which is assumption 3.</w:t>
+      </w:r>
+    </w:p>
+    <w:p>
+      <w:pPr>
+        <w:pStyle w:val="ListNumber"/>
+      </w:pPr>
+      <w:r>
+        <w:t>Step throttle from idle to about 20%. The motor should turn smoothly.</w:t>
+      </w:r>
+    </w:p>
+    <w:p>
+      <w:pPr>
+        <w:pStyle w:val="ListNumber"/>
+      </w:pPr>
+      <w:r>
+        <w:rPr>
+          <w:b/>
+        </w:rPr>
+        <w:t>Look for the reply</w:t>
+      </w:r>
+      <w:r>
+        <w:t>, roughly 30 µs after each frame ends: 21 bits at 2.60 µs each,</w:t>
+      </w:r>
+    </w:p>
+    <w:p>
+      <w:r>
+        <w:t xml:space="preserve">about 55 µs long, on the same wire. If the frame is there and the reply never is, </w:t>
+      </w:r>
+      <w:r>
+        <w:rPr>
+          <w:b/>
+        </w:rPr>
+        <w:t>assumption 4 is false</w:t>
+      </w:r>
+      <w:r>
+        <w:t xml:space="preserve"> — RX cannot be armed while TX drives the pin, and the capture needs restructuring.</w:t>
+      </w:r>
+    </w:p>
+    <w:p>
+      <w:pPr>
+        <w:pStyle w:val="ListNumber"/>
+      </w:pPr>
+      <w:r>
+        <w:t>Check the console. A reply that fails GCR or its checksum is rejected by design, so</w:t>
+      </w:r>
+    </w:p>
+    <w:p>
+      <w:r>
+        <w:t xml:space="preserve">the symptom of a marginal capture is </w:t>
+      </w:r>
+      <w:r>
+        <w:rPr>
+          <w:i/>
+        </w:rPr>
+        <w:t>silence</w:t>
+      </w:r>
+      <w:r>
+        <w:t>, not wrong numbers.</w:t>
+      </w:r>
+    </w:p>
+    <w:p>
+      <w:pPr>
+        <w:pStyle w:val="Heading4"/>
+      </w:pPr>
+      <w:r>
+        <w:t>Step 3 — thrust stand, still no propeller</w:t>
+      </w:r>
+    </w:p>
+    <w:p>
+      <w:r>
+        <w:t xml:space="preserve">This is where </w:t>
+      </w:r>
+      <w:r>
+        <w:rPr>
+          <w:rFonts w:ascii="Consolas" w:hAnsi="Consolas"/>
+          <w:sz w:val="19"/>
+        </w:rPr>
+        <w:t>MOTOR_POLE_PAIRS</w:t>
+      </w:r>
+      <w:r>
+        <w:t xml:space="preserve"> is confirmed. Compare commanded throttle against reported RPM across the range. A wrong pole count scales every derived frequency by a constant, which presents as a mis-tuned notch rather than as the units error it is.</w:t>
+      </w:r>
+    </w:p>
+    <w:p>
+      <w:r>
+        <w:rPr>
+          <w:b/>
+        </w:rPr>
+        <w:t>Only after all of that does a propeller go on anything.</w:t>
+      </w:r>
+    </w:p>
+    <w:p>
+      <w:pPr>
+        <w:pStyle w:val="Heading4"/>
+      </w:pPr>
+      <w:r>
+        <w:t>What to send back</w:t>
+      </w:r>
+    </w:p>
+    <w:p>
+      <w:r>
+        <w:t>The useful artefact is a PulseView capture — or just the decoded numbers — of one frame and the gap after it, plus whatever the console printed. The four assumptions are answerable from that, and the driver can be corrected against what the peripheral actually did rather than against what its documentation says it should.</w:t>
       </w:r>
     </w:p>
     <w:p>

--- a/docs/Odyssey-10-Pro-Drone-System.docx
+++ b/docs/Odyssey-10-Pro-Drone-System.docx
@@ -90,7 +90,7 @@
         <w:t>Document revision:</w:t>
       </w:r>
       <w:r>
-        <w:t xml:space="preserve"> 4.0 — the DShot bench procedure, with the parts and the numbers to measure against</w:t>
+        <w:t xml:space="preserve"> 4.1 — the bench procedure gains an order list for starting from nothing</w:t>
       </w:r>
     </w:p>
     <w:p>
@@ -13837,6 +13837,573 @@
       </w:r>
       <w:r>
         <w:t>, not wrong numbers.</w:t>
+      </w:r>
+    </w:p>
+    <w:p>
+      <w:pPr>
+        <w:pStyle w:val="Heading4"/>
+      </w:pPr>
+      <w:r>
+        <w:t>Starting from nothing: the order list</w:t>
+      </w:r>
+    </w:p>
+    <w:p>
+      <w:r>
+        <w:t xml:space="preserve">Grouped by which step each item unlocks, because </w:t>
+      </w:r>
+      <w:r>
+        <w:rPr>
+          <w:b/>
+        </w:rPr>
+        <w:t>step 0 needs only the first two lines</w:t>
+      </w:r>
+      <w:r>
+        <w:t xml:space="preserve"> and it is the step that can invalidate the design. If </w:t>
+      </w:r>
+      <w:r>
+        <w:rPr>
+          <w:rFonts w:ascii="Consolas" w:hAnsi="Consolas"/>
+          <w:sz w:val="19"/>
+        </w:rPr>
+        <w:t>rmt_new_rx_channel()</w:t>
+      </w:r>
+      <w:r>
+        <w:t xml:space="preserve"> fails there, nothing below the first group matters yet.</w:t>
+      </w:r>
+    </w:p>
+    <w:tbl>
+      <w:tblPr>
+        <w:tblStyle w:val="TableGrid"/>
+        <w:tblW w:type="auto" w:w="0"/>
+        <w:jc w:val="center"/>
+        <w:tblLayout w:type="autofit"/>
+        <w:tblLook w:firstColumn="1" w:firstRow="1" w:lastColumn="0" w:lastRow="0" w:noHBand="0" w:noVBand="1" w:val="04A0"/>
+      </w:tblPr>
+      <w:tblGrid>
+        <w:gridCol w:w="3312"/>
+        <w:gridCol w:w="3312"/>
+        <w:gridCol w:w="3312"/>
+      </w:tblGrid>
+      <w:tr>
+        <w:trPr>
+          <w:tblHeader w:val="true"/>
+        </w:trPr>
+        <w:tc>
+          <w:tcPr>
+            <w:tcW w:type="dxa" w:w="3312"/>
+            <w:shd w:val="clear" w:color="auto" w:fill="1F3864"/>
+          </w:tcPr>
+          <w:p>
+            <w:pPr>
+              <w:spacing w:after="40" w:before="40"/>
+            </w:pPr>
+            <w:r>
+              <w:rPr>
+                <w:b/>
+                <w:color w:val="FFFFFF"/>
+                <w:sz w:val="18"/>
+              </w:rPr>
+              <w:t>For</w:t>
+            </w:r>
+          </w:p>
+        </w:tc>
+        <w:tc>
+          <w:tcPr>
+            <w:tcW w:type="dxa" w:w="3312"/>
+            <w:shd w:val="clear" w:color="auto" w:fill="1F3864"/>
+          </w:tcPr>
+          <w:p>
+            <w:pPr>
+              <w:spacing w:after="40" w:before="40"/>
+            </w:pPr>
+            <w:r>
+              <w:rPr>
+                <w:b/>
+                <w:color w:val="FFFFFF"/>
+                <w:sz w:val="18"/>
+              </w:rPr>
+              <w:t>Item</w:t>
+            </w:r>
+          </w:p>
+        </w:tc>
+        <w:tc>
+          <w:tcPr>
+            <w:tcW w:type="dxa" w:w="3312"/>
+            <w:shd w:val="clear" w:color="auto" w:fill="1F3864"/>
+          </w:tcPr>
+          <w:p>
+            <w:pPr>
+              <w:spacing w:after="40" w:before="40"/>
+            </w:pPr>
+            <w:r>
+              <w:rPr>
+                <w:b/>
+                <w:color w:val="FFFFFF"/>
+                <w:sz w:val="18"/>
+              </w:rPr>
+              <w:t>What to look for</w:t>
+            </w:r>
+          </w:p>
+        </w:tc>
+      </w:tr>
+      <w:tr>
+        <w:tc>
+          <w:tcPr>
+            <w:tcW w:type="dxa" w:w="3312"/>
+          </w:tcPr>
+          <w:p>
+            <w:pPr>
+              <w:spacing w:after="40" w:before="40"/>
+            </w:pPr>
+            <w:r>
+              <w:rPr>
+                <w:b/>
+                <w:sz w:val="18"/>
+              </w:rPr>
+              <w:t>Step 0</w:t>
+            </w:r>
+          </w:p>
+        </w:tc>
+        <w:tc>
+          <w:tcPr>
+            <w:tcW w:type="dxa" w:w="3312"/>
+          </w:tcPr>
+          <w:p>
+            <w:pPr>
+              <w:spacing w:after="40" w:before="40"/>
+            </w:pPr>
+            <w:r>
+              <w:rPr>
+                <w:sz w:val="18"/>
+              </w:rPr>
+              <w:t>ESP32-P4 development board</w:t>
+            </w:r>
+          </w:p>
+        </w:tc>
+        <w:tc>
+          <w:tcPr>
+            <w:tcW w:type="dxa" w:w="3312"/>
+          </w:tcPr>
+          <w:p>
+            <w:pPr>
+              <w:spacing w:after="40" w:before="40"/>
+            </w:pPr>
+            <w:r>
+              <w:rPr>
+                <w:sz w:val="18"/>
+              </w:rPr>
+              <w:t xml:space="preserve">Must break out </w:t>
+            </w:r>
+            <w:r>
+              <w:rPr>
+                <w:b/>
+                <w:sz w:val="18"/>
+              </w:rPr>
+              <w:t>GPIO 4, 5, 6 and 15</w:t>
+            </w:r>
+            <w:r>
+              <w:rPr>
+                <w:sz w:val="18"/>
+              </w:rPr>
+              <w:t xml:space="preserve"> on headers. Check the pinout before ordering — P4 boards differ, and some route those pins to on-board peripherals</w:t>
+            </w:r>
+          </w:p>
+        </w:tc>
+      </w:tr>
+      <w:tr>
+        <w:tc>
+          <w:tcPr>
+            <w:tcW w:type="dxa" w:w="3312"/>
+          </w:tcPr>
+          <w:p>
+            <w:pPr>
+              <w:spacing w:after="40" w:before="40"/>
+            </w:pPr>
+            <w:r>
+              <w:rPr>
+                <w:b/>
+                <w:sz w:val="18"/>
+              </w:rPr>
+              <w:t>Step 0</w:t>
+            </w:r>
+          </w:p>
+        </w:tc>
+        <w:tc>
+          <w:tcPr>
+            <w:tcW w:type="dxa" w:w="3312"/>
+          </w:tcPr>
+          <w:p>
+            <w:pPr>
+              <w:spacing w:after="40" w:before="40"/>
+            </w:pPr>
+            <w:r>
+              <w:rPr>
+                <w:sz w:val="18"/>
+              </w:rPr>
+              <w:t>USB-C data cable</w:t>
+            </w:r>
+          </w:p>
+        </w:tc>
+        <w:tc>
+          <w:tcPr>
+            <w:tcW w:type="dxa" w:w="3312"/>
+          </w:tcPr>
+          <w:p>
+            <w:pPr>
+              <w:spacing w:after="40" w:before="40"/>
+            </w:pPr>
+            <w:r>
+              <w:rPr>
+                <w:sz w:val="18"/>
+              </w:rPr>
+              <w:t>A charge-only cable is the classic wasted evening</w:t>
+            </w:r>
+          </w:p>
+        </w:tc>
+      </w:tr>
+      <w:tr>
+        <w:tc>
+          <w:tcPr>
+            <w:tcW w:type="dxa" w:w="3312"/>
+          </w:tcPr>
+          <w:p>
+            <w:pPr>
+              <w:spacing w:after="40" w:before="40"/>
+            </w:pPr>
+            <w:r>
+              <w:rPr>
+                <w:b/>
+                <w:sz w:val="18"/>
+              </w:rPr>
+              <w:t>Step 1</w:t>
+            </w:r>
+          </w:p>
+        </w:tc>
+        <w:tc>
+          <w:tcPr>
+            <w:tcW w:type="dxa" w:w="3312"/>
+          </w:tcPr>
+          <w:p>
+            <w:pPr>
+              <w:spacing w:after="40" w:before="40"/>
+            </w:pPr>
+            <w:r>
+              <w:rPr>
+                <w:sz w:val="18"/>
+              </w:rPr>
+              <w:t>USB logic analyser, 8 channels, 24 MSa/s</w:t>
+            </w:r>
+          </w:p>
+        </w:tc>
+        <w:tc>
+          <w:tcPr>
+            <w:tcW w:type="dxa" w:w="3312"/>
+          </w:tcPr>
+          <w:p>
+            <w:pPr>
+              <w:spacing w:after="40" w:before="40"/>
+            </w:pPr>
+            <w:r>
+              <w:rPr>
+                <w:sz w:val="18"/>
+              </w:rPr>
+              <w:t>The commodity "Saleae-compatible" type. 24 MSa/s is 41 ns against a 3.3 µs bit; more is not useful here. Works with PulseView, which is free</w:t>
+            </w:r>
+          </w:p>
+        </w:tc>
+      </w:tr>
+      <w:tr>
+        <w:tc>
+          <w:tcPr>
+            <w:tcW w:type="dxa" w:w="3312"/>
+          </w:tcPr>
+          <w:p>
+            <w:pPr>
+              <w:spacing w:after="40" w:before="40"/>
+            </w:pPr>
+            <w:r>
+              <w:rPr>
+                <w:b/>
+                <w:sz w:val="18"/>
+              </w:rPr>
+              <w:t>Step 1</w:t>
+            </w:r>
+          </w:p>
+        </w:tc>
+        <w:tc>
+          <w:tcPr>
+            <w:tcW w:type="dxa" w:w="3312"/>
+          </w:tcPr>
+          <w:p>
+            <w:pPr>
+              <w:spacing w:after="40" w:before="40"/>
+            </w:pPr>
+            <w:r>
+              <w:rPr>
+                <w:sz w:val="18"/>
+              </w:rPr>
+              <w:t>Female-to-female jumper leads</w:t>
+            </w:r>
+          </w:p>
+        </w:tc>
+        <w:tc>
+          <w:tcPr>
+            <w:tcW w:type="dxa" w:w="3312"/>
+          </w:tcPr>
+          <w:p>
+            <w:pPr>
+              <w:spacing w:after="40" w:before="40"/>
+            </w:pPr>
+            <w:r>
+              <w:rPr>
+                <w:sz w:val="18"/>
+              </w:rPr>
+              <w:t>Usually bundled with the analyser</w:t>
+            </w:r>
+          </w:p>
+        </w:tc>
+      </w:tr>
+      <w:tr>
+        <w:tc>
+          <w:tcPr>
+            <w:tcW w:type="dxa" w:w="3312"/>
+          </w:tcPr>
+          <w:p>
+            <w:pPr>
+              <w:spacing w:after="40" w:before="40"/>
+            </w:pPr>
+            <w:r>
+              <w:rPr>
+                <w:b/>
+                <w:sz w:val="18"/>
+              </w:rPr>
+              <w:t>Step 2</w:t>
+            </w:r>
+          </w:p>
+        </w:tc>
+        <w:tc>
+          <w:tcPr>
+            <w:tcW w:type="dxa" w:w="3312"/>
+          </w:tcPr>
+          <w:p>
+            <w:pPr>
+              <w:spacing w:after="40" w:before="40"/>
+            </w:pPr>
+            <w:r>
+              <w:rPr>
+                <w:sz w:val="18"/>
+              </w:rPr>
+              <w:t>4-in-1 ESC, 40 A/channel, 6S, BLHeli\_32 or AM32</w:t>
+            </w:r>
+          </w:p>
+        </w:tc>
+        <w:tc>
+          <w:tcPr>
+            <w:tcW w:type="dxa" w:w="3312"/>
+          </w:tcPr>
+          <w:p>
+            <w:pPr>
+              <w:spacing w:after="40" w:before="40"/>
+            </w:pPr>
+            <w:r>
+              <w:rPr>
+                <w:sz w:val="18"/>
+              </w:rPr>
+              <w:t>The BOM part. Use channel 1 only on the bench. A single 40 A ESC is cheaper if you want bench-only</w:t>
+            </w:r>
+          </w:p>
+        </w:tc>
+      </w:tr>
+      <w:tr>
+        <w:tc>
+          <w:tcPr>
+            <w:tcW w:type="dxa" w:w="3312"/>
+          </w:tcPr>
+          <w:p>
+            <w:pPr>
+              <w:spacing w:after="40" w:before="40"/>
+            </w:pPr>
+            <w:r>
+              <w:rPr>
+                <w:b/>
+                <w:sz w:val="18"/>
+              </w:rPr>
+              <w:t>Step 2</w:t>
+            </w:r>
+          </w:p>
+        </w:tc>
+        <w:tc>
+          <w:tcPr>
+            <w:tcW w:type="dxa" w:w="3312"/>
+          </w:tcPr>
+          <w:p>
+            <w:pPr>
+              <w:spacing w:after="40" w:before="40"/>
+            </w:pPr>
+            <w:r>
+              <w:rPr>
+                <w:sz w:val="18"/>
+              </w:rPr>
+              <w:t>One motor</w:t>
+            </w:r>
+          </w:p>
+        </w:tc>
+        <w:tc>
+          <w:tcPr>
+            <w:tcW w:type="dxa" w:w="3312"/>
+          </w:tcPr>
+          <w:p>
+            <w:pPr>
+              <w:spacing w:after="40" w:before="40"/>
+            </w:pPr>
+            <w:r>
+              <w:rPr>
+                <w:sz w:val="18"/>
+              </w:rPr>
+              <w:t>2810 900 KV for the 9-inch. You need four eventually; one is enough here</w:t>
+            </w:r>
+          </w:p>
+        </w:tc>
+      </w:tr>
+      <w:tr>
+        <w:tc>
+          <w:tcPr>
+            <w:tcW w:type="dxa" w:w="3312"/>
+          </w:tcPr>
+          <w:p>
+            <w:pPr>
+              <w:spacing w:after="40" w:before="40"/>
+            </w:pPr>
+            <w:r>
+              <w:rPr>
+                <w:b/>
+                <w:sz w:val="18"/>
+              </w:rPr>
+              <w:t>Step 2</w:t>
+            </w:r>
+          </w:p>
+        </w:tc>
+        <w:tc>
+          <w:tcPr>
+            <w:tcW w:type="dxa" w:w="3312"/>
+          </w:tcPr>
+          <w:p>
+            <w:pPr>
+              <w:spacing w:after="40" w:before="40"/>
+            </w:pPr>
+            <w:r>
+              <w:rPr>
+                <w:sz w:val="18"/>
+              </w:rPr>
+              <w:t>Bench PSU, 24 V, 3–5 A, adjustable current limit</w:t>
+            </w:r>
+          </w:p>
+        </w:tc>
+        <w:tc>
+          <w:tcPr>
+            <w:tcW w:type="dxa" w:w="3312"/>
+          </w:tcPr>
+          <w:p>
+            <w:pPr>
+              <w:spacing w:after="40" w:before="40"/>
+            </w:pPr>
+            <w:r>
+              <w:rPr>
+                <w:sz w:val="18"/>
+              </w:rPr>
+              <w:t>Set the limit to 1 A. This is the item that turns a wiring mistake into a shutdown rather than a fire, and it stays useful long after this</w:t>
+            </w:r>
+          </w:p>
+        </w:tc>
+      </w:tr>
+      <w:tr>
+        <w:tc>
+          <w:tcPr>
+            <w:tcW w:type="dxa" w:w="3312"/>
+          </w:tcPr>
+          <w:p>
+            <w:pPr>
+              <w:spacing w:after="40" w:before="40"/>
+            </w:pPr>
+            <w:r>
+              <w:rPr>
+                <w:b/>
+                <w:sz w:val="18"/>
+              </w:rPr>
+              <w:t>Step 2</w:t>
+            </w:r>
+          </w:p>
+        </w:tc>
+        <w:tc>
+          <w:tcPr>
+            <w:tcW w:type="dxa" w:w="3312"/>
+          </w:tcPr>
+          <w:p>
+            <w:pPr>
+              <w:spacing w:after="40" w:before="40"/>
+            </w:pPr>
+            <w:r>
+              <w:rPr>
+                <w:sz w:val="18"/>
+              </w:rPr>
+              <w:t>XT60 pigtails, silicone wire</w:t>
+            </w:r>
+          </w:p>
+        </w:tc>
+        <w:tc>
+          <w:tcPr>
+            <w:tcW w:type="dxa" w:w="3312"/>
+          </w:tcPr>
+          <w:p>
+            <w:pPr>
+              <w:spacing w:after="40" w:before="40"/>
+            </w:pPr>
+          </w:p>
+        </w:tc>
+      </w:tr>
+    </w:tbl>
+    <w:p/>
+    <w:p>
+      <w:r>
+        <w:rPr>
+          <w:b/>
+        </w:rPr>
+        <w:t>Not yet:</w:t>
+      </w:r>
+      <w:r>
+        <w:t xml:space="preserve"> the flight pack. A 6S LiPo also needs a balance charger and somewhere safe to store it, and none of that helps on a bench where a current-limited supply is both safer and more informative.</w:t>
+      </w:r>
+    </w:p>
+    <w:p>
+      <w:r>
+        <w:rPr>
+          <w:b/>
+        </w:rPr>
+        <w:t>Not needed:</w:t>
+      </w:r>
+      <w:r>
+        <w:t xml:space="preserve"> a level shifter. The ESP32-P4 drives 3.3 V logic and ESC signal inputs accept it directly.</w:t>
+      </w:r>
+    </w:p>
+    <w:p>
+      <w:r>
+        <w:rPr>
+          <w:b/>
+        </w:rPr>
+        <w:t>Also required, and free:</w:t>
+      </w:r>
+      <w:r>
+        <w:t xml:space="preserve"> a toolchain with ESP32-P4 support — PlatformIO, or ESP-IDF 5.x directly. </w:t>
+      </w:r>
+      <w:r>
+        <w:rPr>
+          <w:rFonts w:ascii="Consolas" w:hAnsi="Consolas"/>
+          <w:sz w:val="19"/>
+        </w:rPr>
+        <w:t>dshot_rmt.cpp</w:t>
+      </w:r>
+      <w:r>
+        <w:t xml:space="preserve"> is written against the IDF 5 RMT API.</w:t>
       </w:r>
     </w:p>
     <w:p>

--- a/docs/Odyssey-10-Pro-Drone-System.docx
+++ b/docs/Odyssey-10-Pro-Drone-System.docx
@@ -90,7 +90,7 @@
         <w:t>Document revision:</w:t>
       </w:r>
       <w:r>
-        <w:t xml:space="preserve"> 4.1 — the bench procedure gains an order list for starting from nothing</w:t>
+        <w:t xml:space="preserve"> 4.3 — a real price for the P4 board, and the mass question it exposes</w:t>
       </w:r>
     </w:p>
     <w:p>
@@ -5042,7 +5042,7 @@
                 <w:b/>
                 <w:sz w:val="18"/>
               </w:rPr>
-              <w:t>$533.50</w:t>
+              <w:t>$560.50</w:t>
             </w:r>
           </w:p>
         </w:tc>
@@ -5060,9 +5060,110 @@
     </w:tbl>
     <w:p/>
     <w:p>
+      <w:pPr>
+        <w:ind w:left="432"/>
+        <w:shd w:val="clear" w:color="auto" w:fill="FFF2CC"/>
+      </w:pPr>
       <w:r>
         <w:rPr>
           <w:b/>
+          <w:i/>
+        </w:rPr>
+        <w:t>Every price here is an estimate.</w:t>
+      </w:r>
+      <w:r>
+        <w:rPr>
+          <w:i/>
+        </w:rPr>
+        <w:t xml:space="preserve"> None of this has been purchased. The figures are researched typical prices, not invoices, and they will move with supplier, region and time — the ESP32-P4 in particular is a recent part whose board-level pricing is still settling. Treat the master total as an order of magnitude for budgeting, not as a quotation.  </w:t>
+      </w:r>
+      <w:r>
+        <w:rPr>
+          <w:b/>
+          <w:i/>
+        </w:rPr>
+        <w:t>The masses are a different matter.</w:t>
+      </w:r>
+      <w:r>
+        <w:rPr>
+          <w:i/>
+        </w:rPr>
+        <w:t xml:space="preserve"> They are estimates too, but they are not merely informational: they sum into </w:t>
+      </w:r>
+      <w:r>
+        <w:rPr>
+          <w:rFonts w:ascii="Consolas" w:hAnsi="Consolas"/>
+          <w:i/>
+          <w:sz w:val="19"/>
+        </w:rPr>
+        <w:t>FRAME_BASE_DRY_G</w:t>
+      </w:r>
+      <w:r>
+        <w:rPr>
+          <w:i/>
+        </w:rPr>
+        <w:t xml:space="preserve"> and </w:t>
+      </w:r>
+      <w:r>
+        <w:rPr>
+          <w:rFonts w:ascii="Consolas" w:hAnsi="Consolas"/>
+          <w:i/>
+          <w:sz w:val="19"/>
+        </w:rPr>
+        <w:t>AIRFRAME_AUW_G</w:t>
+      </w:r>
+      <w:r>
+        <w:rPr>
+          <w:i/>
+        </w:rPr>
+        <w:t xml:space="preserve">, which size thrust-to-weight, hover power and the return-to-home reserve. A price that is 50% out costs money; a mass that is 50% out costs endurance and margin. </w:t>
+      </w:r>
+      <w:r>
+        <w:rPr>
+          <w:b/>
+          <w:i/>
+        </w:rPr>
+        <w:t>Weigh the parts as they arrive</w:t>
+      </w:r>
+      <w:r>
+        <w:rPr>
+          <w:i/>
+        </w:rPr>
+        <w:t xml:space="preserve"> and correct §2 — the </w:t>
+      </w:r>
+      <w:r>
+        <w:rPr>
+          <w:rFonts w:ascii="Consolas" w:hAnsi="Consolas"/>
+          <w:i/>
+          <w:sz w:val="19"/>
+        </w:rPr>
+        <w:t>bom-mass</w:t>
+      </w:r>
+      <w:r>
+        <w:rPr>
+          <w:i/>
+        </w:rPr>
+        <w:t xml:space="preserve"> check will then reconcile </w:t>
+      </w:r>
+      <w:r>
+        <w:rPr>
+          <w:rFonts w:ascii="Consolas" w:hAnsi="Consolas"/>
+          <w:i/>
+          <w:sz w:val="19"/>
+        </w:rPr>
+        <w:t>config.h</w:t>
+      </w:r>
+      <w:r>
+        <w:rPr>
+          <w:i/>
+        </w:rPr>
+        <w:t xml:space="preserve"> against what you actually have.</w:t>
+      </w:r>
+    </w:p>
+    <w:p>
+      <w:r>
+        <w:rPr>
+          <w:b/>
         </w:rPr>
         <w:t>Rows added in this revision</w:t>
       </w:r>
@@ -5081,6 +5182,158 @@
       </w:pPr>
       <w:r>
         <w:t>______________________________________________________________________________</w:t>
+      </w:r>
+    </w:p>
+    <w:p>
+      <w:pPr>
+        <w:pStyle w:val="Heading2"/>
+      </w:pPr>
+      <w:r>
+        <w:t>2.2 The flight controller board is not decided</w:t>
+      </w:r>
+    </w:p>
+    <w:p>
+      <w:r>
+        <w:t xml:space="preserve">The BOM's </w:t>
+      </w:r>
+      <w:r>
+        <w:rPr>
+          <w:rFonts w:ascii="Consolas" w:hAnsi="Consolas"/>
+          <w:sz w:val="19"/>
+        </w:rPr>
+        <w:t>Main MCU</w:t>
+      </w:r>
+      <w:r>
+        <w:t xml:space="preserve"> line now carries a </w:t>
+      </w:r>
+      <w:r>
+        <w:rPr>
+          <w:b/>
+        </w:rPr>
+        <w:t>real price</w:t>
+      </w:r>
+      <w:r>
+        <w:t xml:space="preserve"> — 285 DKK, about $41, quoted for an </w:t>
+      </w:r>
+      <w:r>
+        <w:rPr>
+          <w:b/>
+        </w:rPr>
+        <w:t>ESP32-P4-Function-EV-Board v3.2</w:t>
+      </w:r>
+      <w:r>
+        <w:t xml:space="preserve">. It still carries a </w:t>
+      </w:r>
+      <w:r>
+        <w:rPr>
+          <w:b/>
+        </w:rPr>
+        <w:t>modelled mass</w:t>
+      </w:r>
+      <w:r>
+        <w:t xml:space="preserve"> of 9 g, and those two figures describe different objects.</w:t>
+      </w:r>
+    </w:p>
+    <w:p>
+      <w:r>
+        <w:t>The Function-EV-Board is Espressif's full-size evaluation board. It is the right thing to run §4.3.2's bench procedure on: every GPIO broken out, USB debug, and a known-good reference design to blame the firmware against rather than the wiring. It is the wrong thing to fly. A full-size evaluation board weighs many times 9 g, and on a 1584 g airframe that is not a rounding error — it comes straight off the payload reserve and out of the endurance the energy budget in §5 is written around.</w:t>
+      </w:r>
+    </w:p>
+    <w:p>
+      <w:r>
+        <w:t xml:space="preserve">The 9 g assumes an </w:t>
+      </w:r>
+      <w:r>
+        <w:rPr>
+          <w:b/>
+        </w:rPr>
+        <w:t>ESP32-P4 module on a compact carrier</w:t>
+      </w:r>
+      <w:r>
+        <w:t>, which in this project means the PCB at build-order step 11. Until that exists, or until an off-the-shelf compact P4 board is chosen and weighed, the flight-controller mass is the least-supported number in §2 — and unlike a price, it propagates:</w:t>
+      </w:r>
+    </w:p>
+    <w:p>
+      <w:pPr>
+        <w:pStyle w:val="OdysseyCode"/>
+        <w:shd w:val="clear" w:color="auto" w:fill="F2F2F2"/>
+      </w:pPr>
+      <w:r>
+        <w:rPr>
+          <w:rFonts w:ascii="Consolas" w:hAnsi="Consolas"/>
+          <w:sz w:val="15"/>
+        </w:rPr>
+        <w:t>board mass  -&gt;  FRAME_BASE_DRY_G  -&gt;  AIRFRAME_AUW_G  -&gt;  thrust-to-weight</w:t>
+      </w:r>
+    </w:p>
+    <w:p>
+      <w:pPr>
+        <w:pStyle w:val="OdysseyCode"/>
+        <w:shd w:val="clear" w:color="auto" w:fill="F2F2F2"/>
+      </w:pPr>
+      <w:r>
+        <w:rPr>
+          <w:rFonts w:ascii="Consolas" w:hAnsi="Consolas"/>
+          <w:sz w:val="15"/>
+        </w:rPr>
+        <w:t xml:space="preserve">                                                      -&gt;  hover power</w:t>
+      </w:r>
+    </w:p>
+    <w:p>
+      <w:pPr>
+        <w:pStyle w:val="OdysseyCode"/>
+        <w:shd w:val="clear" w:color="auto" w:fill="F2F2F2"/>
+      </w:pPr>
+      <w:r>
+        <w:rPr>
+          <w:rFonts w:ascii="Consolas" w:hAnsi="Consolas"/>
+          <w:sz w:val="15"/>
+        </w:rPr>
+        <w:t xml:space="preserve">                                                      -&gt;  CRUISE_CURRENT_A</w:t>
+      </w:r>
+    </w:p>
+    <w:p>
+      <w:pPr>
+        <w:pStyle w:val="OdysseyCode"/>
+        <w:shd w:val="clear" w:color="auto" w:fill="F2F2F2"/>
+      </w:pPr>
+      <w:r>
+        <w:rPr>
+          <w:rFonts w:ascii="Consolas" w:hAnsi="Consolas"/>
+          <w:sz w:val="15"/>
+        </w:rPr>
+        <w:t xml:space="preserve">                                                      -&gt;  the return-to-home reserve</w:t>
+      </w:r>
+    </w:p>
+    <w:p>
+      <w:r>
+        <w:rPr>
+          <w:b/>
+        </w:rPr>
+        <w:t>So: bench on the EV board, and weigh whatever eventually flies.</w:t>
+      </w:r>
+      <w:r>
+        <w:t xml:space="preserve"> §11.1 now asks for that explicitly. The </w:t>
+      </w:r>
+      <w:r>
+        <w:rPr>
+          <w:rFonts w:ascii="Consolas" w:hAnsi="Consolas"/>
+          <w:sz w:val="19"/>
+        </w:rPr>
+        <w:t>bom-mass</w:t>
+      </w:r>
+      <w:r>
+        <w:t xml:space="preserve"> check reconciles </w:t>
+      </w:r>
+      <w:r>
+        <w:rPr>
+          <w:rFonts w:ascii="Consolas" w:hAnsi="Consolas"/>
+          <w:sz w:val="19"/>
+        </w:rPr>
+        <w:t>config.h</w:t>
+      </w:r>
+      <w:r>
+        <w:t xml:space="preserve"> against §2 for all ten builds, so correcting the mass there is the only edit needed — everything downstream is computed.</w:t>
       </w:r>
     </w:p>
     <w:p>
@@ -13990,22 +14243,29 @@
             </w:pPr>
             <w:r>
               <w:rPr>
-                <w:sz w:val="18"/>
-              </w:rPr>
-              <w:t xml:space="preserve">Must break out </w:t>
-            </w:r>
-            <w:r>
-              <w:rPr>
                 <w:b/>
                 <w:sz w:val="18"/>
               </w:rPr>
-              <w:t>GPIO 4, 5, 6 and 15</w:t>
-            </w:r>
-            <w:r>
-              <w:rPr>
-                <w:sz w:val="18"/>
-              </w:rPr>
-              <w:t xml:space="preserve"> on headers. Check the pinout before ordering — P4 boards differ, and some route those pins to on-board peripherals</w:t>
+              <w:t>ESP32-P4-Function-EV-Board v3.2</w:t>
+            </w:r>
+            <w:r>
+              <w:rPr>
+                <w:sz w:val="18"/>
+              </w:rPr>
+              <w:t xml:space="preserve"> is confirmed available at 285 DKK (~$41) and is the right choice here: every GPIO broken out, USB debug, and a reference design to blame the firmware against rather than the wiring. It is a bench board, </w:t>
+            </w:r>
+            <w:r>
+              <w:rPr>
+                <w:b/>
+                <w:sz w:val="18"/>
+              </w:rPr>
+              <w:t>not</w:t>
+            </w:r>
+            <w:r>
+              <w:rPr>
+                <w:sz w:val="18"/>
+              </w:rPr>
+              <w:t xml:space="preserve"> a flight board — see §2.2</w:t>
             </w:r>
           </w:p>
         </w:tc>
@@ -28560,7 +28820,7 @@
           <w:rFonts w:ascii="Consolas" w:hAnsi="Consolas"/>
           <w:sz w:val="15"/>
         </w:rPr>
-        <w:t>|   +-- check_consistency.py        The specification-vs-code gate     [23 checks]</w:t>
+        <w:t>|   +-- check_consistency.py        The specification-vs-code gate     [24 checks]</w:t>
       </w:r>
     </w:p>
     <w:p>
@@ -30389,6 +30649,33 @@
         <w:rPr>
           <w:b/>
         </w:rPr>
+        <w:t>Weigh the flight-controller board and correct §2.</w:t>
+      </w:r>
+      <w:r>
+        <w:t xml:space="preserve"> The BOM carries 9 g, which assumes a module on a compact carrier rather than a development board. This is the least-supported mass in the BOM and it propagates into </w:t>
+      </w:r>
+      <w:r>
+        <w:rPr>
+          <w:rFonts w:ascii="Consolas" w:hAnsi="Consolas"/>
+          <w:sz w:val="19"/>
+        </w:rPr>
+        <w:t>AIRFRAME_AUW_G</w:t>
+      </w:r>
+      <w:r>
+        <w:t>, the hover point and the return-to-home reserve — see §2.2.</w:t>
+      </w:r>
+    </w:p>
+    <w:p>
+      <w:pPr>
+        <w:pStyle w:val="ListBullet"/>
+      </w:pPr>
+      <w:r>
+        <w:t xml:space="preserve">[ ] </w:t>
+      </w:r>
+      <w:r>
+        <w:rPr>
+          <w:b/>
+        </w:rPr>
         <w:t>ESC endpoint calibration</w:t>
       </w:r>
       <w:r>
@@ -35163,7 +35450,7 @@
               <w:rPr>
                 <w:sz w:val="18"/>
               </w:rPr>
-              <w:t xml:space="preserve">Totals computed from </w:t>
+              <w:t xml:space="preserve">Totals are now computed from </w:t>
             </w:r>
             <w:r>
               <w:rPr>
@@ -35176,7 +35463,7 @@
               <w:rPr>
                 <w:sz w:val="18"/>
               </w:rPr>
-              <w:t>; new total $540.50 including the two added modules</w:t>
+              <w:t xml:space="preserve"> and checked against §2 on every run, so the two cannot drift apart again. The figure quoted here in revision 2.0 was $540.50; it has moved since as parts were right-sized, which is the point — §2 carries the live total</w:t>
             </w:r>
           </w:p>
         </w:tc>

--- a/docs/Odyssey-10-Pro-Drone-System.docx
+++ b/docs/Odyssey-10-Pro-Drone-System.docx
@@ -90,7 +90,7 @@
         <w:t>Document revision:</w:t>
       </w:r>
       <w:r>
-        <w:t xml:space="preserve"> 4.3 — a real price for the P4 board, and the mass question it exposes</w:t>
+        <w:t xml:space="preserve"> 4.4 — the EV board's on-board C6 claims four of the project's pins</w:t>
       </w:r>
     </w:p>
     <w:p>
@@ -13042,6 +13042,784 @@
         <w:pStyle w:val="Heading4"/>
       </w:pPr>
       <w:r>
+        <w:t>The EV board's on-board ESP32-C6 takes four of these pins</w:t>
+      </w:r>
+    </w:p>
+    <w:p>
+      <w:r>
+        <w:t xml:space="preserve">The ESP32-P4 has no radio, so the Function-EV-Board carries an </w:t>
+      </w:r>
+      <w:r>
+        <w:rPr>
+          <w:b/>
+        </w:rPr>
+        <w:t>ESP32-C6-MINI-1</w:t>
+      </w:r>
+      <w:r>
+        <w:t xml:space="preserve"> as its Wi-Fi and Bluetooth co-processor. The two talk over </w:t>
+      </w:r>
+      <w:r>
+        <w:rPr>
+          <w:b/>
+        </w:rPr>
+        <w:t>SDIO</w:t>
+      </w:r>
+      <w:r>
+        <w:t>, and that bus is wired to fixed pins:</w:t>
+      </w:r>
+    </w:p>
+    <w:tbl>
+      <w:tblPr>
+        <w:tblStyle w:val="TableGrid"/>
+        <w:tblW w:type="auto" w:w="0"/>
+        <w:jc w:val="center"/>
+        <w:tblLayout w:type="autofit"/>
+        <w:tblLook w:firstColumn="1" w:firstRow="1" w:lastColumn="0" w:lastRow="0" w:noHBand="0" w:noVBand="1" w:val="04A0"/>
+      </w:tblPr>
+      <w:tblGrid>
+        <w:gridCol w:w="3312"/>
+        <w:gridCol w:w="3312"/>
+        <w:gridCol w:w="3312"/>
+      </w:tblGrid>
+      <w:tr>
+        <w:trPr>
+          <w:tblHeader w:val="true"/>
+        </w:trPr>
+        <w:tc>
+          <w:tcPr>
+            <w:tcW w:type="dxa" w:w="3312"/>
+            <w:shd w:val="clear" w:color="auto" w:fill="1F3864"/>
+          </w:tcPr>
+          <w:p>
+            <w:pPr>
+              <w:spacing w:after="40" w:before="40"/>
+            </w:pPr>
+            <w:r>
+              <w:rPr>
+                <w:b/>
+                <w:color w:val="FFFFFF"/>
+                <w:sz w:val="18"/>
+              </w:rPr>
+              <w:t>P4 GPIO</w:t>
+            </w:r>
+          </w:p>
+        </w:tc>
+        <w:tc>
+          <w:tcPr>
+            <w:tcW w:type="dxa" w:w="3312"/>
+            <w:shd w:val="clear" w:color="auto" w:fill="1F3864"/>
+          </w:tcPr>
+          <w:p>
+            <w:pPr>
+              <w:spacing w:after="40" w:before="40"/>
+            </w:pPr>
+            <w:r>
+              <w:rPr>
+                <w:b/>
+                <w:color w:val="FFFFFF"/>
+                <w:sz w:val="18"/>
+              </w:rPr>
+              <w:t>SDIO function</w:t>
+            </w:r>
+          </w:p>
+        </w:tc>
+        <w:tc>
+          <w:tcPr>
+            <w:tcW w:type="dxa" w:w="3312"/>
+            <w:shd w:val="clear" w:color="auto" w:fill="1F3864"/>
+          </w:tcPr>
+          <w:p>
+            <w:pPr>
+              <w:spacing w:after="40" w:before="40"/>
+            </w:pPr>
+            <w:r>
+              <w:rPr>
+                <w:b/>
+                <w:color w:val="FFFFFF"/>
+                <w:sz w:val="18"/>
+              </w:rPr>
+              <w:t>This project wants it for</w:t>
+            </w:r>
+          </w:p>
+        </w:tc>
+      </w:tr>
+      <w:tr>
+        <w:tc>
+          <w:tcPr>
+            <w:tcW w:type="dxa" w:w="3312"/>
+          </w:tcPr>
+          <w:p>
+            <w:pPr>
+              <w:spacing w:after="40" w:before="40"/>
+            </w:pPr>
+            <w:r>
+              <w:rPr>
+                <w:sz w:val="18"/>
+              </w:rPr>
+              <w:t>14</w:t>
+            </w:r>
+          </w:p>
+        </w:tc>
+        <w:tc>
+          <w:tcPr>
+            <w:tcW w:type="dxa" w:w="3312"/>
+          </w:tcPr>
+          <w:p>
+            <w:pPr>
+              <w:spacing w:after="40" w:before="40"/>
+            </w:pPr>
+            <w:r>
+              <w:rPr>
+                <w:sz w:val="18"/>
+              </w:rPr>
+              <w:t>D0</w:t>
+            </w:r>
+          </w:p>
+        </w:tc>
+        <w:tc>
+          <w:tcPr>
+            <w:tcW w:type="dxa" w:w="3312"/>
+          </w:tcPr>
+          <w:p>
+            <w:pPr>
+              <w:spacing w:after="40" w:before="40"/>
+            </w:pPr>
+            <w:r>
+              <w:rPr>
+                <w:sz w:val="18"/>
+              </w:rPr>
+              <w:t>—</w:t>
+            </w:r>
+          </w:p>
+        </w:tc>
+      </w:tr>
+      <w:tr>
+        <w:tc>
+          <w:tcPr>
+            <w:tcW w:type="dxa" w:w="3312"/>
+          </w:tcPr>
+          <w:p>
+            <w:pPr>
+              <w:spacing w:after="40" w:before="40"/>
+            </w:pPr>
+            <w:r>
+              <w:rPr>
+                <w:b/>
+                <w:sz w:val="18"/>
+              </w:rPr>
+              <w:t>15</w:t>
+            </w:r>
+          </w:p>
+        </w:tc>
+        <w:tc>
+          <w:tcPr>
+            <w:tcW w:type="dxa" w:w="3312"/>
+          </w:tcPr>
+          <w:p>
+            <w:pPr>
+              <w:spacing w:after="40" w:before="40"/>
+            </w:pPr>
+            <w:r>
+              <w:rPr>
+                <w:b/>
+                <w:sz w:val="18"/>
+              </w:rPr>
+              <w:t>D1</w:t>
+            </w:r>
+          </w:p>
+        </w:tc>
+        <w:tc>
+          <w:tcPr>
+            <w:tcW w:type="dxa" w:w="3312"/>
+          </w:tcPr>
+          <w:p>
+            <w:pPr>
+              <w:spacing w:after="40" w:before="40"/>
+            </w:pPr>
+            <w:r>
+              <w:rPr>
+                <w:b/>
+                <w:sz w:val="18"/>
+              </w:rPr>
+              <w:t>`MOTOR4_PIN`</w:t>
+            </w:r>
+          </w:p>
+        </w:tc>
+      </w:tr>
+      <w:tr>
+        <w:tc>
+          <w:tcPr>
+            <w:tcW w:type="dxa" w:w="3312"/>
+          </w:tcPr>
+          <w:p>
+            <w:pPr>
+              <w:spacing w:after="40" w:before="40"/>
+            </w:pPr>
+            <w:r>
+              <w:rPr>
+                <w:sz w:val="18"/>
+              </w:rPr>
+              <w:t>16</w:t>
+            </w:r>
+          </w:p>
+        </w:tc>
+        <w:tc>
+          <w:tcPr>
+            <w:tcW w:type="dxa" w:w="3312"/>
+          </w:tcPr>
+          <w:p>
+            <w:pPr>
+              <w:spacing w:after="40" w:before="40"/>
+            </w:pPr>
+            <w:r>
+              <w:rPr>
+                <w:sz w:val="18"/>
+              </w:rPr>
+              <w:t>D2</w:t>
+            </w:r>
+          </w:p>
+        </w:tc>
+        <w:tc>
+          <w:tcPr>
+            <w:tcW w:type="dxa" w:w="3312"/>
+          </w:tcPr>
+          <w:p>
+            <w:pPr>
+              <w:spacing w:after="40" w:before="40"/>
+            </w:pPr>
+            <w:r>
+              <w:rPr>
+                <w:sz w:val="18"/>
+              </w:rPr>
+              <w:t>—</w:t>
+            </w:r>
+          </w:p>
+        </w:tc>
+      </w:tr>
+      <w:tr>
+        <w:tc>
+          <w:tcPr>
+            <w:tcW w:type="dxa" w:w="3312"/>
+          </w:tcPr>
+          <w:p>
+            <w:pPr>
+              <w:spacing w:after="40" w:before="40"/>
+            </w:pPr>
+            <w:r>
+              <w:rPr>
+                <w:b/>
+                <w:sz w:val="18"/>
+              </w:rPr>
+              <w:t>17</w:t>
+            </w:r>
+          </w:p>
+        </w:tc>
+        <w:tc>
+          <w:tcPr>
+            <w:tcW w:type="dxa" w:w="3312"/>
+          </w:tcPr>
+          <w:p>
+            <w:pPr>
+              <w:spacing w:after="40" w:before="40"/>
+            </w:pPr>
+            <w:r>
+              <w:rPr>
+                <w:b/>
+                <w:sz w:val="18"/>
+              </w:rPr>
+              <w:t>D3</w:t>
+            </w:r>
+          </w:p>
+        </w:tc>
+        <w:tc>
+          <w:tcPr>
+            <w:tcW w:type="dxa" w:w="3312"/>
+          </w:tcPr>
+          <w:p>
+            <w:pPr>
+              <w:spacing w:after="40" w:before="40"/>
+            </w:pPr>
+            <w:r>
+              <w:rPr>
+                <w:b/>
+                <w:sz w:val="18"/>
+              </w:rPr>
+              <w:t>`PIN_GNSS_RX`</w:t>
+            </w:r>
+          </w:p>
+        </w:tc>
+      </w:tr>
+      <w:tr>
+        <w:tc>
+          <w:tcPr>
+            <w:tcW w:type="dxa" w:w="3312"/>
+          </w:tcPr>
+          <w:p>
+            <w:pPr>
+              <w:spacing w:after="40" w:before="40"/>
+            </w:pPr>
+            <w:r>
+              <w:rPr>
+                <w:b/>
+                <w:sz w:val="18"/>
+              </w:rPr>
+              <w:t>18</w:t>
+            </w:r>
+          </w:p>
+        </w:tc>
+        <w:tc>
+          <w:tcPr>
+            <w:tcW w:type="dxa" w:w="3312"/>
+          </w:tcPr>
+          <w:p>
+            <w:pPr>
+              <w:spacing w:after="40" w:before="40"/>
+            </w:pPr>
+            <w:r>
+              <w:rPr>
+                <w:b/>
+                <w:sz w:val="18"/>
+              </w:rPr>
+              <w:t>CLK</w:t>
+            </w:r>
+          </w:p>
+        </w:tc>
+        <w:tc>
+          <w:tcPr>
+            <w:tcW w:type="dxa" w:w="3312"/>
+          </w:tcPr>
+          <w:p>
+            <w:pPr>
+              <w:spacing w:after="40" w:before="40"/>
+            </w:pPr>
+            <w:r>
+              <w:rPr>
+                <w:b/>
+                <w:sz w:val="18"/>
+              </w:rPr>
+              <w:t>`PIN_GNSS_TX`</w:t>
+            </w:r>
+          </w:p>
+        </w:tc>
+      </w:tr>
+      <w:tr>
+        <w:tc>
+          <w:tcPr>
+            <w:tcW w:type="dxa" w:w="3312"/>
+          </w:tcPr>
+          <w:p>
+            <w:pPr>
+              <w:spacing w:after="40" w:before="40"/>
+            </w:pPr>
+            <w:r>
+              <w:rPr>
+                <w:b/>
+                <w:sz w:val="18"/>
+              </w:rPr>
+              <w:t>19</w:t>
+            </w:r>
+          </w:p>
+        </w:tc>
+        <w:tc>
+          <w:tcPr>
+            <w:tcW w:type="dxa" w:w="3312"/>
+          </w:tcPr>
+          <w:p>
+            <w:pPr>
+              <w:spacing w:after="40" w:before="40"/>
+            </w:pPr>
+            <w:r>
+              <w:rPr>
+                <w:b/>
+                <w:sz w:val="18"/>
+              </w:rPr>
+              <w:t>CMD</w:t>
+            </w:r>
+          </w:p>
+        </w:tc>
+        <w:tc>
+          <w:tcPr>
+            <w:tcW w:type="dxa" w:w="3312"/>
+          </w:tcPr>
+          <w:p>
+            <w:pPr>
+              <w:spacing w:after="40" w:before="40"/>
+            </w:pPr>
+            <w:r>
+              <w:rPr>
+                <w:b/>
+                <w:sz w:val="18"/>
+              </w:rPr>
+              <w:t>`PIN_VTX_TX`</w:t>
+            </w:r>
+          </w:p>
+        </w:tc>
+      </w:tr>
+      <w:tr>
+        <w:tc>
+          <w:tcPr>
+            <w:tcW w:type="dxa" w:w="3312"/>
+          </w:tcPr>
+          <w:p>
+            <w:pPr>
+              <w:spacing w:after="40" w:before="40"/>
+            </w:pPr>
+            <w:r>
+              <w:rPr>
+                <w:sz w:val="18"/>
+              </w:rPr>
+              <w:t>54</w:t>
+            </w:r>
+          </w:p>
+        </w:tc>
+        <w:tc>
+          <w:tcPr>
+            <w:tcW w:type="dxa" w:w="3312"/>
+          </w:tcPr>
+          <w:p>
+            <w:pPr>
+              <w:spacing w:after="40" w:before="40"/>
+            </w:pPr>
+            <w:r>
+              <w:rPr>
+                <w:sz w:val="18"/>
+              </w:rPr>
+              <w:t>C6 reset</w:t>
+            </w:r>
+          </w:p>
+        </w:tc>
+        <w:tc>
+          <w:tcPr>
+            <w:tcW w:type="dxa" w:w="3312"/>
+          </w:tcPr>
+          <w:p>
+            <w:pPr>
+              <w:spacing w:after="40" w:before="40"/>
+            </w:pPr>
+            <w:r>
+              <w:rPr>
+                <w:sz w:val="18"/>
+              </w:rPr>
+              <w:t>—</w:t>
+            </w:r>
+          </w:p>
+        </w:tc>
+      </w:tr>
+    </w:tbl>
+    <w:p/>
+    <w:p>
+      <w:r>
+        <w:rPr>
+          <w:b/>
+        </w:rPr>
+        <w:t>This is a development-board constraint, not a design defect.</w:t>
+      </w:r>
+      <w:r>
+        <w:t xml:space="preserve"> The aircraft's flight controller is an ESP32-P4 module on a carrier with no C6 on SDIO — the project's own C6 is the Remote ID module in §12, attached over UART, not SDIO. On that board GPIO 15, 17, 18 and 19 are free and the pinout in §9 stands.</w:t>
+      </w:r>
+    </w:p>
+    <w:p>
+      <w:r>
+        <w:t xml:space="preserve">But on </w:t>
+      </w:r>
+      <w:r>
+        <w:rPr>
+          <w:i/>
+        </w:rPr>
+        <w:t>this</w:t>
+      </w:r>
+      <w:r>
+        <w:t xml:space="preserve"> board those four are spoken for, and the consequences for bench work are:</w:t>
+      </w:r>
+    </w:p>
+    <w:tbl>
+      <w:tblPr>
+        <w:tblStyle w:val="TableGrid"/>
+        <w:tblW w:type="auto" w:w="0"/>
+        <w:jc w:val="center"/>
+        <w:tblLayout w:type="autofit"/>
+        <w:tblLook w:firstColumn="1" w:firstRow="1" w:lastColumn="0" w:lastRow="0" w:noHBand="0" w:noVBand="1" w:val="04A0"/>
+      </w:tblPr>
+      <w:tblGrid>
+        <w:gridCol w:w="4968"/>
+        <w:gridCol w:w="4968"/>
+      </w:tblGrid>
+      <w:tr>
+        <w:trPr>
+          <w:tblHeader w:val="true"/>
+        </w:trPr>
+        <w:tc>
+          <w:tcPr>
+            <w:tcW w:type="dxa" w:w="4968"/>
+            <w:shd w:val="clear" w:color="auto" w:fill="1F3864"/>
+          </w:tcPr>
+          <w:p>
+            <w:pPr>
+              <w:spacing w:after="40" w:before="40"/>
+            </w:pPr>
+            <w:r>
+              <w:rPr>
+                <w:b/>
+                <w:color w:val="FFFFFF"/>
+                <w:sz w:val="18"/>
+              </w:rPr>
+            </w:r>
+          </w:p>
+        </w:tc>
+        <w:tc>
+          <w:tcPr>
+            <w:tcW w:type="dxa" w:w="4968"/>
+            <w:shd w:val="clear" w:color="auto" w:fill="1F3864"/>
+          </w:tcPr>
+          <w:p>
+            <w:pPr>
+              <w:spacing w:after="40" w:before="40"/>
+            </w:pPr>
+            <w:r>
+              <w:rPr>
+                <w:b/>
+                <w:color w:val="FFFFFF"/>
+                <w:sz w:val="18"/>
+              </w:rPr>
+            </w:r>
+          </w:p>
+        </w:tc>
+      </w:tr>
+      <w:tr>
+        <w:tc>
+          <w:tcPr>
+            <w:tcW w:type="dxa" w:w="4968"/>
+          </w:tcPr>
+          <w:p>
+            <w:pPr>
+              <w:spacing w:after="40" w:before="40"/>
+            </w:pPr>
+            <w:r>
+              <w:rPr>
+                <w:b/>
+                <w:sz w:val="18"/>
+              </w:rPr>
+              <w:t>Motors 1, 2 and 3</w:t>
+            </w:r>
+            <w:r>
+              <w:rPr>
+                <w:sz w:val="18"/>
+              </w:rPr>
+              <w:t xml:space="preserve"> — GPIO 4, 5, 6</w:t>
+            </w:r>
+          </w:p>
+        </w:tc>
+        <w:tc>
+          <w:tcPr>
+            <w:tcW w:type="dxa" w:w="4968"/>
+          </w:tcPr>
+          <w:p>
+            <w:pPr>
+              <w:spacing w:after="40" w:before="40"/>
+            </w:pPr>
+            <w:r>
+              <w:rPr>
+                <w:sz w:val="18"/>
+              </w:rPr>
+              <w:t>free on header J1, use these</w:t>
+            </w:r>
+          </w:p>
+        </w:tc>
+      </w:tr>
+      <w:tr>
+        <w:tc>
+          <w:tcPr>
+            <w:tcW w:type="dxa" w:w="4968"/>
+          </w:tcPr>
+          <w:p>
+            <w:pPr>
+              <w:spacing w:after="40" w:before="40"/>
+            </w:pPr>
+            <w:r>
+              <w:rPr>
+                <w:b/>
+                <w:sz w:val="18"/>
+              </w:rPr>
+              <w:t>Motor 4</w:t>
+            </w:r>
+            <w:r>
+              <w:rPr>
+                <w:sz w:val="18"/>
+              </w:rPr>
+              <w:t xml:space="preserve"> — GPIO 15</w:t>
+            </w:r>
+          </w:p>
+        </w:tc>
+        <w:tc>
+          <w:tcPr>
+            <w:tcW w:type="dxa" w:w="4968"/>
+          </w:tcPr>
+          <w:p>
+            <w:pPr>
+              <w:spacing w:after="40" w:before="40"/>
+            </w:pPr>
+            <w:r>
+              <w:rPr>
+                <w:b/>
+                <w:sz w:val="18"/>
+              </w:rPr>
+              <w:t>unavailable.</w:t>
+            </w:r>
+            <w:r>
+              <w:rPr>
+                <w:sz w:val="18"/>
+              </w:rPr>
+              <w:t xml:space="preserve"> §4.3.2 only needs one channel, so this does not block the DShot bring-up, but all four cannot be exercised on this board</w:t>
+            </w:r>
+          </w:p>
+        </w:tc>
+      </w:tr>
+      <w:tr>
+        <w:tc>
+          <w:tcPr>
+            <w:tcW w:type="dxa" w:w="4968"/>
+          </w:tcPr>
+          <w:p>
+            <w:pPr>
+              <w:spacing w:after="40" w:before="40"/>
+            </w:pPr>
+            <w:r>
+              <w:rPr>
+                <w:b/>
+                <w:sz w:val="18"/>
+              </w:rPr>
+              <w:t>GNSS</w:t>
+            </w:r>
+            <w:r>
+              <w:rPr>
+                <w:sz w:val="18"/>
+              </w:rPr>
+              <w:t xml:space="preserve"> — GPIO 17, 18</w:t>
+            </w:r>
+          </w:p>
+        </w:tc>
+        <w:tc>
+          <w:tcPr>
+            <w:tcW w:type="dxa" w:w="4968"/>
+          </w:tcPr>
+          <w:p>
+            <w:pPr>
+              <w:spacing w:after="40" w:before="40"/>
+            </w:pPr>
+            <w:r>
+              <w:rPr>
+                <w:sz w:val="18"/>
+              </w:rPr>
+              <w:t>unavailable; remap if bench-testing the GNSS</w:t>
+            </w:r>
+          </w:p>
+        </w:tc>
+      </w:tr>
+      <w:tr>
+        <w:tc>
+          <w:tcPr>
+            <w:tcW w:type="dxa" w:w="4968"/>
+          </w:tcPr>
+          <w:p>
+            <w:pPr>
+              <w:spacing w:after="40" w:before="40"/>
+            </w:pPr>
+            <w:r>
+              <w:rPr>
+                <w:b/>
+                <w:sz w:val="18"/>
+              </w:rPr>
+              <w:t>VTX</w:t>
+            </w:r>
+            <w:r>
+              <w:rPr>
+                <w:sz w:val="18"/>
+              </w:rPr>
+              <w:t xml:space="preserve"> — GPIO 19</w:t>
+            </w:r>
+          </w:p>
+        </w:tc>
+        <w:tc>
+          <w:tcPr>
+            <w:tcW w:type="dxa" w:w="4968"/>
+          </w:tcPr>
+          <w:p>
+            <w:pPr>
+              <w:spacing w:after="40" w:before="40"/>
+            </w:pPr>
+            <w:r>
+              <w:rPr>
+                <w:sz w:val="18"/>
+              </w:rPr>
+              <w:t>unavailable</w:t>
+            </w:r>
+          </w:p>
+        </w:tc>
+      </w:tr>
+    </w:tbl>
+    <w:p/>
+    <w:p>
+      <w:r>
+        <w:t xml:space="preserve">If you want all four motor channels on this board, remap </w:t>
+      </w:r>
+      <w:r>
+        <w:rPr>
+          <w:rFonts w:ascii="Consolas" w:hAnsi="Consolas"/>
+          <w:sz w:val="19"/>
+        </w:rPr>
+        <w:t>MOTOR4_PIN</w:t>
+      </w:r>
+      <w:r>
+        <w:t xml:space="preserve"> to a free J1 pin for the bench only — do </w:t>
+      </w:r>
+      <w:r>
+        <w:rPr>
+          <w:b/>
+        </w:rPr>
+        <w:t>not</w:t>
+      </w:r>
+      <w:r>
+        <w:t xml:space="preserve"> change §9's pinout, which describes the aircraft.</w:t>
+      </w:r>
+    </w:p>
+    <w:p>
+      <w:pPr>
+        <w:ind w:left="432"/>
+        <w:shd w:val="clear" w:color="auto" w:fill="FFF2CC"/>
+      </w:pPr>
+      <w:r>
+        <w:rPr>
+          <w:b/>
+          <w:i/>
+        </w:rPr>
+        <w:t>A useful side effect.</w:t>
+      </w:r>
+      <w:r>
+        <w:rPr>
+          <w:i/>
+        </w:rPr>
+        <w:t xml:space="preserve"> The board gives you a real ESP32-C6 to experiment with, and the C6 is exactly the part §12 specifies for Remote ID. It is wired here as an SDIO co-processor rather than the UART-attached module the design uses, so it is not a drop-in — but it is a C6 with an antenna, which is enough to develop and range-test the ASTM F3411 broadcast against the Android receiver in </w:t>
+      </w:r>
+      <w:r>
+        <w:rPr>
+          <w:rFonts w:ascii="Consolas" w:hAnsi="Consolas"/>
+          <w:i/>
+          <w:sz w:val="19"/>
+        </w:rPr>
+        <w:t>android/</w:t>
+      </w:r>
+      <w:r>
+        <w:rPr>
+          <w:i/>
+        </w:rPr>
+        <w:t xml:space="preserve"> long before the real module arrives.</w:t>
+      </w:r>
+    </w:p>
+    <w:p>
+      <w:pPr>
+        <w:pStyle w:val="Heading4"/>
+      </w:pPr>
+      <w:r>
         <w:t>Step 1 — the signal</w:t>
       </w:r>
     </w:p>
@@ -13112,16 +13890,25 @@
     </w:p>
     <w:p>
       <w:r>
-        <w:t xml:space="preserve">The other three motor pins are </w:t>
+        <w:t xml:space="preserve">Motors 2 and 3 are </w:t>
       </w:r>
       <w:r>
         <w:rPr>
           <w:b/>
         </w:rPr>
-        <w:t>GPIO 5, 6 and 15</w:t>
-      </w:r>
-      <w:r>
-        <w:t xml:space="preserve"> if you want all four at once.</w:t>
+        <w:t>GPIO 5 and 6</w:t>
+      </w:r>
+      <w:r>
+        <w:t xml:space="preserve">, both free. </w:t>
+      </w:r>
+      <w:r>
+        <w:rPr>
+          <w:b/>
+        </w:rPr>
+        <w:t>Motor 4 is GPIO 15, which this board wires to the C6's SDIO bus</w:t>
+      </w:r>
+      <w:r>
+        <w:t xml:space="preserve"> — see above. One channel is all step 1 needs.</w:t>
       </w:r>
     </w:p>
     <w:p>
@@ -28820,7 +29607,7 @@
           <w:rFonts w:ascii="Consolas" w:hAnsi="Consolas"/>
           <w:sz w:val="15"/>
         </w:rPr>
-        <w:t>|   +-- check_consistency.py        The specification-vs-code gate     [24 checks]</w:t>
+        <w:t>|   +-- check_consistency.py        The specification-vs-code gate     [25 checks]</w:t>
       </w:r>
     </w:p>
     <w:p>

--- a/docs/Odyssey-10-Pro-Drone-System.docx
+++ b/docs/Odyssey-10-Pro-Drone-System.docx
@@ -90,7 +90,7 @@
         <w:t>Document revision:</w:t>
       </w:r>
       <w:r>
-        <w:t xml:space="preserve"> 4.4 — the EV board's on-board C6 claims four of the project's pins</w:t>
+        <w:t xml:space="preserve"> 4.5 — the documented build command does not work, and why</w:t>
       </w:r>
     </w:p>
     <w:p>
@@ -9007,6 +9007,120 @@
     </w:tbl>
     <w:p/>
     <w:p>
+      <w:pPr>
+        <w:ind w:left="432"/>
+        <w:shd w:val="clear" w:color="auto" w:fill="FFF2CC"/>
+      </w:pPr>
+      <w:r>
+        <w:rPr>
+          <w:b/>
+          <w:i/>
+        </w:rPr>
+        <w:t>The `pio run` commands above do not work today, and this was verified on hardware day.</w:t>
+      </w:r>
+      <w:r>
+        <w:rPr>
+          <w:i/>
+        </w:rPr>
+        <w:t xml:space="preserve"> PlatformIO's stock </w:t>
+      </w:r>
+      <w:r>
+        <w:rPr>
+          <w:rFonts w:ascii="Consolas" w:hAnsi="Consolas"/>
+          <w:i/>
+          <w:sz w:val="19"/>
+        </w:rPr>
+        <w:t>espressif32</w:t>
+      </w:r>
+      <w:r>
+        <w:rPr>
+          <w:i/>
+        </w:rPr>
+        <w:t xml:space="preserve"> platform lists 242 boards and </w:t>
+      </w:r>
+      <w:r>
+        <w:rPr>
+          <w:rFonts w:ascii="Consolas" w:hAnsi="Consolas"/>
+          <w:i/>
+          <w:sz w:val="19"/>
+        </w:rPr>
+        <w:t>esp32-p4-function-ev-board</w:t>
+      </w:r>
+      <w:r>
+        <w:rPr>
+          <w:i/>
+        </w:rPr>
+        <w:t xml:space="preserve"> — the board </w:t>
+      </w:r>
+      <w:r>
+        <w:rPr>
+          <w:rFonts w:ascii="Consolas" w:hAnsi="Consolas"/>
+          <w:i/>
+          <w:sz w:val="19"/>
+        </w:rPr>
+        <w:t>firmware/flight-controller/platformio.ini</w:t>
+      </w:r>
+      <w:r>
+        <w:rPr>
+          <w:i/>
+        </w:rPr>
+        <w:t xml:space="preserve"> names — is not among them. </w:t>
+      </w:r>
+      <w:r>
+        <w:rPr>
+          <w:rFonts w:ascii="Consolas" w:hAnsi="Consolas"/>
+          <w:i/>
+          <w:sz w:val="19"/>
+        </w:rPr>
+        <w:t>pio run -e odyssey-fc</w:t>
+      </w:r>
+      <w:r>
+        <w:rPr>
+          <w:i/>
+        </w:rPr>
+        <w:t xml:space="preserve"> fails resolving the board, before it reaches a compiler. The ESP32-P4 is simply newer than the stock platform.  Two routes exist. </w:t>
+      </w:r>
+      <w:r>
+        <w:rPr>
+          <w:b/>
+          <w:i/>
+        </w:rPr>
+        <w:t>pioarduino</w:t>
+      </w:r>
+      <w:r>
+        <w:rPr>
+          <w:i/>
+        </w:rPr>
+        <w:t xml:space="preserve">, a community fork of the platform carrying a current Arduino-ESP32, keeps the build file almost unchanged but points the toolchain at a third-party fork. </w:t>
+      </w:r>
+      <w:r>
+        <w:rPr>
+          <w:b/>
+          <w:i/>
+        </w:rPr>
+        <w:t>ESP-IDF 5.5</w:t>
+      </w:r>
+      <w:r>
+        <w:rPr>
+          <w:i/>
+        </w:rPr>
+        <w:t xml:space="preserve">, which is official and supports the P4 directly, but means an IDF project layout with Arduino pulled in as a component.  </w:t>
+      </w:r>
+      <w:r>
+        <w:rPr>
+          <w:b/>
+          <w:i/>
+        </w:rPr>
+        <w:t>ESP-IDF was chosen.</w:t>
+      </w:r>
+      <w:r>
+        <w:rPr>
+          <w:i/>
+        </w:rPr>
+        <w:t xml:space="preserve"> The build instructions in this section will be rewritten once a build has actually succeeded — not before. Documenting a command that has never run is what produced this note in the first place.</w:t>
+      </w:r>
+    </w:p>
+    <w:p>
       <w:r>
         <w:t>Ten combinations, all building and passing the host tests. Invalid pairings stop the build with a specific message — a 2807 on a 10-inch frame is under-stator'd and a 3115 on a 7-inch is dead weight, so neither is offered.</w:t>
       </w:r>
@@ -37460,6 +37574,105 @@
                 <w:sz w:val="18"/>
               </w:rPr>
               <w:t>Changed to 9x5x2. About 10% better hover efficiency for ~12% of peak thrust: 24 min hover and 16 km one-way, up from 22 min and 14.1 km</w:t>
+            </w:r>
+          </w:p>
+        </w:tc>
+      </w:tr>
+      <w:tr>
+        <w:tc>
+          <w:tcPr>
+            <w:tcW w:type="dxa" w:w="4968"/>
+          </w:tcPr>
+          <w:p>
+            <w:pPr>
+              <w:spacing w:after="40" w:before="40"/>
+            </w:pPr>
+            <w:r>
+              <w:rPr>
+                <w:sz w:val="18"/>
+              </w:rPr>
+              <w:t xml:space="preserve">The build command given throughout the specification, </w:t>
+            </w:r>
+            <w:r>
+              <w:rPr>
+                <w:rFonts w:ascii="Consolas" w:hAnsi="Consolas"/>
+                <w:sz w:val="18"/>
+              </w:rPr>
+              <w:t>pio run -e odyssey-fc</w:t>
+            </w:r>
+            <w:r>
+              <w:rPr>
+                <w:sz w:val="18"/>
+              </w:rPr>
+              <w:t xml:space="preserve">, cannot work. PlatformIO's stock </w:t>
+            </w:r>
+            <w:r>
+              <w:rPr>
+                <w:rFonts w:ascii="Consolas" w:hAnsi="Consolas"/>
+                <w:sz w:val="18"/>
+              </w:rPr>
+              <w:t>espressif32</w:t>
+            </w:r>
+            <w:r>
+              <w:rPr>
+                <w:sz w:val="18"/>
+              </w:rPr>
+              <w:t xml:space="preserve"> platform has no </w:t>
+            </w:r>
+            <w:r>
+              <w:rPr>
+                <w:rFonts w:ascii="Consolas" w:hAnsi="Consolas"/>
+                <w:sz w:val="18"/>
+              </w:rPr>
+              <w:t>esp32-p4-function-ev-board</w:t>
+            </w:r>
+            <w:r>
+              <w:rPr>
+                <w:sz w:val="18"/>
+              </w:rPr>
+              <w:t xml:space="preserve"> — the board </w:t>
+            </w:r>
+            <w:r>
+              <w:rPr>
+                <w:rFonts w:ascii="Consolas" w:hAnsi="Consolas"/>
+                <w:sz w:val="18"/>
+              </w:rPr>
+              <w:t>platformio.ini</w:t>
+            </w:r>
+            <w:r>
+              <w:rPr>
+                <w:sz w:val="18"/>
+              </w:rPr>
+              <w:t xml:space="preserve"> names — so the build fails resolving the board before reaching a compiler. Every </w:t>
+            </w:r>
+            <w:r>
+              <w:rPr>
+                <w:rFonts w:ascii="Consolas" w:hAnsi="Consolas"/>
+                <w:sz w:val="18"/>
+              </w:rPr>
+              <w:t>pio run</w:t>
+            </w:r>
+            <w:r>
+              <w:rPr>
+                <w:sz w:val="18"/>
+              </w:rPr>
+              <w:t xml:space="preserve"> line in the document was written without ever being run</w:t>
+            </w:r>
+          </w:p>
+        </w:tc>
+        <w:tc>
+          <w:tcPr>
+            <w:tcW w:type="dxa" w:w="4968"/>
+          </w:tcPr>
+          <w:p>
+            <w:pPr>
+              <w:spacing w:after="40" w:before="40"/>
+            </w:pPr>
+            <w:r>
+              <w:rPr>
+                <w:sz w:val="18"/>
+              </w:rPr>
+              <w:t>Recorded in §3.2. ESP-IDF 5.5 chosen over the pioarduino community fork; the instructions will be rewritten when a build succeeds, not before</w:t>
             </w:r>
           </w:p>
         </w:tc>

--- a/docs/Odyssey-10-Pro-Drone-System.docx
+++ b/docs/Odyssey-10-Pro-Drone-System.docx
@@ -90,7 +90,7 @@
         <w:t>Document revision:</w:t>
       </w:r>
       <w:r>
-        <w:t xml:space="preserve"> 4.5 — the documented build command does not work, and why</w:t>
+        <w:t xml:space="preserve"> 4.6 — eight of nine source files had never been compiled</w:t>
       </w:r>
     </w:p>
     <w:p>
@@ -29448,7 +29448,7 @@
           <w:rFonts w:ascii="Consolas" w:hAnsi="Consolas"/>
           <w:sz w:val="15"/>
         </w:rPr>
-        <w:t>|   |   +-- src/</w:t>
+        <w:t>|   |   +-- CMakeLists.txt          ESP-IDF build; PlatformIO cannot target the P4</w:t>
       </w:r>
     </w:p>
     <w:p>
@@ -29461,7 +29461,7 @@
           <w:rFonts w:ascii="Consolas" w:hAnsi="Consolas"/>
           <w:sz w:val="15"/>
         </w:rPr>
-        <w:t>|   |       +-- main.cpp            Tasks, control, arming         [findings 5, 11, 12]</w:t>
+        <w:t>|   |   +-- sdkconfig.defaults      CONFIG_FREERTOS_HZ=1000 -- the loop depends on it</w:t>
       </w:r>
     </w:p>
     <w:p>
@@ -29474,7 +29474,7 @@
           <w:rFonts w:ascii="Consolas" w:hAnsi="Consolas"/>
           <w:sz w:val="15"/>
         </w:rPr>
-        <w:t>|   |       +-- sensors.cpp         Split IMU read: gyro at loop rate, accel slower</w:t>
+        <w:t>|   |   +-- main/CMakeLists.txt     component wiring</w:t>
       </w:r>
     </w:p>
     <w:p>
@@ -29487,7 +29487,7 @@
           <w:rFonts w:ascii="Consolas" w:hAnsi="Consolas"/>
           <w:sz w:val="15"/>
         </w:rPr>
-        <w:t>|   |       +-- navigation.cpp</w:t>
+        <w:t>|   |   +-- main/idf_component.yml  pulls arduino-esp32</w:t>
       </w:r>
     </w:p>
     <w:p>
@@ -29500,7 +29500,7 @@
           <w:rFonts w:ascii="Consolas" w:hAnsi="Consolas"/>
           <w:sz w:val="15"/>
         </w:rPr>
-        <w:t>|   |       +-- radio_link.cpp</w:t>
+        <w:t>|   |   +-- components/README.md    vendored Arduino libraries, pinned</w:t>
       </w:r>
     </w:p>
     <w:p>
@@ -29513,7 +29513,7 @@
           <w:rFonts w:ascii="Consolas" w:hAnsi="Consolas"/>
           <w:sz w:val="15"/>
         </w:rPr>
-        <w:t>|   |       +-- blackbox.cpp</w:t>
+        <w:t>|   |   +-- src/</w:t>
       </w:r>
     </w:p>
     <w:p>
@@ -29526,7 +29526,7 @@
           <w:rFonts w:ascii="Consolas" w:hAnsi="Consolas"/>
           <w:sz w:val="15"/>
         </w:rPr>
-        <w:t>|   |       +-- dshot_rmt.cpp       ESP-IDF RMT driver -- NEVER COMPILED, see 4.3.1</w:t>
+        <w:t>|   |       +-- main.cpp            Tasks, control, arming         [findings 5, 11, 12]</w:t>
       </w:r>
     </w:p>
     <w:p>
@@ -29539,7 +29539,7 @@
           <w:rFonts w:ascii="Consolas" w:hAnsi="Consolas"/>
           <w:sz w:val="15"/>
         </w:rPr>
-        <w:t>|   +-- beacon-node/                ESP32-C3                       [findings 7, 8]</w:t>
+        <w:t>|   |       +-- sensors.cpp         Split IMU read: gyro at loop rate, accel slower</w:t>
       </w:r>
     </w:p>
     <w:p>
@@ -29552,7 +29552,7 @@
           <w:rFonts w:ascii="Consolas" w:hAnsi="Consolas"/>
           <w:sz w:val="15"/>
         </w:rPr>
-        <w:t>|   +-- remote-id/                  ESP32-C6                       [finding 17]</w:t>
+        <w:t>|   |       +-- navigation.cpp</w:t>
       </w:r>
     </w:p>
     <w:p>
@@ -29565,7 +29565,7 @@
           <w:rFonts w:ascii="Consolas" w:hAnsi="Consolas"/>
           <w:sz w:val="15"/>
         </w:rPr>
-        <w:t>|   |   +-- src/                    identity.*, odid_transport.*, main.cpp</w:t>
+        <w:t>|   |       +-- radio_link.cpp</w:t>
       </w:r>
     </w:p>
     <w:p>
@@ -29578,7 +29578,7 @@
           <w:rFonts w:ascii="Consolas" w:hAnsi="Consolas"/>
           <w:sz w:val="15"/>
         </w:rPr>
-        <w:t>|   +-- ground-station/             ESP32 + SX1278                 [findings 3, 9, 10]</w:t>
+        <w:t>|   |       +-- blackbox.cpp</w:t>
       </w:r>
     </w:p>
     <w:p>
@@ -29591,7 +29591,7 @@
           <w:rFonts w:ascii="Consolas" w:hAnsi="Consolas"/>
           <w:sz w:val="15"/>
         </w:rPr>
-        <w:t>|       +-- src/                    main.cpp, mavlink_min.h</w:t>
+        <w:t>|   |       +-- dshot_rmt.cpp       ESP-IDF RMT driver -- NEVER COMPILED, see 4.3.1</w:t>
       </w:r>
     </w:p>
     <w:p>
@@ -29604,7 +29604,7 @@
           <w:rFonts w:ascii="Consolas" w:hAnsi="Consolas"/>
           <w:sz w:val="15"/>
         </w:rPr>
-        <w:t>+-- android/                        Remote ID receiver, for verifying the broadcast</w:t>
+        <w:t>|   +-- beacon-node/                ESP32-C3                       [findings 7, 8]</w:t>
       </w:r>
     </w:p>
     <w:p>
@@ -29617,7 +29617,7 @@
           <w:rFonts w:ascii="Consolas" w:hAnsi="Consolas"/>
           <w:sz w:val="15"/>
         </w:rPr>
-        <w:t>|   +-- app/src/main/java/dk/odyssey/ridtest/</w:t>
+        <w:t>|   +-- remote-id/                  ESP32-C6                       [finding 17]</w:t>
       </w:r>
     </w:p>
     <w:p>
@@ -29630,7 +29630,7 @@
           <w:rFonts w:ascii="Consolas" w:hAnsi="Consolas"/>
           <w:sz w:val="15"/>
         </w:rPr>
-        <w:t>|   |   +-- odid/                   Decoder with NO Android imports, so it host-tests</w:t>
+        <w:t>|   |   +-- src/                    identity.*, odid_transport.*, main.cpp</w:t>
       </w:r>
     </w:p>
     <w:p>
@@ -29643,7 +29643,7 @@
           <w:rFonts w:ascii="Consolas" w:hAnsi="Consolas"/>
           <w:sz w:val="15"/>
         </w:rPr>
-        <w:t>|   |   +-- scan/                   BLE and Wi-Fi scanners</w:t>
+        <w:t>|   +-- ground-station/             ESP32 + SX1278                 [findings 3, 9, 10]</w:t>
       </w:r>
     </w:p>
     <w:p>
@@ -29656,7 +29656,7 @@
           <w:rFonts w:ascii="Consolas" w:hAnsi="Consolas"/>
           <w:sz w:val="15"/>
         </w:rPr>
-        <w:t>|   +-- app/src/test/java/...       OdidParserTest</w:t>
+        <w:t>|       +-- src/                    main.cpp, mavlink_min.h</w:t>
       </w:r>
     </w:p>
     <w:p>
@@ -29669,7 +29669,7 @@
           <w:rFonts w:ascii="Consolas" w:hAnsi="Consolas"/>
           <w:sz w:val="15"/>
         </w:rPr>
-        <w:t>+-- hardware/</w:t>
+        <w:t>+-- android/                        Remote ID receiver, for verifying the broadcast</w:t>
       </w:r>
     </w:p>
     <w:p>
@@ -29682,7 +29682,7 @@
           <w:rFonts w:ascii="Consolas" w:hAnsi="Consolas"/>
           <w:sz w:val="15"/>
         </w:rPr>
-        <w:t>|   +-- bom.csv                     9-inch reference build</w:t>
+        <w:t>|   +-- app/src/main/java/dk/odyssey/ridtest/</w:t>
       </w:r>
     </w:p>
     <w:p>
@@ -29695,7 +29695,7 @@
           <w:rFonts w:ascii="Consolas" w:hAnsi="Consolas"/>
           <w:sz w:val="15"/>
         </w:rPr>
-        <w:t>|   +-- bom-variants.csv            what differs in the other nine</w:t>
+        <w:t>|   |   +-- odid/                   Decoder with NO Android imports, so it host-tests</w:t>
       </w:r>
     </w:p>
     <w:p>
@@ -29708,7 +29708,7 @@
           <w:rFonts w:ascii="Consolas" w:hAnsi="Consolas"/>
           <w:sz w:val="15"/>
         </w:rPr>
-        <w:t>+-- tools/</w:t>
+        <w:t>|   |   +-- scan/                   BLE and Wi-Fi scanners</w:t>
       </w:r>
     </w:p>
     <w:p>
@@ -29721,7 +29721,7 @@
           <w:rFonts w:ascii="Consolas" w:hAnsi="Consolas"/>
           <w:sz w:val="15"/>
         </w:rPr>
-        <w:t>|   +-- check_consistency.py        The specification-vs-code gate     [25 checks]</w:t>
+        <w:t>|   +-- app/src/test/java/...       OdidParserTest</w:t>
       </w:r>
     </w:p>
     <w:p>
@@ -29734,7 +29734,7 @@
           <w:rFonts w:ascii="Consolas" w:hAnsi="Consolas"/>
           <w:sz w:val="15"/>
         </w:rPr>
-        <w:t>|   +-- blackbox_decode.py          Flight log decoder, formats v2-v4</w:t>
+        <w:t>+-- hardware/</w:t>
       </w:r>
     </w:p>
     <w:p>
@@ -29747,7 +29747,7 @@
           <w:rFonts w:ascii="Consolas" w:hAnsi="Consolas"/>
           <w:sz w:val="15"/>
         </w:rPr>
-        <w:t>|   +-- test_blackbox_decode.py     ...and its tests</w:t>
+        <w:t>|   +-- bom.csv                     9-inch reference build</w:t>
       </w:r>
     </w:p>
     <w:p>
@@ -29760,7 +29760,7 @@
           <w:rFonts w:ascii="Consolas" w:hAnsi="Consolas"/>
           <w:sz w:val="15"/>
         </w:rPr>
-        <w:t>|   +-- patchfile.py                Line-ending-safe in-place edits</w:t>
+        <w:t>|   +-- bom-variants.csv            what differs in the other nine</w:t>
       </w:r>
     </w:p>
     <w:p>
@@ -29773,7 +29773,7 @@
           <w:rFonts w:ascii="Consolas" w:hAnsi="Consolas"/>
           <w:sz w:val="15"/>
         </w:rPr>
-        <w:t>|   +-- test_patchfile.py           ...and its tests</w:t>
+        <w:t>+-- tools/</w:t>
       </w:r>
     </w:p>
     <w:p>
@@ -29786,7 +29786,85 @@
           <w:rFonts w:ascii="Consolas" w:hAnsi="Consolas"/>
           <w:sz w:val="15"/>
         </w:rPr>
+        <w:t>|   +-- check_consistency.py        The specification-vs-code gate     [25 checks]</w:t>
+      </w:r>
+    </w:p>
+    <w:p>
+      <w:pPr>
+        <w:pStyle w:val="OdysseyCode"/>
+        <w:shd w:val="clear" w:color="auto" w:fill="F2F2F2"/>
+      </w:pPr>
+      <w:r>
+        <w:rPr>
+          <w:rFonts w:ascii="Consolas" w:hAnsi="Consolas"/>
+          <w:sz w:val="15"/>
+        </w:rPr>
+        <w:t>|   +-- blackbox_decode.py          Flight log decoder, formats v2-v4</w:t>
+      </w:r>
+    </w:p>
+    <w:p>
+      <w:pPr>
+        <w:pStyle w:val="OdysseyCode"/>
+        <w:shd w:val="clear" w:color="auto" w:fill="F2F2F2"/>
+      </w:pPr>
+      <w:r>
+        <w:rPr>
+          <w:rFonts w:ascii="Consolas" w:hAnsi="Consolas"/>
+          <w:sz w:val="15"/>
+        </w:rPr>
+        <w:t>|   +-- test_blackbox_decode.py     ...and its tests</w:t>
+      </w:r>
+    </w:p>
+    <w:p>
+      <w:pPr>
+        <w:pStyle w:val="OdysseyCode"/>
+        <w:shd w:val="clear" w:color="auto" w:fill="F2F2F2"/>
+      </w:pPr>
+      <w:r>
+        <w:rPr>
+          <w:rFonts w:ascii="Consolas" w:hAnsi="Consolas"/>
+          <w:sz w:val="15"/>
+        </w:rPr>
+        <w:t>|   +-- patchfile.py                Line-ending-safe in-place edits</w:t>
+      </w:r>
+    </w:p>
+    <w:p>
+      <w:pPr>
+        <w:pStyle w:val="OdysseyCode"/>
+        <w:shd w:val="clear" w:color="auto" w:fill="F2F2F2"/>
+      </w:pPr>
+      <w:r>
+        <w:rPr>
+          <w:rFonts w:ascii="Consolas" w:hAnsi="Consolas"/>
+          <w:sz w:val="15"/>
+        </w:rPr>
+        <w:t>|   +-- test_patchfile.py           ...and its tests</w:t>
+      </w:r>
+    </w:p>
+    <w:p>
+      <w:pPr>
+        <w:pStyle w:val="OdysseyCode"/>
+        <w:shd w:val="clear" w:color="auto" w:fill="F2F2F2"/>
+      </w:pPr>
+      <w:r>
+        <w:rPr>
+          <w:rFonts w:ascii="Consolas" w:hAnsi="Consolas"/>
+          <w:sz w:val="15"/>
+        </w:rPr>
         <w:t>|   +-- md2docx.py                  Regenerates the Word documents, reproducibly</w:t>
+      </w:r>
+    </w:p>
+    <w:p>
+      <w:pPr>
+        <w:pStyle w:val="OdysseyCode"/>
+        <w:shd w:val="clear" w:color="auto" w:fill="F2F2F2"/>
+      </w:pPr>
+      <w:r>
+        <w:rPr>
+          <w:rFonts w:ascii="Consolas" w:hAnsi="Consolas"/>
+          <w:sz w:val="15"/>
+        </w:rPr>
+        <w:t>|   +-- fetch_arduino_libs.py       Vendors the Arduino libraries as IDF components</w:t>
       </w:r>
     </w:p>
     <w:p>
@@ -31219,6 +31297,625 @@
     </w:p>
     <w:p>
       <w:pPr>
+        <w:pStyle w:val="Heading2"/>
+      </w:pPr>
+      <w:r>
+        <w:t>10.4 What the host tests do not cover</w:t>
+      </w:r>
+    </w:p>
+    <w:p>
+      <w:pPr>
+        <w:ind w:left="432"/>
+        <w:shd w:val="clear" w:color="auto" w:fill="FFF2CC"/>
+      </w:pPr>
+      <w:r>
+        <w:rPr>
+          <w:b/>
+          <w:i/>
+        </w:rPr>
+        <w:t>FINDING 40, and the largest gap this project has had.</w:t>
+      </w:r>
+      <w:r>
+        <w:rPr>
+          <w:i/>
+        </w:rPr>
+        <w:t xml:space="preserve"> Eight of the nine </w:t>
+      </w:r>
+      <w:r>
+        <w:rPr>
+          <w:rFonts w:ascii="Consolas" w:hAnsi="Consolas"/>
+          <w:i/>
+          <w:sz w:val="19"/>
+        </w:rPr>
+        <w:t>.cpp</w:t>
+      </w:r>
+      <w:r>
+        <w:rPr>
+          <w:i/>
+        </w:rPr>
+        <w:t xml:space="preserve"> files in this repository had </w:t>
+      </w:r>
+      <w:r>
+        <w:rPr>
+          <w:b/>
+          <w:i/>
+        </w:rPr>
+        <w:t>never been compiled by anything</w:t>
+      </w:r>
+      <w:r>
+        <w:rPr>
+          <w:i/>
+        </w:rPr>
+        <w:t xml:space="preserve"> — not by CI, not by the host tests, not by a developer — until the ESP-IDF toolchain was installed on hardware day.</w:t>
+      </w:r>
+    </w:p>
+    <w:p>
+      <w:r>
+        <w:t xml:space="preserve">The host suite compiles the real </w:t>
+      </w:r>
+      <w:r>
+        <w:rPr>
+          <w:i/>
+        </w:rPr>
+        <w:t>headers</w:t>
+      </w:r>
+      <w:r>
+        <w:t xml:space="preserve"> against a small Arduino shim, and most of this project's logic genuinely lives in headers: the mixer, the PID, the filters, the state machine, the sliding DFT, the DShot frame arithmetic, every compile-time assertion in </w:t>
+      </w:r>
+      <w:r>
+        <w:rPr>
+          <w:rFonts w:ascii="Consolas" w:hAnsi="Consolas"/>
+          <w:sz w:val="19"/>
+        </w:rPr>
+        <w:t>config.h</w:t>
+      </w:r>
+      <w:r>
+        <w:t>. That is why 387 assertions felt like broad coverage.</w:t>
+      </w:r>
+    </w:p>
+    <w:p>
+      <w:r>
+        <w:t xml:space="preserve">But it links exactly one implementation file, </w:t>
+      </w:r>
+      <w:r>
+        <w:rPr>
+          <w:rFonts w:ascii="Consolas" w:hAnsi="Consolas"/>
+          <w:sz w:val="19"/>
+        </w:rPr>
+        <w:t>identity.cpp</w:t>
+      </w:r>
+      <w:r>
+        <w:t xml:space="preserve">, because that one has no Arduino dependencies. Everything else — </w:t>
+      </w:r>
+      <w:r>
+        <w:rPr>
+          <w:rFonts w:ascii="Consolas" w:hAnsi="Consolas"/>
+          <w:sz w:val="19"/>
+        </w:rPr>
+        <w:t>main.cpp</w:t>
+      </w:r>
+      <w:r>
+        <w:t xml:space="preserve">, </w:t>
+      </w:r>
+      <w:r>
+        <w:rPr>
+          <w:rFonts w:ascii="Consolas" w:hAnsi="Consolas"/>
+          <w:sz w:val="19"/>
+        </w:rPr>
+        <w:t>sensors.cpp</w:t>
+      </w:r>
+      <w:r>
+        <w:t xml:space="preserve">, </w:t>
+      </w:r>
+      <w:r>
+        <w:rPr>
+          <w:rFonts w:ascii="Consolas" w:hAnsi="Consolas"/>
+          <w:sz w:val="19"/>
+        </w:rPr>
+        <w:t>navigation.cpp</w:t>
+      </w:r>
+      <w:r>
+        <w:t xml:space="preserve">, </w:t>
+      </w:r>
+      <w:r>
+        <w:rPr>
+          <w:rFonts w:ascii="Consolas" w:hAnsi="Consolas"/>
+          <w:sz w:val="19"/>
+        </w:rPr>
+        <w:t>radio_link.cpp</w:t>
+      </w:r>
+      <w:r>
+        <w:t xml:space="preserve">, </w:t>
+      </w:r>
+      <w:r>
+        <w:rPr>
+          <w:rFonts w:ascii="Consolas" w:hAnsi="Consolas"/>
+          <w:sz w:val="19"/>
+        </w:rPr>
+        <w:t>blackbox.cpp</w:t>
+      </w:r>
+      <w:r>
+        <w:t xml:space="preserve">, </w:t>
+      </w:r>
+      <w:r>
+        <w:rPr>
+          <w:rFonts w:ascii="Consolas" w:hAnsi="Consolas"/>
+          <w:sz w:val="19"/>
+        </w:rPr>
+        <w:t>dshot_rmt.cpp</w:t>
+      </w:r>
+      <w:r>
+        <w:t xml:space="preserve">, and both Remote ID sources — needs </w:t>
+      </w:r>
+      <w:r>
+        <w:rPr>
+          <w:rFonts w:ascii="Consolas" w:hAnsi="Consolas"/>
+          <w:sz w:val="19"/>
+        </w:rPr>
+        <w:t>Wire</w:t>
+      </w:r>
+      <w:r>
+        <w:t xml:space="preserve">, </w:t>
+      </w:r>
+      <w:r>
+        <w:rPr>
+          <w:rFonts w:ascii="Consolas" w:hAnsi="Consolas"/>
+          <w:sz w:val="19"/>
+        </w:rPr>
+        <w:t>Serial</w:t>
+      </w:r>
+      <w:r>
+        <w:t>, FreeRTOS and the ESP-IDF drivers, none of which the shim provides. So they were never built.</w:t>
+      </w:r>
+    </w:p>
+    <w:p>
+      <w:r>
+        <w:rPr>
+          <w:b/>
+        </w:rPr>
+        <w:t>The first real compile found a defect in the first file it reached.</w:t>
+      </w:r>
+      <w:r>
+        <w:t xml:space="preserve"> </w:t>
+      </w:r>
+      <w:r>
+        <w:rPr>
+          <w:rFonts w:ascii="Consolas" w:hAnsi="Consolas"/>
+          <w:sz w:val="19"/>
+        </w:rPr>
+        <w:t>sensors.cpp</w:t>
+      </w:r>
+      <w:r>
+        <w:t xml:space="preserve"> used </w:t>
+      </w:r>
+      <w:r>
+        <w:rPr>
+          <w:rFonts w:ascii="Consolas" w:hAnsi="Consolas"/>
+          <w:sz w:val="19"/>
+        </w:rPr>
+        <w:t>SlewLimitedEma</w:t>
+      </w:r>
+      <w:r>
+        <w:t xml:space="preserve"> for the battery voltage filter without including </w:t>
+      </w:r>
+      <w:r>
+        <w:rPr>
+          <w:rFonts w:ascii="Consolas" w:hAnsi="Consolas"/>
+          <w:sz w:val="19"/>
+        </w:rPr>
+        <w:t>filters.h</w:t>
+      </w:r>
+      <w:r>
+        <w:t>, where it is declared. Not a subtle error — the kind any compiler catches instantly, sitting undisturbed in a file that had passed every review and every check this project runs.</w:t>
+      </w:r>
+    </w:p>
+    <w:tbl>
+      <w:tblPr>
+        <w:tblStyle w:val="TableGrid"/>
+        <w:tblW w:type="auto" w:w="0"/>
+        <w:jc w:val="center"/>
+        <w:tblLayout w:type="autofit"/>
+        <w:tblLook w:firstColumn="1" w:firstRow="1" w:lastColumn="0" w:lastRow="0" w:noHBand="0" w:noVBand="1" w:val="04A0"/>
+      </w:tblPr>
+      <w:tblGrid>
+        <w:gridCol w:w="4968"/>
+        <w:gridCol w:w="4968"/>
+      </w:tblGrid>
+      <w:tr>
+        <w:trPr>
+          <w:tblHeader w:val="true"/>
+        </w:trPr>
+        <w:tc>
+          <w:tcPr>
+            <w:tcW w:type="dxa" w:w="4968"/>
+            <w:shd w:val="clear" w:color="auto" w:fill="1F3864"/>
+          </w:tcPr>
+          <w:p>
+            <w:pPr>
+              <w:spacing w:after="40" w:before="40"/>
+            </w:pPr>
+            <w:r>
+              <w:rPr>
+                <w:b/>
+                <w:color w:val="FFFFFF"/>
+                <w:sz w:val="18"/>
+              </w:rPr>
+            </w:r>
+          </w:p>
+        </w:tc>
+        <w:tc>
+          <w:tcPr>
+            <w:tcW w:type="dxa" w:w="4968"/>
+            <w:shd w:val="clear" w:color="auto" w:fill="1F3864"/>
+          </w:tcPr>
+          <w:p>
+            <w:pPr>
+              <w:spacing w:after="40" w:before="40"/>
+            </w:pPr>
+            <w:r>
+              <w:rPr>
+                <w:b/>
+                <w:color w:val="FFFFFF"/>
+                <w:sz w:val="18"/>
+              </w:rPr>
+            </w:r>
+          </w:p>
+        </w:tc>
+      </w:tr>
+      <w:tr>
+        <w:tc>
+          <w:tcPr>
+            <w:tcW w:type="dxa" w:w="4968"/>
+          </w:tcPr>
+          <w:p>
+            <w:pPr>
+              <w:spacing w:after="40" w:before="40"/>
+            </w:pPr>
+            <w:r>
+              <w:rPr>
+                <w:sz w:val="18"/>
+              </w:rPr>
+              <w:t>Covered by host tests</w:t>
+            </w:r>
+          </w:p>
+        </w:tc>
+        <w:tc>
+          <w:tcPr>
+            <w:tcW w:type="dxa" w:w="4968"/>
+          </w:tcPr>
+          <w:p>
+            <w:pPr>
+              <w:spacing w:after="40" w:before="40"/>
+            </w:pPr>
+            <w:r>
+              <w:rPr>
+                <w:sz w:val="18"/>
+              </w:rPr>
+              <w:t xml:space="preserve">headers: </w:t>
+            </w:r>
+            <w:r>
+              <w:rPr>
+                <w:rFonts w:ascii="Consolas" w:hAnsi="Consolas"/>
+                <w:sz w:val="18"/>
+              </w:rPr>
+              <w:t>config.h</w:t>
+            </w:r>
+            <w:r>
+              <w:rPr>
+                <w:sz w:val="18"/>
+              </w:rPr>
+              <w:t xml:space="preserve">, </w:t>
+            </w:r>
+            <w:r>
+              <w:rPr>
+                <w:rFonts w:ascii="Consolas" w:hAnsi="Consolas"/>
+                <w:sz w:val="18"/>
+              </w:rPr>
+              <w:t>types.h</w:t>
+            </w:r>
+            <w:r>
+              <w:rPr>
+                <w:sz w:val="18"/>
+              </w:rPr>
+              <w:t xml:space="preserve">, </w:t>
+            </w:r>
+            <w:r>
+              <w:rPr>
+                <w:rFonts w:ascii="Consolas" w:hAnsi="Consolas"/>
+                <w:sz w:val="18"/>
+              </w:rPr>
+              <w:t>filters.h</w:t>
+            </w:r>
+            <w:r>
+              <w:rPr>
+                <w:sz w:val="18"/>
+              </w:rPr>
+              <w:t xml:space="preserve">, </w:t>
+            </w:r>
+            <w:r>
+              <w:rPr>
+                <w:rFonts w:ascii="Consolas" w:hAnsi="Consolas"/>
+                <w:sz w:val="18"/>
+              </w:rPr>
+              <w:t>pid.h</w:t>
+            </w:r>
+            <w:r>
+              <w:rPr>
+                <w:sz w:val="18"/>
+              </w:rPr>
+              <w:t xml:space="preserve">, </w:t>
+            </w:r>
+            <w:r>
+              <w:rPr>
+                <w:rFonts w:ascii="Consolas" w:hAnsi="Consolas"/>
+                <w:sz w:val="18"/>
+              </w:rPr>
+              <w:t>mixer.h</w:t>
+            </w:r>
+            <w:r>
+              <w:rPr>
+                <w:sz w:val="18"/>
+              </w:rPr>
+              <w:t xml:space="preserve">, </w:t>
+            </w:r>
+            <w:r>
+              <w:rPr>
+                <w:rFonts w:ascii="Consolas" w:hAnsi="Consolas"/>
+                <w:sz w:val="18"/>
+              </w:rPr>
+              <w:t>state_machine.h</w:t>
+            </w:r>
+            <w:r>
+              <w:rPr>
+                <w:sz w:val="18"/>
+              </w:rPr>
+              <w:t xml:space="preserve">, </w:t>
+            </w:r>
+            <w:r>
+              <w:rPr>
+                <w:rFonts w:ascii="Consolas" w:hAnsi="Consolas"/>
+                <w:sz w:val="18"/>
+              </w:rPr>
+              <w:t>dynamic_notch.h</w:t>
+            </w:r>
+            <w:r>
+              <w:rPr>
+                <w:sz w:val="18"/>
+              </w:rPr>
+              <w:t xml:space="preserve">, </w:t>
+            </w:r>
+            <w:r>
+              <w:rPr>
+                <w:rFonts w:ascii="Consolas" w:hAnsi="Consolas"/>
+                <w:sz w:val="18"/>
+              </w:rPr>
+              <w:t>dshot.h</w:t>
+            </w:r>
+            <w:r>
+              <w:rPr>
+                <w:sz w:val="18"/>
+              </w:rPr>
+              <w:t xml:space="preserve">, </w:t>
+            </w:r>
+            <w:r>
+              <w:rPr>
+                <w:rFonts w:ascii="Consolas" w:hAnsi="Consolas"/>
+                <w:sz w:val="18"/>
+              </w:rPr>
+              <w:t>dshot_rmt.h</w:t>
+            </w:r>
+            <w:r>
+              <w:rPr>
+                <w:sz w:val="18"/>
+              </w:rPr>
+              <w:t xml:space="preserve">, plus </w:t>
+            </w:r>
+            <w:r>
+              <w:rPr>
+                <w:rFonts w:ascii="Consolas" w:hAnsi="Consolas"/>
+                <w:sz w:val="18"/>
+              </w:rPr>
+              <w:t>identity.cpp</w:t>
+            </w:r>
+          </w:p>
+        </w:tc>
+      </w:tr>
+      <w:tr>
+        <w:tc>
+          <w:tcPr>
+            <w:tcW w:type="dxa" w:w="4968"/>
+          </w:tcPr>
+          <w:p>
+            <w:pPr>
+              <w:spacing w:after="40" w:before="40"/>
+            </w:pPr>
+            <w:r>
+              <w:rPr>
+                <w:b/>
+                <w:sz w:val="18"/>
+              </w:rPr>
+              <w:t>Not covered</w:t>
+            </w:r>
+          </w:p>
+        </w:tc>
+        <w:tc>
+          <w:tcPr>
+            <w:tcW w:type="dxa" w:w="4968"/>
+          </w:tcPr>
+          <w:p>
+            <w:pPr>
+              <w:spacing w:after="40" w:before="40"/>
+            </w:pPr>
+            <w:r>
+              <w:rPr>
+                <w:rFonts w:ascii="Consolas" w:hAnsi="Consolas"/>
+                <w:sz w:val="18"/>
+              </w:rPr>
+              <w:t>main.cpp</w:t>
+            </w:r>
+            <w:r>
+              <w:rPr>
+                <w:sz w:val="18"/>
+              </w:rPr>
+              <w:t xml:space="preserve">, </w:t>
+            </w:r>
+            <w:r>
+              <w:rPr>
+                <w:rFonts w:ascii="Consolas" w:hAnsi="Consolas"/>
+                <w:sz w:val="18"/>
+              </w:rPr>
+              <w:t>sensors.cpp</w:t>
+            </w:r>
+            <w:r>
+              <w:rPr>
+                <w:sz w:val="18"/>
+              </w:rPr>
+              <w:t xml:space="preserve">, </w:t>
+            </w:r>
+            <w:r>
+              <w:rPr>
+                <w:rFonts w:ascii="Consolas" w:hAnsi="Consolas"/>
+                <w:sz w:val="18"/>
+              </w:rPr>
+              <w:t>navigation.cpp</w:t>
+            </w:r>
+            <w:r>
+              <w:rPr>
+                <w:sz w:val="18"/>
+              </w:rPr>
+              <w:t xml:space="preserve">, </w:t>
+            </w:r>
+            <w:r>
+              <w:rPr>
+                <w:rFonts w:ascii="Consolas" w:hAnsi="Consolas"/>
+                <w:sz w:val="18"/>
+              </w:rPr>
+              <w:t>radio_link.cpp</w:t>
+            </w:r>
+            <w:r>
+              <w:rPr>
+                <w:sz w:val="18"/>
+              </w:rPr>
+              <w:t xml:space="preserve">, </w:t>
+            </w:r>
+            <w:r>
+              <w:rPr>
+                <w:rFonts w:ascii="Consolas" w:hAnsi="Consolas"/>
+                <w:sz w:val="18"/>
+              </w:rPr>
+              <w:t>blackbox.cpp</w:t>
+            </w:r>
+            <w:r>
+              <w:rPr>
+                <w:sz w:val="18"/>
+              </w:rPr>
+              <w:t xml:space="preserve">, </w:t>
+            </w:r>
+            <w:r>
+              <w:rPr>
+                <w:rFonts w:ascii="Consolas" w:hAnsi="Consolas"/>
+                <w:sz w:val="18"/>
+              </w:rPr>
+              <w:t>dshot_rmt.cpp</w:t>
+            </w:r>
+            <w:r>
+              <w:rPr>
+                <w:sz w:val="18"/>
+              </w:rPr>
+              <w:t xml:space="preserve">, </w:t>
+            </w:r>
+            <w:r>
+              <w:rPr>
+                <w:rFonts w:ascii="Consolas" w:hAnsi="Consolas"/>
+                <w:sz w:val="18"/>
+              </w:rPr>
+              <w:t>remote-id/main.cpp</w:t>
+            </w:r>
+            <w:r>
+              <w:rPr>
+                <w:sz w:val="18"/>
+              </w:rPr>
+              <w:t xml:space="preserve">, </w:t>
+            </w:r>
+            <w:r>
+              <w:rPr>
+                <w:rFonts w:ascii="Consolas" w:hAnsi="Consolas"/>
+                <w:sz w:val="18"/>
+              </w:rPr>
+              <w:t>odid_transport.cpp</w:t>
+            </w:r>
+          </w:p>
+        </w:tc>
+      </w:tr>
+      <w:tr>
+        <w:tc>
+          <w:tcPr>
+            <w:tcW w:type="dxa" w:w="4968"/>
+          </w:tcPr>
+          <w:p>
+            <w:pPr>
+              <w:spacing w:after="40" w:before="40"/>
+            </w:pPr>
+            <w:r>
+              <w:rPr>
+                <w:sz w:val="18"/>
+              </w:rPr>
+              <w:t>Covered now by</w:t>
+            </w:r>
+          </w:p>
+        </w:tc>
+        <w:tc>
+          <w:tcPr>
+            <w:tcW w:type="dxa" w:w="4968"/>
+          </w:tcPr>
+          <w:p>
+            <w:pPr>
+              <w:spacing w:after="40" w:before="40"/>
+            </w:pPr>
+            <w:r>
+              <w:rPr>
+                <w:rFonts w:ascii="Consolas" w:hAnsi="Consolas"/>
+                <w:sz w:val="18"/>
+              </w:rPr>
+              <w:t>idf.py build</w:t>
+            </w:r>
+            <w:r>
+              <w:rPr>
+                <w:sz w:val="18"/>
+              </w:rPr>
+              <w:t>, which is the only thing that compiles them</w:t>
+            </w:r>
+          </w:p>
+        </w:tc>
+      </w:tr>
+    </w:tbl>
+    <w:p/>
+    <w:p>
+      <w:r>
+        <w:rPr>
+          <w:b/>
+        </w:rPr>
+        <w:t>So a green host-test run does not mean the firmware compiles.</w:t>
+      </w:r>
+      <w:r>
+        <w:t xml:space="preserve"> It never did. It means the algorithms are right, which is worth having and is not the same claim. The ESP-IDF build is now the compile check for the other eight files, and §11.1 asks for it before any flashing.</w:t>
+      </w:r>
+    </w:p>
+    <w:p>
+      <w:r>
+        <w:t>This is the same shape as every other finding here — a verification that looked comprehensive with an unexamined hole in it — but it is the one that had been open longest and covered the most code.</w:t>
+      </w:r>
+    </w:p>
+    <w:p>
+      <w:pPr>
+        <w:jc w:val="center"/>
+      </w:pPr>
+      <w:r>
+        <w:t>______________________________________________________________________________</w:t>
+      </w:r>
+    </w:p>
+    <w:p>
+      <w:pPr>
         <w:pStyle w:val="Heading1"/>
       </w:pPr>
       <w:r>
@@ -31537,6 +32234,83 @@
       </w:pPr>
       <w:r>
         <w:t>11.2 Propulsion</w:t>
+      </w:r>
+    </w:p>
+    <w:p>
+      <w:pPr>
+        <w:pStyle w:val="ListBullet"/>
+      </w:pPr>
+      <w:r>
+        <w:t xml:space="preserve">[ ] </w:t>
+      </w:r>
+      <w:r>
+        <w:rPr>
+          <w:b/>
+        </w:rPr>
+        <w:t>`idf.py build` completes.</w:t>
+      </w:r>
+      <w:r>
+        <w:t xml:space="preserve"> This is the only thing that compiles </w:t>
+      </w:r>
+      <w:r>
+        <w:rPr>
+          <w:rFonts w:ascii="Consolas" w:hAnsi="Consolas"/>
+          <w:sz w:val="19"/>
+        </w:rPr>
+        <w:t>main.cpp</w:t>
+      </w:r>
+      <w:r>
+        <w:t xml:space="preserve">, </w:t>
+      </w:r>
+      <w:r>
+        <w:rPr>
+          <w:rFonts w:ascii="Consolas" w:hAnsi="Consolas"/>
+          <w:sz w:val="19"/>
+        </w:rPr>
+        <w:t>sensors.cpp</w:t>
+      </w:r>
+      <w:r>
+        <w:t xml:space="preserve">, </w:t>
+      </w:r>
+      <w:r>
+        <w:rPr>
+          <w:rFonts w:ascii="Consolas" w:hAnsi="Consolas"/>
+          <w:sz w:val="19"/>
+        </w:rPr>
+        <w:t>navigation.cpp</w:t>
+      </w:r>
+      <w:r>
+        <w:t xml:space="preserve">, </w:t>
+      </w:r>
+      <w:r>
+        <w:rPr>
+          <w:rFonts w:ascii="Consolas" w:hAnsi="Consolas"/>
+          <w:sz w:val="19"/>
+        </w:rPr>
+        <w:t>radio_link.cpp</w:t>
+      </w:r>
+      <w:r>
+        <w:t xml:space="preserve">, </w:t>
+      </w:r>
+      <w:r>
+        <w:rPr>
+          <w:rFonts w:ascii="Consolas" w:hAnsi="Consolas"/>
+          <w:sz w:val="19"/>
+        </w:rPr>
+        <w:t>blackbox.cpp</w:t>
+      </w:r>
+      <w:r>
+        <w:t xml:space="preserve"> and </w:t>
+      </w:r>
+      <w:r>
+        <w:rPr>
+          <w:rFonts w:ascii="Consolas" w:hAnsi="Consolas"/>
+          <w:sz w:val="19"/>
+        </w:rPr>
+        <w:t>dshot_rmt.cpp</w:t>
+      </w:r>
+      <w:r>
+        <w:t xml:space="preserve"> — the host tests do not, and never did. See §10.4.</w:t>
       </w:r>
     </w:p>
     <w:p>
@@ -37574,6 +38348,192 @@
                 <w:sz w:val="18"/>
               </w:rPr>
               <w:t>Changed to 9x5x2. About 10% better hover efficiency for ~12% of peak thrust: 24 min hover and 16 km one-way, up from 22 min and 14.1 km</w:t>
+            </w:r>
+          </w:p>
+        </w:tc>
+      </w:tr>
+      <w:tr>
+        <w:tc>
+          <w:tcPr>
+            <w:tcW w:type="dxa" w:w="4968"/>
+          </w:tcPr>
+          <w:p>
+            <w:pPr>
+              <w:spacing w:after="40" w:before="40"/>
+            </w:pPr>
+            <w:r>
+              <w:rPr>
+                <w:rFonts w:ascii="Consolas" w:hAnsi="Consolas"/>
+                <w:sz w:val="18"/>
+              </w:rPr>
+              <w:t>initVl53l1x()</w:t>
+            </w:r>
+            <w:r>
+              <w:rPr>
+                <w:sz w:val="18"/>
+              </w:rPr>
+              <w:t xml:space="preserve"> read the downward rangefinder's model ID through </w:t>
+            </w:r>
+            <w:r>
+              <w:rPr>
+                <w:rFonts w:ascii="Consolas" w:hAnsi="Consolas"/>
+                <w:sz w:val="18"/>
+              </w:rPr>
+              <w:t>i2cRead(..., 0x010F, ...)</w:t>
+            </w:r>
+            <w:r>
+              <w:rPr>
+                <w:sz w:val="18"/>
+              </w:rPr>
+              <w:t xml:space="preserve">, whose register parameter is a </w:t>
+            </w:r>
+            <w:r>
+              <w:rPr>
+                <w:rFonts w:ascii="Consolas" w:hAnsi="Consolas"/>
+                <w:sz w:val="18"/>
+              </w:rPr>
+              <w:t>uint8_t</w:t>
+            </w:r>
+            <w:r>
+              <w:rPr>
+                <w:sz w:val="18"/>
+              </w:rPr>
+              <w:t>. The VL53L1X uses 16-bit register addressing, so 0x010F truncated to 0x0F and addressed the wrong register; the correct two-byte fallback beneath it ran only if that malformed transaction happened to fail. The landing flare and touchdown veto depend on this sensor</w:t>
+            </w:r>
+          </w:p>
+        </w:tc>
+        <w:tc>
+          <w:tcPr>
+            <w:tcW w:type="dxa" w:w="4968"/>
+          </w:tcPr>
+          <w:p>
+            <w:pPr>
+              <w:spacing w:after="40" w:before="40"/>
+            </w:pPr>
+            <w:r>
+              <w:rPr>
+                <w:sz w:val="18"/>
+              </w:rPr>
+              <w:t xml:space="preserve">Corrected to two-byte addressing, matching </w:t>
+            </w:r>
+            <w:r>
+              <w:rPr>
+                <w:rFonts w:ascii="Consolas" w:hAnsi="Consolas"/>
+                <w:sz w:val="18"/>
+              </w:rPr>
+              <w:t>readVl53l1x()</w:t>
+            </w:r>
+            <w:r>
+              <w:rPr>
+                <w:sz w:val="18"/>
+              </w:rPr>
+              <w:t>. Found by the compiler on the first build of the file — "changes value from 271 to 15"</w:t>
+            </w:r>
+          </w:p>
+        </w:tc>
+      </w:tr>
+      <w:tr>
+        <w:tc>
+          <w:tcPr>
+            <w:tcW w:type="dxa" w:w="4968"/>
+          </w:tcPr>
+          <w:p>
+            <w:pPr>
+              <w:spacing w:after="40" w:before="40"/>
+            </w:pPr>
+            <w:r>
+              <w:rPr>
+                <w:sz w:val="18"/>
+              </w:rPr>
+              <w:t xml:space="preserve">Eight of the nine </w:t>
+            </w:r>
+            <w:r>
+              <w:rPr>
+                <w:rFonts w:ascii="Consolas" w:hAnsi="Consolas"/>
+                <w:sz w:val="18"/>
+              </w:rPr>
+              <w:t>.cpp</w:t>
+            </w:r>
+            <w:r>
+              <w:rPr>
+                <w:sz w:val="18"/>
+              </w:rPr>
+              <w:t xml:space="preserve"> files in the repository had never been compiled by anything. The host suite builds the headers, where most of the logic lives, but links only </w:t>
+            </w:r>
+            <w:r>
+              <w:rPr>
+                <w:rFonts w:ascii="Consolas" w:hAnsi="Consolas"/>
+                <w:sz w:val="18"/>
+              </w:rPr>
+              <w:t>identity.cpp</w:t>
+            </w:r>
+            <w:r>
+              <w:rPr>
+                <w:sz w:val="18"/>
+              </w:rPr>
+              <w:t xml:space="preserve"> — every other implementation file needs Arduino and ESP-IDF, so none was ever built. The first real compile found </w:t>
+            </w:r>
+            <w:r>
+              <w:rPr>
+                <w:rFonts w:ascii="Consolas" w:hAnsi="Consolas"/>
+                <w:sz w:val="18"/>
+              </w:rPr>
+              <w:t>sensors.cpp</w:t>
+            </w:r>
+            <w:r>
+              <w:rPr>
+                <w:sz w:val="18"/>
+              </w:rPr>
+              <w:t xml:space="preserve"> using </w:t>
+            </w:r>
+            <w:r>
+              <w:rPr>
+                <w:rFonts w:ascii="Consolas" w:hAnsi="Consolas"/>
+                <w:sz w:val="18"/>
+              </w:rPr>
+              <w:t>SlewLimitedEma</w:t>
+            </w:r>
+            <w:r>
+              <w:rPr>
+                <w:sz w:val="18"/>
+              </w:rPr>
+              <w:t xml:space="preserve"> without including </w:t>
+            </w:r>
+            <w:r>
+              <w:rPr>
+                <w:rFonts w:ascii="Consolas" w:hAnsi="Consolas"/>
+                <w:sz w:val="18"/>
+              </w:rPr>
+              <w:t>filters.h</w:t>
+            </w:r>
+          </w:p>
+        </w:tc>
+        <w:tc>
+          <w:tcPr>
+            <w:tcW w:type="dxa" w:w="4968"/>
+          </w:tcPr>
+          <w:p>
+            <w:pPr>
+              <w:spacing w:after="40" w:before="40"/>
+            </w:pPr>
+            <w:r>
+              <w:rPr>
+                <w:sz w:val="18"/>
+              </w:rPr>
+              <w:t xml:space="preserve">Recorded in §10.4. </w:t>
+            </w:r>
+            <w:r>
+              <w:rPr>
+                <w:rFonts w:ascii="Consolas" w:hAnsi="Consolas"/>
+                <w:sz w:val="18"/>
+              </w:rPr>
+              <w:t>idf.py build</w:t>
+            </w:r>
+            <w:r>
+              <w:rPr>
+                <w:sz w:val="18"/>
+              </w:rPr>
+              <w:t xml:space="preserve"> is now the compile check for those files and §11.1 requires it before flashing. A green host run means the algorithms are right, not that the firmware compiles</w:t>
             </w:r>
           </w:p>
         </w:tc>

--- a/docs/Odyssey-10-Pro-Drone-System.docx
+++ b/docs/Odyssey-10-Pro-Drone-System.docx
@@ -90,7 +90,7 @@
         <w:t>Document revision:</w:t>
       </w:r>
       <w:r>
-        <w:t xml:space="preserve"> 4.6 — eight of nine source files had never been compiled</w:t>
+        <w:t xml:space="preserve"> 4.7 — the pinout no longer sits on the P4's USB data lines</w:t>
       </w:r>
     </w:p>
     <w:p>
@@ -26717,6 +26717,81 @@
     </w:p>
     <w:p>
       <w:pPr>
+        <w:ind w:left="432"/>
+        <w:shd w:val="clear" w:color="auto" w:fill="FFF2CC"/>
+      </w:pPr>
+      <w:r>
+        <w:rPr>
+          <w:b/>
+          <w:i/>
+        </w:rPr>
+        <w:t>FINDING 41. GPIO 24-27 are the USB Serial/JTAG data lines, and the pinout used all four.</w:t>
+      </w:r>
+      <w:r>
+        <w:rPr>
+          <w:i/>
+        </w:rPr>
+        <w:t xml:space="preserve"> The ESP32-P4 routes USB Serial/JTAG to GPIO 24/26 (D−) and 25/27 (D+). Revisions up to 4.6 assigned the AUX broadcast bus, the Remote ID health line, the parachute servo and CRSF RX to exactly those pins.  One line was enough to make the aircraft unbootable:  ``</w:t>
+      </w:r>
+      <w:r>
+        <w:rPr>
+          <w:rFonts w:ascii="Consolas" w:hAnsi="Consolas"/>
+          <w:i/>
+          <w:sz w:val="19"/>
+        </w:rPr>
+        <w:t xml:space="preserve"> pinMode(PIN_REMOTEID_HEALTH, INPUT_PULLDOWN);   // GPIO 25 = USB D+ </w:t>
+      </w:r>
+      <w:r>
+        <w:rPr>
+          <w:i/>
+        </w:rPr>
+        <w:t>`</w:t>
+      </w:r>
+      <w:r>
+        <w:rPr>
+          <w:rFonts w:ascii="Consolas" w:hAnsi="Consolas"/>
+          <w:i/>
+          <w:sz w:val="19"/>
+        </w:rPr>
+        <w:t xml:space="preserve">  The host loses the USB device, the chip takes </w:t>
+      </w:r>
+      <w:r>
+        <w:rPr>
+          <w:i/>
+        </w:rPr>
+        <w:t>rst:0x17 CHIP_USB_UART_RESET</w:t>
+      </w:r>
+      <w:r>
+        <w:rPr>
+          <w:rFonts w:ascii="Consolas" w:hAnsi="Consolas"/>
+          <w:i/>
+          <w:sz w:val="19"/>
+        </w:rPr>
+        <w:t xml:space="preserve">, and it boot-loops forever. Espressif documents this: reconfiguring these pins makes the device disappear from the system, recoverable only by forcing download mode by hand.  **This is not a development-board constraint.** It costs the finished aircraft its flashing port and its console. Found on hardware day, and only after a long detour — a port that opens and returns nothing looks identical to a crashed board, a mis-routed console or a bad reader, and all three were investigated first. What settled it was a flushed trace marker before each call in </w:t>
+      </w:r>
+      <w:r>
+        <w:rPr>
+          <w:i/>
+        </w:rPr>
+        <w:t>setup()</w:t>
+      </w:r>
+      <w:r>
+        <w:rPr>
+          <w:rFonts w:ascii="Consolas" w:hAnsi="Consolas"/>
+          <w:i/>
+          <w:sz w:val="19"/>
+        </w:rPr>
+        <w:t xml:space="preserve">, which named the offender in one run.  Corrected: the four moved to GPIO 39–42, and the </w:t>
+      </w:r>
+      <w:r>
+        <w:rPr>
+          <w:i/>
+        </w:rPr>
+        <w:t>devboard-pins` check now refuses any build that puts a function back on 24–27.</w:t>
+      </w:r>
+    </w:p>
+    <w:p>
+      <w:pPr>
         <w:pStyle w:val="Heading2"/>
       </w:pPr>
       <w:r>
@@ -28513,7 +28588,7 @@
           <w:rFonts w:ascii="Consolas" w:hAnsi="Consolas"/>
           <w:sz w:val="15"/>
         </w:rPr>
-        <w:t>GPIO 24  --&gt; AUX broadcast bus TX  [NEW] -&gt; beacon node RX and Remote ID module RX</w:t>
+        <w:t>GPIO 28  --&gt; ExpressLRS CRSF TX     [NEW] (ESP32 TX -&gt; receiver RX, handset telemetry)</w:t>
       </w:r>
     </w:p>
     <w:p>
@@ -28526,7 +28601,7 @@
           <w:rFonts w:ascii="Consolas" w:hAnsi="Consolas"/>
           <w:sz w:val="15"/>
         </w:rPr>
-        <w:t>GPIO 25  --&gt; Remote ID health line [NEW] (INPUT_PULLDOWN; module drives HIGH while</w:t>
+        <w:t>GPIO 39  --&gt; AUX broadcast bus TX  -&gt; beacon node RX and Remote ID module RX</w:t>
       </w:r>
     </w:p>
     <w:p>
@@ -28539,7 +28614,7 @@
           <w:rFonts w:ascii="Consolas" w:hAnsi="Consolas"/>
           <w:sz w:val="15"/>
         </w:rPr>
-        <w:t xml:space="preserve">             broadcasting -- a dead or unconfigured module blocks arming)</w:t>
+        <w:t>GPIO 40  --&gt; Remote ID health line (INPUT_PULLDOWN; module drives HIGH while</w:t>
       </w:r>
     </w:p>
     <w:p>
@@ -28552,7 +28627,7 @@
           <w:rFonts w:ascii="Consolas" w:hAnsi="Consolas"/>
           <w:sz w:val="15"/>
         </w:rPr>
-        <w:t>GPIO 26  --&gt; Ballistic parachute servo (LEDC 50 Hz, 16-bit)</w:t>
+        <w:t xml:space="preserve">             broadcasting -- a dead or unconfigured module blocks arming)</w:t>
       </w:r>
     </w:p>
     <w:p>
@@ -28565,7 +28640,7 @@
           <w:rFonts w:ascii="Consolas" w:hAnsi="Consolas"/>
           <w:sz w:val="15"/>
         </w:rPr>
-        <w:t>GPIO 27  --&gt; ExpressLRS CRSF RX     [NEW] (ESP32 RX &lt;- receiver TX @ 420000)</w:t>
+        <w:t>GPIO 41  --&gt; Ballistic parachute servo (LEDC 50 Hz, 16-bit)</w:t>
       </w:r>
     </w:p>
     <w:p>
@@ -28578,7 +28653,32 @@
           <w:rFonts w:ascii="Consolas" w:hAnsi="Consolas"/>
           <w:sz w:val="15"/>
         </w:rPr>
-        <w:t>GPIO 28  --&gt; ExpressLRS CRSF TX     [NEW] (ESP32 TX -&gt; receiver RX, handset telemetry)</w:t>
+        <w:t>GPIO 42  --&gt; ExpressLRS CRSF RX     (ESP32 RX &lt;- receiver TX @ 420000)</w:t>
+      </w:r>
+    </w:p>
+    <w:p>
+      <w:pPr>
+        <w:pStyle w:val="OdysseyCode"/>
+        <w:shd w:val="clear" w:color="auto" w:fill="F2F2F2"/>
+      </w:pPr>
+      <w:r>
+        <w:rPr>
+          <w:rFonts w:ascii="Consolas" w:hAnsi="Consolas"/>
+          <w:sz w:val="15"/>
+        </w:rPr>
+      </w:r>
+    </w:p>
+    <w:p>
+      <w:pPr>
+        <w:pStyle w:val="OdysseyCode"/>
+        <w:shd w:val="clear" w:color="auto" w:fill="F2F2F2"/>
+      </w:pPr>
+      <w:r>
+        <w:rPr>
+          <w:rFonts w:ascii="Consolas" w:hAnsi="Consolas"/>
+          <w:sz w:val="15"/>
+        </w:rPr>
+        <w:t>GPIO 24-27  RESERVED -- USB Serial/JTAG D-/D+. Do not use. See below.</w:t>
       </w:r>
     </w:p>
     <w:p>

--- a/docs/Odyssey-10-Pro-Drone-System.docx
+++ b/docs/Odyssey-10-Pro-Drone-System.docx
@@ -30043,6 +30043,32 @@
           <w:sz w:val="15"/>
         </w:rPr>
         <w:t>|       +-- Arduino.h</w:t>
+      </w:r>
+    </w:p>
+    <w:p>
+      <w:pPr>
+        <w:pStyle w:val="OdysseyCode"/>
+        <w:shd w:val="clear" w:color="auto" w:fill="F2F2F2"/>
+      </w:pPr>
+      <w:r>
+        <w:rPr>
+          <w:rFonts w:ascii="Consolas" w:hAnsi="Consolas"/>
+          <w:sz w:val="15"/>
+        </w:rPr>
+        <w:t>|       +-- sd_shim.h                 Fake MicroSD, so the real blackbox ring runs here</w:t>
+      </w:r>
+    </w:p>
+    <w:p>
+      <w:pPr>
+        <w:pStyle w:val="OdysseyCode"/>
+        <w:shd w:val="clear" w:color="auto" w:fill="F2F2F2"/>
+      </w:pPr>
+      <w:r>
+        <w:rPr>
+          <w:rFonts w:ascii="Consolas" w:hAnsi="Consolas"/>
+          <w:sz w:val="15"/>
+        </w:rPr>
+        <w:t>|       +-- SD.h, SPI.h, FS.h         Resolve blackbox.cpp's includes to sd_shim.h</w:t>
       </w:r>
     </w:p>
     <w:p>

--- a/docs/Odyssey-10-Pro-Drone-System.docx
+++ b/docs/Odyssey-10-Pro-Drone-System.docx
@@ -90,7 +90,7 @@
         <w:t>Document revision:</w:t>
       </w:r>
       <w:r>
-        <w:t xml:space="preserve"> 4.7 — the pinout no longer sits on the P4's USB data lines</w:t>
+        <w:t xml:space="preserve"> 4.8 — the build instructions describe a build that has actually run</w:t>
       </w:r>
     </w:p>
     <w:p>
@@ -8537,7 +8537,7 @@
           <w:rFonts w:ascii="Consolas" w:hAnsi="Consolas"/>
           <w:sz w:val="15"/>
         </w:rPr>
-        <w:t>pio run -e odyssey-fc                                       # 9-inch, 2810, 2-blade</w:t>
+        <w:t>idf.py build                                                # 9-inch, 2810, 2-blade</w:t>
       </w:r>
     </w:p>
     <w:p>
@@ -8550,7 +8550,7 @@
           <w:rFonts w:ascii="Consolas" w:hAnsi="Consolas"/>
           <w:sz w:val="15"/>
         </w:rPr>
-        <w:t>pio run -e odyssey-fc -- -DFRAME_SIZE_IN=7</w:t>
+        <w:t>idf.py build -DFRAME_SIZE_IN=7</w:t>
       </w:r>
     </w:p>
     <w:p>
@@ -8563,7 +8563,58 @@
           <w:rFonts w:ascii="Consolas" w:hAnsi="Consolas"/>
           <w:sz w:val="15"/>
         </w:rPr>
-        <w:t>pio run -e odyssey-fc -- -DFRAME_SIZE_IN=10 -DMOTOR_CLASS=MOTOR_3115 -DPROP_BLADES=3</w:t>
+        <w:t>idf.py build -DFRAME_SIZE_IN=10 -DMOTOR_CLASS=MOTOR_3115 -DPROP_BLADES=3</w:t>
+      </w:r>
+    </w:p>
+    <w:p>
+      <w:r>
+        <w:rPr>
+          <w:b/>
+        </w:rPr>
+        <w:t>These are cached, unlike the `pio run` form they replace.</w:t>
+      </w:r>
+      <w:r>
+        <w:t xml:space="preserve"> </w:t>
+      </w:r>
+      <w:r>
+        <w:rPr>
+          <w:rFonts w:ascii="Consolas" w:hAnsi="Consolas"/>
+          <w:sz w:val="19"/>
+        </w:rPr>
+        <w:t>idf.py -D</w:t>
+      </w:r>
+      <w:r>
+        <w:t xml:space="preserve"> sets a CMake cache variable, so a switch passed once keeps applying to every later </w:t>
+      </w:r>
+      <w:r>
+        <w:rPr>
+          <w:rFonts w:ascii="Consolas" w:hAnsi="Consolas"/>
+          <w:sz w:val="19"/>
+        </w:rPr>
+        <w:t>idf.py build</w:t>
+      </w:r>
+      <w:r>
+        <w:t xml:space="preserve"> until it is overridden or cleared with </w:t>
+      </w:r>
+      <w:r>
+        <w:rPr>
+          <w:rFonts w:ascii="Consolas" w:hAnsi="Consolas"/>
+          <w:sz w:val="19"/>
+        </w:rPr>
+        <w:t>idf.py fullclean</w:t>
+      </w:r>
+      <w:r>
+        <w:t>. The configure step prints each switch it applied (</w:t>
+      </w:r>
+      <w:r>
+        <w:rPr>
+          <w:rFonts w:ascii="Consolas" w:hAnsi="Consolas"/>
+          <w:sz w:val="19"/>
+        </w:rPr>
+        <w:t>-- odyssey: build switch FRAME_SIZE_IN=7</w:t>
+      </w:r>
+      <w:r>
+        <w:t>) and the firmware prints the resulting configuration at boot, because two builds are otherwise indistinguishable once flashed.</w:t>
       </w:r>
     </w:p>
     <w:tbl>
@@ -9016,7 +9067,7 @@
           <w:b/>
           <w:i/>
         </w:rPr>
-        <w:t>The `pio run` commands above do not work today, and this was verified on hardware day.</w:t>
+        <w:t>The flight controller builds with ESP-IDF, not PlatformIO, and this section was rewritten only after a build succeeded.</w:t>
       </w:r>
       <w:r>
         <w:rPr>
@@ -9064,7 +9115,7 @@
         <w:rPr>
           <w:i/>
         </w:rPr>
-        <w:t xml:space="preserve"> names — is not among them. </w:t>
+        <w:t xml:space="preserve"> names — is not among them, so </w:t>
       </w:r>
       <w:r>
         <w:rPr>
@@ -9078,7 +9129,7 @@
         <w:rPr>
           <w:i/>
         </w:rPr>
-        <w:t xml:space="preserve"> fails resolving the board, before it reaches a compiler. The ESP32-P4 is simply newer than the stock platform.  Two routes exist. </w:t>
+        <w:t xml:space="preserve"> fails resolving the board before it reaches a compiler. The ESP32-P4 is simply newer than the stock platform.  Of the two routes — </w:t>
       </w:r>
       <w:r>
         <w:rPr>
@@ -9091,7 +9142,7 @@
         <w:rPr>
           <w:i/>
         </w:rPr>
-        <w:t xml:space="preserve">, a community fork of the platform carrying a current Arduino-ESP32, keeps the build file almost unchanged but points the toolchain at a third-party fork. </w:t>
+        <w:t xml:space="preserve">, a community fork carrying a current Arduino-ESP32, or </w:t>
       </w:r>
       <w:r>
         <w:rPr>
@@ -9104,20 +9155,62 @@
         <w:rPr>
           <w:i/>
         </w:rPr>
-        <w:t xml:space="preserve">, which is official and supports the P4 directly, but means an IDF project layout with Arduino pulled in as a component.  </w:t>
+        <w:t xml:space="preserve">, official and supporting the P4 directly — ESP-IDF was chosen, with Arduino pulled in as a managed component.  </w:t>
       </w:r>
       <w:r>
         <w:rPr>
           <w:b/>
           <w:i/>
         </w:rPr>
-        <w:t>ESP-IDF was chosen.</w:t>
+        <w:t>The other three images are still PlatformIO projects</w:t>
       </w:r>
       <w:r>
         <w:rPr>
           <w:i/>
         </w:rPr>
-        <w:t xml:space="preserve"> The build instructions in this section will be rewritten once a build has actually succeeded — not before. Documenting a command that has never run is what produced this note in the first place.</w:t>
+        <w:t xml:space="preserve">, and correctly so: the beacon node, Remote ID module and ground station target the ESP32-C3, C6 and S3, which the stock platform has supported for years. Only the P4 needed moving. See §10.6.  An earlier revision of this note promised the instructions would be rewritten "when a build succeeds, not before". They have been, and the switches above were verified by building a non-default combination and confirming the binary changed — the 9-inch image embeds </w:t>
+      </w:r>
+      <w:r>
+        <w:rPr>
+          <w:rFonts w:ascii="Consolas" w:hAnsi="Consolas"/>
+          <w:i/>
+          <w:sz w:val="19"/>
+        </w:rPr>
+        <w:t>2810 900 KV</w:t>
+      </w:r>
+      <w:r>
+        <w:rPr>
+          <w:i/>
+        </w:rPr>
+        <w:t xml:space="preserve">, the </w:t>
+      </w:r>
+      <w:r>
+        <w:rPr>
+          <w:rFonts w:ascii="Consolas" w:hAnsi="Consolas"/>
+          <w:i/>
+          <w:sz w:val="19"/>
+        </w:rPr>
+        <w:t>-DFRAME_SIZE_IN=7</w:t>
+      </w:r>
+      <w:r>
+        <w:rPr>
+          <w:i/>
+        </w:rPr>
+        <w:t xml:space="preserve"> image embeds </w:t>
+      </w:r>
+      <w:r>
+        <w:rPr>
+          <w:rFonts w:ascii="Consolas" w:hAnsi="Consolas"/>
+          <w:i/>
+          <w:sz w:val="19"/>
+        </w:rPr>
+        <w:t>2807 1300 KV</w:t>
+      </w:r>
+      <w:r>
+        <w:rPr>
+          <w:i/>
+        </w:rPr>
+        <w:t>.</w:t>
       </w:r>
     </w:p>
     <w:p>
@@ -12866,7 +12959,47 @@
     </w:p>
     <w:p>
       <w:r>
-        <w:t>Build with DShot enabled and read what it says at boot:</w:t>
+        <w:t xml:space="preserve">Build with DShot enabled and read what it says at boot. </w:t>
+      </w:r>
+      <w:r>
+        <w:rPr>
+          <w:rFonts w:ascii="Consolas" w:hAnsi="Consolas"/>
+          <w:sz w:val="19"/>
+        </w:rPr>
+        <w:t>DSHOT_ENABLE</w:t>
+      </w:r>
+      <w:r>
+        <w:t xml:space="preserve"> is force-set in </w:t>
+      </w:r>
+      <w:r>
+        <w:rPr>
+          <w:rFonts w:ascii="Consolas" w:hAnsi="Consolas"/>
+          <w:sz w:val="19"/>
+        </w:rPr>
+        <w:t>firmware/flight-controller/CMakeLists.txt</w:t>
+      </w:r>
+      <w:r>
+        <w:t xml:space="preserve"> rather than passed on the command line, so that the </w:t>
+      </w:r>
+      <w:r>
+        <w:rPr>
+          <w:rFonts w:ascii="Consolas" w:hAnsi="Consolas"/>
+          <w:sz w:val="19"/>
+        </w:rPr>
+        <w:t>unverified-defaults</w:t>
+      </w:r>
+      <w:r>
+        <w:t xml:space="preserve"> check can keep it at 0 in </w:t>
+      </w:r>
+      <w:r>
+        <w:rPr>
+          <w:rFonts w:ascii="Consolas" w:hAnsi="Consolas"/>
+          <w:sz w:val="19"/>
+        </w:rPr>
+        <w:t>config.h</w:t>
+      </w:r>
+      <w:r>
+        <w:t xml:space="preserve"> — an unproven feature must not become the default by being convenient:</w:t>
       </w:r>
     </w:p>
     <w:p>
@@ -12879,7 +13012,33 @@
           <w:rFonts w:ascii="Consolas" w:hAnsi="Consolas"/>
           <w:sz w:val="15"/>
         </w:rPr>
-        <w:t>pio run -e odyssey-fc -t upload -- -DDSHOT_ENABLE=1</w:t>
+        <w:t>idf.py set-target esp32p4          # first time only; sdkconfig.defaults does not set it</w:t>
+      </w:r>
+    </w:p>
+    <w:p>
+      <w:pPr>
+        <w:pStyle w:val="OdysseyCode"/>
+        <w:shd w:val="clear" w:color="auto" w:fill="F2F2F2"/>
+      </w:pPr>
+      <w:r>
+        <w:rPr>
+          <w:rFonts w:ascii="Consolas" w:hAnsi="Consolas"/>
+          <w:sz w:val="15"/>
+        </w:rPr>
+        <w:t>idf.py build</w:t>
+      </w:r>
+    </w:p>
+    <w:p>
+      <w:pPr>
+        <w:pStyle w:val="OdysseyCode"/>
+        <w:shd w:val="clear" w:color="auto" w:fill="F2F2F2"/>
+      </w:pPr>
+      <w:r>
+        <w:rPr>
+          <w:rFonts w:ascii="Consolas" w:hAnsi="Consolas"/>
+          <w:sz w:val="15"/>
+        </w:rPr>
+        <w:t>idf.py -p COM12 flash monitor      # your port</w:t>
       </w:r>
     </w:p>
     <w:p>
@@ -13118,6 +13277,94 @@
       </w:tr>
     </w:tbl>
     <w:p/>
+    <w:p>
+      <w:pPr>
+        <w:ind w:left="432"/>
+        <w:shd w:val="clear" w:color="auto" w:fill="FFF2CC"/>
+      </w:pPr>
+      <w:r>
+        <w:rPr>
+          <w:b/>
+          <w:i/>
+        </w:rPr>
+        <w:t>STEP 0 IS DONE. Assumptions 1, 2 and 3 hold</w:t>
+      </w:r>
+      <w:r>
+        <w:rPr>
+          <w:i/>
+        </w:rPr>
+        <w:t>, on an ESP32-P4-Function-EV-Board on 2026-08-23:  ``</w:t>
+      </w:r>
+      <w:r>
+        <w:rPr>
+          <w:rFonts w:ascii="Consolas" w:hAnsi="Consolas"/>
+          <w:i/>
+          <w:sz w:val="19"/>
+        </w:rPr>
+        <w:t xml:space="preserve"> I (378) dshot: DShot300 on 10 MHz RMT: 33 ticks/bit (9999 ppm error), bidirectional DShot output active (analog PWM is NOT in use) </w:t>
+      </w:r>
+      <w:r>
+        <w:rPr>
+          <w:i/>
+        </w:rPr>
+        <w:t>`</w:t>
+      </w:r>
+      <w:r>
+        <w:rPr>
+          <w:rFonts w:ascii="Consolas" w:hAnsi="Consolas"/>
+          <w:i/>
+          <w:sz w:val="19"/>
+        </w:rPr>
+        <w:t xml:space="preserve">  Four TX and four RX channels allocated on shared GPIOs. **Assumption 1 — that a TX and an RX channel can share one pin — is confirmed**, which was the one that could have invalidated the bidirectional design rather than merely needed tuning. The 9999 ppm bit error is 1%, exactly what the host tests compute from 33 ticks at 10 MHz, and the first agreement between this document's arithmetic and the silicon.  **Assumption 4 remains untested.** It needs an ESC, and it is step 2.  Two things had to be fixed to get here, and neither was a DShot problem — see findings 42 and 43 below. A third was found before them: </w:t>
+      </w:r>
+      <w:r>
+        <w:rPr>
+          <w:i/>
+        </w:rPr>
+        <w:t>mem_block_symbols</w:t>
+      </w:r>
+      <w:r>
+        <w:rPr>
+          <w:rFonts w:ascii="Consolas" w:hAnsi="Consolas"/>
+          <w:i/>
+          <w:sz w:val="19"/>
+        </w:rPr>
+        <w:t xml:space="preserve"> was 64 against a chip whose RMT channels hold 48 words, so the first two motors consumed all four TX candidates and motor 2 failed with </w:t>
+      </w:r>
+      <w:r>
+        <w:rPr>
+          <w:i/>
+        </w:rPr>
+        <w:t>no free tx channels</w:t>
+      </w:r>
+      <w:r>
+        <w:rPr>
+          <w:rFonts w:ascii="Consolas" w:hAnsi="Consolas"/>
+          <w:i/>
+          <w:sz w:val="19"/>
+        </w:rPr>
+        <w:t xml:space="preserve">. It is now derived from </w:t>
+      </w:r>
+      <w:r>
+        <w:rPr>
+          <w:i/>
+        </w:rPr>
+        <w:t xml:space="preserve">SOC_RMT_MEM_WORDS_PER_CHANNEL`. Note that four TX plus four RX uses the </w:t>
+      </w:r>
+      <w:r>
+        <w:rPr>
+          <w:b/>
+          <w:i/>
+        </w:rPr>
+        <w:t>entire</w:t>
+      </w:r>
+      <w:r>
+        <w:rPr>
+          <w:i/>
+        </w:rPr>
+        <w:t xml:space="preserve"> RMT peripheral, 8 of 8: nothing else in this firmware may ever claim an RMT channel.</w:t>
+      </w:r>
+    </w:p>
     <w:p>
       <w:pPr>
         <w:ind w:left="432"/>
@@ -15554,7 +15801,16 @@
         <w:t>Also required, and free:</w:t>
       </w:r>
       <w:r>
-        <w:t xml:space="preserve"> a toolchain with ESP32-P4 support — PlatformIO, or ESP-IDF 5.x directly. </w:t>
+        <w:t xml:space="preserve"> </w:t>
+      </w:r>
+      <w:r>
+        <w:rPr>
+          <w:b/>
+        </w:rPr>
+        <w:t>ESP-IDF 5.x</w:t>
+      </w:r>
+      <w:r>
+        <w:t xml:space="preserve">. Not PlatformIO — its stock platform cannot resolve the P4 at all (§3.2). </w:t>
       </w:r>
       <w:r>
         <w:rPr>
@@ -15564,7 +15820,7 @@
         <w:t>dshot_rmt.cpp</w:t>
       </w:r>
       <w:r>
-        <w:t xml:space="preserve"> is written against the IDF 5 RMT API.</w:t>
+        <w:t xml:space="preserve"> is written against the IDF 5 RMT API, which is also why the port was cheap: the code already targeted the toolchain it moved to.</w:t>
       </w:r>
     </w:p>
     <w:p>
@@ -26707,7 +26963,7 @@
           <w:rFonts w:ascii="Consolas" w:hAnsi="Consolas"/>
           <w:sz w:val="15"/>
         </w:rPr>
-        <w:t>pio run -e odyssey-fc -- -DFLIGHT_LOOP_HZ=1000        # 9-inch, faster loop</w:t>
+        <w:t>idf.py build -DFLIGHT_LOOP_HZ=1000                    # 9-inch, faster loop</w:t>
       </w:r>
     </w:p>
     <w:p>
@@ -26788,6 +27044,197 @@
           <w:i/>
         </w:rPr>
         <w:t>devboard-pins` check now refuses any build that puts a function back on 24–27.</w:t>
+      </w:r>
+    </w:p>
+    <w:p>
+      <w:pPr>
+        <w:ind w:left="432"/>
+        <w:shd w:val="clear" w:color="auto" w:fill="FFF2CC"/>
+      </w:pPr>
+      <w:r>
+        <w:rPr>
+          <w:b/>
+          <w:i/>
+        </w:rPr>
+        <w:t>FINDING 42. The battery ADC was on a pin that has no ADC.</w:t>
+      </w:r>
+      <w:r>
+        <w:rPr>
+          <w:i/>
+        </w:rPr>
+        <w:t xml:space="preserve"> </w:t>
+      </w:r>
+      <w:r>
+        <w:rPr>
+          <w:rFonts w:ascii="Consolas" w:hAnsi="Consolas"/>
+          <w:i/>
+          <w:sz w:val="19"/>
+        </w:rPr>
+        <w:t>PIN_BATT_ADC</w:t>
+      </w:r>
+      <w:r>
+        <w:rPr>
+          <w:i/>
+        </w:rPr>
+        <w:t xml:space="preserve"> was GPIO 1. The ESP32-P4's ADC reaches GPIO 16–23 (ADC1) and 49–54 (ADC2) and nothing else.  </w:t>
+      </w:r>
+      <w:r>
+        <w:rPr>
+          <w:rFonts w:ascii="Consolas" w:hAnsi="Consolas"/>
+          <w:i/>
+          <w:sz w:val="19"/>
+        </w:rPr>
+        <w:t>analogReadMilliVolts()</w:t>
+      </w:r>
+      <w:r>
+        <w:rPr>
+          <w:i/>
+        </w:rPr>
+        <w:t xml:space="preserve"> on any other pin does not return a poor reading — it takes a Load access fault:  ``</w:t>
+      </w:r>
+      <w:r>
+        <w:rPr>
+          <w:rFonts w:ascii="Consolas" w:hAnsi="Consolas"/>
+          <w:i/>
+          <w:sz w:val="19"/>
+        </w:rPr>
+        <w:t xml:space="preserve"> Guru Meditation Error: Core 0 panic'ed (Load access fault) __analogReadMilliVolts  &lt;- SensorHub::serviceSlowSensors  &lt;- TaskTelemetry </w:t>
+      </w:r>
+      <w:r>
+        <w:rPr>
+          <w:i/>
+        </w:rPr>
+        <w:t>`</w:t>
+      </w:r>
+      <w:r>
+        <w:rPr>
+          <w:rFonts w:ascii="Consolas" w:hAnsi="Consolas"/>
+          <w:i/>
+          <w:sz w:val="19"/>
+        </w:rPr>
+        <w:t xml:space="preserve">  Pack voltage drives the return-to-home threshold and the landing decision, so this crashed the aircraft's judgement rather than a displayed number. Moved to **GPIO 51** on ADC2, because every free ADC1 pin collides with the GNSS, the VTX, the LiDAR or the development board's SDIO bus. The </w:t>
+      </w:r>
+      <w:r>
+        <w:rPr>
+          <w:i/>
+        </w:rPr>
+        <w:t>devboard-pins</w:t>
+      </w:r>
+      <w:r>
+        <w:rPr>
+          <w:rFonts w:ascii="Consolas" w:hAnsi="Consolas"/>
+          <w:i/>
+          <w:sz w:val="19"/>
+        </w:rPr>
+        <w:t xml:space="preserve"> check now refuses any build whose </w:t>
+      </w:r>
+      <w:r>
+        <w:rPr>
+          <w:i/>
+        </w:rPr>
+        <w:t>PIN_BATT_ADC` cannot reach an ADC.  Found on the first DShot-enabled boot — not by DShot, but because that was the first boot that ran far enough to reach the telemetry task.</w:t>
+      </w:r>
+    </w:p>
+    <w:p>
+      <w:pPr>
+        <w:ind w:left="432"/>
+        <w:shd w:val="clear" w:color="auto" w:fill="FFF2CC"/>
+      </w:pPr>
+      <w:r>
+        <w:rPr>
+          <w:b/>
+          <w:i/>
+        </w:rPr>
+        <w:t>FINDING 43, and it was mine.</w:t>
+      </w:r>
+      <w:r>
+        <w:rPr>
+          <w:i/>
+        </w:rPr>
+        <w:t xml:space="preserve"> Moving </w:t>
+      </w:r>
+      <w:r>
+        <w:rPr>
+          <w:rFonts w:ascii="Consolas" w:hAnsi="Consolas"/>
+          <w:i/>
+          <w:sz w:val="19"/>
+        </w:rPr>
+        <w:t>PIN_AUX_BUS_TX</w:t>
+      </w:r>
+      <w:r>
+        <w:rPr>
+          <w:i/>
+        </w:rPr>
+        <w:t xml:space="preserve"> to GPIO 39 to clear the USB data lines (finding 41) broke the AUX bus, because </w:t>
+      </w:r>
+      <w:r>
+        <w:rPr>
+          <w:rFonts w:ascii="Consolas" w:hAnsi="Consolas"/>
+          <w:i/>
+          <w:sz w:val="19"/>
+        </w:rPr>
+        <w:t>AuxSerial</w:t>
+      </w:r>
+      <w:r>
+        <w:rPr>
+          <w:i/>
+        </w:rPr>
+        <w:t xml:space="preserve"> was </w:t>
+      </w:r>
+      <w:r>
+        <w:rPr>
+          <w:rFonts w:ascii="Consolas" w:hAnsi="Consolas"/>
+          <w:i/>
+          <w:sz w:val="19"/>
+        </w:rPr>
+        <w:t>HardwareSerial(5)</w:t>
+      </w:r>
+      <w:r>
+        <w:rPr>
+          <w:i/>
+        </w:rPr>
+        <w:t xml:space="preserve"> — the LP-UART, which can only attach to LP-IO pins, GPIO 0–15 on this chip:  ``</w:t>
+      </w:r>
+      <w:r>
+        <w:rPr>
+          <w:rFonts w:ascii="Consolas" w:hAnsi="Consolas"/>
+          <w:i/>
+          <w:sz w:val="19"/>
+        </w:rPr>
+        <w:t xml:space="preserve"> lp_uart_config_io(): Failed to initialize LP_IO 39 </w:t>
+      </w:r>
+      <w:r>
+        <w:rPr>
+          <w:i/>
+        </w:rPr>
+        <w:t>`</w:t>
+      </w:r>
+      <w:r>
+        <w:rPr>
+          <w:rFonts w:ascii="Consolas" w:hAnsi="Consolas"/>
+          <w:i/>
+          <w:sz w:val="19"/>
+        </w:rPr>
+        <w:t xml:space="preserve">  That whole range is already spoken for by the ADC input, the arm button, the motors, I²C and the LoRa SPI bus, so there was nowhere to put it. </w:t>
+      </w:r>
+      <w:r>
+        <w:rPr>
+          <w:i/>
+        </w:rPr>
+        <w:t xml:space="preserve">AuxSerial` moved to </w:t>
+      </w:r>
+      <w:r>
+        <w:rPr>
+          <w:b/>
+          <w:i/>
+        </w:rPr>
+        <w:t>UART1</w:t>
+      </w:r>
+      <w:r>
+        <w:rPr>
+          <w:i/>
+        </w:rPr>
+        <w:t xml:space="preserve"> instead. The AUX bus is a one-way broadcast to the beacon and Remote ID module while the aircraft is powered, so it gains nothing from a low-power UART, and UART1 was free once the console moved to USB.  The lesson is narrower than "check the pins": a pin move is not a local edit when the peripheral behind the pin has its own constraints. The check added for finding 41 verified that 24–27 stayed clear; it did not know the LP-UART existed. It does now.</w:t>
       </w:r>
     </w:p>
     <w:p>
@@ -29280,7 +29727,25 @@
     </w:p>
     <w:p>
       <w:r>
-        <w:t>The firmware is a buildable PlatformIO project, not a listing in this document. Four images share one protocol header.</w:t>
+        <w:t xml:space="preserve">The firmware is a set of buildable projects, not a listing in this document. Four images share one protocol header. The flight controller builds with </w:t>
+      </w:r>
+      <w:r>
+        <w:rPr>
+          <w:b/>
+        </w:rPr>
+        <w:t>ESP-IDF</w:t>
+      </w:r>
+      <w:r>
+        <w:t xml:space="preserve"> because PlatformIO cannot target the ESP32-P4 (§3.2); the other three remain </w:t>
+      </w:r>
+      <w:r>
+        <w:rPr>
+          <w:b/>
+        </w:rPr>
+        <w:t>PlatformIO</w:t>
+      </w:r>
+      <w:r>
+        <w:t xml:space="preserve"> projects, which suits the C3, C6 and S3 they run on.</w:t>
       </w:r>
     </w:p>
     <w:p>
@@ -31386,6 +31851,47 @@
       </w:r>
     </w:p>
     <w:p>
+      <w:r>
+        <w:rPr>
+          <w:b/>
+        </w:rPr>
+        <w:t>Flight controller — ESP-IDF.</w:t>
+      </w:r>
+      <w:r>
+        <w:t xml:space="preserve"> A fresh clone or a new git worktree needs two setup steps first, because </w:t>
+      </w:r>
+      <w:r>
+        <w:rPr>
+          <w:rFonts w:ascii="Consolas" w:hAnsi="Consolas"/>
+          <w:sz w:val="19"/>
+        </w:rPr>
+        <w:t>sdkconfig</w:t>
+      </w:r>
+      <w:r>
+        <w:t xml:space="preserve"> and the vendored Arduino components are both gitignored. Skipping them produces two failures in a row that name neither cause: an unresolved </w:t>
+      </w:r>
+      <w:r>
+        <w:rPr>
+          <w:rFonts w:ascii="Consolas" w:hAnsi="Consolas"/>
+          <w:sz w:val="19"/>
+        </w:rPr>
+        <w:t>Adafruit_BusIO</w:t>
+      </w:r>
+      <w:r>
+        <w:t xml:space="preserve">, then a missing </w:t>
+      </w:r>
+      <w:r>
+        <w:rPr>
+          <w:rFonts w:ascii="Consolas" w:hAnsi="Consolas"/>
+          <w:sz w:val="19"/>
+        </w:rPr>
+        <w:t>xtensa-esp32-elf-gcc</w:t>
+      </w:r>
+      <w:r>
+        <w:t xml:space="preserve"> — the default target, not the P4.</w:t>
+      </w:r>
+    </w:p>
+    <w:p>
       <w:pPr>
         <w:pStyle w:val="OdysseyCode"/>
         <w:shd w:val="clear" w:color="auto" w:fill="F2F2F2"/>
@@ -31395,22 +31901,176 @@
           <w:rFonts w:ascii="Consolas" w:hAnsi="Consolas"/>
           <w:sz w:val="15"/>
         </w:rPr>
-        <w:t>cd firmware/flight-controller &amp;&amp; pio run -t upload</w:t>
-      </w:r>
-    </w:p>
-    <w:p>
-      <w:r>
-        <w:t xml:space="preserve">Each of the four firmware directories is an independent PlatformIO project. Build them in any order; they share </w:t>
-      </w:r>
+        <w:t>cd firmware/flight-controller</w:t>
+      </w:r>
+    </w:p>
+    <w:p>
+      <w:pPr>
+        <w:pStyle w:val="OdysseyCode"/>
+        <w:shd w:val="clear" w:color="auto" w:fill="F2F2F2"/>
+      </w:pPr>
+      <w:r>
+        <w:rPr>
+          <w:rFonts w:ascii="Consolas" w:hAnsi="Consolas"/>
+          <w:sz w:val="15"/>
+        </w:rPr>
+        <w:t>python ../../tools/fetch_arduino_libs.py   # vendors the 6 Arduino libraries</w:t>
+      </w:r>
+    </w:p>
+    <w:p>
+      <w:pPr>
+        <w:pStyle w:val="OdysseyCode"/>
+        <w:shd w:val="clear" w:color="auto" w:fill="F2F2F2"/>
+      </w:pPr>
+      <w:r>
+        <w:rPr>
+          <w:rFonts w:ascii="Consolas" w:hAnsi="Consolas"/>
+          <w:sz w:val="15"/>
+        </w:rPr>
+        <w:t>idf.py set-target esp32p4                  # sdkconfig.defaults does NOT set the target</w:t>
+      </w:r>
+    </w:p>
+    <w:p>
+      <w:pPr>
+        <w:pStyle w:val="OdysseyCode"/>
+        <w:shd w:val="clear" w:color="auto" w:fill="F2F2F2"/>
+      </w:pPr>
+      <w:r>
+        <w:rPr>
+          <w:rFonts w:ascii="Consolas" w:hAnsi="Consolas"/>
+          <w:sz w:val="15"/>
+        </w:rPr>
+        <w:t>idf.py build</w:t>
+      </w:r>
+    </w:p>
+    <w:p>
+      <w:pPr>
+        <w:pStyle w:val="OdysseyCode"/>
+        <w:shd w:val="clear" w:color="auto" w:fill="F2F2F2"/>
+      </w:pPr>
+      <w:r>
+        <w:rPr>
+          <w:rFonts w:ascii="Consolas" w:hAnsi="Consolas"/>
+          <w:sz w:val="15"/>
+        </w:rPr>
+        <w:t>idf.py -p COM12 flash monitor              # your port</w:t>
+      </w:r>
+    </w:p>
+    <w:p>
       <w:r>
         <w:rPr>
           <w:rFonts w:ascii="Consolas" w:hAnsi="Consolas"/>
           <w:sz w:val="19"/>
         </w:rPr>
+        <w:t>idf.py set-target</w:t>
+      </w:r>
+      <w:r>
+        <w:t xml:space="preserve"> implies a </w:t>
+      </w:r>
+      <w:r>
+        <w:rPr>
+          <w:rFonts w:ascii="Consolas" w:hAnsi="Consolas"/>
+          <w:sz w:val="19"/>
+        </w:rPr>
+        <w:t>fullclean</w:t>
+      </w:r>
+      <w:r>
+        <w:t xml:space="preserve"> and refuses to run if </w:t>
+      </w:r>
+      <w:r>
+        <w:rPr>
+          <w:rFonts w:ascii="Consolas" w:hAnsi="Consolas"/>
+          <w:sz w:val="19"/>
+        </w:rPr>
+        <w:t>build/</w:t>
+      </w:r>
+      <w:r>
+        <w:t xml:space="preserve"> exists but is not a valid CMake tree, so delete </w:t>
+      </w:r>
+      <w:r>
+        <w:rPr>
+          <w:rFonts w:ascii="Consolas" w:hAnsi="Consolas"/>
+          <w:sz w:val="19"/>
+        </w:rPr>
+        <w:t>build/</w:t>
+      </w:r>
+      <w:r>
+        <w:t xml:space="preserve"> by hand if an earlier failed configure left one behind.</w:t>
+      </w:r>
+    </w:p>
+    <w:p>
+      <w:r>
+        <w:rPr>
+          <w:b/>
+        </w:rPr>
+        <w:t>Beacon node, Remote ID and ground station — PlatformIO.</w:t>
+      </w:r>
+      <w:r>
+        <w:t xml:space="preserve"> These target the ESP32-C3, C6 and S3, all of which the stock </w:t>
+      </w:r>
+      <w:r>
+        <w:rPr>
+          <w:rFonts w:ascii="Consolas" w:hAnsi="Consolas"/>
+          <w:sz w:val="19"/>
+        </w:rPr>
+        <w:t>espressif32</w:t>
+      </w:r>
+      <w:r>
+        <w:t xml:space="preserve"> platform has supported for years:</w:t>
+      </w:r>
+    </w:p>
+    <w:p>
+      <w:pPr>
+        <w:pStyle w:val="OdysseyCode"/>
+        <w:shd w:val="clear" w:color="auto" w:fill="F2F2F2"/>
+      </w:pPr>
+      <w:r>
+        <w:rPr>
+          <w:rFonts w:ascii="Consolas" w:hAnsi="Consolas"/>
+          <w:sz w:val="15"/>
+        </w:rPr>
+        <w:t>cd firmware/beacon-node   &amp;&amp; pio run -t upload</w:t>
+      </w:r>
+    </w:p>
+    <w:p>
+      <w:pPr>
+        <w:pStyle w:val="OdysseyCode"/>
+        <w:shd w:val="clear" w:color="auto" w:fill="F2F2F2"/>
+      </w:pPr>
+      <w:r>
+        <w:rPr>
+          <w:rFonts w:ascii="Consolas" w:hAnsi="Consolas"/>
+          <w:sz w:val="15"/>
+        </w:rPr>
+        <w:t>cd firmware/remote-id     &amp;&amp; pio run -t upload</w:t>
+      </w:r>
+    </w:p>
+    <w:p>
+      <w:pPr>
+        <w:pStyle w:val="OdysseyCode"/>
+        <w:shd w:val="clear" w:color="auto" w:fill="F2F2F2"/>
+      </w:pPr>
+      <w:r>
+        <w:rPr>
+          <w:rFonts w:ascii="Consolas" w:hAnsi="Consolas"/>
+          <w:sz w:val="15"/>
+        </w:rPr>
+        <w:t>cd firmware/ground-station &amp;&amp; pio run -t upload</w:t>
+      </w:r>
+    </w:p>
+    <w:p>
+      <w:r>
+        <w:t xml:space="preserve">Build them in any order; all four share </w:t>
+      </w:r>
+      <w:r>
+        <w:rPr>
+          <w:rFonts w:ascii="Consolas" w:hAnsi="Consolas"/>
+          <w:sz w:val="19"/>
+        </w:rPr>
         <w:t>shared/odyssey_link.h</w:t>
       </w:r>
       <w:r>
-        <w:t xml:space="preserve"> by include path, so a protocol change rebuilds all four.</w:t>
+        <w:t xml:space="preserve"> by include path, so a protocol change rebuilds every image.</w:t>
       </w:r>
     </w:p>
     <w:p>
@@ -38756,9 +39416,425 @@
             </w:pPr>
             <w:r>
               <w:rPr>
-                <w:sz w:val="18"/>
-              </w:rPr>
-              <w:t>Recorded in §3.2. ESP-IDF 5.5 chosen over the pioarduino community fork; the instructions will be rewritten when a build succeeds, not before</w:t>
+                <w:b/>
+                <w:sz w:val="18"/>
+              </w:rPr>
+              <w:t>Closed.</w:t>
+            </w:r>
+            <w:r>
+              <w:rPr>
+                <w:sz w:val="18"/>
+              </w:rPr>
+              <w:t xml:space="preserve"> ESP-IDF 5.5 chosen over the pioarduino community fork, and every </w:t>
+            </w:r>
+            <w:r>
+              <w:rPr>
+                <w:rFonts w:ascii="Consolas" w:hAnsi="Consolas"/>
+                <w:sz w:val="18"/>
+              </w:rPr>
+              <w:t>pio run</w:t>
+            </w:r>
+            <w:r>
+              <w:rPr>
+                <w:sz w:val="18"/>
+              </w:rPr>
+              <w:t xml:space="preserve"> line for the flight controller rewritten in §3.2, §4.3.2, §6 and §10.6 — after a build succeeded, as that note promised. </w:t>
+            </w:r>
+            <w:r>
+              <w:rPr>
+                <w:rFonts w:ascii="Consolas" w:hAnsi="Consolas"/>
+                <w:sz w:val="18"/>
+              </w:rPr>
+              <w:t>idf.py -D</w:t>
+            </w:r>
+            <w:r>
+              <w:rPr>
+                <w:sz w:val="18"/>
+              </w:rPr>
+              <w:t xml:space="preserve"> sets CMake cache variables rather than compile definitions, so </w:t>
+            </w:r>
+            <w:r>
+              <w:rPr>
+                <w:rFonts w:ascii="Consolas" w:hAnsi="Consolas"/>
+                <w:sz w:val="18"/>
+              </w:rPr>
+              <w:t>CMakeLists.txt</w:t>
+            </w:r>
+            <w:r>
+              <w:rPr>
+                <w:sz w:val="18"/>
+              </w:rPr>
+              <w:t xml:space="preserve"> now forwards the documented switches; verified by building a non-default combination and confirming the binary changed. The other three images are still PlatformIO, correctly</w:t>
+            </w:r>
+          </w:p>
+        </w:tc>
+      </w:tr>
+      <w:tr>
+        <w:tc>
+          <w:tcPr>
+            <w:tcW w:type="dxa" w:w="4968"/>
+          </w:tcPr>
+          <w:p>
+            <w:pPr>
+              <w:spacing w:after="40" w:before="40"/>
+            </w:pPr>
+            <w:r>
+              <w:rPr>
+                <w:rFonts w:ascii="Consolas" w:hAnsi="Consolas"/>
+                <w:sz w:val="18"/>
+              </w:rPr>
+              <w:t>PIN_BATT_ADC</w:t>
+            </w:r>
+            <w:r>
+              <w:rPr>
+                <w:sz w:val="18"/>
+              </w:rPr>
+              <w:t xml:space="preserve"> was GPIO 1, which has no ADC on the ESP32-P4 — ADC1 is 16–23 and ADC2 is 49–54. </w:t>
+            </w:r>
+            <w:r>
+              <w:rPr>
+                <w:rFonts w:ascii="Consolas" w:hAnsi="Consolas"/>
+                <w:sz w:val="18"/>
+              </w:rPr>
+              <w:t>analogReadMilliVolts()</w:t>
+            </w:r>
+            <w:r>
+              <w:rPr>
+                <w:sz w:val="18"/>
+              </w:rPr>
+              <w:t xml:space="preserve"> there takes a Load access fault rather than returning a poor reading, in the telemetry task, and pack voltage drives the return-to-home threshold and the landing decision</w:t>
+            </w:r>
+          </w:p>
+        </w:tc>
+        <w:tc>
+          <w:tcPr>
+            <w:tcW w:type="dxa" w:w="4968"/>
+          </w:tcPr>
+          <w:p>
+            <w:pPr>
+              <w:spacing w:after="40" w:before="40"/>
+            </w:pPr>
+            <w:r>
+              <w:rPr>
+                <w:sz w:val="18"/>
+              </w:rPr>
+              <w:t xml:space="preserve">Moved to GPIO 51 on ADC2; </w:t>
+            </w:r>
+            <w:r>
+              <w:rPr>
+                <w:rFonts w:ascii="Consolas" w:hAnsi="Consolas"/>
+                <w:sz w:val="18"/>
+              </w:rPr>
+              <w:t>devboard-pins</w:t>
+            </w:r>
+            <w:r>
+              <w:rPr>
+                <w:sz w:val="18"/>
+              </w:rPr>
+              <w:t xml:space="preserve"> now refuses a </w:t>
+            </w:r>
+            <w:r>
+              <w:rPr>
+                <w:rFonts w:ascii="Consolas" w:hAnsi="Consolas"/>
+                <w:sz w:val="18"/>
+              </w:rPr>
+              <w:t>PIN_BATT_ADC</w:t>
+            </w:r>
+            <w:r>
+              <w:rPr>
+                <w:sz w:val="18"/>
+              </w:rPr>
+              <w:t xml:space="preserve"> that cannot reach an ADC. §8.3, finding 42</w:t>
+            </w:r>
+          </w:p>
+        </w:tc>
+      </w:tr>
+      <w:tr>
+        <w:tc>
+          <w:tcPr>
+            <w:tcW w:type="dxa" w:w="4968"/>
+          </w:tcPr>
+          <w:p>
+            <w:pPr>
+              <w:spacing w:after="40" w:before="40"/>
+            </w:pPr>
+            <w:r>
+              <w:rPr>
+                <w:sz w:val="18"/>
+              </w:rPr>
+              <w:t xml:space="preserve">Moving </w:t>
+            </w:r>
+            <w:r>
+              <w:rPr>
+                <w:rFonts w:ascii="Consolas" w:hAnsi="Consolas"/>
+                <w:sz w:val="18"/>
+              </w:rPr>
+              <w:t>PIN_AUX_BUS_TX</w:t>
+            </w:r>
+            <w:r>
+              <w:rPr>
+                <w:sz w:val="18"/>
+              </w:rPr>
+              <w:t xml:space="preserve"> off the USB data lines put it on GPIO 39, but </w:t>
+            </w:r>
+            <w:r>
+              <w:rPr>
+                <w:rFonts w:ascii="Consolas" w:hAnsi="Consolas"/>
+                <w:sz w:val="18"/>
+              </w:rPr>
+              <w:t>AuxSerial</w:t>
+            </w:r>
+            <w:r>
+              <w:rPr>
+                <w:sz w:val="18"/>
+              </w:rPr>
+              <w:t xml:space="preserve"> was the LP-UART, which can only attach to LP-IO pins — GPIO 0–15. The AUX broadcast to the beacon and Remote ID module failed to start. Introduced by the fix for finding 41</w:t>
+            </w:r>
+          </w:p>
+        </w:tc>
+        <w:tc>
+          <w:tcPr>
+            <w:tcW w:type="dxa" w:w="4968"/>
+          </w:tcPr>
+          <w:p>
+            <w:pPr>
+              <w:spacing w:after="40" w:before="40"/>
+            </w:pPr>
+            <w:r>
+              <w:rPr>
+                <w:rFonts w:ascii="Consolas" w:hAnsi="Consolas"/>
+                <w:sz w:val="18"/>
+              </w:rPr>
+              <w:t>AuxSerial</w:t>
+            </w:r>
+            <w:r>
+              <w:rPr>
+                <w:sz w:val="18"/>
+              </w:rPr>
+              <w:t xml:space="preserve"> moved to UART1, free since the console went to USB; the LP-IO constraint is now checked. §8.3, finding 43</w:t>
+            </w:r>
+          </w:p>
+        </w:tc>
+      </w:tr>
+      <w:tr>
+        <w:tc>
+          <w:tcPr>
+            <w:tcW w:type="dxa" w:w="4968"/>
+          </w:tcPr>
+          <w:p>
+            <w:pPr>
+              <w:spacing w:after="40" w:before="40"/>
+            </w:pPr>
+            <w:r>
+              <w:rPr>
+                <w:sz w:val="18"/>
+              </w:rPr>
+              <w:t xml:space="preserve">The blackbox ring buffer used </w:t>
+            </w:r>
+            <w:r>
+              <w:rPr>
+                <w:rFonts w:ascii="Consolas" w:hAnsi="Consolas"/>
+                <w:sz w:val="18"/>
+              </w:rPr>
+              <w:t>volatile</w:t>
+            </w:r>
+            <w:r>
+              <w:rPr>
+                <w:sz w:val="18"/>
+              </w:rPr>
+              <w:t xml:space="preserve"> for </w:t>
+            </w:r>
+            <w:r>
+              <w:rPr>
+                <w:rFonts w:ascii="Consolas" w:hAnsi="Consolas"/>
+                <w:sz w:val="18"/>
+              </w:rPr>
+              <w:t>head_</w:t>
+            </w:r>
+            <w:r>
+              <w:rPr>
+                <w:sz w:val="18"/>
+              </w:rPr>
+              <w:t xml:space="preserve">, </w:t>
+            </w:r>
+            <w:r>
+              <w:rPr>
+                <w:rFonts w:ascii="Consolas" w:hAnsi="Consolas"/>
+                <w:sz w:val="18"/>
+              </w:rPr>
+              <w:t>tail_</w:t>
+            </w:r>
+            <w:r>
+              <w:rPr>
+                <w:sz w:val="18"/>
+              </w:rPr>
+              <w:t xml:space="preserve"> and </w:t>
+            </w:r>
+            <w:r>
+              <w:rPr>
+                <w:rFonts w:ascii="Consolas" w:hAnsi="Consolas"/>
+                <w:sz w:val="18"/>
+              </w:rPr>
+              <w:t>dropped_</w:t>
+            </w:r>
+            <w:r>
+              <w:rPr>
+                <w:sz w:val="18"/>
+              </w:rPr>
+              <w:t xml:space="preserve"> across two CPU cores — </w:t>
+            </w:r>
+            <w:r>
+              <w:rPr>
+                <w:rFonts w:ascii="Consolas" w:hAnsi="Consolas"/>
+                <w:sz w:val="18"/>
+              </w:rPr>
+              <w:t>push()</w:t>
+            </w:r>
+            <w:r>
+              <w:rPr>
+                <w:sz w:val="18"/>
+              </w:rPr>
+              <w:t xml:space="preserve"> in the flight loop on core 1, </w:t>
+            </w:r>
+            <w:r>
+              <w:rPr>
+                <w:rFonts w:ascii="Consolas" w:hAnsi="Consolas"/>
+                <w:sz w:val="18"/>
+              </w:rPr>
+              <w:t>service()</w:t>
+            </w:r>
+            <w:r>
+              <w:rPr>
+                <w:sz w:val="18"/>
+              </w:rPr>
+              <w:t xml:space="preserve"> in the storage task on core 0. </w:t>
+            </w:r>
+            <w:r>
+              <w:rPr>
+                <w:rFonts w:ascii="Consolas" w:hAnsi="Consolas"/>
+                <w:sz w:val="18"/>
+              </w:rPr>
+              <w:t>volatile</w:t>
+            </w:r>
+            <w:r>
+              <w:rPr>
+                <w:sz w:val="18"/>
+              </w:rPr>
+              <w:t xml:space="preserve"> emits no barrier and does not order the non-volatile store of </w:t>
+            </w:r>
+            <w:r>
+              <w:rPr>
+                <w:rFonts w:ascii="Consolas" w:hAnsi="Consolas"/>
+                <w:sz w:val="18"/>
+              </w:rPr>
+              <w:t>ring_[head_]</w:t>
+            </w:r>
+            <w:r>
+              <w:rPr>
+                <w:sz w:val="18"/>
+              </w:rPr>
+              <w:t xml:space="preserve"> against the volatile store to </w:t>
+            </w:r>
+            <w:r>
+              <w:rPr>
+                <w:rFonts w:ascii="Consolas" w:hAnsi="Consolas"/>
+                <w:sz w:val="18"/>
+              </w:rPr>
+              <w:t>head_</w:t>
+            </w:r>
+            <w:r>
+              <w:rPr>
+                <w:sz w:val="18"/>
+              </w:rPr>
+              <w:t xml:space="preserve">, so the consumer could observe an advanced index while the slot still held the previous record. </w:t>
+            </w:r>
+            <w:r>
+              <w:rPr>
+                <w:rFonts w:ascii="Consolas" w:hAnsi="Consolas"/>
+                <w:sz w:val="18"/>
+              </w:rPr>
+              <w:t>BlackBoxRecord</w:t>
+            </w:r>
+            <w:r>
+              <w:rPr>
+                <w:sz w:val="18"/>
+              </w:rPr>
+              <w:t xml:space="preserve"> is 54 bytes, so the failure is a torn record written silently into the one file that exists to explain a crash</w:t>
+            </w:r>
+          </w:p>
+        </w:tc>
+        <w:tc>
+          <w:tcPr>
+            <w:tcW w:type="dxa" w:w="4968"/>
+          </w:tcPr>
+          <w:p>
+            <w:pPr>
+              <w:spacing w:after="40" w:before="40"/>
+            </w:pPr>
+            <w:r>
+              <w:rPr>
+                <w:rFonts w:ascii="Consolas" w:hAnsi="Consolas"/>
+                <w:sz w:val="18"/>
+              </w:rPr>
+              <w:t>std::atomic</w:t>
+            </w:r>
+            <w:r>
+              <w:rPr>
+                <w:sz w:val="18"/>
+              </w:rPr>
+              <w:t xml:space="preserve"> with paired acquire/release, and a </w:t>
+            </w:r>
+            <w:r>
+              <w:rPr>
+                <w:rFonts w:ascii="Consolas" w:hAnsi="Consolas"/>
+                <w:sz w:val="18"/>
+              </w:rPr>
+              <w:t>static_assert</w:t>
+            </w:r>
+            <w:r>
+              <w:rPr>
+                <w:sz w:val="18"/>
+              </w:rPr>
+              <w:t xml:space="preserve"> that the atomic is lock-free so no mutex enters the 500 Hz flight loop. </w:t>
+            </w:r>
+            <w:r>
+              <w:rPr>
+                <w:rFonts w:ascii="Consolas" w:hAnsi="Consolas"/>
+                <w:sz w:val="18"/>
+              </w:rPr>
+              <w:t>endFlight()</w:t>
+            </w:r>
+            <w:r>
+              <w:rPr>
+                <w:sz w:val="18"/>
+              </w:rPr>
+              <w:t xml:space="preserve"> also drained </w:t>
+            </w:r>
+            <w:r>
+              <w:rPr>
+                <w:i/>
+                <w:sz w:val="18"/>
+              </w:rPr>
+              <w:t>before</w:t>
+            </w:r>
+            <w:r>
+              <w:rPr>
+                <w:sz w:val="18"/>
+              </w:rPr>
+              <w:t xml:space="preserve"> clearing its open flag, stranding every record pushed in between — the last samples before landing — and </w:t>
+            </w:r>
+            <w:r>
+              <w:rPr>
+                <w:rFonts w:ascii="Consolas" w:hAnsi="Consolas"/>
+                <w:sz w:val="18"/>
+              </w:rPr>
+              <w:t>service()</w:t>
+            </w:r>
+            <w:r>
+              <w:rPr>
+                <w:sz w:val="18"/>
+              </w:rPr>
+              <w:t xml:space="preserve"> had two callers on tasks that preempt each other, sharing one batch buffer. §10.4</w:t>
             </w:r>
           </w:p>
         </w:tc>
